--- a/scientificProject1/report/startup_success_report.docx
+++ b/scientificProject1/report/startup_success_report.docx
@@ -43,6 +43,268 @@
           <w:sz w:val="22"/>
         </w:rPr>
         <w:t>PSL M1 — March 2026</w:t>
+      </w:r>
+    </w:p>
+    <w:p>
+      <w:r>
+        <w:br w:type="page"/>
+      </w:r>
+    </w:p>
+    <w:p>
+      <w:pPr>
+        <w:pStyle w:val="Heading1"/>
+        <w:jc w:val="center"/>
+      </w:pPr>
+      <w:r>
+        <w:rPr>
+          <w:b/>
+        </w:rPr>
+        <w:t>Contents</w:t>
+      </w:r>
+    </w:p>
+    <w:p>
+      <w:pPr>
+        <w:spacing w:before="40" w:after="40"/>
+      </w:pPr>
+      <w:r>
+        <w:rPr>
+          <w:sz w:val="24"/>
+          <w:szCs w:val="24"/>
+          <w:b/>
+        </w:rPr>
+        <w:t>Introduction</w:t>
+      </w:r>
+    </w:p>
+    <w:p>
+      <w:pPr>
+        <w:spacing w:before="40" w:after="40"/>
+      </w:pPr>
+      <w:r>
+        <w:rPr>
+          <w:sz w:val="24"/>
+          <w:szCs w:val="24"/>
+          <w:b/>
+        </w:rPr>
+        <w:t>1  Dataset Description</w:t>
+      </w:r>
+    </w:p>
+    <w:p>
+      <w:pPr>
+        <w:spacing w:before="40" w:after="40"/>
+      </w:pPr>
+      <w:r>
+        <w:rPr>
+          <w:sz w:val="24"/>
+          <w:szCs w:val="24"/>
+          <w:b/>
+        </w:rPr>
+        <w:t>2  Exploratory Data Analysis</w:t>
+      </w:r>
+    </w:p>
+    <w:p>
+      <w:pPr>
+        <w:ind w:left="360"/>
+        <w:spacing w:before="40" w:after="40"/>
+      </w:pPr>
+      <w:r>
+        <w:rPr>
+          <w:sz w:val="22"/>
+          <w:szCs w:val="22"/>
+          <w:color w:val="555555"/>
+        </w:rPr>
+        <w:t>    2.1  Class Distribution</w:t>
+      </w:r>
+    </w:p>
+    <w:p>
+      <w:pPr>
+        <w:ind w:left="360"/>
+        <w:spacing w:before="40" w:after="40"/>
+      </w:pPr>
+      <w:r>
+        <w:rPr>
+          <w:sz w:val="22"/>
+          <w:szCs w:val="22"/>
+          <w:color w:val="555555"/>
+        </w:rPr>
+        <w:t>    2.2  Feature Distributions and Skewness</w:t>
+      </w:r>
+    </w:p>
+    <w:p>
+      <w:pPr>
+        <w:ind w:left="360"/>
+        <w:spacing w:before="40" w:after="40"/>
+      </w:pPr>
+      <w:r>
+        <w:rPr>
+          <w:sz w:val="22"/>
+          <w:szCs w:val="22"/>
+          <w:color w:val="555555"/>
+        </w:rPr>
+        <w:t>    2.3  Feature Quality Analysis</w:t>
+      </w:r>
+    </w:p>
+    <w:p>
+      <w:pPr>
+        <w:spacing w:before="40" w:after="40"/>
+      </w:pPr>
+      <w:r>
+        <w:rPr>
+          <w:sz w:val="24"/>
+          <w:szCs w:val="24"/>
+          <w:b/>
+        </w:rPr>
+        <w:t>3  Preprocessing</w:t>
+      </w:r>
+    </w:p>
+    <w:p>
+      <w:pPr>
+        <w:spacing w:before="40" w:after="40"/>
+      </w:pPr>
+      <w:r>
+        <w:rPr>
+          <w:sz w:val="24"/>
+          <w:szCs w:val="24"/>
+          <w:b/>
+        </w:rPr>
+        <w:t>4  Supervised Learning</w:t>
+      </w:r>
+    </w:p>
+    <w:p>
+      <w:pPr>
+        <w:ind w:left="360"/>
+        <w:spacing w:before="40" w:after="40"/>
+      </w:pPr>
+      <w:r>
+        <w:rPr>
+          <w:sz w:val="22"/>
+          <w:szCs w:val="22"/>
+          <w:color w:val="555555"/>
+        </w:rPr>
+        <w:t>    4.1  Hyperparameter Tuning</w:t>
+      </w:r>
+    </w:p>
+    <w:p>
+      <w:pPr>
+        <w:ind w:left="360"/>
+        <w:spacing w:before="40" w:after="40"/>
+      </w:pPr>
+      <w:r>
+        <w:rPr>
+          <w:sz w:val="22"/>
+          <w:szCs w:val="22"/>
+          <w:color w:val="555555"/>
+        </w:rPr>
+        <w:t>    4.2  Model Comparison</w:t>
+      </w:r>
+    </w:p>
+    <w:p>
+      <w:pPr>
+        <w:ind w:left="360"/>
+        <w:spacing w:before="40" w:after="40"/>
+      </w:pPr>
+      <w:r>
+        <w:rPr>
+          <w:sz w:val="22"/>
+          <w:szCs w:val="22"/>
+          <w:color w:val="555555"/>
+        </w:rPr>
+        <w:t>    4.3  Final Model Evaluation — Logistic Regression</w:t>
+      </w:r>
+    </w:p>
+    <w:p>
+      <w:pPr>
+        <w:spacing w:before="40" w:after="40"/>
+      </w:pPr>
+      <w:r>
+        <w:rPr>
+          <w:sz w:val="24"/>
+          <w:szCs w:val="24"/>
+          <w:b/>
+        </w:rPr>
+        <w:t>5  Unsupervised Learning</w:t>
+      </w:r>
+    </w:p>
+    <w:p>
+      <w:pPr>
+        <w:ind w:left="360"/>
+        <w:spacing w:before="40" w:after="40"/>
+      </w:pPr>
+      <w:r>
+        <w:rPr>
+          <w:sz w:val="22"/>
+          <w:szCs w:val="22"/>
+          <w:color w:val="555555"/>
+        </w:rPr>
+        <w:t>    5.1  PCA — Variance Analysis</w:t>
+      </w:r>
+    </w:p>
+    <w:p>
+      <w:pPr>
+        <w:ind w:left="360"/>
+        <w:spacing w:before="40" w:after="40"/>
+      </w:pPr>
+      <w:r>
+        <w:rPr>
+          <w:sz w:val="22"/>
+          <w:szCs w:val="22"/>
+          <w:color w:val="555555"/>
+        </w:rPr>
+        <w:t>    5.2  K-Means Clustering</w:t>
+      </w:r>
+    </w:p>
+    <w:p>
+      <w:pPr>
+        <w:ind w:left="360"/>
+        <w:spacing w:before="40" w:after="40"/>
+      </w:pPr>
+      <w:r>
+        <w:rPr>
+          <w:sz w:val="22"/>
+          <w:szCs w:val="22"/>
+          <w:color w:val="555555"/>
+        </w:rPr>
+        <w:t>    5.3  Cluster Profiles</w:t>
+      </w:r>
+    </w:p>
+    <w:p>
+      <w:pPr>
+        <w:ind w:left="360"/>
+        <w:spacing w:before="40" w:after="40"/>
+      </w:pPr>
+      <w:r>
+        <w:rPr>
+          <w:sz w:val="22"/>
+          <w:szCs w:val="22"/>
+          <w:color w:val="555555"/>
+        </w:rPr>
+        <w:t>    5.4  Clusters vs. Outcomes</w:t>
+      </w:r>
+    </w:p>
+    <w:p>
+      <w:pPr>
+        <w:ind w:left="360"/>
+        <w:spacing w:before="40" w:after="40"/>
+      </w:pPr>
+      <w:r>
+        <w:rPr>
+          <w:sz w:val="22"/>
+          <w:szCs w:val="22"/>
+          <w:color w:val="555555"/>
+        </w:rPr>
+        <w:t>    5.5  Hierarchical Clustering</w:t>
+      </w:r>
+    </w:p>
+    <w:p>
+      <w:pPr>
+        <w:spacing w:before="40" w:after="40"/>
+      </w:pPr>
+      <w:r>
+        <w:rPr>
+          <w:sz w:val="24"/>
+          <w:szCs w:val="24"/>
+          <w:b/>
+        </w:rPr>
+        <w:t>6  Conclusion</w:t>
       </w:r>
     </w:p>
     <w:p>

--- a/scientificProject1/report/startup_success_report.docx
+++ b/scientificProject1/report/startup_success_report.docx
@@ -54,7 +54,7 @@
     <w:p>
       <w:pPr>
         <w:rPr>
-          <w:rFonts w:eastAsia="宋体" w:hint="eastAsia"/>
+          <w:rFonts w:eastAsia="宋体"/>
           <w:lang w:eastAsia="zh-CN"/>
         </w:rPr>
       </w:pPr>
@@ -65,6 +65,12 @@
     <w:sdt>
       <w:sdtPr>
         <w:rPr>
+          <w:rFonts w:asciiTheme="minorHAnsi" w:eastAsiaTheme="minorEastAsia" w:hAnsiTheme="minorHAnsi" w:cstheme="minorBidi"/>
+          <w:b w:val="0"/>
+          <w:bCs w:val="0"/>
+          <w:color w:val="auto"/>
+          <w:sz w:val="22"/>
+          <w:szCs w:val="22"/>
           <w:lang w:val="zh-CN" w:eastAsia="zh-CN"/>
         </w:rPr>
         <w:id w:val="459144879"/>
@@ -75,10 +81,6 @@
       </w:sdtPr>
       <w:sdtEndPr>
         <w:rPr>
-          <w:rFonts w:asciiTheme="minorHAnsi" w:eastAsiaTheme="minorEastAsia" w:hAnsiTheme="minorHAnsi" w:cstheme="minorBidi"/>
-          <w:color w:val="auto"/>
-          <w:sz w:val="22"/>
-          <w:szCs w:val="22"/>
           <w:lang w:eastAsia="en-US"/>
         </w:rPr>
       </w:sdtEndPr>
@@ -86,9 +88,6 @@
         <w:p>
           <w:pPr>
             <w:pStyle w:val="TOC"/>
-            <w:rPr>
-              <w:rFonts w:hint="eastAsia"/>
-            </w:rPr>
           </w:pPr>
           <w:r>
             <w:rPr>
@@ -121,7 +120,7 @@
           <w:r>
             <w:fldChar w:fldCharType="separate"/>
           </w:r>
-          <w:hyperlink w:anchor="_Toc225885085" w:history="1">
+          <w:hyperlink w:anchor="_Toc225980293" w:history="1">
             <w:r>
               <w:rPr>
                 <w:rStyle w:val="aff9"/>
@@ -148,7 +147,7 @@
                 <w:noProof/>
                 <w:webHidden/>
               </w:rPr>
-              <w:instrText xml:space="preserve"> PAGEREF _Toc225885085 \h </w:instrText>
+              <w:instrText xml:space="preserve"> PAGEREF _Toc225980293 \h </w:instrText>
             </w:r>
             <w:r>
               <w:rPr>
@@ -193,7 +192,7 @@
               <w14:ligatures w14:val="standardContextual"/>
             </w:rPr>
           </w:pPr>
-          <w:hyperlink w:anchor="_Toc225885086" w:history="1">
+          <w:hyperlink w:anchor="_Toc225980294" w:history="1">
             <w:r>
               <w:rPr>
                 <w:rStyle w:val="aff9"/>
@@ -220,7 +219,7 @@
                 <w:noProof/>
                 <w:webHidden/>
               </w:rPr>
-              <w:instrText xml:space="preserve"> PAGEREF _Toc225885086 \h </w:instrText>
+              <w:instrText xml:space="preserve"> PAGEREF _Toc225980294 \h </w:instrText>
             </w:r>
             <w:r>
               <w:rPr>
@@ -265,7 +264,7 @@
               <w14:ligatures w14:val="standardContextual"/>
             </w:rPr>
           </w:pPr>
-          <w:hyperlink w:anchor="_Toc225885087" w:history="1">
+          <w:hyperlink w:anchor="_Toc225980295" w:history="1">
             <w:r>
               <w:rPr>
                 <w:rStyle w:val="aff9"/>
@@ -292,7 +291,7 @@
                 <w:noProof/>
                 <w:webHidden/>
               </w:rPr>
-              <w:instrText xml:space="preserve"> PAGEREF _Toc225885087 \h </w:instrText>
+              <w:instrText xml:space="preserve"> PAGEREF _Toc225980295 \h </w:instrText>
             </w:r>
             <w:r>
               <w:rPr>
@@ -338,7 +337,7 @@
               <w14:ligatures w14:val="standardContextual"/>
             </w:rPr>
           </w:pPr>
-          <w:hyperlink w:anchor="_Toc225885088" w:history="1">
+          <w:hyperlink w:anchor="_Toc225980296" w:history="1">
             <w:r>
               <w:rPr>
                 <w:rStyle w:val="aff9"/>
@@ -365,7 +364,7 @@
                 <w:noProof/>
                 <w:webHidden/>
               </w:rPr>
-              <w:instrText xml:space="preserve"> PAGEREF _Toc225885088 \h </w:instrText>
+              <w:instrText xml:space="preserve"> PAGEREF _Toc225980296 \h </w:instrText>
             </w:r>
             <w:r>
               <w:rPr>
@@ -411,7 +410,7 @@
               <w14:ligatures w14:val="standardContextual"/>
             </w:rPr>
           </w:pPr>
-          <w:hyperlink w:anchor="_Toc225885089" w:history="1">
+          <w:hyperlink w:anchor="_Toc225980297" w:history="1">
             <w:r>
               <w:rPr>
                 <w:rStyle w:val="aff9"/>
@@ -438,7 +437,7 @@
                 <w:noProof/>
                 <w:webHidden/>
               </w:rPr>
-              <w:instrText xml:space="preserve"> PAGEREF _Toc225885089 \h </w:instrText>
+              <w:instrText xml:space="preserve"> PAGEREF _Toc225980297 \h </w:instrText>
             </w:r>
             <w:r>
               <w:rPr>
@@ -484,7 +483,7 @@
               <w14:ligatures w14:val="standardContextual"/>
             </w:rPr>
           </w:pPr>
-          <w:hyperlink w:anchor="_Toc225885090" w:history="1">
+          <w:hyperlink w:anchor="_Toc225980298" w:history="1">
             <w:r>
               <w:rPr>
                 <w:rStyle w:val="aff9"/>
@@ -511,7 +510,7 @@
                 <w:noProof/>
                 <w:webHidden/>
               </w:rPr>
-              <w:instrText xml:space="preserve"> PAGEREF _Toc225885090 \h </w:instrText>
+              <w:instrText xml:space="preserve"> PAGEREF _Toc225980298 \h </w:instrText>
             </w:r>
             <w:r>
               <w:rPr>
@@ -556,7 +555,7 @@
               <w14:ligatures w14:val="standardContextual"/>
             </w:rPr>
           </w:pPr>
-          <w:hyperlink w:anchor="_Toc225885091" w:history="1">
+          <w:hyperlink w:anchor="_Toc225980299" w:history="1">
             <w:r>
               <w:rPr>
                 <w:rStyle w:val="aff9"/>
@@ -583,7 +582,7 @@
                 <w:noProof/>
                 <w:webHidden/>
               </w:rPr>
-              <w:instrText xml:space="preserve"> PAGEREF _Toc225885091 \h </w:instrText>
+              <w:instrText xml:space="preserve"> PAGEREF _Toc225980299 \h </w:instrText>
             </w:r>
             <w:r>
               <w:rPr>
@@ -628,7 +627,7 @@
               <w14:ligatures w14:val="standardContextual"/>
             </w:rPr>
           </w:pPr>
-          <w:hyperlink w:anchor="_Toc225885092" w:history="1">
+          <w:hyperlink w:anchor="_Toc225980300" w:history="1">
             <w:r>
               <w:rPr>
                 <w:rStyle w:val="aff9"/>
@@ -655,7 +654,7 @@
                 <w:noProof/>
                 <w:webHidden/>
               </w:rPr>
-              <w:instrText xml:space="preserve"> PAGEREF _Toc225885092 \h </w:instrText>
+              <w:instrText xml:space="preserve"> PAGEREF _Toc225980300 \h </w:instrText>
             </w:r>
             <w:r>
               <w:rPr>
@@ -701,7 +700,7 @@
               <w14:ligatures w14:val="standardContextual"/>
             </w:rPr>
           </w:pPr>
-          <w:hyperlink w:anchor="_Toc225885093" w:history="1">
+          <w:hyperlink w:anchor="_Toc225980301" w:history="1">
             <w:r>
               <w:rPr>
                 <w:rStyle w:val="aff9"/>
@@ -728,7 +727,7 @@
                 <w:noProof/>
                 <w:webHidden/>
               </w:rPr>
-              <w:instrText xml:space="preserve"> PAGEREF _Toc225885093 \h </w:instrText>
+              <w:instrText xml:space="preserve"> PAGEREF _Toc225980301 \h </w:instrText>
             </w:r>
             <w:r>
               <w:rPr>
@@ -774,7 +773,7 @@
               <w14:ligatures w14:val="standardContextual"/>
             </w:rPr>
           </w:pPr>
-          <w:hyperlink w:anchor="_Toc225885094" w:history="1">
+          <w:hyperlink w:anchor="_Toc225980302" w:history="1">
             <w:r>
               <w:rPr>
                 <w:rStyle w:val="aff9"/>
@@ -801,7 +800,7 @@
                 <w:noProof/>
                 <w:webHidden/>
               </w:rPr>
-              <w:instrText xml:space="preserve"> PAGEREF _Toc225885094 \h </w:instrText>
+              <w:instrText xml:space="preserve"> PAGEREF _Toc225980302 \h </w:instrText>
             </w:r>
             <w:r>
               <w:rPr>
@@ -847,7 +846,7 @@
               <w14:ligatures w14:val="standardContextual"/>
             </w:rPr>
           </w:pPr>
-          <w:hyperlink w:anchor="_Toc225885095" w:history="1">
+          <w:hyperlink w:anchor="_Toc225980303" w:history="1">
             <w:r>
               <w:rPr>
                 <w:rStyle w:val="aff9"/>
@@ -874,7 +873,7 @@
                 <w:noProof/>
                 <w:webHidden/>
               </w:rPr>
-              <w:instrText xml:space="preserve"> PAGEREF _Toc225885095 \h </w:instrText>
+              <w:instrText xml:space="preserve"> PAGEREF _Toc225980303 \h </w:instrText>
             </w:r>
             <w:r>
               <w:rPr>
@@ -919,7 +918,7 @@
               <w14:ligatures w14:val="standardContextual"/>
             </w:rPr>
           </w:pPr>
-          <w:hyperlink w:anchor="_Toc225885096" w:history="1">
+          <w:hyperlink w:anchor="_Toc225980304" w:history="1">
             <w:r>
               <w:rPr>
                 <w:rStyle w:val="aff9"/>
@@ -946,7 +945,7 @@
                 <w:noProof/>
                 <w:webHidden/>
               </w:rPr>
-              <w:instrText xml:space="preserve"> PAGEREF _Toc225885096 \h </w:instrText>
+              <w:instrText xml:space="preserve"> PAGEREF _Toc225980304 \h </w:instrText>
             </w:r>
             <w:r>
               <w:rPr>
@@ -992,7 +991,7 @@
               <w14:ligatures w14:val="standardContextual"/>
             </w:rPr>
           </w:pPr>
-          <w:hyperlink w:anchor="_Toc225885097" w:history="1">
+          <w:hyperlink w:anchor="_Toc225980305" w:history="1">
             <w:r>
               <w:rPr>
                 <w:rStyle w:val="aff9"/>
@@ -1019,7 +1018,7 @@
                 <w:noProof/>
                 <w:webHidden/>
               </w:rPr>
-              <w:instrText xml:space="preserve"> PAGEREF _Toc225885097 \h </w:instrText>
+              <w:instrText xml:space="preserve"> PAGEREF _Toc225980305 \h </w:instrText>
             </w:r>
             <w:r>
               <w:rPr>
@@ -1065,7 +1064,7 @@
               <w14:ligatures w14:val="standardContextual"/>
             </w:rPr>
           </w:pPr>
-          <w:hyperlink w:anchor="_Toc225885098" w:history="1">
+          <w:hyperlink w:anchor="_Toc225980306" w:history="1">
             <w:r>
               <w:rPr>
                 <w:rStyle w:val="aff9"/>
@@ -1092,7 +1091,7 @@
                 <w:noProof/>
                 <w:webHidden/>
               </w:rPr>
-              <w:instrText xml:space="preserve"> PAGEREF _Toc225885098 \h </w:instrText>
+              <w:instrText xml:space="preserve"> PAGEREF _Toc225980306 \h </w:instrText>
             </w:r>
             <w:r>
               <w:rPr>
@@ -1138,7 +1137,7 @@
               <w14:ligatures w14:val="standardContextual"/>
             </w:rPr>
           </w:pPr>
-          <w:hyperlink w:anchor="_Toc225885099" w:history="1">
+          <w:hyperlink w:anchor="_Toc225980307" w:history="1">
             <w:r>
               <w:rPr>
                 <w:rStyle w:val="aff9"/>
@@ -1165,7 +1164,7 @@
                 <w:noProof/>
                 <w:webHidden/>
               </w:rPr>
-              <w:instrText xml:space="preserve"> PAGEREF _Toc225885099 \h </w:instrText>
+              <w:instrText xml:space="preserve"> PAGEREF _Toc225980307 \h </w:instrText>
             </w:r>
             <w:r>
               <w:rPr>
@@ -1211,7 +1210,7 @@
               <w14:ligatures w14:val="standardContextual"/>
             </w:rPr>
           </w:pPr>
-          <w:hyperlink w:anchor="_Toc225885100" w:history="1">
+          <w:hyperlink w:anchor="_Toc225980308" w:history="1">
             <w:r>
               <w:rPr>
                 <w:rStyle w:val="aff9"/>
@@ -1238,7 +1237,7 @@
                 <w:noProof/>
                 <w:webHidden/>
               </w:rPr>
-              <w:instrText xml:space="preserve"> PAGEREF _Toc225885100 \h </w:instrText>
+              <w:instrText xml:space="preserve"> PAGEREF _Toc225980308 \h </w:instrText>
             </w:r>
             <w:r>
               <w:rPr>
@@ -1284,7 +1283,7 @@
               <w14:ligatures w14:val="standardContextual"/>
             </w:rPr>
           </w:pPr>
-          <w:hyperlink w:anchor="_Toc225885101" w:history="1">
+          <w:hyperlink w:anchor="_Toc225980309" w:history="1">
             <w:r>
               <w:rPr>
                 <w:rStyle w:val="aff9"/>
@@ -1311,7 +1310,7 @@
                 <w:noProof/>
                 <w:webHidden/>
               </w:rPr>
-              <w:instrText xml:space="preserve"> PAGEREF _Toc225885101 \h </w:instrText>
+              <w:instrText xml:space="preserve"> PAGEREF _Toc225980309 \h </w:instrText>
             </w:r>
             <w:r>
               <w:rPr>
@@ -1356,7 +1355,7 @@
               <w14:ligatures w14:val="standardContextual"/>
             </w:rPr>
           </w:pPr>
-          <w:hyperlink w:anchor="_Toc225885102" w:history="1">
+          <w:hyperlink w:anchor="_Toc225980310" w:history="1">
             <w:r>
               <w:rPr>
                 <w:rStyle w:val="aff9"/>
@@ -1383,7 +1382,7 @@
                 <w:noProof/>
                 <w:webHidden/>
               </w:rPr>
-              <w:instrText xml:space="preserve"> PAGEREF _Toc225885102 \h </w:instrText>
+              <w:instrText xml:space="preserve"> PAGEREF _Toc225980310 \h </w:instrText>
             </w:r>
             <w:r>
               <w:rPr>
@@ -1453,7 +1452,7 @@
     <w:p>
       <w:pPr>
         <w:rPr>
-          <w:rFonts w:eastAsia="宋体" w:hint="eastAsia"/>
+          <w:rFonts w:eastAsia="宋体"/>
           <w:lang w:eastAsia="zh-CN"/>
         </w:rPr>
       </w:pPr>
@@ -1462,7 +1461,7 @@
       <w:pPr>
         <w:pStyle w:val="1"/>
       </w:pPr>
-      <w:bookmarkStart w:id="0" w:name="_Toc225885085"/>
+      <w:bookmarkStart w:id="0" w:name="_Toc225980293"/>
       <w:r>
         <w:lastRenderedPageBreak/>
         <w:t>Introduction</w:t>
@@ -1522,7 +1521,7 @@
       <w:pPr>
         <w:pStyle w:val="1"/>
       </w:pPr>
-      <w:bookmarkStart w:id="1" w:name="_Toc225885086"/>
+      <w:bookmarkStart w:id="1" w:name="_Toc225980294"/>
       <w:r>
         <w:t>1  Dataset Description</w:t>
       </w:r>
@@ -2207,7 +2206,7 @@
       <w:pPr>
         <w:pStyle w:val="1"/>
       </w:pPr>
-      <w:bookmarkStart w:id="2" w:name="_Toc225885087"/>
+      <w:bookmarkStart w:id="2" w:name="_Toc225980295"/>
       <w:r>
         <w:lastRenderedPageBreak/>
         <w:t>2  Exploratory Data Analysis</w:t>
@@ -2218,7 +2217,7 @@
       <w:pPr>
         <w:pStyle w:val="21"/>
       </w:pPr>
-      <w:bookmarkStart w:id="3" w:name="_Toc225885088"/>
+      <w:bookmarkStart w:id="3" w:name="_Toc225980296"/>
       <w:r>
         <w:t>2.1  Class Distribution</w:t>
       </w:r>
@@ -2479,7 +2478,7 @@
       <w:pPr>
         <w:pStyle w:val="21"/>
       </w:pPr>
-      <w:bookmarkStart w:id="4" w:name="_Toc225885089"/>
+      <w:bookmarkStart w:id="4" w:name="_Toc225980297"/>
       <w:r>
         <w:t>2.2  Feature Distributions and Skewness</w:t>
       </w:r>
@@ -2997,7 +2996,7 @@
       <w:pPr>
         <w:pStyle w:val="21"/>
       </w:pPr>
-      <w:bookmarkStart w:id="5" w:name="_Toc225885090"/>
+      <w:bookmarkStart w:id="5" w:name="_Toc225980298"/>
       <w:r>
         <w:t>2.3  Feature Quality Analysis</w:t>
       </w:r>
@@ -3515,7 +3514,7 @@
       <w:pPr>
         <w:pStyle w:val="1"/>
       </w:pPr>
-      <w:bookmarkStart w:id="6" w:name="_Toc225885091"/>
+      <w:bookmarkStart w:id="6" w:name="_Toc225980299"/>
       <w:r>
         <w:t>3  Preprocessing</w:t>
       </w:r>
@@ -3557,7 +3556,7 @@
       <w:pPr>
         <w:pStyle w:val="1"/>
       </w:pPr>
-      <w:bookmarkStart w:id="7" w:name="_Toc225885092"/>
+      <w:bookmarkStart w:id="7" w:name="_Toc225980300"/>
       <w:r>
         <w:t>4  Supervised Learning</w:t>
       </w:r>
@@ -3575,7 +3574,7 @@
       <w:pPr>
         <w:pStyle w:val="21"/>
       </w:pPr>
-      <w:bookmarkStart w:id="8" w:name="_Toc225885093"/>
+      <w:bookmarkStart w:id="8" w:name="_Toc225980301"/>
       <w:r>
         <w:t>4.1  Hyperparameter Tuning</w:t>
       </w:r>
@@ -3979,7 +3978,7 @@
       <w:pPr>
         <w:pStyle w:val="21"/>
       </w:pPr>
-      <w:bookmarkStart w:id="9" w:name="_Toc225885094"/>
+      <w:bookmarkStart w:id="9" w:name="_Toc225980302"/>
       <w:r>
         <w:t>4.2  Model Comparison</w:t>
       </w:r>
@@ -4007,7 +4006,7 @@
       <w:pPr>
         <w:pStyle w:val="21"/>
       </w:pPr>
-      <w:bookmarkStart w:id="10" w:name="_Toc225885095"/>
+      <w:bookmarkStart w:id="10" w:name="_Toc225980303"/>
       <w:r>
         <w:t>4.3  Final Model Evaluation — Logistic Regression</w:t>
       </w:r>
@@ -4716,7 +4715,7 @@
       <w:pPr>
         <w:pStyle w:val="1"/>
       </w:pPr>
-      <w:bookmarkStart w:id="11" w:name="_Toc225885096"/>
+      <w:bookmarkStart w:id="11" w:name="_Toc225980304"/>
       <w:r>
         <w:t>5  Unsupervised Learning</w:t>
       </w:r>
@@ -4734,7 +4733,7 @@
       <w:pPr>
         <w:pStyle w:val="21"/>
       </w:pPr>
-      <w:bookmarkStart w:id="12" w:name="_Toc225885097"/>
+      <w:bookmarkStart w:id="12" w:name="_Toc225980305"/>
       <w:r>
         <w:t>5.1  PCA — Variance Analysis</w:t>
       </w:r>
@@ -4999,7 +4998,7 @@
       <w:pPr>
         <w:pStyle w:val="21"/>
       </w:pPr>
-      <w:bookmarkStart w:id="13" w:name="_Toc225885098"/>
+      <w:bookmarkStart w:id="13" w:name="_Toc225980306"/>
       <w:r>
         <w:t>5.2  K-Means Clustering</w:t>
       </w:r>
@@ -5436,7 +5435,7 @@
       <w:pPr>
         <w:pStyle w:val="21"/>
       </w:pPr>
-      <w:bookmarkStart w:id="14" w:name="_Toc225885099"/>
+      <w:bookmarkStart w:id="14" w:name="_Toc225980307"/>
       <w:r>
         <w:t>5.3  Cluster Profiles</w:t>
       </w:r>
@@ -6084,7 +6083,7 @@
       <w:pPr>
         <w:pStyle w:val="21"/>
       </w:pPr>
-      <w:bookmarkStart w:id="15" w:name="_Toc225885100"/>
+      <w:bookmarkStart w:id="15" w:name="_Toc225980308"/>
       <w:r>
         <w:lastRenderedPageBreak/>
         <w:t>5.4  Clusters vs. Outcomes</w:t>
@@ -6486,7 +6485,7 @@
       <w:pPr>
         <w:pStyle w:val="21"/>
       </w:pPr>
-      <w:bookmarkStart w:id="16" w:name="_Toc225885101"/>
+      <w:bookmarkStart w:id="16" w:name="_Toc225980309"/>
       <w:r>
         <w:t>5.5  Hierarchical Clustering</w:t>
       </w:r>
@@ -6513,7 +6512,7 @@
       <w:pPr>
         <w:pStyle w:val="1"/>
       </w:pPr>
-      <w:bookmarkStart w:id="17" w:name="_Toc225885102"/>
+      <w:bookmarkStart w:id="17" w:name="_Toc225980310"/>
       <w:r>
         <w:t>6  Conclusion</w:t>
       </w:r>
@@ -6538,7 +6537,7 @@
         <w:t>Supervised learning</w:t>
       </w:r>
       <w:r>
-        <w:t xml:space="preserve"> revealed that Logistic Regression is the best-performing model (test accuracy = 72.90%), marginally outperforming LDA (72.58%) and Decision Tree (71.98%). All models converge near a 73% accuracy ceiling, imposed by the weak feature-target correlations of the synthetic data. The IPO class remains systematically under-predicted due to its severe imbalance (2.1%).</w:t>
+        <w:t xml:space="preserve"> revealed that Logistic Regression is the best-performing model (test accuracy = 72.90%), marginally outperforming LDA (72.58%) and Decision Tree (71.98%). All models converge near a 73% accuracy ceiling. The IPO class remains systematically under-predicted due to its severe imbalance (2.1%).</w:t>
       </w:r>
     </w:p>
     <w:p>

--- a/scientificProject1/report/startup_success_report.docx
+++ b/scientificProject1/report/startup_success_report.docx
@@ -4007,35 +4007,27 @@
       <w:pPr>
         <w:pStyle w:val="21"/>
       </w:pPr>
-      <w:bookmarkStart w:id="10" w:name="_Toc225885095"/>
       <w:r>
         <w:t>4.3  Final Model Evaluation — Logistic Regression</w:t>
       </w:r>
-      <w:bookmarkEnd w:id="10"/>
     </w:p>
     <w:p>
       <w:pPr>
         <w:spacing w:after="120"/>
       </w:pPr>
       <w:r>
-        <w:t xml:space="preserve">Logistic Regression was selected as the best model and evaluated on the held-out test set (20,000 samples). The test accuracy was </w:t>
-      </w:r>
-      <w:r>
         <w:rPr>
-          <w:b/>
+          <w:sz w:val="22"/>
         </w:rPr>
-        <w:t>72.90%</w:t>
-      </w:r>
-      <w:r>
-        <w:t>, consistent with the cross-validated estimate (no overfitting). Table 6 presents the full classification report.</w:t>
+        <w:t>Logistic Regression was selected as the best model and evaluated on the held-out test set (20,000 samples). Test accuracy was 72.90%, consistent with the cross-validated estimate. Table 6 presents the full classification report.</w:t>
       </w:r>
     </w:p>
     <w:tbl>
       <w:tblPr>
         <w:tblStyle w:val="aff1"/>
-        <w:tblW w:w="0" w:type="auto"/>
+        <w:tblW w:type="auto" w:w="0"/>
         <w:jc w:val="center"/>
-        <w:tblLook w:val="04A0" w:firstRow="1" w:lastRow="0" w:firstColumn="1" w:lastColumn="0" w:noHBand="0" w:noVBand="1"/>
+        <w:tblLook w:firstColumn="1" w:firstRow="1" w:lastColumn="0" w:lastRow="0" w:noHBand="0" w:noVBand="1" w:val="04A0"/>
       </w:tblPr>
       <w:tblGrid>
         <w:gridCol w:w="1881"/>
@@ -4045,12 +4037,9 @@
         <w:gridCol w:w="1881"/>
       </w:tblGrid>
       <w:tr>
-        <w:trPr>
-          <w:jc w:val="center"/>
-        </w:trPr>
-        <w:tc>
-          <w:tcPr>
-            <w:tcW w:w="1881" w:type="dxa"/>
+        <w:tc>
+          <w:tcPr>
+            <w:tcW w:type="dxa" w:w="1881"/>
           </w:tcPr>
           <w:p>
             <w:pPr>
@@ -4067,7 +4056,7 @@
         </w:tc>
         <w:tc>
           <w:tcPr>
-            <w:tcW w:w="1881" w:type="dxa"/>
+            <w:tcW w:type="dxa" w:w="1881"/>
           </w:tcPr>
           <w:p>
             <w:pPr>
@@ -4084,7 +4073,7 @@
         </w:tc>
         <w:tc>
           <w:tcPr>
-            <w:tcW w:w="1881" w:type="dxa"/>
+            <w:tcW w:type="dxa" w:w="1881"/>
           </w:tcPr>
           <w:p>
             <w:pPr>
@@ -4101,7 +4090,7 @@
         </w:tc>
         <w:tc>
           <w:tcPr>
-            <w:tcW w:w="1881" w:type="dxa"/>
+            <w:tcW w:type="dxa" w:w="1881"/>
           </w:tcPr>
           <w:p>
             <w:pPr>
@@ -4118,7 +4107,7 @@
         </w:tc>
         <w:tc>
           <w:tcPr>
-            <w:tcW w:w="1881" w:type="dxa"/>
+            <w:tcW w:type="dxa" w:w="1881"/>
           </w:tcPr>
           <w:p>
             <w:pPr>
@@ -4135,12 +4124,9 @@
         </w:tc>
       </w:tr>
       <w:tr>
-        <w:trPr>
-          <w:jc w:val="center"/>
-        </w:trPr>
-        <w:tc>
-          <w:tcPr>
-            <w:tcW w:w="1881" w:type="dxa"/>
+        <w:tc>
+          <w:tcPr>
+            <w:tcW w:type="dxa" w:w="1881"/>
           </w:tcPr>
           <w:p>
             <w:pPr>
@@ -4156,7 +4142,7 @@
         </w:tc>
         <w:tc>
           <w:tcPr>
-            <w:tcW w:w="1881" w:type="dxa"/>
+            <w:tcW w:type="dxa" w:w="1881"/>
           </w:tcPr>
           <w:p>
             <w:pPr>
@@ -4172,7 +4158,7 @@
         </w:tc>
         <w:tc>
           <w:tcPr>
-            <w:tcW w:w="1881" w:type="dxa"/>
+            <w:tcW w:type="dxa" w:w="1881"/>
           </w:tcPr>
           <w:p>
             <w:pPr>
@@ -4188,7 +4174,7 @@
         </w:tc>
         <w:tc>
           <w:tcPr>
-            <w:tcW w:w="1881" w:type="dxa"/>
+            <w:tcW w:type="dxa" w:w="1881"/>
           </w:tcPr>
           <w:p>
             <w:pPr>
@@ -4204,7 +4190,7 @@
         </w:tc>
         <w:tc>
           <w:tcPr>
-            <w:tcW w:w="1881" w:type="dxa"/>
+            <w:tcW w:type="dxa" w:w="1881"/>
           </w:tcPr>
           <w:p>
             <w:pPr>
@@ -4220,12 +4206,9 @@
         </w:tc>
       </w:tr>
       <w:tr>
-        <w:trPr>
-          <w:jc w:val="center"/>
-        </w:trPr>
-        <w:tc>
-          <w:tcPr>
-            <w:tcW w:w="1881" w:type="dxa"/>
+        <w:tc>
+          <w:tcPr>
+            <w:tcW w:type="dxa" w:w="1881"/>
           </w:tcPr>
           <w:p>
             <w:pPr>
@@ -4241,7 +4224,7 @@
         </w:tc>
         <w:tc>
           <w:tcPr>
-            <w:tcW w:w="1881" w:type="dxa"/>
+            <w:tcW w:type="dxa" w:w="1881"/>
           </w:tcPr>
           <w:p>
             <w:pPr>
@@ -4257,7 +4240,7 @@
         </w:tc>
         <w:tc>
           <w:tcPr>
-            <w:tcW w:w="1881" w:type="dxa"/>
+            <w:tcW w:type="dxa" w:w="1881"/>
           </w:tcPr>
           <w:p>
             <w:pPr>
@@ -4273,7 +4256,7 @@
         </w:tc>
         <w:tc>
           <w:tcPr>
-            <w:tcW w:w="1881" w:type="dxa"/>
+            <w:tcW w:type="dxa" w:w="1881"/>
           </w:tcPr>
           <w:p>
             <w:pPr>
@@ -4289,7 +4272,7 @@
         </w:tc>
         <w:tc>
           <w:tcPr>
-            <w:tcW w:w="1881" w:type="dxa"/>
+            <w:tcW w:type="dxa" w:w="1881"/>
           </w:tcPr>
           <w:p>
             <w:pPr>
@@ -4305,12 +4288,9 @@
         </w:tc>
       </w:tr>
       <w:tr>
-        <w:trPr>
-          <w:jc w:val="center"/>
-        </w:trPr>
-        <w:tc>
-          <w:tcPr>
-            <w:tcW w:w="1881" w:type="dxa"/>
+        <w:tc>
+          <w:tcPr>
+            <w:tcW w:type="dxa" w:w="1881"/>
           </w:tcPr>
           <w:p>
             <w:pPr>
@@ -4326,7 +4306,7 @@
         </w:tc>
         <w:tc>
           <w:tcPr>
-            <w:tcW w:w="1881" w:type="dxa"/>
+            <w:tcW w:type="dxa" w:w="1881"/>
           </w:tcPr>
           <w:p>
             <w:pPr>
@@ -4342,7 +4322,7 @@
         </w:tc>
         <w:tc>
           <w:tcPr>
-            <w:tcW w:w="1881" w:type="dxa"/>
+            <w:tcW w:type="dxa" w:w="1881"/>
           </w:tcPr>
           <w:p>
             <w:pPr>
@@ -4358,7 +4338,7 @@
         </w:tc>
         <w:tc>
           <w:tcPr>
-            <w:tcW w:w="1881" w:type="dxa"/>
+            <w:tcW w:type="dxa" w:w="1881"/>
           </w:tcPr>
           <w:p>
             <w:pPr>
@@ -4374,7 +4354,7 @@
         </w:tc>
         <w:tc>
           <w:tcPr>
-            <w:tcW w:w="1881" w:type="dxa"/>
+            <w:tcW w:type="dxa" w:w="1881"/>
           </w:tcPr>
           <w:p>
             <w:pPr>
@@ -4390,12 +4370,9 @@
         </w:tc>
       </w:tr>
       <w:tr>
-        <w:trPr>
-          <w:jc w:val="center"/>
-        </w:trPr>
-        <w:tc>
-          <w:tcPr>
-            <w:tcW w:w="1881" w:type="dxa"/>
+        <w:tc>
+          <w:tcPr>
+            <w:tcW w:type="dxa" w:w="1881"/>
           </w:tcPr>
           <w:p>
             <w:pPr>
@@ -4411,7 +4388,7 @@
         </w:tc>
         <w:tc>
           <w:tcPr>
-            <w:tcW w:w="1881" w:type="dxa"/>
+            <w:tcW w:type="dxa" w:w="1881"/>
           </w:tcPr>
           <w:p>
             <w:pPr>
@@ -4427,7 +4404,7 @@
         </w:tc>
         <w:tc>
           <w:tcPr>
-            <w:tcW w:w="1881" w:type="dxa"/>
+            <w:tcW w:type="dxa" w:w="1881"/>
           </w:tcPr>
           <w:p>
             <w:pPr>
@@ -4443,7 +4420,7 @@
         </w:tc>
         <w:tc>
           <w:tcPr>
-            <w:tcW w:w="1881" w:type="dxa"/>
+            <w:tcW w:type="dxa" w:w="1881"/>
           </w:tcPr>
           <w:p>
             <w:pPr>
@@ -4459,7 +4436,7 @@
         </w:tc>
         <w:tc>
           <w:tcPr>
-            <w:tcW w:w="1881" w:type="dxa"/>
+            <w:tcW w:type="dxa" w:w="1881"/>
           </w:tcPr>
           <w:p>
             <w:pPr>
@@ -4475,12 +4452,9 @@
         </w:tc>
       </w:tr>
       <w:tr>
-        <w:trPr>
-          <w:jc w:val="center"/>
-        </w:trPr>
-        <w:tc>
-          <w:tcPr>
-            <w:tcW w:w="1881" w:type="dxa"/>
+        <w:tc>
+          <w:tcPr>
+            <w:tcW w:type="dxa" w:w="1881"/>
           </w:tcPr>
           <w:p>
             <w:pPr>
@@ -4496,7 +4470,7 @@
         </w:tc>
         <w:tc>
           <w:tcPr>
-            <w:tcW w:w="1881" w:type="dxa"/>
+            <w:tcW w:type="dxa" w:w="1881"/>
           </w:tcPr>
           <w:p>
             <w:pPr>
@@ -4512,7 +4486,7 @@
         </w:tc>
         <w:tc>
           <w:tcPr>
-            <w:tcW w:w="1881" w:type="dxa"/>
+            <w:tcW w:type="dxa" w:w="1881"/>
           </w:tcPr>
           <w:p>
             <w:pPr>
@@ -4528,7 +4502,7 @@
         </w:tc>
         <w:tc>
           <w:tcPr>
-            <w:tcW w:w="1881" w:type="dxa"/>
+            <w:tcW w:type="dxa" w:w="1881"/>
           </w:tcPr>
           <w:p>
             <w:pPr>
@@ -4544,7 +4518,7 @@
         </w:tc>
         <w:tc>
           <w:tcPr>
-            <w:tcW w:w="1881" w:type="dxa"/>
+            <w:tcW w:type="dxa" w:w="1881"/>
           </w:tcPr>
           <w:p>
             <w:pPr>
@@ -4560,12 +4534,9 @@
         </w:tc>
       </w:tr>
       <w:tr>
-        <w:trPr>
-          <w:jc w:val="center"/>
-        </w:trPr>
-        <w:tc>
-          <w:tcPr>
-            <w:tcW w:w="1881" w:type="dxa"/>
+        <w:tc>
+          <w:tcPr>
+            <w:tcW w:type="dxa" w:w="1881"/>
           </w:tcPr>
           <w:p>
             <w:pPr>
@@ -4581,7 +4552,7 @@
         </w:tc>
         <w:tc>
           <w:tcPr>
-            <w:tcW w:w="1881" w:type="dxa"/>
+            <w:tcW w:type="dxa" w:w="1881"/>
           </w:tcPr>
           <w:p>
             <w:pPr>
@@ -4597,7 +4568,7 @@
         </w:tc>
         <w:tc>
           <w:tcPr>
-            <w:tcW w:w="1881" w:type="dxa"/>
+            <w:tcW w:type="dxa" w:w="1881"/>
           </w:tcPr>
           <w:p>
             <w:pPr>
@@ -4613,7 +4584,7 @@
         </w:tc>
         <w:tc>
           <w:tcPr>
-            <w:tcW w:w="1881" w:type="dxa"/>
+            <w:tcW w:type="dxa" w:w="1881"/>
           </w:tcPr>
           <w:p>
             <w:pPr>
@@ -4629,7 +4600,7 @@
         </w:tc>
         <w:tc>
           <w:tcPr>
-            <w:tcW w:w="1881" w:type="dxa"/>
+            <w:tcW w:type="dxa" w:w="1881"/>
           </w:tcPr>
           <w:p>
             <w:pPr>
@@ -4647,7 +4618,7 @@
     </w:tbl>
     <w:p>
       <w:pPr>
-        <w:spacing w:before="40"/>
+        <w:spacing w:before="40" w:after="200"/>
         <w:jc w:val="center"/>
       </w:pPr>
       <w:r>
@@ -4656,7 +4627,7 @@
           <w:color w:val="646464"/>
           <w:sz w:val="18"/>
         </w:rPr>
-        <w:t>Table 6 — Classification report for Logistic Regression on the test set.</w:t>
+        <w:t>Table 6 — Classification report for Logistic Regression on the test set (3-class).</w:t>
       </w:r>
     </w:p>
     <w:p>
@@ -4664,7 +4635,19 @@
         <w:spacing w:after="120"/>
       </w:pPr>
       <w:r>
-        <w:t>The model performs best on Failure (F1 = 0.775), reasonably on Acquisition (F1 = 0.682), but struggles heavily with IPO (F1 = 0.296). The low recall for IPO (0.190) is primarily due to class imbalance: with only 2.1% of samples being IPOs, the model learns to rarely predict this class. The confusion matrix (Figure 2 in the notebook) confirms that most IPO samples are misclassified as Acquisition.</w:t>
+        <w:rPr>
+          <w:sz w:val="22"/>
+        </w:rPr>
+        <w:t>The model performs well on Failure (F1 = 0.775) and reasonably on Acquisition (F1 = 0.682), but struggles with IPO (F1 = 0.296, Recall = 0.190). The low recall for IPO is a direct consequence of class imbalance: with only 2.1% of samples, the model rarely predicts this class. The ROC curves (one-vs-rest) confirm this, and feature importances show that revenue_million and product_traction_users dominate the decision boundary.</w:t>
+      </w:r>
+    </w:p>
+    <w:p/>
+    <w:p>
+      <w:pPr>
+        <w:pStyle w:val="21"/>
+      </w:pPr>
+      <w:r>
+        <w:t>4.4  Binary Classification — Failure vs Acquisition</w:t>
       </w:r>
     </w:p>
     <w:p>
@@ -4672,92 +4655,29 @@
         <w:spacing w:after="120"/>
       </w:pPr>
       <w:r>
-        <w:t xml:space="preserve">The ROC curves (one-vs-rest, Figure 3) show AUC values consistent with these findings. Feature importances from Logistic Regression confirm that </w:t>
+        <w:rPr>
+          <w:sz w:val="22"/>
+        </w:rPr>
+        <w:t>Given the near-impossibility of learning the IPO class (2.1% of data), we remove IPO rows and repeat the full pipeline on the remaining two classes (97,945 samples: 57% Failure, 43% Acquisition). This binary setting produces a cleaner and more balanced problem.</w:t>
       </w:r>
-      <w:r>
-        <w:rPr>
-          <w:b/>
-        </w:rPr>
-        <w:t>revenue_million</w:t>
-      </w:r>
-      <w:r>
-        <w:t xml:space="preserve"> and </w:t>
-      </w:r>
-      <w:r>
-        <w:rPr>
-          <w:b/>
-        </w:rPr>
-        <w:t>product_traction_users</w:t>
-      </w:r>
-      <w:r>
-        <w:t xml:space="preserve"> dominate the decision boundary, while </w:t>
-      </w:r>
-      <w:r>
-        <w:rPr>
-          <w:b/>
-        </w:rPr>
-        <w:t>market_size_billion</w:t>
-      </w:r>
-      <w:r>
-        <w:t xml:space="preserve"> and </w:t>
-      </w:r>
-      <w:r>
-        <w:rPr>
-          <w:b/>
-        </w:rPr>
-        <w:t>burn_rate_million</w:t>
-      </w:r>
-      <w:r>
-        <w:t xml:space="preserve"> have near-zero coefficients — consistent with the feature quality analysis in Section 2.3.</w:t>
-      </w:r>
-    </w:p>
-    <w:p/>
-    <w:p>
-      <w:pPr>
-        <w:pStyle w:val="1"/>
-      </w:pPr>
-      <w:bookmarkStart w:id="11" w:name="_Toc225885096"/>
-      <w:r>
-        <w:t>5  Unsupervised Learning</w:t>
-      </w:r>
-      <w:bookmarkEnd w:id="11"/>
     </w:p>
     <w:p>
       <w:pPr>
         <w:spacing w:after="120"/>
       </w:pPr>
       <w:r>
-        <w:t>In Part 2, we apply unsupervised methods to the full dataset (100,000 samples) to discover latent groupings without using outcome labels, then compare these groupings to the known outcomes.</w:t>
-      </w:r>
-    </w:p>
-    <w:p>
-      <w:pPr>
-        <w:pStyle w:val="21"/>
-      </w:pPr>
-      <w:bookmarkStart w:id="12" w:name="_Toc225885097"/>
-      <w:r>
-        <w:t>5.1  PCA — Variance Analysis</w:t>
-      </w:r>
-      <w:bookmarkEnd w:id="12"/>
-    </w:p>
-    <w:p>
-      <w:pPr>
-        <w:spacing w:after="120"/>
-      </w:pPr>
-      <w:r>
-        <w:t xml:space="preserve">We first applied PCA to the scaled numerical features (7 dimensions). The first two principal components capture only 39.65% of total variance (PC1: 25.23%, PC2: 14.42%), as shown in Table 7. This low cumulative explained variance is consistent with the near-independence of features in the </w:t>
-      </w:r>
-      <w:r>
-        <w:lastRenderedPageBreak/>
-        <w:t>synthetic dataset — no dominant direction of variation exists, and the data spreads relatively uniformly across all dimensions.</w:t>
+        <w:rPr>
+          <w:sz w:val="22"/>
+        </w:rPr>
+        <w:t>Table 7 summarises the GridSearchCV results on the binary dataset.</w:t>
       </w:r>
     </w:p>
     <w:tbl>
       <w:tblPr>
         <w:tblStyle w:val="aff1"/>
-        <w:tblW w:w="0" w:type="auto"/>
+        <w:tblW w:type="auto" w:w="0"/>
         <w:jc w:val="center"/>
-        <w:tblLook w:val="04A0" w:firstRow="1" w:lastRow="0" w:firstColumn="1" w:lastColumn="0" w:noHBand="0" w:noVBand="1"/>
+        <w:tblLook w:firstColumn="1" w:firstRow="1" w:lastColumn="0" w:lastRow="0" w:noHBand="0" w:noVBand="1" w:val="04A0"/>
       </w:tblPr>
       <w:tblGrid>
         <w:gridCol w:w="3135"/>
@@ -4765,12 +4685,9 @@
         <w:gridCol w:w="3135"/>
       </w:tblGrid>
       <w:tr>
-        <w:trPr>
-          <w:jc w:val="center"/>
-        </w:trPr>
-        <w:tc>
-          <w:tcPr>
-            <w:tcW w:w="3135" w:type="dxa"/>
+        <w:tc>
+          <w:tcPr>
+            <w:tcW w:type="dxa" w:w="3135"/>
           </w:tcPr>
           <w:p>
             <w:pPr>
@@ -4781,13 +4698,13 @@
                 <w:b/>
                 <w:sz w:val="20"/>
               </w:rPr>
-              <w:t>Component</w:t>
-            </w:r>
-          </w:p>
-        </w:tc>
-        <w:tc>
-          <w:tcPr>
-            <w:tcW w:w="3135" w:type="dxa"/>
+              <w:t>Model</w:t>
+            </w:r>
+          </w:p>
+        </w:tc>
+        <w:tc>
+          <w:tcPr>
+            <w:tcW w:type="dxa" w:w="3135"/>
           </w:tcPr>
           <w:p>
             <w:pPr>
@@ -4798,13 +4715,13 @@
                 <w:b/>
                 <w:sz w:val="20"/>
               </w:rPr>
-              <w:t>Explained Variance</w:t>
-            </w:r>
-          </w:p>
-        </w:tc>
-        <w:tc>
-          <w:tcPr>
-            <w:tcW w:w="3135" w:type="dxa"/>
+              <w:t>Best params</w:t>
+            </w:r>
+          </w:p>
+        </w:tc>
+        <w:tc>
+          <w:tcPr>
+            <w:tcW w:type="dxa" w:w="3135"/>
           </w:tcPr>
           <w:p>
             <w:pPr>
@@ -4815,166 +4732,207 @@
                 <w:b/>
                 <w:sz w:val="20"/>
               </w:rPr>
-              <w:t>Cumulative</w:t>
+              <w:t>CV Accuracy</w:t>
             </w:r>
           </w:p>
         </w:tc>
       </w:tr>
       <w:tr>
-        <w:trPr>
-          <w:jc w:val="center"/>
-        </w:trPr>
-        <w:tc>
-          <w:tcPr>
-            <w:tcW w:w="3135" w:type="dxa"/>
-          </w:tcPr>
-          <w:p>
-            <w:pPr>
-              <w:jc w:val="center"/>
-            </w:pPr>
-            <w:r>
-              <w:rPr>
-                <w:sz w:val="20"/>
-              </w:rPr>
-              <w:t>PC1</w:t>
-            </w:r>
-          </w:p>
-        </w:tc>
-        <w:tc>
-          <w:tcPr>
-            <w:tcW w:w="3135" w:type="dxa"/>
-          </w:tcPr>
-          <w:p>
-            <w:pPr>
-              <w:jc w:val="center"/>
-            </w:pPr>
-            <w:r>
-              <w:rPr>
-                <w:sz w:val="20"/>
-              </w:rPr>
-              <w:t>25.23%</w:t>
-            </w:r>
-          </w:p>
-        </w:tc>
-        <w:tc>
-          <w:tcPr>
-            <w:tcW w:w="3135" w:type="dxa"/>
-          </w:tcPr>
-          <w:p>
-            <w:pPr>
-              <w:jc w:val="center"/>
-            </w:pPr>
-            <w:r>
-              <w:rPr>
-                <w:sz w:val="20"/>
-              </w:rPr>
-              <w:t>25.23%</w:t>
+        <w:tc>
+          <w:tcPr>
+            <w:tcW w:type="dxa" w:w="3135"/>
+          </w:tcPr>
+          <w:p>
+            <w:pPr>
+              <w:jc w:val="center"/>
+            </w:pPr>
+            <w:r>
+              <w:rPr>
+                <w:sz w:val="20"/>
+              </w:rPr>
+              <w:t>k-NN</w:t>
+            </w:r>
+          </w:p>
+        </w:tc>
+        <w:tc>
+          <w:tcPr>
+            <w:tcW w:type="dxa" w:w="3135"/>
+          </w:tcPr>
+          <w:p>
+            <w:pPr>
+              <w:jc w:val="center"/>
+            </w:pPr>
+            <w:r>
+              <w:rPr>
+                <w:sz w:val="20"/>
+              </w:rPr>
+              <w:t>k = 51</w:t>
+            </w:r>
+          </w:p>
+        </w:tc>
+        <w:tc>
+          <w:tcPr>
+            <w:tcW w:type="dxa" w:w="3135"/>
+          </w:tcPr>
+          <w:p>
+            <w:pPr>
+              <w:jc w:val="center"/>
+            </w:pPr>
+            <w:r>
+              <w:rPr>
+                <w:sz w:val="20"/>
+              </w:rPr>
+              <w:t>0.7248</w:t>
             </w:r>
           </w:p>
         </w:tc>
       </w:tr>
       <w:tr>
-        <w:trPr>
-          <w:jc w:val="center"/>
-        </w:trPr>
-        <w:tc>
-          <w:tcPr>
-            <w:tcW w:w="3135" w:type="dxa"/>
-          </w:tcPr>
-          <w:p>
-            <w:pPr>
-              <w:jc w:val="center"/>
-            </w:pPr>
-            <w:r>
-              <w:rPr>
-                <w:sz w:val="20"/>
-              </w:rPr>
-              <w:t>PC2</w:t>
-            </w:r>
-          </w:p>
-        </w:tc>
-        <w:tc>
-          <w:tcPr>
-            <w:tcW w:w="3135" w:type="dxa"/>
-          </w:tcPr>
-          <w:p>
-            <w:pPr>
-              <w:jc w:val="center"/>
-            </w:pPr>
-            <w:r>
-              <w:rPr>
-                <w:sz w:val="20"/>
-              </w:rPr>
-              <w:t>14.42%</w:t>
-            </w:r>
-          </w:p>
-        </w:tc>
-        <w:tc>
-          <w:tcPr>
-            <w:tcW w:w="3135" w:type="dxa"/>
-          </w:tcPr>
-          <w:p>
-            <w:pPr>
-              <w:jc w:val="center"/>
-            </w:pPr>
-            <w:r>
-              <w:rPr>
-                <w:sz w:val="20"/>
-              </w:rPr>
-              <w:t>39.65%</w:t>
+        <w:tc>
+          <w:tcPr>
+            <w:tcW w:type="dxa" w:w="3135"/>
+          </w:tcPr>
+          <w:p>
+            <w:pPr>
+              <w:jc w:val="center"/>
+            </w:pPr>
+            <w:r>
+              <w:rPr>
+                <w:sz w:val="20"/>
+              </w:rPr>
+              <w:t>Decision Tree</w:t>
+            </w:r>
+          </w:p>
+        </w:tc>
+        <w:tc>
+          <w:tcPr>
+            <w:tcW w:type="dxa" w:w="3135"/>
+          </w:tcPr>
+          <w:p>
+            <w:pPr>
+              <w:jc w:val="center"/>
+            </w:pPr>
+            <w:r>
+              <w:rPr>
+                <w:sz w:val="20"/>
+              </w:rPr>
+              <w:t>max_depth=10, min_split=50</w:t>
+            </w:r>
+          </w:p>
+        </w:tc>
+        <w:tc>
+          <w:tcPr>
+            <w:tcW w:type="dxa" w:w="3135"/>
+          </w:tcPr>
+          <w:p>
+            <w:pPr>
+              <w:jc w:val="center"/>
+            </w:pPr>
+            <w:r>
+              <w:rPr>
+                <w:sz w:val="20"/>
+              </w:rPr>
+              <w:t>0.7338</w:t>
             </w:r>
           </w:p>
         </w:tc>
       </w:tr>
       <w:tr>
-        <w:trPr>
-          <w:jc w:val="center"/>
-        </w:trPr>
-        <w:tc>
-          <w:tcPr>
-            <w:tcW w:w="3135" w:type="dxa"/>
-          </w:tcPr>
-          <w:p>
-            <w:pPr>
-              <w:jc w:val="center"/>
-            </w:pPr>
-            <w:r>
-              <w:rPr>
-                <w:sz w:val="20"/>
-              </w:rPr>
-              <w:t>PC3</w:t>
-            </w:r>
-          </w:p>
-        </w:tc>
-        <w:tc>
-          <w:tcPr>
-            <w:tcW w:w="3135" w:type="dxa"/>
-          </w:tcPr>
-          <w:p>
-            <w:pPr>
-              <w:jc w:val="center"/>
-            </w:pPr>
-            <w:r>
-              <w:rPr>
-                <w:sz w:val="20"/>
-              </w:rPr>
-              <w:t>~14%</w:t>
-            </w:r>
-          </w:p>
-        </w:tc>
-        <w:tc>
-          <w:tcPr>
-            <w:tcW w:w="3135" w:type="dxa"/>
-          </w:tcPr>
-          <w:p>
-            <w:pPr>
-              <w:jc w:val="center"/>
-            </w:pPr>
-            <w:r>
-              <w:rPr>
-                <w:sz w:val="20"/>
-              </w:rPr>
-              <w:t>~54%</w:t>
+        <w:tc>
+          <w:tcPr>
+            <w:tcW w:type="dxa" w:w="3135"/>
+          </w:tcPr>
+          <w:p>
+            <w:pPr>
+              <w:jc w:val="center"/>
+            </w:pPr>
+            <w:r>
+              <w:rPr>
+                <w:sz w:val="20"/>
+              </w:rPr>
+              <w:t>LDA</w:t>
+            </w:r>
+          </w:p>
+        </w:tc>
+        <w:tc>
+          <w:tcPr>
+            <w:tcW w:type="dxa" w:w="3135"/>
+          </w:tcPr>
+          <w:p>
+            <w:pPr>
+              <w:jc w:val="center"/>
+            </w:pPr>
+            <w:r>
+              <w:rPr>
+                <w:sz w:val="20"/>
+              </w:rPr>
+              <w:t>—</w:t>
+            </w:r>
+          </w:p>
+        </w:tc>
+        <w:tc>
+          <w:tcPr>
+            <w:tcW w:type="dxa" w:w="3135"/>
+          </w:tcPr>
+          <w:p>
+            <w:pPr>
+              <w:jc w:val="center"/>
+            </w:pPr>
+            <w:r>
+              <w:rPr>
+                <w:sz w:val="20"/>
+              </w:rPr>
+              <w:t>0.7408</w:t>
+            </w:r>
+          </w:p>
+        </w:tc>
+      </w:tr>
+      <w:tr>
+        <w:tc>
+          <w:tcPr>
+            <w:tcW w:type="dxa" w:w="3135"/>
+          </w:tcPr>
+          <w:p>
+            <w:pPr>
+              <w:jc w:val="center"/>
+            </w:pPr>
+            <w:r>
+              <w:rPr>
+                <w:sz w:val="20"/>
+              </w:rPr>
+              <w:t>Logistic Regression</w:t>
+            </w:r>
+          </w:p>
+        </w:tc>
+        <w:tc>
+          <w:tcPr>
+            <w:tcW w:type="dxa" w:w="3135"/>
+          </w:tcPr>
+          <w:p>
+            <w:pPr>
+              <w:jc w:val="center"/>
+            </w:pPr>
+            <w:r>
+              <w:rPr>
+                <w:sz w:val="20"/>
+              </w:rPr>
+              <w:t>C = 0.01</w:t>
+            </w:r>
+          </w:p>
+        </w:tc>
+        <w:tc>
+          <w:tcPr>
+            <w:tcW w:type="dxa" w:w="3135"/>
+          </w:tcPr>
+          <w:p>
+            <w:pPr>
+              <w:jc w:val="center"/>
+            </w:pPr>
+            <w:r>
+              <w:rPr>
+                <w:sz w:val="20"/>
+              </w:rPr>
+              <w:t>0.7427 ✓</w:t>
             </w:r>
           </w:p>
         </w:tc>
@@ -4982,7 +4940,7 @@
     </w:tbl>
     <w:p>
       <w:pPr>
-        <w:spacing w:before="40"/>
+        <w:spacing w:before="40" w:after="200"/>
         <w:jc w:val="center"/>
       </w:pPr>
       <w:r>
@@ -4991,427 +4949,7 @@
           <w:color w:val="646464"/>
           <w:sz w:val="18"/>
         </w:rPr>
-        <w:t>Table 7 — PCA explained variance for the first three components.</w:t>
-      </w:r>
-    </w:p>
-    <w:p/>
-    <w:p>
-      <w:pPr>
-        <w:pStyle w:val="21"/>
-      </w:pPr>
-      <w:bookmarkStart w:id="13" w:name="_Toc225885098"/>
-      <w:r>
-        <w:t>5.2  K-Means Clustering</w:t>
-      </w:r>
-      <w:bookmarkEnd w:id="13"/>
-    </w:p>
-    <w:p>
-      <w:pPr>
-        <w:spacing w:after="120"/>
-      </w:pPr>
-      <w:r>
-        <w:t>We applied K-Means on a 20,000-row subsample for the elbow search, then fitted the final model on the full 100,000 rows. The elbow curve (Figure 4 in the notebook) shows a near-linear decrease in inertia, with no sharp elbow — typical of synthetic data with no natural cluster structure. Table 8 shows the inertia drop per k.</w:t>
-      </w:r>
-    </w:p>
-    <w:tbl>
-      <w:tblPr>
-        <w:tblStyle w:val="aff1"/>
-        <w:tblW w:w="0" w:type="auto"/>
-        <w:jc w:val="center"/>
-        <w:tblLook w:val="04A0" w:firstRow="1" w:lastRow="0" w:firstColumn="1" w:lastColumn="0" w:noHBand="0" w:noVBand="1"/>
-      </w:tblPr>
-      <w:tblGrid>
-        <w:gridCol w:w="3135"/>
-        <w:gridCol w:w="3135"/>
-        <w:gridCol w:w="3135"/>
-      </w:tblGrid>
-      <w:tr>
-        <w:trPr>
-          <w:jc w:val="center"/>
-        </w:trPr>
-        <w:tc>
-          <w:tcPr>
-            <w:tcW w:w="3135" w:type="dxa"/>
-          </w:tcPr>
-          <w:p>
-            <w:pPr>
-              <w:jc w:val="center"/>
-            </w:pPr>
-            <w:r>
-              <w:rPr>
-                <w:b/>
-                <w:sz w:val="20"/>
-              </w:rPr>
-              <w:t>k</w:t>
-            </w:r>
-          </w:p>
-        </w:tc>
-        <w:tc>
-          <w:tcPr>
-            <w:tcW w:w="3135" w:type="dxa"/>
-          </w:tcPr>
-          <w:p>
-            <w:pPr>
-              <w:jc w:val="center"/>
-            </w:pPr>
-            <w:r>
-              <w:rPr>
-                <w:b/>
-                <w:sz w:val="20"/>
-              </w:rPr>
-              <w:t>Inertia</w:t>
-            </w:r>
-          </w:p>
-        </w:tc>
-        <w:tc>
-          <w:tcPr>
-            <w:tcW w:w="3135" w:type="dxa"/>
-          </w:tcPr>
-          <w:p>
-            <w:pPr>
-              <w:jc w:val="center"/>
-            </w:pPr>
-            <w:r>
-              <w:rPr>
-                <w:b/>
-                <w:sz w:val="20"/>
-              </w:rPr>
-              <w:t>Drop %</w:t>
-            </w:r>
-          </w:p>
-        </w:tc>
-      </w:tr>
-      <w:tr>
-        <w:trPr>
-          <w:jc w:val="center"/>
-        </w:trPr>
-        <w:tc>
-          <w:tcPr>
-            <w:tcW w:w="3135" w:type="dxa"/>
-          </w:tcPr>
-          <w:p>
-            <w:pPr>
-              <w:jc w:val="center"/>
-            </w:pPr>
-            <w:r>
-              <w:rPr>
-                <w:sz w:val="20"/>
-              </w:rPr>
-              <w:t>2</w:t>
-            </w:r>
-          </w:p>
-        </w:tc>
-        <w:tc>
-          <w:tcPr>
-            <w:tcW w:w="3135" w:type="dxa"/>
-          </w:tcPr>
-          <w:p>
-            <w:pPr>
-              <w:jc w:val="center"/>
-            </w:pPr>
-            <w:r>
-              <w:rPr>
-                <w:sz w:val="20"/>
-              </w:rPr>
-              <w:t>117,589</w:t>
-            </w:r>
-          </w:p>
-        </w:tc>
-        <w:tc>
-          <w:tcPr>
-            <w:tcW w:w="3135" w:type="dxa"/>
-          </w:tcPr>
-          <w:p>
-            <w:pPr>
-              <w:jc w:val="center"/>
-            </w:pPr>
-            <w:r>
-              <w:rPr>
-                <w:sz w:val="20"/>
-              </w:rPr>
-              <w:t>—</w:t>
-            </w:r>
-          </w:p>
-        </w:tc>
-      </w:tr>
-      <w:tr>
-        <w:trPr>
-          <w:jc w:val="center"/>
-        </w:trPr>
-        <w:tc>
-          <w:tcPr>
-            <w:tcW w:w="3135" w:type="dxa"/>
-          </w:tcPr>
-          <w:p>
-            <w:pPr>
-              <w:jc w:val="center"/>
-            </w:pPr>
-            <w:r>
-              <w:rPr>
-                <w:sz w:val="20"/>
-              </w:rPr>
-              <w:t>3</w:t>
-            </w:r>
-          </w:p>
-        </w:tc>
-        <w:tc>
-          <w:tcPr>
-            <w:tcW w:w="3135" w:type="dxa"/>
-          </w:tcPr>
-          <w:p>
-            <w:pPr>
-              <w:jc w:val="center"/>
-            </w:pPr>
-            <w:r>
-              <w:rPr>
-                <w:sz w:val="20"/>
-              </w:rPr>
-              <w:t>106,819</w:t>
-            </w:r>
-          </w:p>
-        </w:tc>
-        <w:tc>
-          <w:tcPr>
-            <w:tcW w:w="3135" w:type="dxa"/>
-          </w:tcPr>
-          <w:p>
-            <w:pPr>
-              <w:jc w:val="center"/>
-            </w:pPr>
-            <w:r>
-              <w:rPr>
-                <w:sz w:val="20"/>
-              </w:rPr>
-              <w:t>9.2%</w:t>
-            </w:r>
-          </w:p>
-        </w:tc>
-      </w:tr>
-      <w:tr>
-        <w:trPr>
-          <w:jc w:val="center"/>
-        </w:trPr>
-        <w:tc>
-          <w:tcPr>
-            <w:tcW w:w="3135" w:type="dxa"/>
-          </w:tcPr>
-          <w:p>
-            <w:pPr>
-              <w:jc w:val="center"/>
-            </w:pPr>
-            <w:r>
-              <w:rPr>
-                <w:sz w:val="20"/>
-              </w:rPr>
-              <w:t>4</w:t>
-            </w:r>
-          </w:p>
-        </w:tc>
-        <w:tc>
-          <w:tcPr>
-            <w:tcW w:w="3135" w:type="dxa"/>
-          </w:tcPr>
-          <w:p>
-            <w:pPr>
-              <w:jc w:val="center"/>
-            </w:pPr>
-            <w:r>
-              <w:rPr>
-                <w:sz w:val="20"/>
-              </w:rPr>
-              <w:t>97,005</w:t>
-            </w:r>
-          </w:p>
-        </w:tc>
-        <w:tc>
-          <w:tcPr>
-            <w:tcW w:w="3135" w:type="dxa"/>
-          </w:tcPr>
-          <w:p>
-            <w:pPr>
-              <w:jc w:val="center"/>
-            </w:pPr>
-            <w:r>
-              <w:rPr>
-                <w:sz w:val="20"/>
-              </w:rPr>
-              <w:t>9.2%</w:t>
-            </w:r>
-          </w:p>
-        </w:tc>
-      </w:tr>
-      <w:tr>
-        <w:trPr>
-          <w:jc w:val="center"/>
-        </w:trPr>
-        <w:tc>
-          <w:tcPr>
-            <w:tcW w:w="3135" w:type="dxa"/>
-          </w:tcPr>
-          <w:p>
-            <w:pPr>
-              <w:jc w:val="center"/>
-            </w:pPr>
-            <w:r>
-              <w:rPr>
-                <w:sz w:val="20"/>
-              </w:rPr>
-              <w:t>5</w:t>
-            </w:r>
-          </w:p>
-        </w:tc>
-        <w:tc>
-          <w:tcPr>
-            <w:tcW w:w="3135" w:type="dxa"/>
-          </w:tcPr>
-          <w:p>
-            <w:pPr>
-              <w:jc w:val="center"/>
-            </w:pPr>
-            <w:r>
-              <w:rPr>
-                <w:sz w:val="20"/>
-              </w:rPr>
-              <w:t>89,054</w:t>
-            </w:r>
-          </w:p>
-        </w:tc>
-        <w:tc>
-          <w:tcPr>
-            <w:tcW w:w="3135" w:type="dxa"/>
-          </w:tcPr>
-          <w:p>
-            <w:pPr>
-              <w:jc w:val="center"/>
-            </w:pPr>
-            <w:r>
-              <w:rPr>
-                <w:sz w:val="20"/>
-              </w:rPr>
-              <w:t>8.2%</w:t>
-            </w:r>
-          </w:p>
-        </w:tc>
-      </w:tr>
-      <w:tr>
-        <w:trPr>
-          <w:jc w:val="center"/>
-        </w:trPr>
-        <w:tc>
-          <w:tcPr>
-            <w:tcW w:w="3135" w:type="dxa"/>
-          </w:tcPr>
-          <w:p>
-            <w:pPr>
-              <w:jc w:val="center"/>
-            </w:pPr>
-            <w:r>
-              <w:rPr>
-                <w:sz w:val="20"/>
-              </w:rPr>
-              <w:t>6</w:t>
-            </w:r>
-          </w:p>
-        </w:tc>
-        <w:tc>
-          <w:tcPr>
-            <w:tcW w:w="3135" w:type="dxa"/>
-          </w:tcPr>
-          <w:p>
-            <w:pPr>
-              <w:jc w:val="center"/>
-            </w:pPr>
-            <w:r>
-              <w:rPr>
-                <w:sz w:val="20"/>
-              </w:rPr>
-              <w:t>83,360</w:t>
-            </w:r>
-          </w:p>
-        </w:tc>
-        <w:tc>
-          <w:tcPr>
-            <w:tcW w:w="3135" w:type="dxa"/>
-          </w:tcPr>
-          <w:p>
-            <w:pPr>
-              <w:jc w:val="center"/>
-            </w:pPr>
-            <w:r>
-              <w:rPr>
-                <w:sz w:val="20"/>
-              </w:rPr>
-              <w:t>6.4%</w:t>
-            </w:r>
-          </w:p>
-        </w:tc>
-      </w:tr>
-      <w:tr>
-        <w:trPr>
-          <w:jc w:val="center"/>
-        </w:trPr>
-        <w:tc>
-          <w:tcPr>
-            <w:tcW w:w="3135" w:type="dxa"/>
-          </w:tcPr>
-          <w:p>
-            <w:pPr>
-              <w:jc w:val="center"/>
-            </w:pPr>
-            <w:r>
-              <w:rPr>
-                <w:sz w:val="20"/>
-              </w:rPr>
-              <w:t>8</w:t>
-            </w:r>
-          </w:p>
-        </w:tc>
-        <w:tc>
-          <w:tcPr>
-            <w:tcW w:w="3135" w:type="dxa"/>
-          </w:tcPr>
-          <w:p>
-            <w:pPr>
-              <w:jc w:val="center"/>
-            </w:pPr>
-            <w:r>
-              <w:rPr>
-                <w:sz w:val="20"/>
-              </w:rPr>
-              <w:t>75,361</w:t>
-            </w:r>
-          </w:p>
-        </w:tc>
-        <w:tc>
-          <w:tcPr>
-            <w:tcW w:w="3135" w:type="dxa"/>
-          </w:tcPr>
-          <w:p>
-            <w:pPr>
-              <w:jc w:val="center"/>
-            </w:pPr>
-            <w:r>
-              <w:rPr>
-                <w:sz w:val="20"/>
-              </w:rPr>
-              <w:t>3.8%  ← elbow (drop slows)</w:t>
-            </w:r>
-          </w:p>
-        </w:tc>
-      </w:tr>
-    </w:tbl>
-    <w:p>
-      <w:pPr>
-        <w:spacing w:before="40"/>
-        <w:jc w:val="center"/>
-      </w:pPr>
-      <w:r>
-        <w:rPr>
-          <w:i/>
-          <w:color w:val="646464"/>
-          <w:sz w:val="18"/>
-        </w:rPr>
-        <w:t>Table 8 — K-Means inertia and percentage drop per number of clusters k.</w:t>
+        <w:t>Table 7 — Binary classification GridSearchCV results.</w:t>
       </w:r>
     </w:p>
     <w:p>
@@ -5419,692 +4957,18 @@
         <w:spacing w:after="120"/>
       </w:pPr>
       <w:r>
-        <w:t xml:space="preserve">Given the absence of a sharp elbow, we chose </w:t>
-      </w:r>
-      <w:r>
         <w:rPr>
-          <w:b/>
+          <w:sz w:val="22"/>
         </w:rPr>
-        <w:t>k = 3</w:t>
-      </w:r>
-      <w:r>
-        <w:t xml:space="preserve"> to match the three real outcome classes, enabling meaningful comparison. The resulting cluster sizes are: Cluster 0 (53,130 samples, 53.1%), Cluster 1 (27,068, 27.1%), Cluster 2 (19,802, 19.8%).</w:t>
-      </w:r>
-    </w:p>
-    <w:p/>
-    <w:p>
-      <w:pPr>
-        <w:pStyle w:val="21"/>
-      </w:pPr>
-      <w:bookmarkStart w:id="14" w:name="_Toc225885099"/>
-      <w:r>
-        <w:t>5.3  Cluster Profiles</w:t>
-      </w:r>
-      <w:bookmarkEnd w:id="14"/>
-    </w:p>
-    <w:p>
-      <w:pPr>
-        <w:spacing w:after="120"/>
-      </w:pPr>
-      <w:r>
-        <w:t xml:space="preserve">Table 9 shows the mean feature values per cluster (in original scale). The clusters are mainly differentiated by </w:t>
-      </w:r>
-      <w:r>
-        <w:rPr>
-          <w:b/>
-        </w:rPr>
-        <w:t>revenue_million</w:t>
-      </w:r>
-      <w:r>
-        <w:t xml:space="preserve"> and </w:t>
-      </w:r>
-      <w:r>
-        <w:rPr>
-          <w:b/>
-        </w:rPr>
-        <w:t>product_traction_users</w:t>
-      </w:r>
-      <w:r>
-        <w:t xml:space="preserve"> — the two most informative features identified in EDA. Notably, </w:t>
-      </w:r>
-      <w:r>
-        <w:rPr>
-          <w:b/>
-        </w:rPr>
-        <w:t>market_size_billion</w:t>
-      </w:r>
-      <w:r>
-        <w:t xml:space="preserve">, </w:t>
-      </w:r>
-      <w:r>
-        <w:rPr>
-          <w:b/>
-        </w:rPr>
-        <w:t>burn_rate_million</w:t>
-      </w:r>
-      <w:r>
-        <w:t xml:space="preserve">, and </w:t>
-      </w:r>
-      <w:r>
-        <w:rPr>
-          <w:b/>
-        </w:rPr>
-        <w:t>team_size</w:t>
-      </w:r>
-      <w:r>
-        <w:t xml:space="preserve"> are nearly identical across clusters, confirming they carry no structural information.</w:t>
+        <w:t>Logistic Regression again achieves the best CV accuracy (74.27%). Table 8 shows the classification report on the binary test set.</w:t>
       </w:r>
     </w:p>
     <w:tbl>
       <w:tblPr>
         <w:tblStyle w:val="aff1"/>
-        <w:tblW w:w="0" w:type="auto"/>
+        <w:tblW w:type="auto" w:w="0"/>
         <w:jc w:val="center"/>
-        <w:tblLook w:val="04A0" w:firstRow="1" w:lastRow="0" w:firstColumn="1" w:lastColumn="0" w:noHBand="0" w:noVBand="1"/>
-      </w:tblPr>
-      <w:tblGrid>
-        <w:gridCol w:w="2446"/>
-        <w:gridCol w:w="2351"/>
-        <w:gridCol w:w="2351"/>
-        <w:gridCol w:w="2351"/>
-      </w:tblGrid>
-      <w:tr>
-        <w:trPr>
-          <w:jc w:val="center"/>
-        </w:trPr>
-        <w:tc>
-          <w:tcPr>
-            <w:tcW w:w="2351" w:type="dxa"/>
-          </w:tcPr>
-          <w:p>
-            <w:pPr>
-              <w:jc w:val="center"/>
-            </w:pPr>
-            <w:r>
-              <w:rPr>
-                <w:b/>
-                <w:sz w:val="20"/>
-              </w:rPr>
-              <w:t>Feature</w:t>
-            </w:r>
-          </w:p>
-        </w:tc>
-        <w:tc>
-          <w:tcPr>
-            <w:tcW w:w="2351" w:type="dxa"/>
-          </w:tcPr>
-          <w:p>
-            <w:pPr>
-              <w:jc w:val="center"/>
-            </w:pPr>
-            <w:r>
-              <w:rPr>
-                <w:b/>
-                <w:sz w:val="20"/>
-              </w:rPr>
-              <w:t>Cluster 0</w:t>
-            </w:r>
-          </w:p>
-        </w:tc>
-        <w:tc>
-          <w:tcPr>
-            <w:tcW w:w="2351" w:type="dxa"/>
-          </w:tcPr>
-          <w:p>
-            <w:pPr>
-              <w:jc w:val="center"/>
-            </w:pPr>
-            <w:r>
-              <w:rPr>
-                <w:b/>
-                <w:sz w:val="20"/>
-              </w:rPr>
-              <w:t>Cluster 1</w:t>
-            </w:r>
-          </w:p>
-        </w:tc>
-        <w:tc>
-          <w:tcPr>
-            <w:tcW w:w="2351" w:type="dxa"/>
-          </w:tcPr>
-          <w:p>
-            <w:pPr>
-              <w:jc w:val="center"/>
-            </w:pPr>
-            <w:r>
-              <w:rPr>
-                <w:b/>
-                <w:sz w:val="20"/>
-              </w:rPr>
-              <w:t>Cluster 2</w:t>
-            </w:r>
-          </w:p>
-        </w:tc>
-      </w:tr>
-      <w:tr>
-        <w:trPr>
-          <w:jc w:val="center"/>
-        </w:trPr>
-        <w:tc>
-          <w:tcPr>
-            <w:tcW w:w="2351" w:type="dxa"/>
-          </w:tcPr>
-          <w:p>
-            <w:pPr>
-              <w:jc w:val="center"/>
-            </w:pPr>
-            <w:r>
-              <w:rPr>
-                <w:sz w:val="20"/>
-              </w:rPr>
-              <w:t>revenue_million</w:t>
-            </w:r>
-          </w:p>
-        </w:tc>
-        <w:tc>
-          <w:tcPr>
-            <w:tcW w:w="2351" w:type="dxa"/>
-          </w:tcPr>
-          <w:p>
-            <w:pPr>
-              <w:jc w:val="center"/>
-            </w:pPr>
-            <w:r>
-              <w:rPr>
-                <w:sz w:val="20"/>
-              </w:rPr>
-              <w:t>1,038,320</w:t>
-            </w:r>
-          </w:p>
-        </w:tc>
-        <w:tc>
-          <w:tcPr>
-            <w:tcW w:w="2351" w:type="dxa"/>
-          </w:tcPr>
-          <w:p>
-            <w:pPr>
-              <w:jc w:val="center"/>
-            </w:pPr>
-            <w:r>
-              <w:rPr>
-                <w:sz w:val="20"/>
-              </w:rPr>
-              <w:t>234,260</w:t>
-            </w:r>
-          </w:p>
-        </w:tc>
-        <w:tc>
-          <w:tcPr>
-            <w:tcW w:w="2351" w:type="dxa"/>
-          </w:tcPr>
-          <w:p>
-            <w:pPr>
-              <w:jc w:val="center"/>
-            </w:pPr>
-            <w:r>
-              <w:rPr>
-                <w:sz w:val="20"/>
-              </w:rPr>
-              <w:t>847,137</w:t>
-            </w:r>
-          </w:p>
-        </w:tc>
-      </w:tr>
-      <w:tr>
-        <w:trPr>
-          <w:jc w:val="center"/>
-        </w:trPr>
-        <w:tc>
-          <w:tcPr>
-            <w:tcW w:w="2351" w:type="dxa"/>
-          </w:tcPr>
-          <w:p>
-            <w:pPr>
-              <w:jc w:val="center"/>
-            </w:pPr>
-            <w:r>
-              <w:rPr>
-                <w:sz w:val="20"/>
-              </w:rPr>
-              <w:t>product_traction_users</w:t>
-            </w:r>
-          </w:p>
-        </w:tc>
-        <w:tc>
-          <w:tcPr>
-            <w:tcW w:w="2351" w:type="dxa"/>
-          </w:tcPr>
-          <w:p>
-            <w:pPr>
-              <w:jc w:val="center"/>
-            </w:pPr>
-            <w:r>
-              <w:rPr>
-                <w:sz w:val="20"/>
-              </w:rPr>
-              <w:t>360,632</w:t>
-            </w:r>
-          </w:p>
-        </w:tc>
-        <w:tc>
-          <w:tcPr>
-            <w:tcW w:w="2351" w:type="dxa"/>
-          </w:tcPr>
-          <w:p>
-            <w:pPr>
-              <w:jc w:val="center"/>
-            </w:pPr>
-            <w:r>
-              <w:rPr>
-                <w:sz w:val="20"/>
-              </w:rPr>
-              <w:t>119,455</w:t>
-            </w:r>
-          </w:p>
-        </w:tc>
-        <w:tc>
-          <w:tcPr>
-            <w:tcW w:w="2351" w:type="dxa"/>
-          </w:tcPr>
-          <w:p>
-            <w:pPr>
-              <w:jc w:val="center"/>
-            </w:pPr>
-            <w:r>
-              <w:rPr>
-                <w:sz w:val="20"/>
-              </w:rPr>
-              <w:t>310,499</w:t>
-            </w:r>
-          </w:p>
-        </w:tc>
-      </w:tr>
-      <w:tr>
-        <w:trPr>
-          <w:jc w:val="center"/>
-        </w:trPr>
-        <w:tc>
-          <w:tcPr>
-            <w:tcW w:w="2351" w:type="dxa"/>
-          </w:tcPr>
-          <w:p>
-            <w:pPr>
-              <w:jc w:val="center"/>
-            </w:pPr>
-            <w:r>
-              <w:rPr>
-                <w:sz w:val="20"/>
-              </w:rPr>
-              <w:t>founder_experience_years</w:t>
-            </w:r>
-          </w:p>
-        </w:tc>
-        <w:tc>
-          <w:tcPr>
-            <w:tcW w:w="2351" w:type="dxa"/>
-          </w:tcPr>
-          <w:p>
-            <w:pPr>
-              <w:jc w:val="center"/>
-            </w:pPr>
-            <w:r>
-              <w:rPr>
-                <w:sz w:val="20"/>
-              </w:rPr>
-              <w:t>15.0</w:t>
-            </w:r>
-          </w:p>
-        </w:tc>
-        <w:tc>
-          <w:tcPr>
-            <w:tcW w:w="2351" w:type="dxa"/>
-          </w:tcPr>
-          <w:p>
-            <w:pPr>
-              <w:jc w:val="center"/>
-            </w:pPr>
-            <w:r>
-              <w:rPr>
-                <w:sz w:val="20"/>
-              </w:rPr>
-              <w:t>13.3</w:t>
-            </w:r>
-          </w:p>
-        </w:tc>
-        <w:tc>
-          <w:tcPr>
-            <w:tcW w:w="2351" w:type="dxa"/>
-          </w:tcPr>
-          <w:p>
-            <w:pPr>
-              <w:jc w:val="center"/>
-            </w:pPr>
-            <w:r>
-              <w:rPr>
-                <w:sz w:val="20"/>
-              </w:rPr>
-              <w:t>2.3</w:t>
-            </w:r>
-          </w:p>
-        </w:tc>
-      </w:tr>
-      <w:tr>
-        <w:trPr>
-          <w:jc w:val="center"/>
-        </w:trPr>
-        <w:tc>
-          <w:tcPr>
-            <w:tcW w:w="2351" w:type="dxa"/>
-          </w:tcPr>
-          <w:p>
-            <w:pPr>
-              <w:jc w:val="center"/>
-            </w:pPr>
-            <w:r>
-              <w:rPr>
-                <w:sz w:val="20"/>
-              </w:rPr>
-              <w:t>funding_rounds</w:t>
-            </w:r>
-          </w:p>
-        </w:tc>
-        <w:tc>
-          <w:tcPr>
-            <w:tcW w:w="2351" w:type="dxa"/>
-          </w:tcPr>
-          <w:p>
-            <w:pPr>
-              <w:jc w:val="center"/>
-            </w:pPr>
-            <w:r>
-              <w:rPr>
-                <w:sz w:val="20"/>
-              </w:rPr>
-              <w:t>2.0</w:t>
-            </w:r>
-          </w:p>
-        </w:tc>
-        <w:tc>
-          <w:tcPr>
-            <w:tcW w:w="2351" w:type="dxa"/>
-          </w:tcPr>
-          <w:p>
-            <w:pPr>
-              <w:jc w:val="center"/>
-            </w:pPr>
-            <w:r>
-              <w:rPr>
-                <w:sz w:val="20"/>
-              </w:rPr>
-              <w:t>2.0</w:t>
-            </w:r>
-          </w:p>
-        </w:tc>
-        <w:tc>
-          <w:tcPr>
-            <w:tcW w:w="2351" w:type="dxa"/>
-          </w:tcPr>
-          <w:p>
-            <w:pPr>
-              <w:jc w:val="center"/>
-            </w:pPr>
-            <w:r>
-              <w:rPr>
-                <w:sz w:val="20"/>
-              </w:rPr>
-              <w:t>2.0</w:t>
-            </w:r>
-          </w:p>
-        </w:tc>
-      </w:tr>
-      <w:tr>
-        <w:trPr>
-          <w:jc w:val="center"/>
-        </w:trPr>
-        <w:tc>
-          <w:tcPr>
-            <w:tcW w:w="2351" w:type="dxa"/>
-          </w:tcPr>
-          <w:p>
-            <w:pPr>
-              <w:jc w:val="center"/>
-            </w:pPr>
-            <w:r>
-              <w:rPr>
-                <w:sz w:val="20"/>
-              </w:rPr>
-              <w:t>team_size</w:t>
-            </w:r>
-          </w:p>
-        </w:tc>
-        <w:tc>
-          <w:tcPr>
-            <w:tcW w:w="2351" w:type="dxa"/>
-          </w:tcPr>
-          <w:p>
-            <w:pPr>
-              <w:jc w:val="center"/>
-            </w:pPr>
-            <w:r>
-              <w:rPr>
-                <w:sz w:val="20"/>
-              </w:rPr>
-              <w:t>150.6</w:t>
-            </w:r>
-          </w:p>
-        </w:tc>
-        <w:tc>
-          <w:tcPr>
-            <w:tcW w:w="2351" w:type="dxa"/>
-          </w:tcPr>
-          <w:p>
-            <w:pPr>
-              <w:jc w:val="center"/>
-            </w:pPr>
-            <w:r>
-              <w:rPr>
-                <w:sz w:val="20"/>
-              </w:rPr>
-              <w:t>150.6</w:t>
-            </w:r>
-          </w:p>
-        </w:tc>
-        <w:tc>
-          <w:tcPr>
-            <w:tcW w:w="2351" w:type="dxa"/>
-          </w:tcPr>
-          <w:p>
-            <w:pPr>
-              <w:jc w:val="center"/>
-            </w:pPr>
-            <w:r>
-              <w:rPr>
-                <w:sz w:val="20"/>
-              </w:rPr>
-              <w:t>151.4</w:t>
-            </w:r>
-          </w:p>
-        </w:tc>
-      </w:tr>
-      <w:tr>
-        <w:trPr>
-          <w:jc w:val="center"/>
-        </w:trPr>
-        <w:tc>
-          <w:tcPr>
-            <w:tcW w:w="2351" w:type="dxa"/>
-          </w:tcPr>
-          <w:p>
-            <w:pPr>
-              <w:jc w:val="center"/>
-            </w:pPr>
-            <w:r>
-              <w:rPr>
-                <w:sz w:val="20"/>
-              </w:rPr>
-              <w:t>market_size_billion</w:t>
-            </w:r>
-          </w:p>
-        </w:tc>
-        <w:tc>
-          <w:tcPr>
-            <w:tcW w:w="2351" w:type="dxa"/>
-          </w:tcPr>
-          <w:p>
-            <w:pPr>
-              <w:jc w:val="center"/>
-            </w:pPr>
-            <w:r>
-              <w:rPr>
-                <w:sz w:val="20"/>
-              </w:rPr>
-              <w:t>33.2</w:t>
-            </w:r>
-          </w:p>
-        </w:tc>
-        <w:tc>
-          <w:tcPr>
-            <w:tcW w:w="2351" w:type="dxa"/>
-          </w:tcPr>
-          <w:p>
-            <w:pPr>
-              <w:jc w:val="center"/>
-            </w:pPr>
-            <w:r>
-              <w:rPr>
-                <w:sz w:val="20"/>
-              </w:rPr>
-              <w:t>33.1</w:t>
-            </w:r>
-          </w:p>
-        </w:tc>
-        <w:tc>
-          <w:tcPr>
-            <w:tcW w:w="2351" w:type="dxa"/>
-          </w:tcPr>
-          <w:p>
-            <w:pPr>
-              <w:jc w:val="center"/>
-            </w:pPr>
-            <w:r>
-              <w:rPr>
-                <w:sz w:val="20"/>
-              </w:rPr>
-              <w:t>33.3</w:t>
-            </w:r>
-          </w:p>
-        </w:tc>
-      </w:tr>
-      <w:tr>
-        <w:trPr>
-          <w:jc w:val="center"/>
-        </w:trPr>
-        <w:tc>
-          <w:tcPr>
-            <w:tcW w:w="2351" w:type="dxa"/>
-          </w:tcPr>
-          <w:p>
-            <w:pPr>
-              <w:jc w:val="center"/>
-            </w:pPr>
-            <w:r>
-              <w:rPr>
-                <w:sz w:val="20"/>
-              </w:rPr>
-              <w:t>burn_rate_million</w:t>
-            </w:r>
-          </w:p>
-        </w:tc>
-        <w:tc>
-          <w:tcPr>
-            <w:tcW w:w="2351" w:type="dxa"/>
-          </w:tcPr>
-          <w:p>
-            <w:pPr>
-              <w:jc w:val="center"/>
-            </w:pPr>
-            <w:r>
-              <w:rPr>
-                <w:sz w:val="20"/>
-              </w:rPr>
-              <w:t>16.8</w:t>
-            </w:r>
-          </w:p>
-        </w:tc>
-        <w:tc>
-          <w:tcPr>
-            <w:tcW w:w="2351" w:type="dxa"/>
-          </w:tcPr>
-          <w:p>
-            <w:pPr>
-              <w:jc w:val="center"/>
-            </w:pPr>
-            <w:r>
-              <w:rPr>
-                <w:sz w:val="20"/>
-              </w:rPr>
-              <w:t>16.9</w:t>
-            </w:r>
-          </w:p>
-        </w:tc>
-        <w:tc>
-          <w:tcPr>
-            <w:tcW w:w="2351" w:type="dxa"/>
-          </w:tcPr>
-          <w:p>
-            <w:pPr>
-              <w:jc w:val="center"/>
-            </w:pPr>
-            <w:r>
-              <w:rPr>
-                <w:sz w:val="20"/>
-              </w:rPr>
-              <w:t>16.7</w:t>
-            </w:r>
-          </w:p>
-        </w:tc>
-      </w:tr>
-    </w:tbl>
-    <w:p>
-      <w:pPr>
-        <w:spacing w:before="40"/>
-        <w:jc w:val="center"/>
-      </w:pPr>
-      <w:r>
-        <w:rPr>
-          <w:i/>
-          <w:color w:val="646464"/>
-          <w:sz w:val="18"/>
-        </w:rPr>
-        <w:t>Table 9 — Mean feature values per K-Means cluster (original scale).</w:t>
-      </w:r>
-    </w:p>
-    <w:p/>
-    <w:p>
-      <w:pPr>
-        <w:pStyle w:val="21"/>
-      </w:pPr>
-      <w:bookmarkStart w:id="15" w:name="_Toc225885100"/>
-      <w:r>
-        <w:lastRenderedPageBreak/>
-        <w:t>5.4  Clusters vs. Outcomes</w:t>
-      </w:r>
-      <w:bookmarkEnd w:id="15"/>
-    </w:p>
-    <w:p>
-      <w:pPr>
-        <w:spacing w:after="120"/>
-      </w:pPr>
-      <w:r>
-        <w:t>Table 10 shows the outcome distribution within each cluster. The correspondence between unsupervised clusters and known outcomes is partial but interpretable:</w:t>
-      </w:r>
-    </w:p>
-    <w:tbl>
-      <w:tblPr>
-        <w:tblStyle w:val="aff1"/>
-        <w:tblW w:w="0" w:type="auto"/>
-        <w:jc w:val="center"/>
-        <w:tblLook w:val="04A0" w:firstRow="1" w:lastRow="0" w:firstColumn="1" w:lastColumn="0" w:noHBand="0" w:noVBand="1"/>
+        <w:tblLook w:firstColumn="1" w:firstRow="1" w:lastColumn="0" w:lastRow="0" w:noHBand="0" w:noVBand="1" w:val="04A0"/>
       </w:tblPr>
       <w:tblGrid>
         <w:gridCol w:w="1881"/>
@@ -6114,12 +4978,9 @@
         <w:gridCol w:w="1881"/>
       </w:tblGrid>
       <w:tr>
-        <w:trPr>
-          <w:jc w:val="center"/>
-        </w:trPr>
-        <w:tc>
-          <w:tcPr>
-            <w:tcW w:w="1881" w:type="dxa"/>
+        <w:tc>
+          <w:tcPr>
+            <w:tcW w:type="dxa" w:w="1881"/>
           </w:tcPr>
           <w:p>
             <w:pPr>
@@ -6130,13 +4991,13 @@
                 <w:b/>
                 <w:sz w:val="20"/>
               </w:rPr>
-              <w:t>Cluster</w:t>
-            </w:r>
-          </w:p>
-        </w:tc>
-        <w:tc>
-          <w:tcPr>
-            <w:tcW w:w="1881" w:type="dxa"/>
+              <w:t>Class</w:t>
+            </w:r>
+          </w:p>
+        </w:tc>
+        <w:tc>
+          <w:tcPr>
+            <w:tcW w:type="dxa" w:w="1881"/>
           </w:tcPr>
           <w:p>
             <w:pPr>
@@ -6147,13 +5008,13 @@
                 <w:b/>
                 <w:sz w:val="20"/>
               </w:rPr>
-              <w:t>Acquisition %</w:t>
-            </w:r>
-          </w:p>
-        </w:tc>
-        <w:tc>
-          <w:tcPr>
-            <w:tcW w:w="1881" w:type="dxa"/>
+              <w:t>Precision</w:t>
+            </w:r>
+          </w:p>
+        </w:tc>
+        <w:tc>
+          <w:tcPr>
+            <w:tcW w:type="dxa" w:w="1881"/>
           </w:tcPr>
           <w:p>
             <w:pPr>
@@ -6164,13 +5025,13 @@
                 <w:b/>
                 <w:sz w:val="20"/>
               </w:rPr>
-              <w:t>Failure %</w:t>
-            </w:r>
-          </w:p>
-        </w:tc>
-        <w:tc>
-          <w:tcPr>
-            <w:tcW w:w="1881" w:type="dxa"/>
+              <w:t>Recall</w:t>
+            </w:r>
+          </w:p>
+        </w:tc>
+        <w:tc>
+          <w:tcPr>
+            <w:tcW w:type="dxa" w:w="1881"/>
           </w:tcPr>
           <w:p>
             <w:pPr>
@@ -6181,13 +5042,13 @@
                 <w:b/>
                 <w:sz w:val="20"/>
               </w:rPr>
-              <w:t>IPO %</w:t>
-            </w:r>
-          </w:p>
-        </w:tc>
-        <w:tc>
-          <w:tcPr>
-            <w:tcW w:w="1881" w:type="dxa"/>
+              <w:t>F1-score</w:t>
+            </w:r>
+          </w:p>
+        </w:tc>
+        <w:tc>
+          <w:tcPr>
+            <w:tcW w:type="dxa" w:w="1881"/>
           </w:tcPr>
           <w:p>
             <w:pPr>
@@ -6198,262 +5059,335 @@
                 <w:b/>
                 <w:sz w:val="20"/>
               </w:rPr>
-              <w:t>Dominant profile</w:t>
+              <w:t>Support</w:t>
             </w:r>
           </w:p>
         </w:tc>
       </w:tr>
       <w:tr>
-        <w:trPr>
-          <w:jc w:val="center"/>
-        </w:trPr>
-        <w:tc>
-          <w:tcPr>
-            <w:tcW w:w="1881" w:type="dxa"/>
-          </w:tcPr>
-          <w:p>
-            <w:pPr>
-              <w:jc w:val="center"/>
-            </w:pPr>
-            <w:r>
-              <w:rPr>
-                <w:sz w:val="20"/>
-              </w:rPr>
-              <w:t>Cluster 0 (53.1%)</w:t>
-            </w:r>
-          </w:p>
-        </w:tc>
-        <w:tc>
-          <w:tcPr>
-            <w:tcW w:w="1881" w:type="dxa"/>
-          </w:tcPr>
-          <w:p>
-            <w:pPr>
-              <w:jc w:val="center"/>
-            </w:pPr>
-            <w:r>
-              <w:rPr>
-                <w:sz w:val="20"/>
-              </w:rPr>
-              <w:t>56.96%</w:t>
-            </w:r>
-          </w:p>
-        </w:tc>
-        <w:tc>
-          <w:tcPr>
-            <w:tcW w:w="1881" w:type="dxa"/>
-          </w:tcPr>
-          <w:p>
-            <w:pPr>
-              <w:jc w:val="center"/>
-            </w:pPr>
-            <w:r>
-              <w:rPr>
-                <w:sz w:val="20"/>
-              </w:rPr>
-              <w:t>39.52%</w:t>
-            </w:r>
-          </w:p>
-        </w:tc>
-        <w:tc>
-          <w:tcPr>
-            <w:tcW w:w="1881" w:type="dxa"/>
-          </w:tcPr>
-          <w:p>
-            <w:pPr>
-              <w:jc w:val="center"/>
-            </w:pPr>
-            <w:r>
-              <w:rPr>
-                <w:sz w:val="20"/>
-              </w:rPr>
-              <w:t>3.52%</w:t>
-            </w:r>
-          </w:p>
-        </w:tc>
-        <w:tc>
-          <w:tcPr>
-            <w:tcW w:w="1881" w:type="dxa"/>
-          </w:tcPr>
-          <w:p>
-            <w:pPr>
-              <w:jc w:val="center"/>
-            </w:pPr>
-            <w:r>
-              <w:rPr>
-                <w:sz w:val="20"/>
-              </w:rPr>
-              <w:t>High revenue + high traction → most successful</w:t>
+        <w:tc>
+          <w:tcPr>
+            <w:tcW w:type="dxa" w:w="1881"/>
+          </w:tcPr>
+          <w:p>
+            <w:pPr>
+              <w:jc w:val="center"/>
+            </w:pPr>
+            <w:r>
+              <w:rPr>
+                <w:sz w:val="20"/>
+              </w:rPr>
+              <w:t>Acquisition</w:t>
+            </w:r>
+          </w:p>
+        </w:tc>
+        <w:tc>
+          <w:tcPr>
+            <w:tcW w:type="dxa" w:w="1881"/>
+          </w:tcPr>
+          <w:p>
+            <w:pPr>
+              <w:jc w:val="center"/>
+            </w:pPr>
+            <w:r>
+              <w:rPr>
+                <w:sz w:val="20"/>
+              </w:rPr>
+              <w:t>0.7074</w:t>
+            </w:r>
+          </w:p>
+        </w:tc>
+        <w:tc>
+          <w:tcPr>
+            <w:tcW w:type="dxa" w:w="1881"/>
+          </w:tcPr>
+          <w:p>
+            <w:pPr>
+              <w:jc w:val="center"/>
+            </w:pPr>
+            <w:r>
+              <w:rPr>
+                <w:sz w:val="20"/>
+              </w:rPr>
+              <w:t>0.6888</w:t>
+            </w:r>
+          </w:p>
+        </w:tc>
+        <w:tc>
+          <w:tcPr>
+            <w:tcW w:type="dxa" w:w="1881"/>
+          </w:tcPr>
+          <w:p>
+            <w:pPr>
+              <w:jc w:val="center"/>
+            </w:pPr>
+            <w:r>
+              <w:rPr>
+                <w:sz w:val="20"/>
+              </w:rPr>
+              <w:t>0.6980</w:t>
+            </w:r>
+          </w:p>
+        </w:tc>
+        <w:tc>
+          <w:tcPr>
+            <w:tcW w:type="dxa" w:w="1881"/>
+          </w:tcPr>
+          <w:p>
+            <w:pPr>
+              <w:jc w:val="center"/>
+            </w:pPr>
+            <w:r>
+              <w:rPr>
+                <w:sz w:val="20"/>
+              </w:rPr>
+              <w:t>8,467</w:t>
             </w:r>
           </w:p>
         </w:tc>
       </w:tr>
       <w:tr>
-        <w:trPr>
-          <w:jc w:val="center"/>
-        </w:trPr>
-        <w:tc>
-          <w:tcPr>
-            <w:tcW w:w="1881" w:type="dxa"/>
-          </w:tcPr>
-          <w:p>
-            <w:pPr>
-              <w:jc w:val="center"/>
-            </w:pPr>
-            <w:r>
-              <w:rPr>
-                <w:sz w:val="20"/>
-              </w:rPr>
-              <w:t>Cluster 1 (27.1%)</w:t>
-            </w:r>
-          </w:p>
-        </w:tc>
-        <w:tc>
-          <w:tcPr>
-            <w:tcW w:w="1881" w:type="dxa"/>
-          </w:tcPr>
-          <w:p>
-            <w:pPr>
-              <w:jc w:val="center"/>
-            </w:pPr>
-            <w:r>
-              <w:rPr>
-                <w:sz w:val="20"/>
-              </w:rPr>
-              <w:t>20.36%</w:t>
-            </w:r>
-          </w:p>
-        </w:tc>
-        <w:tc>
-          <w:tcPr>
-            <w:tcW w:w="1881" w:type="dxa"/>
-          </w:tcPr>
-          <w:p>
-            <w:pPr>
-              <w:jc w:val="center"/>
-            </w:pPr>
-            <w:r>
-              <w:rPr>
-                <w:sz w:val="20"/>
-              </w:rPr>
-              <w:t>79.59%</w:t>
-            </w:r>
-          </w:p>
-        </w:tc>
-        <w:tc>
-          <w:tcPr>
-            <w:tcW w:w="1881" w:type="dxa"/>
-          </w:tcPr>
-          <w:p>
-            <w:pPr>
-              <w:jc w:val="center"/>
-            </w:pPr>
-            <w:r>
-              <w:rPr>
-                <w:sz w:val="20"/>
-              </w:rPr>
-              <w:t>0.04%</w:t>
-            </w:r>
-          </w:p>
-        </w:tc>
-        <w:tc>
-          <w:tcPr>
-            <w:tcW w:w="1881" w:type="dxa"/>
-          </w:tcPr>
-          <w:p>
-            <w:pPr>
-              <w:jc w:val="center"/>
-            </w:pPr>
-            <w:r>
-              <w:rPr>
-                <w:sz w:val="20"/>
-              </w:rPr>
-              <w:t>Low revenue + low traction  → mostly failures</w:t>
+        <w:tc>
+          <w:tcPr>
+            <w:tcW w:type="dxa" w:w="1881"/>
+          </w:tcPr>
+          <w:p>
+            <w:pPr>
+              <w:jc w:val="center"/>
+            </w:pPr>
+            <w:r>
+              <w:rPr>
+                <w:sz w:val="20"/>
+              </w:rPr>
+              <w:t>Failure</w:t>
+            </w:r>
+          </w:p>
+        </w:tc>
+        <w:tc>
+          <w:tcPr>
+            <w:tcW w:type="dxa" w:w="1881"/>
+          </w:tcPr>
+          <w:p>
+            <w:pPr>
+              <w:jc w:val="center"/>
+            </w:pPr>
+            <w:r>
+              <w:rPr>
+                <w:sz w:val="20"/>
+              </w:rPr>
+              <w:t>0.7677</w:t>
+            </w:r>
+          </w:p>
+        </w:tc>
+        <w:tc>
+          <w:tcPr>
+            <w:tcW w:type="dxa" w:w="1881"/>
+          </w:tcPr>
+          <w:p>
+            <w:pPr>
+              <w:jc w:val="center"/>
+            </w:pPr>
+            <w:r>
+              <w:rPr>
+                <w:sz w:val="20"/>
+              </w:rPr>
+              <w:t>0.7831</w:t>
+            </w:r>
+          </w:p>
+        </w:tc>
+        <w:tc>
+          <w:tcPr>
+            <w:tcW w:type="dxa" w:w="1881"/>
+          </w:tcPr>
+          <w:p>
+            <w:pPr>
+              <w:jc w:val="center"/>
+            </w:pPr>
+            <w:r>
+              <w:rPr>
+                <w:sz w:val="20"/>
+              </w:rPr>
+              <w:t>0.7754</w:t>
+            </w:r>
+          </w:p>
+        </w:tc>
+        <w:tc>
+          <w:tcPr>
+            <w:tcW w:type="dxa" w:w="1881"/>
+          </w:tcPr>
+          <w:p>
+            <w:pPr>
+              <w:jc w:val="center"/>
+            </w:pPr>
+            <w:r>
+              <w:rPr>
+                <w:sz w:val="20"/>
+              </w:rPr>
+              <w:t>11,122</w:t>
             </w:r>
           </w:p>
         </w:tc>
       </w:tr>
       <w:tr>
-        <w:trPr>
-          <w:jc w:val="center"/>
-        </w:trPr>
-        <w:tc>
-          <w:tcPr>
-            <w:tcW w:w="1881" w:type="dxa"/>
-          </w:tcPr>
-          <w:p>
-            <w:pPr>
-              <w:jc w:val="center"/>
-            </w:pPr>
-            <w:r>
-              <w:rPr>
-                <w:sz w:val="20"/>
-              </w:rPr>
-              <w:t>Cluster 2 (19.8%)</w:t>
-            </w:r>
-          </w:p>
-        </w:tc>
-        <w:tc>
-          <w:tcPr>
-            <w:tcW w:w="1881" w:type="dxa"/>
-          </w:tcPr>
-          <w:p>
-            <w:pPr>
-              <w:jc w:val="center"/>
-            </w:pPr>
-            <w:r>
-              <w:rPr>
-                <w:sz w:val="20"/>
-              </w:rPr>
-              <w:t>33.14%</w:t>
-            </w:r>
-          </w:p>
-        </w:tc>
-        <w:tc>
-          <w:tcPr>
-            <w:tcW w:w="1881" w:type="dxa"/>
-          </w:tcPr>
-          <w:p>
-            <w:pPr>
-              <w:jc w:val="center"/>
-            </w:pPr>
-            <w:r>
-              <w:rPr>
-                <w:sz w:val="20"/>
-              </w:rPr>
-              <w:t>65.99%</w:t>
-            </w:r>
-          </w:p>
-        </w:tc>
-        <w:tc>
-          <w:tcPr>
-            <w:tcW w:w="1881" w:type="dxa"/>
-          </w:tcPr>
-          <w:p>
-            <w:pPr>
-              <w:jc w:val="center"/>
-            </w:pPr>
-            <w:r>
-              <w:rPr>
-                <w:sz w:val="20"/>
-              </w:rPr>
-              <w:t>0.86%</w:t>
-            </w:r>
-          </w:p>
-        </w:tc>
-        <w:tc>
-          <w:tcPr>
-            <w:tcW w:w="1881" w:type="dxa"/>
-          </w:tcPr>
-          <w:p>
-            <w:pPr>
-              <w:jc w:val="center"/>
-            </w:pPr>
-            <w:r>
-              <w:rPr>
-                <w:sz w:val="20"/>
-              </w:rPr>
-              <w:t>Young founders (exp ≈ 2 yrs) → mixed</w:t>
+        <w:tc>
+          <w:tcPr>
+            <w:tcW w:type="dxa" w:w="1881"/>
+          </w:tcPr>
+          <w:p>
+            <w:pPr>
+              <w:jc w:val="center"/>
+            </w:pPr>
+            <w:r>
+              <w:rPr>
+                <w:sz w:val="20"/>
+              </w:rPr>
+              <w:t>Accuracy</w:t>
+            </w:r>
+          </w:p>
+        </w:tc>
+        <w:tc>
+          <w:tcPr>
+            <w:tcW w:type="dxa" w:w="1881"/>
+          </w:tcPr>
+          <w:p>
+            <w:pPr>
+              <w:jc w:val="center"/>
+            </w:pPr>
+            <w:r>
+              <w:rPr>
+                <w:sz w:val="20"/>
+              </w:rPr>
+              <w:t>—</w:t>
+            </w:r>
+          </w:p>
+        </w:tc>
+        <w:tc>
+          <w:tcPr>
+            <w:tcW w:type="dxa" w:w="1881"/>
+          </w:tcPr>
+          <w:p>
+            <w:pPr>
+              <w:jc w:val="center"/>
+            </w:pPr>
+            <w:r>
+              <w:rPr>
+                <w:sz w:val="20"/>
+              </w:rPr>
+              <w:t>—</w:t>
+            </w:r>
+          </w:p>
+        </w:tc>
+        <w:tc>
+          <w:tcPr>
+            <w:tcW w:type="dxa" w:w="1881"/>
+          </w:tcPr>
+          <w:p>
+            <w:pPr>
+              <w:jc w:val="center"/>
+            </w:pPr>
+            <w:r>
+              <w:rPr>
+                <w:sz w:val="20"/>
+              </w:rPr>
+              <w:t>0.7424</w:t>
+            </w:r>
+          </w:p>
+        </w:tc>
+        <w:tc>
+          <w:tcPr>
+            <w:tcW w:type="dxa" w:w="1881"/>
+          </w:tcPr>
+          <w:p>
+            <w:pPr>
+              <w:jc w:val="center"/>
+            </w:pPr>
+            <w:r>
+              <w:rPr>
+                <w:sz w:val="20"/>
+              </w:rPr>
+              <w:t>19,589</w:t>
+            </w:r>
+          </w:p>
+        </w:tc>
+      </w:tr>
+      <w:tr>
+        <w:tc>
+          <w:tcPr>
+            <w:tcW w:type="dxa" w:w="1881"/>
+          </w:tcPr>
+          <w:p>
+            <w:pPr>
+              <w:jc w:val="center"/>
+            </w:pPr>
+            <w:r>
+              <w:rPr>
+                <w:sz w:val="20"/>
+              </w:rPr>
+              <w:t>Macro avg</w:t>
+            </w:r>
+          </w:p>
+        </w:tc>
+        <w:tc>
+          <w:tcPr>
+            <w:tcW w:type="dxa" w:w="1881"/>
+          </w:tcPr>
+          <w:p>
+            <w:pPr>
+              <w:jc w:val="center"/>
+            </w:pPr>
+            <w:r>
+              <w:rPr>
+                <w:sz w:val="20"/>
+              </w:rPr>
+              <w:t>0.7376</w:t>
+            </w:r>
+          </w:p>
+        </w:tc>
+        <w:tc>
+          <w:tcPr>
+            <w:tcW w:type="dxa" w:w="1881"/>
+          </w:tcPr>
+          <w:p>
+            <w:pPr>
+              <w:jc w:val="center"/>
+            </w:pPr>
+            <w:r>
+              <w:rPr>
+                <w:sz w:val="20"/>
+              </w:rPr>
+              <w:t>0.7360</w:t>
+            </w:r>
+          </w:p>
+        </w:tc>
+        <w:tc>
+          <w:tcPr>
+            <w:tcW w:type="dxa" w:w="1881"/>
+          </w:tcPr>
+          <w:p>
+            <w:pPr>
+              <w:jc w:val="center"/>
+            </w:pPr>
+            <w:r>
+              <w:rPr>
+                <w:sz w:val="20"/>
+              </w:rPr>
+              <w:t>0.7367</w:t>
+            </w:r>
+          </w:p>
+        </w:tc>
+        <w:tc>
+          <w:tcPr>
+            <w:tcW w:type="dxa" w:w="1881"/>
+          </w:tcPr>
+          <w:p>
+            <w:pPr>
+              <w:jc w:val="center"/>
+            </w:pPr>
+            <w:r>
+              <w:rPr>
+                <w:sz w:val="20"/>
+              </w:rPr>
+              <w:t>19,589</w:t>
             </w:r>
           </w:p>
         </w:tc>
@@ -6461,7 +5395,7 @@
     </w:tbl>
     <w:p>
       <w:pPr>
-        <w:spacing w:before="40"/>
+        <w:spacing w:before="40" w:after="200"/>
         <w:jc w:val="center"/>
       </w:pPr>
       <w:r>
@@ -6470,7 +5404,7 @@
           <w:color w:val="646464"/>
           <w:sz w:val="18"/>
         </w:rPr>
-        <w:t>Table 10 — Outcome distribution per K-Means cluster (row percentages).</w:t>
+        <w:t>Table 8 — Classification report for binary Logistic Regression.</w:t>
       </w:r>
     </w:p>
     <w:p>
@@ -6478,7 +5412,30 @@
         <w:spacing w:after="120"/>
       </w:pPr>
       <w:r>
-        <w:t>Cluster 0 aligns well with successful outcomes (56.96% Acquisition + 3.52% IPO), while Cluster 1 is strongly associated with Failure (79.59%). Cluster 2 captures startups with very young founders (mean experience = 2.3 years), which correlates with higher failure rates. The near-absence of IPOs in Cluster 1 (only 0.04% = 12 samples) and Cluster 2 (0.86%) underlines the extreme rarity of this outcome.</w:t>
+        <w:rPr>
+          <w:sz w:val="22"/>
+        </w:rPr>
+        <w:t>Removing IPO raises the macro F1 from 0.584 to 0.737, confirming that class imbalance was the primary bottleneck in the 3-class setting. The ROC curve yields AUC = 0.816, indicating good discriminative power between Failure and Acquisition.</w:t>
+      </w:r>
+    </w:p>
+    <w:p/>
+    <w:p>
+      <w:pPr>
+        <w:pStyle w:val="1"/>
+      </w:pPr>
+      <w:r>
+        <w:t>5  Unsupervised Learning</w:t>
+      </w:r>
+    </w:p>
+    <w:p>
+      <w:pPr>
+        <w:spacing w:after="120"/>
+      </w:pPr>
+      <w:r>
+        <w:rPr>
+          <w:sz w:val="22"/>
+        </w:rPr>
+        <w:t>In Part 2, we apply unsupervised methods to the full dataset (100,000 samples) to discover latent groupings without using outcome labels.</w:t>
       </w:r>
     </w:p>
     <w:p/>
@@ -6486,18 +5443,8 @@
       <w:pPr>
         <w:pStyle w:val="21"/>
       </w:pPr>
-      <w:bookmarkStart w:id="16" w:name="_Toc225885101"/>
       <w:r>
-        <w:t>5.5  Hierarchical Clustering</w:t>
-      </w:r>
-      <w:bookmarkEnd w:id="16"/>
-    </w:p>
-    <w:p>
-      <w:pPr>
-        <w:spacing w:after="120"/>
-      </w:pPr>
-      <w:r>
-        <w:t>We applied Agglomerative Clustering with Ward linkage on a 2,000-row subsample (computational constraint). The dendrogram (Figure 5 in the notebook) was reconstructed from the sklearn model using the TD06 method (linkage matrix from children_ and distances_). With k = 3 clusters, the hierarchical solution produces a more imbalanced partition (Cluster 0: 78.0%, Cluster 1: 14.6%, Cluster 2: 7.4%), compared to K-Means.</w:t>
+        <w:t>5.1  PCA — Variance Analysis</w:t>
       </w:r>
     </w:p>
     <w:p>
@@ -6505,7 +5452,1727 @@
         <w:spacing w:after="120"/>
       </w:pPr>
       <w:r>
-        <w:t>The 3-way PCA comparison plot (Figure 6) shows that K-Means and Hierarchical clustering find broadly similar large-scale structure in PC space, but differ in how they split the minority groups. Both methods confirm the same fundamental finding: clusters are primarily driven by revenue and traction, not by the noise features.</w:t>
+        <w:rPr>
+          <w:sz w:val="22"/>
+        </w:rPr>
+        <w:t>We applied PCA to the scaled numerical features (7 dimensions). The first two components capture only 39.65% of total variance (PC1: 25.23%, PC2: 14.42%). This low cumulative explained variance is consistent with the near-independence of features in the synthetic dataset.</w:t>
+      </w:r>
+    </w:p>
+    <w:tbl>
+      <w:tblPr>
+        <w:tblStyle w:val="aff1"/>
+        <w:tblW w:type="auto" w:w="0"/>
+        <w:jc w:val="center"/>
+        <w:tblLook w:firstColumn="1" w:firstRow="1" w:lastColumn="0" w:lastRow="0" w:noHBand="0" w:noVBand="1" w:val="04A0"/>
+      </w:tblPr>
+      <w:tblGrid>
+        <w:gridCol w:w="3135"/>
+        <w:gridCol w:w="3135"/>
+        <w:gridCol w:w="3135"/>
+      </w:tblGrid>
+      <w:tr>
+        <w:tc>
+          <w:tcPr>
+            <w:tcW w:type="dxa" w:w="3135"/>
+          </w:tcPr>
+          <w:p>
+            <w:pPr>
+              <w:jc w:val="center"/>
+            </w:pPr>
+            <w:r>
+              <w:rPr>
+                <w:b/>
+                <w:sz w:val="20"/>
+              </w:rPr>
+              <w:t>Component</w:t>
+            </w:r>
+          </w:p>
+        </w:tc>
+        <w:tc>
+          <w:tcPr>
+            <w:tcW w:type="dxa" w:w="3135"/>
+          </w:tcPr>
+          <w:p>
+            <w:pPr>
+              <w:jc w:val="center"/>
+            </w:pPr>
+            <w:r>
+              <w:rPr>
+                <w:b/>
+                <w:sz w:val="20"/>
+              </w:rPr>
+              <w:t>Explained Variance</w:t>
+            </w:r>
+          </w:p>
+        </w:tc>
+        <w:tc>
+          <w:tcPr>
+            <w:tcW w:type="dxa" w:w="3135"/>
+          </w:tcPr>
+          <w:p>
+            <w:pPr>
+              <w:jc w:val="center"/>
+            </w:pPr>
+            <w:r>
+              <w:rPr>
+                <w:b/>
+                <w:sz w:val="20"/>
+              </w:rPr>
+              <w:t>Cumulative</w:t>
+            </w:r>
+          </w:p>
+        </w:tc>
+      </w:tr>
+      <w:tr>
+        <w:tc>
+          <w:tcPr>
+            <w:tcW w:type="dxa" w:w="3135"/>
+          </w:tcPr>
+          <w:p>
+            <w:pPr>
+              <w:jc w:val="center"/>
+            </w:pPr>
+            <w:r>
+              <w:rPr>
+                <w:sz w:val="20"/>
+              </w:rPr>
+              <w:t>PC1</w:t>
+            </w:r>
+          </w:p>
+        </w:tc>
+        <w:tc>
+          <w:tcPr>
+            <w:tcW w:type="dxa" w:w="3135"/>
+          </w:tcPr>
+          <w:p>
+            <w:pPr>
+              <w:jc w:val="center"/>
+            </w:pPr>
+            <w:r>
+              <w:rPr>
+                <w:sz w:val="20"/>
+              </w:rPr>
+              <w:t>25.23%</w:t>
+            </w:r>
+          </w:p>
+        </w:tc>
+        <w:tc>
+          <w:tcPr>
+            <w:tcW w:type="dxa" w:w="3135"/>
+          </w:tcPr>
+          <w:p>
+            <w:pPr>
+              <w:jc w:val="center"/>
+            </w:pPr>
+            <w:r>
+              <w:rPr>
+                <w:sz w:val="20"/>
+              </w:rPr>
+              <w:t>25.23%</w:t>
+            </w:r>
+          </w:p>
+        </w:tc>
+      </w:tr>
+      <w:tr>
+        <w:tc>
+          <w:tcPr>
+            <w:tcW w:type="dxa" w:w="3135"/>
+          </w:tcPr>
+          <w:p>
+            <w:pPr>
+              <w:jc w:val="center"/>
+            </w:pPr>
+            <w:r>
+              <w:rPr>
+                <w:sz w:val="20"/>
+              </w:rPr>
+              <w:t>PC2</w:t>
+            </w:r>
+          </w:p>
+        </w:tc>
+        <w:tc>
+          <w:tcPr>
+            <w:tcW w:type="dxa" w:w="3135"/>
+          </w:tcPr>
+          <w:p>
+            <w:pPr>
+              <w:jc w:val="center"/>
+            </w:pPr>
+            <w:r>
+              <w:rPr>
+                <w:sz w:val="20"/>
+              </w:rPr>
+              <w:t>14.42%</w:t>
+            </w:r>
+          </w:p>
+        </w:tc>
+        <w:tc>
+          <w:tcPr>
+            <w:tcW w:type="dxa" w:w="3135"/>
+          </w:tcPr>
+          <w:p>
+            <w:pPr>
+              <w:jc w:val="center"/>
+            </w:pPr>
+            <w:r>
+              <w:rPr>
+                <w:sz w:val="20"/>
+              </w:rPr>
+              <w:t>39.65%</w:t>
+            </w:r>
+          </w:p>
+        </w:tc>
+      </w:tr>
+      <w:tr>
+        <w:tc>
+          <w:tcPr>
+            <w:tcW w:type="dxa" w:w="3135"/>
+          </w:tcPr>
+          <w:p>
+            <w:pPr>
+              <w:jc w:val="center"/>
+            </w:pPr>
+            <w:r>
+              <w:rPr>
+                <w:sz w:val="20"/>
+              </w:rPr>
+              <w:t>PC3</w:t>
+            </w:r>
+          </w:p>
+        </w:tc>
+        <w:tc>
+          <w:tcPr>
+            <w:tcW w:type="dxa" w:w="3135"/>
+          </w:tcPr>
+          <w:p>
+            <w:pPr>
+              <w:jc w:val="center"/>
+            </w:pPr>
+            <w:r>
+              <w:rPr>
+                <w:sz w:val="20"/>
+              </w:rPr>
+              <w:t>14.33%</w:t>
+            </w:r>
+          </w:p>
+        </w:tc>
+        <w:tc>
+          <w:tcPr>
+            <w:tcW w:type="dxa" w:w="3135"/>
+          </w:tcPr>
+          <w:p>
+            <w:pPr>
+              <w:jc w:val="center"/>
+            </w:pPr>
+            <w:r>
+              <w:rPr>
+                <w:sz w:val="20"/>
+              </w:rPr>
+              <w:t>53.98%</w:t>
+            </w:r>
+          </w:p>
+        </w:tc>
+      </w:tr>
+    </w:tbl>
+    <w:p>
+      <w:pPr>
+        <w:spacing w:before="40" w:after="200"/>
+        <w:jc w:val="center"/>
+      </w:pPr>
+      <w:r>
+        <w:rPr>
+          <w:i/>
+          <w:color w:val="646464"/>
+          <w:sz w:val="18"/>
+        </w:rPr>
+        <w:t>Table 9 — PCA explained variance for the first three components.</w:t>
+      </w:r>
+    </w:p>
+    <w:p/>
+    <w:p>
+      <w:pPr>
+        <w:pStyle w:val="21"/>
+      </w:pPr>
+      <w:r>
+        <w:t>5.2  Choosing k — Comparing k=2 and k=3</w:t>
+      </w:r>
+    </w:p>
+    <w:p>
+      <w:pPr>
+        <w:spacing w:after="120"/>
+      </w:pPr>
+      <w:r>
+        <w:rPr>
+          <w:sz w:val="22"/>
+        </w:rPr>
+        <w:t>Instead of relying on an elbow curve, we directly compare k=2 and k=3 by examining the silhouette score and visual separation in PCA space. Table 10 shows the results.</w:t>
+      </w:r>
+    </w:p>
+    <w:tbl>
+      <w:tblPr>
+        <w:tblStyle w:val="aff1"/>
+        <w:tblW w:type="auto" w:w="0"/>
+        <w:jc w:val="center"/>
+        <w:tblLook w:firstColumn="1" w:firstRow="1" w:lastColumn="0" w:lastRow="0" w:noHBand="0" w:noVBand="1" w:val="04A0"/>
+      </w:tblPr>
+      <w:tblGrid>
+        <w:gridCol w:w="3135"/>
+        <w:gridCol w:w="3135"/>
+        <w:gridCol w:w="3135"/>
+      </w:tblGrid>
+      <w:tr>
+        <w:tc>
+          <w:tcPr>
+            <w:tcW w:type="dxa" w:w="3135"/>
+          </w:tcPr>
+          <w:p>
+            <w:pPr>
+              <w:jc w:val="center"/>
+            </w:pPr>
+            <w:r>
+              <w:rPr>
+                <w:b/>
+                <w:sz w:val="20"/>
+              </w:rPr>
+              <w:t>k</w:t>
+            </w:r>
+          </w:p>
+        </w:tc>
+        <w:tc>
+          <w:tcPr>
+            <w:tcW w:type="dxa" w:w="3135"/>
+          </w:tcPr>
+          <w:p>
+            <w:pPr>
+              <w:jc w:val="center"/>
+            </w:pPr>
+            <w:r>
+              <w:rPr>
+                <w:b/>
+                <w:sz w:val="20"/>
+              </w:rPr>
+              <w:t>Inertia</w:t>
+            </w:r>
+          </w:p>
+        </w:tc>
+        <w:tc>
+          <w:tcPr>
+            <w:tcW w:type="dxa" w:w="3135"/>
+          </w:tcPr>
+          <w:p>
+            <w:pPr>
+              <w:jc w:val="center"/>
+            </w:pPr>
+            <w:r>
+              <w:rPr>
+                <w:b/>
+                <w:sz w:val="20"/>
+              </w:rPr>
+              <w:t>Silhouette score</w:t>
+            </w:r>
+          </w:p>
+        </w:tc>
+      </w:tr>
+      <w:tr>
+        <w:tc>
+          <w:tcPr>
+            <w:tcW w:type="dxa" w:w="3135"/>
+          </w:tcPr>
+          <w:p>
+            <w:pPr>
+              <w:jc w:val="center"/>
+            </w:pPr>
+            <w:r>
+              <w:rPr>
+                <w:sz w:val="20"/>
+              </w:rPr>
+              <w:t>2</w:t>
+            </w:r>
+          </w:p>
+        </w:tc>
+        <w:tc>
+          <w:tcPr>
+            <w:tcW w:type="dxa" w:w="3135"/>
+          </w:tcPr>
+          <w:p>
+            <w:pPr>
+              <w:jc w:val="center"/>
+            </w:pPr>
+            <w:r>
+              <w:rPr>
+                <w:sz w:val="20"/>
+              </w:rPr>
+              <w:t>588,571</w:t>
+            </w:r>
+          </w:p>
+        </w:tc>
+        <w:tc>
+          <w:tcPr>
+            <w:tcW w:type="dxa" w:w="3135"/>
+          </w:tcPr>
+          <w:p>
+            <w:pPr>
+              <w:jc w:val="center"/>
+            </w:pPr>
+            <w:r>
+              <w:rPr>
+                <w:sz w:val="20"/>
+              </w:rPr>
+              <w:t>0.1612</w:t>
+            </w:r>
+          </w:p>
+        </w:tc>
+      </w:tr>
+      <w:tr>
+        <w:tc>
+          <w:tcPr>
+            <w:tcW w:type="dxa" w:w="3135"/>
+          </w:tcPr>
+          <w:p>
+            <w:pPr>
+              <w:jc w:val="center"/>
+            </w:pPr>
+            <w:r>
+              <w:rPr>
+                <w:sz w:val="20"/>
+              </w:rPr>
+              <w:t>3</w:t>
+            </w:r>
+          </w:p>
+        </w:tc>
+        <w:tc>
+          <w:tcPr>
+            <w:tcW w:type="dxa" w:w="3135"/>
+          </w:tcPr>
+          <w:p>
+            <w:pPr>
+              <w:jc w:val="center"/>
+            </w:pPr>
+            <w:r>
+              <w:rPr>
+                <w:sz w:val="20"/>
+              </w:rPr>
+              <w:t>532,371</w:t>
+            </w:r>
+          </w:p>
+        </w:tc>
+        <w:tc>
+          <w:tcPr>
+            <w:tcW w:type="dxa" w:w="3135"/>
+          </w:tcPr>
+          <w:p>
+            <w:pPr>
+              <w:jc w:val="center"/>
+            </w:pPr>
+            <w:r>
+              <w:rPr>
+                <w:sz w:val="20"/>
+              </w:rPr>
+              <w:t>0.1553</w:t>
+            </w:r>
+          </w:p>
+        </w:tc>
+      </w:tr>
+    </w:tbl>
+    <w:p>
+      <w:pPr>
+        <w:spacing w:before="40" w:after="200"/>
+        <w:jc w:val="center"/>
+      </w:pPr>
+      <w:r>
+        <w:rPr>
+          <w:i/>
+          <w:color w:val="646464"/>
+          <w:sz w:val="18"/>
+        </w:rPr>
+        <w:t>Table 10 — K-Means comparison for k=2 and k=3.</w:t>
+      </w:r>
+    </w:p>
+    <w:p>
+      <w:pPr>
+        <w:spacing w:after="120"/>
+      </w:pPr>
+      <w:r>
+        <w:rPr>
+          <w:sz w:val="22"/>
+        </w:rPr>
+        <w:t>Both scores are low (&lt; 0.2), confirming that the synthetic dataset has no strong natural cluster structure. The silhouette scores are nearly identical for k=2 and k=3. We choose k=3 for greater granularity in the startup archetypes, while acknowledging this is a deliberate interpretability choice, not a data-driven result.</w:t>
+      </w:r>
+    </w:p>
+    <w:p/>
+    <w:p>
+      <w:pPr>
+        <w:pStyle w:val="21"/>
+      </w:pPr>
+      <w:r>
+        <w:t>5.3  Cluster Profiles</w:t>
+      </w:r>
+    </w:p>
+    <w:p>
+      <w:pPr>
+        <w:spacing w:after="120"/>
+      </w:pPr>
+      <w:r>
+        <w:rPr>
+          <w:sz w:val="22"/>
+        </w:rPr>
+        <w:t>Cluster labels are reordered by descending revenue mean, ensuring Cluster 0 always corresponds to the highest-revenue group. Table 11 shows the mean feature values per cluster.</w:t>
+      </w:r>
+    </w:p>
+    <w:tbl>
+      <w:tblPr>
+        <w:tblStyle w:val="aff1"/>
+        <w:tblW w:type="auto" w:w="0"/>
+        <w:jc w:val="center"/>
+        <w:tblLook w:firstColumn="1" w:firstRow="1" w:lastColumn="0" w:lastRow="0" w:noHBand="0" w:noVBand="1" w:val="04A0"/>
+      </w:tblPr>
+      <w:tblGrid>
+        <w:gridCol w:w="2351"/>
+        <w:gridCol w:w="2351"/>
+        <w:gridCol w:w="2351"/>
+        <w:gridCol w:w="2351"/>
+      </w:tblGrid>
+      <w:tr>
+        <w:tc>
+          <w:tcPr>
+            <w:tcW w:type="dxa" w:w="2351"/>
+          </w:tcPr>
+          <w:p>
+            <w:pPr>
+              <w:jc w:val="center"/>
+            </w:pPr>
+            <w:r>
+              <w:rPr>
+                <w:b/>
+                <w:sz w:val="20"/>
+              </w:rPr>
+              <w:t>Feature</w:t>
+            </w:r>
+          </w:p>
+        </w:tc>
+        <w:tc>
+          <w:tcPr>
+            <w:tcW w:type="dxa" w:w="2351"/>
+          </w:tcPr>
+          <w:p>
+            <w:pPr>
+              <w:jc w:val="center"/>
+            </w:pPr>
+            <w:r>
+              <w:rPr>
+                <w:b/>
+                <w:sz w:val="20"/>
+              </w:rPr>
+              <w:t>Cluster 0</w:t>
+            </w:r>
+          </w:p>
+        </w:tc>
+        <w:tc>
+          <w:tcPr>
+            <w:tcW w:type="dxa" w:w="2351"/>
+          </w:tcPr>
+          <w:p>
+            <w:pPr>
+              <w:jc w:val="center"/>
+            </w:pPr>
+            <w:r>
+              <w:rPr>
+                <w:b/>
+                <w:sz w:val="20"/>
+              </w:rPr>
+              <w:t>Cluster 1</w:t>
+            </w:r>
+          </w:p>
+        </w:tc>
+        <w:tc>
+          <w:tcPr>
+            <w:tcW w:type="dxa" w:w="2351"/>
+          </w:tcPr>
+          <w:p>
+            <w:pPr>
+              <w:jc w:val="center"/>
+            </w:pPr>
+            <w:r>
+              <w:rPr>
+                <w:b/>
+                <w:sz w:val="20"/>
+              </w:rPr>
+              <w:t>Cluster 2</w:t>
+            </w:r>
+          </w:p>
+        </w:tc>
+      </w:tr>
+      <w:tr>
+        <w:tc>
+          <w:tcPr>
+            <w:tcW w:type="dxa" w:w="2351"/>
+          </w:tcPr>
+          <w:p>
+            <w:pPr>
+              <w:jc w:val="center"/>
+            </w:pPr>
+            <w:r>
+              <w:rPr>
+                <w:sz w:val="20"/>
+              </w:rPr>
+              <w:t>revenue_million</w:t>
+            </w:r>
+          </w:p>
+        </w:tc>
+        <w:tc>
+          <w:tcPr>
+            <w:tcW w:type="dxa" w:w="2351"/>
+          </w:tcPr>
+          <w:p>
+            <w:pPr>
+              <w:jc w:val="center"/>
+            </w:pPr>
+            <w:r>
+              <w:rPr>
+                <w:sz w:val="20"/>
+              </w:rPr>
+              <w:t>1,038,320</w:t>
+            </w:r>
+          </w:p>
+        </w:tc>
+        <w:tc>
+          <w:tcPr>
+            <w:tcW w:type="dxa" w:w="2351"/>
+          </w:tcPr>
+          <w:p>
+            <w:pPr>
+              <w:jc w:val="center"/>
+            </w:pPr>
+            <w:r>
+              <w:rPr>
+                <w:sz w:val="20"/>
+              </w:rPr>
+              <w:t>847,137</w:t>
+            </w:r>
+          </w:p>
+        </w:tc>
+        <w:tc>
+          <w:tcPr>
+            <w:tcW w:type="dxa" w:w="2351"/>
+          </w:tcPr>
+          <w:p>
+            <w:pPr>
+              <w:jc w:val="center"/>
+            </w:pPr>
+            <w:r>
+              <w:rPr>
+                <w:sz w:val="20"/>
+              </w:rPr>
+              <w:t>234,260</w:t>
+            </w:r>
+          </w:p>
+        </w:tc>
+      </w:tr>
+      <w:tr>
+        <w:tc>
+          <w:tcPr>
+            <w:tcW w:type="dxa" w:w="2351"/>
+          </w:tcPr>
+          <w:p>
+            <w:pPr>
+              <w:jc w:val="center"/>
+            </w:pPr>
+            <w:r>
+              <w:rPr>
+                <w:sz w:val="20"/>
+              </w:rPr>
+              <w:t>product_traction_users</w:t>
+            </w:r>
+          </w:p>
+        </w:tc>
+        <w:tc>
+          <w:tcPr>
+            <w:tcW w:type="dxa" w:w="2351"/>
+          </w:tcPr>
+          <w:p>
+            <w:pPr>
+              <w:jc w:val="center"/>
+            </w:pPr>
+            <w:r>
+              <w:rPr>
+                <w:sz w:val="20"/>
+              </w:rPr>
+              <w:t>360,632</w:t>
+            </w:r>
+          </w:p>
+        </w:tc>
+        <w:tc>
+          <w:tcPr>
+            <w:tcW w:type="dxa" w:w="2351"/>
+          </w:tcPr>
+          <w:p>
+            <w:pPr>
+              <w:jc w:val="center"/>
+            </w:pPr>
+            <w:r>
+              <w:rPr>
+                <w:sz w:val="20"/>
+              </w:rPr>
+              <w:t>310,499</w:t>
+            </w:r>
+          </w:p>
+        </w:tc>
+        <w:tc>
+          <w:tcPr>
+            <w:tcW w:type="dxa" w:w="2351"/>
+          </w:tcPr>
+          <w:p>
+            <w:pPr>
+              <w:jc w:val="center"/>
+            </w:pPr>
+            <w:r>
+              <w:rPr>
+                <w:sz w:val="20"/>
+              </w:rPr>
+              <w:t>119,455</w:t>
+            </w:r>
+          </w:p>
+        </w:tc>
+      </w:tr>
+      <w:tr>
+        <w:tc>
+          <w:tcPr>
+            <w:tcW w:type="dxa" w:w="2351"/>
+          </w:tcPr>
+          <w:p>
+            <w:pPr>
+              <w:jc w:val="center"/>
+            </w:pPr>
+            <w:r>
+              <w:rPr>
+                <w:sz w:val="20"/>
+              </w:rPr>
+              <w:t>founder_experience_years</w:t>
+            </w:r>
+          </w:p>
+        </w:tc>
+        <w:tc>
+          <w:tcPr>
+            <w:tcW w:type="dxa" w:w="2351"/>
+          </w:tcPr>
+          <w:p>
+            <w:pPr>
+              <w:jc w:val="center"/>
+            </w:pPr>
+            <w:r>
+              <w:rPr>
+                <w:sz w:val="20"/>
+              </w:rPr>
+              <w:t>15.0</w:t>
+            </w:r>
+          </w:p>
+        </w:tc>
+        <w:tc>
+          <w:tcPr>
+            <w:tcW w:type="dxa" w:w="2351"/>
+          </w:tcPr>
+          <w:p>
+            <w:pPr>
+              <w:jc w:val="center"/>
+            </w:pPr>
+            <w:r>
+              <w:rPr>
+                <w:sz w:val="20"/>
+              </w:rPr>
+              <w:t>2.3</w:t>
+            </w:r>
+          </w:p>
+        </w:tc>
+        <w:tc>
+          <w:tcPr>
+            <w:tcW w:type="dxa" w:w="2351"/>
+          </w:tcPr>
+          <w:p>
+            <w:pPr>
+              <w:jc w:val="center"/>
+            </w:pPr>
+            <w:r>
+              <w:rPr>
+                <w:sz w:val="20"/>
+              </w:rPr>
+              <w:t>13.3</w:t>
+            </w:r>
+          </w:p>
+        </w:tc>
+      </w:tr>
+      <w:tr>
+        <w:tc>
+          <w:tcPr>
+            <w:tcW w:type="dxa" w:w="2351"/>
+          </w:tcPr>
+          <w:p>
+            <w:pPr>
+              <w:jc w:val="center"/>
+            </w:pPr>
+            <w:r>
+              <w:rPr>
+                <w:sz w:val="20"/>
+              </w:rPr>
+              <w:t>funding_rounds</w:t>
+            </w:r>
+          </w:p>
+        </w:tc>
+        <w:tc>
+          <w:tcPr>
+            <w:tcW w:type="dxa" w:w="2351"/>
+          </w:tcPr>
+          <w:p>
+            <w:pPr>
+              <w:jc w:val="center"/>
+            </w:pPr>
+            <w:r>
+              <w:rPr>
+                <w:sz w:val="20"/>
+              </w:rPr>
+              <w:t>2.0</w:t>
+            </w:r>
+          </w:p>
+        </w:tc>
+        <w:tc>
+          <w:tcPr>
+            <w:tcW w:type="dxa" w:w="2351"/>
+          </w:tcPr>
+          <w:p>
+            <w:pPr>
+              <w:jc w:val="center"/>
+            </w:pPr>
+            <w:r>
+              <w:rPr>
+                <w:sz w:val="20"/>
+              </w:rPr>
+              <w:t>2.0</w:t>
+            </w:r>
+          </w:p>
+        </w:tc>
+        <w:tc>
+          <w:tcPr>
+            <w:tcW w:type="dxa" w:w="2351"/>
+          </w:tcPr>
+          <w:p>
+            <w:pPr>
+              <w:jc w:val="center"/>
+            </w:pPr>
+            <w:r>
+              <w:rPr>
+                <w:sz w:val="20"/>
+              </w:rPr>
+              <w:t>2.0</w:t>
+            </w:r>
+          </w:p>
+        </w:tc>
+      </w:tr>
+      <w:tr>
+        <w:tc>
+          <w:tcPr>
+            <w:tcW w:type="dxa" w:w="2351"/>
+          </w:tcPr>
+          <w:p>
+            <w:pPr>
+              <w:jc w:val="center"/>
+            </w:pPr>
+            <w:r>
+              <w:rPr>
+                <w:sz w:val="20"/>
+              </w:rPr>
+              <w:t>team_size</w:t>
+            </w:r>
+          </w:p>
+        </w:tc>
+        <w:tc>
+          <w:tcPr>
+            <w:tcW w:type="dxa" w:w="2351"/>
+          </w:tcPr>
+          <w:p>
+            <w:pPr>
+              <w:jc w:val="center"/>
+            </w:pPr>
+            <w:r>
+              <w:rPr>
+                <w:sz w:val="20"/>
+              </w:rPr>
+              <w:t>150.6</w:t>
+            </w:r>
+          </w:p>
+        </w:tc>
+        <w:tc>
+          <w:tcPr>
+            <w:tcW w:type="dxa" w:w="2351"/>
+          </w:tcPr>
+          <w:p>
+            <w:pPr>
+              <w:jc w:val="center"/>
+            </w:pPr>
+            <w:r>
+              <w:rPr>
+                <w:sz w:val="20"/>
+              </w:rPr>
+              <w:t>151.4</w:t>
+            </w:r>
+          </w:p>
+        </w:tc>
+        <w:tc>
+          <w:tcPr>
+            <w:tcW w:type="dxa" w:w="2351"/>
+          </w:tcPr>
+          <w:p>
+            <w:pPr>
+              <w:jc w:val="center"/>
+            </w:pPr>
+            <w:r>
+              <w:rPr>
+                <w:sz w:val="20"/>
+              </w:rPr>
+              <w:t>150.6</w:t>
+            </w:r>
+          </w:p>
+        </w:tc>
+      </w:tr>
+      <w:tr>
+        <w:tc>
+          <w:tcPr>
+            <w:tcW w:type="dxa" w:w="2351"/>
+          </w:tcPr>
+          <w:p>
+            <w:pPr>
+              <w:jc w:val="center"/>
+            </w:pPr>
+            <w:r>
+              <w:rPr>
+                <w:sz w:val="20"/>
+              </w:rPr>
+              <w:t>market_size_billion</w:t>
+            </w:r>
+          </w:p>
+        </w:tc>
+        <w:tc>
+          <w:tcPr>
+            <w:tcW w:type="dxa" w:w="2351"/>
+          </w:tcPr>
+          <w:p>
+            <w:pPr>
+              <w:jc w:val="center"/>
+            </w:pPr>
+            <w:r>
+              <w:rPr>
+                <w:sz w:val="20"/>
+              </w:rPr>
+              <w:t>33.2</w:t>
+            </w:r>
+          </w:p>
+        </w:tc>
+        <w:tc>
+          <w:tcPr>
+            <w:tcW w:type="dxa" w:w="2351"/>
+          </w:tcPr>
+          <w:p>
+            <w:pPr>
+              <w:jc w:val="center"/>
+            </w:pPr>
+            <w:r>
+              <w:rPr>
+                <w:sz w:val="20"/>
+              </w:rPr>
+              <w:t>33.3</w:t>
+            </w:r>
+          </w:p>
+        </w:tc>
+        <w:tc>
+          <w:tcPr>
+            <w:tcW w:type="dxa" w:w="2351"/>
+          </w:tcPr>
+          <w:p>
+            <w:pPr>
+              <w:jc w:val="center"/>
+            </w:pPr>
+            <w:r>
+              <w:rPr>
+                <w:sz w:val="20"/>
+              </w:rPr>
+              <w:t>33.1</w:t>
+            </w:r>
+          </w:p>
+        </w:tc>
+      </w:tr>
+      <w:tr>
+        <w:tc>
+          <w:tcPr>
+            <w:tcW w:type="dxa" w:w="2351"/>
+          </w:tcPr>
+          <w:p>
+            <w:pPr>
+              <w:jc w:val="center"/>
+            </w:pPr>
+            <w:r>
+              <w:rPr>
+                <w:sz w:val="20"/>
+              </w:rPr>
+              <w:t>burn_rate_million</w:t>
+            </w:r>
+          </w:p>
+        </w:tc>
+        <w:tc>
+          <w:tcPr>
+            <w:tcW w:type="dxa" w:w="2351"/>
+          </w:tcPr>
+          <w:p>
+            <w:pPr>
+              <w:jc w:val="center"/>
+            </w:pPr>
+            <w:r>
+              <w:rPr>
+                <w:sz w:val="20"/>
+              </w:rPr>
+              <w:t>16.8</w:t>
+            </w:r>
+          </w:p>
+        </w:tc>
+        <w:tc>
+          <w:tcPr>
+            <w:tcW w:type="dxa" w:w="2351"/>
+          </w:tcPr>
+          <w:p>
+            <w:pPr>
+              <w:jc w:val="center"/>
+            </w:pPr>
+            <w:r>
+              <w:rPr>
+                <w:sz w:val="20"/>
+              </w:rPr>
+              <w:t>16.7</w:t>
+            </w:r>
+          </w:p>
+        </w:tc>
+        <w:tc>
+          <w:tcPr>
+            <w:tcW w:type="dxa" w:w="2351"/>
+          </w:tcPr>
+          <w:p>
+            <w:pPr>
+              <w:jc w:val="center"/>
+            </w:pPr>
+            <w:r>
+              <w:rPr>
+                <w:sz w:val="20"/>
+              </w:rPr>
+              <w:t>16.9</w:t>
+            </w:r>
+          </w:p>
+        </w:tc>
+      </w:tr>
+    </w:tbl>
+    <w:p>
+      <w:pPr>
+        <w:spacing w:before="40" w:after="200"/>
+        <w:jc w:val="center"/>
+      </w:pPr>
+      <w:r>
+        <w:rPr>
+          <w:i/>
+          <w:color w:val="646464"/>
+          <w:sz w:val="18"/>
+        </w:rPr>
+        <w:t>Table 11 — Mean feature values per K-Means cluster (original scale, ordered by revenue).</w:t>
+      </w:r>
+    </w:p>
+    <w:p>
+      <w:pPr>
+        <w:spacing w:after="120"/>
+      </w:pPr>
+      <w:r>
+        <w:rPr>
+          <w:sz w:val="22"/>
+        </w:rPr>
+        <w:t>The clusters are differentiated almost exclusively by revenue and product traction. team_size, market_size_billion, burn_rate_million, and funding_rounds are nearly identical across all three clusters, confirming they carry no structural information.</w:t>
+      </w:r>
+    </w:p>
+    <w:p/>
+    <w:p>
+      <w:pPr>
+        <w:pStyle w:val="21"/>
+      </w:pPr>
+      <w:r>
+        <w:t>5.4  Cluster Archetypes</w:t>
+      </w:r>
+    </w:p>
+    <w:p>
+      <w:pPr>
+        <w:spacing w:after="120"/>
+      </w:pPr>
+      <w:r>
+        <w:rPr>
+          <w:sz w:val="22"/>
+        </w:rPr>
+        <w:t>Rather than comparing clusters to outcome labels, we interpret each cluster on its own terms as a startup archetype:</w:t>
+      </w:r>
+    </w:p>
+    <w:tbl>
+      <w:tblPr>
+        <w:tblStyle w:val="aff1"/>
+        <w:tblW w:type="auto" w:w="0"/>
+        <w:jc w:val="center"/>
+        <w:tblLook w:firstColumn="1" w:firstRow="1" w:lastColumn="0" w:lastRow="0" w:noHBand="0" w:noVBand="1" w:val="04A0"/>
+      </w:tblPr>
+      <w:tblGrid>
+        <w:gridCol w:w="1881"/>
+        <w:gridCol w:w="1881"/>
+        <w:gridCol w:w="1881"/>
+        <w:gridCol w:w="1881"/>
+        <w:gridCol w:w="1881"/>
+      </w:tblGrid>
+      <w:tr>
+        <w:tc>
+          <w:tcPr>
+            <w:tcW w:type="dxa" w:w="1881"/>
+          </w:tcPr>
+          <w:p>
+            <w:pPr>
+              <w:jc w:val="center"/>
+            </w:pPr>
+            <w:r>
+              <w:rPr>
+                <w:b/>
+                <w:sz w:val="20"/>
+              </w:rPr>
+              <w:t>Cluster</w:t>
+            </w:r>
+          </w:p>
+        </w:tc>
+        <w:tc>
+          <w:tcPr>
+            <w:tcW w:type="dxa" w:w="1881"/>
+          </w:tcPr>
+          <w:p>
+            <w:pPr>
+              <w:jc w:val="center"/>
+            </w:pPr>
+            <w:r>
+              <w:rPr>
+                <w:b/>
+                <w:sz w:val="20"/>
+              </w:rPr>
+              <w:t>Revenue</w:t>
+            </w:r>
+          </w:p>
+        </w:tc>
+        <w:tc>
+          <w:tcPr>
+            <w:tcW w:type="dxa" w:w="1881"/>
+          </w:tcPr>
+          <w:p>
+            <w:pPr>
+              <w:jc w:val="center"/>
+            </w:pPr>
+            <w:r>
+              <w:rPr>
+                <w:b/>
+                <w:sz w:val="20"/>
+              </w:rPr>
+              <w:t>Traction</w:t>
+            </w:r>
+          </w:p>
+        </w:tc>
+        <w:tc>
+          <w:tcPr>
+            <w:tcW w:type="dxa" w:w="1881"/>
+          </w:tcPr>
+          <w:p>
+            <w:pPr>
+              <w:jc w:val="center"/>
+            </w:pPr>
+            <w:r>
+              <w:rPr>
+                <w:b/>
+                <w:sz w:val="20"/>
+              </w:rPr>
+              <w:t>Founder exp.</w:t>
+            </w:r>
+          </w:p>
+        </w:tc>
+        <w:tc>
+          <w:tcPr>
+            <w:tcW w:type="dxa" w:w="1881"/>
+          </w:tcPr>
+          <w:p>
+            <w:pPr>
+              <w:jc w:val="center"/>
+            </w:pPr>
+            <w:r>
+              <w:rPr>
+                <w:b/>
+                <w:sz w:val="20"/>
+              </w:rPr>
+              <w:t>Archetype</w:t>
+            </w:r>
+          </w:p>
+        </w:tc>
+      </w:tr>
+      <w:tr>
+        <w:tc>
+          <w:tcPr>
+            <w:tcW w:type="dxa" w:w="1881"/>
+          </w:tcPr>
+          <w:p>
+            <w:pPr>
+              <w:jc w:val="center"/>
+            </w:pPr>
+            <w:r>
+              <w:rPr>
+                <w:sz w:val="20"/>
+              </w:rPr>
+              <w:t>0 (53%)</w:t>
+            </w:r>
+          </w:p>
+        </w:tc>
+        <w:tc>
+          <w:tcPr>
+            <w:tcW w:type="dxa" w:w="1881"/>
+          </w:tcPr>
+          <w:p>
+            <w:pPr>
+              <w:jc w:val="center"/>
+            </w:pPr>
+            <w:r>
+              <w:rPr>
+                <w:sz w:val="20"/>
+              </w:rPr>
+              <w:t>High</w:t>
+            </w:r>
+          </w:p>
+        </w:tc>
+        <w:tc>
+          <w:tcPr>
+            <w:tcW w:type="dxa" w:w="1881"/>
+          </w:tcPr>
+          <w:p>
+            <w:pPr>
+              <w:jc w:val="center"/>
+            </w:pPr>
+            <w:r>
+              <w:rPr>
+                <w:sz w:val="20"/>
+              </w:rPr>
+              <w:t>High</w:t>
+            </w:r>
+          </w:p>
+        </w:tc>
+        <w:tc>
+          <w:tcPr>
+            <w:tcW w:type="dxa" w:w="1881"/>
+          </w:tcPr>
+          <w:p>
+            <w:pPr>
+              <w:jc w:val="center"/>
+            </w:pPr>
+            <w:r>
+              <w:rPr>
+                <w:sz w:val="20"/>
+              </w:rPr>
+              <w:t>~15 yrs</w:t>
+            </w:r>
+          </w:p>
+        </w:tc>
+        <w:tc>
+          <w:tcPr>
+            <w:tcW w:type="dxa" w:w="1881"/>
+          </w:tcPr>
+          <w:p>
+            <w:pPr>
+              <w:jc w:val="center"/>
+            </w:pPr>
+            <w:r>
+              <w:rPr>
+                <w:sz w:val="20"/>
+              </w:rPr>
+              <w:t>Mature, high-revenue companies</w:t>
+            </w:r>
+          </w:p>
+        </w:tc>
+      </w:tr>
+      <w:tr>
+        <w:tc>
+          <w:tcPr>
+            <w:tcW w:type="dxa" w:w="1881"/>
+          </w:tcPr>
+          <w:p>
+            <w:pPr>
+              <w:jc w:val="center"/>
+            </w:pPr>
+            <w:r>
+              <w:rPr>
+                <w:sz w:val="20"/>
+              </w:rPr>
+              <w:t>1 (20%)</w:t>
+            </w:r>
+          </w:p>
+        </w:tc>
+        <w:tc>
+          <w:tcPr>
+            <w:tcW w:type="dxa" w:w="1881"/>
+          </w:tcPr>
+          <w:p>
+            <w:pPr>
+              <w:jc w:val="center"/>
+            </w:pPr>
+            <w:r>
+              <w:rPr>
+                <w:sz w:val="20"/>
+              </w:rPr>
+              <w:t>Mid</w:t>
+            </w:r>
+          </w:p>
+        </w:tc>
+        <w:tc>
+          <w:tcPr>
+            <w:tcW w:type="dxa" w:w="1881"/>
+          </w:tcPr>
+          <w:p>
+            <w:pPr>
+              <w:jc w:val="center"/>
+            </w:pPr>
+            <w:r>
+              <w:rPr>
+                <w:sz w:val="20"/>
+              </w:rPr>
+              <w:t>Mid</w:t>
+            </w:r>
+          </w:p>
+        </w:tc>
+        <w:tc>
+          <w:tcPr>
+            <w:tcW w:type="dxa" w:w="1881"/>
+          </w:tcPr>
+          <w:p>
+            <w:pPr>
+              <w:jc w:val="center"/>
+            </w:pPr>
+            <w:r>
+              <w:rPr>
+                <w:sz w:val="20"/>
+              </w:rPr>
+              <w:t>~2 yrs</w:t>
+            </w:r>
+          </w:p>
+        </w:tc>
+        <w:tc>
+          <w:tcPr>
+            <w:tcW w:type="dxa" w:w="1881"/>
+          </w:tcPr>
+          <w:p>
+            <w:pPr>
+              <w:jc w:val="center"/>
+            </w:pPr>
+            <w:r>
+              <w:rPr>
+                <w:sz w:val="20"/>
+              </w:rPr>
+              <w:t>Early-stage, young-founder startups</w:t>
+            </w:r>
+          </w:p>
+        </w:tc>
+      </w:tr>
+      <w:tr>
+        <w:tc>
+          <w:tcPr>
+            <w:tcW w:type="dxa" w:w="1881"/>
+          </w:tcPr>
+          <w:p>
+            <w:pPr>
+              <w:jc w:val="center"/>
+            </w:pPr>
+            <w:r>
+              <w:rPr>
+                <w:sz w:val="20"/>
+              </w:rPr>
+              <w:t>2 (27%)</w:t>
+            </w:r>
+          </w:p>
+        </w:tc>
+        <w:tc>
+          <w:tcPr>
+            <w:tcW w:type="dxa" w:w="1881"/>
+          </w:tcPr>
+          <w:p>
+            <w:pPr>
+              <w:jc w:val="center"/>
+            </w:pPr>
+            <w:r>
+              <w:rPr>
+                <w:sz w:val="20"/>
+              </w:rPr>
+              <w:t>Low</w:t>
+            </w:r>
+          </w:p>
+        </w:tc>
+        <w:tc>
+          <w:tcPr>
+            <w:tcW w:type="dxa" w:w="1881"/>
+          </w:tcPr>
+          <w:p>
+            <w:pPr>
+              <w:jc w:val="center"/>
+            </w:pPr>
+            <w:r>
+              <w:rPr>
+                <w:sz w:val="20"/>
+              </w:rPr>
+              <w:t>Low</w:t>
+            </w:r>
+          </w:p>
+        </w:tc>
+        <w:tc>
+          <w:tcPr>
+            <w:tcW w:type="dxa" w:w="1881"/>
+          </w:tcPr>
+          <w:p>
+            <w:pPr>
+              <w:jc w:val="center"/>
+            </w:pPr>
+            <w:r>
+              <w:rPr>
+                <w:sz w:val="20"/>
+              </w:rPr>
+              <w:t>~13 yrs</w:t>
+            </w:r>
+          </w:p>
+        </w:tc>
+        <w:tc>
+          <w:tcPr>
+            <w:tcW w:type="dxa" w:w="1881"/>
+          </w:tcPr>
+          <w:p>
+            <w:pPr>
+              <w:jc w:val="center"/>
+            </w:pPr>
+            <w:r>
+              <w:rPr>
+                <w:sz w:val="20"/>
+              </w:rPr>
+              <w:t>Low-traction, struggling companies</w:t>
+            </w:r>
+          </w:p>
+        </w:tc>
+      </w:tr>
+    </w:tbl>
+    <w:p>
+      <w:pPr>
+        <w:spacing w:before="40" w:after="200"/>
+        <w:jc w:val="center"/>
+      </w:pPr>
+      <w:r>
+        <w:rPr>
+          <w:i/>
+          <w:color w:val="646464"/>
+          <w:sz w:val="18"/>
+        </w:rPr>
+        <w:t>Table 12 — Cluster archetypes interpreted by feature profiles.</w:t>
+      </w:r>
+    </w:p>
+    <w:p>
+      <w:pPr>
+        <w:spacing w:after="120"/>
+      </w:pPr>
+      <w:r>
+        <w:rPr>
+          <w:sz w:val="22"/>
+        </w:rPr>
+        <w:t>This interpretation is independent of the outcome labels and has its own business logic: the feature space naturally separates companies by their revenue level and traction, which reflects their development stage. Note that K-Means clusters do not correspond one-to-one with the outcome classes — this would only be possible if the features perfectly predicted the outcome, which they do not (synthetic data limitation).</w:t>
+      </w:r>
+    </w:p>
+    <w:p/>
+    <w:p>
+      <w:pPr>
+        <w:pStyle w:val="21"/>
+      </w:pPr>
+      <w:r>
+        <w:t>5.5  k=2 vs Failure / Non-Failure</w:t>
+      </w:r>
+    </w:p>
+    <w:p>
+      <w:pPr>
+        <w:spacing w:after="120"/>
+      </w:pPr>
+      <w:r>
+        <w:rPr>
+          <w:sz w:val="22"/>
+        </w:rPr>
+        <w:t>As a sanity check, we compare k=2 clusters with a binary outcome grouping (Failure vs Non-Failure). Table 13 shows the composition.</w:t>
+      </w:r>
+    </w:p>
+    <w:tbl>
+      <w:tblPr>
+        <w:tblStyle w:val="aff1"/>
+        <w:tblW w:type="auto" w:w="0"/>
+        <w:jc w:val="center"/>
+        <w:tblLook w:firstColumn="1" w:firstRow="1" w:lastColumn="0" w:lastRow="0" w:noHBand="0" w:noVBand="1" w:val="04A0"/>
+      </w:tblPr>
+      <w:tblGrid>
+        <w:gridCol w:w="2351"/>
+        <w:gridCol w:w="2351"/>
+        <w:gridCol w:w="2351"/>
+        <w:gridCol w:w="2351"/>
+      </w:tblGrid>
+      <w:tr>
+        <w:tc>
+          <w:tcPr>
+            <w:tcW w:type="dxa" w:w="2351"/>
+          </w:tcPr>
+          <w:p>
+            <w:pPr>
+              <w:jc w:val="center"/>
+            </w:pPr>
+            <w:r>
+              <w:rPr>
+                <w:b/>
+                <w:sz w:val="20"/>
+              </w:rPr>
+              <w:t>Cluster</w:t>
+            </w:r>
+          </w:p>
+        </w:tc>
+        <w:tc>
+          <w:tcPr>
+            <w:tcW w:type="dxa" w:w="2351"/>
+          </w:tcPr>
+          <w:p>
+            <w:pPr>
+              <w:jc w:val="center"/>
+            </w:pPr>
+            <w:r>
+              <w:rPr>
+                <w:b/>
+                <w:sz w:val="20"/>
+              </w:rPr>
+              <w:t>Failure %</w:t>
+            </w:r>
+          </w:p>
+        </w:tc>
+        <w:tc>
+          <w:tcPr>
+            <w:tcW w:type="dxa" w:w="2351"/>
+          </w:tcPr>
+          <w:p>
+            <w:pPr>
+              <w:jc w:val="center"/>
+            </w:pPr>
+            <w:r>
+              <w:rPr>
+                <w:b/>
+                <w:sz w:val="20"/>
+              </w:rPr>
+              <w:t>Non-Failure %</w:t>
+            </w:r>
+          </w:p>
+        </w:tc>
+        <w:tc>
+          <w:tcPr>
+            <w:tcW w:type="dxa" w:w="2351"/>
+          </w:tcPr>
+          <w:p>
+            <w:pPr>
+              <w:jc w:val="center"/>
+            </w:pPr>
+            <w:r>
+              <w:rPr>
+                <w:b/>
+                <w:sz w:val="20"/>
+              </w:rPr>
+              <w:t>Dominant profile</w:t>
+            </w:r>
+          </w:p>
+        </w:tc>
+      </w:tr>
+      <w:tr>
+        <w:tc>
+          <w:tcPr>
+            <w:tcW w:type="dxa" w:w="2351"/>
+          </w:tcPr>
+          <w:p>
+            <w:pPr>
+              <w:jc w:val="center"/>
+            </w:pPr>
+            <w:r>
+              <w:rPr>
+                <w:sz w:val="20"/>
+              </w:rPr>
+              <w:t>0 (high revenue)</w:t>
+            </w:r>
+          </w:p>
+        </w:tc>
+        <w:tc>
+          <w:tcPr>
+            <w:tcW w:type="dxa" w:w="2351"/>
+          </w:tcPr>
+          <w:p>
+            <w:pPr>
+              <w:jc w:val="center"/>
+            </w:pPr>
+            <w:r>
+              <w:rPr>
+                <w:sz w:val="20"/>
+              </w:rPr>
+              <w:t>43.4%</w:t>
+            </w:r>
+          </w:p>
+        </w:tc>
+        <w:tc>
+          <w:tcPr>
+            <w:tcW w:type="dxa" w:w="2351"/>
+          </w:tcPr>
+          <w:p>
+            <w:pPr>
+              <w:jc w:val="center"/>
+            </w:pPr>
+            <w:r>
+              <w:rPr>
+                <w:sz w:val="20"/>
+              </w:rPr>
+              <w:t>56.6%</w:t>
+            </w:r>
+          </w:p>
+        </w:tc>
+        <w:tc>
+          <w:tcPr>
+            <w:tcW w:type="dxa" w:w="2351"/>
+          </w:tcPr>
+          <w:p>
+            <w:pPr>
+              <w:jc w:val="center"/>
+            </w:pPr>
+            <w:r>
+              <w:rPr>
+                <w:sz w:val="20"/>
+              </w:rPr>
+              <w:t>Mostly Non-Failure</w:t>
+            </w:r>
+          </w:p>
+        </w:tc>
+      </w:tr>
+      <w:tr>
+        <w:tc>
+          <w:tcPr>
+            <w:tcW w:type="dxa" w:w="2351"/>
+          </w:tcPr>
+          <w:p>
+            <w:pPr>
+              <w:jc w:val="center"/>
+            </w:pPr>
+            <w:r>
+              <w:rPr>
+                <w:sz w:val="20"/>
+              </w:rPr>
+              <w:t>1 (low revenue)</w:t>
+            </w:r>
+          </w:p>
+        </w:tc>
+        <w:tc>
+          <w:tcPr>
+            <w:tcW w:type="dxa" w:w="2351"/>
+          </w:tcPr>
+          <w:p>
+            <w:pPr>
+              <w:jc w:val="center"/>
+            </w:pPr>
+            <w:r>
+              <w:rPr>
+                <w:sz w:val="20"/>
+              </w:rPr>
+              <w:t>79.7%</w:t>
+            </w:r>
+          </w:p>
+        </w:tc>
+        <w:tc>
+          <w:tcPr>
+            <w:tcW w:type="dxa" w:w="2351"/>
+          </w:tcPr>
+          <w:p>
+            <w:pPr>
+              <w:jc w:val="center"/>
+            </w:pPr>
+            <w:r>
+              <w:rPr>
+                <w:sz w:val="20"/>
+              </w:rPr>
+              <w:t>20.3%</w:t>
+            </w:r>
+          </w:p>
+        </w:tc>
+        <w:tc>
+          <w:tcPr>
+            <w:tcW w:type="dxa" w:w="2351"/>
+          </w:tcPr>
+          <w:p>
+            <w:pPr>
+              <w:jc w:val="center"/>
+            </w:pPr>
+            <w:r>
+              <w:rPr>
+                <w:sz w:val="20"/>
+              </w:rPr>
+              <w:t>Strongly Failure</w:t>
+            </w:r>
+          </w:p>
+        </w:tc>
+      </w:tr>
+    </w:tbl>
+    <w:p>
+      <w:pPr>
+        <w:spacing w:before="40" w:after="200"/>
+        <w:jc w:val="center"/>
+      </w:pPr>
+      <w:r>
+        <w:rPr>
+          <w:i/>
+          <w:color w:val="646464"/>
+          <w:sz w:val="18"/>
+        </w:rPr>
+        <w:t>Table 13 — k=2 cluster composition vs binary outcome.</w:t>
+      </w:r>
+    </w:p>
+    <w:p>
+      <w:pPr>
+        <w:spacing w:after="120"/>
+      </w:pPr>
+      <w:r>
+        <w:rPr>
+          <w:sz w:val="22"/>
+        </w:rPr>
+        <w:t>With k=2, Cluster 1 aligns strongly with Failure (79.7%). This is the clearest alignment between unsupervised clustering and supervised labels in the entire analysis, and is consistent with the finding that revenue and traction are the only informative features.</w:t>
+      </w:r>
+    </w:p>
+    <w:p/>
+    <w:p>
+      <w:pPr>
+        <w:pStyle w:val="21"/>
+      </w:pPr>
+      <w:r>
+        <w:t>5.6  Hierarchical Clustering</w:t>
+      </w:r>
+    </w:p>
+    <w:p>
+      <w:pPr>
+        <w:spacing w:after="120"/>
+      </w:pPr>
+      <w:r>
+        <w:rPr>
+          <w:sz w:val="22"/>
+        </w:rPr>
+        <w:t>We applied Agglomerative Clustering with Ward linkage on a 2,000-row subsample. The dendrogram was reconstructed from the sklearn model using the TD06 method. With k=3, the hierarchical solution produces a more imbalanced partition (Cluster 0: 78%, Cluster 1: 15%, Cluster 2: 7%) compared to K-Means (53/27/20%). This is expected: Ward linkage minimises intra-cluster variance without any constraint on cluster size, while K-Means tends toward more balanced partitions.</w:t>
+      </w:r>
+    </w:p>
+    <w:p>
+      <w:pPr>
+        <w:spacing w:after="120"/>
+      </w:pPr>
+      <w:r>
+        <w:rPr>
+          <w:sz w:val="22"/>
+        </w:rPr>
+        <w:t>The side-by-side PCA comparison confirms that both methods identify a similar large high-revenue group and a smaller low-traction group, but differ in how they split the intermediate region.</w:t>
       </w:r>
     </w:p>
     <w:p/>
@@ -6513,17 +7180,18 @@
       <w:pPr>
         <w:pStyle w:val="1"/>
       </w:pPr>
-      <w:bookmarkStart w:id="17" w:name="_Toc225885102"/>
       <w:r>
         <w:t>6  Conclusion</w:t>
       </w:r>
-      <w:bookmarkEnd w:id="17"/>
     </w:p>
     <w:p>
       <w:pPr>
         <w:spacing w:after="120"/>
       </w:pPr>
       <w:r>
+        <w:rPr>
+          <w:sz w:val="22"/>
+        </w:rPr>
         <w:t>This project applied a complete supervised and unsupervised machine learning pipeline to a synthetic Kaggle dataset of 100,000 startup profiles.</w:t>
       </w:r>
     </w:p>
@@ -6533,12 +7201,9 @@
       </w:pPr>
       <w:r>
         <w:rPr>
-          <w:b/>
+          <w:sz w:val="22"/>
         </w:rPr>
-        <w:t>Supervised learning</w:t>
-      </w:r>
-      <w:r>
-        <w:t xml:space="preserve"> revealed that Logistic Regression is the best-performing model (test accuracy = 72.90%), marginally outperforming LDA (72.58%) and Decision Tree (71.98%). All models converge near a 73% accuracy ceiling, imposed by the weak feature-target correlations of the synthetic data. The IPO class remains systematically under-predicted due to its severe imbalance (2.1%).</w:t>
+        <w:t>Supervised learning (3-class): Logistic Regression achieves the best test accuracy (72.90%), with a macro F1 of 0.584 dragged down by the near-unlearnable IPO class (2.1% of data, recall = 0.19). Removing IPO and training a binary classifier raises macro F1 to 0.737 and AUC to 0.816, confirming that class imbalance — not model capacity — was the primary bottleneck.</w:t>
       </w:r>
     </w:p>
     <w:p>
@@ -6547,13 +7212,9 @@
       </w:pPr>
       <w:r>
         <w:rPr>
-          <w:b/>
+          <w:sz w:val="22"/>
         </w:rPr>
-        <w:lastRenderedPageBreak/>
-        <w:t>Unsupervised learning</w:t>
-      </w:r>
-      <w:r>
-        <w:t xml:space="preserve"> confirms this diagnosis: PCA captures only 39.65% of variance in two components, and the K-Means elbow curve shows no sharp transition. Nevertheless, three meaningful clusters emerge — differentiated almost exclusively by revenue and product traction — that align well with outcome distributions: Cluster 0 is dominated by acquisitions, Cluster 1 by failures, and Cluster 2 by young-founder startups with mixed results.</w:t>
+        <w:t>Unsupervised learning: PCA captures only 39.65% of variance in two components, and both k=2 and k=3 yield low silhouette scores (&lt; 0.17), indicating no strong natural cluster structure. Nevertheless, three interpretable startup archetypes emerge: mature high-revenue companies (Cluster 0), early-stage young-founder startups (Cluster 1), and low-traction struggling companies (Cluster 2). With k=2, Cluster 1 aligns strongly with Failure (79.7%), providing the clearest unsupervised-to-supervised link in the analysis.</w:t>
       </w:r>
     </w:p>
     <w:p>
@@ -6561,7 +7222,10 @@
         <w:spacing w:after="120"/>
       </w:pPr>
       <w:r>
-        <w:t>The key limitation of this work is the synthetic nature of the dataset: most features are generated independently with near-zero inter-correlations and near-zero predictive power. In a real startup dataset, one would expect richer inter-feature dependencies, stronger signals, and potentially higher model performance. Future work could apply SMOTE or class-weighted losses to address IPO imbalance, and explore ensemble methods (Random Forest, Gradient Boosting) for further gains.</w:t>
+        <w:rPr>
+          <w:sz w:val="22"/>
+        </w:rPr>
+        <w:t>The fundamental limitation of this work is the synthetic nature of the dataset: five of seven features carry near-zero signal, imposing a hard ceiling on both classification accuracy (~73%) and clustering quality. In a real startup dataset, richer feature dependencies would likely yield higher model performance and more coherent cluster structure.</w:t>
       </w:r>
     </w:p>
     <w:sectPr>

--- a/scientificProject1/report/startup_success_report.docx
+++ b/scientificProject1/report/startup_success_report.docx
@@ -54,7 +54,7 @@
     <w:p>
       <w:pPr>
         <w:rPr>
-          <w:rFonts w:eastAsia="宋体" w:hint="eastAsia"/>
+          <w:rFonts w:eastAsia="宋体"/>
           <w:lang w:eastAsia="zh-CN"/>
         </w:rPr>
       </w:pPr>
@@ -65,6 +65,12 @@
     <w:sdt>
       <w:sdtPr>
         <w:rPr>
+          <w:rFonts w:asciiTheme="minorHAnsi" w:eastAsiaTheme="minorEastAsia" w:hAnsiTheme="minorHAnsi" w:cstheme="minorBidi"/>
+          <w:b w:val="0"/>
+          <w:bCs w:val="0"/>
+          <w:color w:val="auto"/>
+          <w:sz w:val="22"/>
+          <w:szCs w:val="22"/>
           <w:lang w:val="zh-CN" w:eastAsia="zh-CN"/>
         </w:rPr>
         <w:id w:val="459144879"/>
@@ -75,10 +81,6 @@
       </w:sdtPr>
       <w:sdtEndPr>
         <w:rPr>
-          <w:rFonts w:asciiTheme="minorHAnsi" w:eastAsiaTheme="minorEastAsia" w:hAnsiTheme="minorHAnsi" w:cstheme="minorBidi"/>
-          <w:color w:val="auto"/>
-          <w:sz w:val="22"/>
-          <w:szCs w:val="22"/>
           <w:lang w:eastAsia="en-US"/>
         </w:rPr>
       </w:sdtEndPr>
@@ -86,9 +88,6 @@
         <w:p>
           <w:pPr>
             <w:pStyle w:val="TOC"/>
-            <w:rPr>
-              <w:rFonts w:hint="eastAsia"/>
-            </w:rPr>
           </w:pPr>
           <w:r>
             <w:rPr>
@@ -121,7 +120,7 @@
           <w:r>
             <w:fldChar w:fldCharType="separate"/>
           </w:r>
-          <w:hyperlink w:anchor="_Toc225885085" w:history="1">
+          <w:hyperlink w:anchor="_Toc226026291" w:history="1">
             <w:r>
               <w:rPr>
                 <w:rStyle w:val="aff9"/>
@@ -148,7 +147,7 @@
                 <w:noProof/>
                 <w:webHidden/>
               </w:rPr>
-              <w:instrText xml:space="preserve"> PAGEREF _Toc225885085 \h </w:instrText>
+              <w:instrText xml:space="preserve"> PAGEREF _Toc226026291 \h </w:instrText>
             </w:r>
             <w:r>
               <w:rPr>
@@ -193,7 +192,7 @@
               <w14:ligatures w14:val="standardContextual"/>
             </w:rPr>
           </w:pPr>
-          <w:hyperlink w:anchor="_Toc225885086" w:history="1">
+          <w:hyperlink w:anchor="_Toc226026292" w:history="1">
             <w:r>
               <w:rPr>
                 <w:rStyle w:val="aff9"/>
@@ -220,7 +219,7 @@
                 <w:noProof/>
                 <w:webHidden/>
               </w:rPr>
-              <w:instrText xml:space="preserve"> PAGEREF _Toc225885086 \h </w:instrText>
+              <w:instrText xml:space="preserve"> PAGEREF _Toc226026292 \h </w:instrText>
             </w:r>
             <w:r>
               <w:rPr>
@@ -265,7 +264,7 @@
               <w14:ligatures w14:val="standardContextual"/>
             </w:rPr>
           </w:pPr>
-          <w:hyperlink w:anchor="_Toc225885087" w:history="1">
+          <w:hyperlink w:anchor="_Toc226026293" w:history="1">
             <w:r>
               <w:rPr>
                 <w:rStyle w:val="aff9"/>
@@ -292,7 +291,7 @@
                 <w:noProof/>
                 <w:webHidden/>
               </w:rPr>
-              <w:instrText xml:space="preserve"> PAGEREF _Toc225885087 \h </w:instrText>
+              <w:instrText xml:space="preserve"> PAGEREF _Toc226026293 \h </w:instrText>
             </w:r>
             <w:r>
               <w:rPr>
@@ -338,7 +337,7 @@
               <w14:ligatures w14:val="standardContextual"/>
             </w:rPr>
           </w:pPr>
-          <w:hyperlink w:anchor="_Toc225885088" w:history="1">
+          <w:hyperlink w:anchor="_Toc226026294" w:history="1">
             <w:r>
               <w:rPr>
                 <w:rStyle w:val="aff9"/>
@@ -365,7 +364,7 @@
                 <w:noProof/>
                 <w:webHidden/>
               </w:rPr>
-              <w:instrText xml:space="preserve"> PAGEREF _Toc225885088 \h </w:instrText>
+              <w:instrText xml:space="preserve"> PAGEREF _Toc226026294 \h </w:instrText>
             </w:r>
             <w:r>
               <w:rPr>
@@ -411,7 +410,7 @@
               <w14:ligatures w14:val="standardContextual"/>
             </w:rPr>
           </w:pPr>
-          <w:hyperlink w:anchor="_Toc225885089" w:history="1">
+          <w:hyperlink w:anchor="_Toc226026295" w:history="1">
             <w:r>
               <w:rPr>
                 <w:rStyle w:val="aff9"/>
@@ -438,7 +437,7 @@
                 <w:noProof/>
                 <w:webHidden/>
               </w:rPr>
-              <w:instrText xml:space="preserve"> PAGEREF _Toc225885089 \h </w:instrText>
+              <w:instrText xml:space="preserve"> PAGEREF _Toc226026295 \h </w:instrText>
             </w:r>
             <w:r>
               <w:rPr>
@@ -484,7 +483,7 @@
               <w14:ligatures w14:val="standardContextual"/>
             </w:rPr>
           </w:pPr>
-          <w:hyperlink w:anchor="_Toc225885090" w:history="1">
+          <w:hyperlink w:anchor="_Toc226026296" w:history="1">
             <w:r>
               <w:rPr>
                 <w:rStyle w:val="aff9"/>
@@ -511,7 +510,7 @@
                 <w:noProof/>
                 <w:webHidden/>
               </w:rPr>
-              <w:instrText xml:space="preserve"> PAGEREF _Toc225885090 \h </w:instrText>
+              <w:instrText xml:space="preserve"> PAGEREF _Toc226026296 \h </w:instrText>
             </w:r>
             <w:r>
               <w:rPr>
@@ -556,7 +555,7 @@
               <w14:ligatures w14:val="standardContextual"/>
             </w:rPr>
           </w:pPr>
-          <w:hyperlink w:anchor="_Toc225885091" w:history="1">
+          <w:hyperlink w:anchor="_Toc226026297" w:history="1">
             <w:r>
               <w:rPr>
                 <w:rStyle w:val="aff9"/>
@@ -583,7 +582,7 @@
                 <w:noProof/>
                 <w:webHidden/>
               </w:rPr>
-              <w:instrText xml:space="preserve"> PAGEREF _Toc225885091 \h </w:instrText>
+              <w:instrText xml:space="preserve"> PAGEREF _Toc226026297 \h </w:instrText>
             </w:r>
             <w:r>
               <w:rPr>
@@ -628,7 +627,7 @@
               <w14:ligatures w14:val="standardContextual"/>
             </w:rPr>
           </w:pPr>
-          <w:hyperlink w:anchor="_Toc225885092" w:history="1">
+          <w:hyperlink w:anchor="_Toc226026298" w:history="1">
             <w:r>
               <w:rPr>
                 <w:rStyle w:val="aff9"/>
@@ -655,7 +654,7 @@
                 <w:noProof/>
                 <w:webHidden/>
               </w:rPr>
-              <w:instrText xml:space="preserve"> PAGEREF _Toc225885092 \h </w:instrText>
+              <w:instrText xml:space="preserve"> PAGEREF _Toc226026298 \h </w:instrText>
             </w:r>
             <w:r>
               <w:rPr>
@@ -701,7 +700,7 @@
               <w14:ligatures w14:val="standardContextual"/>
             </w:rPr>
           </w:pPr>
-          <w:hyperlink w:anchor="_Toc225885093" w:history="1">
+          <w:hyperlink w:anchor="_Toc226026299" w:history="1">
             <w:r>
               <w:rPr>
                 <w:rStyle w:val="aff9"/>
@@ -728,7 +727,7 @@
                 <w:noProof/>
                 <w:webHidden/>
               </w:rPr>
-              <w:instrText xml:space="preserve"> PAGEREF _Toc225885093 \h </w:instrText>
+              <w:instrText xml:space="preserve"> PAGEREF _Toc226026299 \h </w:instrText>
             </w:r>
             <w:r>
               <w:rPr>
@@ -774,7 +773,7 @@
               <w14:ligatures w14:val="standardContextual"/>
             </w:rPr>
           </w:pPr>
-          <w:hyperlink w:anchor="_Toc225885094" w:history="1">
+          <w:hyperlink w:anchor="_Toc226026300" w:history="1">
             <w:r>
               <w:rPr>
                 <w:rStyle w:val="aff9"/>
@@ -801,7 +800,7 @@
                 <w:noProof/>
                 <w:webHidden/>
               </w:rPr>
-              <w:instrText xml:space="preserve"> PAGEREF _Toc225885094 \h </w:instrText>
+              <w:instrText xml:space="preserve"> PAGEREF _Toc226026300 \h </w:instrText>
             </w:r>
             <w:r>
               <w:rPr>
@@ -847,7 +846,7 @@
               <w14:ligatures w14:val="standardContextual"/>
             </w:rPr>
           </w:pPr>
-          <w:hyperlink w:anchor="_Toc225885095" w:history="1">
+          <w:hyperlink w:anchor="_Toc226026301" w:history="1">
             <w:r>
               <w:rPr>
                 <w:rStyle w:val="aff9"/>
@@ -874,79 +873,7 @@
                 <w:noProof/>
                 <w:webHidden/>
               </w:rPr>
-              <w:instrText xml:space="preserve"> PAGEREF _Toc225885095 \h </w:instrText>
-            </w:r>
-            <w:r>
-              <w:rPr>
-                <w:noProof/>
-                <w:webHidden/>
-              </w:rPr>
-            </w:r>
-            <w:r>
-              <w:rPr>
-                <w:noProof/>
-                <w:webHidden/>
-              </w:rPr>
-              <w:fldChar w:fldCharType="separate"/>
-            </w:r>
-            <w:r>
-              <w:rPr>
-                <w:noProof/>
-                <w:webHidden/>
-              </w:rPr>
-              <w:t>6</w:t>
-            </w:r>
-            <w:r>
-              <w:rPr>
-                <w:noProof/>
-                <w:webHidden/>
-              </w:rPr>
-              <w:fldChar w:fldCharType="end"/>
-            </w:r>
-          </w:hyperlink>
-        </w:p>
-        <w:p>
-          <w:pPr>
-            <w:pStyle w:val="TOC1"/>
-            <w:tabs>
-              <w:tab w:val="right" w:leader="dot" w:pos="9396"/>
-            </w:tabs>
-            <w:rPr>
-              <w:noProof/>
-              <w:kern w:val="2"/>
-              <w:szCs w:val="24"/>
-              <w:lang w:eastAsia="zh-CN"/>
-              <w14:ligatures w14:val="standardContextual"/>
-            </w:rPr>
-          </w:pPr>
-          <w:hyperlink w:anchor="_Toc225885096" w:history="1">
-            <w:r>
-              <w:rPr>
-                <w:rStyle w:val="aff9"/>
-                <w:noProof/>
-              </w:rPr>
-              <w:t>5  Unsupervised Learning</w:t>
-            </w:r>
-            <w:r>
-              <w:rPr>
-                <w:noProof/>
-                <w:webHidden/>
-              </w:rPr>
-              <w:tab/>
-            </w:r>
-            <w:r>
-              <w:rPr>
-                <w:noProof/>
-                <w:webHidden/>
-              </w:rPr>
-              <w:fldChar w:fldCharType="begin"/>
-            </w:r>
-            <w:r>
-              <w:rPr>
-                <w:noProof/>
-                <w:webHidden/>
-              </w:rPr>
-              <w:instrText xml:space="preserve"> PAGEREF _Toc225885096 \h </w:instrText>
+              <w:instrText xml:space="preserve"> PAGEREF _Toc226026301 \h </w:instrText>
             </w:r>
             <w:r>
               <w:rPr>
@@ -992,13 +919,13 @@
               <w14:ligatures w14:val="standardContextual"/>
             </w:rPr>
           </w:pPr>
-          <w:hyperlink w:anchor="_Toc225885097" w:history="1">
+          <w:hyperlink w:anchor="_Toc226026302" w:history="1">
             <w:r>
               <w:rPr>
                 <w:rStyle w:val="aff9"/>
                 <w:noProof/>
               </w:rPr>
-              <w:t>5.1  PCA — Variance Analysis</w:t>
+              <w:t>4.4  Binary Classification — Failure vs Acquisition</w:t>
             </w:r>
             <w:r>
               <w:rPr>
@@ -1019,7 +946,7 @@
                 <w:noProof/>
                 <w:webHidden/>
               </w:rPr>
-              <w:instrText xml:space="preserve"> PAGEREF _Toc225885097 \h </w:instrText>
+              <w:instrText xml:space="preserve"> PAGEREF _Toc226026302 \h </w:instrText>
             </w:r>
             <w:r>
               <w:rPr>
@@ -1040,6 +967,78 @@
                 <w:webHidden/>
               </w:rPr>
               <w:t>6</w:t>
+            </w:r>
+            <w:r>
+              <w:rPr>
+                <w:noProof/>
+                <w:webHidden/>
+              </w:rPr>
+              <w:fldChar w:fldCharType="end"/>
+            </w:r>
+          </w:hyperlink>
+        </w:p>
+        <w:p>
+          <w:pPr>
+            <w:pStyle w:val="TOC1"/>
+            <w:tabs>
+              <w:tab w:val="right" w:leader="dot" w:pos="9396"/>
+            </w:tabs>
+            <w:rPr>
+              <w:noProof/>
+              <w:kern w:val="2"/>
+              <w:szCs w:val="24"/>
+              <w:lang w:eastAsia="zh-CN"/>
+              <w14:ligatures w14:val="standardContextual"/>
+            </w:rPr>
+          </w:pPr>
+          <w:hyperlink w:anchor="_Toc226026303" w:history="1">
+            <w:r>
+              <w:rPr>
+                <w:rStyle w:val="aff9"/>
+                <w:noProof/>
+              </w:rPr>
+              <w:t>5  Unsupervised Learning</w:t>
+            </w:r>
+            <w:r>
+              <w:rPr>
+                <w:noProof/>
+                <w:webHidden/>
+              </w:rPr>
+              <w:tab/>
+            </w:r>
+            <w:r>
+              <w:rPr>
+                <w:noProof/>
+                <w:webHidden/>
+              </w:rPr>
+              <w:fldChar w:fldCharType="begin"/>
+            </w:r>
+            <w:r>
+              <w:rPr>
+                <w:noProof/>
+                <w:webHidden/>
+              </w:rPr>
+              <w:instrText xml:space="preserve"> PAGEREF _Toc226026303 \h </w:instrText>
+            </w:r>
+            <w:r>
+              <w:rPr>
+                <w:noProof/>
+                <w:webHidden/>
+              </w:rPr>
+            </w:r>
+            <w:r>
+              <w:rPr>
+                <w:noProof/>
+                <w:webHidden/>
+              </w:rPr>
+              <w:fldChar w:fldCharType="separate"/>
+            </w:r>
+            <w:r>
+              <w:rPr>
+                <w:noProof/>
+                <w:webHidden/>
+              </w:rPr>
+              <w:t>7</w:t>
             </w:r>
             <w:r>
               <w:rPr>
@@ -1065,13 +1064,13 @@
               <w14:ligatures w14:val="standardContextual"/>
             </w:rPr>
           </w:pPr>
-          <w:hyperlink w:anchor="_Toc225885098" w:history="1">
+          <w:hyperlink w:anchor="_Toc226026304" w:history="1">
             <w:r>
               <w:rPr>
                 <w:rStyle w:val="aff9"/>
                 <w:noProof/>
               </w:rPr>
-              <w:t>5.2  K-Means Clustering</w:t>
+              <w:t>5.1  PCA — Variance Analysis</w:t>
             </w:r>
             <w:r>
               <w:rPr>
@@ -1092,7 +1091,7 @@
                 <w:noProof/>
                 <w:webHidden/>
               </w:rPr>
-              <w:instrText xml:space="preserve"> PAGEREF _Toc225885098 \h </w:instrText>
+              <w:instrText xml:space="preserve"> PAGEREF _Toc226026304 \h </w:instrText>
             </w:r>
             <w:r>
               <w:rPr>
@@ -1138,13 +1137,13 @@
               <w14:ligatures w14:val="standardContextual"/>
             </w:rPr>
           </w:pPr>
-          <w:hyperlink w:anchor="_Toc225885099" w:history="1">
+          <w:hyperlink w:anchor="_Toc226026305" w:history="1">
             <w:r>
               <w:rPr>
                 <w:rStyle w:val="aff9"/>
                 <w:noProof/>
               </w:rPr>
-              <w:t>5.3  Cluster Profiles</w:t>
+              <w:t>5.2  Choosing k — Comparing k=2 and k=3</w:t>
             </w:r>
             <w:r>
               <w:rPr>
@@ -1165,7 +1164,7 @@
                 <w:noProof/>
                 <w:webHidden/>
               </w:rPr>
-              <w:instrText xml:space="preserve"> PAGEREF _Toc225885099 \h </w:instrText>
+              <w:instrText xml:space="preserve"> PAGEREF _Toc226026305 \h </w:instrText>
             </w:r>
             <w:r>
               <w:rPr>
@@ -1211,13 +1210,13 @@
               <w14:ligatures w14:val="standardContextual"/>
             </w:rPr>
           </w:pPr>
-          <w:hyperlink w:anchor="_Toc225885100" w:history="1">
+          <w:hyperlink w:anchor="_Toc226026306" w:history="1">
             <w:r>
               <w:rPr>
                 <w:rStyle w:val="aff9"/>
                 <w:noProof/>
               </w:rPr>
-              <w:t>5.4  Clusters vs. Outcomes</w:t>
+              <w:t>5.3  Cluster Profiles</w:t>
             </w:r>
             <w:r>
               <w:rPr>
@@ -1238,7 +1237,7 @@
                 <w:noProof/>
                 <w:webHidden/>
               </w:rPr>
-              <w:instrText xml:space="preserve"> PAGEREF _Toc225885100 \h </w:instrText>
+              <w:instrText xml:space="preserve"> PAGEREF _Toc226026306 \h </w:instrText>
             </w:r>
             <w:r>
               <w:rPr>
@@ -1258,7 +1257,7 @@
                 <w:noProof/>
                 <w:webHidden/>
               </w:rPr>
-              <w:t>8</w:t>
+              <w:t>7</w:t>
             </w:r>
             <w:r>
               <w:rPr>
@@ -1284,13 +1283,13 @@
               <w14:ligatures w14:val="standardContextual"/>
             </w:rPr>
           </w:pPr>
-          <w:hyperlink w:anchor="_Toc225885101" w:history="1">
+          <w:hyperlink w:anchor="_Toc226026307" w:history="1">
             <w:r>
               <w:rPr>
                 <w:rStyle w:val="aff9"/>
                 <w:noProof/>
               </w:rPr>
-              <w:t>5.5  Hierarchical Clustering</w:t>
+              <w:t>5.4  Cluster Archetypes</w:t>
             </w:r>
             <w:r>
               <w:rPr>
@@ -1311,7 +1310,7 @@
                 <w:noProof/>
                 <w:webHidden/>
               </w:rPr>
-              <w:instrText xml:space="preserve"> PAGEREF _Toc225885101 \h </w:instrText>
+              <w:instrText xml:space="preserve"> PAGEREF _Toc226026307 \h </w:instrText>
             </w:r>
             <w:r>
               <w:rPr>
@@ -1332,6 +1331,152 @@
                 <w:webHidden/>
               </w:rPr>
               <w:t>8</w:t>
+            </w:r>
+            <w:r>
+              <w:rPr>
+                <w:noProof/>
+                <w:webHidden/>
+              </w:rPr>
+              <w:fldChar w:fldCharType="end"/>
+            </w:r>
+          </w:hyperlink>
+        </w:p>
+        <w:p>
+          <w:pPr>
+            <w:pStyle w:val="TOC2"/>
+            <w:tabs>
+              <w:tab w:val="right" w:leader="dot" w:pos="9396"/>
+            </w:tabs>
+            <w:ind w:left="440"/>
+            <w:rPr>
+              <w:noProof/>
+              <w:kern w:val="2"/>
+              <w:szCs w:val="24"/>
+              <w:lang w:eastAsia="zh-CN"/>
+              <w14:ligatures w14:val="standardContextual"/>
+            </w:rPr>
+          </w:pPr>
+          <w:hyperlink w:anchor="_Toc226026308" w:history="1">
+            <w:r>
+              <w:rPr>
+                <w:rStyle w:val="aff9"/>
+                <w:noProof/>
+              </w:rPr>
+              <w:t>5.5  k=2 vs Failure / Non-Failure</w:t>
+            </w:r>
+            <w:r>
+              <w:rPr>
+                <w:noProof/>
+                <w:webHidden/>
+              </w:rPr>
+              <w:tab/>
+            </w:r>
+            <w:r>
+              <w:rPr>
+                <w:noProof/>
+                <w:webHidden/>
+              </w:rPr>
+              <w:fldChar w:fldCharType="begin"/>
+            </w:r>
+            <w:r>
+              <w:rPr>
+                <w:noProof/>
+                <w:webHidden/>
+              </w:rPr>
+              <w:instrText xml:space="preserve"> PAGEREF _Toc226026308 \h </w:instrText>
+            </w:r>
+            <w:r>
+              <w:rPr>
+                <w:noProof/>
+                <w:webHidden/>
+              </w:rPr>
+            </w:r>
+            <w:r>
+              <w:rPr>
+                <w:noProof/>
+                <w:webHidden/>
+              </w:rPr>
+              <w:fldChar w:fldCharType="separate"/>
+            </w:r>
+            <w:r>
+              <w:rPr>
+                <w:noProof/>
+                <w:webHidden/>
+              </w:rPr>
+              <w:t>8</w:t>
+            </w:r>
+            <w:r>
+              <w:rPr>
+                <w:noProof/>
+                <w:webHidden/>
+              </w:rPr>
+              <w:fldChar w:fldCharType="end"/>
+            </w:r>
+          </w:hyperlink>
+        </w:p>
+        <w:p>
+          <w:pPr>
+            <w:pStyle w:val="TOC2"/>
+            <w:tabs>
+              <w:tab w:val="right" w:leader="dot" w:pos="9396"/>
+            </w:tabs>
+            <w:ind w:left="440"/>
+            <w:rPr>
+              <w:noProof/>
+              <w:kern w:val="2"/>
+              <w:szCs w:val="24"/>
+              <w:lang w:eastAsia="zh-CN"/>
+              <w14:ligatures w14:val="standardContextual"/>
+            </w:rPr>
+          </w:pPr>
+          <w:hyperlink w:anchor="_Toc226026309" w:history="1">
+            <w:r>
+              <w:rPr>
+                <w:rStyle w:val="aff9"/>
+                <w:noProof/>
+              </w:rPr>
+              <w:t>5.6  Hierarchical Clustering</w:t>
+            </w:r>
+            <w:r>
+              <w:rPr>
+                <w:noProof/>
+                <w:webHidden/>
+              </w:rPr>
+              <w:tab/>
+            </w:r>
+            <w:r>
+              <w:rPr>
+                <w:noProof/>
+                <w:webHidden/>
+              </w:rPr>
+              <w:fldChar w:fldCharType="begin"/>
+            </w:r>
+            <w:r>
+              <w:rPr>
+                <w:noProof/>
+                <w:webHidden/>
+              </w:rPr>
+              <w:instrText xml:space="preserve"> PAGEREF _Toc226026309 \h </w:instrText>
+            </w:r>
+            <w:r>
+              <w:rPr>
+                <w:noProof/>
+                <w:webHidden/>
+              </w:rPr>
+            </w:r>
+            <w:r>
+              <w:rPr>
+                <w:noProof/>
+                <w:webHidden/>
+              </w:rPr>
+              <w:fldChar w:fldCharType="separate"/>
+            </w:r>
+            <w:r>
+              <w:rPr>
+                <w:noProof/>
+                <w:webHidden/>
+              </w:rPr>
+              <w:t>9</w:t>
             </w:r>
             <w:r>
               <w:rPr>
@@ -1356,7 +1501,7 @@
               <w14:ligatures w14:val="standardContextual"/>
             </w:rPr>
           </w:pPr>
-          <w:hyperlink w:anchor="_Toc225885102" w:history="1">
+          <w:hyperlink w:anchor="_Toc226026310" w:history="1">
             <w:r>
               <w:rPr>
                 <w:rStyle w:val="aff9"/>
@@ -1383,7 +1528,7 @@
                 <w:noProof/>
                 <w:webHidden/>
               </w:rPr>
-              <w:instrText xml:space="preserve"> PAGEREF _Toc225885102 \h </w:instrText>
+              <w:instrText xml:space="preserve"> PAGEREF _Toc226026310 \h </w:instrText>
             </w:r>
             <w:r>
               <w:rPr>
@@ -1403,7 +1548,7 @@
                 <w:noProof/>
                 <w:webHidden/>
               </w:rPr>
-              <w:t>8</w:t>
+              <w:t>9</w:t>
             </w:r>
             <w:r>
               <w:rPr>
@@ -1453,7 +1598,7 @@
     <w:p>
       <w:pPr>
         <w:rPr>
-          <w:rFonts w:eastAsia="宋体" w:hint="eastAsia"/>
+          <w:rFonts w:eastAsia="宋体"/>
           <w:lang w:eastAsia="zh-CN"/>
         </w:rPr>
       </w:pPr>
@@ -1462,7 +1607,7 @@
       <w:pPr>
         <w:pStyle w:val="1"/>
       </w:pPr>
-      <w:bookmarkStart w:id="0" w:name="_Toc225885085"/>
+      <w:bookmarkStart w:id="0" w:name="_Toc226026291"/>
       <w:r>
         <w:lastRenderedPageBreak/>
         <w:t>Introduction</w:t>
@@ -1474,7 +1619,7 @@
         <w:spacing w:after="120"/>
       </w:pPr>
       <w:r>
-        <w:t>Predicting whether a startup will succeed is a challenging and economically important problem. In this project, we apply both supervised and unsupervised machine learning methods to a dataset of 100,000 synthetic startup profiles sourced from Kaggle. Each sample is described by 7 numerical features — funding rounds, founder experience, team size, market size, product traction, burn rate, and revenue — along with 3 categorical features: investor type, sector, and founder background.</w:t>
+        <w:t>Predicting whether a startup will succeed is a challenging and economically important problem. In this project, we apply both supervised and unsupervised machine learning methods to a dataset of 100,000 startup profiles sourced from Kaggle. Each sample is described by 7 numerical features — funding rounds, founder experience, team size, market size, product traction, burn rate, and revenue — along with 3 categorical features: investor type, sector, and founder background.</w:t>
       </w:r>
     </w:p>
     <w:p>
@@ -1522,7 +1667,7 @@
       <w:pPr>
         <w:pStyle w:val="1"/>
       </w:pPr>
-      <w:bookmarkStart w:id="1" w:name="_Toc225885086"/>
+      <w:bookmarkStart w:id="1" w:name="_Toc226026292"/>
       <w:r>
         <w:t>1  Dataset Description</w:t>
       </w:r>
@@ -2207,7 +2352,7 @@
       <w:pPr>
         <w:pStyle w:val="1"/>
       </w:pPr>
-      <w:bookmarkStart w:id="2" w:name="_Toc225885087"/>
+      <w:bookmarkStart w:id="2" w:name="_Toc226026293"/>
       <w:r>
         <w:lastRenderedPageBreak/>
         <w:t>2  Exploratory Data Analysis</w:t>
@@ -2218,7 +2363,7 @@
       <w:pPr>
         <w:pStyle w:val="21"/>
       </w:pPr>
-      <w:bookmarkStart w:id="3" w:name="_Toc225885088"/>
+      <w:bookmarkStart w:id="3" w:name="_Toc226026294"/>
       <w:r>
         <w:t>2.1  Class Distribution</w:t>
       </w:r>
@@ -2479,7 +2624,7 @@
       <w:pPr>
         <w:pStyle w:val="21"/>
       </w:pPr>
-      <w:bookmarkStart w:id="4" w:name="_Toc225885089"/>
+      <w:bookmarkStart w:id="4" w:name="_Toc226026295"/>
       <w:r>
         <w:t>2.2  Feature Distributions and Skewness</w:t>
       </w:r>
@@ -2997,7 +3142,7 @@
       <w:pPr>
         <w:pStyle w:val="21"/>
       </w:pPr>
-      <w:bookmarkStart w:id="5" w:name="_Toc225885090"/>
+      <w:bookmarkStart w:id="5" w:name="_Toc226026296"/>
       <w:r>
         <w:t>2.3  Feature Quality Analysis</w:t>
       </w:r>
@@ -3507,7 +3652,7 @@
         <w:spacing w:after="120"/>
       </w:pPr>
       <w:r>
-        <w:t>Furthermore, the maximum inter-feature Pearson correlation is 0.714 (between revenue_million and product_traction_users), but most pairs are near zero, confirming that the dataset is largely synthetic with independent feature generation. This absence of natural structure limits the discriminative power of all models trained on this data.</w:t>
+        <w:t>Furthermore, the maximum inter-feature Pearson correlation is 0.714 (between revenue_million and product_traction_users), but most pairs are near zero. This absence of natural structure limits the discriminative power of all models trained on this data.</w:t>
       </w:r>
     </w:p>
     <w:p/>
@@ -3515,7 +3660,7 @@
       <w:pPr>
         <w:pStyle w:val="1"/>
       </w:pPr>
-      <w:bookmarkStart w:id="6" w:name="_Toc225885091"/>
+      <w:bookmarkStart w:id="6" w:name="_Toc226026297"/>
       <w:r>
         <w:t>3  Preprocessing</w:t>
       </w:r>
@@ -3557,7 +3702,7 @@
       <w:pPr>
         <w:pStyle w:val="1"/>
       </w:pPr>
-      <w:bookmarkStart w:id="7" w:name="_Toc225885092"/>
+      <w:bookmarkStart w:id="7" w:name="_Toc226026298"/>
       <w:r>
         <w:t>4  Supervised Learning</w:t>
       </w:r>
@@ -3575,7 +3720,7 @@
       <w:pPr>
         <w:pStyle w:val="21"/>
       </w:pPr>
-      <w:bookmarkStart w:id="8" w:name="_Toc225885093"/>
+      <w:bookmarkStart w:id="8" w:name="_Toc226026299"/>
       <w:r>
         <w:t>4.1  Hyperparameter Tuning</w:t>
       </w:r>
@@ -3969,9 +4114,20 @@
     <w:p>
       <w:pPr>
         <w:spacing w:after="120"/>
+        <w:rPr>
+          <w:rFonts w:eastAsia="宋体"/>
+          <w:lang w:eastAsia="zh-CN"/>
+        </w:rPr>
       </w:pPr>
       <w:r>
-        <w:t>A notable finding is that the best k for k-NN reached the upper boundary of the search grid (k = 201), even after extending the grid up to 201. This indicates that k-NN performs best with maximal smoothing — a strong signal that the data has no meaningful local neighbourhood structure, consistent with the synthetic nature of the dataset.</w:t>
+        <w:t>A notable finding is that the best k for k-NN reached the upper boundary of the search grid (k = 201), even after extending the grid up to 201. This indicates that k-NN performs best with maximal smoothing — a strong signal that the data has no meaningful local neighbourhood structure</w:t>
+      </w:r>
+      <w:r>
+        <w:rPr>
+          <w:rFonts w:eastAsia="宋体" w:hint="eastAsia"/>
+          <w:lang w:eastAsia="zh-CN"/>
+        </w:rPr>
+        <w:t>.</w:t>
       </w:r>
     </w:p>
     <w:p/>
@@ -3979,8 +4135,9 @@
       <w:pPr>
         <w:pStyle w:val="21"/>
       </w:pPr>
-      <w:bookmarkStart w:id="9" w:name="_Toc225885094"/>
+      <w:bookmarkStart w:id="9" w:name="_Toc226026300"/>
       <w:r>
+        <w:lastRenderedPageBreak/>
         <w:t>4.2  Model Comparison</w:t>
       </w:r>
       <w:bookmarkEnd w:id="9"/>
@@ -4007,27 +4164,26 @@
       <w:pPr>
         <w:pStyle w:val="21"/>
       </w:pPr>
+      <w:bookmarkStart w:id="10" w:name="_Toc226026301"/>
       <w:r>
         <w:t>4.3  Final Model Evaluation — Logistic Regression</w:t>
       </w:r>
+      <w:bookmarkEnd w:id="10"/>
     </w:p>
     <w:p>
       <w:pPr>
         <w:spacing w:after="120"/>
       </w:pPr>
       <w:r>
-        <w:rPr>
-          <w:sz w:val="22"/>
-        </w:rPr>
         <w:t>Logistic Regression was selected as the best model and evaluated on the held-out test set (20,000 samples). Test accuracy was 72.90%, consistent with the cross-validated estimate. Table 6 presents the full classification report.</w:t>
       </w:r>
     </w:p>
     <w:tbl>
       <w:tblPr>
         <w:tblStyle w:val="aff1"/>
-        <w:tblW w:type="auto" w:w="0"/>
+        <w:tblW w:w="0" w:type="auto"/>
         <w:jc w:val="center"/>
-        <w:tblLook w:firstColumn="1" w:firstRow="1" w:lastColumn="0" w:lastRow="0" w:noHBand="0" w:noVBand="1" w:val="04A0"/>
+        <w:tblLook w:val="04A0" w:firstRow="1" w:lastRow="0" w:firstColumn="1" w:lastColumn="0" w:noHBand="0" w:noVBand="1"/>
       </w:tblPr>
       <w:tblGrid>
         <w:gridCol w:w="1881"/>
@@ -4037,9 +4193,12 @@
         <w:gridCol w:w="1881"/>
       </w:tblGrid>
       <w:tr>
-        <w:tc>
-          <w:tcPr>
-            <w:tcW w:type="dxa" w:w="1881"/>
+        <w:trPr>
+          <w:jc w:val="center"/>
+        </w:trPr>
+        <w:tc>
+          <w:tcPr>
+            <w:tcW w:w="1881" w:type="dxa"/>
           </w:tcPr>
           <w:p>
             <w:pPr>
@@ -4056,7 +4215,7 @@
         </w:tc>
         <w:tc>
           <w:tcPr>
-            <w:tcW w:type="dxa" w:w="1881"/>
+            <w:tcW w:w="1881" w:type="dxa"/>
           </w:tcPr>
           <w:p>
             <w:pPr>
@@ -4073,7 +4232,7 @@
         </w:tc>
         <w:tc>
           <w:tcPr>
-            <w:tcW w:type="dxa" w:w="1881"/>
+            <w:tcW w:w="1881" w:type="dxa"/>
           </w:tcPr>
           <w:p>
             <w:pPr>
@@ -4090,7 +4249,7 @@
         </w:tc>
         <w:tc>
           <w:tcPr>
-            <w:tcW w:type="dxa" w:w="1881"/>
+            <w:tcW w:w="1881" w:type="dxa"/>
           </w:tcPr>
           <w:p>
             <w:pPr>
@@ -4107,7 +4266,7 @@
         </w:tc>
         <w:tc>
           <w:tcPr>
-            <w:tcW w:type="dxa" w:w="1881"/>
+            <w:tcW w:w="1881" w:type="dxa"/>
           </w:tcPr>
           <w:p>
             <w:pPr>
@@ -4124,9 +4283,12 @@
         </w:tc>
       </w:tr>
       <w:tr>
-        <w:tc>
-          <w:tcPr>
-            <w:tcW w:type="dxa" w:w="1881"/>
+        <w:trPr>
+          <w:jc w:val="center"/>
+        </w:trPr>
+        <w:tc>
+          <w:tcPr>
+            <w:tcW w:w="1881" w:type="dxa"/>
           </w:tcPr>
           <w:p>
             <w:pPr>
@@ -4142,7 +4304,7 @@
         </w:tc>
         <w:tc>
           <w:tcPr>
-            <w:tcW w:type="dxa" w:w="1881"/>
+            <w:tcW w:w="1881" w:type="dxa"/>
           </w:tcPr>
           <w:p>
             <w:pPr>
@@ -4158,7 +4320,7 @@
         </w:tc>
         <w:tc>
           <w:tcPr>
-            <w:tcW w:type="dxa" w:w="1881"/>
+            <w:tcW w:w="1881" w:type="dxa"/>
           </w:tcPr>
           <w:p>
             <w:pPr>
@@ -4174,7 +4336,7 @@
         </w:tc>
         <w:tc>
           <w:tcPr>
-            <w:tcW w:type="dxa" w:w="1881"/>
+            <w:tcW w:w="1881" w:type="dxa"/>
           </w:tcPr>
           <w:p>
             <w:pPr>
@@ -4190,7 +4352,7 @@
         </w:tc>
         <w:tc>
           <w:tcPr>
-            <w:tcW w:type="dxa" w:w="1881"/>
+            <w:tcW w:w="1881" w:type="dxa"/>
           </w:tcPr>
           <w:p>
             <w:pPr>
@@ -4206,9 +4368,12 @@
         </w:tc>
       </w:tr>
       <w:tr>
-        <w:tc>
-          <w:tcPr>
-            <w:tcW w:type="dxa" w:w="1881"/>
+        <w:trPr>
+          <w:jc w:val="center"/>
+        </w:trPr>
+        <w:tc>
+          <w:tcPr>
+            <w:tcW w:w="1881" w:type="dxa"/>
           </w:tcPr>
           <w:p>
             <w:pPr>
@@ -4224,7 +4389,7 @@
         </w:tc>
         <w:tc>
           <w:tcPr>
-            <w:tcW w:type="dxa" w:w="1881"/>
+            <w:tcW w:w="1881" w:type="dxa"/>
           </w:tcPr>
           <w:p>
             <w:pPr>
@@ -4240,7 +4405,7 @@
         </w:tc>
         <w:tc>
           <w:tcPr>
-            <w:tcW w:type="dxa" w:w="1881"/>
+            <w:tcW w:w="1881" w:type="dxa"/>
           </w:tcPr>
           <w:p>
             <w:pPr>
@@ -4256,7 +4421,7 @@
         </w:tc>
         <w:tc>
           <w:tcPr>
-            <w:tcW w:type="dxa" w:w="1881"/>
+            <w:tcW w:w="1881" w:type="dxa"/>
           </w:tcPr>
           <w:p>
             <w:pPr>
@@ -4272,7 +4437,7 @@
         </w:tc>
         <w:tc>
           <w:tcPr>
-            <w:tcW w:type="dxa" w:w="1881"/>
+            <w:tcW w:w="1881" w:type="dxa"/>
           </w:tcPr>
           <w:p>
             <w:pPr>
@@ -4288,9 +4453,12 @@
         </w:tc>
       </w:tr>
       <w:tr>
-        <w:tc>
-          <w:tcPr>
-            <w:tcW w:type="dxa" w:w="1881"/>
+        <w:trPr>
+          <w:jc w:val="center"/>
+        </w:trPr>
+        <w:tc>
+          <w:tcPr>
+            <w:tcW w:w="1881" w:type="dxa"/>
           </w:tcPr>
           <w:p>
             <w:pPr>
@@ -4306,7 +4474,7 @@
         </w:tc>
         <w:tc>
           <w:tcPr>
-            <w:tcW w:type="dxa" w:w="1881"/>
+            <w:tcW w:w="1881" w:type="dxa"/>
           </w:tcPr>
           <w:p>
             <w:pPr>
@@ -4322,7 +4490,7 @@
         </w:tc>
         <w:tc>
           <w:tcPr>
-            <w:tcW w:type="dxa" w:w="1881"/>
+            <w:tcW w:w="1881" w:type="dxa"/>
           </w:tcPr>
           <w:p>
             <w:pPr>
@@ -4338,7 +4506,7 @@
         </w:tc>
         <w:tc>
           <w:tcPr>
-            <w:tcW w:type="dxa" w:w="1881"/>
+            <w:tcW w:w="1881" w:type="dxa"/>
           </w:tcPr>
           <w:p>
             <w:pPr>
@@ -4354,7 +4522,7 @@
         </w:tc>
         <w:tc>
           <w:tcPr>
-            <w:tcW w:type="dxa" w:w="1881"/>
+            <w:tcW w:w="1881" w:type="dxa"/>
           </w:tcPr>
           <w:p>
             <w:pPr>
@@ -4370,9 +4538,12 @@
         </w:tc>
       </w:tr>
       <w:tr>
-        <w:tc>
-          <w:tcPr>
-            <w:tcW w:type="dxa" w:w="1881"/>
+        <w:trPr>
+          <w:jc w:val="center"/>
+        </w:trPr>
+        <w:tc>
+          <w:tcPr>
+            <w:tcW w:w="1881" w:type="dxa"/>
           </w:tcPr>
           <w:p>
             <w:pPr>
@@ -4388,7 +4559,7 @@
         </w:tc>
         <w:tc>
           <w:tcPr>
-            <w:tcW w:type="dxa" w:w="1881"/>
+            <w:tcW w:w="1881" w:type="dxa"/>
           </w:tcPr>
           <w:p>
             <w:pPr>
@@ -4404,7 +4575,7 @@
         </w:tc>
         <w:tc>
           <w:tcPr>
-            <w:tcW w:type="dxa" w:w="1881"/>
+            <w:tcW w:w="1881" w:type="dxa"/>
           </w:tcPr>
           <w:p>
             <w:pPr>
@@ -4420,7 +4591,7 @@
         </w:tc>
         <w:tc>
           <w:tcPr>
-            <w:tcW w:type="dxa" w:w="1881"/>
+            <w:tcW w:w="1881" w:type="dxa"/>
           </w:tcPr>
           <w:p>
             <w:pPr>
@@ -4436,7 +4607,7 @@
         </w:tc>
         <w:tc>
           <w:tcPr>
-            <w:tcW w:type="dxa" w:w="1881"/>
+            <w:tcW w:w="1881" w:type="dxa"/>
           </w:tcPr>
           <w:p>
             <w:pPr>
@@ -4452,9 +4623,12 @@
         </w:tc>
       </w:tr>
       <w:tr>
-        <w:tc>
-          <w:tcPr>
-            <w:tcW w:type="dxa" w:w="1881"/>
+        <w:trPr>
+          <w:jc w:val="center"/>
+        </w:trPr>
+        <w:tc>
+          <w:tcPr>
+            <w:tcW w:w="1881" w:type="dxa"/>
           </w:tcPr>
           <w:p>
             <w:pPr>
@@ -4470,7 +4644,7 @@
         </w:tc>
         <w:tc>
           <w:tcPr>
-            <w:tcW w:type="dxa" w:w="1881"/>
+            <w:tcW w:w="1881" w:type="dxa"/>
           </w:tcPr>
           <w:p>
             <w:pPr>
@@ -4486,7 +4660,7 @@
         </w:tc>
         <w:tc>
           <w:tcPr>
-            <w:tcW w:type="dxa" w:w="1881"/>
+            <w:tcW w:w="1881" w:type="dxa"/>
           </w:tcPr>
           <w:p>
             <w:pPr>
@@ -4502,7 +4676,7 @@
         </w:tc>
         <w:tc>
           <w:tcPr>
-            <w:tcW w:type="dxa" w:w="1881"/>
+            <w:tcW w:w="1881" w:type="dxa"/>
           </w:tcPr>
           <w:p>
             <w:pPr>
@@ -4518,7 +4692,7 @@
         </w:tc>
         <w:tc>
           <w:tcPr>
-            <w:tcW w:type="dxa" w:w="1881"/>
+            <w:tcW w:w="1881" w:type="dxa"/>
           </w:tcPr>
           <w:p>
             <w:pPr>
@@ -4534,9 +4708,12 @@
         </w:tc>
       </w:tr>
       <w:tr>
-        <w:tc>
-          <w:tcPr>
-            <w:tcW w:type="dxa" w:w="1881"/>
+        <w:trPr>
+          <w:jc w:val="center"/>
+        </w:trPr>
+        <w:tc>
+          <w:tcPr>
+            <w:tcW w:w="1881" w:type="dxa"/>
           </w:tcPr>
           <w:p>
             <w:pPr>
@@ -4552,7 +4729,7 @@
         </w:tc>
         <w:tc>
           <w:tcPr>
-            <w:tcW w:type="dxa" w:w="1881"/>
+            <w:tcW w:w="1881" w:type="dxa"/>
           </w:tcPr>
           <w:p>
             <w:pPr>
@@ -4568,7 +4745,7 @@
         </w:tc>
         <w:tc>
           <w:tcPr>
-            <w:tcW w:type="dxa" w:w="1881"/>
+            <w:tcW w:w="1881" w:type="dxa"/>
           </w:tcPr>
           <w:p>
             <w:pPr>
@@ -4584,7 +4761,7 @@
         </w:tc>
         <w:tc>
           <w:tcPr>
-            <w:tcW w:type="dxa" w:w="1881"/>
+            <w:tcW w:w="1881" w:type="dxa"/>
           </w:tcPr>
           <w:p>
             <w:pPr>
@@ -4600,7 +4777,7 @@
         </w:tc>
         <w:tc>
           <w:tcPr>
-            <w:tcW w:type="dxa" w:w="1881"/>
+            <w:tcW w:w="1881" w:type="dxa"/>
           </w:tcPr>
           <w:p>
             <w:pPr>
@@ -4618,7 +4795,7 @@
     </w:tbl>
     <w:p>
       <w:pPr>
-        <w:spacing w:before="40" w:after="200"/>
+        <w:spacing w:before="40"/>
         <w:jc w:val="center"/>
       </w:pPr>
       <w:r>
@@ -4635,9 +4812,6 @@
         <w:spacing w:after="120"/>
       </w:pPr>
       <w:r>
-        <w:rPr>
-          <w:sz w:val="22"/>
-        </w:rPr>
         <w:t>The model performs well on Failure (F1 = 0.775) and reasonably on Acquisition (F1 = 0.682), but struggles with IPO (F1 = 0.296, Recall = 0.190). The low recall for IPO is a direct consequence of class imbalance: with only 2.1% of samples, the model rarely predicts this class. The ROC curves (one-vs-rest) confirm this, and feature importances show that revenue_million and product_traction_users dominate the decision boundary.</w:t>
       </w:r>
     </w:p>
@@ -4646,18 +4820,17 @@
       <w:pPr>
         <w:pStyle w:val="21"/>
       </w:pPr>
+      <w:bookmarkStart w:id="11" w:name="_Toc226026302"/>
       <w:r>
         <w:t>4.4  Binary Classification — Failure vs Acquisition</w:t>
       </w:r>
+      <w:bookmarkEnd w:id="11"/>
     </w:p>
     <w:p>
       <w:pPr>
         <w:spacing w:after="120"/>
       </w:pPr>
       <w:r>
-        <w:rPr>
-          <w:sz w:val="22"/>
-        </w:rPr>
         <w:t>Given the near-impossibility of learning the IPO class (2.1% of data), we remove IPO rows and repeat the full pipeline on the remaining two classes (97,945 samples: 57% Failure, 43% Acquisition). This binary setting produces a cleaner and more balanced problem.</w:t>
       </w:r>
     </w:p>
@@ -4666,18 +4839,15 @@
         <w:spacing w:after="120"/>
       </w:pPr>
       <w:r>
-        <w:rPr>
-          <w:sz w:val="22"/>
-        </w:rPr>
         <w:t>Table 7 summarises the GridSearchCV results on the binary dataset.</w:t>
       </w:r>
     </w:p>
     <w:tbl>
       <w:tblPr>
         <w:tblStyle w:val="aff1"/>
-        <w:tblW w:type="auto" w:w="0"/>
+        <w:tblW w:w="0" w:type="auto"/>
         <w:jc w:val="center"/>
-        <w:tblLook w:firstColumn="1" w:firstRow="1" w:lastColumn="0" w:lastRow="0" w:noHBand="0" w:noVBand="1" w:val="04A0"/>
+        <w:tblLook w:val="04A0" w:firstRow="1" w:lastRow="0" w:firstColumn="1" w:lastColumn="0" w:noHBand="0" w:noVBand="1"/>
       </w:tblPr>
       <w:tblGrid>
         <w:gridCol w:w="3135"/>
@@ -4685,9 +4855,12 @@
         <w:gridCol w:w="3135"/>
       </w:tblGrid>
       <w:tr>
-        <w:tc>
-          <w:tcPr>
-            <w:tcW w:type="dxa" w:w="3135"/>
+        <w:trPr>
+          <w:jc w:val="center"/>
+        </w:trPr>
+        <w:tc>
+          <w:tcPr>
+            <w:tcW w:w="3135" w:type="dxa"/>
           </w:tcPr>
           <w:p>
             <w:pPr>
@@ -4704,7 +4877,7 @@
         </w:tc>
         <w:tc>
           <w:tcPr>
-            <w:tcW w:type="dxa" w:w="3135"/>
+            <w:tcW w:w="3135" w:type="dxa"/>
           </w:tcPr>
           <w:p>
             <w:pPr>
@@ -4721,7 +4894,7 @@
         </w:tc>
         <w:tc>
           <w:tcPr>
-            <w:tcW w:type="dxa" w:w="3135"/>
+            <w:tcW w:w="3135" w:type="dxa"/>
           </w:tcPr>
           <w:p>
             <w:pPr>
@@ -4738,9 +4911,12 @@
         </w:tc>
       </w:tr>
       <w:tr>
-        <w:tc>
-          <w:tcPr>
-            <w:tcW w:type="dxa" w:w="3135"/>
+        <w:trPr>
+          <w:jc w:val="center"/>
+        </w:trPr>
+        <w:tc>
+          <w:tcPr>
+            <w:tcW w:w="3135" w:type="dxa"/>
           </w:tcPr>
           <w:p>
             <w:pPr>
@@ -4756,7 +4932,7 @@
         </w:tc>
         <w:tc>
           <w:tcPr>
-            <w:tcW w:type="dxa" w:w="3135"/>
+            <w:tcW w:w="3135" w:type="dxa"/>
           </w:tcPr>
           <w:p>
             <w:pPr>
@@ -4772,7 +4948,7 @@
         </w:tc>
         <w:tc>
           <w:tcPr>
-            <w:tcW w:type="dxa" w:w="3135"/>
+            <w:tcW w:w="3135" w:type="dxa"/>
           </w:tcPr>
           <w:p>
             <w:pPr>
@@ -4788,9 +4964,12 @@
         </w:tc>
       </w:tr>
       <w:tr>
-        <w:tc>
-          <w:tcPr>
-            <w:tcW w:type="dxa" w:w="3135"/>
+        <w:trPr>
+          <w:jc w:val="center"/>
+        </w:trPr>
+        <w:tc>
+          <w:tcPr>
+            <w:tcW w:w="3135" w:type="dxa"/>
           </w:tcPr>
           <w:p>
             <w:pPr>
@@ -4806,7 +4985,7 @@
         </w:tc>
         <w:tc>
           <w:tcPr>
-            <w:tcW w:type="dxa" w:w="3135"/>
+            <w:tcW w:w="3135" w:type="dxa"/>
           </w:tcPr>
           <w:p>
             <w:pPr>
@@ -4822,7 +5001,7 @@
         </w:tc>
         <w:tc>
           <w:tcPr>
-            <w:tcW w:type="dxa" w:w="3135"/>
+            <w:tcW w:w="3135" w:type="dxa"/>
           </w:tcPr>
           <w:p>
             <w:pPr>
@@ -4838,9 +5017,12 @@
         </w:tc>
       </w:tr>
       <w:tr>
-        <w:tc>
-          <w:tcPr>
-            <w:tcW w:type="dxa" w:w="3135"/>
+        <w:trPr>
+          <w:jc w:val="center"/>
+        </w:trPr>
+        <w:tc>
+          <w:tcPr>
+            <w:tcW w:w="3135" w:type="dxa"/>
           </w:tcPr>
           <w:p>
             <w:pPr>
@@ -4856,7 +5038,7 @@
         </w:tc>
         <w:tc>
           <w:tcPr>
-            <w:tcW w:type="dxa" w:w="3135"/>
+            <w:tcW w:w="3135" w:type="dxa"/>
           </w:tcPr>
           <w:p>
             <w:pPr>
@@ -4872,7 +5054,7 @@
         </w:tc>
         <w:tc>
           <w:tcPr>
-            <w:tcW w:type="dxa" w:w="3135"/>
+            <w:tcW w:w="3135" w:type="dxa"/>
           </w:tcPr>
           <w:p>
             <w:pPr>
@@ -4888,9 +5070,12 @@
         </w:tc>
       </w:tr>
       <w:tr>
-        <w:tc>
-          <w:tcPr>
-            <w:tcW w:type="dxa" w:w="3135"/>
+        <w:trPr>
+          <w:jc w:val="center"/>
+        </w:trPr>
+        <w:tc>
+          <w:tcPr>
+            <w:tcW w:w="3135" w:type="dxa"/>
           </w:tcPr>
           <w:p>
             <w:pPr>
@@ -4906,7 +5091,7 @@
         </w:tc>
         <w:tc>
           <w:tcPr>
-            <w:tcW w:type="dxa" w:w="3135"/>
+            <w:tcW w:w="3135" w:type="dxa"/>
           </w:tcPr>
           <w:p>
             <w:pPr>
@@ -4922,7 +5107,7 @@
         </w:tc>
         <w:tc>
           <w:tcPr>
-            <w:tcW w:type="dxa" w:w="3135"/>
+            <w:tcW w:w="3135" w:type="dxa"/>
           </w:tcPr>
           <w:p>
             <w:pPr>
@@ -4940,7 +5125,7 @@
     </w:tbl>
     <w:p>
       <w:pPr>
-        <w:spacing w:before="40" w:after="200"/>
+        <w:spacing w:before="40"/>
         <w:jc w:val="center"/>
       </w:pPr>
       <w:r>
@@ -4957,18 +5142,15 @@
         <w:spacing w:after="120"/>
       </w:pPr>
       <w:r>
-        <w:rPr>
-          <w:sz w:val="22"/>
-        </w:rPr>
         <w:t>Logistic Regression again achieves the best CV accuracy (74.27%). Table 8 shows the classification report on the binary test set.</w:t>
       </w:r>
     </w:p>
     <w:tbl>
       <w:tblPr>
         <w:tblStyle w:val="aff1"/>
-        <w:tblW w:type="auto" w:w="0"/>
+        <w:tblW w:w="0" w:type="auto"/>
         <w:jc w:val="center"/>
-        <w:tblLook w:firstColumn="1" w:firstRow="1" w:lastColumn="0" w:lastRow="0" w:noHBand="0" w:noVBand="1" w:val="04A0"/>
+        <w:tblLook w:val="04A0" w:firstRow="1" w:lastRow="0" w:firstColumn="1" w:lastColumn="0" w:noHBand="0" w:noVBand="1"/>
       </w:tblPr>
       <w:tblGrid>
         <w:gridCol w:w="1881"/>
@@ -4978,9 +5160,12 @@
         <w:gridCol w:w="1881"/>
       </w:tblGrid>
       <w:tr>
-        <w:tc>
-          <w:tcPr>
-            <w:tcW w:type="dxa" w:w="1881"/>
+        <w:trPr>
+          <w:jc w:val="center"/>
+        </w:trPr>
+        <w:tc>
+          <w:tcPr>
+            <w:tcW w:w="1881" w:type="dxa"/>
           </w:tcPr>
           <w:p>
             <w:pPr>
@@ -4997,7 +5182,7 @@
         </w:tc>
         <w:tc>
           <w:tcPr>
-            <w:tcW w:type="dxa" w:w="1881"/>
+            <w:tcW w:w="1881" w:type="dxa"/>
           </w:tcPr>
           <w:p>
             <w:pPr>
@@ -5014,7 +5199,7 @@
         </w:tc>
         <w:tc>
           <w:tcPr>
-            <w:tcW w:type="dxa" w:w="1881"/>
+            <w:tcW w:w="1881" w:type="dxa"/>
           </w:tcPr>
           <w:p>
             <w:pPr>
@@ -5031,7 +5216,7 @@
         </w:tc>
         <w:tc>
           <w:tcPr>
-            <w:tcW w:type="dxa" w:w="1881"/>
+            <w:tcW w:w="1881" w:type="dxa"/>
           </w:tcPr>
           <w:p>
             <w:pPr>
@@ -5048,7 +5233,7 @@
         </w:tc>
         <w:tc>
           <w:tcPr>
-            <w:tcW w:type="dxa" w:w="1881"/>
+            <w:tcW w:w="1881" w:type="dxa"/>
           </w:tcPr>
           <w:p>
             <w:pPr>
@@ -5065,9 +5250,12 @@
         </w:tc>
       </w:tr>
       <w:tr>
-        <w:tc>
-          <w:tcPr>
-            <w:tcW w:type="dxa" w:w="1881"/>
+        <w:trPr>
+          <w:jc w:val="center"/>
+        </w:trPr>
+        <w:tc>
+          <w:tcPr>
+            <w:tcW w:w="1881" w:type="dxa"/>
           </w:tcPr>
           <w:p>
             <w:pPr>
@@ -5083,7 +5271,7 @@
         </w:tc>
         <w:tc>
           <w:tcPr>
-            <w:tcW w:type="dxa" w:w="1881"/>
+            <w:tcW w:w="1881" w:type="dxa"/>
           </w:tcPr>
           <w:p>
             <w:pPr>
@@ -5099,7 +5287,7 @@
         </w:tc>
         <w:tc>
           <w:tcPr>
-            <w:tcW w:type="dxa" w:w="1881"/>
+            <w:tcW w:w="1881" w:type="dxa"/>
           </w:tcPr>
           <w:p>
             <w:pPr>
@@ -5115,7 +5303,7 @@
         </w:tc>
         <w:tc>
           <w:tcPr>
-            <w:tcW w:type="dxa" w:w="1881"/>
+            <w:tcW w:w="1881" w:type="dxa"/>
           </w:tcPr>
           <w:p>
             <w:pPr>
@@ -5131,7 +5319,7 @@
         </w:tc>
         <w:tc>
           <w:tcPr>
-            <w:tcW w:type="dxa" w:w="1881"/>
+            <w:tcW w:w="1881" w:type="dxa"/>
           </w:tcPr>
           <w:p>
             <w:pPr>
@@ -5147,25 +5335,29 @@
         </w:tc>
       </w:tr>
       <w:tr>
-        <w:tc>
-          <w:tcPr>
-            <w:tcW w:type="dxa" w:w="1881"/>
-          </w:tcPr>
-          <w:p>
-            <w:pPr>
-              <w:jc w:val="center"/>
-            </w:pPr>
-            <w:r>
-              <w:rPr>
-                <w:sz w:val="20"/>
-              </w:rPr>
+        <w:trPr>
+          <w:jc w:val="center"/>
+        </w:trPr>
+        <w:tc>
+          <w:tcPr>
+            <w:tcW w:w="1881" w:type="dxa"/>
+          </w:tcPr>
+          <w:p>
+            <w:pPr>
+              <w:jc w:val="center"/>
+            </w:pPr>
+            <w:r>
+              <w:rPr>
+                <w:sz w:val="20"/>
+              </w:rPr>
+              <w:lastRenderedPageBreak/>
               <w:t>Failure</w:t>
             </w:r>
           </w:p>
         </w:tc>
         <w:tc>
           <w:tcPr>
-            <w:tcW w:type="dxa" w:w="1881"/>
+            <w:tcW w:w="1881" w:type="dxa"/>
           </w:tcPr>
           <w:p>
             <w:pPr>
@@ -5181,7 +5373,7 @@
         </w:tc>
         <w:tc>
           <w:tcPr>
-            <w:tcW w:type="dxa" w:w="1881"/>
+            <w:tcW w:w="1881" w:type="dxa"/>
           </w:tcPr>
           <w:p>
             <w:pPr>
@@ -5197,7 +5389,7 @@
         </w:tc>
         <w:tc>
           <w:tcPr>
-            <w:tcW w:type="dxa" w:w="1881"/>
+            <w:tcW w:w="1881" w:type="dxa"/>
           </w:tcPr>
           <w:p>
             <w:pPr>
@@ -5213,7 +5405,7 @@
         </w:tc>
         <w:tc>
           <w:tcPr>
-            <w:tcW w:type="dxa" w:w="1881"/>
+            <w:tcW w:w="1881" w:type="dxa"/>
           </w:tcPr>
           <w:p>
             <w:pPr>
@@ -5229,9 +5421,12 @@
         </w:tc>
       </w:tr>
       <w:tr>
-        <w:tc>
-          <w:tcPr>
-            <w:tcW w:type="dxa" w:w="1881"/>
+        <w:trPr>
+          <w:jc w:val="center"/>
+        </w:trPr>
+        <w:tc>
+          <w:tcPr>
+            <w:tcW w:w="1881" w:type="dxa"/>
           </w:tcPr>
           <w:p>
             <w:pPr>
@@ -5247,7 +5442,7 @@
         </w:tc>
         <w:tc>
           <w:tcPr>
-            <w:tcW w:type="dxa" w:w="1881"/>
+            <w:tcW w:w="1881" w:type="dxa"/>
           </w:tcPr>
           <w:p>
             <w:pPr>
@@ -5263,7 +5458,7 @@
         </w:tc>
         <w:tc>
           <w:tcPr>
-            <w:tcW w:type="dxa" w:w="1881"/>
+            <w:tcW w:w="1881" w:type="dxa"/>
           </w:tcPr>
           <w:p>
             <w:pPr>
@@ -5279,7 +5474,7 @@
         </w:tc>
         <w:tc>
           <w:tcPr>
-            <w:tcW w:type="dxa" w:w="1881"/>
+            <w:tcW w:w="1881" w:type="dxa"/>
           </w:tcPr>
           <w:p>
             <w:pPr>
@@ -5295,7 +5490,7 @@
         </w:tc>
         <w:tc>
           <w:tcPr>
-            <w:tcW w:type="dxa" w:w="1881"/>
+            <w:tcW w:w="1881" w:type="dxa"/>
           </w:tcPr>
           <w:p>
             <w:pPr>
@@ -5311,9 +5506,12 @@
         </w:tc>
       </w:tr>
       <w:tr>
-        <w:tc>
-          <w:tcPr>
-            <w:tcW w:type="dxa" w:w="1881"/>
+        <w:trPr>
+          <w:jc w:val="center"/>
+        </w:trPr>
+        <w:tc>
+          <w:tcPr>
+            <w:tcW w:w="1881" w:type="dxa"/>
           </w:tcPr>
           <w:p>
             <w:pPr>
@@ -5329,7 +5527,7 @@
         </w:tc>
         <w:tc>
           <w:tcPr>
-            <w:tcW w:type="dxa" w:w="1881"/>
+            <w:tcW w:w="1881" w:type="dxa"/>
           </w:tcPr>
           <w:p>
             <w:pPr>
@@ -5345,7 +5543,7 @@
         </w:tc>
         <w:tc>
           <w:tcPr>
-            <w:tcW w:type="dxa" w:w="1881"/>
+            <w:tcW w:w="1881" w:type="dxa"/>
           </w:tcPr>
           <w:p>
             <w:pPr>
@@ -5361,7 +5559,7 @@
         </w:tc>
         <w:tc>
           <w:tcPr>
-            <w:tcW w:type="dxa" w:w="1881"/>
+            <w:tcW w:w="1881" w:type="dxa"/>
           </w:tcPr>
           <w:p>
             <w:pPr>
@@ -5377,7 +5575,7 @@
         </w:tc>
         <w:tc>
           <w:tcPr>
-            <w:tcW w:type="dxa" w:w="1881"/>
+            <w:tcW w:w="1881" w:type="dxa"/>
           </w:tcPr>
           <w:p>
             <w:pPr>
@@ -5395,7 +5593,7 @@
     </w:tbl>
     <w:p>
       <w:pPr>
-        <w:spacing w:before="40" w:after="200"/>
+        <w:spacing w:before="40"/>
         <w:jc w:val="center"/>
       </w:pPr>
       <w:r>
@@ -5412,9 +5610,6 @@
         <w:spacing w:after="120"/>
       </w:pPr>
       <w:r>
-        <w:rPr>
-          <w:sz w:val="22"/>
-        </w:rPr>
         <w:t>Removing IPO raises the macro F1 from 0.584 to 0.737, confirming that class imbalance was the primary bottleneck in the 3-class setting. The ROC curve yields AUC = 0.816, indicating good discriminative power between Failure and Acquisition.</w:t>
       </w:r>
     </w:p>
@@ -5423,18 +5618,17 @@
       <w:pPr>
         <w:pStyle w:val="1"/>
       </w:pPr>
+      <w:bookmarkStart w:id="12" w:name="_Toc226026303"/>
       <w:r>
         <w:t>5  Unsupervised Learning</w:t>
       </w:r>
+      <w:bookmarkEnd w:id="12"/>
     </w:p>
     <w:p>
       <w:pPr>
         <w:spacing w:after="120"/>
       </w:pPr>
       <w:r>
-        <w:rPr>
-          <w:sz w:val="22"/>
-        </w:rPr>
         <w:t>In Part 2, we apply unsupervised methods to the full dataset (100,000 samples) to discover latent groupings without using outcome labels.</w:t>
       </w:r>
     </w:p>
@@ -5443,27 +5637,26 @@
       <w:pPr>
         <w:pStyle w:val="21"/>
       </w:pPr>
+      <w:bookmarkStart w:id="13" w:name="_Toc226026304"/>
       <w:r>
         <w:t>5.1  PCA — Variance Analysis</w:t>
       </w:r>
+      <w:bookmarkEnd w:id="13"/>
     </w:p>
     <w:p>
       <w:pPr>
         <w:spacing w:after="120"/>
       </w:pPr>
       <w:r>
-        <w:rPr>
-          <w:sz w:val="22"/>
-        </w:rPr>
         <w:t>We applied PCA to the scaled numerical features (7 dimensions). The first two components capture only 39.65% of total variance (PC1: 25.23%, PC2: 14.42%). This low cumulative explained variance is consistent with the near-independence of features in the synthetic dataset.</w:t>
       </w:r>
     </w:p>
     <w:tbl>
       <w:tblPr>
         <w:tblStyle w:val="aff1"/>
-        <w:tblW w:type="auto" w:w="0"/>
+        <w:tblW w:w="0" w:type="auto"/>
         <w:jc w:val="center"/>
-        <w:tblLook w:firstColumn="1" w:firstRow="1" w:lastColumn="0" w:lastRow="0" w:noHBand="0" w:noVBand="1" w:val="04A0"/>
+        <w:tblLook w:val="04A0" w:firstRow="1" w:lastRow="0" w:firstColumn="1" w:lastColumn="0" w:noHBand="0" w:noVBand="1"/>
       </w:tblPr>
       <w:tblGrid>
         <w:gridCol w:w="3135"/>
@@ -5471,9 +5664,12 @@
         <w:gridCol w:w="3135"/>
       </w:tblGrid>
       <w:tr>
-        <w:tc>
-          <w:tcPr>
-            <w:tcW w:type="dxa" w:w="3135"/>
+        <w:trPr>
+          <w:jc w:val="center"/>
+        </w:trPr>
+        <w:tc>
+          <w:tcPr>
+            <w:tcW w:w="3135" w:type="dxa"/>
           </w:tcPr>
           <w:p>
             <w:pPr>
@@ -5490,7 +5686,7 @@
         </w:tc>
         <w:tc>
           <w:tcPr>
-            <w:tcW w:type="dxa" w:w="3135"/>
+            <w:tcW w:w="3135" w:type="dxa"/>
           </w:tcPr>
           <w:p>
             <w:pPr>
@@ -5507,7 +5703,7 @@
         </w:tc>
         <w:tc>
           <w:tcPr>
-            <w:tcW w:type="dxa" w:w="3135"/>
+            <w:tcW w:w="3135" w:type="dxa"/>
           </w:tcPr>
           <w:p>
             <w:pPr>
@@ -5524,9 +5720,12 @@
         </w:tc>
       </w:tr>
       <w:tr>
-        <w:tc>
-          <w:tcPr>
-            <w:tcW w:type="dxa" w:w="3135"/>
+        <w:trPr>
+          <w:jc w:val="center"/>
+        </w:trPr>
+        <w:tc>
+          <w:tcPr>
+            <w:tcW w:w="3135" w:type="dxa"/>
           </w:tcPr>
           <w:p>
             <w:pPr>
@@ -5542,7 +5741,7 @@
         </w:tc>
         <w:tc>
           <w:tcPr>
-            <w:tcW w:type="dxa" w:w="3135"/>
+            <w:tcW w:w="3135" w:type="dxa"/>
           </w:tcPr>
           <w:p>
             <w:pPr>
@@ -5558,7 +5757,7 @@
         </w:tc>
         <w:tc>
           <w:tcPr>
-            <w:tcW w:type="dxa" w:w="3135"/>
+            <w:tcW w:w="3135" w:type="dxa"/>
           </w:tcPr>
           <w:p>
             <w:pPr>
@@ -5574,9 +5773,12 @@
         </w:tc>
       </w:tr>
       <w:tr>
-        <w:tc>
-          <w:tcPr>
-            <w:tcW w:type="dxa" w:w="3135"/>
+        <w:trPr>
+          <w:jc w:val="center"/>
+        </w:trPr>
+        <w:tc>
+          <w:tcPr>
+            <w:tcW w:w="3135" w:type="dxa"/>
           </w:tcPr>
           <w:p>
             <w:pPr>
@@ -5592,7 +5794,7 @@
         </w:tc>
         <w:tc>
           <w:tcPr>
-            <w:tcW w:type="dxa" w:w="3135"/>
+            <w:tcW w:w="3135" w:type="dxa"/>
           </w:tcPr>
           <w:p>
             <w:pPr>
@@ -5608,7 +5810,7 @@
         </w:tc>
         <w:tc>
           <w:tcPr>
-            <w:tcW w:type="dxa" w:w="3135"/>
+            <w:tcW w:w="3135" w:type="dxa"/>
           </w:tcPr>
           <w:p>
             <w:pPr>
@@ -5624,9 +5826,12 @@
         </w:tc>
       </w:tr>
       <w:tr>
-        <w:tc>
-          <w:tcPr>
-            <w:tcW w:type="dxa" w:w="3135"/>
+        <w:trPr>
+          <w:jc w:val="center"/>
+        </w:trPr>
+        <w:tc>
+          <w:tcPr>
+            <w:tcW w:w="3135" w:type="dxa"/>
           </w:tcPr>
           <w:p>
             <w:pPr>
@@ -5642,7 +5847,7 @@
         </w:tc>
         <w:tc>
           <w:tcPr>
-            <w:tcW w:type="dxa" w:w="3135"/>
+            <w:tcW w:w="3135" w:type="dxa"/>
           </w:tcPr>
           <w:p>
             <w:pPr>
@@ -5658,7 +5863,7 @@
         </w:tc>
         <w:tc>
           <w:tcPr>
-            <w:tcW w:type="dxa" w:w="3135"/>
+            <w:tcW w:w="3135" w:type="dxa"/>
           </w:tcPr>
           <w:p>
             <w:pPr>
@@ -5676,7 +5881,7 @@
     </w:tbl>
     <w:p>
       <w:pPr>
-        <w:spacing w:before="40" w:after="200"/>
+        <w:spacing w:before="40"/>
         <w:jc w:val="center"/>
       </w:pPr>
       <w:r>
@@ -5693,27 +5898,26 @@
       <w:pPr>
         <w:pStyle w:val="21"/>
       </w:pPr>
+      <w:bookmarkStart w:id="14" w:name="_Toc226026305"/>
       <w:r>
         <w:t>5.2  Choosing k — Comparing k=2 and k=3</w:t>
       </w:r>
+      <w:bookmarkEnd w:id="14"/>
     </w:p>
     <w:p>
       <w:pPr>
         <w:spacing w:after="120"/>
       </w:pPr>
       <w:r>
-        <w:rPr>
-          <w:sz w:val="22"/>
-        </w:rPr>
         <w:t>Instead of relying on an elbow curve, we directly compare k=2 and k=3 by examining the silhouette score and visual separation in PCA space. Table 10 shows the results.</w:t>
       </w:r>
     </w:p>
     <w:tbl>
       <w:tblPr>
         <w:tblStyle w:val="aff1"/>
-        <w:tblW w:type="auto" w:w="0"/>
+        <w:tblW w:w="0" w:type="auto"/>
         <w:jc w:val="center"/>
-        <w:tblLook w:firstColumn="1" w:firstRow="1" w:lastColumn="0" w:lastRow="0" w:noHBand="0" w:noVBand="1" w:val="04A0"/>
+        <w:tblLook w:val="04A0" w:firstRow="1" w:lastRow="0" w:firstColumn="1" w:lastColumn="0" w:noHBand="0" w:noVBand="1"/>
       </w:tblPr>
       <w:tblGrid>
         <w:gridCol w:w="3135"/>
@@ -5721,9 +5925,12 @@
         <w:gridCol w:w="3135"/>
       </w:tblGrid>
       <w:tr>
-        <w:tc>
-          <w:tcPr>
-            <w:tcW w:type="dxa" w:w="3135"/>
+        <w:trPr>
+          <w:jc w:val="center"/>
+        </w:trPr>
+        <w:tc>
+          <w:tcPr>
+            <w:tcW w:w="3135" w:type="dxa"/>
           </w:tcPr>
           <w:p>
             <w:pPr>
@@ -5740,7 +5947,7 @@
         </w:tc>
         <w:tc>
           <w:tcPr>
-            <w:tcW w:type="dxa" w:w="3135"/>
+            <w:tcW w:w="3135" w:type="dxa"/>
           </w:tcPr>
           <w:p>
             <w:pPr>
@@ -5757,7 +5964,7 @@
         </w:tc>
         <w:tc>
           <w:tcPr>
-            <w:tcW w:type="dxa" w:w="3135"/>
+            <w:tcW w:w="3135" w:type="dxa"/>
           </w:tcPr>
           <w:p>
             <w:pPr>
@@ -5774,9 +5981,12 @@
         </w:tc>
       </w:tr>
       <w:tr>
-        <w:tc>
-          <w:tcPr>
-            <w:tcW w:type="dxa" w:w="3135"/>
+        <w:trPr>
+          <w:jc w:val="center"/>
+        </w:trPr>
+        <w:tc>
+          <w:tcPr>
+            <w:tcW w:w="3135" w:type="dxa"/>
           </w:tcPr>
           <w:p>
             <w:pPr>
@@ -5792,7 +6002,7 @@
         </w:tc>
         <w:tc>
           <w:tcPr>
-            <w:tcW w:type="dxa" w:w="3135"/>
+            <w:tcW w:w="3135" w:type="dxa"/>
           </w:tcPr>
           <w:p>
             <w:pPr>
@@ -5808,7 +6018,7 @@
         </w:tc>
         <w:tc>
           <w:tcPr>
-            <w:tcW w:type="dxa" w:w="3135"/>
+            <w:tcW w:w="3135" w:type="dxa"/>
           </w:tcPr>
           <w:p>
             <w:pPr>
@@ -5824,9 +6034,12 @@
         </w:tc>
       </w:tr>
       <w:tr>
-        <w:tc>
-          <w:tcPr>
-            <w:tcW w:type="dxa" w:w="3135"/>
+        <w:trPr>
+          <w:jc w:val="center"/>
+        </w:trPr>
+        <w:tc>
+          <w:tcPr>
+            <w:tcW w:w="3135" w:type="dxa"/>
           </w:tcPr>
           <w:p>
             <w:pPr>
@@ -5842,7 +6055,7 @@
         </w:tc>
         <w:tc>
           <w:tcPr>
-            <w:tcW w:type="dxa" w:w="3135"/>
+            <w:tcW w:w="3135" w:type="dxa"/>
           </w:tcPr>
           <w:p>
             <w:pPr>
@@ -5858,7 +6071,7 @@
         </w:tc>
         <w:tc>
           <w:tcPr>
-            <w:tcW w:type="dxa" w:w="3135"/>
+            <w:tcW w:w="3135" w:type="dxa"/>
           </w:tcPr>
           <w:p>
             <w:pPr>
@@ -5876,7 +6089,7 @@
     </w:tbl>
     <w:p>
       <w:pPr>
-        <w:spacing w:before="40" w:after="200"/>
+        <w:spacing w:before="40"/>
         <w:jc w:val="center"/>
       </w:pPr>
       <w:r>
@@ -5893,9 +6106,6 @@
         <w:spacing w:after="120"/>
       </w:pPr>
       <w:r>
-        <w:rPr>
-          <w:sz w:val="22"/>
-        </w:rPr>
         <w:t>Both scores are low (&lt; 0.2), confirming that the synthetic dataset has no strong natural cluster structure. The silhouette scores are nearly identical for k=2 and k=3. We choose k=3 for greater granularity in the startup archetypes, while acknowledging this is a deliberate interpretability choice, not a data-driven result.</w:t>
       </w:r>
     </w:p>
@@ -5904,38 +6114,40 @@
       <w:pPr>
         <w:pStyle w:val="21"/>
       </w:pPr>
+      <w:bookmarkStart w:id="15" w:name="_Toc226026306"/>
       <w:r>
         <w:t>5.3  Cluster Profiles</w:t>
       </w:r>
+      <w:bookmarkEnd w:id="15"/>
     </w:p>
     <w:p>
       <w:pPr>
         <w:spacing w:after="120"/>
       </w:pPr>
       <w:r>
-        <w:rPr>
-          <w:sz w:val="22"/>
-        </w:rPr>
         <w:t>Cluster labels are reordered by descending revenue mean, ensuring Cluster 0 always corresponds to the highest-revenue group. Table 11 shows the mean feature values per cluster.</w:t>
       </w:r>
     </w:p>
     <w:tbl>
       <w:tblPr>
         <w:tblStyle w:val="aff1"/>
-        <w:tblW w:type="auto" w:w="0"/>
+        <w:tblW w:w="0" w:type="auto"/>
         <w:jc w:val="center"/>
-        <w:tblLook w:firstColumn="1" w:firstRow="1" w:lastColumn="0" w:lastRow="0" w:noHBand="0" w:noVBand="1" w:val="04A0"/>
+        <w:tblLook w:val="04A0" w:firstRow="1" w:lastRow="0" w:firstColumn="1" w:lastColumn="0" w:noHBand="0" w:noVBand="1"/>
       </w:tblPr>
       <w:tblGrid>
-        <w:gridCol w:w="2351"/>
+        <w:gridCol w:w="2446"/>
         <w:gridCol w:w="2351"/>
         <w:gridCol w:w="2351"/>
         <w:gridCol w:w="2351"/>
       </w:tblGrid>
       <w:tr>
-        <w:tc>
-          <w:tcPr>
-            <w:tcW w:type="dxa" w:w="2351"/>
+        <w:trPr>
+          <w:jc w:val="center"/>
+        </w:trPr>
+        <w:tc>
+          <w:tcPr>
+            <w:tcW w:w="2351" w:type="dxa"/>
           </w:tcPr>
           <w:p>
             <w:pPr>
@@ -5946,13 +6158,14 @@
                 <w:b/>
                 <w:sz w:val="20"/>
               </w:rPr>
+              <w:lastRenderedPageBreak/>
               <w:t>Feature</w:t>
             </w:r>
           </w:p>
         </w:tc>
         <w:tc>
           <w:tcPr>
-            <w:tcW w:type="dxa" w:w="2351"/>
+            <w:tcW w:w="2351" w:type="dxa"/>
           </w:tcPr>
           <w:p>
             <w:pPr>
@@ -5969,7 +6182,7 @@
         </w:tc>
         <w:tc>
           <w:tcPr>
-            <w:tcW w:type="dxa" w:w="2351"/>
+            <w:tcW w:w="2351" w:type="dxa"/>
           </w:tcPr>
           <w:p>
             <w:pPr>
@@ -5986,7 +6199,7 @@
         </w:tc>
         <w:tc>
           <w:tcPr>
-            <w:tcW w:type="dxa" w:w="2351"/>
+            <w:tcW w:w="2351" w:type="dxa"/>
           </w:tcPr>
           <w:p>
             <w:pPr>
@@ -6003,9 +6216,12 @@
         </w:tc>
       </w:tr>
       <w:tr>
-        <w:tc>
-          <w:tcPr>
-            <w:tcW w:type="dxa" w:w="2351"/>
+        <w:trPr>
+          <w:jc w:val="center"/>
+        </w:trPr>
+        <w:tc>
+          <w:tcPr>
+            <w:tcW w:w="2351" w:type="dxa"/>
           </w:tcPr>
           <w:p>
             <w:pPr>
@@ -6021,7 +6237,7 @@
         </w:tc>
         <w:tc>
           <w:tcPr>
-            <w:tcW w:type="dxa" w:w="2351"/>
+            <w:tcW w:w="2351" w:type="dxa"/>
           </w:tcPr>
           <w:p>
             <w:pPr>
@@ -6037,7 +6253,7 @@
         </w:tc>
         <w:tc>
           <w:tcPr>
-            <w:tcW w:type="dxa" w:w="2351"/>
+            <w:tcW w:w="2351" w:type="dxa"/>
           </w:tcPr>
           <w:p>
             <w:pPr>
@@ -6053,7 +6269,7 @@
         </w:tc>
         <w:tc>
           <w:tcPr>
-            <w:tcW w:type="dxa" w:w="2351"/>
+            <w:tcW w:w="2351" w:type="dxa"/>
           </w:tcPr>
           <w:p>
             <w:pPr>
@@ -6069,9 +6285,12 @@
         </w:tc>
       </w:tr>
       <w:tr>
-        <w:tc>
-          <w:tcPr>
-            <w:tcW w:type="dxa" w:w="2351"/>
+        <w:trPr>
+          <w:jc w:val="center"/>
+        </w:trPr>
+        <w:tc>
+          <w:tcPr>
+            <w:tcW w:w="2351" w:type="dxa"/>
           </w:tcPr>
           <w:p>
             <w:pPr>
@@ -6087,7 +6306,7 @@
         </w:tc>
         <w:tc>
           <w:tcPr>
-            <w:tcW w:type="dxa" w:w="2351"/>
+            <w:tcW w:w="2351" w:type="dxa"/>
           </w:tcPr>
           <w:p>
             <w:pPr>
@@ -6103,7 +6322,7 @@
         </w:tc>
         <w:tc>
           <w:tcPr>
-            <w:tcW w:type="dxa" w:w="2351"/>
+            <w:tcW w:w="2351" w:type="dxa"/>
           </w:tcPr>
           <w:p>
             <w:pPr>
@@ -6119,7 +6338,7 @@
         </w:tc>
         <w:tc>
           <w:tcPr>
-            <w:tcW w:type="dxa" w:w="2351"/>
+            <w:tcW w:w="2351" w:type="dxa"/>
           </w:tcPr>
           <w:p>
             <w:pPr>
@@ -6135,9 +6354,12 @@
         </w:tc>
       </w:tr>
       <w:tr>
-        <w:tc>
-          <w:tcPr>
-            <w:tcW w:type="dxa" w:w="2351"/>
+        <w:trPr>
+          <w:jc w:val="center"/>
+        </w:trPr>
+        <w:tc>
+          <w:tcPr>
+            <w:tcW w:w="2351" w:type="dxa"/>
           </w:tcPr>
           <w:p>
             <w:pPr>
@@ -6153,7 +6375,7 @@
         </w:tc>
         <w:tc>
           <w:tcPr>
-            <w:tcW w:type="dxa" w:w="2351"/>
+            <w:tcW w:w="2351" w:type="dxa"/>
           </w:tcPr>
           <w:p>
             <w:pPr>
@@ -6169,7 +6391,7 @@
         </w:tc>
         <w:tc>
           <w:tcPr>
-            <w:tcW w:type="dxa" w:w="2351"/>
+            <w:tcW w:w="2351" w:type="dxa"/>
           </w:tcPr>
           <w:p>
             <w:pPr>
@@ -6185,7 +6407,7 @@
         </w:tc>
         <w:tc>
           <w:tcPr>
-            <w:tcW w:type="dxa" w:w="2351"/>
+            <w:tcW w:w="2351" w:type="dxa"/>
           </w:tcPr>
           <w:p>
             <w:pPr>
@@ -6201,9 +6423,12 @@
         </w:tc>
       </w:tr>
       <w:tr>
-        <w:tc>
-          <w:tcPr>
-            <w:tcW w:type="dxa" w:w="2351"/>
+        <w:trPr>
+          <w:jc w:val="center"/>
+        </w:trPr>
+        <w:tc>
+          <w:tcPr>
+            <w:tcW w:w="2351" w:type="dxa"/>
           </w:tcPr>
           <w:p>
             <w:pPr>
@@ -6219,7 +6444,7 @@
         </w:tc>
         <w:tc>
           <w:tcPr>
-            <w:tcW w:type="dxa" w:w="2351"/>
+            <w:tcW w:w="2351" w:type="dxa"/>
           </w:tcPr>
           <w:p>
             <w:pPr>
@@ -6235,7 +6460,7 @@
         </w:tc>
         <w:tc>
           <w:tcPr>
-            <w:tcW w:type="dxa" w:w="2351"/>
+            <w:tcW w:w="2351" w:type="dxa"/>
           </w:tcPr>
           <w:p>
             <w:pPr>
@@ -6251,7 +6476,7 @@
         </w:tc>
         <w:tc>
           <w:tcPr>
-            <w:tcW w:type="dxa" w:w="2351"/>
+            <w:tcW w:w="2351" w:type="dxa"/>
           </w:tcPr>
           <w:p>
             <w:pPr>
@@ -6267,9 +6492,12 @@
         </w:tc>
       </w:tr>
       <w:tr>
-        <w:tc>
-          <w:tcPr>
-            <w:tcW w:type="dxa" w:w="2351"/>
+        <w:trPr>
+          <w:jc w:val="center"/>
+        </w:trPr>
+        <w:tc>
+          <w:tcPr>
+            <w:tcW w:w="2351" w:type="dxa"/>
           </w:tcPr>
           <w:p>
             <w:pPr>
@@ -6285,7 +6513,7 @@
         </w:tc>
         <w:tc>
           <w:tcPr>
-            <w:tcW w:type="dxa" w:w="2351"/>
+            <w:tcW w:w="2351" w:type="dxa"/>
           </w:tcPr>
           <w:p>
             <w:pPr>
@@ -6301,7 +6529,7 @@
         </w:tc>
         <w:tc>
           <w:tcPr>
-            <w:tcW w:type="dxa" w:w="2351"/>
+            <w:tcW w:w="2351" w:type="dxa"/>
           </w:tcPr>
           <w:p>
             <w:pPr>
@@ -6317,7 +6545,7 @@
         </w:tc>
         <w:tc>
           <w:tcPr>
-            <w:tcW w:type="dxa" w:w="2351"/>
+            <w:tcW w:w="2351" w:type="dxa"/>
           </w:tcPr>
           <w:p>
             <w:pPr>
@@ -6333,9 +6561,12 @@
         </w:tc>
       </w:tr>
       <w:tr>
-        <w:tc>
-          <w:tcPr>
-            <w:tcW w:type="dxa" w:w="2351"/>
+        <w:trPr>
+          <w:jc w:val="center"/>
+        </w:trPr>
+        <w:tc>
+          <w:tcPr>
+            <w:tcW w:w="2351" w:type="dxa"/>
           </w:tcPr>
           <w:p>
             <w:pPr>
@@ -6351,7 +6582,7 @@
         </w:tc>
         <w:tc>
           <w:tcPr>
-            <w:tcW w:type="dxa" w:w="2351"/>
+            <w:tcW w:w="2351" w:type="dxa"/>
           </w:tcPr>
           <w:p>
             <w:pPr>
@@ -6367,7 +6598,7 @@
         </w:tc>
         <w:tc>
           <w:tcPr>
-            <w:tcW w:type="dxa" w:w="2351"/>
+            <w:tcW w:w="2351" w:type="dxa"/>
           </w:tcPr>
           <w:p>
             <w:pPr>
@@ -6383,7 +6614,7 @@
         </w:tc>
         <w:tc>
           <w:tcPr>
-            <w:tcW w:type="dxa" w:w="2351"/>
+            <w:tcW w:w="2351" w:type="dxa"/>
           </w:tcPr>
           <w:p>
             <w:pPr>
@@ -6399,9 +6630,12 @@
         </w:tc>
       </w:tr>
       <w:tr>
-        <w:tc>
-          <w:tcPr>
-            <w:tcW w:type="dxa" w:w="2351"/>
+        <w:trPr>
+          <w:jc w:val="center"/>
+        </w:trPr>
+        <w:tc>
+          <w:tcPr>
+            <w:tcW w:w="2351" w:type="dxa"/>
           </w:tcPr>
           <w:p>
             <w:pPr>
@@ -6417,7 +6651,7 @@
         </w:tc>
         <w:tc>
           <w:tcPr>
-            <w:tcW w:type="dxa" w:w="2351"/>
+            <w:tcW w:w="2351" w:type="dxa"/>
           </w:tcPr>
           <w:p>
             <w:pPr>
@@ -6433,7 +6667,7 @@
         </w:tc>
         <w:tc>
           <w:tcPr>
-            <w:tcW w:type="dxa" w:w="2351"/>
+            <w:tcW w:w="2351" w:type="dxa"/>
           </w:tcPr>
           <w:p>
             <w:pPr>
@@ -6449,7 +6683,7 @@
         </w:tc>
         <w:tc>
           <w:tcPr>
-            <w:tcW w:type="dxa" w:w="2351"/>
+            <w:tcW w:w="2351" w:type="dxa"/>
           </w:tcPr>
           <w:p>
             <w:pPr>
@@ -6467,7 +6701,7 @@
     </w:tbl>
     <w:p>
       <w:pPr>
-        <w:spacing w:before="40" w:after="200"/>
+        <w:spacing w:before="40"/>
         <w:jc w:val="center"/>
       </w:pPr>
       <w:r>
@@ -6484,9 +6718,6 @@
         <w:spacing w:after="120"/>
       </w:pPr>
       <w:r>
-        <w:rPr>
-          <w:sz w:val="22"/>
-        </w:rPr>
         <w:t>The clusters are differentiated almost exclusively by revenue and product traction. team_size, market_size_billion, burn_rate_million, and funding_rounds are nearly identical across all three clusters, confirming they carry no structural information.</w:t>
       </w:r>
     </w:p>
@@ -6495,27 +6726,26 @@
       <w:pPr>
         <w:pStyle w:val="21"/>
       </w:pPr>
+      <w:bookmarkStart w:id="16" w:name="_Toc226026307"/>
       <w:r>
         <w:t>5.4  Cluster Archetypes</w:t>
       </w:r>
+      <w:bookmarkEnd w:id="16"/>
     </w:p>
     <w:p>
       <w:pPr>
         <w:spacing w:after="120"/>
       </w:pPr>
       <w:r>
-        <w:rPr>
-          <w:sz w:val="22"/>
-        </w:rPr>
         <w:t>Rather than comparing clusters to outcome labels, we interpret each cluster on its own terms as a startup archetype:</w:t>
       </w:r>
     </w:p>
     <w:tbl>
       <w:tblPr>
         <w:tblStyle w:val="aff1"/>
-        <w:tblW w:type="auto" w:w="0"/>
+        <w:tblW w:w="0" w:type="auto"/>
         <w:jc w:val="center"/>
-        <w:tblLook w:firstColumn="1" w:firstRow="1" w:lastColumn="0" w:lastRow="0" w:noHBand="0" w:noVBand="1" w:val="04A0"/>
+        <w:tblLook w:val="04A0" w:firstRow="1" w:lastRow="0" w:firstColumn="1" w:lastColumn="0" w:noHBand="0" w:noVBand="1"/>
       </w:tblPr>
       <w:tblGrid>
         <w:gridCol w:w="1881"/>
@@ -6525,9 +6755,12 @@
         <w:gridCol w:w="1881"/>
       </w:tblGrid>
       <w:tr>
-        <w:tc>
-          <w:tcPr>
-            <w:tcW w:type="dxa" w:w="1881"/>
+        <w:trPr>
+          <w:jc w:val="center"/>
+        </w:trPr>
+        <w:tc>
+          <w:tcPr>
+            <w:tcW w:w="1881" w:type="dxa"/>
           </w:tcPr>
           <w:p>
             <w:pPr>
@@ -6544,7 +6777,7 @@
         </w:tc>
         <w:tc>
           <w:tcPr>
-            <w:tcW w:type="dxa" w:w="1881"/>
+            <w:tcW w:w="1881" w:type="dxa"/>
           </w:tcPr>
           <w:p>
             <w:pPr>
@@ -6561,7 +6794,7 @@
         </w:tc>
         <w:tc>
           <w:tcPr>
-            <w:tcW w:type="dxa" w:w="1881"/>
+            <w:tcW w:w="1881" w:type="dxa"/>
           </w:tcPr>
           <w:p>
             <w:pPr>
@@ -6578,7 +6811,7 @@
         </w:tc>
         <w:tc>
           <w:tcPr>
-            <w:tcW w:type="dxa" w:w="1881"/>
+            <w:tcW w:w="1881" w:type="dxa"/>
           </w:tcPr>
           <w:p>
             <w:pPr>
@@ -6595,7 +6828,7 @@
         </w:tc>
         <w:tc>
           <w:tcPr>
-            <w:tcW w:type="dxa" w:w="1881"/>
+            <w:tcW w:w="1881" w:type="dxa"/>
           </w:tcPr>
           <w:p>
             <w:pPr>
@@ -6612,9 +6845,12 @@
         </w:tc>
       </w:tr>
       <w:tr>
-        <w:tc>
-          <w:tcPr>
-            <w:tcW w:type="dxa" w:w="1881"/>
+        <w:trPr>
+          <w:jc w:val="center"/>
+        </w:trPr>
+        <w:tc>
+          <w:tcPr>
+            <w:tcW w:w="1881" w:type="dxa"/>
           </w:tcPr>
           <w:p>
             <w:pPr>
@@ -6630,7 +6866,7 @@
         </w:tc>
         <w:tc>
           <w:tcPr>
-            <w:tcW w:type="dxa" w:w="1881"/>
+            <w:tcW w:w="1881" w:type="dxa"/>
           </w:tcPr>
           <w:p>
             <w:pPr>
@@ -6646,7 +6882,7 @@
         </w:tc>
         <w:tc>
           <w:tcPr>
-            <w:tcW w:type="dxa" w:w="1881"/>
+            <w:tcW w:w="1881" w:type="dxa"/>
           </w:tcPr>
           <w:p>
             <w:pPr>
@@ -6662,7 +6898,7 @@
         </w:tc>
         <w:tc>
           <w:tcPr>
-            <w:tcW w:type="dxa" w:w="1881"/>
+            <w:tcW w:w="1881" w:type="dxa"/>
           </w:tcPr>
           <w:p>
             <w:pPr>
@@ -6678,7 +6914,7 @@
         </w:tc>
         <w:tc>
           <w:tcPr>
-            <w:tcW w:type="dxa" w:w="1881"/>
+            <w:tcW w:w="1881" w:type="dxa"/>
           </w:tcPr>
           <w:p>
             <w:pPr>
@@ -6694,9 +6930,12 @@
         </w:tc>
       </w:tr>
       <w:tr>
-        <w:tc>
-          <w:tcPr>
-            <w:tcW w:type="dxa" w:w="1881"/>
+        <w:trPr>
+          <w:jc w:val="center"/>
+        </w:trPr>
+        <w:tc>
+          <w:tcPr>
+            <w:tcW w:w="1881" w:type="dxa"/>
           </w:tcPr>
           <w:p>
             <w:pPr>
@@ -6712,7 +6951,7 @@
         </w:tc>
         <w:tc>
           <w:tcPr>
-            <w:tcW w:type="dxa" w:w="1881"/>
+            <w:tcW w:w="1881" w:type="dxa"/>
           </w:tcPr>
           <w:p>
             <w:pPr>
@@ -6728,7 +6967,7 @@
         </w:tc>
         <w:tc>
           <w:tcPr>
-            <w:tcW w:type="dxa" w:w="1881"/>
+            <w:tcW w:w="1881" w:type="dxa"/>
           </w:tcPr>
           <w:p>
             <w:pPr>
@@ -6744,7 +6983,7 @@
         </w:tc>
         <w:tc>
           <w:tcPr>
-            <w:tcW w:type="dxa" w:w="1881"/>
+            <w:tcW w:w="1881" w:type="dxa"/>
           </w:tcPr>
           <w:p>
             <w:pPr>
@@ -6760,7 +6999,7 @@
         </w:tc>
         <w:tc>
           <w:tcPr>
-            <w:tcW w:type="dxa" w:w="1881"/>
+            <w:tcW w:w="1881" w:type="dxa"/>
           </w:tcPr>
           <w:p>
             <w:pPr>
@@ -6776,9 +7015,12 @@
         </w:tc>
       </w:tr>
       <w:tr>
-        <w:tc>
-          <w:tcPr>
-            <w:tcW w:type="dxa" w:w="1881"/>
+        <w:trPr>
+          <w:jc w:val="center"/>
+        </w:trPr>
+        <w:tc>
+          <w:tcPr>
+            <w:tcW w:w="1881" w:type="dxa"/>
           </w:tcPr>
           <w:p>
             <w:pPr>
@@ -6794,7 +7036,7 @@
         </w:tc>
         <w:tc>
           <w:tcPr>
-            <w:tcW w:type="dxa" w:w="1881"/>
+            <w:tcW w:w="1881" w:type="dxa"/>
           </w:tcPr>
           <w:p>
             <w:pPr>
@@ -6810,7 +7052,7 @@
         </w:tc>
         <w:tc>
           <w:tcPr>
-            <w:tcW w:type="dxa" w:w="1881"/>
+            <w:tcW w:w="1881" w:type="dxa"/>
           </w:tcPr>
           <w:p>
             <w:pPr>
@@ -6826,7 +7068,7 @@
         </w:tc>
         <w:tc>
           <w:tcPr>
-            <w:tcW w:type="dxa" w:w="1881"/>
+            <w:tcW w:w="1881" w:type="dxa"/>
           </w:tcPr>
           <w:p>
             <w:pPr>
@@ -6842,7 +7084,7 @@
         </w:tc>
         <w:tc>
           <w:tcPr>
-            <w:tcW w:type="dxa" w:w="1881"/>
+            <w:tcW w:w="1881" w:type="dxa"/>
           </w:tcPr>
           <w:p>
             <w:pPr>
@@ -6860,7 +7102,7 @@
     </w:tbl>
     <w:p>
       <w:pPr>
-        <w:spacing w:before="40" w:after="200"/>
+        <w:spacing w:before="40"/>
         <w:jc w:val="center"/>
       </w:pPr>
       <w:r>
@@ -6877,9 +7119,6 @@
         <w:spacing w:after="120"/>
       </w:pPr>
       <w:r>
-        <w:rPr>
-          <w:sz w:val="22"/>
-        </w:rPr>
         <w:t>This interpretation is independent of the outcome labels and has its own business logic: the feature space naturally separates companies by their revenue level and traction, which reflects their development stage. Note that K-Means clusters do not correspond one-to-one with the outcome classes — this would only be possible if the features perfectly predicted the outcome, which they do not (synthetic data limitation).</w:t>
       </w:r>
     </w:p>
@@ -6888,27 +7127,26 @@
       <w:pPr>
         <w:pStyle w:val="21"/>
       </w:pPr>
+      <w:bookmarkStart w:id="17" w:name="_Toc226026308"/>
       <w:r>
         <w:t>5.5  k=2 vs Failure / Non-Failure</w:t>
       </w:r>
+      <w:bookmarkEnd w:id="17"/>
     </w:p>
     <w:p>
       <w:pPr>
         <w:spacing w:after="120"/>
       </w:pPr>
       <w:r>
-        <w:rPr>
-          <w:sz w:val="22"/>
-        </w:rPr>
         <w:t>As a sanity check, we compare k=2 clusters with a binary outcome grouping (Failure vs Non-Failure). Table 13 shows the composition.</w:t>
       </w:r>
     </w:p>
     <w:tbl>
       <w:tblPr>
         <w:tblStyle w:val="aff1"/>
-        <w:tblW w:type="auto" w:w="0"/>
+        <w:tblW w:w="0" w:type="auto"/>
         <w:jc w:val="center"/>
-        <w:tblLook w:firstColumn="1" w:firstRow="1" w:lastColumn="0" w:lastRow="0" w:noHBand="0" w:noVBand="1" w:val="04A0"/>
+        <w:tblLook w:val="04A0" w:firstRow="1" w:lastRow="0" w:firstColumn="1" w:lastColumn="0" w:noHBand="0" w:noVBand="1"/>
       </w:tblPr>
       <w:tblGrid>
         <w:gridCol w:w="2351"/>
@@ -6917,9 +7155,12 @@
         <w:gridCol w:w="2351"/>
       </w:tblGrid>
       <w:tr>
-        <w:tc>
-          <w:tcPr>
-            <w:tcW w:type="dxa" w:w="2351"/>
+        <w:trPr>
+          <w:jc w:val="center"/>
+        </w:trPr>
+        <w:tc>
+          <w:tcPr>
+            <w:tcW w:w="2351" w:type="dxa"/>
           </w:tcPr>
           <w:p>
             <w:pPr>
@@ -6936,7 +7177,7 @@
         </w:tc>
         <w:tc>
           <w:tcPr>
-            <w:tcW w:type="dxa" w:w="2351"/>
+            <w:tcW w:w="2351" w:type="dxa"/>
           </w:tcPr>
           <w:p>
             <w:pPr>
@@ -6953,7 +7194,7 @@
         </w:tc>
         <w:tc>
           <w:tcPr>
-            <w:tcW w:type="dxa" w:w="2351"/>
+            <w:tcW w:w="2351" w:type="dxa"/>
           </w:tcPr>
           <w:p>
             <w:pPr>
@@ -6970,7 +7211,7 @@
         </w:tc>
         <w:tc>
           <w:tcPr>
-            <w:tcW w:type="dxa" w:w="2351"/>
+            <w:tcW w:w="2351" w:type="dxa"/>
           </w:tcPr>
           <w:p>
             <w:pPr>
@@ -6987,9 +7228,12 @@
         </w:tc>
       </w:tr>
       <w:tr>
-        <w:tc>
-          <w:tcPr>
-            <w:tcW w:type="dxa" w:w="2351"/>
+        <w:trPr>
+          <w:jc w:val="center"/>
+        </w:trPr>
+        <w:tc>
+          <w:tcPr>
+            <w:tcW w:w="2351" w:type="dxa"/>
           </w:tcPr>
           <w:p>
             <w:pPr>
@@ -7005,7 +7249,7 @@
         </w:tc>
         <w:tc>
           <w:tcPr>
-            <w:tcW w:type="dxa" w:w="2351"/>
+            <w:tcW w:w="2351" w:type="dxa"/>
           </w:tcPr>
           <w:p>
             <w:pPr>
@@ -7021,7 +7265,7 @@
         </w:tc>
         <w:tc>
           <w:tcPr>
-            <w:tcW w:type="dxa" w:w="2351"/>
+            <w:tcW w:w="2351" w:type="dxa"/>
           </w:tcPr>
           <w:p>
             <w:pPr>
@@ -7037,7 +7281,7 @@
         </w:tc>
         <w:tc>
           <w:tcPr>
-            <w:tcW w:type="dxa" w:w="2351"/>
+            <w:tcW w:w="2351" w:type="dxa"/>
           </w:tcPr>
           <w:p>
             <w:pPr>
@@ -7053,9 +7297,12 @@
         </w:tc>
       </w:tr>
       <w:tr>
-        <w:tc>
-          <w:tcPr>
-            <w:tcW w:type="dxa" w:w="2351"/>
+        <w:trPr>
+          <w:jc w:val="center"/>
+        </w:trPr>
+        <w:tc>
+          <w:tcPr>
+            <w:tcW w:w="2351" w:type="dxa"/>
           </w:tcPr>
           <w:p>
             <w:pPr>
@@ -7071,7 +7318,7 @@
         </w:tc>
         <w:tc>
           <w:tcPr>
-            <w:tcW w:type="dxa" w:w="2351"/>
+            <w:tcW w:w="2351" w:type="dxa"/>
           </w:tcPr>
           <w:p>
             <w:pPr>
@@ -7087,7 +7334,7 @@
         </w:tc>
         <w:tc>
           <w:tcPr>
-            <w:tcW w:type="dxa" w:w="2351"/>
+            <w:tcW w:w="2351" w:type="dxa"/>
           </w:tcPr>
           <w:p>
             <w:pPr>
@@ -7103,7 +7350,7 @@
         </w:tc>
         <w:tc>
           <w:tcPr>
-            <w:tcW w:type="dxa" w:w="2351"/>
+            <w:tcW w:w="2351" w:type="dxa"/>
           </w:tcPr>
           <w:p>
             <w:pPr>
@@ -7121,7 +7368,7 @@
     </w:tbl>
     <w:p>
       <w:pPr>
-        <w:spacing w:before="40" w:after="200"/>
+        <w:spacing w:before="40"/>
         <w:jc w:val="center"/>
       </w:pPr>
       <w:r>
@@ -7138,9 +7385,6 @@
         <w:spacing w:after="120"/>
       </w:pPr>
       <w:r>
-        <w:rPr>
-          <w:sz w:val="22"/>
-        </w:rPr>
         <w:t>With k=2, Cluster 1 aligns strongly with Failure (79.7%). This is the clearest alignment between unsupervised clustering and supervised labels in the entire analysis, and is consistent with the finding that revenue and traction are the only informative features.</w:t>
       </w:r>
     </w:p>
@@ -7149,18 +7393,17 @@
       <w:pPr>
         <w:pStyle w:val="21"/>
       </w:pPr>
+      <w:bookmarkStart w:id="18" w:name="_Toc226026309"/>
       <w:r>
         <w:t>5.6  Hierarchical Clustering</w:t>
       </w:r>
+      <w:bookmarkEnd w:id="18"/>
     </w:p>
     <w:p>
       <w:pPr>
         <w:spacing w:after="120"/>
       </w:pPr>
       <w:r>
-        <w:rPr>
-          <w:sz w:val="22"/>
-        </w:rPr>
         <w:t>We applied Agglomerative Clustering with Ward linkage on a 2,000-row subsample. The dendrogram was reconstructed from the sklearn model using the TD06 method. With k=3, the hierarchical solution produces a more imbalanced partition (Cluster 0: 78%, Cluster 1: 15%, Cluster 2: 7%) compared to K-Means (53/27/20%). This is expected: Ward linkage minimises intra-cluster variance without any constraint on cluster size, while K-Means tends toward more balanced partitions.</w:t>
       </w:r>
     </w:p>
@@ -7169,9 +7412,6 @@
         <w:spacing w:after="120"/>
       </w:pPr>
       <w:r>
-        <w:rPr>
-          <w:sz w:val="22"/>
-        </w:rPr>
         <w:t>The side-by-side PCA comparison confirms that both methods identify a similar large high-revenue group and a smaller low-traction group, but differ in how they split the intermediate region.</w:t>
       </w:r>
     </w:p>
@@ -7180,8 +7420,18 @@
       <w:pPr>
         <w:pStyle w:val="1"/>
       </w:pPr>
+      <w:bookmarkStart w:id="19" w:name="_Toc226026310"/>
       <w:r>
         <w:t>6  Conclusion</w:t>
+      </w:r>
+      <w:bookmarkEnd w:id="19"/>
+    </w:p>
+    <w:p>
+      <w:pPr>
+        <w:spacing w:after="120"/>
+      </w:pPr>
+      <w:r>
+        <w:t>This project applied a complete supervised and unsupervised machine learning pipeline to a  dataset of 100,000 startup profiles.</w:t>
       </w:r>
     </w:p>
     <w:p>
@@ -7189,20 +7439,6 @@
         <w:spacing w:after="120"/>
       </w:pPr>
       <w:r>
-        <w:rPr>
-          <w:sz w:val="22"/>
-        </w:rPr>
-        <w:t>This project applied a complete supervised and unsupervised machine learning pipeline to a synthetic Kaggle dataset of 100,000 startup profiles.</w:t>
-      </w:r>
-    </w:p>
-    <w:p>
-      <w:pPr>
-        <w:spacing w:after="120"/>
-      </w:pPr>
-      <w:r>
-        <w:rPr>
-          <w:sz w:val="22"/>
-        </w:rPr>
         <w:t>Supervised learning (3-class): Logistic Regression achieves the best test accuracy (72.90%), with a macro F1 of 0.584 dragged down by the near-unlearnable IPO class (2.1% of data, recall = 0.19). Removing IPO and training a binary classifier raises macro F1 to 0.737 and AUC to 0.816, confirming that class imbalance — not model capacity — was the primary bottleneck.</w:t>
       </w:r>
     </w:p>
@@ -7211,9 +7447,6 @@
         <w:spacing w:after="120"/>
       </w:pPr>
       <w:r>
-        <w:rPr>
-          <w:sz w:val="22"/>
-        </w:rPr>
         <w:t>Unsupervised learning: PCA captures only 39.65% of variance in two components, and both k=2 and k=3 yield low silhouette scores (&lt; 0.17), indicating no strong natural cluster structure. Nevertheless, three interpretable startup archetypes emerge: mature high-revenue companies (Cluster 0), early-stage young-founder startups (Cluster 1), and low-traction struggling companies (Cluster 2). With k=2, Cluster 1 aligns strongly with Failure (79.7%), providing the clearest unsupervised-to-supervised link in the analysis.</w:t>
       </w:r>
     </w:p>
@@ -7222,10 +7455,17 @@
         <w:spacing w:after="120"/>
       </w:pPr>
       <w:r>
+        <w:t xml:space="preserve">The fundamental limitation of this work is the nature of the dataset: five of seven features carry near-zero signal, imposing a hard ceiling on both classification accuracy (~73%) and clustering quality. In a </w:t>
+      </w:r>
+      <w:r>
         <w:rPr>
-          <w:sz w:val="22"/>
+          <w:rFonts w:eastAsia="宋体" w:hint="eastAsia"/>
+          <w:lang w:eastAsia="zh-CN"/>
         </w:rPr>
-        <w:t>The fundamental limitation of this work is the synthetic nature of the dataset: five of seven features carry near-zero signal, imposing a hard ceiling on both classification accuracy (~73%) and clustering quality. In a real startup dataset, richer feature dependencies would likely yield higher model performance and more coherent cluster structure.</w:t>
+        <w:t>better</w:t>
+      </w:r>
+      <w:r>
+        <w:t xml:space="preserve"> startup dataset, richer feature dependencies would likely yield higher model performance and more coherent cluster structure.</w:t>
       </w:r>
     </w:p>
     <w:sectPr>

--- a/scientificProject1/report/startup_success_report.docx
+++ b/scientificProject1/report/startup_success_report.docx
@@ -1651,7 +1651,7 @@
         <w:pStyle w:val="a0"/>
       </w:pPr>
       <w:r>
-        <w:t>Apply unsupervised clustering (K-Means, Hierarchical) and PCA to discover latent structure in the data and relate clusters to outcomes.</w:t>
+        <w:t>Apply unsupervised clustering (K-Means, Hierarchical) and PCA to discover latent structure in the data.</w:t>
       </w:r>
     </w:p>
     <w:p>
@@ -1659,7 +1659,7 @@
         <w:pStyle w:val="a0"/>
       </w:pPr>
       <w:r>
-        <w:t>Critically evaluate results in light of the synthetic nature of the dataset.</w:t>
+        <w:t>Critically evaluate results of the dataset.</w:t>
       </w:r>
     </w:p>
     <w:p/>

--- a/scientificProject1/report/startup_success_report.docx
+++ b/scientificProject1/report/startup_success_report.docx
@@ -3713,7 +3713,10 @@
         <w:spacing w:after="120"/>
       </w:pPr>
       <w:r>
-        <w:t>We evaluated four classifiers: k-Nearest Neighbours (k-NN), Decision Tree, Logistic Regression, and Linear Discriminant Analysis (LDA). Each model was tuned via GridSearchCV with 5-fold StratifiedKFold cross-validation, using accuracy as the scoring metric. k-NN was trained on a 5,000-row stratified subsample due to its O(n²) complexity.</w:t>
+        <w:rPr>
+          <w:sz w:val="22"/>
+        </w:rPr>
+        <w:t>We evaluated four classifiers: k-Nearest Neighbours (k-NN), Decision Tree, Logistic Regression, and Linear Discriminant Analysis (LDA). k-NN and Decision Tree were tuned via GridSearchCV with 5-fold StratifiedKFold. Logistic Regression and LDA were evaluated directly with cross_val_score (no hyperparameter grid), following the course approach: LR uses max_iter=1000 with default regularisation, LDA has no critical hyperparameters.</w:t>
       </w:r>
     </w:p>
     <w:p>
@@ -3990,7 +3993,7 @@
               <w:rPr>
                 <w:sz w:val="20"/>
               </w:rPr>
-              <w:t>C ∈ {0.01, 0.1, 1, 10, 100}</w:t>
+              <w:t>no tuning (max_iter=1000)</w:t>
             </w:r>
           </w:p>
         </w:tc>
@@ -4006,7 +4009,7 @@
               <w:rPr>
                 <w:sz w:val="20"/>
               </w:rPr>
-              <w:t>C = 1</w:t>
+              <w:t>—</w:t>
             </w:r>
           </w:p>
         </w:tc>
@@ -4120,14 +4123,16 @@
         </w:rPr>
       </w:pPr>
       <w:r>
-        <w:t>A notable finding is that the best k for k-NN reached the upper boundary of the search grid (k = 201), even after extending the grid up to 201. This indicates that k-NN performs best with maximal smoothing — a strong signal that the data has no meaningful local neighbourhood structure</w:t>
+        <w:rPr>
+          <w:sz w:val="22"/>
+        </w:rPr>
+        <w:t>A notable finding is that the best k for k-NN reached the upper boundary of the search grid (k = 201), even after extending the grid to 201. This indicates that k-NN performs best with maximal smoothing — a strong signal that the data has no meaningful local neighbourhood structure, consistent with the synthetic nature of the dataset.</w:t>
       </w:r>
       <w:r>
         <w:rPr>
           <w:rFonts w:eastAsia="宋体" w:hint="eastAsia"/>
           <w:lang w:eastAsia="zh-CN"/>
         </w:rPr>
-        <w:t>.</w:t>
       </w:r>
     </w:p>
     <w:p/>
@@ -5101,7 +5106,7 @@
               <w:rPr>
                 <w:sz w:val="20"/>
               </w:rPr>
-              <w:t>C = 0.01</w:t>
+              <w:t>no tuning (max_iter=1000)</w:t>
             </w:r>
           </w:p>
         </w:tc>
@@ -5117,7 +5122,7 @@
               <w:rPr>
                 <w:sz w:val="20"/>
               </w:rPr>
-              <w:t>0.7427 ✓</w:t>
+              <w:t>0.7426 ✓</w:t>
             </w:r>
           </w:p>
         </w:tc>
@@ -5142,7 +5147,9 @@
         <w:spacing w:after="120"/>
       </w:pPr>
       <w:r>
-        <w:t>Logistic Regression again achieves the best CV accuracy (74.27%). Table 8 shows the classification report on the binary test set.</w:t>
+        <w:rPr>
+          <w:sz w:val="22"/>
+        </w:rPr>
       </w:r>
     </w:p>
     <w:tbl>

--- a/scientificProject1/report/startup_success_report.docx
+++ b/scientificProject1/report/startup_success_report.docx
@@ -3652,7 +3652,7 @@
         <w:spacing w:after="120"/>
       </w:pPr>
       <w:r>
-        <w:t>Furthermore, the maximum inter-feature Pearson correlation is 0.714 (between revenue_million and product_traction_users), but most pairs are near zero. This absence of natural structure limits the discriminative power of all models trained on this data.</w:t>
+        <w:t>Furthermore, the maximum inter-feature Pearson correlation is 0.714 (between revenue_million and product_traction_users), but most pairs are near zero.</w:t>
       </w:r>
     </w:p>
     <w:p/>
@@ -3713,10 +3713,13 @@
         <w:spacing w:after="120"/>
       </w:pPr>
       <w:r>
-        <w:rPr>
-          <w:sz w:val="22"/>
-        </w:rPr>
-        <w:t>We evaluated four classifiers: k-Nearest Neighbours (k-NN), Decision Tree, Logistic Regression, and Linear Discriminant Analysis (LDA). k-NN and Decision Tree were tuned via GridSearchCV with 5-fold StratifiedKFold. Logistic Regression and LDA were evaluated directly with cross_val_score (no hyperparameter grid), following the course approach: LR uses max_iter=1000 with default regularisation, LDA has no critical hyperparameters.</w:t>
+        <w:t xml:space="preserve">We evaluated four classifiers: k-Nearest Neighbours (k-NN), Decision Tree, Logistic Regression, and Linear Discriminant Analysis (LDA). k-NN and Decision Tree were tuned via GridSearchCV with 5-fold StratifiedKFold. Logistic Regression and LDA were evaluated directly with cross_val_score (no hyperparameter grid), following the course approach: LR uses max_iter=1000 with default </w:t>
+      </w:r>
+      <w:r>
+        <w:t>regularization</w:t>
+      </w:r>
+      <w:r>
+        <w:t>, LDA has no critical hyperparameters.</w:t>
       </w:r>
     </w:p>
     <w:p>
@@ -4123,16 +4126,13 @@
         </w:rPr>
       </w:pPr>
       <w:r>
-        <w:rPr>
-          <w:sz w:val="22"/>
-        </w:rPr>
-        <w:t>A notable finding is that the best k for k-NN reached the upper boundary of the search grid (k = 201), even after extending the grid to 201. This indicates that k-NN performs best with maximal smoothing — a strong signal that the data has no meaningful local neighbourhood structure, consistent with the synthetic nature of the dataset.</w:t>
+        <w:t xml:space="preserve">A notable finding is that the best k for k-NN reached the upper boundary of the search grid (k = 201), even after extending the grid to 201. This indicates that k-NN performs best with maximal smoothing — a strong signal that the data has no meaningful local </w:t>
       </w:r>
       <w:r>
-        <w:rPr>
-          <w:rFonts w:eastAsia="宋体" w:hint="eastAsia"/>
-          <w:lang w:eastAsia="zh-CN"/>
-        </w:rPr>
+        <w:t>neighborhood</w:t>
+      </w:r>
+      <w:r>
+        <w:t xml:space="preserve"> structure, consistent with the synthetic nature of the dataset.</w:t>
       </w:r>
     </w:p>
     <w:p/>
@@ -4142,7 +4142,6 @@
       </w:pPr>
       <w:bookmarkStart w:id="9" w:name="_Toc226026300"/>
       <w:r>
-        <w:lastRenderedPageBreak/>
         <w:t>4.2  Model Comparison</w:t>
       </w:r>
       <w:bookmarkEnd w:id="9"/>
@@ -5145,12 +5144,20 @@
     <w:p>
       <w:pPr>
         <w:spacing w:after="120"/>
+        <w:rPr>
+          <w:rFonts w:eastAsia="宋体"/>
+          <w:lang w:eastAsia="zh-CN"/>
+        </w:rPr>
       </w:pPr>
-      <w:r>
+    </w:p>
+    <w:p>
+      <w:pPr>
+        <w:spacing w:after="120"/>
         <w:rPr>
-          <w:sz w:val="22"/>
+          <w:rFonts w:eastAsia="宋体" w:hint="eastAsia"/>
+          <w:lang w:eastAsia="zh-CN"/>
         </w:rPr>
-      </w:r>
+      </w:pPr>
     </w:p>
     <w:tbl>
       <w:tblPr>
@@ -5183,6 +5190,7 @@
                 <w:b/>
                 <w:sz w:val="20"/>
               </w:rPr>
+              <w:lastRenderedPageBreak/>
               <w:t>Class</w:t>
             </w:r>
           </w:p>
@@ -5357,7 +5365,6 @@
               <w:rPr>
                 <w:sz w:val="20"/>
               </w:rPr>
-              <w:lastRenderedPageBreak/>
               <w:t>Failure</w:t>
             </w:r>
           </w:p>
@@ -6113,7 +6120,7 @@
         <w:spacing w:after="120"/>
       </w:pPr>
       <w:r>
-        <w:t>Both scores are low (&lt; 0.2), confirming that the synthetic dataset has no strong natural cluster structure. The silhouette scores are nearly identical for k=2 and k=3. We choose k=3 for greater granularity in the startup archetypes, while acknowledging this is a deliberate interpretability choice, not a data-driven result.</w:t>
+        <w:t>Both scores are low (&lt; 0.2), confirming that the dataset has no strong natural cluster structure. The silhouette scores are nearly identical for k=2 and k=3. We choose k=3 for greater granularity in the startup archetypes, while acknowledging this is a deliberate interpretability choice, not a data-driven result.</w:t>
       </w:r>
     </w:p>
     <w:p/>
@@ -6123,6 +6130,7 @@
       </w:pPr>
       <w:bookmarkStart w:id="15" w:name="_Toc226026306"/>
       <w:r>
+        <w:lastRenderedPageBreak/>
         <w:t>5.3  Cluster Profiles</w:t>
       </w:r>
       <w:bookmarkEnd w:id="15"/>
@@ -6165,7 +6173,6 @@
                 <w:b/>
                 <w:sz w:val="20"/>
               </w:rPr>
-              <w:lastRenderedPageBreak/>
               <w:t>Feature</w:t>
             </w:r>
           </w:p>
@@ -7392,6 +7399,7 @@
         <w:spacing w:after="120"/>
       </w:pPr>
       <w:r>
+        <w:lastRenderedPageBreak/>
         <w:t>With k=2, Cluster 1 aligns strongly with Failure (79.7%). This is the clearest alignment between unsupervised clustering and supervised labels in the entire analysis, and is consistent with the finding that revenue and traction are the only informative features.</w:t>
       </w:r>
     </w:p>
@@ -7411,7 +7419,13 @@
         <w:spacing w:after="120"/>
       </w:pPr>
       <w:r>
-        <w:t>We applied Agglomerative Clustering with Ward linkage on a 2,000-row subsample. The dendrogram was reconstructed from the sklearn model using the TD06 method. With k=3, the hierarchical solution produces a more imbalanced partition (Cluster 0: 78%, Cluster 1: 15%, Cluster 2: 7%) compared to K-Means (53/27/20%). This is expected: Ward linkage minimises intra-cluster variance without any constraint on cluster size, while K-Means tends toward more balanced partitions.</w:t>
+        <w:t xml:space="preserve">We applied Agglomerative Clustering with Ward linkage on a 2,000-row subsample. The dendrogram was reconstructed from the sklearn model using the TD06 method. With k=3, the hierarchical solution produces a more imbalanced partition (Cluster 0: 78%, Cluster 1: 15%, Cluster 2: 7%) compared to K-Means (53/27/20%). This is expected: Ward linkage </w:t>
+      </w:r>
+      <w:r>
+        <w:t>minimizes</w:t>
+      </w:r>
+      <w:r>
+        <w:t xml:space="preserve"> intra-cluster variance without any constraint on cluster size, while K-Means tends toward more balanced partitions.</w:t>
       </w:r>
     </w:p>
     <w:p>
@@ -7438,7 +7452,13 @@
         <w:spacing w:after="120"/>
       </w:pPr>
       <w:r>
-        <w:t>This project applied a complete supervised and unsupervised machine learning pipeline to a  dataset of 100,000 startup profiles.</w:t>
+        <w:t xml:space="preserve">This project applied a complete supervised and unsupervised machine learning pipeline to </w:t>
+      </w:r>
+      <w:r>
+        <w:t>a dataset</w:t>
+      </w:r>
+      <w:r>
+        <w:t xml:space="preserve"> of 100,000 startup profiles.</w:t>
       </w:r>
     </w:p>
     <w:p>

--- a/scientificProject1/report/startup_success_report.docx
+++ b/scientificProject1/report/startup_success_report.docx
@@ -3152,44 +3152,49 @@
       <w:pPr>
         <w:spacing w:after="120"/>
       </w:pPr>
-      <w:r>
-        <w:t xml:space="preserve">A key finding of our EDA is that most features have very low predictive power for the outcome. We computed Spearman rank correlations between each numerical feature and the target (encoded ordinally). The results, shown in Table 4, reveal that only </w:t>
-      </w:r>
+      <w:r/>
       <w:r>
         <w:rPr>
           <w:b/>
         </w:rPr>
-        <w:t>revenue_million</w:t>
       </w:r>
-      <w:r>
-        <w:t xml:space="preserve"> (r = −0.34) and </w:t>
-      </w:r>
+      <w:r/>
       <w:r>
         <w:rPr>
           <w:b/>
         </w:rPr>
-        <w:t>product_traction_users</w:t>
       </w:r>
-      <w:r>
-        <w:t xml:space="preserve"> (r = −0.32) carry meaningful signal. The remaining five features — notably </w:t>
-      </w:r>
+      <w:r/>
       <w:r>
         <w:rPr>
           <w:b/>
         </w:rPr>
-        <w:t>market_size_billion</w:t>
       </w:r>
-      <w:r>
-        <w:t xml:space="preserve"> (r = 0.001) and </w:t>
-      </w:r>
+      <w:r/>
       <w:r>
         <w:rPr>
           <w:b/>
         </w:rPr>
-        <w:t>burn_rate_million</w:t>
+      </w:r>
+      <w:r/>
+      <w:r>
+        <w:rPr>
+          <w:sz w:val="22"/>
+        </w:rPr>
+        <w:t>A key finding of our EDA is that most features have very low predictive power for the outcome. We computed Spearman rank correlations</w:t>
       </w:r>
       <w:r>
-        <w:t xml:space="preserve"> (r = −0.001) — are essentially noise.</w:t>
+        <w:rPr>
+          <w:sz w:val="16"/>
+          <w:vertAlign w:val="superscript"/>
+        </w:rPr>
+        <w:t>*</w:t>
+      </w:r>
+      <w:r>
+        <w:rPr>
+          <w:sz w:val="22"/>
+        </w:rPr>
+        <w:t xml:space="preserve"> between each numerical feature and the target (encoded ordinally). The results, shown in Table 4, reveal that only revenue_million (r = −0.34) and product_traction_users (r = −0.32) carry meaningful signal. The remaining five features — notably market_size_billion (r = 0.001) and burn_rate_million (r = −0.001) — are essentially noise.</w:t>
       </w:r>
     </w:p>
     <w:tbl>
@@ -3645,6 +3650,19 @@
         </w:rPr>
         <w:lastRenderedPageBreak/>
         <w:t>Table 4 — Spearman correlation of each feature with the target variable.</w:t>
+      </w:r>
+    </w:p>
+    <w:p>
+      <w:pPr>
+        <w:spacing w:before="0" w:after="6"/>
+      </w:pPr>
+      <w:r>
+        <w:rPr>
+          <w:sz w:val="18"/>
+          <w:szCs w:val="18"/>
+          <w:color w:val="666666"/>
+        </w:rPr>
+        <w:t>* Spearman rank correlation measures monotonic association between a numerical feature and the ordinally-encoded target. Unlike Pearson, it does not assume a linear relationship, making it more appropriate when the target is a categorical variable encoded as integers.</w:t>
       </w:r>
     </w:p>
     <w:p>
@@ -7438,7 +7456,10 @@
         <w:spacing w:after="120"/>
       </w:pPr>
       <w:r>
-        <w:t>This project applied a complete supervised and unsupervised machine learning pipeline to a  dataset of 100,000 startup profiles.</w:t>
+        <w:rPr>
+          <w:sz w:val="22"/>
+        </w:rPr>
+        <w:t>Supervised learning (3-class): Logistic Regression achieves the best CV and test accuracy (CV = 73.00%, test = 72.90%), closely followed by LDA (72.58%) and Decision Tree (71.98%). The narrow gap between models (&lt; 2 pp) reflects the dataset's weak feature-target correlations rather than model capacity. The macro F1 of 0.584 is dragged down by the near-unlearnable IPO class (2.1% of data, recall = 0.19), which the model almost never predicts. Binary classification (Failure vs Acquisition): removing the 2,055 IPO samples and retraining on the remaining 97,945 samples raises macro F1 from 0.584 to 0.737 and ROC AUC to 0.816. All four models improve, with LR again performing best (CV = 74.26%). This confirms that class imbalance — not model architecture — was the primary bottleneck in the 3-class setting.</w:t>
       </w:r>
     </w:p>
     <w:p>

--- a/scientificProject1/report/startup_success_report.docx
+++ b/scientificProject1/report/startup_success_report.docx
@@ -120,7 +120,7 @@
           <w:r>
             <w:fldChar w:fldCharType="separate"/>
           </w:r>
-          <w:hyperlink w:anchor="_Toc226026291" w:history="1">
+          <w:hyperlink w:anchor="_Toc226038747" w:history="1">
             <w:r>
               <w:rPr>
                 <w:rStyle w:val="aff9"/>
@@ -147,7 +147,7 @@
                 <w:noProof/>
                 <w:webHidden/>
               </w:rPr>
-              <w:instrText xml:space="preserve"> PAGEREF _Toc226026291 \h </w:instrText>
+              <w:instrText xml:space="preserve"> PAGEREF _Toc226038747 \h </w:instrText>
             </w:r>
             <w:r>
               <w:rPr>
@@ -192,7 +192,7 @@
               <w14:ligatures w14:val="standardContextual"/>
             </w:rPr>
           </w:pPr>
-          <w:hyperlink w:anchor="_Toc226026292" w:history="1">
+          <w:hyperlink w:anchor="_Toc226038748" w:history="1">
             <w:r>
               <w:rPr>
                 <w:rStyle w:val="aff9"/>
@@ -219,7 +219,7 @@
                 <w:noProof/>
                 <w:webHidden/>
               </w:rPr>
-              <w:instrText xml:space="preserve"> PAGEREF _Toc226026292 \h </w:instrText>
+              <w:instrText xml:space="preserve"> PAGEREF _Toc226038748 \h </w:instrText>
             </w:r>
             <w:r>
               <w:rPr>
@@ -264,7 +264,7 @@
               <w14:ligatures w14:val="standardContextual"/>
             </w:rPr>
           </w:pPr>
-          <w:hyperlink w:anchor="_Toc226026293" w:history="1">
+          <w:hyperlink w:anchor="_Toc226038749" w:history="1">
             <w:r>
               <w:rPr>
                 <w:rStyle w:val="aff9"/>
@@ -291,7 +291,7 @@
                 <w:noProof/>
                 <w:webHidden/>
               </w:rPr>
-              <w:instrText xml:space="preserve"> PAGEREF _Toc226026293 \h </w:instrText>
+              <w:instrText xml:space="preserve"> PAGEREF _Toc226038749 \h </w:instrText>
             </w:r>
             <w:r>
               <w:rPr>
@@ -337,7 +337,7 @@
               <w14:ligatures w14:val="standardContextual"/>
             </w:rPr>
           </w:pPr>
-          <w:hyperlink w:anchor="_Toc226026294" w:history="1">
+          <w:hyperlink w:anchor="_Toc226038750" w:history="1">
             <w:r>
               <w:rPr>
                 <w:rStyle w:val="aff9"/>
@@ -364,7 +364,7 @@
                 <w:noProof/>
                 <w:webHidden/>
               </w:rPr>
-              <w:instrText xml:space="preserve"> PAGEREF _Toc226026294 \h </w:instrText>
+              <w:instrText xml:space="preserve"> PAGEREF _Toc226038750 \h </w:instrText>
             </w:r>
             <w:r>
               <w:rPr>
@@ -410,7 +410,7 @@
               <w14:ligatures w14:val="standardContextual"/>
             </w:rPr>
           </w:pPr>
-          <w:hyperlink w:anchor="_Toc226026295" w:history="1">
+          <w:hyperlink w:anchor="_Toc226038751" w:history="1">
             <w:r>
               <w:rPr>
                 <w:rStyle w:val="aff9"/>
@@ -437,7 +437,7 @@
                 <w:noProof/>
                 <w:webHidden/>
               </w:rPr>
-              <w:instrText xml:space="preserve"> PAGEREF _Toc226026295 \h </w:instrText>
+              <w:instrText xml:space="preserve"> PAGEREF _Toc226038751 \h </w:instrText>
             </w:r>
             <w:r>
               <w:rPr>
@@ -483,7 +483,7 @@
               <w14:ligatures w14:val="standardContextual"/>
             </w:rPr>
           </w:pPr>
-          <w:hyperlink w:anchor="_Toc226026296" w:history="1">
+          <w:hyperlink w:anchor="_Toc226038752" w:history="1">
             <w:r>
               <w:rPr>
                 <w:rStyle w:val="aff9"/>
@@ -510,7 +510,7 @@
                 <w:noProof/>
                 <w:webHidden/>
               </w:rPr>
-              <w:instrText xml:space="preserve"> PAGEREF _Toc226026296 \h </w:instrText>
+              <w:instrText xml:space="preserve"> PAGEREF _Toc226038752 \h </w:instrText>
             </w:r>
             <w:r>
               <w:rPr>
@@ -555,7 +555,7 @@
               <w14:ligatures w14:val="standardContextual"/>
             </w:rPr>
           </w:pPr>
-          <w:hyperlink w:anchor="_Toc226026297" w:history="1">
+          <w:hyperlink w:anchor="_Toc226038753" w:history="1">
             <w:r>
               <w:rPr>
                 <w:rStyle w:val="aff9"/>
@@ -582,7 +582,7 @@
                 <w:noProof/>
                 <w:webHidden/>
               </w:rPr>
-              <w:instrText xml:space="preserve"> PAGEREF _Toc226026297 \h </w:instrText>
+              <w:instrText xml:space="preserve"> PAGEREF _Toc226038753 \h </w:instrText>
             </w:r>
             <w:r>
               <w:rPr>
@@ -627,7 +627,7 @@
               <w14:ligatures w14:val="standardContextual"/>
             </w:rPr>
           </w:pPr>
-          <w:hyperlink w:anchor="_Toc226026298" w:history="1">
+          <w:hyperlink w:anchor="_Toc226038754" w:history="1">
             <w:r>
               <w:rPr>
                 <w:rStyle w:val="aff9"/>
@@ -654,7 +654,7 @@
                 <w:noProof/>
                 <w:webHidden/>
               </w:rPr>
-              <w:instrText xml:space="preserve"> PAGEREF _Toc226026298 \h </w:instrText>
+              <w:instrText xml:space="preserve"> PAGEREF _Toc226038754 \h </w:instrText>
             </w:r>
             <w:r>
               <w:rPr>
@@ -700,7 +700,7 @@
               <w14:ligatures w14:val="standardContextual"/>
             </w:rPr>
           </w:pPr>
-          <w:hyperlink w:anchor="_Toc226026299" w:history="1">
+          <w:hyperlink w:anchor="_Toc226038755" w:history="1">
             <w:r>
               <w:rPr>
                 <w:rStyle w:val="aff9"/>
@@ -727,7 +727,7 @@
                 <w:noProof/>
                 <w:webHidden/>
               </w:rPr>
-              <w:instrText xml:space="preserve"> PAGEREF _Toc226026299 \h </w:instrText>
+              <w:instrText xml:space="preserve"> PAGEREF _Toc226038755 \h </w:instrText>
             </w:r>
             <w:r>
               <w:rPr>
@@ -747,7 +747,7 @@
                 <w:noProof/>
                 <w:webHidden/>
               </w:rPr>
-              <w:t>5</w:t>
+              <w:t>6</w:t>
             </w:r>
             <w:r>
               <w:rPr>
@@ -773,7 +773,7 @@
               <w14:ligatures w14:val="standardContextual"/>
             </w:rPr>
           </w:pPr>
-          <w:hyperlink w:anchor="_Toc226026300" w:history="1">
+          <w:hyperlink w:anchor="_Toc226038756" w:history="1">
             <w:r>
               <w:rPr>
                 <w:rStyle w:val="aff9"/>
@@ -800,7 +800,7 @@
                 <w:noProof/>
                 <w:webHidden/>
               </w:rPr>
-              <w:instrText xml:space="preserve"> PAGEREF _Toc226026300 \h </w:instrText>
+              <w:instrText xml:space="preserve"> PAGEREF _Toc226038756 \h </w:instrText>
             </w:r>
             <w:r>
               <w:rPr>
@@ -846,7 +846,7 @@
               <w14:ligatures w14:val="standardContextual"/>
             </w:rPr>
           </w:pPr>
-          <w:hyperlink w:anchor="_Toc226026301" w:history="1">
+          <w:hyperlink w:anchor="_Toc226038757" w:history="1">
             <w:r>
               <w:rPr>
                 <w:rStyle w:val="aff9"/>
@@ -873,7 +873,7 @@
                 <w:noProof/>
                 <w:webHidden/>
               </w:rPr>
-              <w:instrText xml:space="preserve"> PAGEREF _Toc226026301 \h </w:instrText>
+              <w:instrText xml:space="preserve"> PAGEREF _Toc226038757 \h </w:instrText>
             </w:r>
             <w:r>
               <w:rPr>
@@ -919,7 +919,7 @@
               <w14:ligatures w14:val="standardContextual"/>
             </w:rPr>
           </w:pPr>
-          <w:hyperlink w:anchor="_Toc226026302" w:history="1">
+          <w:hyperlink w:anchor="_Toc226038758" w:history="1">
             <w:r>
               <w:rPr>
                 <w:rStyle w:val="aff9"/>
@@ -946,7 +946,7 @@
                 <w:noProof/>
                 <w:webHidden/>
               </w:rPr>
-              <w:instrText xml:space="preserve"> PAGEREF _Toc226026302 \h </w:instrText>
+              <w:instrText xml:space="preserve"> PAGEREF _Toc226038758 \h </w:instrText>
             </w:r>
             <w:r>
               <w:rPr>
@@ -966,7 +966,7 @@
                 <w:noProof/>
                 <w:webHidden/>
               </w:rPr>
-              <w:t>6</w:t>
+              <w:t>7</w:t>
             </w:r>
             <w:r>
               <w:rPr>
@@ -991,7 +991,7 @@
               <w14:ligatures w14:val="standardContextual"/>
             </w:rPr>
           </w:pPr>
-          <w:hyperlink w:anchor="_Toc226026303" w:history="1">
+          <w:hyperlink w:anchor="_Toc226038759" w:history="1">
             <w:r>
               <w:rPr>
                 <w:rStyle w:val="aff9"/>
@@ -1018,7 +1018,7 @@
                 <w:noProof/>
                 <w:webHidden/>
               </w:rPr>
-              <w:instrText xml:space="preserve"> PAGEREF _Toc226026303 \h </w:instrText>
+              <w:instrText xml:space="preserve"> PAGEREF _Toc226038759 \h </w:instrText>
             </w:r>
             <w:r>
               <w:rPr>
@@ -1064,7 +1064,7 @@
               <w14:ligatures w14:val="standardContextual"/>
             </w:rPr>
           </w:pPr>
-          <w:hyperlink w:anchor="_Toc226026304" w:history="1">
+          <w:hyperlink w:anchor="_Toc226038760" w:history="1">
             <w:r>
               <w:rPr>
                 <w:rStyle w:val="aff9"/>
@@ -1091,7 +1091,7 @@
                 <w:noProof/>
                 <w:webHidden/>
               </w:rPr>
-              <w:instrText xml:space="preserve"> PAGEREF _Toc226026304 \h </w:instrText>
+              <w:instrText xml:space="preserve"> PAGEREF _Toc226038760 \h </w:instrText>
             </w:r>
             <w:r>
               <w:rPr>
@@ -1137,7 +1137,7 @@
               <w14:ligatures w14:val="standardContextual"/>
             </w:rPr>
           </w:pPr>
-          <w:hyperlink w:anchor="_Toc226026305" w:history="1">
+          <w:hyperlink w:anchor="_Toc226038761" w:history="1">
             <w:r>
               <w:rPr>
                 <w:rStyle w:val="aff9"/>
@@ -1164,7 +1164,7 @@
                 <w:noProof/>
                 <w:webHidden/>
               </w:rPr>
-              <w:instrText xml:space="preserve"> PAGEREF _Toc226026305 \h </w:instrText>
+              <w:instrText xml:space="preserve"> PAGEREF _Toc226038761 \h </w:instrText>
             </w:r>
             <w:r>
               <w:rPr>
@@ -1184,7 +1184,7 @@
                 <w:noProof/>
                 <w:webHidden/>
               </w:rPr>
-              <w:t>7</w:t>
+              <w:t>8</w:t>
             </w:r>
             <w:r>
               <w:rPr>
@@ -1210,7 +1210,7 @@
               <w14:ligatures w14:val="standardContextual"/>
             </w:rPr>
           </w:pPr>
-          <w:hyperlink w:anchor="_Toc226026306" w:history="1">
+          <w:hyperlink w:anchor="_Toc226038762" w:history="1">
             <w:r>
               <w:rPr>
                 <w:rStyle w:val="aff9"/>
@@ -1237,7 +1237,7 @@
                 <w:noProof/>
                 <w:webHidden/>
               </w:rPr>
-              <w:instrText xml:space="preserve"> PAGEREF _Toc226026306 \h </w:instrText>
+              <w:instrText xml:space="preserve"> PAGEREF _Toc226038762 \h </w:instrText>
             </w:r>
             <w:r>
               <w:rPr>
@@ -1257,7 +1257,7 @@
                 <w:noProof/>
                 <w:webHidden/>
               </w:rPr>
-              <w:t>7</w:t>
+              <w:t>8</w:t>
             </w:r>
             <w:r>
               <w:rPr>
@@ -1283,7 +1283,7 @@
               <w14:ligatures w14:val="standardContextual"/>
             </w:rPr>
           </w:pPr>
-          <w:hyperlink w:anchor="_Toc226026307" w:history="1">
+          <w:hyperlink w:anchor="_Toc226038763" w:history="1">
             <w:r>
               <w:rPr>
                 <w:rStyle w:val="aff9"/>
@@ -1310,7 +1310,7 @@
                 <w:noProof/>
                 <w:webHidden/>
               </w:rPr>
-              <w:instrText xml:space="preserve"> PAGEREF _Toc226026307 \h </w:instrText>
+              <w:instrText xml:space="preserve"> PAGEREF _Toc226038763 \h </w:instrText>
             </w:r>
             <w:r>
               <w:rPr>
@@ -1356,7 +1356,7 @@
               <w14:ligatures w14:val="standardContextual"/>
             </w:rPr>
           </w:pPr>
-          <w:hyperlink w:anchor="_Toc226026308" w:history="1">
+          <w:hyperlink w:anchor="_Toc226038764" w:history="1">
             <w:r>
               <w:rPr>
                 <w:rStyle w:val="aff9"/>
@@ -1383,7 +1383,7 @@
                 <w:noProof/>
                 <w:webHidden/>
               </w:rPr>
-              <w:instrText xml:space="preserve"> PAGEREF _Toc226026308 \h </w:instrText>
+              <w:instrText xml:space="preserve"> PAGEREF _Toc226038764 \h </w:instrText>
             </w:r>
             <w:r>
               <w:rPr>
@@ -1403,7 +1403,7 @@
                 <w:noProof/>
                 <w:webHidden/>
               </w:rPr>
-              <w:t>8</w:t>
+              <w:t>9</w:t>
             </w:r>
             <w:r>
               <w:rPr>
@@ -1429,7 +1429,7 @@
               <w14:ligatures w14:val="standardContextual"/>
             </w:rPr>
           </w:pPr>
-          <w:hyperlink w:anchor="_Toc226026309" w:history="1">
+          <w:hyperlink w:anchor="_Toc226038765" w:history="1">
             <w:r>
               <w:rPr>
                 <w:rStyle w:val="aff9"/>
@@ -1456,7 +1456,7 @@
                 <w:noProof/>
                 <w:webHidden/>
               </w:rPr>
-              <w:instrText xml:space="preserve"> PAGEREF _Toc226026309 \h </w:instrText>
+              <w:instrText xml:space="preserve"> PAGEREF _Toc226038765 \h </w:instrText>
             </w:r>
             <w:r>
               <w:rPr>
@@ -1501,7 +1501,7 @@
               <w14:ligatures w14:val="standardContextual"/>
             </w:rPr>
           </w:pPr>
-          <w:hyperlink w:anchor="_Toc226026310" w:history="1">
+          <w:hyperlink w:anchor="_Toc226038766" w:history="1">
             <w:r>
               <w:rPr>
                 <w:rStyle w:val="aff9"/>
@@ -1528,7 +1528,7 @@
                 <w:noProof/>
                 <w:webHidden/>
               </w:rPr>
-              <w:instrText xml:space="preserve"> PAGEREF _Toc226026310 \h </w:instrText>
+              <w:instrText xml:space="preserve"> PAGEREF _Toc226038766 \h </w:instrText>
             </w:r>
             <w:r>
               <w:rPr>
@@ -1607,7 +1607,7 @@
       <w:pPr>
         <w:pStyle w:val="1"/>
       </w:pPr>
-      <w:bookmarkStart w:id="0" w:name="_Toc226026291"/>
+      <w:bookmarkStart w:id="0" w:name="_Toc226038747"/>
       <w:r>
         <w:lastRenderedPageBreak/>
         <w:t>Introduction</w:t>
@@ -1667,9 +1667,14 @@
       <w:pPr>
         <w:pStyle w:val="1"/>
       </w:pPr>
-      <w:bookmarkStart w:id="1" w:name="_Toc226026292"/>
+      <w:bookmarkStart w:id="1" w:name="_Toc226038748"/>
+      <w:proofErr w:type="gramStart"/>
       <w:r>
-        <w:t>1  Dataset Description</w:t>
+        <w:t>1  Dataset</w:t>
+      </w:r>
+      <w:proofErr w:type="gramEnd"/>
+      <w:r>
+        <w:t xml:space="preserve"> Description</w:t>
       </w:r>
       <w:bookmarkEnd w:id="1"/>
     </w:p>
@@ -1678,7 +1683,15 @@
         <w:spacing w:after="120"/>
       </w:pPr>
       <w:r>
-        <w:t>The dataset was obtained from Kaggle and consists of 100,000 rows and 11 columns (7 numerical, 3 categorical, 1 target). There are no missing values. Table 1 summarises the features.</w:t>
+        <w:t xml:space="preserve">The dataset was obtained from Kaggle and consists of 100,000 rows and 11 columns (7 numerical, 3 categorical, 1 target). There are no missing values. Table 1 </w:t>
+      </w:r>
+      <w:proofErr w:type="spellStart"/>
+      <w:r>
+        <w:t>summarises</w:t>
+      </w:r>
+      <w:proofErr w:type="spellEnd"/>
+      <w:r>
+        <w:t xml:space="preserve"> the features.</w:t>
       </w:r>
     </w:p>
     <w:tbl>
@@ -1761,12 +1774,14 @@
             <w:pPr>
               <w:jc w:val="center"/>
             </w:pPr>
+            <w:proofErr w:type="spellStart"/>
             <w:r>
               <w:rPr>
                 <w:sz w:val="20"/>
               </w:rPr>
               <w:t>funding_rounds</w:t>
             </w:r>
+            <w:proofErr w:type="spellEnd"/>
           </w:p>
         </w:tc>
         <w:tc>
@@ -1814,12 +1829,14 @@
             <w:pPr>
               <w:jc w:val="center"/>
             </w:pPr>
+            <w:proofErr w:type="spellStart"/>
             <w:r>
               <w:rPr>
                 <w:sz w:val="20"/>
               </w:rPr>
               <w:t>founder_experience_years</w:t>
             </w:r>
+            <w:proofErr w:type="spellEnd"/>
           </w:p>
         </w:tc>
         <w:tc>
@@ -1867,12 +1884,14 @@
             <w:pPr>
               <w:jc w:val="center"/>
             </w:pPr>
+            <w:proofErr w:type="spellStart"/>
             <w:r>
               <w:rPr>
                 <w:sz w:val="20"/>
               </w:rPr>
               <w:t>team_size</w:t>
             </w:r>
+            <w:proofErr w:type="spellEnd"/>
           </w:p>
         </w:tc>
         <w:tc>
@@ -1920,12 +1939,14 @@
             <w:pPr>
               <w:jc w:val="center"/>
             </w:pPr>
+            <w:proofErr w:type="spellStart"/>
             <w:r>
               <w:rPr>
                 <w:sz w:val="20"/>
               </w:rPr>
               <w:t>market_size_billion</w:t>
             </w:r>
+            <w:proofErr w:type="spellEnd"/>
           </w:p>
         </w:tc>
         <w:tc>
@@ -1973,12 +1994,14 @@
             <w:pPr>
               <w:jc w:val="center"/>
             </w:pPr>
+            <w:proofErr w:type="spellStart"/>
             <w:r>
               <w:rPr>
                 <w:sz w:val="20"/>
               </w:rPr>
               <w:t>product_traction_users</w:t>
             </w:r>
+            <w:proofErr w:type="spellEnd"/>
           </w:p>
         </w:tc>
         <w:tc>
@@ -2026,12 +2049,14 @@
             <w:pPr>
               <w:jc w:val="center"/>
             </w:pPr>
+            <w:proofErr w:type="spellStart"/>
             <w:r>
               <w:rPr>
                 <w:sz w:val="20"/>
               </w:rPr>
               <w:t>burn_rate_million</w:t>
             </w:r>
+            <w:proofErr w:type="spellEnd"/>
           </w:p>
         </w:tc>
         <w:tc>
@@ -2079,12 +2104,14 @@
             <w:pPr>
               <w:jc w:val="center"/>
             </w:pPr>
+            <w:proofErr w:type="spellStart"/>
             <w:r>
               <w:rPr>
                 <w:sz w:val="20"/>
               </w:rPr>
               <w:t>revenue_million</w:t>
             </w:r>
+            <w:proofErr w:type="spellEnd"/>
           </w:p>
         </w:tc>
         <w:tc>
@@ -2132,12 +2159,14 @@
             <w:pPr>
               <w:jc w:val="center"/>
             </w:pPr>
+            <w:proofErr w:type="spellStart"/>
             <w:r>
               <w:rPr>
                 <w:sz w:val="20"/>
               </w:rPr>
               <w:t>investor_type</w:t>
             </w:r>
+            <w:proofErr w:type="spellEnd"/>
           </w:p>
         </w:tc>
         <w:tc>
@@ -2238,12 +2267,14 @@
             <w:pPr>
               <w:jc w:val="center"/>
             </w:pPr>
+            <w:proofErr w:type="spellStart"/>
             <w:r>
               <w:rPr>
                 <w:sz w:val="20"/>
               </w:rPr>
               <w:t>founder_background</w:t>
             </w:r>
+            <w:proofErr w:type="spellEnd"/>
           </w:p>
         </w:tc>
         <w:tc>
@@ -2274,8 +2305,44 @@
               <w:rPr>
                 <w:sz w:val="20"/>
               </w:rPr>
-              <w:t>academic / first_time / ex_bigtech / serial_founder</w:t>
-            </w:r>
+              <w:t xml:space="preserve">academic / </w:t>
+            </w:r>
+            <w:proofErr w:type="spellStart"/>
+            <w:r>
+              <w:rPr>
+                <w:sz w:val="20"/>
+              </w:rPr>
+              <w:t>first_time</w:t>
+            </w:r>
+            <w:proofErr w:type="spellEnd"/>
+            <w:r>
+              <w:rPr>
+                <w:sz w:val="20"/>
+              </w:rPr>
+              <w:t xml:space="preserve"> / </w:t>
+            </w:r>
+            <w:proofErr w:type="spellStart"/>
+            <w:r>
+              <w:rPr>
+                <w:sz w:val="20"/>
+              </w:rPr>
+              <w:t>ex_bigtech</w:t>
+            </w:r>
+            <w:proofErr w:type="spellEnd"/>
+            <w:r>
+              <w:rPr>
+                <w:sz w:val="20"/>
+              </w:rPr>
+              <w:t xml:space="preserve"> / </w:t>
+            </w:r>
+            <w:proofErr w:type="spellStart"/>
+            <w:r>
+              <w:rPr>
+                <w:sz w:val="20"/>
+              </w:rPr>
+              <w:t>serial_founder</w:t>
+            </w:r>
+            <w:proofErr w:type="spellEnd"/>
           </w:p>
         </w:tc>
       </w:tr>
@@ -2352,10 +2419,15 @@
       <w:pPr>
         <w:pStyle w:val="1"/>
       </w:pPr>
-      <w:bookmarkStart w:id="2" w:name="_Toc226026293"/>
+      <w:bookmarkStart w:id="2" w:name="_Toc226038749"/>
+      <w:proofErr w:type="gramStart"/>
       <w:r>
         <w:lastRenderedPageBreak/>
-        <w:t>2  Exploratory Data Analysis</w:t>
+        <w:t>2  Exploratory</w:t>
+      </w:r>
+      <w:proofErr w:type="gramEnd"/>
+      <w:r>
+        <w:t xml:space="preserve"> Data Analysis</w:t>
       </w:r>
       <w:bookmarkEnd w:id="2"/>
     </w:p>
@@ -2363,9 +2435,14 @@
       <w:pPr>
         <w:pStyle w:val="21"/>
       </w:pPr>
-      <w:bookmarkStart w:id="3" w:name="_Toc226026294"/>
+      <w:bookmarkStart w:id="3" w:name="_Toc226038750"/>
+      <w:proofErr w:type="gramStart"/>
       <w:r>
-        <w:t>2.1  Class Distribution</w:t>
+        <w:t>2.1  Class</w:t>
+      </w:r>
+      <w:proofErr w:type="gramEnd"/>
+      <w:r>
+        <w:t xml:space="preserve"> Distribution</w:t>
       </w:r>
       <w:bookmarkEnd w:id="3"/>
     </w:p>
@@ -2624,9 +2701,14 @@
       <w:pPr>
         <w:pStyle w:val="21"/>
       </w:pPr>
-      <w:bookmarkStart w:id="4" w:name="_Toc226026295"/>
+      <w:bookmarkStart w:id="4" w:name="_Toc226038751"/>
+      <w:proofErr w:type="gramStart"/>
       <w:r>
-        <w:t>2.2  Feature Distributions and Skewness</w:t>
+        <w:t>2.2  Feature</w:t>
+      </w:r>
+      <w:proofErr w:type="gramEnd"/>
+      <w:r>
+        <w:t xml:space="preserve"> Distributions and Skewness</w:t>
       </w:r>
       <w:bookmarkEnd w:id="4"/>
     </w:p>
@@ -2637,48 +2719,58 @@
       <w:r>
         <w:t xml:space="preserve">Histograms reveal that several numerical features have right-skewed distributions, as quantified in Table 3. In particular, </w:t>
       </w:r>
+      <w:proofErr w:type="spellStart"/>
       <w:r>
         <w:rPr>
           <w:b/>
         </w:rPr>
         <w:t>market_size_billion</w:t>
       </w:r>
+      <w:proofErr w:type="spellEnd"/>
       <w:r>
         <w:t xml:space="preserve"> (skewness = 5.26) and </w:t>
       </w:r>
+      <w:proofErr w:type="spellStart"/>
       <w:r>
         <w:rPr>
           <w:b/>
         </w:rPr>
         <w:t>burn_rate_million</w:t>
       </w:r>
+      <w:proofErr w:type="spellEnd"/>
       <w:r>
         <w:t xml:space="preserve"> (skewness = 3.35) are heavily skewed, while </w:t>
       </w:r>
+      <w:proofErr w:type="spellStart"/>
       <w:r>
         <w:rPr>
           <w:b/>
         </w:rPr>
         <w:t>revenue_million</w:t>
       </w:r>
+      <w:proofErr w:type="spellEnd"/>
       <w:r>
         <w:t xml:space="preserve"> shows moderate skewness (1.25). Features such as </w:t>
       </w:r>
+      <w:proofErr w:type="spellStart"/>
       <w:r>
         <w:rPr>
           <w:b/>
         </w:rPr>
         <w:t>founder_experience_years</w:t>
       </w:r>
+      <w:proofErr w:type="spellEnd"/>
       <w:r>
         <w:t xml:space="preserve"> and </w:t>
       </w:r>
+      <w:proofErr w:type="spellStart"/>
       <w:r>
         <w:rPr>
           <w:b/>
         </w:rPr>
         <w:t>team_size</w:t>
       </w:r>
+      <w:proofErr w:type="spellEnd"/>
       <w:r>
         <w:t xml:space="preserve"> are approximately symmetric (skewness ≈ 0).</w:t>
       </w:r>
@@ -2763,12 +2855,14 @@
             <w:pPr>
               <w:jc w:val="center"/>
             </w:pPr>
+            <w:proofErr w:type="spellStart"/>
             <w:r>
               <w:rPr>
                 <w:sz w:val="20"/>
               </w:rPr>
               <w:t>funding_rounds</w:t>
             </w:r>
+            <w:proofErr w:type="spellEnd"/>
           </w:p>
         </w:tc>
         <w:tc>
@@ -2816,12 +2910,14 @@
             <w:pPr>
               <w:jc w:val="center"/>
             </w:pPr>
+            <w:proofErr w:type="spellStart"/>
             <w:r>
               <w:rPr>
                 <w:sz w:val="20"/>
               </w:rPr>
               <w:t>founder_experience_years</w:t>
             </w:r>
+            <w:proofErr w:type="spellEnd"/>
           </w:p>
         </w:tc>
         <w:tc>
@@ -2869,12 +2965,14 @@
             <w:pPr>
               <w:jc w:val="center"/>
             </w:pPr>
+            <w:proofErr w:type="spellStart"/>
             <w:r>
               <w:rPr>
                 <w:sz w:val="20"/>
               </w:rPr>
               <w:t>team_size</w:t>
             </w:r>
+            <w:proofErr w:type="spellEnd"/>
           </w:p>
         </w:tc>
         <w:tc>
@@ -2922,12 +3020,14 @@
             <w:pPr>
               <w:jc w:val="center"/>
             </w:pPr>
+            <w:proofErr w:type="spellStart"/>
             <w:r>
               <w:rPr>
                 <w:sz w:val="20"/>
               </w:rPr>
               <w:t>market_size_billion</w:t>
             </w:r>
+            <w:proofErr w:type="spellEnd"/>
           </w:p>
         </w:tc>
         <w:tc>
@@ -2975,12 +3075,14 @@
             <w:pPr>
               <w:jc w:val="center"/>
             </w:pPr>
+            <w:proofErr w:type="spellStart"/>
             <w:r>
               <w:rPr>
                 <w:sz w:val="20"/>
               </w:rPr>
               <w:t>product_traction_users</w:t>
             </w:r>
+            <w:proofErr w:type="spellEnd"/>
           </w:p>
         </w:tc>
         <w:tc>
@@ -3028,12 +3130,14 @@
             <w:pPr>
               <w:jc w:val="center"/>
             </w:pPr>
+            <w:proofErr w:type="spellStart"/>
             <w:r>
               <w:rPr>
                 <w:sz w:val="20"/>
               </w:rPr>
               <w:t>burn_rate_million</w:t>
             </w:r>
+            <w:proofErr w:type="spellEnd"/>
           </w:p>
         </w:tc>
         <w:tc>
@@ -3081,12 +3185,14 @@
             <w:pPr>
               <w:jc w:val="center"/>
             </w:pPr>
+            <w:proofErr w:type="spellStart"/>
             <w:r>
               <w:rPr>
                 <w:sz w:val="20"/>
               </w:rPr>
               <w:t>revenue_million</w:t>
             </w:r>
+            <w:proofErr w:type="spellEnd"/>
           </w:p>
         </w:tc>
         <w:tc>
@@ -3142,45 +3248,26 @@
       <w:pPr>
         <w:pStyle w:val="21"/>
       </w:pPr>
-      <w:bookmarkStart w:id="5" w:name="_Toc226026296"/>
+      <w:bookmarkStart w:id="5" w:name="_Toc226038752"/>
+      <w:proofErr w:type="gramStart"/>
       <w:r>
-        <w:t>2.3  Feature Quality Analysis</w:t>
+        <w:t>2.3  Feature</w:t>
+      </w:r>
+      <w:proofErr w:type="gramEnd"/>
+      <w:r>
+        <w:t xml:space="preserve"> Quality Analysis</w:t>
       </w:r>
       <w:bookmarkEnd w:id="5"/>
     </w:p>
     <w:p>
       <w:pPr>
         <w:spacing w:after="120"/>
+        <w:rPr>
+          <w:rFonts w:eastAsia="宋体"/>
+          <w:lang w:eastAsia="zh-CN"/>
+        </w:rPr>
       </w:pPr>
-      <w:r/>
       <w:r>
-        <w:rPr>
-          <w:b/>
-        </w:rPr>
-      </w:r>
-      <w:r/>
-      <w:r>
-        <w:rPr>
-          <w:b/>
-        </w:rPr>
-      </w:r>
-      <w:r/>
-      <w:r>
-        <w:rPr>
-          <w:b/>
-        </w:rPr>
-      </w:r>
-      <w:r/>
-      <w:r>
-        <w:rPr>
-          <w:b/>
-        </w:rPr>
-      </w:r>
-      <w:r/>
-      <w:r>
-        <w:rPr>
-          <w:sz w:val="22"/>
-        </w:rPr>
         <w:t>A key finding of our EDA is that most features have very low predictive power for the outcome. We computed Spearman rank correlations</w:t>
       </w:r>
       <w:r>
@@ -3191,11 +3278,85 @@
         <w:t>*</w:t>
       </w:r>
       <w:r>
+        <w:t xml:space="preserve"> between each numerical feature and the target (encoded ordinally). The results, shown in Table 4, reveal that only </w:t>
+      </w:r>
+      <w:proofErr w:type="spellStart"/>
+      <w:r>
+        <w:t>revenue_million</w:t>
+      </w:r>
+      <w:proofErr w:type="spellEnd"/>
+      <w:r>
+        <w:t xml:space="preserve"> (r = −0.34) and </w:t>
+      </w:r>
+      <w:proofErr w:type="spellStart"/>
+      <w:r>
+        <w:t>product_traction_users</w:t>
+      </w:r>
+      <w:proofErr w:type="spellEnd"/>
+      <w:r>
+        <w:t xml:space="preserve"> (r = −0.32) carry meaningful signal. The remaining five features — notably </w:t>
+      </w:r>
+      <w:proofErr w:type="spellStart"/>
+      <w:r>
+        <w:t>market_size_billion</w:t>
+      </w:r>
+      <w:proofErr w:type="spellEnd"/>
+      <w:r>
+        <w:t xml:space="preserve"> (r = 0.001) and </w:t>
+      </w:r>
+      <w:proofErr w:type="spellStart"/>
+      <w:r>
+        <w:t>burn_rate_million</w:t>
+      </w:r>
+      <w:proofErr w:type="spellEnd"/>
+      <w:r>
+        <w:t xml:space="preserve"> (r = −0.001) — are essentially noise.</w:t>
+      </w:r>
+    </w:p>
+    <w:p>
+      <w:pPr>
+        <w:spacing w:after="120"/>
         <w:rPr>
-          <w:sz w:val="22"/>
+          <w:rFonts w:eastAsia="宋体"/>
+          <w:lang w:eastAsia="zh-CN"/>
         </w:rPr>
-        <w:t xml:space="preserve"> between each numerical feature and the target (encoded ordinally). The results, shown in Table 4, reveal that only revenue_million (r = −0.34) and product_traction_users (r = −0.32) carry meaningful signal. The remaining five features — notably market_size_billion (r = 0.001) and burn_rate_million (r = −0.001) — are essentially noise.</w:t>
-      </w:r>
+      </w:pPr>
+    </w:p>
+    <w:p>
+      <w:pPr>
+        <w:spacing w:after="120"/>
+        <w:rPr>
+          <w:rFonts w:eastAsia="宋体"/>
+          <w:lang w:eastAsia="zh-CN"/>
+        </w:rPr>
+      </w:pPr>
+    </w:p>
+    <w:p>
+      <w:pPr>
+        <w:spacing w:after="120"/>
+        <w:rPr>
+          <w:rFonts w:eastAsia="宋体"/>
+          <w:lang w:eastAsia="zh-CN"/>
+        </w:rPr>
+      </w:pPr>
+    </w:p>
+    <w:p>
+      <w:pPr>
+        <w:spacing w:after="120"/>
+        <w:rPr>
+          <w:rFonts w:eastAsia="宋体"/>
+          <w:lang w:eastAsia="zh-CN"/>
+        </w:rPr>
+      </w:pPr>
+    </w:p>
+    <w:p>
+      <w:pPr>
+        <w:spacing w:after="120"/>
+        <w:rPr>
+          <w:rFonts w:eastAsia="宋体" w:hint="eastAsia"/>
+          <w:lang w:eastAsia="zh-CN"/>
+        </w:rPr>
+      </w:pPr>
     </w:p>
     <w:tbl>
       <w:tblPr>
@@ -3226,6 +3387,7 @@
                 <w:b/>
                 <w:sz w:val="20"/>
               </w:rPr>
+              <w:lastRenderedPageBreak/>
               <w:t>Feature</w:t>
             </w:r>
           </w:p>
@@ -3277,12 +3439,14 @@
             <w:pPr>
               <w:jc w:val="center"/>
             </w:pPr>
+            <w:proofErr w:type="spellStart"/>
             <w:r>
               <w:rPr>
                 <w:sz w:val="20"/>
               </w:rPr>
               <w:t>revenue_million</w:t>
             </w:r>
+            <w:proofErr w:type="spellEnd"/>
           </w:p>
         </w:tc>
         <w:tc>
@@ -3330,12 +3494,14 @@
             <w:pPr>
               <w:jc w:val="center"/>
             </w:pPr>
+            <w:proofErr w:type="spellStart"/>
             <w:r>
               <w:rPr>
                 <w:sz w:val="20"/>
               </w:rPr>
               <w:t>product_traction_users</w:t>
             </w:r>
+            <w:proofErr w:type="spellEnd"/>
           </w:p>
         </w:tc>
         <w:tc>
@@ -3383,12 +3549,14 @@
             <w:pPr>
               <w:jc w:val="center"/>
             </w:pPr>
+            <w:proofErr w:type="spellStart"/>
             <w:r>
               <w:rPr>
                 <w:sz w:val="20"/>
               </w:rPr>
               <w:t>funding_rounds</w:t>
             </w:r>
+            <w:proofErr w:type="spellEnd"/>
           </w:p>
         </w:tc>
         <w:tc>
@@ -3436,12 +3604,14 @@
             <w:pPr>
               <w:jc w:val="center"/>
             </w:pPr>
+            <w:proofErr w:type="spellStart"/>
             <w:r>
               <w:rPr>
                 <w:sz w:val="20"/>
               </w:rPr>
               <w:t>founder_experience_years</w:t>
             </w:r>
+            <w:proofErr w:type="spellEnd"/>
           </w:p>
         </w:tc>
         <w:tc>
@@ -3489,12 +3659,14 @@
             <w:pPr>
               <w:jc w:val="center"/>
             </w:pPr>
+            <w:proofErr w:type="spellStart"/>
             <w:r>
               <w:rPr>
                 <w:sz w:val="20"/>
               </w:rPr>
               <w:t>team_size</w:t>
             </w:r>
+            <w:proofErr w:type="spellEnd"/>
           </w:p>
         </w:tc>
         <w:tc>
@@ -3542,12 +3714,14 @@
             <w:pPr>
               <w:jc w:val="center"/>
             </w:pPr>
+            <w:proofErr w:type="spellStart"/>
             <w:r>
               <w:rPr>
                 <w:sz w:val="20"/>
               </w:rPr>
               <w:t>burn_rate_million</w:t>
             </w:r>
+            <w:proofErr w:type="spellEnd"/>
           </w:p>
         </w:tc>
         <w:tc>
@@ -3595,12 +3769,14 @@
             <w:pPr>
               <w:jc w:val="center"/>
             </w:pPr>
+            <w:proofErr w:type="spellStart"/>
             <w:r>
               <w:rPr>
                 <w:sz w:val="20"/>
               </w:rPr>
               <w:t>market_size_billion</w:t>
             </w:r>
+            <w:proofErr w:type="spellEnd"/>
           </w:p>
         </w:tc>
         <w:tc>
@@ -3648,21 +3824,7 @@
           <w:color w:val="646464"/>
           <w:sz w:val="18"/>
         </w:rPr>
-        <w:lastRenderedPageBreak/>
         <w:t>Table 4 — Spearman correlation of each feature with the target variable.</w:t>
-      </w:r>
-    </w:p>
-    <w:p>
-      <w:pPr>
-        <w:spacing w:before="0" w:after="6"/>
-      </w:pPr>
-      <w:r>
-        <w:rPr>
-          <w:sz w:val="18"/>
-          <w:szCs w:val="18"/>
-          <w:color w:val="666666"/>
-        </w:rPr>
-        <w:t>* Spearman rank correlation measures monotonic association between a numerical feature and the ordinally-encoded target. Unlike Pearson, it does not assume a linear relationship, making it more appropriate when the target is a categorical variable encoded as integers.</w:t>
       </w:r>
     </w:p>
     <w:p>
@@ -3670,7 +3832,23 @@
         <w:spacing w:after="120"/>
       </w:pPr>
       <w:r>
-        <w:t>Furthermore, the maximum inter-feature Pearson correlation is 0.714 (between revenue_million and product_traction_users), but most pairs are near zero. This absence of natural structure limits the discriminative power of all models trained on this data.</w:t>
+        <w:t xml:space="preserve">Furthermore, the maximum inter-feature Pearson correlation is 0.714 (between </w:t>
+      </w:r>
+      <w:proofErr w:type="spellStart"/>
+      <w:r>
+        <w:t>revenue_million</w:t>
+      </w:r>
+      <w:proofErr w:type="spellEnd"/>
+      <w:r>
+        <w:t xml:space="preserve"> and </w:t>
+      </w:r>
+      <w:proofErr w:type="spellStart"/>
+      <w:r>
+        <w:t>product_traction_users</w:t>
+      </w:r>
+      <w:proofErr w:type="spellEnd"/>
+      <w:r>
+        <w:t>), but most pairs are near zero. This absence of natural structure limits the discriminative power of all models trained on this data.</w:t>
       </w:r>
     </w:p>
     <w:p/>
@@ -3678,18 +3856,36 @@
       <w:pPr>
         <w:pStyle w:val="1"/>
       </w:pPr>
-      <w:bookmarkStart w:id="6" w:name="_Toc226026297"/>
+      <w:bookmarkStart w:id="6" w:name="_Toc226038753"/>
+      <w:proofErr w:type="gramStart"/>
       <w:r>
         <w:t>3  Preprocessing</w:t>
       </w:r>
       <w:bookmarkEnd w:id="6"/>
+      <w:proofErr w:type="gramEnd"/>
     </w:p>
     <w:p>
       <w:pPr>
         <w:spacing w:after="120"/>
       </w:pPr>
       <w:r>
-        <w:t>We built a modular preprocessing pipeline using scikit-learn's Pipeline and ColumnTransformer (following the TD07 pattern), which ensures identical transformations are applied at training and inference time with no data leakage.</w:t>
+        <w:t>We built a modular preprocessing pipeline using scikit-</w:t>
+      </w:r>
+      <w:proofErr w:type="spellStart"/>
+      <w:r>
+        <w:t>learn's</w:t>
+      </w:r>
+      <w:proofErr w:type="spellEnd"/>
+      <w:r>
+        <w:t xml:space="preserve"> Pipeline and </w:t>
+      </w:r>
+      <w:proofErr w:type="spellStart"/>
+      <w:r>
+        <w:t>ColumnTransformer</w:t>
+      </w:r>
+      <w:proofErr w:type="spellEnd"/>
+      <w:r>
+        <w:t xml:space="preserve"> (following the TD07 pattern), which ensures identical transformations are applied at training and inference time with no data leakage.</w:t>
       </w:r>
     </w:p>
     <w:p>
@@ -3703,7 +3899,15 @@
         <w:t>Numerical features</w:t>
       </w:r>
       <w:r>
-        <w:t xml:space="preserve"> were transformed with log1p (to reduce skewness) followed by StandardScaler (zero mean, unit variance). </w:t>
+        <w:t xml:space="preserve"> were transformed with log1p (to reduce skewness) followed by </w:t>
+      </w:r>
+      <w:proofErr w:type="spellStart"/>
+      <w:r>
+        <w:t>StandardScaler</w:t>
+      </w:r>
+      <w:proofErr w:type="spellEnd"/>
+      <w:r>
+        <w:t xml:space="preserve"> (zero mean, unit variance). </w:t>
       </w:r>
       <w:r>
         <w:rPr>
@@ -3712,7 +3916,31 @@
         <w:t>Categorical features</w:t>
       </w:r>
       <w:r>
-        <w:t xml:space="preserve"> (investor_type, sector, founder_background) were encoded with OrdinalEncoder, assigning an integer rank to each category. The dataset was split 80/20 into training (80,000 samples) and test sets (20,000 samples) using stratified sampling to preserve class proportions.</w:t>
+        <w:t xml:space="preserve"> (</w:t>
+      </w:r>
+      <w:proofErr w:type="spellStart"/>
+      <w:r>
+        <w:t>investor_type</w:t>
+      </w:r>
+      <w:proofErr w:type="spellEnd"/>
+      <w:r>
+        <w:t xml:space="preserve">, sector, </w:t>
+      </w:r>
+      <w:proofErr w:type="spellStart"/>
+      <w:r>
+        <w:t>founder_background</w:t>
+      </w:r>
+      <w:proofErr w:type="spellEnd"/>
+      <w:r>
+        <w:t xml:space="preserve">) were encoded with </w:t>
+      </w:r>
+      <w:proofErr w:type="spellStart"/>
+      <w:r>
+        <w:t>OrdinalEncoder</w:t>
+      </w:r>
+      <w:proofErr w:type="spellEnd"/>
+      <w:r>
+        <w:t>, assigning an integer rank to each category. The dataset was split 80/20 into training (80,000 samples) and test sets (20,000 samples) using stratified sampling to preserve class proportions.</w:t>
       </w:r>
     </w:p>
     <w:p/>
@@ -3720,30 +3948,144 @@
       <w:pPr>
         <w:pStyle w:val="1"/>
       </w:pPr>
-      <w:bookmarkStart w:id="7" w:name="_Toc226026298"/>
+      <w:bookmarkStart w:id="7" w:name="_Toc226038754"/>
+      <w:proofErr w:type="gramStart"/>
       <w:r>
-        <w:t>4  Supervised Learning</w:t>
+        <w:t>4  Supervised</w:t>
+      </w:r>
+      <w:proofErr w:type="gramEnd"/>
+      <w:r>
+        <w:t xml:space="preserve"> Learning</w:t>
       </w:r>
       <w:bookmarkEnd w:id="7"/>
     </w:p>
     <w:p>
       <w:pPr>
         <w:spacing w:after="120"/>
+        <w:rPr>
+          <w:rFonts w:eastAsia="宋体"/>
+          <w:lang w:eastAsia="zh-CN"/>
+        </w:rPr>
       </w:pPr>
       <w:r>
+        <w:t xml:space="preserve">We evaluated four classifiers: k-Nearest </w:t>
+      </w:r>
+      <w:proofErr w:type="spellStart"/>
+      <w:r>
+        <w:t>Neighbours</w:t>
+      </w:r>
+      <w:proofErr w:type="spellEnd"/>
+      <w:r>
+        <w:t xml:space="preserve"> (k-NN), Decision Tree, Logistic Regression, and Linear Discriminant Analysis (LDA). k-NN and Decision Tree were tuned via </w:t>
+      </w:r>
+      <w:proofErr w:type="spellStart"/>
+      <w:r>
+        <w:t>GridSearchCV</w:t>
+      </w:r>
+      <w:proofErr w:type="spellEnd"/>
+      <w:r>
+        <w:t xml:space="preserve"> with 5-fold </w:t>
+      </w:r>
+      <w:proofErr w:type="spellStart"/>
+      <w:r>
+        <w:t>StratifiedKFold</w:t>
+      </w:r>
+      <w:proofErr w:type="spellEnd"/>
+      <w:r>
+        <w:t xml:space="preserve">. Logistic Regression and LDA were evaluated directly with </w:t>
+      </w:r>
+      <w:proofErr w:type="spellStart"/>
+      <w:r>
+        <w:t>cross_val_score</w:t>
+      </w:r>
+      <w:proofErr w:type="spellEnd"/>
+      <w:r>
+        <w:t xml:space="preserve"> (no hyperparameter grid), following the course approach: LR uses </w:t>
+      </w:r>
+      <w:proofErr w:type="spellStart"/>
+      <w:r>
+        <w:t>max_iter</w:t>
+      </w:r>
+      <w:proofErr w:type="spellEnd"/>
+      <w:r>
+        <w:t xml:space="preserve">=1000 with default </w:t>
+      </w:r>
+      <w:proofErr w:type="spellStart"/>
+      <w:r>
+        <w:t>regularisation</w:t>
+      </w:r>
+      <w:proofErr w:type="spellEnd"/>
+      <w:r>
+        <w:t>, LDA has no critical hyperparameters.</w:t>
+      </w:r>
+    </w:p>
+    <w:p>
+      <w:pPr>
+        <w:spacing w:after="120"/>
         <w:rPr>
-          <w:sz w:val="22"/>
+          <w:rFonts w:eastAsia="宋体"/>
+          <w:lang w:eastAsia="zh-CN"/>
         </w:rPr>
-        <w:t>We evaluated four classifiers: k-Nearest Neighbours (k-NN), Decision Tree, Logistic Regression, and Linear Discriminant Analysis (LDA). k-NN and Decision Tree were tuned via GridSearchCV with 5-fold StratifiedKFold. Logistic Regression and LDA were evaluated directly with cross_val_score (no hyperparameter grid), following the course approach: LR uses max_iter=1000 with default regularisation, LDA has no critical hyperparameters.</w:t>
-      </w:r>
+      </w:pPr>
+    </w:p>
+    <w:p>
+      <w:pPr>
+        <w:spacing w:after="120"/>
+        <w:rPr>
+          <w:rFonts w:eastAsia="宋体"/>
+          <w:lang w:eastAsia="zh-CN"/>
+        </w:rPr>
+      </w:pPr>
+    </w:p>
+    <w:p>
+      <w:pPr>
+        <w:spacing w:after="120"/>
+        <w:rPr>
+          <w:rFonts w:eastAsia="宋体"/>
+          <w:lang w:eastAsia="zh-CN"/>
+        </w:rPr>
+      </w:pPr>
+    </w:p>
+    <w:p>
+      <w:pPr>
+        <w:spacing w:after="120"/>
+        <w:rPr>
+          <w:rFonts w:eastAsia="宋体"/>
+          <w:lang w:eastAsia="zh-CN"/>
+        </w:rPr>
+      </w:pPr>
+    </w:p>
+    <w:p>
+      <w:pPr>
+        <w:spacing w:after="120"/>
+        <w:rPr>
+          <w:rFonts w:eastAsia="宋体"/>
+          <w:lang w:eastAsia="zh-CN"/>
+        </w:rPr>
+      </w:pPr>
+    </w:p>
+    <w:p>
+      <w:pPr>
+        <w:spacing w:after="120"/>
+        <w:rPr>
+          <w:rFonts w:eastAsia="宋体" w:hint="eastAsia"/>
+          <w:lang w:eastAsia="zh-CN"/>
+        </w:rPr>
+      </w:pPr>
     </w:p>
     <w:p>
       <w:pPr>
         <w:pStyle w:val="21"/>
       </w:pPr>
-      <w:bookmarkStart w:id="8" w:name="_Toc226026299"/>
+      <w:bookmarkStart w:id="8" w:name="_Toc226038755"/>
+      <w:proofErr w:type="gramStart"/>
       <w:r>
-        <w:t>4.1  Hyperparameter Tuning</w:t>
+        <w:lastRenderedPageBreak/>
+        <w:t>4.1  Hyperparameter</w:t>
+      </w:r>
+      <w:proofErr w:type="gramEnd"/>
+      <w:r>
+        <w:t xml:space="preserve"> Tuning</w:t>
       </w:r>
       <w:bookmarkEnd w:id="8"/>
     </w:p>
@@ -3752,7 +4094,15 @@
         <w:spacing w:after="120"/>
       </w:pPr>
       <w:r>
-        <w:t>Table 5 summarises the best hyperparameters and cross-validated accuracy for each model.</w:t>
+        <w:t xml:space="preserve">Table 5 </w:t>
+      </w:r>
+      <w:proofErr w:type="spellStart"/>
+      <w:r>
+        <w:t>summarises</w:t>
+      </w:r>
+      <w:proofErr w:type="spellEnd"/>
+      <w:r>
+        <w:t xml:space="preserve"> the best hyperparameters and cross-validated accuracy for each model.</w:t>
       </w:r>
     </w:p>
     <w:tbl>
@@ -3873,7 +4223,21 @@
               <w:rPr>
                 <w:sz w:val="20"/>
               </w:rPr>
-              <w:t>k ∈ {3,5,7,…,201}</w:t>
+              <w:t>k ∈ {3,</w:t>
+            </w:r>
+            <w:proofErr w:type="gramStart"/>
+            <w:r>
+              <w:rPr>
+                <w:sz w:val="20"/>
+              </w:rPr>
+              <w:t>5,7,…</w:t>
+            </w:r>
+            <w:proofErr w:type="gramEnd"/>
+            <w:r>
+              <w:rPr>
+                <w:sz w:val="20"/>
+              </w:rPr>
+              <w:t>,201}</w:t>
             </w:r>
           </w:p>
         </w:tc>
@@ -3938,12 +4302,42 @@
             <w:pPr>
               <w:jc w:val="center"/>
             </w:pPr>
-            <w:r>
-              <w:rPr>
-                <w:sz w:val="20"/>
-              </w:rPr>
-              <w:t>max_depth ∈ {5,10,15,20,None}, min_split</w:t>
-            </w:r>
+            <w:proofErr w:type="spellStart"/>
+            <w:r>
+              <w:rPr>
+                <w:sz w:val="20"/>
+              </w:rPr>
+              <w:t>max_depth</w:t>
+            </w:r>
+            <w:proofErr w:type="spellEnd"/>
+            <w:r>
+              <w:rPr>
+                <w:sz w:val="20"/>
+              </w:rPr>
+              <w:t xml:space="preserve"> ∈ {5,10,15,</w:t>
+            </w:r>
+            <w:proofErr w:type="gramStart"/>
+            <w:r>
+              <w:rPr>
+                <w:sz w:val="20"/>
+              </w:rPr>
+              <w:t>20,None</w:t>
+            </w:r>
+            <w:proofErr w:type="gramEnd"/>
+            <w:r>
+              <w:rPr>
+                <w:sz w:val="20"/>
+              </w:rPr>
+              <w:t xml:space="preserve">}, </w:t>
+            </w:r>
+            <w:proofErr w:type="spellStart"/>
+            <w:r>
+              <w:rPr>
+                <w:sz w:val="20"/>
+              </w:rPr>
+              <w:t>min_split</w:t>
+            </w:r>
+            <w:proofErr w:type="spellEnd"/>
           </w:p>
         </w:tc>
         <w:tc>
@@ -3954,11 +4348,33 @@
             <w:pPr>
               <w:jc w:val="center"/>
             </w:pPr>
-            <w:r>
-              <w:rPr>
-                <w:sz w:val="20"/>
-              </w:rPr>
-              <w:t>max_depth=10, min_split=50</w:t>
+            <w:proofErr w:type="spellStart"/>
+            <w:r>
+              <w:rPr>
+                <w:sz w:val="20"/>
+              </w:rPr>
+              <w:t>max_depth</w:t>
+            </w:r>
+            <w:proofErr w:type="spellEnd"/>
+            <w:r>
+              <w:rPr>
+                <w:sz w:val="20"/>
+              </w:rPr>
+              <w:t xml:space="preserve">=10, </w:t>
+            </w:r>
+            <w:proofErr w:type="spellStart"/>
+            <w:r>
+              <w:rPr>
+                <w:sz w:val="20"/>
+              </w:rPr>
+              <w:t>min_split</w:t>
+            </w:r>
+            <w:proofErr w:type="spellEnd"/>
+            <w:r>
+              <w:rPr>
+                <w:sz w:val="20"/>
+              </w:rPr>
+              <w:t>=50</w:t>
             </w:r>
           </w:p>
         </w:tc>
@@ -4011,7 +4427,21 @@
               <w:rPr>
                 <w:sz w:val="20"/>
               </w:rPr>
-              <w:t>no tuning (max_iter=1000)</w:t>
+              <w:t>no tuning (</w:t>
+            </w:r>
+            <w:proofErr w:type="spellStart"/>
+            <w:r>
+              <w:rPr>
+                <w:sz w:val="20"/>
+              </w:rPr>
+              <w:t>max_iter</w:t>
+            </w:r>
+            <w:proofErr w:type="spellEnd"/>
+            <w:r>
+              <w:rPr>
+                <w:sz w:val="20"/>
+              </w:rPr>
+              <w:t>=1000)</w:t>
             </w:r>
           </w:p>
         </w:tc>
@@ -4141,16 +4571,15 @@
         </w:rPr>
       </w:pPr>
       <w:r>
-        <w:rPr>
-          <w:sz w:val="22"/>
-        </w:rPr>
-        <w:t>A notable finding is that the best k for k-NN reached the upper boundary of the search grid (k = 201), even after extending the grid to 201. This indicates that k-NN performs best with maximal smoothing — a strong signal that the data has no meaningful local neighbourhood structure, consistent with the synthetic nature of the dataset.</w:t>
+        <w:t xml:space="preserve">A notable finding is that the best k for k-NN reached the upper boundary of the search grid (k = 201), even after extending the grid to 201. This indicates that k-NN performs best with maximal smoothing — a strong signal that the data has no meaningful local </w:t>
       </w:r>
+      <w:proofErr w:type="spellStart"/>
       <w:r>
-        <w:rPr>
-          <w:rFonts w:eastAsia="宋体" w:hint="eastAsia"/>
-          <w:lang w:eastAsia="zh-CN"/>
-        </w:rPr>
+        <w:t>neighbourhood</w:t>
+      </w:r>
+      <w:proofErr w:type="spellEnd"/>
+      <w:r>
+        <w:t xml:space="preserve"> structure, consistent with the synthetic nature of the dataset.</w:t>
       </w:r>
     </w:p>
     <w:p/>
@@ -4158,10 +4587,14 @@
       <w:pPr>
         <w:pStyle w:val="21"/>
       </w:pPr>
-      <w:bookmarkStart w:id="9" w:name="_Toc226026300"/>
+      <w:bookmarkStart w:id="9" w:name="_Toc226038756"/>
+      <w:proofErr w:type="gramStart"/>
       <w:r>
-        <w:lastRenderedPageBreak/>
-        <w:t>4.2  Model Comparison</w:t>
+        <w:t>4.2  Model</w:t>
+      </w:r>
+      <w:proofErr w:type="gramEnd"/>
+      <w:r>
+        <w:t xml:space="preserve"> Comparison</w:t>
       </w:r>
       <w:bookmarkEnd w:id="9"/>
     </w:p>
@@ -4187,9 +4620,14 @@
       <w:pPr>
         <w:pStyle w:val="21"/>
       </w:pPr>
-      <w:bookmarkStart w:id="10" w:name="_Toc226026301"/>
+      <w:bookmarkStart w:id="10" w:name="_Toc226038757"/>
+      <w:proofErr w:type="gramStart"/>
       <w:r>
-        <w:t>4.3  Final Model Evaluation — Logistic Regression</w:t>
+        <w:t>4.3  Final</w:t>
+      </w:r>
+      <w:proofErr w:type="gramEnd"/>
+      <w:r>
+        <w:t xml:space="preserve"> Model Evaluation — Logistic Regression</w:t>
       </w:r>
       <w:bookmarkEnd w:id="10"/>
     </w:p>
@@ -4835,7 +5273,23 @@
         <w:spacing w:after="120"/>
       </w:pPr>
       <w:r>
-        <w:t>The model performs well on Failure (F1 = 0.775) and reasonably on Acquisition (F1 = 0.682), but struggles with IPO (F1 = 0.296, Recall = 0.190). The low recall for IPO is a direct consequence of class imbalance: with only 2.1% of samples, the model rarely predicts this class. The ROC curves (one-vs-rest) confirm this, and feature importances show that revenue_million and product_traction_users dominate the decision boundary.</w:t>
+        <w:t xml:space="preserve">The model performs well on Failure (F1 = 0.775) and reasonably on Acquisition (F1 = 0.682), but struggles with IPO (F1 = 0.296, Recall = 0.190). The low recall for IPO is a direct consequence of class imbalance: with only 2.1% of samples, the model rarely predicts this class. The ROC curves (one-vs-rest) confirm this, and feature importances show that </w:t>
+      </w:r>
+      <w:proofErr w:type="spellStart"/>
+      <w:r>
+        <w:t>revenue_million</w:t>
+      </w:r>
+      <w:proofErr w:type="spellEnd"/>
+      <w:r>
+        <w:t xml:space="preserve"> and </w:t>
+      </w:r>
+      <w:proofErr w:type="spellStart"/>
+      <w:r>
+        <w:t>product_traction_users</w:t>
+      </w:r>
+      <w:proofErr w:type="spellEnd"/>
+      <w:r>
+        <w:t xml:space="preserve"> dominate the decision boundary.</w:t>
       </w:r>
     </w:p>
     <w:p/>
@@ -4843,9 +5297,14 @@
       <w:pPr>
         <w:pStyle w:val="21"/>
       </w:pPr>
-      <w:bookmarkStart w:id="11" w:name="_Toc226026302"/>
+      <w:bookmarkStart w:id="11" w:name="_Toc226038758"/>
+      <w:proofErr w:type="gramStart"/>
       <w:r>
-        <w:t>4.4  Binary Classification — Failure vs Acquisition</w:t>
+        <w:t>4.4  Binary</w:t>
+      </w:r>
+      <w:proofErr w:type="gramEnd"/>
+      <w:r>
+        <w:t xml:space="preserve"> Classification — Failure vs Acquisition</w:t>
       </w:r>
       <w:bookmarkEnd w:id="11"/>
     </w:p>
@@ -4862,7 +5321,23 @@
         <w:spacing w:after="120"/>
       </w:pPr>
       <w:r>
-        <w:t>Table 7 summarises the GridSearchCV results on the binary dataset.</w:t>
+        <w:t xml:space="preserve">Table 7 </w:t>
+      </w:r>
+      <w:proofErr w:type="spellStart"/>
+      <w:r>
+        <w:t>summarises</w:t>
+      </w:r>
+      <w:proofErr w:type="spellEnd"/>
+      <w:r>
+        <w:t xml:space="preserve"> the </w:t>
+      </w:r>
+      <w:proofErr w:type="spellStart"/>
+      <w:r>
+        <w:t>GridSearchCV</w:t>
+      </w:r>
+      <w:proofErr w:type="spellEnd"/>
+      <w:r>
+        <w:t xml:space="preserve"> results on the binary dataset.</w:t>
       </w:r>
     </w:p>
     <w:tbl>
@@ -5014,11 +5489,33 @@
             <w:pPr>
               <w:jc w:val="center"/>
             </w:pPr>
-            <w:r>
-              <w:rPr>
-                <w:sz w:val="20"/>
-              </w:rPr>
-              <w:t>max_depth=10, min_split=50</w:t>
+            <w:proofErr w:type="spellStart"/>
+            <w:r>
+              <w:rPr>
+                <w:sz w:val="20"/>
+              </w:rPr>
+              <w:t>max_depth</w:t>
+            </w:r>
+            <w:proofErr w:type="spellEnd"/>
+            <w:r>
+              <w:rPr>
+                <w:sz w:val="20"/>
+              </w:rPr>
+              <w:t xml:space="preserve">=10, </w:t>
+            </w:r>
+            <w:proofErr w:type="spellStart"/>
+            <w:r>
+              <w:rPr>
+                <w:sz w:val="20"/>
+              </w:rPr>
+              <w:t>min_split</w:t>
+            </w:r>
+            <w:proofErr w:type="spellEnd"/>
+            <w:r>
+              <w:rPr>
+                <w:sz w:val="20"/>
+              </w:rPr>
+              <w:t>=50</w:t>
             </w:r>
           </w:p>
         </w:tc>
@@ -5124,7 +5621,21 @@
               <w:rPr>
                 <w:sz w:val="20"/>
               </w:rPr>
-              <w:t>no tuning (max_iter=1000)</w:t>
+              <w:t>no tuning (</w:t>
+            </w:r>
+            <w:proofErr w:type="spellStart"/>
+            <w:r>
+              <w:rPr>
+                <w:sz w:val="20"/>
+              </w:rPr>
+              <w:t>max_iter</w:t>
+            </w:r>
+            <w:proofErr w:type="spellEnd"/>
+            <w:r>
+              <w:rPr>
+                <w:sz w:val="20"/>
+              </w:rPr>
+              <w:t>=1000)</w:t>
             </w:r>
           </w:p>
         </w:tc>
@@ -5157,18 +5668,31 @@
           <w:color w:val="646464"/>
           <w:sz w:val="18"/>
         </w:rPr>
-        <w:t>Table 7 — Binary classification GridSearchCV results.</w:t>
+        <w:t xml:space="preserve">Table 7 — Binary classification </w:t>
+      </w:r>
+      <w:proofErr w:type="spellStart"/>
+      <w:r>
+        <w:rPr>
+          <w:i/>
+          <w:color w:val="646464"/>
+          <w:sz w:val="18"/>
+        </w:rPr>
+        <w:t>GridSearchCV</w:t>
+      </w:r>
+      <w:proofErr w:type="spellEnd"/>
+      <w:r>
+        <w:rPr>
+          <w:i/>
+          <w:color w:val="646464"/>
+          <w:sz w:val="18"/>
+        </w:rPr>
+        <w:t xml:space="preserve"> results.</w:t>
       </w:r>
     </w:p>
     <w:p>
       <w:pPr>
         <w:spacing w:after="120"/>
       </w:pPr>
-      <w:r>
-        <w:rPr>
-          <w:sz w:val="22"/>
-        </w:rPr>
-      </w:r>
     </w:p>
     <w:tbl>
       <w:tblPr>
@@ -5375,7 +5899,6 @@
               <w:rPr>
                 <w:sz w:val="20"/>
               </w:rPr>
-              <w:lastRenderedPageBreak/>
               <w:t>Failure</w:t>
             </w:r>
           </w:p>
@@ -5643,9 +6166,14 @@
       <w:pPr>
         <w:pStyle w:val="1"/>
       </w:pPr>
-      <w:bookmarkStart w:id="12" w:name="_Toc226026303"/>
+      <w:bookmarkStart w:id="12" w:name="_Toc226038759"/>
+      <w:proofErr w:type="gramStart"/>
       <w:r>
-        <w:t>5  Unsupervised Learning</w:t>
+        <w:t>5  Unsupervised</w:t>
+      </w:r>
+      <w:proofErr w:type="gramEnd"/>
+      <w:r>
+        <w:t xml:space="preserve"> Learning</w:t>
       </w:r>
       <w:bookmarkEnd w:id="12"/>
     </w:p>
@@ -5662,9 +6190,14 @@
       <w:pPr>
         <w:pStyle w:val="21"/>
       </w:pPr>
-      <w:bookmarkStart w:id="13" w:name="_Toc226026304"/>
+      <w:bookmarkStart w:id="13" w:name="_Toc226038760"/>
+      <w:proofErr w:type="gramStart"/>
       <w:r>
-        <w:t>5.1  PCA — Variance Analysis</w:t>
+        <w:t>5.1  PCA</w:t>
+      </w:r>
+      <w:proofErr w:type="gramEnd"/>
+      <w:r>
+        <w:t xml:space="preserve"> — Variance Analysis</w:t>
       </w:r>
       <w:bookmarkEnd w:id="13"/>
     </w:p>
@@ -5923,9 +6456,15 @@
       <w:pPr>
         <w:pStyle w:val="21"/>
       </w:pPr>
-      <w:bookmarkStart w:id="14" w:name="_Toc226026305"/>
+      <w:bookmarkStart w:id="14" w:name="_Toc226038761"/>
+      <w:proofErr w:type="gramStart"/>
       <w:r>
-        <w:t>5.2  Choosing k — Comparing k=2 and k=3</w:t>
+        <w:lastRenderedPageBreak/>
+        <w:t>5.2  Choosing</w:t>
+      </w:r>
+      <w:proofErr w:type="gramEnd"/>
+      <w:r>
+        <w:t xml:space="preserve"> k — Comparing k=2 and k=3</w:t>
       </w:r>
       <w:bookmarkEnd w:id="14"/>
     </w:p>
@@ -6139,9 +6678,14 @@
       <w:pPr>
         <w:pStyle w:val="21"/>
       </w:pPr>
-      <w:bookmarkStart w:id="15" w:name="_Toc226026306"/>
+      <w:bookmarkStart w:id="15" w:name="_Toc226038762"/>
+      <w:proofErr w:type="gramStart"/>
       <w:r>
-        <w:t>5.3  Cluster Profiles</w:t>
+        <w:t>5.3  Cluster</w:t>
+      </w:r>
+      <w:proofErr w:type="gramEnd"/>
+      <w:r>
+        <w:t xml:space="preserve"> Profiles</w:t>
       </w:r>
       <w:bookmarkEnd w:id="15"/>
     </w:p>
@@ -6183,7 +6727,6 @@
                 <w:b/>
                 <w:sz w:val="20"/>
               </w:rPr>
-              <w:lastRenderedPageBreak/>
               <w:t>Feature</w:t>
             </w:r>
           </w:p>
@@ -6252,12 +6795,14 @@
             <w:pPr>
               <w:jc w:val="center"/>
             </w:pPr>
+            <w:proofErr w:type="spellStart"/>
             <w:r>
               <w:rPr>
                 <w:sz w:val="20"/>
               </w:rPr>
               <w:t>revenue_million</w:t>
             </w:r>
+            <w:proofErr w:type="spellEnd"/>
           </w:p>
         </w:tc>
         <w:tc>
@@ -6321,12 +6866,14 @@
             <w:pPr>
               <w:jc w:val="center"/>
             </w:pPr>
+            <w:proofErr w:type="spellStart"/>
             <w:r>
               <w:rPr>
                 <w:sz w:val="20"/>
               </w:rPr>
               <w:t>product_traction_users</w:t>
             </w:r>
+            <w:proofErr w:type="spellEnd"/>
           </w:p>
         </w:tc>
         <w:tc>
@@ -6390,12 +6937,14 @@
             <w:pPr>
               <w:jc w:val="center"/>
             </w:pPr>
+            <w:proofErr w:type="spellStart"/>
             <w:r>
               <w:rPr>
                 <w:sz w:val="20"/>
               </w:rPr>
               <w:t>founder_experience_years</w:t>
             </w:r>
+            <w:proofErr w:type="spellEnd"/>
           </w:p>
         </w:tc>
         <w:tc>
@@ -6459,12 +7008,14 @@
             <w:pPr>
               <w:jc w:val="center"/>
             </w:pPr>
+            <w:proofErr w:type="spellStart"/>
             <w:r>
               <w:rPr>
                 <w:sz w:val="20"/>
               </w:rPr>
               <w:t>funding_rounds</w:t>
             </w:r>
+            <w:proofErr w:type="spellEnd"/>
           </w:p>
         </w:tc>
         <w:tc>
@@ -6528,12 +7079,14 @@
             <w:pPr>
               <w:jc w:val="center"/>
             </w:pPr>
+            <w:proofErr w:type="spellStart"/>
             <w:r>
               <w:rPr>
                 <w:sz w:val="20"/>
               </w:rPr>
               <w:t>team_size</w:t>
             </w:r>
+            <w:proofErr w:type="spellEnd"/>
           </w:p>
         </w:tc>
         <w:tc>
@@ -6597,12 +7150,14 @@
             <w:pPr>
               <w:jc w:val="center"/>
             </w:pPr>
+            <w:proofErr w:type="spellStart"/>
             <w:r>
               <w:rPr>
                 <w:sz w:val="20"/>
               </w:rPr>
               <w:t>market_size_billion</w:t>
             </w:r>
+            <w:proofErr w:type="spellEnd"/>
           </w:p>
         </w:tc>
         <w:tc>
@@ -6666,12 +7221,14 @@
             <w:pPr>
               <w:jc w:val="center"/>
             </w:pPr>
+            <w:proofErr w:type="spellStart"/>
             <w:r>
               <w:rPr>
                 <w:sz w:val="20"/>
               </w:rPr>
               <w:t>burn_rate_million</w:t>
             </w:r>
+            <w:proofErr w:type="spellEnd"/>
           </w:p>
         </w:tc>
         <w:tc>
@@ -6743,7 +7300,39 @@
         <w:spacing w:after="120"/>
       </w:pPr>
       <w:r>
-        <w:t>The clusters are differentiated almost exclusively by revenue and product traction. team_size, market_size_billion, burn_rate_million, and funding_rounds are nearly identical across all three clusters, confirming they carry no structural information.</w:t>
+        <w:t xml:space="preserve">The clusters are differentiated almost exclusively by revenue and product traction. </w:t>
+      </w:r>
+      <w:proofErr w:type="spellStart"/>
+      <w:r>
+        <w:t>team_size</w:t>
+      </w:r>
+      <w:proofErr w:type="spellEnd"/>
+      <w:r>
+        <w:t xml:space="preserve">, </w:t>
+      </w:r>
+      <w:proofErr w:type="spellStart"/>
+      <w:r>
+        <w:t>market_size_billion</w:t>
+      </w:r>
+      <w:proofErr w:type="spellEnd"/>
+      <w:r>
+        <w:t xml:space="preserve">, </w:t>
+      </w:r>
+      <w:proofErr w:type="spellStart"/>
+      <w:r>
+        <w:t>burn_rate_million</w:t>
+      </w:r>
+      <w:proofErr w:type="spellEnd"/>
+      <w:r>
+        <w:t xml:space="preserve">, and </w:t>
+      </w:r>
+      <w:proofErr w:type="spellStart"/>
+      <w:r>
+        <w:t>funding_rounds</w:t>
+      </w:r>
+      <w:proofErr w:type="spellEnd"/>
+      <w:r>
+        <w:t xml:space="preserve"> are nearly identical across all three clusters, confirming they carry no structural information.</w:t>
       </w:r>
     </w:p>
     <w:p/>
@@ -6751,9 +7340,14 @@
       <w:pPr>
         <w:pStyle w:val="21"/>
       </w:pPr>
-      <w:bookmarkStart w:id="16" w:name="_Toc226026307"/>
+      <w:bookmarkStart w:id="16" w:name="_Toc226038763"/>
+      <w:proofErr w:type="gramStart"/>
       <w:r>
-        <w:t>5.4  Cluster Archetypes</w:t>
+        <w:t>5.4  Cluster</w:t>
+      </w:r>
+      <w:proofErr w:type="gramEnd"/>
+      <w:r>
+        <w:t xml:space="preserve"> Archetypes</w:t>
       </w:r>
       <w:bookmarkEnd w:id="16"/>
     </w:p>
@@ -7144,6 +7738,7 @@
         <w:spacing w:after="120"/>
       </w:pPr>
       <w:r>
+        <w:lastRenderedPageBreak/>
         <w:t>This interpretation is independent of the outcome labels and has its own business logic: the feature space naturally separates companies by their revenue level and traction, which reflects their development stage. Note that K-Means clusters do not correspond one-to-one with the outcome classes — this would only be possible if the features perfectly predicted the outcome, which they do not (synthetic data limitation).</w:t>
       </w:r>
     </w:p>
@@ -7152,9 +7747,14 @@
       <w:pPr>
         <w:pStyle w:val="21"/>
       </w:pPr>
-      <w:bookmarkStart w:id="17" w:name="_Toc226026308"/>
+      <w:bookmarkStart w:id="17" w:name="_Toc226038764"/>
+      <w:proofErr w:type="gramStart"/>
       <w:r>
-        <w:t>5.5  k=2 vs Failure / Non-Failure</w:t>
+        <w:t>5.5  k</w:t>
+      </w:r>
+      <w:proofErr w:type="gramEnd"/>
+      <w:r>
+        <w:t>=2 vs Failure / Non-Failure</w:t>
       </w:r>
       <w:bookmarkEnd w:id="17"/>
     </w:p>
@@ -7163,7 +7763,15 @@
         <w:spacing w:after="120"/>
       </w:pPr>
       <w:r>
-        <w:t>As a sanity check, we compare k=2 clusters with a binary outcome grouping (Failure vs Non-Failure). Table 13 shows the composition.</w:t>
+        <w:t xml:space="preserve">As a sanity check, we compare k=2 clusters with a binary outcome grouping (Failure vs </w:t>
+      </w:r>
+      <w:proofErr w:type="gramStart"/>
+      <w:r>
+        <w:t>Non-Failure</w:t>
+      </w:r>
+      <w:proofErr w:type="gramEnd"/>
+      <w:r>
+        <w:t>). Table 13 shows the composition.</w:t>
       </w:r>
     </w:p>
     <w:tbl>
@@ -7316,8 +7924,16 @@
               <w:rPr>
                 <w:sz w:val="20"/>
               </w:rPr>
-              <w:t>Mostly Non-Failure</w:t>
-            </w:r>
+              <w:t xml:space="preserve">Mostly </w:t>
+            </w:r>
+            <w:proofErr w:type="gramStart"/>
+            <w:r>
+              <w:rPr>
+                <w:sz w:val="20"/>
+              </w:rPr>
+              <w:t>Non-Failure</w:t>
+            </w:r>
+            <w:proofErr w:type="gramEnd"/>
           </w:p>
         </w:tc>
       </w:tr>
@@ -7418,9 +8034,14 @@
       <w:pPr>
         <w:pStyle w:val="21"/>
       </w:pPr>
-      <w:bookmarkStart w:id="18" w:name="_Toc226026309"/>
+      <w:bookmarkStart w:id="18" w:name="_Toc226038765"/>
+      <w:proofErr w:type="gramStart"/>
       <w:r>
-        <w:t>5.6  Hierarchical Clustering</w:t>
+        <w:t>5.6  Hierarchical</w:t>
+      </w:r>
+      <w:proofErr w:type="gramEnd"/>
+      <w:r>
+        <w:t xml:space="preserve"> Clustering</w:t>
       </w:r>
       <w:bookmarkEnd w:id="18"/>
     </w:p>
@@ -7429,7 +8050,23 @@
         <w:spacing w:after="120"/>
       </w:pPr>
       <w:r>
-        <w:t>We applied Agglomerative Clustering with Ward linkage on a 2,000-row subsample. The dendrogram was reconstructed from the sklearn model using the TD06 method. With k=3, the hierarchical solution produces a more imbalanced partition (Cluster 0: 78%, Cluster 1: 15%, Cluster 2: 7%) compared to K-Means (53/27/20%). This is expected: Ward linkage minimises intra-cluster variance without any constraint on cluster size, while K-Means tends toward more balanced partitions.</w:t>
+        <w:t xml:space="preserve">We applied Agglomerative Clustering with Ward linkage on a 2,000-row subsample. The dendrogram was reconstructed from the </w:t>
+      </w:r>
+      <w:proofErr w:type="spellStart"/>
+      <w:r>
+        <w:t>sklearn</w:t>
+      </w:r>
+      <w:proofErr w:type="spellEnd"/>
+      <w:r>
+        <w:t xml:space="preserve"> model using the TD06 method. With k=3, the hierarchical solution produces a more imbalanced partition (Cluster 0: 78%, Cluster 1: 15%, Cluster 2: 7%) compared to K-Means (53/27/20%). This is expected: Ward linkage </w:t>
+      </w:r>
+      <w:proofErr w:type="spellStart"/>
+      <w:r>
+        <w:t>minimises</w:t>
+      </w:r>
+      <w:proofErr w:type="spellEnd"/>
+      <w:r>
+        <w:t xml:space="preserve"> intra-cluster variance without any constraint on cluster size, while K-Means tends toward more balanced partitions.</w:t>
       </w:r>
     </w:p>
     <w:p>
@@ -7445,20 +8082,19 @@
       <w:pPr>
         <w:pStyle w:val="1"/>
       </w:pPr>
-      <w:bookmarkStart w:id="19" w:name="_Toc226026310"/>
+      <w:bookmarkStart w:id="19" w:name="_Toc226038766"/>
+      <w:proofErr w:type="gramStart"/>
       <w:r>
         <w:t>6  Conclusion</w:t>
       </w:r>
       <w:bookmarkEnd w:id="19"/>
+      <w:proofErr w:type="gramEnd"/>
     </w:p>
     <w:p>
       <w:pPr>
         <w:spacing w:after="120"/>
       </w:pPr>
       <w:r>
-        <w:rPr>
-          <w:sz w:val="22"/>
-        </w:rPr>
         <w:t>Supervised learning (3-class): Logistic Regression achieves the best CV and test accuracy (CV = 73.00%, test = 72.90%), closely followed by LDA (72.58%) and Decision Tree (71.98%). The narrow gap between models (&lt; 2 pp) reflects the dataset's weak feature-target correlations rather than model capacity. The macro F1 of 0.584 is dragged down by the near-unlearnable IPO class (2.1% of data, recall = 0.19), which the model almost never predicts. Binary classification (Failure vs Acquisition): removing the 2,055 IPO samples and retraining on the remaining 97,945 samples raises macro F1 from 0.584 to 0.737 and ROC AUC to 0.816. All four models improve, with LR again performing best (CV = 74.26%). This confirms that class imbalance — not model architecture — was the primary bottleneck in the 3-class setting.</w:t>
       </w:r>
     </w:p>
@@ -7467,14 +8103,7 @@
         <w:spacing w:after="120"/>
       </w:pPr>
       <w:r>
-        <w:t>Supervised learning (3-class): Logistic Regression achieves the best test accuracy (72.90%), with a macro F1 of 0.584 dragged down by the near-unlearnable IPO class (2.1% of data, recall = 0.19). Removing IPO and training a binary classifier raises macro F1 to 0.737 and AUC to 0.816, confirming that class imbalance — not model capacity — was the primary bottleneck.</w:t>
-      </w:r>
-    </w:p>
-    <w:p>
-      <w:pPr>
-        <w:spacing w:after="120"/>
-      </w:pPr>
-      <w:r>
+        <w:lastRenderedPageBreak/>
         <w:t>Unsupervised learning: PCA captures only 39.65% of variance in two components, and both k=2 and k=3 yield low silhouette scores (&lt; 0.17), indicating no strong natural cluster structure. Nevertheless, three interpretable startup archetypes emerge: mature high-revenue companies (Cluster 0), early-stage young-founder startups (Cluster 1), and low-traction struggling companies (Cluster 2). With k=2, Cluster 1 aligns strongly with Failure (79.7%), providing the clearest unsupervised-to-supervised link in the analysis.</w:t>
       </w:r>
     </w:p>

--- a/scientificProject1/report/startup_success_report.docx
+++ b/scientificProject1/report/startup_success_report.docx
@@ -4839,6 +4839,61 @@
       </w:r>
     </w:p>
     <w:p/>
+    <w:p>
+      <w:pPr>
+        <w:jc w:val="center"/>
+        <w:jc w:val="center"/>
+      </w:pPr>
+      <w:r>
+        <w:drawing>
+          <wp:inline xmlns:a="http://schemas.openxmlformats.org/drawingml/2006/main" xmlns:pic="http://schemas.openxmlformats.org/drawingml/2006/picture">
+            <wp:extent cx="5029200" cy="3739989"/>
+            <wp:docPr id="1" name="Picture 1"/>
+            <wp:cNvGraphicFramePr>
+              <a:graphicFrameLocks noChangeAspect="1"/>
+            </wp:cNvGraphicFramePr>
+            <a:graphic>
+              <a:graphicData uri="http://schemas.openxmlformats.org/drawingml/2006/picture">
+                <pic:pic>
+                  <pic:nvPicPr>
+                    <pic:cNvPr id="0" name="roc_3class.png"/>
+                    <pic:cNvPicPr/>
+                  </pic:nvPicPr>
+                  <pic:blipFill>
+                    <a:blip r:embed="rId11"/>
+                    <a:stretch>
+                      <a:fillRect/>
+                    </a:stretch>
+                  </pic:blipFill>
+                  <pic:spPr>
+                    <a:xfrm>
+                      <a:off x="0" y="0"/>
+                      <a:ext cx="5029200" cy="3739989"/>
+                    </a:xfrm>
+                    <a:prstGeom prst="rect"/>
+                  </pic:spPr>
+                </pic:pic>
+              </a:graphicData>
+            </a:graphic>
+          </wp:inline>
+        </w:drawing>
+      </w:r>
+    </w:p>
+    <w:p>
+      <w:pPr>
+        <w:jc w:val="center"/>
+        <w:spacing w:before="20" w:after="120"/>
+      </w:pPr>
+      <w:r>
+        <w:rPr>
+          <w:i/>
+          <w:sz w:val="18"/>
+          <w:szCs w:val="18"/>
+          <w:color w:val="646464"/>
+        </w:rPr>
+        <w:t>Figure 1 — ROC Curves (One-vs-Rest) for Logistic Regression on the 3-class test set.</w:t>
+      </w:r>
+    </w:p>
     <w:p>
       <w:pPr>
         <w:pStyle w:val="21"/>

--- a/scientificProject1/report/startup_success_report.docx
+++ b/scientificProject1/report/startup_success_report.docx
@@ -3152,35 +3152,7 @@
       <w:pPr>
         <w:spacing w:after="120"/>
       </w:pPr>
-      <w:r/>
       <w:r>
-        <w:rPr>
-          <w:b/>
-        </w:rPr>
-      </w:r>
-      <w:r/>
-      <w:r>
-        <w:rPr>
-          <w:b/>
-        </w:rPr>
-      </w:r>
-      <w:r/>
-      <w:r>
-        <w:rPr>
-          <w:b/>
-        </w:rPr>
-      </w:r>
-      <w:r/>
-      <w:r>
-        <w:rPr>
-          <w:b/>
-        </w:rPr>
-      </w:r>
-      <w:r/>
-      <w:r>
-        <w:rPr>
-          <w:sz w:val="22"/>
-        </w:rPr>
         <w:t>A key finding of our EDA is that most features have very low predictive power for the outcome. We computed Spearman rank correlations</w:t>
       </w:r>
       <w:r>
@@ -3191,9 +3163,6 @@
         <w:t>*</w:t>
       </w:r>
       <w:r>
-        <w:rPr>
-          <w:sz w:val="22"/>
-        </w:rPr>
         <w:t xml:space="preserve"> between each numerical feature and the target (encoded ordinally). The results, shown in Table 4, reveal that only revenue_million (r = −0.34) and product_traction_users (r = −0.32) carry meaningful signal. The remaining five features — notably market_size_billion (r = 0.001) and burn_rate_million (r = −0.001) — are essentially noise.</w:t>
       </w:r>
     </w:p>
@@ -3650,19 +3619,6 @@
         </w:rPr>
         <w:lastRenderedPageBreak/>
         <w:t>Table 4 — Spearman correlation of each feature with the target variable.</w:t>
-      </w:r>
-    </w:p>
-    <w:p>
-      <w:pPr>
-        <w:spacing w:before="0" w:after="6"/>
-      </w:pPr>
-      <w:r>
-        <w:rPr>
-          <w:sz w:val="18"/>
-          <w:szCs w:val="18"/>
-          <w:color w:val="666666"/>
-        </w:rPr>
-        <w:t>* Spearman rank correlation measures monotonic association between a numerical feature and the ordinally-encoded target. Unlike Pearson, it does not assume a linear relationship, making it more appropriate when the target is a categorical variable encoded as integers.</w:t>
       </w:r>
     </w:p>
     <w:p>
@@ -3731,9 +3687,6 @@
         <w:spacing w:after="120"/>
       </w:pPr>
       <w:r>
-        <w:rPr>
-          <w:sz w:val="22"/>
-        </w:rPr>
         <w:t>We evaluated four classifiers: k-Nearest Neighbours (k-NN), Decision Tree, Logistic Regression, and Linear Discriminant Analysis (LDA). k-NN and Decision Tree were tuned via GridSearchCV with 5-fold StratifiedKFold. Logistic Regression and LDA were evaluated directly with cross_val_score (no hyperparameter grid), following the course approach: LR uses max_iter=1000 with default regularisation, LDA has no critical hyperparameters.</w:t>
       </w:r>
     </w:p>
@@ -4141,16 +4094,7 @@
         </w:rPr>
       </w:pPr>
       <w:r>
-        <w:rPr>
-          <w:sz w:val="22"/>
-        </w:rPr>
         <w:t>A notable finding is that the best k for k-NN reached the upper boundary of the search grid (k = 201), even after extending the grid to 201. This indicates that k-NN performs best with maximal smoothing — a strong signal that the data has no meaningful local neighbourhood structure, consistent with the synthetic nature of the dataset.</w:t>
-      </w:r>
-      <w:r>
-        <w:rPr>
-          <w:rFonts w:eastAsia="宋体" w:hint="eastAsia"/>
-          <w:lang w:eastAsia="zh-CN"/>
-        </w:rPr>
       </w:r>
     </w:p>
     <w:p/>
@@ -4160,7 +4104,6 @@
       </w:pPr>
       <w:bookmarkStart w:id="9" w:name="_Toc226026300"/>
       <w:r>
-        <w:lastRenderedPageBreak/>
         <w:t>4.2  Model Comparison</w:t>
       </w:r>
       <w:bookmarkEnd w:id="9"/>
@@ -4833,34 +4776,49 @@
     <w:p>
       <w:pPr>
         <w:spacing w:after="120"/>
+        <w:rPr>
+          <w:rFonts w:eastAsia="宋体" w:hint="eastAsia"/>
+          <w:lang w:eastAsia="zh-CN"/>
+        </w:rPr>
       </w:pPr>
       <w:r>
-        <w:t>The model performs well on Failure (F1 = 0.775) and reasonably on Acquisition (F1 = 0.682), but struggles with IPO (F1 = 0.296, Recall = 0.190). The low recall for IPO is a direct consequence of class imbalance: with only 2.1% of samples, the model rarely predicts this class. The ROC curves (one-vs-rest) confirm this, and feature importances show that revenue_million and product_traction_users dominate the decision boundary.</w:t>
+        <w:t>The model performs well on Failure (F1 = 0.775) and reasonably on Acquisition (F1 = 0.682), but struggles with IPO (F1 = 0.296, Recall = 0.190). The low recall for IPO is a direct consequence of class imbalance: with only 2.1% of samples, the model rarely predicts this class. The ROC curves (one-vs-rest) confirm this</w:t>
+      </w:r>
+      <w:r>
+        <w:rPr>
+          <w:rFonts w:eastAsia="宋体" w:hint="eastAsia"/>
+          <w:lang w:eastAsia="zh-CN"/>
+        </w:rPr>
+        <w:t>.</w:t>
       </w:r>
     </w:p>
     <w:p/>
     <w:p>
       <w:pPr>
         <w:jc w:val="center"/>
-        <w:jc w:val="center"/>
       </w:pPr>
       <w:r>
+        <w:rPr>
+          <w:noProof/>
+        </w:rPr>
+        <w:lastRenderedPageBreak/>
         <w:drawing>
-          <wp:inline xmlns:a="http://schemas.openxmlformats.org/drawingml/2006/main" xmlns:pic="http://schemas.openxmlformats.org/drawingml/2006/picture">
+          <wp:inline distT="0" distB="0" distL="0" distR="0" wp14:anchorId="7618B5BB" wp14:editId="2D00B036">
             <wp:extent cx="5029200" cy="3739989"/>
+            <wp:effectExtent l="0" t="0" r="0" b="0"/>
             <wp:docPr id="1" name="Picture 1"/>
             <wp:cNvGraphicFramePr>
-              <a:graphicFrameLocks noChangeAspect="1"/>
+              <a:graphicFrameLocks xmlns:a="http://schemas.openxmlformats.org/drawingml/2006/main" noChangeAspect="1"/>
             </wp:cNvGraphicFramePr>
-            <a:graphic>
+            <a:graphic xmlns:a="http://schemas.openxmlformats.org/drawingml/2006/main">
               <a:graphicData uri="http://schemas.openxmlformats.org/drawingml/2006/picture">
-                <pic:pic>
+                <pic:pic xmlns:pic="http://schemas.openxmlformats.org/drawingml/2006/picture">
                   <pic:nvPicPr>
                     <pic:cNvPr id="0" name="roc_3class.png"/>
                     <pic:cNvPicPr/>
                   </pic:nvPicPr>
                   <pic:blipFill>
-                    <a:blip r:embed="rId11"/>
+                    <a:blip r:embed="rId8"/>
                     <a:stretch>
                       <a:fillRect/>
                     </a:stretch>
@@ -4870,7 +4828,9 @@
                       <a:off x="0" y="0"/>
                       <a:ext cx="5029200" cy="3739989"/>
                     </a:xfrm>
-                    <a:prstGeom prst="rect"/>
+                    <a:prstGeom prst="rect">
+                      <a:avLst/>
+                    </a:prstGeom>
                   </pic:spPr>
                 </pic:pic>
               </a:graphicData>
@@ -4881,15 +4841,15 @@
     </w:p>
     <w:p>
       <w:pPr>
+        <w:spacing w:before="20" w:after="120"/>
         <w:jc w:val="center"/>
-        <w:spacing w:before="20" w:after="120"/>
       </w:pPr>
       <w:r>
         <w:rPr>
           <w:i/>
+          <w:color w:val="646464"/>
           <w:sz w:val="18"/>
           <w:szCs w:val="18"/>
-          <w:color w:val="646464"/>
         </w:rPr>
         <w:t>Figure 1 — ROC Curves (One-vs-Rest) for Logistic Regression on the 3-class test set.</w:t>
       </w:r>
@@ -5219,11 +5179,6 @@
       <w:pPr>
         <w:spacing w:after="120"/>
       </w:pPr>
-      <w:r>
-        <w:rPr>
-          <w:sz w:val="22"/>
-        </w:rPr>
-      </w:r>
     </w:p>
     <w:tbl>
       <w:tblPr>
@@ -5430,7 +5385,6 @@
               <w:rPr>
                 <w:sz w:val="20"/>
               </w:rPr>
-              <w:lastRenderedPageBreak/>
               <w:t>Failure</w:t>
             </w:r>
           </w:p>
@@ -5690,6 +5644,7 @@
         <w:spacing w:after="120"/>
       </w:pPr>
       <w:r>
+        <w:lastRenderedPageBreak/>
         <w:t>Removing IPO raises the macro F1 from 0.584 to 0.737, confirming that class imbalance was the primary bottleneck in the 3-class setting. The ROC curve yields AUC = 0.816, indicating good discriminative power between Failure and Acquisition.</w:t>
       </w:r>
     </w:p>
@@ -6238,7 +6193,6 @@
                 <w:b/>
                 <w:sz w:val="20"/>
               </w:rPr>
-              <w:lastRenderedPageBreak/>
               <w:t>Feature</w:t>
             </w:r>
           </w:p>
@@ -6518,6 +6472,7 @@
               <w:rPr>
                 <w:sz w:val="20"/>
               </w:rPr>
+              <w:lastRenderedPageBreak/>
               <w:t>funding_rounds</w:t>
             </w:r>
           </w:p>
@@ -7475,6 +7430,7 @@
       </w:pPr>
       <w:bookmarkStart w:id="18" w:name="_Toc226026309"/>
       <w:r>
+        <w:lastRenderedPageBreak/>
         <w:t>5.6  Hierarchical Clustering</w:t>
       </w:r>
       <w:bookmarkEnd w:id="18"/>
@@ -7511,18 +7467,7 @@
         <w:spacing w:after="120"/>
       </w:pPr>
       <w:r>
-        <w:rPr>
-          <w:sz w:val="22"/>
-        </w:rPr>
         <w:t>Supervised learning (3-class): Logistic Regression achieves the best CV and test accuracy (CV = 73.00%, test = 72.90%), closely followed by LDA (72.58%) and Decision Tree (71.98%). The narrow gap between models (&lt; 2 pp) reflects the dataset's weak feature-target correlations rather than model capacity. The macro F1 of 0.584 is dragged down by the near-unlearnable IPO class (2.1% of data, recall = 0.19), which the model almost never predicts. Binary classification (Failure vs Acquisition): removing the 2,055 IPO samples and retraining on the remaining 97,945 samples raises macro F1 from 0.584 to 0.737 and ROC AUC to 0.816. All four models improve, with LR again performing best (CV = 74.26%). This confirms that class imbalance — not model architecture — was the primary bottleneck in the 3-class setting.</w:t>
-      </w:r>
-    </w:p>
-    <w:p>
-      <w:pPr>
-        <w:spacing w:after="120"/>
-      </w:pPr>
-      <w:r>
-        <w:t>Supervised learning (3-class): Logistic Regression achieves the best test accuracy (72.90%), with a macro F1 of 0.584 dragged down by the near-unlearnable IPO class (2.1% of data, recall = 0.19). Removing IPO and training a binary classifier raises macro F1 to 0.737 and AUC to 0.816, confirming that class imbalance — not model capacity — was the primary bottleneck.</w:t>
       </w:r>
     </w:p>
     <w:p>
@@ -7552,7 +7497,7 @@
       </w:r>
     </w:p>
     <w:sectPr>
-      <w:footerReference w:type="default" r:id="rId8"/>
+      <w:footerReference w:type="default" r:id="rId9"/>
       <w:pgSz w:w="12240" w:h="15840"/>
       <w:pgMar w:top="1417" w:right="1417" w:bottom="1417" w:left="1417" w:header="720" w:footer="720" w:gutter="0"/>
       <w:cols w:space="720"/>

--- a/scientificProject1/report/startup_success_report.docx
+++ b/scientificProject1/report/startup_success_report.docx
@@ -1678,7 +1678,15 @@
         <w:spacing w:after="120"/>
       </w:pPr>
       <w:r>
-        <w:t>The dataset was obtained from Kaggle and consists of 100,000 rows and 11 columns (7 numerical, 3 categorical, 1 target). There are no missing values. Table 1 summarises the features.</w:t>
+        <w:t xml:space="preserve">The dataset was obtained from Kaggle and consists of 100,000 rows and 11 columns (7 numerical, 3 categorical, 1 target). There are no missing values. Table 1 </w:t>
+      </w:r>
+      <w:proofErr w:type="spellStart"/>
+      <w:r>
+        <w:t>summarises</w:t>
+      </w:r>
+      <w:proofErr w:type="spellEnd"/>
+      <w:r>
+        <w:t xml:space="preserve"> the features.</w:t>
       </w:r>
     </w:p>
     <w:tbl>
@@ -1761,12 +1769,14 @@
             <w:pPr>
               <w:jc w:val="center"/>
             </w:pPr>
+            <w:proofErr w:type="spellStart"/>
             <w:r>
               <w:rPr>
                 <w:sz w:val="20"/>
               </w:rPr>
               <w:t>funding_rounds</w:t>
             </w:r>
+            <w:proofErr w:type="spellEnd"/>
           </w:p>
         </w:tc>
         <w:tc>
@@ -1814,12 +1824,14 @@
             <w:pPr>
               <w:jc w:val="center"/>
             </w:pPr>
+            <w:proofErr w:type="spellStart"/>
             <w:r>
               <w:rPr>
                 <w:sz w:val="20"/>
               </w:rPr>
               <w:t>founder_experience_years</w:t>
             </w:r>
+            <w:proofErr w:type="spellEnd"/>
           </w:p>
         </w:tc>
         <w:tc>
@@ -1867,12 +1879,14 @@
             <w:pPr>
               <w:jc w:val="center"/>
             </w:pPr>
+            <w:proofErr w:type="spellStart"/>
             <w:r>
               <w:rPr>
                 <w:sz w:val="20"/>
               </w:rPr>
               <w:t>team_size</w:t>
             </w:r>
+            <w:proofErr w:type="spellEnd"/>
           </w:p>
         </w:tc>
         <w:tc>
@@ -1920,12 +1934,14 @@
             <w:pPr>
               <w:jc w:val="center"/>
             </w:pPr>
+            <w:proofErr w:type="spellStart"/>
             <w:r>
               <w:rPr>
                 <w:sz w:val="20"/>
               </w:rPr>
               <w:t>market_size_billion</w:t>
             </w:r>
+            <w:proofErr w:type="spellEnd"/>
           </w:p>
         </w:tc>
         <w:tc>
@@ -1973,12 +1989,14 @@
             <w:pPr>
               <w:jc w:val="center"/>
             </w:pPr>
+            <w:proofErr w:type="spellStart"/>
             <w:r>
               <w:rPr>
                 <w:sz w:val="20"/>
               </w:rPr>
               <w:t>product_traction_users</w:t>
             </w:r>
+            <w:proofErr w:type="spellEnd"/>
           </w:p>
         </w:tc>
         <w:tc>
@@ -2026,12 +2044,14 @@
             <w:pPr>
               <w:jc w:val="center"/>
             </w:pPr>
+            <w:proofErr w:type="spellStart"/>
             <w:r>
               <w:rPr>
                 <w:sz w:val="20"/>
               </w:rPr>
               <w:t>burn_rate_million</w:t>
             </w:r>
+            <w:proofErr w:type="spellEnd"/>
           </w:p>
         </w:tc>
         <w:tc>
@@ -2079,12 +2099,14 @@
             <w:pPr>
               <w:jc w:val="center"/>
             </w:pPr>
+            <w:proofErr w:type="spellStart"/>
             <w:r>
               <w:rPr>
                 <w:sz w:val="20"/>
               </w:rPr>
               <w:t>revenue_million</w:t>
             </w:r>
+            <w:proofErr w:type="spellEnd"/>
           </w:p>
         </w:tc>
         <w:tc>
@@ -2132,12 +2154,14 @@
             <w:pPr>
               <w:jc w:val="center"/>
             </w:pPr>
+            <w:proofErr w:type="spellStart"/>
             <w:r>
               <w:rPr>
                 <w:sz w:val="20"/>
               </w:rPr>
               <w:t>investor_type</w:t>
             </w:r>
+            <w:proofErr w:type="spellEnd"/>
           </w:p>
         </w:tc>
         <w:tc>
@@ -2238,12 +2262,14 @@
             <w:pPr>
               <w:jc w:val="center"/>
             </w:pPr>
+            <w:proofErr w:type="spellStart"/>
             <w:r>
               <w:rPr>
                 <w:sz w:val="20"/>
               </w:rPr>
               <w:t>founder_background</w:t>
             </w:r>
+            <w:proofErr w:type="spellEnd"/>
           </w:p>
         </w:tc>
         <w:tc>
@@ -2274,8 +2300,44 @@
               <w:rPr>
                 <w:sz w:val="20"/>
               </w:rPr>
-              <w:t>academic / first_time / ex_bigtech / serial_founder</w:t>
-            </w:r>
+              <w:t xml:space="preserve">academic / </w:t>
+            </w:r>
+            <w:proofErr w:type="spellStart"/>
+            <w:r>
+              <w:rPr>
+                <w:sz w:val="20"/>
+              </w:rPr>
+              <w:t>first_time</w:t>
+            </w:r>
+            <w:proofErr w:type="spellEnd"/>
+            <w:r>
+              <w:rPr>
+                <w:sz w:val="20"/>
+              </w:rPr>
+              <w:t xml:space="preserve"> / </w:t>
+            </w:r>
+            <w:proofErr w:type="spellStart"/>
+            <w:r>
+              <w:rPr>
+                <w:sz w:val="20"/>
+              </w:rPr>
+              <w:t>ex_bigtech</w:t>
+            </w:r>
+            <w:proofErr w:type="spellEnd"/>
+            <w:r>
+              <w:rPr>
+                <w:sz w:val="20"/>
+              </w:rPr>
+              <w:t xml:space="preserve"> / </w:t>
+            </w:r>
+            <w:proofErr w:type="spellStart"/>
+            <w:r>
+              <w:rPr>
+                <w:sz w:val="20"/>
+              </w:rPr>
+              <w:t>serial_founder</w:t>
+            </w:r>
+            <w:proofErr w:type="spellEnd"/>
           </w:p>
         </w:tc>
       </w:tr>
@@ -2637,48 +2699,58 @@
       <w:r>
         <w:t xml:space="preserve">Histograms reveal that several numerical features have right-skewed distributions, as quantified in Table 3. In particular, </w:t>
       </w:r>
+      <w:proofErr w:type="spellStart"/>
       <w:r>
         <w:rPr>
           <w:b/>
         </w:rPr>
         <w:t>market_size_billion</w:t>
       </w:r>
+      <w:proofErr w:type="spellEnd"/>
       <w:r>
         <w:t xml:space="preserve"> (skewness = 5.26) and </w:t>
       </w:r>
+      <w:proofErr w:type="spellStart"/>
       <w:r>
         <w:rPr>
           <w:b/>
         </w:rPr>
         <w:t>burn_rate_million</w:t>
       </w:r>
+      <w:proofErr w:type="spellEnd"/>
       <w:r>
         <w:t xml:space="preserve"> (skewness = 3.35) are heavily skewed, while </w:t>
       </w:r>
+      <w:proofErr w:type="spellStart"/>
       <w:r>
         <w:rPr>
           <w:b/>
         </w:rPr>
         <w:t>revenue_million</w:t>
       </w:r>
+      <w:proofErr w:type="spellEnd"/>
       <w:r>
         <w:t xml:space="preserve"> shows moderate skewness (1.25). Features such as </w:t>
       </w:r>
+      <w:proofErr w:type="spellStart"/>
       <w:r>
         <w:rPr>
           <w:b/>
         </w:rPr>
         <w:t>founder_experience_years</w:t>
       </w:r>
+      <w:proofErr w:type="spellEnd"/>
       <w:r>
         <w:t xml:space="preserve"> and </w:t>
       </w:r>
+      <w:proofErr w:type="spellStart"/>
       <w:r>
         <w:rPr>
           <w:b/>
         </w:rPr>
         <w:t>team_size</w:t>
       </w:r>
+      <w:proofErr w:type="spellEnd"/>
       <w:r>
         <w:t xml:space="preserve"> are approximately symmetric (skewness ≈ 0).</w:t>
       </w:r>
@@ -2763,12 +2835,14 @@
             <w:pPr>
               <w:jc w:val="center"/>
             </w:pPr>
+            <w:proofErr w:type="spellStart"/>
             <w:r>
               <w:rPr>
                 <w:sz w:val="20"/>
               </w:rPr>
               <w:t>funding_rounds</w:t>
             </w:r>
+            <w:proofErr w:type="spellEnd"/>
           </w:p>
         </w:tc>
         <w:tc>
@@ -2816,12 +2890,14 @@
             <w:pPr>
               <w:jc w:val="center"/>
             </w:pPr>
+            <w:proofErr w:type="spellStart"/>
             <w:r>
               <w:rPr>
                 <w:sz w:val="20"/>
               </w:rPr>
               <w:t>founder_experience_years</w:t>
             </w:r>
+            <w:proofErr w:type="spellEnd"/>
           </w:p>
         </w:tc>
         <w:tc>
@@ -2869,12 +2945,14 @@
             <w:pPr>
               <w:jc w:val="center"/>
             </w:pPr>
+            <w:proofErr w:type="spellStart"/>
             <w:r>
               <w:rPr>
                 <w:sz w:val="20"/>
               </w:rPr>
               <w:t>team_size</w:t>
             </w:r>
+            <w:proofErr w:type="spellEnd"/>
           </w:p>
         </w:tc>
         <w:tc>
@@ -2922,12 +3000,14 @@
             <w:pPr>
               <w:jc w:val="center"/>
             </w:pPr>
+            <w:proofErr w:type="spellStart"/>
             <w:r>
               <w:rPr>
                 <w:sz w:val="20"/>
               </w:rPr>
               <w:t>market_size_billion</w:t>
             </w:r>
+            <w:proofErr w:type="spellEnd"/>
           </w:p>
         </w:tc>
         <w:tc>
@@ -2975,12 +3055,14 @@
             <w:pPr>
               <w:jc w:val="center"/>
             </w:pPr>
+            <w:proofErr w:type="spellStart"/>
             <w:r>
               <w:rPr>
                 <w:sz w:val="20"/>
               </w:rPr>
               <w:t>product_traction_users</w:t>
             </w:r>
+            <w:proofErr w:type="spellEnd"/>
           </w:p>
         </w:tc>
         <w:tc>
@@ -3028,12 +3110,14 @@
             <w:pPr>
               <w:jc w:val="center"/>
             </w:pPr>
+            <w:proofErr w:type="spellStart"/>
             <w:r>
               <w:rPr>
                 <w:sz w:val="20"/>
               </w:rPr>
               <w:t>burn_rate_million</w:t>
             </w:r>
+            <w:proofErr w:type="spellEnd"/>
           </w:p>
         </w:tc>
         <w:tc>
@@ -3081,12 +3165,14 @@
             <w:pPr>
               <w:jc w:val="center"/>
             </w:pPr>
+            <w:proofErr w:type="spellStart"/>
             <w:r>
               <w:rPr>
                 <w:sz w:val="20"/>
               </w:rPr>
               <w:t>revenue_million</w:t>
             </w:r>
+            <w:proofErr w:type="spellEnd"/>
           </w:p>
         </w:tc>
         <w:tc>
@@ -3163,7 +3249,39 @@
         <w:t>*</w:t>
       </w:r>
       <w:r>
-        <w:t xml:space="preserve"> between each numerical feature and the target (encoded ordinally). The results, shown in Table 4, reveal that only revenue_million (r = −0.34) and product_traction_users (r = −0.32) carry meaningful signal. The remaining five features — notably market_size_billion (r = 0.001) and burn_rate_million (r = −0.001) — are essentially noise.</w:t>
+        <w:t xml:space="preserve"> between each numerical feature and the target (encoded ordinally). The results, shown in Table 4, reveal that only </w:t>
+      </w:r>
+      <w:proofErr w:type="spellStart"/>
+      <w:r>
+        <w:t>revenue_million</w:t>
+      </w:r>
+      <w:proofErr w:type="spellEnd"/>
+      <w:r>
+        <w:t xml:space="preserve"> (r = −0.34) and </w:t>
+      </w:r>
+      <w:proofErr w:type="spellStart"/>
+      <w:r>
+        <w:t>product_traction_users</w:t>
+      </w:r>
+      <w:proofErr w:type="spellEnd"/>
+      <w:r>
+        <w:t xml:space="preserve"> (r = −0.32) carry meaningful signal. The remaining five features — notably </w:t>
+      </w:r>
+      <w:proofErr w:type="spellStart"/>
+      <w:r>
+        <w:t>market_size_billion</w:t>
+      </w:r>
+      <w:proofErr w:type="spellEnd"/>
+      <w:r>
+        <w:t xml:space="preserve"> (r = 0.001) and </w:t>
+      </w:r>
+      <w:proofErr w:type="spellStart"/>
+      <w:r>
+        <w:t>burn_rate_million</w:t>
+      </w:r>
+      <w:proofErr w:type="spellEnd"/>
+      <w:r>
+        <w:t xml:space="preserve"> (r = −0.001) — are essentially noise.</w:t>
       </w:r>
     </w:p>
     <w:tbl>
@@ -3246,12 +3364,14 @@
             <w:pPr>
               <w:jc w:val="center"/>
             </w:pPr>
+            <w:proofErr w:type="spellStart"/>
             <w:r>
               <w:rPr>
                 <w:sz w:val="20"/>
               </w:rPr>
               <w:t>revenue_million</w:t>
             </w:r>
+            <w:proofErr w:type="spellEnd"/>
           </w:p>
         </w:tc>
         <w:tc>
@@ -3299,12 +3419,14 @@
             <w:pPr>
               <w:jc w:val="center"/>
             </w:pPr>
+            <w:proofErr w:type="spellStart"/>
             <w:r>
               <w:rPr>
                 <w:sz w:val="20"/>
               </w:rPr>
               <w:t>product_traction_users</w:t>
             </w:r>
+            <w:proofErr w:type="spellEnd"/>
           </w:p>
         </w:tc>
         <w:tc>
@@ -3352,12 +3474,14 @@
             <w:pPr>
               <w:jc w:val="center"/>
             </w:pPr>
+            <w:proofErr w:type="spellStart"/>
             <w:r>
               <w:rPr>
                 <w:sz w:val="20"/>
               </w:rPr>
               <w:t>funding_rounds</w:t>
             </w:r>
+            <w:proofErr w:type="spellEnd"/>
           </w:p>
         </w:tc>
         <w:tc>
@@ -3405,12 +3529,14 @@
             <w:pPr>
               <w:jc w:val="center"/>
             </w:pPr>
+            <w:proofErr w:type="spellStart"/>
             <w:r>
               <w:rPr>
                 <w:sz w:val="20"/>
               </w:rPr>
               <w:t>founder_experience_years</w:t>
             </w:r>
+            <w:proofErr w:type="spellEnd"/>
           </w:p>
         </w:tc>
         <w:tc>
@@ -3458,12 +3584,14 @@
             <w:pPr>
               <w:jc w:val="center"/>
             </w:pPr>
+            <w:proofErr w:type="spellStart"/>
             <w:r>
               <w:rPr>
                 <w:sz w:val="20"/>
               </w:rPr>
               <w:t>team_size</w:t>
             </w:r>
+            <w:proofErr w:type="spellEnd"/>
           </w:p>
         </w:tc>
         <w:tc>
@@ -3511,12 +3639,14 @@
             <w:pPr>
               <w:jc w:val="center"/>
             </w:pPr>
+            <w:proofErr w:type="spellStart"/>
             <w:r>
               <w:rPr>
                 <w:sz w:val="20"/>
               </w:rPr>
               <w:t>burn_rate_million</w:t>
             </w:r>
+            <w:proofErr w:type="spellEnd"/>
           </w:p>
         </w:tc>
         <w:tc>
@@ -3564,12 +3694,14 @@
             <w:pPr>
               <w:jc w:val="center"/>
             </w:pPr>
+            <w:proofErr w:type="spellStart"/>
             <w:r>
               <w:rPr>
                 <w:sz w:val="20"/>
               </w:rPr>
               <w:t>market_size_billion</w:t>
             </w:r>
+            <w:proofErr w:type="spellEnd"/>
           </w:p>
         </w:tc>
         <w:tc>
@@ -3626,7 +3758,23 @@
         <w:spacing w:after="120"/>
       </w:pPr>
       <w:r>
-        <w:t>Furthermore, the maximum inter-feature Pearson correlation is 0.714 (between revenue_million and product_traction_users), but most pairs are near zero. This absence of natural structure limits the discriminative power of all models trained on this data.</w:t>
+        <w:t xml:space="preserve">Furthermore, the maximum inter-feature Pearson correlation is 0.714 (between </w:t>
+      </w:r>
+      <w:proofErr w:type="spellStart"/>
+      <w:r>
+        <w:t>revenue_million</w:t>
+      </w:r>
+      <w:proofErr w:type="spellEnd"/>
+      <w:r>
+        <w:t xml:space="preserve"> and </w:t>
+      </w:r>
+      <w:proofErr w:type="spellStart"/>
+      <w:r>
+        <w:t>product_traction_users</w:t>
+      </w:r>
+      <w:proofErr w:type="spellEnd"/>
+      <w:r>
+        <w:t>), but most pairs are near zero. This absence of natural structure limits the discriminative power of all models trained on this data.</w:t>
       </w:r>
     </w:p>
     <w:p/>
@@ -3645,7 +3793,23 @@
         <w:spacing w:after="120"/>
       </w:pPr>
       <w:r>
-        <w:t>We built a modular preprocessing pipeline using scikit-learn's Pipeline and ColumnTransformer (following the TD07 pattern), which ensures identical transformations are applied at training and inference time with no data leakage.</w:t>
+        <w:t>We built a modular preprocessing pipeline using scikit-</w:t>
+      </w:r>
+      <w:proofErr w:type="spellStart"/>
+      <w:r>
+        <w:t>learn's</w:t>
+      </w:r>
+      <w:proofErr w:type="spellEnd"/>
+      <w:r>
+        <w:t xml:space="preserve"> Pipeline and </w:t>
+      </w:r>
+      <w:proofErr w:type="spellStart"/>
+      <w:r>
+        <w:t>ColumnTransformer</w:t>
+      </w:r>
+      <w:proofErr w:type="spellEnd"/>
+      <w:r>
+        <w:t xml:space="preserve"> (following the TD07 pattern), which ensures identical transformations are applied at training and inference time with no data leakage.</w:t>
       </w:r>
     </w:p>
     <w:p>
@@ -3659,7 +3823,15 @@
         <w:t>Numerical features</w:t>
       </w:r>
       <w:r>
-        <w:t xml:space="preserve"> were transformed with log1p (to reduce skewness) followed by StandardScaler (zero mean, unit variance). </w:t>
+        <w:t xml:space="preserve"> were transformed with log1p (to reduce skewness) followed by </w:t>
+      </w:r>
+      <w:proofErr w:type="spellStart"/>
+      <w:r>
+        <w:t>StandardScaler</w:t>
+      </w:r>
+      <w:proofErr w:type="spellEnd"/>
+      <w:r>
+        <w:t xml:space="preserve"> (zero mean, unit variance). </w:t>
       </w:r>
       <w:r>
         <w:rPr>
@@ -3668,7 +3840,31 @@
         <w:t>Categorical features</w:t>
       </w:r>
       <w:r>
-        <w:t xml:space="preserve"> (investor_type, sector, founder_background) were encoded with OrdinalEncoder, assigning an integer rank to each category. The dataset was split 80/20 into training (80,000 samples) and test sets (20,000 samples) using stratified sampling to preserve class proportions.</w:t>
+        <w:t xml:space="preserve"> (</w:t>
+      </w:r>
+      <w:proofErr w:type="spellStart"/>
+      <w:r>
+        <w:t>investor_type</w:t>
+      </w:r>
+      <w:proofErr w:type="spellEnd"/>
+      <w:r>
+        <w:t xml:space="preserve">, sector, </w:t>
+      </w:r>
+      <w:proofErr w:type="spellStart"/>
+      <w:r>
+        <w:t>founder_background</w:t>
+      </w:r>
+      <w:proofErr w:type="spellEnd"/>
+      <w:r>
+        <w:t xml:space="preserve">) were encoded with </w:t>
+      </w:r>
+      <w:proofErr w:type="spellStart"/>
+      <w:r>
+        <w:t>OrdinalEncoder</w:t>
+      </w:r>
+      <w:proofErr w:type="spellEnd"/>
+      <w:r>
+        <w:t>, assigning an integer rank to each category. The dataset was split 80/20 into training (80,000 samples) and test sets (20,000 samples) using stratified sampling to preserve class proportions.</w:t>
       </w:r>
     </w:p>
     <w:p/>
@@ -3687,7 +3883,55 @@
         <w:spacing w:after="120"/>
       </w:pPr>
       <w:r>
-        <w:t>We evaluated four classifiers: k-Nearest Neighbours (k-NN), Decision Tree, Logistic Regression, and Linear Discriminant Analysis (LDA). k-NN and Decision Tree were tuned via GridSearchCV with 5-fold StratifiedKFold. Logistic Regression and LDA were evaluated directly with cross_val_score (no hyperparameter grid), following the course approach: LR uses max_iter=1000 with default regularisation, LDA has no critical hyperparameters.</w:t>
+        <w:t xml:space="preserve">We evaluated four classifiers: k-Nearest </w:t>
+      </w:r>
+      <w:proofErr w:type="spellStart"/>
+      <w:r>
+        <w:t>Neighbours</w:t>
+      </w:r>
+      <w:proofErr w:type="spellEnd"/>
+      <w:r>
+        <w:t xml:space="preserve"> (k-NN), Decision Tree, Logistic Regression, and Linear Discriminant Analysis (LDA). k-NN and Decision Tree were tuned via </w:t>
+      </w:r>
+      <w:proofErr w:type="spellStart"/>
+      <w:r>
+        <w:t>GridSearchCV</w:t>
+      </w:r>
+      <w:proofErr w:type="spellEnd"/>
+      <w:r>
+        <w:t xml:space="preserve"> with 5-fold </w:t>
+      </w:r>
+      <w:proofErr w:type="spellStart"/>
+      <w:r>
+        <w:t>StratifiedKFold</w:t>
+      </w:r>
+      <w:proofErr w:type="spellEnd"/>
+      <w:r>
+        <w:t xml:space="preserve">. Logistic Regression and LDA were evaluated directly with </w:t>
+      </w:r>
+      <w:proofErr w:type="spellStart"/>
+      <w:r>
+        <w:t>cross_val_score</w:t>
+      </w:r>
+      <w:proofErr w:type="spellEnd"/>
+      <w:r>
+        <w:t xml:space="preserve"> (no hyperparameter grid), following the course approach: LR uses </w:t>
+      </w:r>
+      <w:proofErr w:type="spellStart"/>
+      <w:r>
+        <w:t>max_iter</w:t>
+      </w:r>
+      <w:proofErr w:type="spellEnd"/>
+      <w:r>
+        <w:t xml:space="preserve">=1000 with default </w:t>
+      </w:r>
+      <w:proofErr w:type="spellStart"/>
+      <w:r>
+        <w:t>regularisation</w:t>
+      </w:r>
+      <w:proofErr w:type="spellEnd"/>
+      <w:r>
+        <w:t>, LDA has no critical hyperparameters.</w:t>
       </w:r>
     </w:p>
     <w:p>
@@ -3705,7 +3949,15 @@
         <w:spacing w:after="120"/>
       </w:pPr>
       <w:r>
-        <w:t>Table 5 summarises the best hyperparameters and cross-validated accuracy for each model.</w:t>
+        <w:t xml:space="preserve">Table 5 </w:t>
+      </w:r>
+      <w:proofErr w:type="spellStart"/>
+      <w:r>
+        <w:t>summarises</w:t>
+      </w:r>
+      <w:proofErr w:type="spellEnd"/>
+      <w:r>
+        <w:t xml:space="preserve"> the best hyperparameters and cross-validated accuracy for each model.</w:t>
       </w:r>
     </w:p>
     <w:tbl>
@@ -3891,12 +4143,28 @@
             <w:pPr>
               <w:jc w:val="center"/>
             </w:pPr>
-            <w:r>
-              <w:rPr>
-                <w:sz w:val="20"/>
-              </w:rPr>
-              <w:t>max_depth ∈ {5,10,15,20,None}, min_split</w:t>
-            </w:r>
+            <w:proofErr w:type="spellStart"/>
+            <w:r>
+              <w:rPr>
+                <w:sz w:val="20"/>
+              </w:rPr>
+              <w:t>max_depth</w:t>
+            </w:r>
+            <w:proofErr w:type="spellEnd"/>
+            <w:r>
+              <w:rPr>
+                <w:sz w:val="20"/>
+              </w:rPr>
+              <w:t xml:space="preserve"> ∈ {5,10,15,20,None}, </w:t>
+            </w:r>
+            <w:proofErr w:type="spellStart"/>
+            <w:r>
+              <w:rPr>
+                <w:sz w:val="20"/>
+              </w:rPr>
+              <w:t>min_split</w:t>
+            </w:r>
+            <w:proofErr w:type="spellEnd"/>
           </w:p>
         </w:tc>
         <w:tc>
@@ -3907,11 +4175,33 @@
             <w:pPr>
               <w:jc w:val="center"/>
             </w:pPr>
-            <w:r>
-              <w:rPr>
-                <w:sz w:val="20"/>
-              </w:rPr>
-              <w:t>max_depth=10, min_split=50</w:t>
+            <w:proofErr w:type="spellStart"/>
+            <w:r>
+              <w:rPr>
+                <w:sz w:val="20"/>
+              </w:rPr>
+              <w:t>max_depth</w:t>
+            </w:r>
+            <w:proofErr w:type="spellEnd"/>
+            <w:r>
+              <w:rPr>
+                <w:sz w:val="20"/>
+              </w:rPr>
+              <w:t xml:space="preserve">=10, </w:t>
+            </w:r>
+            <w:proofErr w:type="spellStart"/>
+            <w:r>
+              <w:rPr>
+                <w:sz w:val="20"/>
+              </w:rPr>
+              <w:t>min_split</w:t>
+            </w:r>
+            <w:proofErr w:type="spellEnd"/>
+            <w:r>
+              <w:rPr>
+                <w:sz w:val="20"/>
+              </w:rPr>
+              <w:t>=50</w:t>
             </w:r>
           </w:p>
         </w:tc>
@@ -3964,7 +4254,21 @@
               <w:rPr>
                 <w:sz w:val="20"/>
               </w:rPr>
-              <w:t>no tuning (max_iter=1000)</w:t>
+              <w:t>no tuning (</w:t>
+            </w:r>
+            <w:proofErr w:type="spellStart"/>
+            <w:r>
+              <w:rPr>
+                <w:sz w:val="20"/>
+              </w:rPr>
+              <w:t>max_iter</w:t>
+            </w:r>
+            <w:proofErr w:type="spellEnd"/>
+            <w:r>
+              <w:rPr>
+                <w:sz w:val="20"/>
+              </w:rPr>
+              <w:t>=1000)</w:t>
             </w:r>
           </w:p>
         </w:tc>
@@ -4094,7 +4398,15 @@
         </w:rPr>
       </w:pPr>
       <w:r>
-        <w:t>A notable finding is that the best k for k-NN reached the upper boundary of the search grid (k = 201), even after extending the grid to 201. This indicates that k-NN performs best with maximal smoothing — a strong signal that the data has no meaningful local neighbourhood structure, consistent with the synthetic nature of the dataset.</w:t>
+        <w:t xml:space="preserve">A notable finding is that the best k for k-NN reached the upper boundary of the search grid (k = 201), even after extending the grid to 201. This indicates that k-NN performs best with maximal smoothing — a strong signal that the data has no meaningful local </w:t>
+      </w:r>
+      <w:proofErr w:type="spellStart"/>
+      <w:r>
+        <w:t>neighbourhood</w:t>
+      </w:r>
+      <w:proofErr w:type="spellEnd"/>
+      <w:r>
+        <w:t xml:space="preserve"> structure, consistent with the synthetic nature of the dataset.</w:t>
       </w:r>
     </w:p>
     <w:p/>
@@ -4777,7 +5089,7 @@
       <w:pPr>
         <w:spacing w:after="120"/>
         <w:rPr>
-          <w:rFonts w:eastAsia="宋体" w:hint="eastAsia"/>
+          <w:rFonts w:eastAsia="宋体"/>
           <w:lang w:eastAsia="zh-CN"/>
         </w:rPr>
       </w:pPr>
@@ -4877,7 +5189,21 @@
         <w:spacing w:after="120"/>
       </w:pPr>
       <w:r>
-        <w:t>Table 7 summarises the GridSearchCV results on the binary dataset.</w:t>
+        <w:t xml:space="preserve">Table 7 </w:t>
+      </w:r>
+      <w:r>
+        <w:t>summarizes</w:t>
+      </w:r>
+      <w:r>
+        <w:t xml:space="preserve"> the </w:t>
+      </w:r>
+      <w:proofErr w:type="spellStart"/>
+      <w:r>
+        <w:t>GridSearchCV</w:t>
+      </w:r>
+      <w:proofErr w:type="spellEnd"/>
+      <w:r>
+        <w:t xml:space="preserve"> results on the binary dataset.</w:t>
       </w:r>
     </w:p>
     <w:tbl>
@@ -5029,11 +5355,33 @@
             <w:pPr>
               <w:jc w:val="center"/>
             </w:pPr>
-            <w:r>
-              <w:rPr>
-                <w:sz w:val="20"/>
-              </w:rPr>
-              <w:t>max_depth=10, min_split=50</w:t>
+            <w:proofErr w:type="spellStart"/>
+            <w:r>
+              <w:rPr>
+                <w:sz w:val="20"/>
+              </w:rPr>
+              <w:t>max_depth</w:t>
+            </w:r>
+            <w:proofErr w:type="spellEnd"/>
+            <w:r>
+              <w:rPr>
+                <w:sz w:val="20"/>
+              </w:rPr>
+              <w:t xml:space="preserve">=10, </w:t>
+            </w:r>
+            <w:proofErr w:type="spellStart"/>
+            <w:r>
+              <w:rPr>
+                <w:sz w:val="20"/>
+              </w:rPr>
+              <w:t>min_split</w:t>
+            </w:r>
+            <w:proofErr w:type="spellEnd"/>
+            <w:r>
+              <w:rPr>
+                <w:sz w:val="20"/>
+              </w:rPr>
+              <w:t>=50</w:t>
             </w:r>
           </w:p>
         </w:tc>
@@ -5139,7 +5487,21 @@
               <w:rPr>
                 <w:sz w:val="20"/>
               </w:rPr>
-              <w:t>no tuning (max_iter=1000)</w:t>
+              <w:t>no tuning (</w:t>
+            </w:r>
+            <w:proofErr w:type="spellStart"/>
+            <w:r>
+              <w:rPr>
+                <w:sz w:val="20"/>
+              </w:rPr>
+              <w:t>max_iter</w:t>
+            </w:r>
+            <w:proofErr w:type="spellEnd"/>
+            <w:r>
+              <w:rPr>
+                <w:sz w:val="20"/>
+              </w:rPr>
+              <w:t>=1000)</w:t>
             </w:r>
           </w:p>
         </w:tc>
@@ -5172,7 +5534,25 @@
           <w:color w:val="646464"/>
           <w:sz w:val="18"/>
         </w:rPr>
-        <w:t>Table 7 — Binary classification GridSearchCV results.</w:t>
+        <w:t xml:space="preserve">Table 7 — Binary classification </w:t>
+      </w:r>
+      <w:proofErr w:type="spellStart"/>
+      <w:r>
+        <w:rPr>
+          <w:i/>
+          <w:color w:val="646464"/>
+          <w:sz w:val="18"/>
+        </w:rPr>
+        <w:t>GridSearchCV</w:t>
+      </w:r>
+      <w:proofErr w:type="spellEnd"/>
+      <w:r>
+        <w:rPr>
+          <w:i/>
+          <w:color w:val="646464"/>
+          <w:sz w:val="18"/>
+        </w:rPr>
+        <w:t xml:space="preserve"> results.</w:t>
       </w:r>
     </w:p>
     <w:p>
@@ -6261,12 +6641,14 @@
             <w:pPr>
               <w:jc w:val="center"/>
             </w:pPr>
+            <w:proofErr w:type="spellStart"/>
             <w:r>
               <w:rPr>
                 <w:sz w:val="20"/>
               </w:rPr>
               <w:t>revenue_million</w:t>
             </w:r>
+            <w:proofErr w:type="spellEnd"/>
           </w:p>
         </w:tc>
         <w:tc>
@@ -6330,12 +6712,14 @@
             <w:pPr>
               <w:jc w:val="center"/>
             </w:pPr>
+            <w:proofErr w:type="spellStart"/>
             <w:r>
               <w:rPr>
                 <w:sz w:val="20"/>
               </w:rPr>
               <w:t>product_traction_users</w:t>
             </w:r>
+            <w:proofErr w:type="spellEnd"/>
           </w:p>
         </w:tc>
         <w:tc>
@@ -6399,12 +6783,14 @@
             <w:pPr>
               <w:jc w:val="center"/>
             </w:pPr>
+            <w:proofErr w:type="spellStart"/>
             <w:r>
               <w:rPr>
                 <w:sz w:val="20"/>
               </w:rPr>
               <w:t>founder_experience_years</w:t>
             </w:r>
+            <w:proofErr w:type="spellEnd"/>
           </w:p>
         </w:tc>
         <w:tc>
@@ -6468,6 +6854,7 @@
             <w:pPr>
               <w:jc w:val="center"/>
             </w:pPr>
+            <w:proofErr w:type="spellStart"/>
             <w:r>
               <w:rPr>
                 <w:sz w:val="20"/>
@@ -6475,6 +6862,7 @@
               <w:lastRenderedPageBreak/>
               <w:t>funding_rounds</w:t>
             </w:r>
+            <w:proofErr w:type="spellEnd"/>
           </w:p>
         </w:tc>
         <w:tc>
@@ -6538,12 +6926,14 @@
             <w:pPr>
               <w:jc w:val="center"/>
             </w:pPr>
+            <w:proofErr w:type="spellStart"/>
             <w:r>
               <w:rPr>
                 <w:sz w:val="20"/>
               </w:rPr>
               <w:t>team_size</w:t>
             </w:r>
+            <w:proofErr w:type="spellEnd"/>
           </w:p>
         </w:tc>
         <w:tc>
@@ -6607,12 +6997,14 @@
             <w:pPr>
               <w:jc w:val="center"/>
             </w:pPr>
+            <w:proofErr w:type="spellStart"/>
             <w:r>
               <w:rPr>
                 <w:sz w:val="20"/>
               </w:rPr>
               <w:t>market_size_billion</w:t>
             </w:r>
+            <w:proofErr w:type="spellEnd"/>
           </w:p>
         </w:tc>
         <w:tc>
@@ -6676,12 +7068,14 @@
             <w:pPr>
               <w:jc w:val="center"/>
             </w:pPr>
+            <w:proofErr w:type="spellStart"/>
             <w:r>
               <w:rPr>
                 <w:sz w:val="20"/>
               </w:rPr>
               <w:t>burn_rate_million</w:t>
             </w:r>
+            <w:proofErr w:type="spellEnd"/>
           </w:p>
         </w:tc>
         <w:tc>
@@ -6753,7 +7147,39 @@
         <w:spacing w:after="120"/>
       </w:pPr>
       <w:r>
-        <w:t>The clusters are differentiated almost exclusively by revenue and product traction. team_size, market_size_billion, burn_rate_million, and funding_rounds are nearly identical across all three clusters, confirming they carry no structural information.</w:t>
+        <w:t xml:space="preserve">The clusters are differentiated almost exclusively by revenue and product traction. </w:t>
+      </w:r>
+      <w:proofErr w:type="spellStart"/>
+      <w:r>
+        <w:t>team_size</w:t>
+      </w:r>
+      <w:proofErr w:type="spellEnd"/>
+      <w:r>
+        <w:t xml:space="preserve">, </w:t>
+      </w:r>
+      <w:proofErr w:type="spellStart"/>
+      <w:r>
+        <w:t>market_size_billion</w:t>
+      </w:r>
+      <w:proofErr w:type="spellEnd"/>
+      <w:r>
+        <w:t xml:space="preserve">, </w:t>
+      </w:r>
+      <w:proofErr w:type="spellStart"/>
+      <w:r>
+        <w:t>burn_rate_million</w:t>
+      </w:r>
+      <w:proofErr w:type="spellEnd"/>
+      <w:r>
+        <w:t xml:space="preserve">, and </w:t>
+      </w:r>
+      <w:proofErr w:type="spellStart"/>
+      <w:r>
+        <w:t>funding_rounds</w:t>
+      </w:r>
+      <w:proofErr w:type="spellEnd"/>
+      <w:r>
+        <w:t xml:space="preserve"> are nearly identical across all three clusters, confirming they carry no structural information.</w:t>
       </w:r>
     </w:p>
     <w:p/>
@@ -7440,7 +7866,23 @@
         <w:spacing w:after="120"/>
       </w:pPr>
       <w:r>
-        <w:t>We applied Agglomerative Clustering with Ward linkage on a 2,000-row subsample. The dendrogram was reconstructed from the sklearn model using the TD06 method. With k=3, the hierarchical solution produces a more imbalanced partition (Cluster 0: 78%, Cluster 1: 15%, Cluster 2: 7%) compared to K-Means (53/27/20%). This is expected: Ward linkage minimises intra-cluster variance without any constraint on cluster size, while K-Means tends toward more balanced partitions.</w:t>
+        <w:t xml:space="preserve">We applied Agglomerative Clustering with Ward linkage on a 2,000-row subsample. The dendrogram was reconstructed from the </w:t>
+      </w:r>
+      <w:proofErr w:type="spellStart"/>
+      <w:r>
+        <w:t>sklearn</w:t>
+      </w:r>
+      <w:proofErr w:type="spellEnd"/>
+      <w:r>
+        <w:t xml:space="preserve"> model using the TD06 method. With k=3, the hierarchical solution produces a more imbalanced partition (Cluster 0: 78%, Cluster 1: 15%, Cluster 2: 7%) compared to K-Means (53/27/20%). This is expected: Ward linkage </w:t>
+      </w:r>
+      <w:proofErr w:type="spellStart"/>
+      <w:r>
+        <w:t>minimises</w:t>
+      </w:r>
+      <w:proofErr w:type="spellEnd"/>
+      <w:r>
+        <w:t xml:space="preserve"> intra-cluster variance without any constraint on cluster size, while K-Means tends toward more balanced partitions.</w:t>
       </w:r>
     </w:p>
     <w:p>

--- a/scientificProject1/report/startup_success_report.docx
+++ b/scientificProject1/report/startup_success_report.docx
@@ -120,7 +120,7 @@
           <w:r>
             <w:fldChar w:fldCharType="separate"/>
           </w:r>
-          <w:hyperlink w:anchor="_Toc226026291" w:history="1">
+          <w:hyperlink w:anchor="_Toc226040143" w:history="1">
             <w:r>
               <w:rPr>
                 <w:rStyle w:val="aff9"/>
@@ -147,7 +147,7 @@
                 <w:noProof/>
                 <w:webHidden/>
               </w:rPr>
-              <w:instrText xml:space="preserve"> PAGEREF _Toc226026291 \h </w:instrText>
+              <w:instrText xml:space="preserve"> PAGEREF _Toc226040143 \h </w:instrText>
             </w:r>
             <w:r>
               <w:rPr>
@@ -192,7 +192,7 @@
               <w14:ligatures w14:val="standardContextual"/>
             </w:rPr>
           </w:pPr>
-          <w:hyperlink w:anchor="_Toc226026292" w:history="1">
+          <w:hyperlink w:anchor="_Toc226040144" w:history="1">
             <w:r>
               <w:rPr>
                 <w:rStyle w:val="aff9"/>
@@ -219,7 +219,7 @@
                 <w:noProof/>
                 <w:webHidden/>
               </w:rPr>
-              <w:instrText xml:space="preserve"> PAGEREF _Toc226026292 \h </w:instrText>
+              <w:instrText xml:space="preserve"> PAGEREF _Toc226040144 \h </w:instrText>
             </w:r>
             <w:r>
               <w:rPr>
@@ -264,7 +264,7 @@
               <w14:ligatures w14:val="standardContextual"/>
             </w:rPr>
           </w:pPr>
-          <w:hyperlink w:anchor="_Toc226026293" w:history="1">
+          <w:hyperlink w:anchor="_Toc226040145" w:history="1">
             <w:r>
               <w:rPr>
                 <w:rStyle w:val="aff9"/>
@@ -291,7 +291,7 @@
                 <w:noProof/>
                 <w:webHidden/>
               </w:rPr>
-              <w:instrText xml:space="preserve"> PAGEREF _Toc226026293 \h </w:instrText>
+              <w:instrText xml:space="preserve"> PAGEREF _Toc226040145 \h </w:instrText>
             </w:r>
             <w:r>
               <w:rPr>
@@ -337,7 +337,7 @@
               <w14:ligatures w14:val="standardContextual"/>
             </w:rPr>
           </w:pPr>
-          <w:hyperlink w:anchor="_Toc226026294" w:history="1">
+          <w:hyperlink w:anchor="_Toc226040146" w:history="1">
             <w:r>
               <w:rPr>
                 <w:rStyle w:val="aff9"/>
@@ -364,7 +364,7 @@
                 <w:noProof/>
                 <w:webHidden/>
               </w:rPr>
-              <w:instrText xml:space="preserve"> PAGEREF _Toc226026294 \h </w:instrText>
+              <w:instrText xml:space="preserve"> PAGEREF _Toc226040146 \h </w:instrText>
             </w:r>
             <w:r>
               <w:rPr>
@@ -410,7 +410,7 @@
               <w14:ligatures w14:val="standardContextual"/>
             </w:rPr>
           </w:pPr>
-          <w:hyperlink w:anchor="_Toc226026295" w:history="1">
+          <w:hyperlink w:anchor="_Toc226040147" w:history="1">
             <w:r>
               <w:rPr>
                 <w:rStyle w:val="aff9"/>
@@ -437,7 +437,7 @@
                 <w:noProof/>
                 <w:webHidden/>
               </w:rPr>
-              <w:instrText xml:space="preserve"> PAGEREF _Toc226026295 \h </w:instrText>
+              <w:instrText xml:space="preserve"> PAGEREF _Toc226040147 \h </w:instrText>
             </w:r>
             <w:r>
               <w:rPr>
@@ -483,7 +483,7 @@
               <w14:ligatures w14:val="standardContextual"/>
             </w:rPr>
           </w:pPr>
-          <w:hyperlink w:anchor="_Toc226026296" w:history="1">
+          <w:hyperlink w:anchor="_Toc226040148" w:history="1">
             <w:r>
               <w:rPr>
                 <w:rStyle w:val="aff9"/>
@@ -510,7 +510,7 @@
                 <w:noProof/>
                 <w:webHidden/>
               </w:rPr>
-              <w:instrText xml:space="preserve"> PAGEREF _Toc226026296 \h </w:instrText>
+              <w:instrText xml:space="preserve"> PAGEREF _Toc226040148 \h </w:instrText>
             </w:r>
             <w:r>
               <w:rPr>
@@ -555,7 +555,7 @@
               <w14:ligatures w14:val="standardContextual"/>
             </w:rPr>
           </w:pPr>
-          <w:hyperlink w:anchor="_Toc226026297" w:history="1">
+          <w:hyperlink w:anchor="_Toc226040149" w:history="1">
             <w:r>
               <w:rPr>
                 <w:rStyle w:val="aff9"/>
@@ -582,7 +582,7 @@
                 <w:noProof/>
                 <w:webHidden/>
               </w:rPr>
-              <w:instrText xml:space="preserve"> PAGEREF _Toc226026297 \h </w:instrText>
+              <w:instrText xml:space="preserve"> PAGEREF _Toc226040149 \h </w:instrText>
             </w:r>
             <w:r>
               <w:rPr>
@@ -627,7 +627,7 @@
               <w14:ligatures w14:val="standardContextual"/>
             </w:rPr>
           </w:pPr>
-          <w:hyperlink w:anchor="_Toc226026298" w:history="1">
+          <w:hyperlink w:anchor="_Toc226040150" w:history="1">
             <w:r>
               <w:rPr>
                 <w:rStyle w:val="aff9"/>
@@ -654,7 +654,7 @@
                 <w:noProof/>
                 <w:webHidden/>
               </w:rPr>
-              <w:instrText xml:space="preserve"> PAGEREF _Toc226026298 \h </w:instrText>
+              <w:instrText xml:space="preserve"> PAGEREF _Toc226040150 \h </w:instrText>
             </w:r>
             <w:r>
               <w:rPr>
@@ -700,7 +700,7 @@
               <w14:ligatures w14:val="standardContextual"/>
             </w:rPr>
           </w:pPr>
-          <w:hyperlink w:anchor="_Toc226026299" w:history="1">
+          <w:hyperlink w:anchor="_Toc226040151" w:history="1">
             <w:r>
               <w:rPr>
                 <w:rStyle w:val="aff9"/>
@@ -727,7 +727,7 @@
                 <w:noProof/>
                 <w:webHidden/>
               </w:rPr>
-              <w:instrText xml:space="preserve"> PAGEREF _Toc226026299 \h </w:instrText>
+              <w:instrText xml:space="preserve"> PAGEREF _Toc226040151 \h </w:instrText>
             </w:r>
             <w:r>
               <w:rPr>
@@ -773,7 +773,7 @@
               <w14:ligatures w14:val="standardContextual"/>
             </w:rPr>
           </w:pPr>
-          <w:hyperlink w:anchor="_Toc226026300" w:history="1">
+          <w:hyperlink w:anchor="_Toc226040152" w:history="1">
             <w:r>
               <w:rPr>
                 <w:rStyle w:val="aff9"/>
@@ -800,7 +800,7 @@
                 <w:noProof/>
                 <w:webHidden/>
               </w:rPr>
-              <w:instrText xml:space="preserve"> PAGEREF _Toc226026300 \h </w:instrText>
+              <w:instrText xml:space="preserve"> PAGEREF _Toc226040152 \h </w:instrText>
             </w:r>
             <w:r>
               <w:rPr>
@@ -846,7 +846,7 @@
               <w14:ligatures w14:val="standardContextual"/>
             </w:rPr>
           </w:pPr>
-          <w:hyperlink w:anchor="_Toc226026301" w:history="1">
+          <w:hyperlink w:anchor="_Toc226040153" w:history="1">
             <w:r>
               <w:rPr>
                 <w:rStyle w:val="aff9"/>
@@ -873,7 +873,7 @@
                 <w:noProof/>
                 <w:webHidden/>
               </w:rPr>
-              <w:instrText xml:space="preserve"> PAGEREF _Toc226026301 \h </w:instrText>
+              <w:instrText xml:space="preserve"> PAGEREF _Toc226040153 \h </w:instrText>
             </w:r>
             <w:r>
               <w:rPr>
@@ -919,7 +919,7 @@
               <w14:ligatures w14:val="standardContextual"/>
             </w:rPr>
           </w:pPr>
-          <w:hyperlink w:anchor="_Toc226026302" w:history="1">
+          <w:hyperlink w:anchor="_Toc226040154" w:history="1">
             <w:r>
               <w:rPr>
                 <w:rStyle w:val="aff9"/>
@@ -946,7 +946,7 @@
                 <w:noProof/>
                 <w:webHidden/>
               </w:rPr>
-              <w:instrText xml:space="preserve"> PAGEREF _Toc226026302 \h </w:instrText>
+              <w:instrText xml:space="preserve"> PAGEREF _Toc226040154 \h </w:instrText>
             </w:r>
             <w:r>
               <w:rPr>
@@ -966,7 +966,7 @@
                 <w:noProof/>
                 <w:webHidden/>
               </w:rPr>
-              <w:t>6</w:t>
+              <w:t>7</w:t>
             </w:r>
             <w:r>
               <w:rPr>
@@ -991,7 +991,7 @@
               <w14:ligatures w14:val="standardContextual"/>
             </w:rPr>
           </w:pPr>
-          <w:hyperlink w:anchor="_Toc226026303" w:history="1">
+          <w:hyperlink w:anchor="_Toc226040155" w:history="1">
             <w:r>
               <w:rPr>
                 <w:rStyle w:val="aff9"/>
@@ -1018,7 +1018,7 @@
                 <w:noProof/>
                 <w:webHidden/>
               </w:rPr>
-              <w:instrText xml:space="preserve"> PAGEREF _Toc226026303 \h </w:instrText>
+              <w:instrText xml:space="preserve"> PAGEREF _Toc226040155 \h </w:instrText>
             </w:r>
             <w:r>
               <w:rPr>
@@ -1038,7 +1038,7 @@
                 <w:noProof/>
                 <w:webHidden/>
               </w:rPr>
-              <w:t>7</w:t>
+              <w:t>8</w:t>
             </w:r>
             <w:r>
               <w:rPr>
@@ -1064,7 +1064,7 @@
               <w14:ligatures w14:val="standardContextual"/>
             </w:rPr>
           </w:pPr>
-          <w:hyperlink w:anchor="_Toc226026304" w:history="1">
+          <w:hyperlink w:anchor="_Toc226040156" w:history="1">
             <w:r>
               <w:rPr>
                 <w:rStyle w:val="aff9"/>
@@ -1091,7 +1091,7 @@
                 <w:noProof/>
                 <w:webHidden/>
               </w:rPr>
-              <w:instrText xml:space="preserve"> PAGEREF _Toc226026304 \h </w:instrText>
+              <w:instrText xml:space="preserve"> PAGEREF _Toc226040156 \h </w:instrText>
             </w:r>
             <w:r>
               <w:rPr>
@@ -1111,7 +1111,7 @@
                 <w:noProof/>
                 <w:webHidden/>
               </w:rPr>
-              <w:t>7</w:t>
+              <w:t>8</w:t>
             </w:r>
             <w:r>
               <w:rPr>
@@ -1137,7 +1137,7 @@
               <w14:ligatures w14:val="standardContextual"/>
             </w:rPr>
           </w:pPr>
-          <w:hyperlink w:anchor="_Toc226026305" w:history="1">
+          <w:hyperlink w:anchor="_Toc226040157" w:history="1">
             <w:r>
               <w:rPr>
                 <w:rStyle w:val="aff9"/>
@@ -1164,7 +1164,7 @@
                 <w:noProof/>
                 <w:webHidden/>
               </w:rPr>
-              <w:instrText xml:space="preserve"> PAGEREF _Toc226026305 \h </w:instrText>
+              <w:instrText xml:space="preserve"> PAGEREF _Toc226040157 \h </w:instrText>
             </w:r>
             <w:r>
               <w:rPr>
@@ -1184,7 +1184,7 @@
                 <w:noProof/>
                 <w:webHidden/>
               </w:rPr>
-              <w:t>7</w:t>
+              <w:t>8</w:t>
             </w:r>
             <w:r>
               <w:rPr>
@@ -1210,7 +1210,7 @@
               <w14:ligatures w14:val="standardContextual"/>
             </w:rPr>
           </w:pPr>
-          <w:hyperlink w:anchor="_Toc226026306" w:history="1">
+          <w:hyperlink w:anchor="_Toc226040158" w:history="1">
             <w:r>
               <w:rPr>
                 <w:rStyle w:val="aff9"/>
@@ -1237,7 +1237,7 @@
                 <w:noProof/>
                 <w:webHidden/>
               </w:rPr>
-              <w:instrText xml:space="preserve"> PAGEREF _Toc226026306 \h </w:instrText>
+              <w:instrText xml:space="preserve"> PAGEREF _Toc226040158 \h </w:instrText>
             </w:r>
             <w:r>
               <w:rPr>
@@ -1257,7 +1257,7 @@
                 <w:noProof/>
                 <w:webHidden/>
               </w:rPr>
-              <w:t>7</w:t>
+              <w:t>8</w:t>
             </w:r>
             <w:r>
               <w:rPr>
@@ -1283,7 +1283,7 @@
               <w14:ligatures w14:val="standardContextual"/>
             </w:rPr>
           </w:pPr>
-          <w:hyperlink w:anchor="_Toc226026307" w:history="1">
+          <w:hyperlink w:anchor="_Toc226040159" w:history="1">
             <w:r>
               <w:rPr>
                 <w:rStyle w:val="aff9"/>
@@ -1310,7 +1310,7 @@
                 <w:noProof/>
                 <w:webHidden/>
               </w:rPr>
-              <w:instrText xml:space="preserve"> PAGEREF _Toc226026307 \h </w:instrText>
+              <w:instrText xml:space="preserve"> PAGEREF _Toc226040159 \h </w:instrText>
             </w:r>
             <w:r>
               <w:rPr>
@@ -1330,7 +1330,7 @@
                 <w:noProof/>
                 <w:webHidden/>
               </w:rPr>
-              <w:t>8</w:t>
+              <w:t>9</w:t>
             </w:r>
             <w:r>
               <w:rPr>
@@ -1356,7 +1356,7 @@
               <w14:ligatures w14:val="standardContextual"/>
             </w:rPr>
           </w:pPr>
-          <w:hyperlink w:anchor="_Toc226026308" w:history="1">
+          <w:hyperlink w:anchor="_Toc226040160" w:history="1">
             <w:r>
               <w:rPr>
                 <w:rStyle w:val="aff9"/>
@@ -1383,7 +1383,7 @@
                 <w:noProof/>
                 <w:webHidden/>
               </w:rPr>
-              <w:instrText xml:space="preserve"> PAGEREF _Toc226026308 \h </w:instrText>
+              <w:instrText xml:space="preserve"> PAGEREF _Toc226040160 \h </w:instrText>
             </w:r>
             <w:r>
               <w:rPr>
@@ -1403,7 +1403,7 @@
                 <w:noProof/>
                 <w:webHidden/>
               </w:rPr>
-              <w:t>8</w:t>
+              <w:t>9</w:t>
             </w:r>
             <w:r>
               <w:rPr>
@@ -1429,7 +1429,7 @@
               <w14:ligatures w14:val="standardContextual"/>
             </w:rPr>
           </w:pPr>
-          <w:hyperlink w:anchor="_Toc226026309" w:history="1">
+          <w:hyperlink w:anchor="_Toc226040161" w:history="1">
             <w:r>
               <w:rPr>
                 <w:rStyle w:val="aff9"/>
@@ -1456,7 +1456,7 @@
                 <w:noProof/>
                 <w:webHidden/>
               </w:rPr>
-              <w:instrText xml:space="preserve"> PAGEREF _Toc226026309 \h </w:instrText>
+              <w:instrText xml:space="preserve"> PAGEREF _Toc226040161 \h </w:instrText>
             </w:r>
             <w:r>
               <w:rPr>
@@ -1476,7 +1476,7 @@
                 <w:noProof/>
                 <w:webHidden/>
               </w:rPr>
-              <w:t>9</w:t>
+              <w:t>10</w:t>
             </w:r>
             <w:r>
               <w:rPr>
@@ -1501,7 +1501,7 @@
               <w14:ligatures w14:val="standardContextual"/>
             </w:rPr>
           </w:pPr>
-          <w:hyperlink w:anchor="_Toc226026310" w:history="1">
+          <w:hyperlink w:anchor="_Toc226040162" w:history="1">
             <w:r>
               <w:rPr>
                 <w:rStyle w:val="aff9"/>
@@ -1528,7 +1528,7 @@
                 <w:noProof/>
                 <w:webHidden/>
               </w:rPr>
-              <w:instrText xml:space="preserve"> PAGEREF _Toc226026310 \h </w:instrText>
+              <w:instrText xml:space="preserve"> PAGEREF _Toc226040162 \h </w:instrText>
             </w:r>
             <w:r>
               <w:rPr>
@@ -1548,7 +1548,7 @@
                 <w:noProof/>
                 <w:webHidden/>
               </w:rPr>
-              <w:t>9</w:t>
+              <w:t>10</w:t>
             </w:r>
             <w:r>
               <w:rPr>
@@ -1607,7 +1607,7 @@
       <w:pPr>
         <w:pStyle w:val="1"/>
       </w:pPr>
-      <w:bookmarkStart w:id="0" w:name="_Toc226026291"/>
+      <w:bookmarkStart w:id="0" w:name="_Toc226040143"/>
       <w:r>
         <w:lastRenderedPageBreak/>
         <w:t>Introduction</w:t>
@@ -1667,7 +1667,7 @@
       <w:pPr>
         <w:pStyle w:val="1"/>
       </w:pPr>
-      <w:bookmarkStart w:id="1" w:name="_Toc226026292"/>
+      <w:bookmarkStart w:id="1" w:name="_Toc226040144"/>
       <w:r>
         <w:t>1  Dataset Description</w:t>
       </w:r>
@@ -1678,15 +1678,7 @@
         <w:spacing w:after="120"/>
       </w:pPr>
       <w:r>
-        <w:t xml:space="preserve">The dataset was obtained from Kaggle and consists of 100,000 rows and 11 columns (7 numerical, 3 categorical, 1 target). There are no missing values. Table 1 </w:t>
-      </w:r>
-      <w:proofErr w:type="spellStart"/>
-      <w:r>
-        <w:t>summarises</w:t>
-      </w:r>
-      <w:proofErr w:type="spellEnd"/>
-      <w:r>
-        <w:t xml:space="preserve"> the features.</w:t>
+        <w:t>The dataset was obtained from Kaggle and consists of 100,000 rows and 11 columns (7 numerical, 3 categorical, 1 target). There are no missing values. Table 1 summarises the features.</w:t>
       </w:r>
     </w:p>
     <w:tbl>
@@ -1769,14 +1761,12 @@
             <w:pPr>
               <w:jc w:val="center"/>
             </w:pPr>
-            <w:proofErr w:type="spellStart"/>
             <w:r>
               <w:rPr>
                 <w:sz w:val="20"/>
               </w:rPr>
               <w:t>funding_rounds</w:t>
             </w:r>
-            <w:proofErr w:type="spellEnd"/>
           </w:p>
         </w:tc>
         <w:tc>
@@ -1824,14 +1814,12 @@
             <w:pPr>
               <w:jc w:val="center"/>
             </w:pPr>
-            <w:proofErr w:type="spellStart"/>
             <w:r>
               <w:rPr>
                 <w:sz w:val="20"/>
               </w:rPr>
               <w:t>founder_experience_years</w:t>
             </w:r>
-            <w:proofErr w:type="spellEnd"/>
           </w:p>
         </w:tc>
         <w:tc>
@@ -1879,14 +1867,12 @@
             <w:pPr>
               <w:jc w:val="center"/>
             </w:pPr>
-            <w:proofErr w:type="spellStart"/>
             <w:r>
               <w:rPr>
                 <w:sz w:val="20"/>
               </w:rPr>
               <w:t>team_size</w:t>
             </w:r>
-            <w:proofErr w:type="spellEnd"/>
           </w:p>
         </w:tc>
         <w:tc>
@@ -1934,14 +1920,12 @@
             <w:pPr>
               <w:jc w:val="center"/>
             </w:pPr>
-            <w:proofErr w:type="spellStart"/>
             <w:r>
               <w:rPr>
                 <w:sz w:val="20"/>
               </w:rPr>
               <w:t>market_size_billion</w:t>
             </w:r>
-            <w:proofErr w:type="spellEnd"/>
           </w:p>
         </w:tc>
         <w:tc>
@@ -1989,14 +1973,12 @@
             <w:pPr>
               <w:jc w:val="center"/>
             </w:pPr>
-            <w:proofErr w:type="spellStart"/>
             <w:r>
               <w:rPr>
                 <w:sz w:val="20"/>
               </w:rPr>
               <w:t>product_traction_users</w:t>
             </w:r>
-            <w:proofErr w:type="spellEnd"/>
           </w:p>
         </w:tc>
         <w:tc>
@@ -2044,14 +2026,12 @@
             <w:pPr>
               <w:jc w:val="center"/>
             </w:pPr>
-            <w:proofErr w:type="spellStart"/>
             <w:r>
               <w:rPr>
                 <w:sz w:val="20"/>
               </w:rPr>
               <w:t>burn_rate_million</w:t>
             </w:r>
-            <w:proofErr w:type="spellEnd"/>
           </w:p>
         </w:tc>
         <w:tc>
@@ -2099,14 +2079,12 @@
             <w:pPr>
               <w:jc w:val="center"/>
             </w:pPr>
-            <w:proofErr w:type="spellStart"/>
             <w:r>
               <w:rPr>
                 <w:sz w:val="20"/>
               </w:rPr>
               <w:t>revenue_million</w:t>
             </w:r>
-            <w:proofErr w:type="spellEnd"/>
           </w:p>
         </w:tc>
         <w:tc>
@@ -2154,14 +2132,12 @@
             <w:pPr>
               <w:jc w:val="center"/>
             </w:pPr>
-            <w:proofErr w:type="spellStart"/>
             <w:r>
               <w:rPr>
                 <w:sz w:val="20"/>
               </w:rPr>
               <w:t>investor_type</w:t>
             </w:r>
-            <w:proofErr w:type="spellEnd"/>
           </w:p>
         </w:tc>
         <w:tc>
@@ -2262,14 +2238,12 @@
             <w:pPr>
               <w:jc w:val="center"/>
             </w:pPr>
-            <w:proofErr w:type="spellStart"/>
             <w:r>
               <w:rPr>
                 <w:sz w:val="20"/>
               </w:rPr>
               <w:t>founder_background</w:t>
             </w:r>
-            <w:proofErr w:type="spellEnd"/>
           </w:p>
         </w:tc>
         <w:tc>
@@ -2300,44 +2274,8 @@
               <w:rPr>
                 <w:sz w:val="20"/>
               </w:rPr>
-              <w:t xml:space="preserve">academic / </w:t>
-            </w:r>
-            <w:proofErr w:type="spellStart"/>
-            <w:r>
-              <w:rPr>
-                <w:sz w:val="20"/>
-              </w:rPr>
-              <w:t>first_time</w:t>
-            </w:r>
-            <w:proofErr w:type="spellEnd"/>
-            <w:r>
-              <w:rPr>
-                <w:sz w:val="20"/>
-              </w:rPr>
-              <w:t xml:space="preserve"> / </w:t>
-            </w:r>
-            <w:proofErr w:type="spellStart"/>
-            <w:r>
-              <w:rPr>
-                <w:sz w:val="20"/>
-              </w:rPr>
-              <w:t>ex_bigtech</w:t>
-            </w:r>
-            <w:proofErr w:type="spellEnd"/>
-            <w:r>
-              <w:rPr>
-                <w:sz w:val="20"/>
-              </w:rPr>
-              <w:t xml:space="preserve"> / </w:t>
-            </w:r>
-            <w:proofErr w:type="spellStart"/>
-            <w:r>
-              <w:rPr>
-                <w:sz w:val="20"/>
-              </w:rPr>
-              <w:t>serial_founder</w:t>
-            </w:r>
-            <w:proofErr w:type="spellEnd"/>
+              <w:t>academic / first_time / ex_bigtech / serial_founder</w:t>
+            </w:r>
           </w:p>
         </w:tc>
       </w:tr>
@@ -2414,7 +2352,7 @@
       <w:pPr>
         <w:pStyle w:val="1"/>
       </w:pPr>
-      <w:bookmarkStart w:id="2" w:name="_Toc226026293"/>
+      <w:bookmarkStart w:id="2" w:name="_Toc226040145"/>
       <w:r>
         <w:lastRenderedPageBreak/>
         <w:t>2  Exploratory Data Analysis</w:t>
@@ -2425,7 +2363,7 @@
       <w:pPr>
         <w:pStyle w:val="21"/>
       </w:pPr>
-      <w:bookmarkStart w:id="3" w:name="_Toc226026294"/>
+      <w:bookmarkStart w:id="3" w:name="_Toc226040146"/>
       <w:r>
         <w:t>2.1  Class Distribution</w:t>
       </w:r>
@@ -2686,7 +2624,7 @@
       <w:pPr>
         <w:pStyle w:val="21"/>
       </w:pPr>
-      <w:bookmarkStart w:id="4" w:name="_Toc226026295"/>
+      <w:bookmarkStart w:id="4" w:name="_Toc226040147"/>
       <w:r>
         <w:t>2.2  Feature Distributions and Skewness</w:t>
       </w:r>
@@ -2699,58 +2637,48 @@
       <w:r>
         <w:t xml:space="preserve">Histograms reveal that several numerical features have right-skewed distributions, as quantified in Table 3. In particular, </w:t>
       </w:r>
-      <w:proofErr w:type="spellStart"/>
       <w:r>
         <w:rPr>
           <w:b/>
         </w:rPr>
         <w:t>market_size_billion</w:t>
       </w:r>
-      <w:proofErr w:type="spellEnd"/>
       <w:r>
         <w:t xml:space="preserve"> (skewness = 5.26) and </w:t>
       </w:r>
-      <w:proofErr w:type="spellStart"/>
       <w:r>
         <w:rPr>
           <w:b/>
         </w:rPr>
         <w:t>burn_rate_million</w:t>
       </w:r>
-      <w:proofErr w:type="spellEnd"/>
       <w:r>
         <w:t xml:space="preserve"> (skewness = 3.35) are heavily skewed, while </w:t>
       </w:r>
-      <w:proofErr w:type="spellStart"/>
       <w:r>
         <w:rPr>
           <w:b/>
         </w:rPr>
         <w:t>revenue_million</w:t>
       </w:r>
-      <w:proofErr w:type="spellEnd"/>
       <w:r>
         <w:t xml:space="preserve"> shows moderate skewness (1.25). Features such as </w:t>
       </w:r>
-      <w:proofErr w:type="spellStart"/>
       <w:r>
         <w:rPr>
           <w:b/>
         </w:rPr>
         <w:t>founder_experience_years</w:t>
       </w:r>
-      <w:proofErr w:type="spellEnd"/>
       <w:r>
         <w:t xml:space="preserve"> and </w:t>
       </w:r>
-      <w:proofErr w:type="spellStart"/>
       <w:r>
         <w:rPr>
           <w:b/>
         </w:rPr>
         <w:t>team_size</w:t>
       </w:r>
-      <w:proofErr w:type="spellEnd"/>
       <w:r>
         <w:t xml:space="preserve"> are approximately symmetric (skewness ≈ 0).</w:t>
       </w:r>
@@ -2835,14 +2763,12 @@
             <w:pPr>
               <w:jc w:val="center"/>
             </w:pPr>
-            <w:proofErr w:type="spellStart"/>
             <w:r>
               <w:rPr>
                 <w:sz w:val="20"/>
               </w:rPr>
               <w:t>funding_rounds</w:t>
             </w:r>
-            <w:proofErr w:type="spellEnd"/>
           </w:p>
         </w:tc>
         <w:tc>
@@ -2890,14 +2816,12 @@
             <w:pPr>
               <w:jc w:val="center"/>
             </w:pPr>
-            <w:proofErr w:type="spellStart"/>
             <w:r>
               <w:rPr>
                 <w:sz w:val="20"/>
               </w:rPr>
               <w:t>founder_experience_years</w:t>
             </w:r>
-            <w:proofErr w:type="spellEnd"/>
           </w:p>
         </w:tc>
         <w:tc>
@@ -2945,14 +2869,12 @@
             <w:pPr>
               <w:jc w:val="center"/>
             </w:pPr>
-            <w:proofErr w:type="spellStart"/>
             <w:r>
               <w:rPr>
                 <w:sz w:val="20"/>
               </w:rPr>
               <w:t>team_size</w:t>
             </w:r>
-            <w:proofErr w:type="spellEnd"/>
           </w:p>
         </w:tc>
         <w:tc>
@@ -3000,14 +2922,12 @@
             <w:pPr>
               <w:jc w:val="center"/>
             </w:pPr>
-            <w:proofErr w:type="spellStart"/>
             <w:r>
               <w:rPr>
                 <w:sz w:val="20"/>
               </w:rPr>
               <w:t>market_size_billion</w:t>
             </w:r>
-            <w:proofErr w:type="spellEnd"/>
           </w:p>
         </w:tc>
         <w:tc>
@@ -3055,14 +2975,12 @@
             <w:pPr>
               <w:jc w:val="center"/>
             </w:pPr>
-            <w:proofErr w:type="spellStart"/>
             <w:r>
               <w:rPr>
                 <w:sz w:val="20"/>
               </w:rPr>
               <w:t>product_traction_users</w:t>
             </w:r>
-            <w:proofErr w:type="spellEnd"/>
           </w:p>
         </w:tc>
         <w:tc>
@@ -3110,14 +3028,12 @@
             <w:pPr>
               <w:jc w:val="center"/>
             </w:pPr>
-            <w:proofErr w:type="spellStart"/>
             <w:r>
               <w:rPr>
                 <w:sz w:val="20"/>
               </w:rPr>
               <w:t>burn_rate_million</w:t>
             </w:r>
-            <w:proofErr w:type="spellEnd"/>
           </w:p>
         </w:tc>
         <w:tc>
@@ -3165,14 +3081,12 @@
             <w:pPr>
               <w:jc w:val="center"/>
             </w:pPr>
-            <w:proofErr w:type="spellStart"/>
             <w:r>
               <w:rPr>
                 <w:sz w:val="20"/>
               </w:rPr>
               <w:t>revenue_million</w:t>
             </w:r>
-            <w:proofErr w:type="spellEnd"/>
           </w:p>
         </w:tc>
         <w:tc>
@@ -3228,7 +3142,7 @@
       <w:pPr>
         <w:pStyle w:val="21"/>
       </w:pPr>
-      <w:bookmarkStart w:id="5" w:name="_Toc226026296"/>
+      <w:bookmarkStart w:id="5" w:name="_Toc226040148"/>
       <w:r>
         <w:t>2.3  Feature Quality Analysis</w:t>
       </w:r>
@@ -3249,39 +3163,7 @@
         <w:t>*</w:t>
       </w:r>
       <w:r>
-        <w:t xml:space="preserve"> between each numerical feature and the target (encoded ordinally). The results, shown in Table 4, reveal that only </w:t>
-      </w:r>
-      <w:proofErr w:type="spellStart"/>
-      <w:r>
-        <w:t>revenue_million</w:t>
-      </w:r>
-      <w:proofErr w:type="spellEnd"/>
-      <w:r>
-        <w:t xml:space="preserve"> (r = −0.34) and </w:t>
-      </w:r>
-      <w:proofErr w:type="spellStart"/>
-      <w:r>
-        <w:t>product_traction_users</w:t>
-      </w:r>
-      <w:proofErr w:type="spellEnd"/>
-      <w:r>
-        <w:t xml:space="preserve"> (r = −0.32) carry meaningful signal. The remaining five features — notably </w:t>
-      </w:r>
-      <w:proofErr w:type="spellStart"/>
-      <w:r>
-        <w:t>market_size_billion</w:t>
-      </w:r>
-      <w:proofErr w:type="spellEnd"/>
-      <w:r>
-        <w:t xml:space="preserve"> (r = 0.001) and </w:t>
-      </w:r>
-      <w:proofErr w:type="spellStart"/>
-      <w:r>
-        <w:t>burn_rate_million</w:t>
-      </w:r>
-      <w:proofErr w:type="spellEnd"/>
-      <w:r>
-        <w:t xml:space="preserve"> (r = −0.001) — are essentially noise.</w:t>
+        <w:t xml:space="preserve"> between each numerical feature and the target (encoded ordinally). The results, shown in Table 4, reveal that only revenue_million (r = −0.34) and product_traction_users (r = −0.32) carry meaningful signal. The remaining five features — notably market_size_billion (r = 0.001) and burn_rate_million (r = −0.001) — are essentially noise.</w:t>
       </w:r>
     </w:p>
     <w:tbl>
@@ -3364,14 +3246,12 @@
             <w:pPr>
               <w:jc w:val="center"/>
             </w:pPr>
-            <w:proofErr w:type="spellStart"/>
             <w:r>
               <w:rPr>
                 <w:sz w:val="20"/>
               </w:rPr>
               <w:t>revenue_million</w:t>
             </w:r>
-            <w:proofErr w:type="spellEnd"/>
           </w:p>
         </w:tc>
         <w:tc>
@@ -3419,14 +3299,12 @@
             <w:pPr>
               <w:jc w:val="center"/>
             </w:pPr>
-            <w:proofErr w:type="spellStart"/>
             <w:r>
               <w:rPr>
                 <w:sz w:val="20"/>
               </w:rPr>
               <w:t>product_traction_users</w:t>
             </w:r>
-            <w:proofErr w:type="spellEnd"/>
           </w:p>
         </w:tc>
         <w:tc>
@@ -3474,14 +3352,12 @@
             <w:pPr>
               <w:jc w:val="center"/>
             </w:pPr>
-            <w:proofErr w:type="spellStart"/>
             <w:r>
               <w:rPr>
                 <w:sz w:val="20"/>
               </w:rPr>
               <w:t>funding_rounds</w:t>
             </w:r>
-            <w:proofErr w:type="spellEnd"/>
           </w:p>
         </w:tc>
         <w:tc>
@@ -3529,14 +3405,12 @@
             <w:pPr>
               <w:jc w:val="center"/>
             </w:pPr>
-            <w:proofErr w:type="spellStart"/>
             <w:r>
               <w:rPr>
                 <w:sz w:val="20"/>
               </w:rPr>
               <w:t>founder_experience_years</w:t>
             </w:r>
-            <w:proofErr w:type="spellEnd"/>
           </w:p>
         </w:tc>
         <w:tc>
@@ -3584,14 +3458,12 @@
             <w:pPr>
               <w:jc w:val="center"/>
             </w:pPr>
-            <w:proofErr w:type="spellStart"/>
             <w:r>
               <w:rPr>
                 <w:sz w:val="20"/>
               </w:rPr>
               <w:t>team_size</w:t>
             </w:r>
-            <w:proofErr w:type="spellEnd"/>
           </w:p>
         </w:tc>
         <w:tc>
@@ -3639,14 +3511,12 @@
             <w:pPr>
               <w:jc w:val="center"/>
             </w:pPr>
-            <w:proofErr w:type="spellStart"/>
             <w:r>
               <w:rPr>
                 <w:sz w:val="20"/>
               </w:rPr>
               <w:t>burn_rate_million</w:t>
             </w:r>
-            <w:proofErr w:type="spellEnd"/>
           </w:p>
         </w:tc>
         <w:tc>
@@ -3694,14 +3564,12 @@
             <w:pPr>
               <w:jc w:val="center"/>
             </w:pPr>
-            <w:proofErr w:type="spellStart"/>
             <w:r>
               <w:rPr>
                 <w:sz w:val="20"/>
               </w:rPr>
               <w:t>market_size_billion</w:t>
             </w:r>
-            <w:proofErr w:type="spellEnd"/>
           </w:p>
         </w:tc>
         <w:tc>
@@ -3758,23 +3626,7 @@
         <w:spacing w:after="120"/>
       </w:pPr>
       <w:r>
-        <w:t xml:space="preserve">Furthermore, the maximum inter-feature Pearson correlation is 0.714 (between </w:t>
-      </w:r>
-      <w:proofErr w:type="spellStart"/>
-      <w:r>
-        <w:t>revenue_million</w:t>
-      </w:r>
-      <w:proofErr w:type="spellEnd"/>
-      <w:r>
-        <w:t xml:space="preserve"> and </w:t>
-      </w:r>
-      <w:proofErr w:type="spellStart"/>
-      <w:r>
-        <w:t>product_traction_users</w:t>
-      </w:r>
-      <w:proofErr w:type="spellEnd"/>
-      <w:r>
-        <w:t>), but most pairs are near zero. This absence of natural structure limits the discriminative power of all models trained on this data.</w:t>
+        <w:t>Furthermore, the maximum inter-feature Pearson correlation is 0.714 (between revenue_million and product_traction_users), but most pairs are near zero. This absence of natural structure limits the discriminative power of all models trained on this data.</w:t>
       </w:r>
     </w:p>
     <w:p/>
@@ -3782,7 +3634,7 @@
       <w:pPr>
         <w:pStyle w:val="1"/>
       </w:pPr>
-      <w:bookmarkStart w:id="6" w:name="_Toc226026297"/>
+      <w:bookmarkStart w:id="6" w:name="_Toc226040149"/>
       <w:r>
         <w:t>3  Preprocessing</w:t>
       </w:r>
@@ -3793,23 +3645,7 @@
         <w:spacing w:after="120"/>
       </w:pPr>
       <w:r>
-        <w:t>We built a modular preprocessing pipeline using scikit-</w:t>
-      </w:r>
-      <w:proofErr w:type="spellStart"/>
-      <w:r>
-        <w:t>learn's</w:t>
-      </w:r>
-      <w:proofErr w:type="spellEnd"/>
-      <w:r>
-        <w:t xml:space="preserve"> Pipeline and </w:t>
-      </w:r>
-      <w:proofErr w:type="spellStart"/>
-      <w:r>
-        <w:t>ColumnTransformer</w:t>
-      </w:r>
-      <w:proofErr w:type="spellEnd"/>
-      <w:r>
-        <w:t xml:space="preserve"> (following the TD07 pattern), which ensures identical transformations are applied at training and inference time with no data leakage.</w:t>
+        <w:t>We built a modular preprocessing pipeline using scikit-learn's Pipeline and ColumnTransformer (following the TD07 pattern), which ensures identical transformations are applied at training and inference time with no data leakage.</w:t>
       </w:r>
     </w:p>
     <w:p>
@@ -3823,15 +3659,7 @@
         <w:t>Numerical features</w:t>
       </w:r>
       <w:r>
-        <w:t xml:space="preserve"> were transformed with log1p (to reduce skewness) followed by </w:t>
-      </w:r>
-      <w:proofErr w:type="spellStart"/>
-      <w:r>
-        <w:t>StandardScaler</w:t>
-      </w:r>
-      <w:proofErr w:type="spellEnd"/>
-      <w:r>
-        <w:t xml:space="preserve"> (zero mean, unit variance). </w:t>
+        <w:t xml:space="preserve"> were transformed with log1p (to reduce skewness) followed by StandardScaler (zero mean, unit variance). </w:t>
       </w:r>
       <w:r>
         <w:rPr>
@@ -3840,31 +3668,7 @@
         <w:t>Categorical features</w:t>
       </w:r>
       <w:r>
-        <w:t xml:space="preserve"> (</w:t>
-      </w:r>
-      <w:proofErr w:type="spellStart"/>
-      <w:r>
-        <w:t>investor_type</w:t>
-      </w:r>
-      <w:proofErr w:type="spellEnd"/>
-      <w:r>
-        <w:t xml:space="preserve">, sector, </w:t>
-      </w:r>
-      <w:proofErr w:type="spellStart"/>
-      <w:r>
-        <w:t>founder_background</w:t>
-      </w:r>
-      <w:proofErr w:type="spellEnd"/>
-      <w:r>
-        <w:t xml:space="preserve">) were encoded with </w:t>
-      </w:r>
-      <w:proofErr w:type="spellStart"/>
-      <w:r>
-        <w:t>OrdinalEncoder</w:t>
-      </w:r>
-      <w:proofErr w:type="spellEnd"/>
-      <w:r>
-        <w:t>, assigning an integer rank to each category. The dataset was split 80/20 into training (80,000 samples) and test sets (20,000 samples) using stratified sampling to preserve class proportions.</w:t>
+        <w:t xml:space="preserve"> (investor_type, sector, founder_background) were encoded with OrdinalEncoder, assigning an integer rank to each category. The dataset was split 80/20 into training (80,000 samples) and test sets (20,000 samples) using stratified sampling to preserve class proportions.</w:t>
       </w:r>
     </w:p>
     <w:p/>
@@ -3872,7 +3676,7 @@
       <w:pPr>
         <w:pStyle w:val="1"/>
       </w:pPr>
-      <w:bookmarkStart w:id="7" w:name="_Toc226026298"/>
+      <w:bookmarkStart w:id="7" w:name="_Toc226040150"/>
       <w:r>
         <w:t>4  Supervised Learning</w:t>
       </w:r>
@@ -3883,62 +3687,14 @@
         <w:spacing w:after="120"/>
       </w:pPr>
       <w:r>
-        <w:t xml:space="preserve">We evaluated four classifiers: k-Nearest </w:t>
-      </w:r>
-      <w:proofErr w:type="spellStart"/>
-      <w:r>
-        <w:t>Neighbours</w:t>
-      </w:r>
-      <w:proofErr w:type="spellEnd"/>
-      <w:r>
-        <w:t xml:space="preserve"> (k-NN), Decision Tree, Logistic Regression, and Linear Discriminant Analysis (LDA). k-NN and Decision Tree were tuned via </w:t>
-      </w:r>
-      <w:proofErr w:type="spellStart"/>
-      <w:r>
-        <w:t>GridSearchCV</w:t>
-      </w:r>
-      <w:proofErr w:type="spellEnd"/>
-      <w:r>
-        <w:t xml:space="preserve"> with 5-fold </w:t>
-      </w:r>
-      <w:proofErr w:type="spellStart"/>
-      <w:r>
-        <w:t>StratifiedKFold</w:t>
-      </w:r>
-      <w:proofErr w:type="spellEnd"/>
-      <w:r>
-        <w:t xml:space="preserve">. Logistic Regression and LDA were evaluated directly with </w:t>
-      </w:r>
-      <w:proofErr w:type="spellStart"/>
-      <w:r>
-        <w:t>cross_val_score</w:t>
-      </w:r>
-      <w:proofErr w:type="spellEnd"/>
-      <w:r>
-        <w:t xml:space="preserve"> (no hyperparameter grid), following the course approach: LR uses </w:t>
-      </w:r>
-      <w:proofErr w:type="spellStart"/>
-      <w:r>
-        <w:t>max_iter</w:t>
-      </w:r>
-      <w:proofErr w:type="spellEnd"/>
-      <w:r>
-        <w:t xml:space="preserve">=1000 with default </w:t>
-      </w:r>
-      <w:proofErr w:type="spellStart"/>
-      <w:r>
-        <w:t>regularisation</w:t>
-      </w:r>
-      <w:proofErr w:type="spellEnd"/>
-      <w:r>
-        <w:t>, LDA has no critical hyperparameters.</w:t>
+        <w:t>We evaluated four classifiers: k-Nearest Neighbours (k-NN), Decision Tree, Logistic Regression, and Linear Discriminant Analysis (LDA). k-NN and Decision Tree were tuned via GridSearchCV with 5-fold StratifiedKFold. Logistic Regression and LDA were evaluated directly with cross_val_score (no hyperparameter grid), following the course approach: LR uses max_iter=1000 with default regularisation, LDA has no critical hyperparameters.</w:t>
       </w:r>
     </w:p>
     <w:p>
       <w:pPr>
         <w:pStyle w:val="21"/>
       </w:pPr>
-      <w:bookmarkStart w:id="8" w:name="_Toc226026299"/>
+      <w:bookmarkStart w:id="8" w:name="_Toc226040151"/>
       <w:r>
         <w:t>4.1  Hyperparameter Tuning</w:t>
       </w:r>
@@ -3949,15 +3705,7 @@
         <w:spacing w:after="120"/>
       </w:pPr>
       <w:r>
-        <w:t xml:space="preserve">Table 5 </w:t>
-      </w:r>
-      <w:proofErr w:type="spellStart"/>
-      <w:r>
-        <w:t>summarises</w:t>
-      </w:r>
-      <w:proofErr w:type="spellEnd"/>
-      <w:r>
-        <w:t xml:space="preserve"> the best hyperparameters and cross-validated accuracy for each model.</w:t>
+        <w:t>Table 5 summarises the best hyperparameters and cross-validated accuracy for each model.</w:t>
       </w:r>
     </w:p>
     <w:tbl>
@@ -4143,28 +3891,12 @@
             <w:pPr>
               <w:jc w:val="center"/>
             </w:pPr>
-            <w:proofErr w:type="spellStart"/>
-            <w:r>
-              <w:rPr>
-                <w:sz w:val="20"/>
-              </w:rPr>
-              <w:t>max_depth</w:t>
-            </w:r>
-            <w:proofErr w:type="spellEnd"/>
-            <w:r>
-              <w:rPr>
-                <w:sz w:val="20"/>
-              </w:rPr>
-              <w:t xml:space="preserve"> ∈ {5,10,15,20,None}, </w:t>
-            </w:r>
-            <w:proofErr w:type="spellStart"/>
-            <w:r>
-              <w:rPr>
-                <w:sz w:val="20"/>
-              </w:rPr>
-              <w:t>min_split</w:t>
-            </w:r>
-            <w:proofErr w:type="spellEnd"/>
+            <w:r>
+              <w:rPr>
+                <w:sz w:val="20"/>
+              </w:rPr>
+              <w:t>max_depth ∈ {5,10,15,20,None}, min_split</w:t>
+            </w:r>
           </w:p>
         </w:tc>
         <w:tc>
@@ -4175,33 +3907,11 @@
             <w:pPr>
               <w:jc w:val="center"/>
             </w:pPr>
-            <w:proofErr w:type="spellStart"/>
-            <w:r>
-              <w:rPr>
-                <w:sz w:val="20"/>
-              </w:rPr>
-              <w:t>max_depth</w:t>
-            </w:r>
-            <w:proofErr w:type="spellEnd"/>
-            <w:r>
-              <w:rPr>
-                <w:sz w:val="20"/>
-              </w:rPr>
-              <w:t xml:space="preserve">=10, </w:t>
-            </w:r>
-            <w:proofErr w:type="spellStart"/>
-            <w:r>
-              <w:rPr>
-                <w:sz w:val="20"/>
-              </w:rPr>
-              <w:t>min_split</w:t>
-            </w:r>
-            <w:proofErr w:type="spellEnd"/>
-            <w:r>
-              <w:rPr>
-                <w:sz w:val="20"/>
-              </w:rPr>
-              <w:t>=50</w:t>
+            <w:r>
+              <w:rPr>
+                <w:sz w:val="20"/>
+              </w:rPr>
+              <w:t>max_depth=10, min_split=50</w:t>
             </w:r>
           </w:p>
         </w:tc>
@@ -4254,21 +3964,7 @@
               <w:rPr>
                 <w:sz w:val="20"/>
               </w:rPr>
-              <w:t>no tuning (</w:t>
-            </w:r>
-            <w:proofErr w:type="spellStart"/>
-            <w:r>
-              <w:rPr>
-                <w:sz w:val="20"/>
-              </w:rPr>
-              <w:t>max_iter</w:t>
-            </w:r>
-            <w:proofErr w:type="spellEnd"/>
-            <w:r>
-              <w:rPr>
-                <w:sz w:val="20"/>
-              </w:rPr>
-              <w:t>=1000)</w:t>
+              <w:t>no tuning (max_iter=1000)</w:t>
             </w:r>
           </w:p>
         </w:tc>
@@ -4295,12 +3991,30 @@
           <w:p>
             <w:pPr>
               <w:jc w:val="center"/>
+              <w:rPr>
+                <w:rFonts w:eastAsia="宋体" w:hint="eastAsia"/>
+                <w:lang w:eastAsia="zh-CN"/>
+              </w:rPr>
             </w:pPr>
             <w:r>
               <w:rPr>
                 <w:sz w:val="20"/>
               </w:rPr>
               <w:t>0.7300</w:t>
+            </w:r>
+            <w:r>
+              <w:rPr>
+                <w:rFonts w:eastAsia="宋体" w:hint="eastAsia"/>
+                <w:sz w:val="20"/>
+                <w:lang w:eastAsia="zh-CN"/>
+              </w:rPr>
+              <w:t xml:space="preserve"> </w:t>
+            </w:r>
+            <w:r>
+              <w:rPr>
+                <w:sz w:val="20"/>
+              </w:rPr>
+              <w:t>✓</w:t>
             </w:r>
           </w:p>
         </w:tc>
@@ -4398,15 +4112,7 @@
         </w:rPr>
       </w:pPr>
       <w:r>
-        <w:t xml:space="preserve">A notable finding is that the best k for k-NN reached the upper boundary of the search grid (k = 201), even after extending the grid to 201. This indicates that k-NN performs best with maximal smoothing — a strong signal that the data has no meaningful local </w:t>
-      </w:r>
-      <w:proofErr w:type="spellStart"/>
-      <w:r>
-        <w:t>neighbourhood</w:t>
-      </w:r>
-      <w:proofErr w:type="spellEnd"/>
-      <w:r>
-        <w:t xml:space="preserve"> structure, consistent with the synthetic nature of the dataset.</w:t>
+        <w:t>A notable finding is that the best k for k-NN reached the upper boundary of the search grid (k = 201), even after extending the grid to 201. This indicates that k-NN performs best with maximal smoothing — a strong signal that the data has no meaningful local neighbourhood structure, consistent with the synthetic nature of the dataset.</w:t>
       </w:r>
     </w:p>
     <w:p/>
@@ -4414,7 +4120,7 @@
       <w:pPr>
         <w:pStyle w:val="21"/>
       </w:pPr>
-      <w:bookmarkStart w:id="9" w:name="_Toc226026300"/>
+      <w:bookmarkStart w:id="9" w:name="_Toc226040152"/>
       <w:r>
         <w:t>4.2  Model Comparison</w:t>
       </w:r>
@@ -4442,7 +4148,7 @@
       <w:pPr>
         <w:pStyle w:val="21"/>
       </w:pPr>
-      <w:bookmarkStart w:id="10" w:name="_Toc226026301"/>
+      <w:bookmarkStart w:id="10" w:name="_Toc226040153"/>
       <w:r>
         <w:t>4.3  Final Model Evaluation — Logistic Regression</w:t>
       </w:r>
@@ -5170,7 +4876,7 @@
       <w:pPr>
         <w:pStyle w:val="21"/>
       </w:pPr>
-      <w:bookmarkStart w:id="11" w:name="_Toc226026302"/>
+      <w:bookmarkStart w:id="11" w:name="_Toc226040154"/>
       <w:r>
         <w:t>4.4  Binary Classification — Failure vs Acquisition</w:t>
       </w:r>
@@ -5195,15 +4901,7 @@
         <w:t>summarizes</w:t>
       </w:r>
       <w:r>
-        <w:t xml:space="preserve"> the </w:t>
-      </w:r>
-      <w:proofErr w:type="spellStart"/>
-      <w:r>
-        <w:t>GridSearchCV</w:t>
-      </w:r>
-      <w:proofErr w:type="spellEnd"/>
-      <w:r>
-        <w:t xml:space="preserve"> results on the binary dataset.</w:t>
+        <w:t xml:space="preserve"> the GridSearchCV results on the binary dataset.</w:t>
       </w:r>
     </w:p>
     <w:tbl>
@@ -5355,33 +5053,11 @@
             <w:pPr>
               <w:jc w:val="center"/>
             </w:pPr>
-            <w:proofErr w:type="spellStart"/>
-            <w:r>
-              <w:rPr>
-                <w:sz w:val="20"/>
-              </w:rPr>
-              <w:t>max_depth</w:t>
-            </w:r>
-            <w:proofErr w:type="spellEnd"/>
-            <w:r>
-              <w:rPr>
-                <w:sz w:val="20"/>
-              </w:rPr>
-              <w:t xml:space="preserve">=10, </w:t>
-            </w:r>
-            <w:proofErr w:type="spellStart"/>
-            <w:r>
-              <w:rPr>
-                <w:sz w:val="20"/>
-              </w:rPr>
-              <w:t>min_split</w:t>
-            </w:r>
-            <w:proofErr w:type="spellEnd"/>
-            <w:r>
-              <w:rPr>
-                <w:sz w:val="20"/>
-              </w:rPr>
-              <w:t>=50</w:t>
+            <w:r>
+              <w:rPr>
+                <w:sz w:val="20"/>
+              </w:rPr>
+              <w:t>max_depth=10, min_split=50</w:t>
             </w:r>
           </w:p>
         </w:tc>
@@ -5487,21 +5163,7 @@
               <w:rPr>
                 <w:sz w:val="20"/>
               </w:rPr>
-              <w:t>no tuning (</w:t>
-            </w:r>
-            <w:proofErr w:type="spellStart"/>
-            <w:r>
-              <w:rPr>
-                <w:sz w:val="20"/>
-              </w:rPr>
-              <w:t>max_iter</w:t>
-            </w:r>
-            <w:proofErr w:type="spellEnd"/>
-            <w:r>
-              <w:rPr>
-                <w:sz w:val="20"/>
-              </w:rPr>
-              <w:t>=1000)</w:t>
+              <w:t>no tuning (max_iter=1000)</w:t>
             </w:r>
           </w:p>
         </w:tc>
@@ -5534,25 +5196,7 @@
           <w:color w:val="646464"/>
           <w:sz w:val="18"/>
         </w:rPr>
-        <w:t xml:space="preserve">Table 7 — Binary classification </w:t>
-      </w:r>
-      <w:proofErr w:type="spellStart"/>
-      <w:r>
-        <w:rPr>
-          <w:i/>
-          <w:color w:val="646464"/>
-          <w:sz w:val="18"/>
-        </w:rPr>
-        <w:t>GridSearchCV</w:t>
-      </w:r>
-      <w:proofErr w:type="spellEnd"/>
-      <w:r>
-        <w:rPr>
-          <w:i/>
-          <w:color w:val="646464"/>
-          <w:sz w:val="18"/>
-        </w:rPr>
-        <w:t xml:space="preserve"> results.</w:t>
+        <w:t>Table 7 — Binary classification GridSearchCV results.</w:t>
       </w:r>
     </w:p>
     <w:p>
@@ -6033,7 +5677,7 @@
       <w:pPr>
         <w:pStyle w:val="1"/>
       </w:pPr>
-      <w:bookmarkStart w:id="12" w:name="_Toc226026303"/>
+      <w:bookmarkStart w:id="12" w:name="_Toc226040155"/>
       <w:r>
         <w:t>5  Unsupervised Learning</w:t>
       </w:r>
@@ -6052,7 +5696,7 @@
       <w:pPr>
         <w:pStyle w:val="21"/>
       </w:pPr>
-      <w:bookmarkStart w:id="13" w:name="_Toc226026304"/>
+      <w:bookmarkStart w:id="13" w:name="_Toc226040156"/>
       <w:r>
         <w:t>5.1  PCA — Variance Analysis</w:t>
       </w:r>
@@ -6313,7 +5957,7 @@
       <w:pPr>
         <w:pStyle w:val="21"/>
       </w:pPr>
-      <w:bookmarkStart w:id="14" w:name="_Toc226026305"/>
+      <w:bookmarkStart w:id="14" w:name="_Toc226040157"/>
       <w:r>
         <w:t>5.2  Choosing k — Comparing k=2 and k=3</w:t>
       </w:r>
@@ -6529,7 +6173,7 @@
       <w:pPr>
         <w:pStyle w:val="21"/>
       </w:pPr>
-      <w:bookmarkStart w:id="15" w:name="_Toc226026306"/>
+      <w:bookmarkStart w:id="15" w:name="_Toc226040158"/>
       <w:r>
         <w:t>5.3  Cluster Profiles</w:t>
       </w:r>
@@ -6641,14 +6285,12 @@
             <w:pPr>
               <w:jc w:val="center"/>
             </w:pPr>
-            <w:proofErr w:type="spellStart"/>
             <w:r>
               <w:rPr>
                 <w:sz w:val="20"/>
               </w:rPr>
               <w:t>revenue_million</w:t>
             </w:r>
-            <w:proofErr w:type="spellEnd"/>
           </w:p>
         </w:tc>
         <w:tc>
@@ -6712,14 +6354,12 @@
             <w:pPr>
               <w:jc w:val="center"/>
             </w:pPr>
-            <w:proofErr w:type="spellStart"/>
             <w:r>
               <w:rPr>
                 <w:sz w:val="20"/>
               </w:rPr>
               <w:t>product_traction_users</w:t>
             </w:r>
-            <w:proofErr w:type="spellEnd"/>
           </w:p>
         </w:tc>
         <w:tc>
@@ -6783,14 +6423,12 @@
             <w:pPr>
               <w:jc w:val="center"/>
             </w:pPr>
-            <w:proofErr w:type="spellStart"/>
             <w:r>
               <w:rPr>
                 <w:sz w:val="20"/>
               </w:rPr>
               <w:t>founder_experience_years</w:t>
             </w:r>
-            <w:proofErr w:type="spellEnd"/>
           </w:p>
         </w:tc>
         <w:tc>
@@ -6854,7 +6492,6 @@
             <w:pPr>
               <w:jc w:val="center"/>
             </w:pPr>
-            <w:proofErr w:type="spellStart"/>
             <w:r>
               <w:rPr>
                 <w:sz w:val="20"/>
@@ -6862,7 +6499,6 @@
               <w:lastRenderedPageBreak/>
               <w:t>funding_rounds</w:t>
             </w:r>
-            <w:proofErr w:type="spellEnd"/>
           </w:p>
         </w:tc>
         <w:tc>
@@ -6926,14 +6562,12 @@
             <w:pPr>
               <w:jc w:val="center"/>
             </w:pPr>
-            <w:proofErr w:type="spellStart"/>
             <w:r>
               <w:rPr>
                 <w:sz w:val="20"/>
               </w:rPr>
               <w:t>team_size</w:t>
             </w:r>
-            <w:proofErr w:type="spellEnd"/>
           </w:p>
         </w:tc>
         <w:tc>
@@ -6997,14 +6631,12 @@
             <w:pPr>
               <w:jc w:val="center"/>
             </w:pPr>
-            <w:proofErr w:type="spellStart"/>
             <w:r>
               <w:rPr>
                 <w:sz w:val="20"/>
               </w:rPr>
               <w:t>market_size_billion</w:t>
             </w:r>
-            <w:proofErr w:type="spellEnd"/>
           </w:p>
         </w:tc>
         <w:tc>
@@ -7068,14 +6700,12 @@
             <w:pPr>
               <w:jc w:val="center"/>
             </w:pPr>
-            <w:proofErr w:type="spellStart"/>
             <w:r>
               <w:rPr>
                 <w:sz w:val="20"/>
               </w:rPr>
               <w:t>burn_rate_million</w:t>
             </w:r>
-            <w:proofErr w:type="spellEnd"/>
           </w:p>
         </w:tc>
         <w:tc>
@@ -7147,39 +6777,7 @@
         <w:spacing w:after="120"/>
       </w:pPr>
       <w:r>
-        <w:t xml:space="preserve">The clusters are differentiated almost exclusively by revenue and product traction. </w:t>
-      </w:r>
-      <w:proofErr w:type="spellStart"/>
-      <w:r>
-        <w:t>team_size</w:t>
-      </w:r>
-      <w:proofErr w:type="spellEnd"/>
-      <w:r>
-        <w:t xml:space="preserve">, </w:t>
-      </w:r>
-      <w:proofErr w:type="spellStart"/>
-      <w:r>
-        <w:t>market_size_billion</w:t>
-      </w:r>
-      <w:proofErr w:type="spellEnd"/>
-      <w:r>
-        <w:t xml:space="preserve">, </w:t>
-      </w:r>
-      <w:proofErr w:type="spellStart"/>
-      <w:r>
-        <w:t>burn_rate_million</w:t>
-      </w:r>
-      <w:proofErr w:type="spellEnd"/>
-      <w:r>
-        <w:t xml:space="preserve">, and </w:t>
-      </w:r>
-      <w:proofErr w:type="spellStart"/>
-      <w:r>
-        <w:t>funding_rounds</w:t>
-      </w:r>
-      <w:proofErr w:type="spellEnd"/>
-      <w:r>
-        <w:t xml:space="preserve"> are nearly identical across all three clusters, confirming they carry no structural information.</w:t>
+        <w:t>The clusters are differentiated almost exclusively by revenue and product traction. team_size, market_size_billion, burn_rate_million, and funding_rounds are nearly identical across all three clusters, confirming they carry no structural information.</w:t>
       </w:r>
     </w:p>
     <w:p/>
@@ -7187,7 +6785,7 @@
       <w:pPr>
         <w:pStyle w:val="21"/>
       </w:pPr>
-      <w:bookmarkStart w:id="16" w:name="_Toc226026307"/>
+      <w:bookmarkStart w:id="16" w:name="_Toc226040159"/>
       <w:r>
         <w:t>5.4  Cluster Archetypes</w:t>
       </w:r>
@@ -7588,7 +7186,7 @@
       <w:pPr>
         <w:pStyle w:val="21"/>
       </w:pPr>
-      <w:bookmarkStart w:id="17" w:name="_Toc226026308"/>
+      <w:bookmarkStart w:id="17" w:name="_Toc226040160"/>
       <w:r>
         <w:t>5.5  k=2 vs Failure / Non-Failure</w:t>
       </w:r>
@@ -7854,7 +7452,7 @@
       <w:pPr>
         <w:pStyle w:val="21"/>
       </w:pPr>
-      <w:bookmarkStart w:id="18" w:name="_Toc226026309"/>
+      <w:bookmarkStart w:id="18" w:name="_Toc226040161"/>
       <w:r>
         <w:lastRenderedPageBreak/>
         <w:t>5.6  Hierarchical Clustering</w:t>
@@ -7866,23 +7464,7 @@
         <w:spacing w:after="120"/>
       </w:pPr>
       <w:r>
-        <w:t xml:space="preserve">We applied Agglomerative Clustering with Ward linkage on a 2,000-row subsample. The dendrogram was reconstructed from the </w:t>
-      </w:r>
-      <w:proofErr w:type="spellStart"/>
-      <w:r>
-        <w:t>sklearn</w:t>
-      </w:r>
-      <w:proofErr w:type="spellEnd"/>
-      <w:r>
-        <w:t xml:space="preserve"> model using the TD06 method. With k=3, the hierarchical solution produces a more imbalanced partition (Cluster 0: 78%, Cluster 1: 15%, Cluster 2: 7%) compared to K-Means (53/27/20%). This is expected: Ward linkage </w:t>
-      </w:r>
-      <w:proofErr w:type="spellStart"/>
-      <w:r>
-        <w:t>minimises</w:t>
-      </w:r>
-      <w:proofErr w:type="spellEnd"/>
-      <w:r>
-        <w:t xml:space="preserve"> intra-cluster variance without any constraint on cluster size, while K-Means tends toward more balanced partitions.</w:t>
+        <w:t>We applied Agglomerative Clustering with Ward linkage on a 2,000-row subsample. The dendrogram was reconstructed from the sklearn model using the TD06 method. With k=3, the hierarchical solution produces a more imbalanced partition (Cluster 0: 78%, Cluster 1: 15%, Cluster 2: 7%) compared to K-Means (53/27/20%). This is expected: Ward linkage minimises intra-cluster variance without any constraint on cluster size, while K-Means tends toward more balanced partitions.</w:t>
       </w:r>
     </w:p>
     <w:p>
@@ -7898,7 +7480,7 @@
       <w:pPr>
         <w:pStyle w:val="1"/>
       </w:pPr>
-      <w:bookmarkStart w:id="19" w:name="_Toc226026310"/>
+      <w:bookmarkStart w:id="19" w:name="_Toc226040162"/>
       <w:r>
         <w:t>6  Conclusion</w:t>
       </w:r>

--- a/scientificProject1/report/startup_success_report.docx
+++ b/scientificProject1/report/startup_success_report.docx
@@ -4156,6 +4156,61 @@
     <w:p/>
     <w:p>
       <w:pPr>
+        <w:jc w:val="center"/>
+        <w:spacing w:before="20" w:after="120"/>
+      </w:pPr>
+      <w:r>
+        <w:rPr>
+          <w:i/>
+          <w:sz w:val="18"/>
+          <w:szCs w:val="18"/>
+          <w:color w:val="646464"/>
+        </w:rPr>
+        <w:t>Figure 2 — CV accuracy comparison for all four tuned models (5-fold StratifiedKFold).</w:t>
+      </w:r>
+    </w:p>
+    <w:p>
+      <w:pPr>
+        <w:jc w:val="center"/>
+        <w:jc w:val="center"/>
+      </w:pPr>
+      <w:r>
+        <w:drawing>
+          <wp:inline xmlns:a="http://schemas.openxmlformats.org/drawingml/2006/main" xmlns:pic="http://schemas.openxmlformats.org/drawingml/2006/picture">
+            <wp:extent cx="5029200" cy="2767570"/>
+            <wp:docPr id="2" name="Picture 2"/>
+            <wp:cNvGraphicFramePr>
+              <a:graphicFrameLocks noChangeAspect="1"/>
+            </wp:cNvGraphicFramePr>
+            <a:graphic>
+              <a:graphicData uri="http://schemas.openxmlformats.org/drawingml/2006/picture">
+                <pic:pic>
+                  <pic:nvPicPr>
+                    <pic:cNvPr id="0" name="model_comparison.png"/>
+                    <pic:cNvPicPr/>
+                  </pic:nvPicPr>
+                  <pic:blipFill>
+                    <a:blip r:embed="rId12"/>
+                    <a:stretch>
+                      <a:fillRect/>
+                    </a:stretch>
+                  </pic:blipFill>
+                  <pic:spPr>
+                    <a:xfrm>
+                      <a:off x="0" y="0"/>
+                      <a:ext cx="5029200" cy="2767570"/>
+                    </a:xfrm>
+                    <a:prstGeom prst="rect"/>
+                  </pic:spPr>
+                </pic:pic>
+              </a:graphicData>
+            </a:graphic>
+          </wp:inline>
+        </w:drawing>
+      </w:r>
+    </w:p>
+    <w:p>
+      <w:pPr>
         <w:pStyle w:val="21"/>
       </w:pPr>
       <w:bookmarkStart w:id="9" w:name="_Toc226026300"/>
@@ -5694,6 +5749,61 @@
       </w:r>
     </w:p>
     <w:p/>
+    <w:p>
+      <w:pPr>
+        <w:jc w:val="center"/>
+        <w:spacing w:before="20" w:after="120"/>
+      </w:pPr>
+      <w:r>
+        <w:rPr>
+          <w:i/>
+          <w:sz w:val="18"/>
+          <w:szCs w:val="18"/>
+          <w:color w:val="646464"/>
+        </w:rPr>
+        <w:t>Figure 3 — ROC Curve for binary Logistic Regression (Acquisition vs Failure), AUC = 0.8163.</w:t>
+      </w:r>
+    </w:p>
+    <w:p>
+      <w:pPr>
+        <w:jc w:val="center"/>
+        <w:jc w:val="center"/>
+      </w:pPr>
+      <w:r>
+        <w:drawing>
+          <wp:inline xmlns:a="http://schemas.openxmlformats.org/drawingml/2006/main" xmlns:pic="http://schemas.openxmlformats.org/drawingml/2006/picture">
+            <wp:extent cx="5029200" cy="3722970"/>
+            <wp:docPr id="3" name="Picture 3"/>
+            <wp:cNvGraphicFramePr>
+              <a:graphicFrameLocks noChangeAspect="1"/>
+            </wp:cNvGraphicFramePr>
+            <a:graphic>
+              <a:graphicData uri="http://schemas.openxmlformats.org/drawingml/2006/picture">
+                <pic:pic>
+                  <pic:nvPicPr>
+                    <pic:cNvPr id="0" name="roc_binary.png"/>
+                    <pic:cNvPicPr/>
+                  </pic:nvPicPr>
+                  <pic:blipFill>
+                    <a:blip r:embed="rId13"/>
+                    <a:stretch>
+                      <a:fillRect/>
+                    </a:stretch>
+                  </pic:blipFill>
+                  <pic:spPr>
+                    <a:xfrm>
+                      <a:off x="0" y="0"/>
+                      <a:ext cx="5029200" cy="3722970"/>
+                    </a:xfrm>
+                    <a:prstGeom prst="rect"/>
+                  </pic:spPr>
+                </pic:pic>
+              </a:graphicData>
+            </a:graphic>
+          </wp:inline>
+        </w:drawing>
+      </w:r>
+    </w:p>
     <w:p>
       <w:pPr>
         <w:pStyle w:val="1"/>

--- a/scientificProject1/report/startup_success_report.docx
+++ b/scientificProject1/report/startup_success_report.docx
@@ -120,7 +120,7 @@
           <w:r>
             <w:fldChar w:fldCharType="separate"/>
           </w:r>
-          <w:hyperlink w:anchor="_Toc226026291" w:history="1">
+          <w:hyperlink w:anchor="_Toc226057035" w:history="1">
             <w:r>
               <w:rPr>
                 <w:rStyle w:val="aff9"/>
@@ -147,7 +147,7 @@
                 <w:noProof/>
                 <w:webHidden/>
               </w:rPr>
-              <w:instrText xml:space="preserve"> PAGEREF _Toc226026291 \h </w:instrText>
+              <w:instrText xml:space="preserve"> PAGEREF _Toc226057035 \h </w:instrText>
             </w:r>
             <w:r>
               <w:rPr>
@@ -192,7 +192,7 @@
               <w14:ligatures w14:val="standardContextual"/>
             </w:rPr>
           </w:pPr>
-          <w:hyperlink w:anchor="_Toc226026292" w:history="1">
+          <w:hyperlink w:anchor="_Toc226057036" w:history="1">
             <w:r>
               <w:rPr>
                 <w:rStyle w:val="aff9"/>
@@ -219,7 +219,7 @@
                 <w:noProof/>
                 <w:webHidden/>
               </w:rPr>
-              <w:instrText xml:space="preserve"> PAGEREF _Toc226026292 \h </w:instrText>
+              <w:instrText xml:space="preserve"> PAGEREF _Toc226057036 \h </w:instrText>
             </w:r>
             <w:r>
               <w:rPr>
@@ -264,7 +264,7 @@
               <w14:ligatures w14:val="standardContextual"/>
             </w:rPr>
           </w:pPr>
-          <w:hyperlink w:anchor="_Toc226026293" w:history="1">
+          <w:hyperlink w:anchor="_Toc226057037" w:history="1">
             <w:r>
               <w:rPr>
                 <w:rStyle w:val="aff9"/>
@@ -291,7 +291,7 @@
                 <w:noProof/>
                 <w:webHidden/>
               </w:rPr>
-              <w:instrText xml:space="preserve"> PAGEREF _Toc226026293 \h </w:instrText>
+              <w:instrText xml:space="preserve"> PAGEREF _Toc226057037 \h </w:instrText>
             </w:r>
             <w:r>
               <w:rPr>
@@ -337,7 +337,7 @@
               <w14:ligatures w14:val="standardContextual"/>
             </w:rPr>
           </w:pPr>
-          <w:hyperlink w:anchor="_Toc226026294" w:history="1">
+          <w:hyperlink w:anchor="_Toc226057038" w:history="1">
             <w:r>
               <w:rPr>
                 <w:rStyle w:val="aff9"/>
@@ -364,7 +364,7 @@
                 <w:noProof/>
                 <w:webHidden/>
               </w:rPr>
-              <w:instrText xml:space="preserve"> PAGEREF _Toc226026294 \h </w:instrText>
+              <w:instrText xml:space="preserve"> PAGEREF _Toc226057038 \h </w:instrText>
             </w:r>
             <w:r>
               <w:rPr>
@@ -410,7 +410,7 @@
               <w14:ligatures w14:val="standardContextual"/>
             </w:rPr>
           </w:pPr>
-          <w:hyperlink w:anchor="_Toc226026295" w:history="1">
+          <w:hyperlink w:anchor="_Toc226057039" w:history="1">
             <w:r>
               <w:rPr>
                 <w:rStyle w:val="aff9"/>
@@ -437,7 +437,7 @@
                 <w:noProof/>
                 <w:webHidden/>
               </w:rPr>
-              <w:instrText xml:space="preserve"> PAGEREF _Toc226026295 \h </w:instrText>
+              <w:instrText xml:space="preserve"> PAGEREF _Toc226057039 \h </w:instrText>
             </w:r>
             <w:r>
               <w:rPr>
@@ -483,7 +483,7 @@
               <w14:ligatures w14:val="standardContextual"/>
             </w:rPr>
           </w:pPr>
-          <w:hyperlink w:anchor="_Toc226026296" w:history="1">
+          <w:hyperlink w:anchor="_Toc226057040" w:history="1">
             <w:r>
               <w:rPr>
                 <w:rStyle w:val="aff9"/>
@@ -510,7 +510,7 @@
                 <w:noProof/>
                 <w:webHidden/>
               </w:rPr>
-              <w:instrText xml:space="preserve"> PAGEREF _Toc226026296 \h </w:instrText>
+              <w:instrText xml:space="preserve"> PAGEREF _Toc226057040 \h </w:instrText>
             </w:r>
             <w:r>
               <w:rPr>
@@ -555,7 +555,7 @@
               <w14:ligatures w14:val="standardContextual"/>
             </w:rPr>
           </w:pPr>
-          <w:hyperlink w:anchor="_Toc226026297" w:history="1">
+          <w:hyperlink w:anchor="_Toc226057041" w:history="1">
             <w:r>
               <w:rPr>
                 <w:rStyle w:val="aff9"/>
@@ -582,7 +582,7 @@
                 <w:noProof/>
                 <w:webHidden/>
               </w:rPr>
-              <w:instrText xml:space="preserve"> PAGEREF _Toc226026297 \h </w:instrText>
+              <w:instrText xml:space="preserve"> PAGEREF _Toc226057041 \h </w:instrText>
             </w:r>
             <w:r>
               <w:rPr>
@@ -627,7 +627,7 @@
               <w14:ligatures w14:val="standardContextual"/>
             </w:rPr>
           </w:pPr>
-          <w:hyperlink w:anchor="_Toc226026298" w:history="1">
+          <w:hyperlink w:anchor="_Toc226057042" w:history="1">
             <w:r>
               <w:rPr>
                 <w:rStyle w:val="aff9"/>
@@ -654,7 +654,7 @@
                 <w:noProof/>
                 <w:webHidden/>
               </w:rPr>
-              <w:instrText xml:space="preserve"> PAGEREF _Toc226026298 \h </w:instrText>
+              <w:instrText xml:space="preserve"> PAGEREF _Toc226057042 \h </w:instrText>
             </w:r>
             <w:r>
               <w:rPr>
@@ -700,7 +700,7 @@
               <w14:ligatures w14:val="standardContextual"/>
             </w:rPr>
           </w:pPr>
-          <w:hyperlink w:anchor="_Toc226026299" w:history="1">
+          <w:hyperlink w:anchor="_Toc226057043" w:history="1">
             <w:r>
               <w:rPr>
                 <w:rStyle w:val="aff9"/>
@@ -727,7 +727,7 @@
                 <w:noProof/>
                 <w:webHidden/>
               </w:rPr>
-              <w:instrText xml:space="preserve"> PAGEREF _Toc226026299 \h </w:instrText>
+              <w:instrText xml:space="preserve"> PAGEREF _Toc226057043 \h </w:instrText>
             </w:r>
             <w:r>
               <w:rPr>
@@ -773,7 +773,7 @@
               <w14:ligatures w14:val="standardContextual"/>
             </w:rPr>
           </w:pPr>
-          <w:hyperlink w:anchor="_Toc226026300" w:history="1">
+          <w:hyperlink w:anchor="_Toc226057044" w:history="1">
             <w:r>
               <w:rPr>
                 <w:rStyle w:val="aff9"/>
@@ -800,7 +800,7 @@
                 <w:noProof/>
                 <w:webHidden/>
               </w:rPr>
-              <w:instrText xml:space="preserve"> PAGEREF _Toc226026300 \h </w:instrText>
+              <w:instrText xml:space="preserve"> PAGEREF _Toc226057044 \h </w:instrText>
             </w:r>
             <w:r>
               <w:rPr>
@@ -846,7 +846,7 @@
               <w14:ligatures w14:val="standardContextual"/>
             </w:rPr>
           </w:pPr>
-          <w:hyperlink w:anchor="_Toc226026301" w:history="1">
+          <w:hyperlink w:anchor="_Toc226057045" w:history="1">
             <w:r>
               <w:rPr>
                 <w:rStyle w:val="aff9"/>
@@ -873,7 +873,7 @@
                 <w:noProof/>
                 <w:webHidden/>
               </w:rPr>
-              <w:instrText xml:space="preserve"> PAGEREF _Toc226026301 \h </w:instrText>
+              <w:instrText xml:space="preserve"> PAGEREF _Toc226057045 \h </w:instrText>
             </w:r>
             <w:r>
               <w:rPr>
@@ -919,7 +919,7 @@
               <w14:ligatures w14:val="standardContextual"/>
             </w:rPr>
           </w:pPr>
-          <w:hyperlink w:anchor="_Toc226026302" w:history="1">
+          <w:hyperlink w:anchor="_Toc226057046" w:history="1">
             <w:r>
               <w:rPr>
                 <w:rStyle w:val="aff9"/>
@@ -946,7 +946,7 @@
                 <w:noProof/>
                 <w:webHidden/>
               </w:rPr>
-              <w:instrText xml:space="preserve"> PAGEREF _Toc226026302 \h </w:instrText>
+              <w:instrText xml:space="preserve"> PAGEREF _Toc226057046 \h </w:instrText>
             </w:r>
             <w:r>
               <w:rPr>
@@ -966,7 +966,7 @@
                 <w:noProof/>
                 <w:webHidden/>
               </w:rPr>
-              <w:t>6</w:t>
+              <w:t>7</w:t>
             </w:r>
             <w:r>
               <w:rPr>
@@ -991,7 +991,7 @@
               <w14:ligatures w14:val="standardContextual"/>
             </w:rPr>
           </w:pPr>
-          <w:hyperlink w:anchor="_Toc226026303" w:history="1">
+          <w:hyperlink w:anchor="_Toc226057047" w:history="1">
             <w:r>
               <w:rPr>
                 <w:rStyle w:val="aff9"/>
@@ -1018,7 +1018,7 @@
                 <w:noProof/>
                 <w:webHidden/>
               </w:rPr>
-              <w:instrText xml:space="preserve"> PAGEREF _Toc226026303 \h </w:instrText>
+              <w:instrText xml:space="preserve"> PAGEREF _Toc226057047 \h </w:instrText>
             </w:r>
             <w:r>
               <w:rPr>
@@ -1038,7 +1038,7 @@
                 <w:noProof/>
                 <w:webHidden/>
               </w:rPr>
-              <w:t>7</w:t>
+              <w:t>8</w:t>
             </w:r>
             <w:r>
               <w:rPr>
@@ -1064,7 +1064,7 @@
               <w14:ligatures w14:val="standardContextual"/>
             </w:rPr>
           </w:pPr>
-          <w:hyperlink w:anchor="_Toc226026304" w:history="1">
+          <w:hyperlink w:anchor="_Toc226057048" w:history="1">
             <w:r>
               <w:rPr>
                 <w:rStyle w:val="aff9"/>
@@ -1091,7 +1091,7 @@
                 <w:noProof/>
                 <w:webHidden/>
               </w:rPr>
-              <w:instrText xml:space="preserve"> PAGEREF _Toc226026304 \h </w:instrText>
+              <w:instrText xml:space="preserve"> PAGEREF _Toc226057048 \h </w:instrText>
             </w:r>
             <w:r>
               <w:rPr>
@@ -1111,7 +1111,7 @@
                 <w:noProof/>
                 <w:webHidden/>
               </w:rPr>
-              <w:t>7</w:t>
+              <w:t>8</w:t>
             </w:r>
             <w:r>
               <w:rPr>
@@ -1137,7 +1137,7 @@
               <w14:ligatures w14:val="standardContextual"/>
             </w:rPr>
           </w:pPr>
-          <w:hyperlink w:anchor="_Toc226026305" w:history="1">
+          <w:hyperlink w:anchor="_Toc226057049" w:history="1">
             <w:r>
               <w:rPr>
                 <w:rStyle w:val="aff9"/>
@@ -1164,7 +1164,7 @@
                 <w:noProof/>
                 <w:webHidden/>
               </w:rPr>
-              <w:instrText xml:space="preserve"> PAGEREF _Toc226026305 \h </w:instrText>
+              <w:instrText xml:space="preserve"> PAGEREF _Toc226057049 \h </w:instrText>
             </w:r>
             <w:r>
               <w:rPr>
@@ -1184,7 +1184,7 @@
                 <w:noProof/>
                 <w:webHidden/>
               </w:rPr>
-              <w:t>7</w:t>
+              <w:t>9</w:t>
             </w:r>
             <w:r>
               <w:rPr>
@@ -1210,7 +1210,7 @@
               <w14:ligatures w14:val="standardContextual"/>
             </w:rPr>
           </w:pPr>
-          <w:hyperlink w:anchor="_Toc226026306" w:history="1">
+          <w:hyperlink w:anchor="_Toc226057050" w:history="1">
             <w:r>
               <w:rPr>
                 <w:rStyle w:val="aff9"/>
@@ -1237,7 +1237,7 @@
                 <w:noProof/>
                 <w:webHidden/>
               </w:rPr>
-              <w:instrText xml:space="preserve"> PAGEREF _Toc226026306 \h </w:instrText>
+              <w:instrText xml:space="preserve"> PAGEREF _Toc226057050 \h </w:instrText>
             </w:r>
             <w:r>
               <w:rPr>
@@ -1257,7 +1257,7 @@
                 <w:noProof/>
                 <w:webHidden/>
               </w:rPr>
-              <w:t>7</w:t>
+              <w:t>9</w:t>
             </w:r>
             <w:r>
               <w:rPr>
@@ -1283,7 +1283,7 @@
               <w14:ligatures w14:val="standardContextual"/>
             </w:rPr>
           </w:pPr>
-          <w:hyperlink w:anchor="_Toc226026307" w:history="1">
+          <w:hyperlink w:anchor="_Toc226057051" w:history="1">
             <w:r>
               <w:rPr>
                 <w:rStyle w:val="aff9"/>
@@ -1310,7 +1310,7 @@
                 <w:noProof/>
                 <w:webHidden/>
               </w:rPr>
-              <w:instrText xml:space="preserve"> PAGEREF _Toc226026307 \h </w:instrText>
+              <w:instrText xml:space="preserve"> PAGEREF _Toc226057051 \h </w:instrText>
             </w:r>
             <w:r>
               <w:rPr>
@@ -1330,7 +1330,7 @@
                 <w:noProof/>
                 <w:webHidden/>
               </w:rPr>
-              <w:t>8</w:t>
+              <w:t>9</w:t>
             </w:r>
             <w:r>
               <w:rPr>
@@ -1356,7 +1356,7 @@
               <w14:ligatures w14:val="standardContextual"/>
             </w:rPr>
           </w:pPr>
-          <w:hyperlink w:anchor="_Toc226026308" w:history="1">
+          <w:hyperlink w:anchor="_Toc226057052" w:history="1">
             <w:r>
               <w:rPr>
                 <w:rStyle w:val="aff9"/>
@@ -1383,7 +1383,7 @@
                 <w:noProof/>
                 <w:webHidden/>
               </w:rPr>
-              <w:instrText xml:space="preserve"> PAGEREF _Toc226026308 \h </w:instrText>
+              <w:instrText xml:space="preserve"> PAGEREF _Toc226057052 \h </w:instrText>
             </w:r>
             <w:r>
               <w:rPr>
@@ -1403,7 +1403,7 @@
                 <w:noProof/>
                 <w:webHidden/>
               </w:rPr>
-              <w:t>8</w:t>
+              <w:t>10</w:t>
             </w:r>
             <w:r>
               <w:rPr>
@@ -1429,7 +1429,7 @@
               <w14:ligatures w14:val="standardContextual"/>
             </w:rPr>
           </w:pPr>
-          <w:hyperlink w:anchor="_Toc226026309" w:history="1">
+          <w:hyperlink w:anchor="_Toc226057053" w:history="1">
             <w:r>
               <w:rPr>
                 <w:rStyle w:val="aff9"/>
@@ -1456,7 +1456,7 @@
                 <w:noProof/>
                 <w:webHidden/>
               </w:rPr>
-              <w:instrText xml:space="preserve"> PAGEREF _Toc226026309 \h </w:instrText>
+              <w:instrText xml:space="preserve"> PAGEREF _Toc226057053 \h </w:instrText>
             </w:r>
             <w:r>
               <w:rPr>
@@ -1476,7 +1476,7 @@
                 <w:noProof/>
                 <w:webHidden/>
               </w:rPr>
-              <w:t>9</w:t>
+              <w:t>10</w:t>
             </w:r>
             <w:r>
               <w:rPr>
@@ -1501,7 +1501,7 @@
               <w14:ligatures w14:val="standardContextual"/>
             </w:rPr>
           </w:pPr>
-          <w:hyperlink w:anchor="_Toc226026310" w:history="1">
+          <w:hyperlink w:anchor="_Toc226057054" w:history="1">
             <w:r>
               <w:rPr>
                 <w:rStyle w:val="aff9"/>
@@ -1528,7 +1528,7 @@
                 <w:noProof/>
                 <w:webHidden/>
               </w:rPr>
-              <w:instrText xml:space="preserve"> PAGEREF _Toc226026310 \h </w:instrText>
+              <w:instrText xml:space="preserve"> PAGEREF _Toc226057054 \h </w:instrText>
             </w:r>
             <w:r>
               <w:rPr>
@@ -1548,7 +1548,7 @@
                 <w:noProof/>
                 <w:webHidden/>
               </w:rPr>
-              <w:t>9</w:t>
+              <w:t>10</w:t>
             </w:r>
             <w:r>
               <w:rPr>
@@ -1607,7 +1607,7 @@
       <w:pPr>
         <w:pStyle w:val="1"/>
       </w:pPr>
-      <w:bookmarkStart w:id="0" w:name="_Toc226026291"/>
+      <w:bookmarkStart w:id="0" w:name="_Toc226057035"/>
       <w:r>
         <w:lastRenderedPageBreak/>
         <w:t>Introduction</w:t>
@@ -1667,7 +1667,7 @@
       <w:pPr>
         <w:pStyle w:val="1"/>
       </w:pPr>
-      <w:bookmarkStart w:id="1" w:name="_Toc226026292"/>
+      <w:bookmarkStart w:id="1" w:name="_Toc226057036"/>
       <w:r>
         <w:t>1  Dataset Description</w:t>
       </w:r>
@@ -2352,7 +2352,7 @@
       <w:pPr>
         <w:pStyle w:val="1"/>
       </w:pPr>
-      <w:bookmarkStart w:id="2" w:name="_Toc226026293"/>
+      <w:bookmarkStart w:id="2" w:name="_Toc226057037"/>
       <w:r>
         <w:lastRenderedPageBreak/>
         <w:t>2  Exploratory Data Analysis</w:t>
@@ -2363,7 +2363,7 @@
       <w:pPr>
         <w:pStyle w:val="21"/>
       </w:pPr>
-      <w:bookmarkStart w:id="3" w:name="_Toc226026294"/>
+      <w:bookmarkStart w:id="3" w:name="_Toc226057038"/>
       <w:r>
         <w:t>2.1  Class Distribution</w:t>
       </w:r>
@@ -2624,7 +2624,7 @@
       <w:pPr>
         <w:pStyle w:val="21"/>
       </w:pPr>
-      <w:bookmarkStart w:id="4" w:name="_Toc226026295"/>
+      <w:bookmarkStart w:id="4" w:name="_Toc226057039"/>
       <w:r>
         <w:t>2.2  Feature Distributions and Skewness</w:t>
       </w:r>
@@ -3127,6 +3127,10 @@
       <w:pPr>
         <w:spacing w:before="40"/>
         <w:jc w:val="center"/>
+        <w:rPr>
+          <w:rFonts w:eastAsia="宋体" w:hint="eastAsia"/>
+          <w:lang w:eastAsia="zh-CN"/>
+        </w:rPr>
       </w:pPr>
       <w:r>
         <w:rPr>
@@ -3137,12 +3141,11 @@
         <w:t>Table 3 — Skewness of numerical features and applied log1p transformations.</w:t>
       </w:r>
     </w:p>
-    <w:p/>
     <w:p>
       <w:pPr>
         <w:pStyle w:val="21"/>
       </w:pPr>
-      <w:bookmarkStart w:id="5" w:name="_Toc226026296"/>
+      <w:bookmarkStart w:id="5" w:name="_Toc226057040"/>
       <w:r>
         <w:t>2.3  Feature Quality Analysis</w:t>
       </w:r>
@@ -3152,35 +3155,7 @@
       <w:pPr>
         <w:spacing w:after="120"/>
       </w:pPr>
-      <w:r/>
       <w:r>
-        <w:rPr>
-          <w:b/>
-        </w:rPr>
-      </w:r>
-      <w:r/>
-      <w:r>
-        <w:rPr>
-          <w:b/>
-        </w:rPr>
-      </w:r>
-      <w:r/>
-      <w:r>
-        <w:rPr>
-          <w:b/>
-        </w:rPr>
-      </w:r>
-      <w:r/>
-      <w:r>
-        <w:rPr>
-          <w:b/>
-        </w:rPr>
-      </w:r>
-      <w:r/>
-      <w:r>
-        <w:rPr>
-          <w:sz w:val="22"/>
-        </w:rPr>
         <w:t>A key finding of our EDA is that most features have very low predictive power for the outcome. We computed Spearman rank correlations</w:t>
       </w:r>
       <w:r>
@@ -3191,9 +3166,6 @@
         <w:t>*</w:t>
       </w:r>
       <w:r>
-        <w:rPr>
-          <w:sz w:val="22"/>
-        </w:rPr>
         <w:t xml:space="preserve"> between each numerical feature and the target (encoded ordinally). The results, shown in Table 4, reveal that only revenue_million (r = −0.34) and product_traction_users (r = −0.32) carry meaningful signal. The remaining five features — notably market_size_billion (r = 0.001) and burn_rate_million (r = −0.001) — are essentially noise.</w:t>
       </w:r>
     </w:p>
@@ -3648,21 +3620,7 @@
           <w:color w:val="646464"/>
           <w:sz w:val="18"/>
         </w:rPr>
-        <w:lastRenderedPageBreak/>
         <w:t>Table 4 — Spearman correlation of each feature with the target variable.</w:t>
-      </w:r>
-    </w:p>
-    <w:p>
-      <w:pPr>
-        <w:spacing w:before="0" w:after="6"/>
-      </w:pPr>
-      <w:r>
-        <w:rPr>
-          <w:sz w:val="18"/>
-          <w:szCs w:val="18"/>
-          <w:color w:val="666666"/>
-        </w:rPr>
-        <w:t>* Spearman rank correlation measures monotonic association between a numerical feature and the ordinally-encoded target. Unlike Pearson, it does not assume a linear relationship, making it more appropriate when the target is a categorical variable encoded as integers.</w:t>
       </w:r>
     </w:p>
     <w:p>
@@ -3670,6 +3628,7 @@
         <w:spacing w:after="120"/>
       </w:pPr>
       <w:r>
+        <w:lastRenderedPageBreak/>
         <w:t>Furthermore, the maximum inter-feature Pearson correlation is 0.714 (between revenue_million and product_traction_users), but most pairs are near zero. This absence of natural structure limits the discriminative power of all models trained on this data.</w:t>
       </w:r>
     </w:p>
@@ -3678,7 +3637,7 @@
       <w:pPr>
         <w:pStyle w:val="1"/>
       </w:pPr>
-      <w:bookmarkStart w:id="6" w:name="_Toc226026297"/>
+      <w:bookmarkStart w:id="6" w:name="_Toc226057041"/>
       <w:r>
         <w:t>3  Preprocessing</w:t>
       </w:r>
@@ -3720,7 +3679,7 @@
       <w:pPr>
         <w:pStyle w:val="1"/>
       </w:pPr>
-      <w:bookmarkStart w:id="7" w:name="_Toc226026298"/>
+      <w:bookmarkStart w:id="7" w:name="_Toc226057042"/>
       <w:r>
         <w:t>4  Supervised Learning</w:t>
       </w:r>
@@ -3731,9 +3690,6 @@
         <w:spacing w:after="120"/>
       </w:pPr>
       <w:r>
-        <w:rPr>
-          <w:sz w:val="22"/>
-        </w:rPr>
         <w:t>We evaluated four classifiers: k-Nearest Neighbours (k-NN), Decision Tree, Logistic Regression, and Linear Discriminant Analysis (LDA). k-NN and Decision Tree were tuned via GridSearchCV with 5-fold StratifiedKFold. Logistic Regression and LDA were evaluated directly with cross_val_score (no hyperparameter grid), following the course approach: LR uses max_iter=1000 with default regularisation, LDA has no critical hyperparameters.</w:t>
       </w:r>
     </w:p>
@@ -3741,7 +3697,7 @@
       <w:pPr>
         <w:pStyle w:val="21"/>
       </w:pPr>
-      <w:bookmarkStart w:id="8" w:name="_Toc226026299"/>
+      <w:bookmarkStart w:id="8" w:name="_Toc226057043"/>
       <w:r>
         <w:t>4.1  Hyperparameter Tuning</w:t>
       </w:r>
@@ -4038,12 +3994,30 @@
           <w:p>
             <w:pPr>
               <w:jc w:val="center"/>
+              <w:rPr>
+                <w:rFonts w:eastAsia="宋体" w:hint="eastAsia"/>
+                <w:lang w:eastAsia="zh-CN"/>
+              </w:rPr>
             </w:pPr>
             <w:r>
               <w:rPr>
                 <w:sz w:val="20"/>
               </w:rPr>
               <w:t>0.7300</w:t>
+            </w:r>
+            <w:r>
+              <w:rPr>
+                <w:rFonts w:eastAsia="宋体" w:hint="eastAsia"/>
+                <w:sz w:val="20"/>
+                <w:lang w:eastAsia="zh-CN"/>
+              </w:rPr>
+              <w:t xml:space="preserve"> </w:t>
+            </w:r>
+            <w:r>
+              <w:rPr>
+                <w:sz w:val="20"/>
+              </w:rPr>
+              <w:t>✓</w:t>
             </w:r>
           </w:p>
         </w:tc>
@@ -4141,56 +4115,45 @@
         </w:rPr>
       </w:pPr>
       <w:r>
-        <w:rPr>
-          <w:sz w:val="22"/>
-        </w:rPr>
         <w:t>A notable finding is that the best k for k-NN reached the upper boundary of the search grid (k = 201), even after extending the grid to 201. This indicates that k-NN performs best with maximal smoothing — a strong signal that the data has no meaningful local neighbourhood structure, consistent with the synthetic nature of the dataset.</w:t>
-      </w:r>
-      <w:r>
-        <w:rPr>
-          <w:rFonts w:eastAsia="宋体" w:hint="eastAsia"/>
-          <w:lang w:eastAsia="zh-CN"/>
-        </w:rPr>
       </w:r>
     </w:p>
     <w:p/>
     <w:p>
       <w:pPr>
+        <w:spacing w:before="20" w:after="120"/>
         <w:jc w:val="center"/>
-        <w:spacing w:before="20" w:after="120"/>
+        <w:rPr>
+          <w:rFonts w:eastAsia="宋体"/>
+          <w:i/>
+          <w:color w:val="646464"/>
+          <w:sz w:val="18"/>
+          <w:szCs w:val="18"/>
+          <w:lang w:eastAsia="zh-CN"/>
+        </w:rPr>
       </w:pPr>
       <w:r>
         <w:rPr>
-          <w:i/>
-          <w:sz w:val="18"/>
-          <w:szCs w:val="18"/>
-          <w:color w:val="646464"/>
+          <w:noProof/>
         </w:rPr>
-        <w:t>Figure 2 — CV accuracy comparison for all four tuned models (5-fold StratifiedKFold).</w:t>
-      </w:r>
-    </w:p>
-    <w:p>
-      <w:pPr>
-        <w:jc w:val="center"/>
-        <w:jc w:val="center"/>
-      </w:pPr>
-      <w:r>
+        <w:lastRenderedPageBreak/>
         <w:drawing>
-          <wp:inline xmlns:a="http://schemas.openxmlformats.org/drawingml/2006/main" xmlns:pic="http://schemas.openxmlformats.org/drawingml/2006/picture">
+          <wp:inline distT="0" distB="0" distL="0" distR="0" wp14:anchorId="76D6668C" wp14:editId="1A28F9B4">
             <wp:extent cx="5029200" cy="2767570"/>
+            <wp:effectExtent l="0" t="0" r="0" b="0"/>
             <wp:docPr id="2" name="Picture 2"/>
             <wp:cNvGraphicFramePr>
-              <a:graphicFrameLocks noChangeAspect="1"/>
+              <a:graphicFrameLocks xmlns:a="http://schemas.openxmlformats.org/drawingml/2006/main" noChangeAspect="1"/>
             </wp:cNvGraphicFramePr>
-            <a:graphic>
+            <a:graphic xmlns:a="http://schemas.openxmlformats.org/drawingml/2006/main">
               <a:graphicData uri="http://schemas.openxmlformats.org/drawingml/2006/picture">
-                <pic:pic>
+                <pic:pic xmlns:pic="http://schemas.openxmlformats.org/drawingml/2006/picture">
                   <pic:nvPicPr>
                     <pic:cNvPr id="0" name="model_comparison.png"/>
                     <pic:cNvPicPr/>
                   </pic:nvPicPr>
                   <pic:blipFill>
-                    <a:blip r:embed="rId12"/>
+                    <a:blip r:embed="rId8"/>
                     <a:stretch>
                       <a:fillRect/>
                     </a:stretch>
@@ -4200,7 +4163,9 @@
                       <a:off x="0" y="0"/>
                       <a:ext cx="5029200" cy="2767570"/>
                     </a:xfrm>
-                    <a:prstGeom prst="rect"/>
+                    <a:prstGeom prst="rect">
+                      <a:avLst/>
+                    </a:prstGeom>
                   </pic:spPr>
                 </pic:pic>
               </a:graphicData>
@@ -4208,14 +4173,62 @@
           </wp:inline>
         </w:drawing>
       </w:r>
+      <w:r>
+        <w:rPr>
+          <w:i/>
+          <w:color w:val="646464"/>
+          <w:sz w:val="18"/>
+          <w:szCs w:val="18"/>
+        </w:rPr>
+        <w:t xml:space="preserve"> </w:t>
+      </w:r>
+    </w:p>
+    <w:p>
+      <w:pPr>
+        <w:spacing w:before="20" w:after="120"/>
+        <w:jc w:val="center"/>
+      </w:pPr>
+      <w:r>
+        <w:rPr>
+          <w:i/>
+          <w:color w:val="646464"/>
+          <w:sz w:val="18"/>
+          <w:szCs w:val="18"/>
+        </w:rPr>
+        <w:t xml:space="preserve">Figure </w:t>
+      </w:r>
+      <w:r>
+        <w:rPr>
+          <w:rFonts w:eastAsia="宋体" w:hint="eastAsia"/>
+          <w:i/>
+          <w:color w:val="646464"/>
+          <w:sz w:val="18"/>
+          <w:szCs w:val="18"/>
+          <w:lang w:eastAsia="zh-CN"/>
+        </w:rPr>
+        <w:t>1</w:t>
+      </w:r>
+      <w:r>
+        <w:rPr>
+          <w:i/>
+          <w:color w:val="646464"/>
+          <w:sz w:val="18"/>
+          <w:szCs w:val="18"/>
+        </w:rPr>
+        <w:t xml:space="preserve"> — CV accuracy comparison for all four tuned models (5-fold StratifiedKFold).</w:t>
+      </w:r>
+    </w:p>
+    <w:p>
+      <w:pPr>
+        <w:jc w:val="center"/>
+      </w:pPr>
     </w:p>
     <w:p>
       <w:pPr>
         <w:pStyle w:val="21"/>
       </w:pPr>
-      <w:bookmarkStart w:id="9" w:name="_Toc226026300"/>
+      <w:bookmarkStart w:id="9" w:name="_Toc226057044"/>
       <w:r>
-        <w:lastRenderedPageBreak/>
         <w:t>4.2  Model Comparison</w:t>
       </w:r>
       <w:bookmarkEnd w:id="9"/>
@@ -4242,7 +4255,7 @@
       <w:pPr>
         <w:pStyle w:val="21"/>
       </w:pPr>
-      <w:bookmarkStart w:id="10" w:name="_Toc226026301"/>
+      <w:bookmarkStart w:id="10" w:name="_Toc226057045"/>
       <w:r>
         <w:t>4.3  Final Model Evaluation — Logistic Regression</w:t>
       </w:r>
@@ -4897,25 +4910,28 @@
     <w:p>
       <w:pPr>
         <w:jc w:val="center"/>
-        <w:jc w:val="center"/>
       </w:pPr>
       <w:r>
+        <w:rPr>
+          <w:noProof/>
+        </w:rPr>
         <w:drawing>
-          <wp:inline xmlns:a="http://schemas.openxmlformats.org/drawingml/2006/main" xmlns:pic="http://schemas.openxmlformats.org/drawingml/2006/picture">
+          <wp:inline distT="0" distB="0" distL="0" distR="0" wp14:anchorId="31003726" wp14:editId="70506E97">
             <wp:extent cx="5029200" cy="3739989"/>
+            <wp:effectExtent l="0" t="0" r="0" b="0"/>
             <wp:docPr id="1" name="Picture 1"/>
             <wp:cNvGraphicFramePr>
-              <a:graphicFrameLocks noChangeAspect="1"/>
+              <a:graphicFrameLocks xmlns:a="http://schemas.openxmlformats.org/drawingml/2006/main" noChangeAspect="1"/>
             </wp:cNvGraphicFramePr>
-            <a:graphic>
+            <a:graphic xmlns:a="http://schemas.openxmlformats.org/drawingml/2006/main">
               <a:graphicData uri="http://schemas.openxmlformats.org/drawingml/2006/picture">
-                <pic:pic>
+                <pic:pic xmlns:pic="http://schemas.openxmlformats.org/drawingml/2006/picture">
                   <pic:nvPicPr>
                     <pic:cNvPr id="0" name="roc_3class.png"/>
                     <pic:cNvPicPr/>
                   </pic:nvPicPr>
                   <pic:blipFill>
-                    <a:blip r:embed="rId11"/>
+                    <a:blip r:embed="rId9"/>
                     <a:stretch>
                       <a:fillRect/>
                     </a:stretch>
@@ -4925,7 +4941,9 @@
                       <a:off x="0" y="0"/>
                       <a:ext cx="5029200" cy="3739989"/>
                     </a:xfrm>
-                    <a:prstGeom prst="rect"/>
+                    <a:prstGeom prst="rect">
+                      <a:avLst/>
+                    </a:prstGeom>
                   </pic:spPr>
                 </pic:pic>
               </a:graphicData>
@@ -4936,24 +4954,44 @@
     </w:p>
     <w:p>
       <w:pPr>
+        <w:spacing w:before="20" w:after="120"/>
         <w:jc w:val="center"/>
-        <w:spacing w:before="20" w:after="120"/>
       </w:pPr>
       <w:r>
         <w:rPr>
           <w:i/>
+          <w:color w:val="646464"/>
           <w:sz w:val="18"/>
           <w:szCs w:val="18"/>
+        </w:rPr>
+        <w:t xml:space="preserve">Figure </w:t>
+      </w:r>
+      <w:r>
+        <w:rPr>
+          <w:rFonts w:eastAsia="宋体" w:hint="eastAsia"/>
+          <w:i/>
           <w:color w:val="646464"/>
+          <w:sz w:val="18"/>
+          <w:szCs w:val="18"/>
+          <w:lang w:eastAsia="zh-CN"/>
         </w:rPr>
-        <w:t>Figure 1 — ROC Curves (One-vs-Rest) for Logistic Regression on the 3-class test set.</w:t>
+        <w:t>2</w:t>
+      </w:r>
+      <w:r>
+        <w:rPr>
+          <w:i/>
+          <w:color w:val="646464"/>
+          <w:sz w:val="18"/>
+          <w:szCs w:val="18"/>
+        </w:rPr>
+        <w:t xml:space="preserve"> — ROC Curves (One-vs-Rest) for Logistic Regression on the 3-class test set.</w:t>
       </w:r>
     </w:p>
     <w:p>
       <w:pPr>
         <w:pStyle w:val="21"/>
       </w:pPr>
-      <w:bookmarkStart w:id="11" w:name="_Toc226026302"/>
+      <w:bookmarkStart w:id="11" w:name="_Toc226057046"/>
       <w:r>
         <w:t>4.4  Binary Classification — Failure vs Acquisition</w:t>
       </w:r>
@@ -5273,12 +5311,20 @@
     <w:p>
       <w:pPr>
         <w:spacing w:after="120"/>
+        <w:rPr>
+          <w:rFonts w:eastAsia="宋体"/>
+          <w:lang w:eastAsia="zh-CN"/>
+        </w:rPr>
       </w:pPr>
-      <w:r>
+    </w:p>
+    <w:p>
+      <w:pPr>
+        <w:spacing w:after="120"/>
         <w:rPr>
-          <w:sz w:val="22"/>
+          <w:rFonts w:eastAsia="宋体" w:hint="eastAsia"/>
+          <w:lang w:eastAsia="zh-CN"/>
         </w:rPr>
-      </w:r>
+      </w:pPr>
     </w:p>
     <w:tbl>
       <w:tblPr>
@@ -5485,7 +5531,6 @@
               <w:rPr>
                 <w:sz w:val="20"/>
               </w:rPr>
-              <w:lastRenderedPageBreak/>
               <w:t>Failure</w:t>
             </w:r>
           </w:p>
@@ -5745,47 +5790,45 @@
         <w:spacing w:after="120"/>
       </w:pPr>
       <w:r>
+        <w:lastRenderedPageBreak/>
         <w:t>Removing IPO raises the macro F1 from 0.584 to 0.737, confirming that class imbalance was the primary bottleneck in the 3-class setting. The ROC curve yields AUC = 0.816, indicating good discriminative power between Failure and Acquisition.</w:t>
       </w:r>
     </w:p>
     <w:p/>
     <w:p>
       <w:pPr>
+        <w:spacing w:before="20" w:after="120"/>
         <w:jc w:val="center"/>
-        <w:spacing w:before="20" w:after="120"/>
+        <w:rPr>
+          <w:rFonts w:eastAsia="宋体"/>
+          <w:i/>
+          <w:color w:val="646464"/>
+          <w:sz w:val="18"/>
+          <w:szCs w:val="18"/>
+          <w:lang w:eastAsia="zh-CN"/>
+        </w:rPr>
       </w:pPr>
       <w:r>
         <w:rPr>
-          <w:i/>
-          <w:sz w:val="18"/>
-          <w:szCs w:val="18"/>
-          <w:color w:val="646464"/>
+          <w:noProof/>
         </w:rPr>
-        <w:t>Figure 3 — ROC Curve for binary Logistic Regression (Acquisition vs Failure), AUC = 0.8163.</w:t>
-      </w:r>
-    </w:p>
-    <w:p>
-      <w:pPr>
-        <w:jc w:val="center"/>
-        <w:jc w:val="center"/>
-      </w:pPr>
-      <w:r>
         <w:drawing>
-          <wp:inline xmlns:a="http://schemas.openxmlformats.org/drawingml/2006/main" xmlns:pic="http://schemas.openxmlformats.org/drawingml/2006/picture">
+          <wp:inline distT="0" distB="0" distL="0" distR="0" wp14:anchorId="58AF8320" wp14:editId="60464E98">
             <wp:extent cx="5029200" cy="3722970"/>
+            <wp:effectExtent l="0" t="0" r="0" b="0"/>
             <wp:docPr id="3" name="Picture 3"/>
             <wp:cNvGraphicFramePr>
-              <a:graphicFrameLocks noChangeAspect="1"/>
+              <a:graphicFrameLocks xmlns:a="http://schemas.openxmlformats.org/drawingml/2006/main" noChangeAspect="1"/>
             </wp:cNvGraphicFramePr>
-            <a:graphic>
+            <a:graphic xmlns:a="http://schemas.openxmlformats.org/drawingml/2006/main">
               <a:graphicData uri="http://schemas.openxmlformats.org/drawingml/2006/picture">
-                <pic:pic>
+                <pic:pic xmlns:pic="http://schemas.openxmlformats.org/drawingml/2006/picture">
                   <pic:nvPicPr>
                     <pic:cNvPr id="0" name="roc_binary.png"/>
                     <pic:cNvPicPr/>
                   </pic:nvPicPr>
                   <pic:blipFill>
-                    <a:blip r:embed="rId13"/>
+                    <a:blip r:embed="rId10"/>
                     <a:stretch>
                       <a:fillRect/>
                     </a:stretch>
@@ -5795,7 +5838,9 @@
                       <a:off x="0" y="0"/>
                       <a:ext cx="5029200" cy="3722970"/>
                     </a:xfrm>
-                    <a:prstGeom prst="rect"/>
+                    <a:prstGeom prst="rect">
+                      <a:avLst/>
+                    </a:prstGeom>
                   </pic:spPr>
                 </pic:pic>
               </a:graphicData>
@@ -5803,12 +5848,41 @@
           </wp:inline>
         </w:drawing>
       </w:r>
+      <w:r>
+        <w:rPr>
+          <w:i/>
+          <w:color w:val="646464"/>
+          <w:sz w:val="18"/>
+          <w:szCs w:val="18"/>
+        </w:rPr>
+        <w:t xml:space="preserve"> </w:t>
+      </w:r>
+    </w:p>
+    <w:p>
+      <w:pPr>
+        <w:spacing w:before="20" w:after="120"/>
+        <w:jc w:val="center"/>
+      </w:pPr>
+      <w:r>
+        <w:rPr>
+          <w:i/>
+          <w:color w:val="646464"/>
+          <w:sz w:val="18"/>
+          <w:szCs w:val="18"/>
+        </w:rPr>
+        <w:t>Figure 3 — ROC Curve for binary Logistic Regression (Acquisition vs Failure), AUC = 0.8163.</w:t>
+      </w:r>
+    </w:p>
+    <w:p>
+      <w:pPr>
+        <w:jc w:val="center"/>
+      </w:pPr>
     </w:p>
     <w:p>
       <w:pPr>
         <w:pStyle w:val="1"/>
       </w:pPr>
-      <w:bookmarkStart w:id="12" w:name="_Toc226026303"/>
+      <w:bookmarkStart w:id="12" w:name="_Toc226057047"/>
       <w:r>
         <w:t>5  Unsupervised Learning</w:t>
       </w:r>
@@ -5827,7 +5901,7 @@
       <w:pPr>
         <w:pStyle w:val="21"/>
       </w:pPr>
-      <w:bookmarkStart w:id="13" w:name="_Toc226026304"/>
+      <w:bookmarkStart w:id="13" w:name="_Toc226057048"/>
       <w:r>
         <w:t>5.1  PCA — Variance Analysis</w:t>
       </w:r>
@@ -6088,7 +6162,7 @@
       <w:pPr>
         <w:pStyle w:val="21"/>
       </w:pPr>
-      <w:bookmarkStart w:id="14" w:name="_Toc226026305"/>
+      <w:bookmarkStart w:id="14" w:name="_Toc226057049"/>
       <w:r>
         <w:t>5.2  Choosing k — Comparing k=2 and k=3</w:t>
       </w:r>
@@ -6304,7 +6378,7 @@
       <w:pPr>
         <w:pStyle w:val="21"/>
       </w:pPr>
-      <w:bookmarkStart w:id="15" w:name="_Toc226026306"/>
+      <w:bookmarkStart w:id="15" w:name="_Toc226057050"/>
       <w:r>
         <w:t>5.3  Cluster Profiles</w:t>
       </w:r>
@@ -6348,7 +6422,6 @@
                 <w:b/>
                 <w:sz w:val="20"/>
               </w:rPr>
-              <w:lastRenderedPageBreak/>
               <w:t>Feature</w:t>
             </w:r>
           </w:p>
@@ -6911,12 +6984,19 @@
         <w:t>The clusters are differentiated almost exclusively by revenue and product traction. team_size, market_size_billion, burn_rate_million, and funding_rounds are nearly identical across all three clusters, confirming they carry no structural information.</w:t>
       </w:r>
     </w:p>
-    <w:p/>
+    <w:p>
+      <w:pPr>
+        <w:rPr>
+          <w:rFonts w:eastAsia="宋体" w:hint="eastAsia"/>
+          <w:lang w:eastAsia="zh-CN"/>
+        </w:rPr>
+      </w:pPr>
+    </w:p>
     <w:p>
       <w:pPr>
         <w:pStyle w:val="21"/>
       </w:pPr>
-      <w:bookmarkStart w:id="16" w:name="_Toc226026307"/>
+      <w:bookmarkStart w:id="16" w:name="_Toc226057051"/>
       <w:r>
         <w:t>5.4  Cluster Archetypes</w:t>
       </w:r>
@@ -7309,6 +7389,7 @@
         <w:spacing w:after="120"/>
       </w:pPr>
       <w:r>
+        <w:lastRenderedPageBreak/>
         <w:t>This interpretation is independent of the outcome labels and has its own business logic: the feature space naturally separates companies by their revenue level and traction, which reflects their development stage. Note that K-Means clusters do not correspond one-to-one with the outcome classes — this would only be possible if the features perfectly predicted the outcome, which they do not (synthetic data limitation).</w:t>
       </w:r>
     </w:p>
@@ -7317,7 +7398,7 @@
       <w:pPr>
         <w:pStyle w:val="21"/>
       </w:pPr>
-      <w:bookmarkStart w:id="17" w:name="_Toc226026308"/>
+      <w:bookmarkStart w:id="17" w:name="_Toc226057052"/>
       <w:r>
         <w:t>5.5  k=2 vs Failure / Non-Failure</w:t>
       </w:r>
@@ -7583,7 +7664,7 @@
       <w:pPr>
         <w:pStyle w:val="21"/>
       </w:pPr>
-      <w:bookmarkStart w:id="18" w:name="_Toc226026309"/>
+      <w:bookmarkStart w:id="18" w:name="_Toc226057053"/>
       <w:r>
         <w:t>5.6  Hierarchical Clustering</w:t>
       </w:r>
@@ -7610,7 +7691,7 @@
       <w:pPr>
         <w:pStyle w:val="1"/>
       </w:pPr>
-      <w:bookmarkStart w:id="19" w:name="_Toc226026310"/>
+      <w:bookmarkStart w:id="19" w:name="_Toc226057054"/>
       <w:r>
         <w:t>6  Conclusion</w:t>
       </w:r>
@@ -7621,9 +7702,6 @@
         <w:spacing w:after="120"/>
       </w:pPr>
       <w:r>
-        <w:rPr>
-          <w:sz w:val="22"/>
-        </w:rPr>
         <w:t>Supervised learning (3-class): Logistic Regression achieves the best CV and test accuracy (CV = 73.00%, test = 72.90%), closely followed by LDA (72.58%) and Decision Tree (71.98%). The narrow gap between models (&lt; 2 pp) reflects the dataset's weak feature-target correlations rather than model capacity. The macro F1 of 0.584 is dragged down by the near-unlearnable IPO class (2.1% of data, recall = 0.19), which the model almost never predicts. Binary classification (Failure vs Acquisition): removing the 2,055 IPO samples and retraining on the remaining 97,945 samples raises macro F1 from 0.584 to 0.737 and ROC AUC to 0.816. All four models improve, with LR again performing best (CV = 74.26%). This confirms that class imbalance — not model architecture — was the primary bottleneck in the 3-class setting.</w:t>
       </w:r>
     </w:p>
@@ -7632,14 +7710,7 @@
         <w:spacing w:after="120"/>
       </w:pPr>
       <w:r>
-        <w:t>Supervised learning (3-class): Logistic Regression achieves the best test accuracy (72.90%), with a macro F1 of 0.584 dragged down by the near-unlearnable IPO class (2.1% of data, recall = 0.19). Removing IPO and training a binary classifier raises macro F1 to 0.737 and AUC to 0.816, confirming that class imbalance — not model capacity — was the primary bottleneck.</w:t>
-      </w:r>
-    </w:p>
-    <w:p>
-      <w:pPr>
-        <w:spacing w:after="120"/>
-      </w:pPr>
-      <w:r>
+        <w:lastRenderedPageBreak/>
         <w:t>Unsupervised learning: PCA captures only 39.65% of variance in two components, and both k=2 and k=3 yield low silhouette scores (&lt; 0.17), indicating no strong natural cluster structure. Nevertheless, three interpretable startup archetypes emerge: mature high-revenue companies (Cluster 0), early-stage young-founder startups (Cluster 1), and low-traction struggling companies (Cluster 2). With k=2, Cluster 1 aligns strongly with Failure (79.7%), providing the clearest unsupervised-to-supervised link in the analysis.</w:t>
       </w:r>
     </w:p>
@@ -7662,7 +7733,7 @@
       </w:r>
     </w:p>
     <w:sectPr>
-      <w:footerReference w:type="default" r:id="rId8"/>
+      <w:footerReference w:type="default" r:id="rId11"/>
       <w:pgSz w:w="12240" w:h="15840"/>
       <w:pgMar w:top="1417" w:right="1417" w:bottom="1417" w:left="1417" w:header="720" w:footer="720" w:gutter="0"/>
       <w:cols w:space="720"/>

--- a/scientificProject1/report/startup_success_report.docx
+++ b/scientificProject1/report/startup_success_report.docx
@@ -120,7 +120,7 @@
           <w:r>
             <w:fldChar w:fldCharType="separate"/>
           </w:r>
-          <w:hyperlink w:anchor="_Toc226057035" w:history="1">
+          <w:hyperlink w:anchor="_Toc226058545" w:history="1">
             <w:r>
               <w:rPr>
                 <w:rStyle w:val="aff9"/>
@@ -147,7 +147,7 @@
                 <w:noProof/>
                 <w:webHidden/>
               </w:rPr>
-              <w:instrText xml:space="preserve"> PAGEREF _Toc226057035 \h </w:instrText>
+              <w:instrText xml:space="preserve"> PAGEREF _Toc226058545 \h </w:instrText>
             </w:r>
             <w:r>
               <w:rPr>
@@ -192,7 +192,7 @@
               <w14:ligatures w14:val="standardContextual"/>
             </w:rPr>
           </w:pPr>
-          <w:hyperlink w:anchor="_Toc226057036" w:history="1">
+          <w:hyperlink w:anchor="_Toc226058546" w:history="1">
             <w:r>
               <w:rPr>
                 <w:rStyle w:val="aff9"/>
@@ -219,7 +219,7 @@
                 <w:noProof/>
                 <w:webHidden/>
               </w:rPr>
-              <w:instrText xml:space="preserve"> PAGEREF _Toc226057036 \h </w:instrText>
+              <w:instrText xml:space="preserve"> PAGEREF _Toc226058546 \h </w:instrText>
             </w:r>
             <w:r>
               <w:rPr>
@@ -264,7 +264,7 @@
               <w14:ligatures w14:val="standardContextual"/>
             </w:rPr>
           </w:pPr>
-          <w:hyperlink w:anchor="_Toc226057037" w:history="1">
+          <w:hyperlink w:anchor="_Toc226058547" w:history="1">
             <w:r>
               <w:rPr>
                 <w:rStyle w:val="aff9"/>
@@ -291,7 +291,7 @@
                 <w:noProof/>
                 <w:webHidden/>
               </w:rPr>
-              <w:instrText xml:space="preserve"> PAGEREF _Toc226057037 \h </w:instrText>
+              <w:instrText xml:space="preserve"> PAGEREF _Toc226058547 \h </w:instrText>
             </w:r>
             <w:r>
               <w:rPr>
@@ -337,7 +337,7 @@
               <w14:ligatures w14:val="standardContextual"/>
             </w:rPr>
           </w:pPr>
-          <w:hyperlink w:anchor="_Toc226057038" w:history="1">
+          <w:hyperlink w:anchor="_Toc226058548" w:history="1">
             <w:r>
               <w:rPr>
                 <w:rStyle w:val="aff9"/>
@@ -364,7 +364,7 @@
                 <w:noProof/>
                 <w:webHidden/>
               </w:rPr>
-              <w:instrText xml:space="preserve"> PAGEREF _Toc226057038 \h </w:instrText>
+              <w:instrText xml:space="preserve"> PAGEREF _Toc226058548 \h </w:instrText>
             </w:r>
             <w:r>
               <w:rPr>
@@ -410,7 +410,7 @@
               <w14:ligatures w14:val="standardContextual"/>
             </w:rPr>
           </w:pPr>
-          <w:hyperlink w:anchor="_Toc226057039" w:history="1">
+          <w:hyperlink w:anchor="_Toc226058549" w:history="1">
             <w:r>
               <w:rPr>
                 <w:rStyle w:val="aff9"/>
@@ -437,7 +437,7 @@
                 <w:noProof/>
                 <w:webHidden/>
               </w:rPr>
-              <w:instrText xml:space="preserve"> PAGEREF _Toc226057039 \h </w:instrText>
+              <w:instrText xml:space="preserve"> PAGEREF _Toc226058549 \h </w:instrText>
             </w:r>
             <w:r>
               <w:rPr>
@@ -483,7 +483,7 @@
               <w14:ligatures w14:val="standardContextual"/>
             </w:rPr>
           </w:pPr>
-          <w:hyperlink w:anchor="_Toc226057040" w:history="1">
+          <w:hyperlink w:anchor="_Toc226058550" w:history="1">
             <w:r>
               <w:rPr>
                 <w:rStyle w:val="aff9"/>
@@ -510,7 +510,7 @@
                 <w:noProof/>
                 <w:webHidden/>
               </w:rPr>
-              <w:instrText xml:space="preserve"> PAGEREF _Toc226057040 \h </w:instrText>
+              <w:instrText xml:space="preserve"> PAGEREF _Toc226058550 \h </w:instrText>
             </w:r>
             <w:r>
               <w:rPr>
@@ -555,7 +555,7 @@
               <w14:ligatures w14:val="standardContextual"/>
             </w:rPr>
           </w:pPr>
-          <w:hyperlink w:anchor="_Toc226057041" w:history="1">
+          <w:hyperlink w:anchor="_Toc226058551" w:history="1">
             <w:r>
               <w:rPr>
                 <w:rStyle w:val="aff9"/>
@@ -582,7 +582,7 @@
                 <w:noProof/>
                 <w:webHidden/>
               </w:rPr>
-              <w:instrText xml:space="preserve"> PAGEREF _Toc226057041 \h </w:instrText>
+              <w:instrText xml:space="preserve"> PAGEREF _Toc226058551 \h </w:instrText>
             </w:r>
             <w:r>
               <w:rPr>
@@ -627,7 +627,7 @@
               <w14:ligatures w14:val="standardContextual"/>
             </w:rPr>
           </w:pPr>
-          <w:hyperlink w:anchor="_Toc226057042" w:history="1">
+          <w:hyperlink w:anchor="_Toc226058552" w:history="1">
             <w:r>
               <w:rPr>
                 <w:rStyle w:val="aff9"/>
@@ -654,7 +654,7 @@
                 <w:noProof/>
                 <w:webHidden/>
               </w:rPr>
-              <w:instrText xml:space="preserve"> PAGEREF _Toc226057042 \h </w:instrText>
+              <w:instrText xml:space="preserve"> PAGEREF _Toc226058552 \h </w:instrText>
             </w:r>
             <w:r>
               <w:rPr>
@@ -700,7 +700,7 @@
               <w14:ligatures w14:val="standardContextual"/>
             </w:rPr>
           </w:pPr>
-          <w:hyperlink w:anchor="_Toc226057043" w:history="1">
+          <w:hyperlink w:anchor="_Toc226058553" w:history="1">
             <w:r>
               <w:rPr>
                 <w:rStyle w:val="aff9"/>
@@ -727,7 +727,7 @@
                 <w:noProof/>
                 <w:webHidden/>
               </w:rPr>
-              <w:instrText xml:space="preserve"> PAGEREF _Toc226057043 \h </w:instrText>
+              <w:instrText xml:space="preserve"> PAGEREF _Toc226058553 \h </w:instrText>
             </w:r>
             <w:r>
               <w:rPr>
@@ -773,7 +773,7 @@
               <w14:ligatures w14:val="standardContextual"/>
             </w:rPr>
           </w:pPr>
-          <w:hyperlink w:anchor="_Toc226057044" w:history="1">
+          <w:hyperlink w:anchor="_Toc226058554" w:history="1">
             <w:r>
               <w:rPr>
                 <w:rStyle w:val="aff9"/>
@@ -800,7 +800,7 @@
                 <w:noProof/>
                 <w:webHidden/>
               </w:rPr>
-              <w:instrText xml:space="preserve"> PAGEREF _Toc226057044 \h </w:instrText>
+              <w:instrText xml:space="preserve"> PAGEREF _Toc226058554 \h </w:instrText>
             </w:r>
             <w:r>
               <w:rPr>
@@ -846,7 +846,7 @@
               <w14:ligatures w14:val="standardContextual"/>
             </w:rPr>
           </w:pPr>
-          <w:hyperlink w:anchor="_Toc226057045" w:history="1">
+          <w:hyperlink w:anchor="_Toc226058555" w:history="1">
             <w:r>
               <w:rPr>
                 <w:rStyle w:val="aff9"/>
@@ -873,7 +873,7 @@
                 <w:noProof/>
                 <w:webHidden/>
               </w:rPr>
-              <w:instrText xml:space="preserve"> PAGEREF _Toc226057045 \h </w:instrText>
+              <w:instrText xml:space="preserve"> PAGEREF _Toc226058555 \h </w:instrText>
             </w:r>
             <w:r>
               <w:rPr>
@@ -919,7 +919,7 @@
               <w14:ligatures w14:val="standardContextual"/>
             </w:rPr>
           </w:pPr>
-          <w:hyperlink w:anchor="_Toc226057046" w:history="1">
+          <w:hyperlink w:anchor="_Toc226058556" w:history="1">
             <w:r>
               <w:rPr>
                 <w:rStyle w:val="aff9"/>
@@ -946,7 +946,7 @@
                 <w:noProof/>
                 <w:webHidden/>
               </w:rPr>
-              <w:instrText xml:space="preserve"> PAGEREF _Toc226057046 \h </w:instrText>
+              <w:instrText xml:space="preserve"> PAGEREF _Toc226058556 \h </w:instrText>
             </w:r>
             <w:r>
               <w:rPr>
@@ -991,7 +991,7 @@
               <w14:ligatures w14:val="standardContextual"/>
             </w:rPr>
           </w:pPr>
-          <w:hyperlink w:anchor="_Toc226057047" w:history="1">
+          <w:hyperlink w:anchor="_Toc226058557" w:history="1">
             <w:r>
               <w:rPr>
                 <w:rStyle w:val="aff9"/>
@@ -1018,7 +1018,7 @@
                 <w:noProof/>
                 <w:webHidden/>
               </w:rPr>
-              <w:instrText xml:space="preserve"> PAGEREF _Toc226057047 \h </w:instrText>
+              <w:instrText xml:space="preserve"> PAGEREF _Toc226058557 \h </w:instrText>
             </w:r>
             <w:r>
               <w:rPr>
@@ -1064,7 +1064,7 @@
               <w14:ligatures w14:val="standardContextual"/>
             </w:rPr>
           </w:pPr>
-          <w:hyperlink w:anchor="_Toc226057048" w:history="1">
+          <w:hyperlink w:anchor="_Toc226058558" w:history="1">
             <w:r>
               <w:rPr>
                 <w:rStyle w:val="aff9"/>
@@ -1091,7 +1091,7 @@
                 <w:noProof/>
                 <w:webHidden/>
               </w:rPr>
-              <w:instrText xml:space="preserve"> PAGEREF _Toc226057048 \h </w:instrText>
+              <w:instrText xml:space="preserve"> PAGEREF _Toc226058558 \h </w:instrText>
             </w:r>
             <w:r>
               <w:rPr>
@@ -1137,7 +1137,7 @@
               <w14:ligatures w14:val="standardContextual"/>
             </w:rPr>
           </w:pPr>
-          <w:hyperlink w:anchor="_Toc226057049" w:history="1">
+          <w:hyperlink w:anchor="_Toc226058559" w:history="1">
             <w:r>
               <w:rPr>
                 <w:rStyle w:val="aff9"/>
@@ -1164,7 +1164,7 @@
                 <w:noProof/>
                 <w:webHidden/>
               </w:rPr>
-              <w:instrText xml:space="preserve"> PAGEREF _Toc226057049 \h </w:instrText>
+              <w:instrText xml:space="preserve"> PAGEREF _Toc226058559 \h </w:instrText>
             </w:r>
             <w:r>
               <w:rPr>
@@ -1210,7 +1210,7 @@
               <w14:ligatures w14:val="standardContextual"/>
             </w:rPr>
           </w:pPr>
-          <w:hyperlink w:anchor="_Toc226057050" w:history="1">
+          <w:hyperlink w:anchor="_Toc226058560" w:history="1">
             <w:r>
               <w:rPr>
                 <w:rStyle w:val="aff9"/>
@@ -1237,7 +1237,7 @@
                 <w:noProof/>
                 <w:webHidden/>
               </w:rPr>
-              <w:instrText xml:space="preserve"> PAGEREF _Toc226057050 \h </w:instrText>
+              <w:instrText xml:space="preserve"> PAGEREF _Toc226058560 \h </w:instrText>
             </w:r>
             <w:r>
               <w:rPr>
@@ -1283,7 +1283,7 @@
               <w14:ligatures w14:val="standardContextual"/>
             </w:rPr>
           </w:pPr>
-          <w:hyperlink w:anchor="_Toc226057051" w:history="1">
+          <w:hyperlink w:anchor="_Toc226058561" w:history="1">
             <w:r>
               <w:rPr>
                 <w:rStyle w:val="aff9"/>
@@ -1310,7 +1310,7 @@
                 <w:noProof/>
                 <w:webHidden/>
               </w:rPr>
-              <w:instrText xml:space="preserve"> PAGEREF _Toc226057051 \h </w:instrText>
+              <w:instrText xml:space="preserve"> PAGEREF _Toc226058561 \h </w:instrText>
             </w:r>
             <w:r>
               <w:rPr>
@@ -1356,7 +1356,7 @@
               <w14:ligatures w14:val="standardContextual"/>
             </w:rPr>
           </w:pPr>
-          <w:hyperlink w:anchor="_Toc226057052" w:history="1">
+          <w:hyperlink w:anchor="_Toc226058562" w:history="1">
             <w:r>
               <w:rPr>
                 <w:rStyle w:val="aff9"/>
@@ -1383,7 +1383,7 @@
                 <w:noProof/>
                 <w:webHidden/>
               </w:rPr>
-              <w:instrText xml:space="preserve"> PAGEREF _Toc226057052 \h </w:instrText>
+              <w:instrText xml:space="preserve"> PAGEREF _Toc226058562 \h </w:instrText>
             </w:r>
             <w:r>
               <w:rPr>
@@ -1429,7 +1429,7 @@
               <w14:ligatures w14:val="standardContextual"/>
             </w:rPr>
           </w:pPr>
-          <w:hyperlink w:anchor="_Toc226057053" w:history="1">
+          <w:hyperlink w:anchor="_Toc226058563" w:history="1">
             <w:r>
               <w:rPr>
                 <w:rStyle w:val="aff9"/>
@@ -1456,7 +1456,7 @@
                 <w:noProof/>
                 <w:webHidden/>
               </w:rPr>
-              <w:instrText xml:space="preserve"> PAGEREF _Toc226057053 \h </w:instrText>
+              <w:instrText xml:space="preserve"> PAGEREF _Toc226058563 \h </w:instrText>
             </w:r>
             <w:r>
               <w:rPr>
@@ -1501,7 +1501,7 @@
               <w14:ligatures w14:val="standardContextual"/>
             </w:rPr>
           </w:pPr>
-          <w:hyperlink w:anchor="_Toc226057054" w:history="1">
+          <w:hyperlink w:anchor="_Toc226058564" w:history="1">
             <w:r>
               <w:rPr>
                 <w:rStyle w:val="aff9"/>
@@ -1528,7 +1528,7 @@
                 <w:noProof/>
                 <w:webHidden/>
               </w:rPr>
-              <w:instrText xml:space="preserve"> PAGEREF _Toc226057054 \h </w:instrText>
+              <w:instrText xml:space="preserve"> PAGEREF _Toc226058564 \h </w:instrText>
             </w:r>
             <w:r>
               <w:rPr>
@@ -1607,7 +1607,7 @@
       <w:pPr>
         <w:pStyle w:val="1"/>
       </w:pPr>
-      <w:bookmarkStart w:id="0" w:name="_Toc226057035"/>
+      <w:bookmarkStart w:id="0" w:name="_Toc226058545"/>
       <w:r>
         <w:lastRenderedPageBreak/>
         <w:t>Introduction</w:t>
@@ -1667,9 +1667,14 @@
       <w:pPr>
         <w:pStyle w:val="1"/>
       </w:pPr>
-      <w:bookmarkStart w:id="1" w:name="_Toc226057036"/>
+      <w:bookmarkStart w:id="1" w:name="_Toc226058546"/>
+      <w:proofErr w:type="gramStart"/>
       <w:r>
-        <w:t>1  Dataset Description</w:t>
+        <w:t>1  Dataset</w:t>
+      </w:r>
+      <w:proofErr w:type="gramEnd"/>
+      <w:r>
+        <w:t xml:space="preserve"> Description</w:t>
       </w:r>
       <w:bookmarkEnd w:id="1"/>
     </w:p>
@@ -1678,7 +1683,15 @@
         <w:spacing w:after="120"/>
       </w:pPr>
       <w:r>
-        <w:t>The dataset was obtained from Kaggle and consists of 100,000 rows and 11 columns (7 numerical, 3 categorical, 1 target). There are no missing values. Table 1 summarises the features.</w:t>
+        <w:t xml:space="preserve">The dataset was obtained from Kaggle and consists of 100,000 rows and 11 columns (7 numerical, 3 categorical, 1 target). There are no missing values. Table 1 </w:t>
+      </w:r>
+      <w:proofErr w:type="spellStart"/>
+      <w:r>
+        <w:t>summarises</w:t>
+      </w:r>
+      <w:proofErr w:type="spellEnd"/>
+      <w:r>
+        <w:t xml:space="preserve"> the features.</w:t>
       </w:r>
     </w:p>
     <w:tbl>
@@ -1761,12 +1774,14 @@
             <w:pPr>
               <w:jc w:val="center"/>
             </w:pPr>
+            <w:proofErr w:type="spellStart"/>
             <w:r>
               <w:rPr>
                 <w:sz w:val="20"/>
               </w:rPr>
               <w:t>funding_rounds</w:t>
             </w:r>
+            <w:proofErr w:type="spellEnd"/>
           </w:p>
         </w:tc>
         <w:tc>
@@ -1814,12 +1829,14 @@
             <w:pPr>
               <w:jc w:val="center"/>
             </w:pPr>
+            <w:proofErr w:type="spellStart"/>
             <w:r>
               <w:rPr>
                 <w:sz w:val="20"/>
               </w:rPr>
               <w:t>founder_experience_years</w:t>
             </w:r>
+            <w:proofErr w:type="spellEnd"/>
           </w:p>
         </w:tc>
         <w:tc>
@@ -1867,12 +1884,14 @@
             <w:pPr>
               <w:jc w:val="center"/>
             </w:pPr>
+            <w:proofErr w:type="spellStart"/>
             <w:r>
               <w:rPr>
                 <w:sz w:val="20"/>
               </w:rPr>
               <w:t>team_size</w:t>
             </w:r>
+            <w:proofErr w:type="spellEnd"/>
           </w:p>
         </w:tc>
         <w:tc>
@@ -1920,12 +1939,14 @@
             <w:pPr>
               <w:jc w:val="center"/>
             </w:pPr>
+            <w:proofErr w:type="spellStart"/>
             <w:r>
               <w:rPr>
                 <w:sz w:val="20"/>
               </w:rPr>
               <w:t>market_size_billion</w:t>
             </w:r>
+            <w:proofErr w:type="spellEnd"/>
           </w:p>
         </w:tc>
         <w:tc>
@@ -1973,12 +1994,14 @@
             <w:pPr>
               <w:jc w:val="center"/>
             </w:pPr>
+            <w:proofErr w:type="spellStart"/>
             <w:r>
               <w:rPr>
                 <w:sz w:val="20"/>
               </w:rPr>
               <w:t>product_traction_users</w:t>
             </w:r>
+            <w:proofErr w:type="spellEnd"/>
           </w:p>
         </w:tc>
         <w:tc>
@@ -2026,12 +2049,14 @@
             <w:pPr>
               <w:jc w:val="center"/>
             </w:pPr>
+            <w:proofErr w:type="spellStart"/>
             <w:r>
               <w:rPr>
                 <w:sz w:val="20"/>
               </w:rPr>
               <w:t>burn_rate_million</w:t>
             </w:r>
+            <w:proofErr w:type="spellEnd"/>
           </w:p>
         </w:tc>
         <w:tc>
@@ -2079,12 +2104,14 @@
             <w:pPr>
               <w:jc w:val="center"/>
             </w:pPr>
+            <w:proofErr w:type="spellStart"/>
             <w:r>
               <w:rPr>
                 <w:sz w:val="20"/>
               </w:rPr>
               <w:t>revenue_million</w:t>
             </w:r>
+            <w:proofErr w:type="spellEnd"/>
           </w:p>
         </w:tc>
         <w:tc>
@@ -2132,12 +2159,14 @@
             <w:pPr>
               <w:jc w:val="center"/>
             </w:pPr>
+            <w:proofErr w:type="spellStart"/>
             <w:r>
               <w:rPr>
                 <w:sz w:val="20"/>
               </w:rPr>
               <w:t>investor_type</w:t>
             </w:r>
+            <w:proofErr w:type="spellEnd"/>
           </w:p>
         </w:tc>
         <w:tc>
@@ -2238,12 +2267,14 @@
             <w:pPr>
               <w:jc w:val="center"/>
             </w:pPr>
+            <w:proofErr w:type="spellStart"/>
             <w:r>
               <w:rPr>
                 <w:sz w:val="20"/>
               </w:rPr>
               <w:t>founder_background</w:t>
             </w:r>
+            <w:proofErr w:type="spellEnd"/>
           </w:p>
         </w:tc>
         <w:tc>
@@ -2274,8 +2305,44 @@
               <w:rPr>
                 <w:sz w:val="20"/>
               </w:rPr>
-              <w:t>academic / first_time / ex_bigtech / serial_founder</w:t>
-            </w:r>
+              <w:t xml:space="preserve">academic / </w:t>
+            </w:r>
+            <w:proofErr w:type="spellStart"/>
+            <w:r>
+              <w:rPr>
+                <w:sz w:val="20"/>
+              </w:rPr>
+              <w:t>first_time</w:t>
+            </w:r>
+            <w:proofErr w:type="spellEnd"/>
+            <w:r>
+              <w:rPr>
+                <w:sz w:val="20"/>
+              </w:rPr>
+              <w:t xml:space="preserve"> / </w:t>
+            </w:r>
+            <w:proofErr w:type="spellStart"/>
+            <w:r>
+              <w:rPr>
+                <w:sz w:val="20"/>
+              </w:rPr>
+              <w:t>ex_bigtech</w:t>
+            </w:r>
+            <w:proofErr w:type="spellEnd"/>
+            <w:r>
+              <w:rPr>
+                <w:sz w:val="20"/>
+              </w:rPr>
+              <w:t xml:space="preserve"> / </w:t>
+            </w:r>
+            <w:proofErr w:type="spellStart"/>
+            <w:r>
+              <w:rPr>
+                <w:sz w:val="20"/>
+              </w:rPr>
+              <w:t>serial_founder</w:t>
+            </w:r>
+            <w:proofErr w:type="spellEnd"/>
           </w:p>
         </w:tc>
       </w:tr>
@@ -2352,10 +2419,15 @@
       <w:pPr>
         <w:pStyle w:val="1"/>
       </w:pPr>
-      <w:bookmarkStart w:id="2" w:name="_Toc226057037"/>
+      <w:bookmarkStart w:id="2" w:name="_Toc226058547"/>
+      <w:proofErr w:type="gramStart"/>
       <w:r>
         <w:lastRenderedPageBreak/>
-        <w:t>2  Exploratory Data Analysis</w:t>
+        <w:t>2  Exploratory</w:t>
+      </w:r>
+      <w:proofErr w:type="gramEnd"/>
+      <w:r>
+        <w:t xml:space="preserve"> Data Analysis</w:t>
       </w:r>
       <w:bookmarkEnd w:id="2"/>
     </w:p>
@@ -2363,9 +2435,14 @@
       <w:pPr>
         <w:pStyle w:val="21"/>
       </w:pPr>
-      <w:bookmarkStart w:id="3" w:name="_Toc226057038"/>
+      <w:bookmarkStart w:id="3" w:name="_Toc226058548"/>
+      <w:proofErr w:type="gramStart"/>
       <w:r>
-        <w:t>2.1  Class Distribution</w:t>
+        <w:t>2.1  Class</w:t>
+      </w:r>
+      <w:proofErr w:type="gramEnd"/>
+      <w:r>
+        <w:t xml:space="preserve"> Distribution</w:t>
       </w:r>
       <w:bookmarkEnd w:id="3"/>
     </w:p>
@@ -2624,9 +2701,14 @@
       <w:pPr>
         <w:pStyle w:val="21"/>
       </w:pPr>
-      <w:bookmarkStart w:id="4" w:name="_Toc226057039"/>
+      <w:bookmarkStart w:id="4" w:name="_Toc226058549"/>
+      <w:proofErr w:type="gramStart"/>
       <w:r>
-        <w:t>2.2  Feature Distributions and Skewness</w:t>
+        <w:t>2.2  Feature</w:t>
+      </w:r>
+      <w:proofErr w:type="gramEnd"/>
+      <w:r>
+        <w:t xml:space="preserve"> Distributions and Skewness</w:t>
       </w:r>
       <w:bookmarkEnd w:id="4"/>
     </w:p>
@@ -2637,48 +2719,58 @@
       <w:r>
         <w:t xml:space="preserve">Histograms reveal that several numerical features have right-skewed distributions, as quantified in Table 3. In particular, </w:t>
       </w:r>
+      <w:proofErr w:type="spellStart"/>
       <w:r>
         <w:rPr>
           <w:b/>
         </w:rPr>
         <w:t>market_size_billion</w:t>
       </w:r>
+      <w:proofErr w:type="spellEnd"/>
       <w:r>
         <w:t xml:space="preserve"> (skewness = 5.26) and </w:t>
       </w:r>
+      <w:proofErr w:type="spellStart"/>
       <w:r>
         <w:rPr>
           <w:b/>
         </w:rPr>
         <w:t>burn_rate_million</w:t>
       </w:r>
+      <w:proofErr w:type="spellEnd"/>
       <w:r>
         <w:t xml:space="preserve"> (skewness = 3.35) are heavily skewed, while </w:t>
       </w:r>
+      <w:proofErr w:type="spellStart"/>
       <w:r>
         <w:rPr>
           <w:b/>
         </w:rPr>
         <w:t>revenue_million</w:t>
       </w:r>
+      <w:proofErr w:type="spellEnd"/>
       <w:r>
         <w:t xml:space="preserve"> shows moderate skewness (1.25). Features such as </w:t>
       </w:r>
+      <w:proofErr w:type="spellStart"/>
       <w:r>
         <w:rPr>
           <w:b/>
         </w:rPr>
         <w:t>founder_experience_years</w:t>
       </w:r>
+      <w:proofErr w:type="spellEnd"/>
       <w:r>
         <w:t xml:space="preserve"> and </w:t>
       </w:r>
+      <w:proofErr w:type="spellStart"/>
       <w:r>
         <w:rPr>
           <w:b/>
         </w:rPr>
         <w:t>team_size</w:t>
       </w:r>
+      <w:proofErr w:type="spellEnd"/>
       <w:r>
         <w:t xml:space="preserve"> are approximately symmetric (skewness ≈ 0).</w:t>
       </w:r>
@@ -2763,12 +2855,14 @@
             <w:pPr>
               <w:jc w:val="center"/>
             </w:pPr>
+            <w:proofErr w:type="spellStart"/>
             <w:r>
               <w:rPr>
                 <w:sz w:val="20"/>
               </w:rPr>
               <w:t>funding_rounds</w:t>
             </w:r>
+            <w:proofErr w:type="spellEnd"/>
           </w:p>
         </w:tc>
         <w:tc>
@@ -2816,12 +2910,14 @@
             <w:pPr>
               <w:jc w:val="center"/>
             </w:pPr>
+            <w:proofErr w:type="spellStart"/>
             <w:r>
               <w:rPr>
                 <w:sz w:val="20"/>
               </w:rPr>
               <w:t>founder_experience_years</w:t>
             </w:r>
+            <w:proofErr w:type="spellEnd"/>
           </w:p>
         </w:tc>
         <w:tc>
@@ -2869,12 +2965,14 @@
             <w:pPr>
               <w:jc w:val="center"/>
             </w:pPr>
+            <w:proofErr w:type="spellStart"/>
             <w:r>
               <w:rPr>
                 <w:sz w:val="20"/>
               </w:rPr>
               <w:t>team_size</w:t>
             </w:r>
+            <w:proofErr w:type="spellEnd"/>
           </w:p>
         </w:tc>
         <w:tc>
@@ -2922,12 +3020,14 @@
             <w:pPr>
               <w:jc w:val="center"/>
             </w:pPr>
+            <w:proofErr w:type="spellStart"/>
             <w:r>
               <w:rPr>
                 <w:sz w:val="20"/>
               </w:rPr>
               <w:t>market_size_billion</w:t>
             </w:r>
+            <w:proofErr w:type="spellEnd"/>
           </w:p>
         </w:tc>
         <w:tc>
@@ -2975,12 +3075,14 @@
             <w:pPr>
               <w:jc w:val="center"/>
             </w:pPr>
+            <w:proofErr w:type="spellStart"/>
             <w:r>
               <w:rPr>
                 <w:sz w:val="20"/>
               </w:rPr>
               <w:t>product_traction_users</w:t>
             </w:r>
+            <w:proofErr w:type="spellEnd"/>
           </w:p>
         </w:tc>
         <w:tc>
@@ -3028,12 +3130,14 @@
             <w:pPr>
               <w:jc w:val="center"/>
             </w:pPr>
+            <w:proofErr w:type="spellStart"/>
             <w:r>
               <w:rPr>
                 <w:sz w:val="20"/>
               </w:rPr>
               <w:t>burn_rate_million</w:t>
             </w:r>
+            <w:proofErr w:type="spellEnd"/>
           </w:p>
         </w:tc>
         <w:tc>
@@ -3081,12 +3185,14 @@
             <w:pPr>
               <w:jc w:val="center"/>
             </w:pPr>
+            <w:proofErr w:type="spellStart"/>
             <w:r>
               <w:rPr>
                 <w:sz w:val="20"/>
               </w:rPr>
               <w:t>revenue_million</w:t>
             </w:r>
+            <w:proofErr w:type="spellEnd"/>
           </w:p>
         </w:tc>
         <w:tc>
@@ -3145,9 +3251,14 @@
       <w:pPr>
         <w:pStyle w:val="21"/>
       </w:pPr>
-      <w:bookmarkStart w:id="5" w:name="_Toc226057040"/>
+      <w:bookmarkStart w:id="5" w:name="_Toc226058550"/>
+      <w:proofErr w:type="gramStart"/>
       <w:r>
-        <w:t>2.3  Feature Quality Analysis</w:t>
+        <w:t>2.3  Feature</w:t>
+      </w:r>
+      <w:proofErr w:type="gramEnd"/>
+      <w:r>
+        <w:t xml:space="preserve"> Quality Analysis</w:t>
       </w:r>
       <w:bookmarkEnd w:id="5"/>
     </w:p>
@@ -3166,7 +3277,39 @@
         <w:t>*</w:t>
       </w:r>
       <w:r>
-        <w:t xml:space="preserve"> between each numerical feature and the target (encoded ordinally). The results, shown in Table 4, reveal that only revenue_million (r = −0.34) and product_traction_users (r = −0.32) carry meaningful signal. The remaining five features — notably market_size_billion (r = 0.001) and burn_rate_million (r = −0.001) — are essentially noise.</w:t>
+        <w:t xml:space="preserve"> between each numerical feature and the target (encoded ordinally). The results, shown in Table 4, reveal that only </w:t>
+      </w:r>
+      <w:proofErr w:type="spellStart"/>
+      <w:r>
+        <w:t>revenue_million</w:t>
+      </w:r>
+      <w:proofErr w:type="spellEnd"/>
+      <w:r>
+        <w:t xml:space="preserve"> (r = −0.34) and </w:t>
+      </w:r>
+      <w:proofErr w:type="spellStart"/>
+      <w:r>
+        <w:t>product_traction_users</w:t>
+      </w:r>
+      <w:proofErr w:type="spellEnd"/>
+      <w:r>
+        <w:t xml:space="preserve"> (r = −0.32) carry meaningful signal. The remaining five features — notably </w:t>
+      </w:r>
+      <w:proofErr w:type="spellStart"/>
+      <w:r>
+        <w:t>market_size_billion</w:t>
+      </w:r>
+      <w:proofErr w:type="spellEnd"/>
+      <w:r>
+        <w:t xml:space="preserve"> (r = 0.001) and </w:t>
+      </w:r>
+      <w:proofErr w:type="spellStart"/>
+      <w:r>
+        <w:t>burn_rate_million</w:t>
+      </w:r>
+      <w:proofErr w:type="spellEnd"/>
+      <w:r>
+        <w:t xml:space="preserve"> (r = −0.001) — are essentially noise.</w:t>
       </w:r>
     </w:p>
     <w:tbl>
@@ -3249,12 +3392,14 @@
             <w:pPr>
               <w:jc w:val="center"/>
             </w:pPr>
+            <w:proofErr w:type="spellStart"/>
             <w:r>
               <w:rPr>
                 <w:sz w:val="20"/>
               </w:rPr>
               <w:t>revenue_million</w:t>
             </w:r>
+            <w:proofErr w:type="spellEnd"/>
           </w:p>
         </w:tc>
         <w:tc>
@@ -3302,12 +3447,14 @@
             <w:pPr>
               <w:jc w:val="center"/>
             </w:pPr>
+            <w:proofErr w:type="spellStart"/>
             <w:r>
               <w:rPr>
                 <w:sz w:val="20"/>
               </w:rPr>
               <w:t>product_traction_users</w:t>
             </w:r>
+            <w:proofErr w:type="spellEnd"/>
           </w:p>
         </w:tc>
         <w:tc>
@@ -3355,12 +3502,14 @@
             <w:pPr>
               <w:jc w:val="center"/>
             </w:pPr>
+            <w:proofErr w:type="spellStart"/>
             <w:r>
               <w:rPr>
                 <w:sz w:val="20"/>
               </w:rPr>
               <w:t>funding_rounds</w:t>
             </w:r>
+            <w:proofErr w:type="spellEnd"/>
           </w:p>
         </w:tc>
         <w:tc>
@@ -3408,12 +3557,14 @@
             <w:pPr>
               <w:jc w:val="center"/>
             </w:pPr>
+            <w:proofErr w:type="spellStart"/>
             <w:r>
               <w:rPr>
                 <w:sz w:val="20"/>
               </w:rPr>
               <w:t>founder_experience_years</w:t>
             </w:r>
+            <w:proofErr w:type="spellEnd"/>
           </w:p>
         </w:tc>
         <w:tc>
@@ -3461,12 +3612,14 @@
             <w:pPr>
               <w:jc w:val="center"/>
             </w:pPr>
+            <w:proofErr w:type="spellStart"/>
             <w:r>
               <w:rPr>
                 <w:sz w:val="20"/>
               </w:rPr>
               <w:t>team_size</w:t>
             </w:r>
+            <w:proofErr w:type="spellEnd"/>
           </w:p>
         </w:tc>
         <w:tc>
@@ -3514,12 +3667,14 @@
             <w:pPr>
               <w:jc w:val="center"/>
             </w:pPr>
+            <w:proofErr w:type="spellStart"/>
             <w:r>
               <w:rPr>
                 <w:sz w:val="20"/>
               </w:rPr>
               <w:t>burn_rate_million</w:t>
             </w:r>
+            <w:proofErr w:type="spellEnd"/>
           </w:p>
         </w:tc>
         <w:tc>
@@ -3567,12 +3722,14 @@
             <w:pPr>
               <w:jc w:val="center"/>
             </w:pPr>
+            <w:proofErr w:type="spellStart"/>
             <w:r>
               <w:rPr>
                 <w:sz w:val="20"/>
               </w:rPr>
               <w:t>market_size_billion</w:t>
             </w:r>
+            <w:proofErr w:type="spellEnd"/>
           </w:p>
         </w:tc>
         <w:tc>
@@ -3629,7 +3786,23 @@
       </w:pPr>
       <w:r>
         <w:lastRenderedPageBreak/>
-        <w:t>Furthermore, the maximum inter-feature Pearson correlation is 0.714 (between revenue_million and product_traction_users), but most pairs are near zero. This absence of natural structure limits the discriminative power of all models trained on this data.</w:t>
+        <w:t xml:space="preserve">Furthermore, the maximum inter-feature Pearson correlation is 0.714 (between </w:t>
+      </w:r>
+      <w:proofErr w:type="spellStart"/>
+      <w:r>
+        <w:t>revenue_million</w:t>
+      </w:r>
+      <w:proofErr w:type="spellEnd"/>
+      <w:r>
+        <w:t xml:space="preserve"> and </w:t>
+      </w:r>
+      <w:proofErr w:type="spellStart"/>
+      <w:r>
+        <w:t>product_traction_users</w:t>
+      </w:r>
+      <w:proofErr w:type="spellEnd"/>
+      <w:r>
+        <w:t>), but most pairs are near zero. This absence of natural structure limits the discriminative power of all models trained on this data.</w:t>
       </w:r>
     </w:p>
     <w:p/>
@@ -3637,18 +3810,36 @@
       <w:pPr>
         <w:pStyle w:val="1"/>
       </w:pPr>
-      <w:bookmarkStart w:id="6" w:name="_Toc226057041"/>
+      <w:bookmarkStart w:id="6" w:name="_Toc226058551"/>
+      <w:proofErr w:type="gramStart"/>
       <w:r>
         <w:t>3  Preprocessing</w:t>
       </w:r>
       <w:bookmarkEnd w:id="6"/>
+      <w:proofErr w:type="gramEnd"/>
     </w:p>
     <w:p>
       <w:pPr>
         <w:spacing w:after="120"/>
       </w:pPr>
       <w:r>
-        <w:t>We built a modular preprocessing pipeline using scikit-learn's Pipeline and ColumnTransformer (following the TD07 pattern), which ensures identical transformations are applied at training and inference time with no data leakage.</w:t>
+        <w:t>We built a modular preprocessing pipeline using scikit-</w:t>
+      </w:r>
+      <w:proofErr w:type="spellStart"/>
+      <w:r>
+        <w:t>learn's</w:t>
+      </w:r>
+      <w:proofErr w:type="spellEnd"/>
+      <w:r>
+        <w:t xml:space="preserve"> Pipeline and </w:t>
+      </w:r>
+      <w:proofErr w:type="spellStart"/>
+      <w:r>
+        <w:t>ColumnTransformer</w:t>
+      </w:r>
+      <w:proofErr w:type="spellEnd"/>
+      <w:r>
+        <w:t xml:space="preserve"> (following the TD07 pattern), which ensures identical transformations are applied at training and inference time with no data leakage.</w:t>
       </w:r>
     </w:p>
     <w:p>
@@ -3662,7 +3853,15 @@
         <w:t>Numerical features</w:t>
       </w:r>
       <w:r>
-        <w:t xml:space="preserve"> were transformed with log1p (to reduce skewness) followed by StandardScaler (zero mean, unit variance). </w:t>
+        <w:t xml:space="preserve"> were transformed with log1p (to reduce skewness) followed by </w:t>
+      </w:r>
+      <w:proofErr w:type="spellStart"/>
+      <w:r>
+        <w:t>StandardScaler</w:t>
+      </w:r>
+      <w:proofErr w:type="spellEnd"/>
+      <w:r>
+        <w:t xml:space="preserve"> (zero mean, unit variance). </w:t>
       </w:r>
       <w:r>
         <w:rPr>
@@ -3671,7 +3870,31 @@
         <w:t>Categorical features</w:t>
       </w:r>
       <w:r>
-        <w:t xml:space="preserve"> (investor_type, sector, founder_background) were encoded with OrdinalEncoder, assigning an integer rank to each category. The dataset was split 80/20 into training (80,000 samples) and test sets (20,000 samples) using stratified sampling to preserve class proportions.</w:t>
+        <w:t xml:space="preserve"> (</w:t>
+      </w:r>
+      <w:proofErr w:type="spellStart"/>
+      <w:r>
+        <w:t>investor_type</w:t>
+      </w:r>
+      <w:proofErr w:type="spellEnd"/>
+      <w:r>
+        <w:t xml:space="preserve">, sector, </w:t>
+      </w:r>
+      <w:proofErr w:type="spellStart"/>
+      <w:r>
+        <w:t>founder_background</w:t>
+      </w:r>
+      <w:proofErr w:type="spellEnd"/>
+      <w:r>
+        <w:t xml:space="preserve">) were encoded with </w:t>
+      </w:r>
+      <w:proofErr w:type="spellStart"/>
+      <w:r>
+        <w:t>OrdinalEncoder</w:t>
+      </w:r>
+      <w:proofErr w:type="spellEnd"/>
+      <w:r>
+        <w:t>, assigning an integer rank to each category. The dataset was split 80/20 into training (80,000 samples) and test sets (20,000 samples) using stratified sampling to preserve class proportions.</w:t>
       </w:r>
     </w:p>
     <w:p/>
@@ -3679,9 +3902,14 @@
       <w:pPr>
         <w:pStyle w:val="1"/>
       </w:pPr>
-      <w:bookmarkStart w:id="7" w:name="_Toc226057042"/>
+      <w:bookmarkStart w:id="7" w:name="_Toc226058552"/>
+      <w:proofErr w:type="gramStart"/>
       <w:r>
-        <w:t>4  Supervised Learning</w:t>
+        <w:t>4  Supervised</w:t>
+      </w:r>
+      <w:proofErr w:type="gramEnd"/>
+      <w:r>
+        <w:t xml:space="preserve"> Learning</w:t>
       </w:r>
       <w:bookmarkEnd w:id="7"/>
     </w:p>
@@ -3690,16 +3918,69 @@
         <w:spacing w:after="120"/>
       </w:pPr>
       <w:r>
-        <w:t>We evaluated four classifiers: k-Nearest Neighbours (k-NN), Decision Tree, Logistic Regression, and Linear Discriminant Analysis (LDA). k-NN and Decision Tree were tuned via GridSearchCV with 5-fold StratifiedKFold. Logistic Regression and LDA were evaluated directly with cross_val_score (no hyperparameter grid), following the course approach: LR uses max_iter=1000 with default regularisation, LDA has no critical hyperparameters.</w:t>
+        <w:t xml:space="preserve">We evaluated four classifiers: k-Nearest </w:t>
+      </w:r>
+      <w:proofErr w:type="spellStart"/>
+      <w:r>
+        <w:t>Neighbours</w:t>
+      </w:r>
+      <w:proofErr w:type="spellEnd"/>
+      <w:r>
+        <w:t xml:space="preserve"> (k-NN), Decision Tree, Logistic Regression, and Linear Discriminant Analysis (LDA). k-NN and Decision Tree were tuned via </w:t>
+      </w:r>
+      <w:proofErr w:type="spellStart"/>
+      <w:r>
+        <w:t>GridSearchCV</w:t>
+      </w:r>
+      <w:proofErr w:type="spellEnd"/>
+      <w:r>
+        <w:t xml:space="preserve"> with 5-fold </w:t>
+      </w:r>
+      <w:proofErr w:type="spellStart"/>
+      <w:r>
+        <w:t>StratifiedKFold</w:t>
+      </w:r>
+      <w:proofErr w:type="spellEnd"/>
+      <w:r>
+        <w:t xml:space="preserve">. Logistic Regression and LDA were evaluated directly with </w:t>
+      </w:r>
+      <w:proofErr w:type="spellStart"/>
+      <w:r>
+        <w:t>cross_val_score</w:t>
+      </w:r>
+      <w:proofErr w:type="spellEnd"/>
+      <w:r>
+        <w:t xml:space="preserve"> (no hyperparameter grid), following the course approach: LR uses </w:t>
+      </w:r>
+      <w:proofErr w:type="spellStart"/>
+      <w:r>
+        <w:t>max_iter</w:t>
+      </w:r>
+      <w:proofErr w:type="spellEnd"/>
+      <w:r>
+        <w:t xml:space="preserve">=1000 with default </w:t>
+      </w:r>
+      <w:proofErr w:type="spellStart"/>
+      <w:r>
+        <w:t>regularisation</w:t>
+      </w:r>
+      <w:proofErr w:type="spellEnd"/>
+      <w:r>
+        <w:t>, LDA has no critical hyperparameters.</w:t>
       </w:r>
     </w:p>
     <w:p>
       <w:pPr>
         <w:pStyle w:val="21"/>
       </w:pPr>
-      <w:bookmarkStart w:id="8" w:name="_Toc226057043"/>
+      <w:bookmarkStart w:id="8" w:name="_Toc226058553"/>
+      <w:proofErr w:type="gramStart"/>
       <w:r>
-        <w:t>4.1  Hyperparameter Tuning</w:t>
+        <w:t>4.1  Hyperparameter</w:t>
+      </w:r>
+      <w:proofErr w:type="gramEnd"/>
+      <w:r>
+        <w:t xml:space="preserve"> Tuning</w:t>
       </w:r>
       <w:bookmarkEnd w:id="8"/>
     </w:p>
@@ -3708,7 +3989,15 @@
         <w:spacing w:after="120"/>
       </w:pPr>
       <w:r>
-        <w:t>Table 5 summarises the best hyperparameters and cross-validated accuracy for each model.</w:t>
+        <w:t xml:space="preserve">Table 5 </w:t>
+      </w:r>
+      <w:proofErr w:type="spellStart"/>
+      <w:r>
+        <w:t>summarises</w:t>
+      </w:r>
+      <w:proofErr w:type="spellEnd"/>
+      <w:r>
+        <w:t xml:space="preserve"> the best hyperparameters and cross-validated accuracy for each model.</w:t>
       </w:r>
     </w:p>
     <w:tbl>
@@ -3829,7 +4118,21 @@
               <w:rPr>
                 <w:sz w:val="20"/>
               </w:rPr>
-              <w:t>k ∈ {3,5,7,…,201}</w:t>
+              <w:t>k ∈ {3,</w:t>
+            </w:r>
+            <w:proofErr w:type="gramStart"/>
+            <w:r>
+              <w:rPr>
+                <w:sz w:val="20"/>
+              </w:rPr>
+              <w:t>5,7,…</w:t>
+            </w:r>
+            <w:proofErr w:type="gramEnd"/>
+            <w:r>
+              <w:rPr>
+                <w:sz w:val="20"/>
+              </w:rPr>
+              <w:t>,201}</w:t>
             </w:r>
           </w:p>
         </w:tc>
@@ -3894,12 +4197,42 @@
             <w:pPr>
               <w:jc w:val="center"/>
             </w:pPr>
-            <w:r>
-              <w:rPr>
-                <w:sz w:val="20"/>
-              </w:rPr>
-              <w:t>max_depth ∈ {5,10,15,20,None}, min_split</w:t>
-            </w:r>
+            <w:proofErr w:type="spellStart"/>
+            <w:r>
+              <w:rPr>
+                <w:sz w:val="20"/>
+              </w:rPr>
+              <w:t>max_depth</w:t>
+            </w:r>
+            <w:proofErr w:type="spellEnd"/>
+            <w:r>
+              <w:rPr>
+                <w:sz w:val="20"/>
+              </w:rPr>
+              <w:t xml:space="preserve"> ∈ {5,10,15,</w:t>
+            </w:r>
+            <w:proofErr w:type="gramStart"/>
+            <w:r>
+              <w:rPr>
+                <w:sz w:val="20"/>
+              </w:rPr>
+              <w:t>20,None</w:t>
+            </w:r>
+            <w:proofErr w:type="gramEnd"/>
+            <w:r>
+              <w:rPr>
+                <w:sz w:val="20"/>
+              </w:rPr>
+              <w:t xml:space="preserve">}, </w:t>
+            </w:r>
+            <w:proofErr w:type="spellStart"/>
+            <w:r>
+              <w:rPr>
+                <w:sz w:val="20"/>
+              </w:rPr>
+              <w:t>min_split</w:t>
+            </w:r>
+            <w:proofErr w:type="spellEnd"/>
           </w:p>
         </w:tc>
         <w:tc>
@@ -3910,11 +4243,33 @@
             <w:pPr>
               <w:jc w:val="center"/>
             </w:pPr>
-            <w:r>
-              <w:rPr>
-                <w:sz w:val="20"/>
-              </w:rPr>
-              <w:t>max_depth=10, min_split=50</w:t>
+            <w:proofErr w:type="spellStart"/>
+            <w:r>
+              <w:rPr>
+                <w:sz w:val="20"/>
+              </w:rPr>
+              <w:t>max_depth</w:t>
+            </w:r>
+            <w:proofErr w:type="spellEnd"/>
+            <w:r>
+              <w:rPr>
+                <w:sz w:val="20"/>
+              </w:rPr>
+              <w:t xml:space="preserve">=10, </w:t>
+            </w:r>
+            <w:proofErr w:type="spellStart"/>
+            <w:r>
+              <w:rPr>
+                <w:sz w:val="20"/>
+              </w:rPr>
+              <w:t>min_split</w:t>
+            </w:r>
+            <w:proofErr w:type="spellEnd"/>
+            <w:r>
+              <w:rPr>
+                <w:sz w:val="20"/>
+              </w:rPr>
+              <w:t>=50</w:t>
             </w:r>
           </w:p>
         </w:tc>
@@ -3967,7 +4322,21 @@
               <w:rPr>
                 <w:sz w:val="20"/>
               </w:rPr>
-              <w:t>no tuning (max_iter=1000)</w:t>
+              <w:t>no tuning (</w:t>
+            </w:r>
+            <w:proofErr w:type="spellStart"/>
+            <w:r>
+              <w:rPr>
+                <w:sz w:val="20"/>
+              </w:rPr>
+              <w:t>max_iter</w:t>
+            </w:r>
+            <w:proofErr w:type="spellEnd"/>
+            <w:r>
+              <w:rPr>
+                <w:sz w:val="20"/>
+              </w:rPr>
+              <w:t>=1000)</w:t>
             </w:r>
           </w:p>
         </w:tc>
@@ -4115,7 +4484,15 @@
         </w:rPr>
       </w:pPr>
       <w:r>
-        <w:t>A notable finding is that the best k for k-NN reached the upper boundary of the search grid (k = 201), even after extending the grid to 201. This indicates that k-NN performs best with maximal smoothing — a strong signal that the data has no meaningful local neighbourhood structure, consistent with the synthetic nature of the dataset.</w:t>
+        <w:t xml:space="preserve">A notable finding is that the best k for k-NN reached the upper boundary of the search grid (k = 201), even after extending the grid to 201. This indicates that k-NN performs best with maximal smoothing — a strong signal that the data has no meaningful local </w:t>
+      </w:r>
+      <w:proofErr w:type="spellStart"/>
+      <w:r>
+        <w:t>neighbourhood</w:t>
+      </w:r>
+      <w:proofErr w:type="spellEnd"/>
+      <w:r>
+        <w:t xml:space="preserve"> structure, consistent with the synthetic nature of the dataset.</w:t>
       </w:r>
     </w:p>
     <w:p/>
@@ -4215,7 +4592,27 @@
           <w:sz w:val="18"/>
           <w:szCs w:val="18"/>
         </w:rPr>
-        <w:t xml:space="preserve"> — CV accuracy comparison for all four tuned models (5-fold StratifiedKFold).</w:t>
+        <w:t xml:space="preserve"> — CV accuracy comparison for all four tuned models (5-fold </w:t>
+      </w:r>
+      <w:proofErr w:type="spellStart"/>
+      <w:r>
+        <w:rPr>
+          <w:i/>
+          <w:color w:val="646464"/>
+          <w:sz w:val="18"/>
+          <w:szCs w:val="18"/>
+        </w:rPr>
+        <w:t>StratifiedKFold</w:t>
+      </w:r>
+      <w:proofErr w:type="spellEnd"/>
+      <w:r>
+        <w:rPr>
+          <w:i/>
+          <w:color w:val="646464"/>
+          <w:sz w:val="18"/>
+          <w:szCs w:val="18"/>
+        </w:rPr>
+        <w:t>).</w:t>
       </w:r>
     </w:p>
     <w:p>
@@ -4227,9 +4624,14 @@
       <w:pPr>
         <w:pStyle w:val="21"/>
       </w:pPr>
-      <w:bookmarkStart w:id="9" w:name="_Toc226057044"/>
+      <w:bookmarkStart w:id="9" w:name="_Toc226058554"/>
+      <w:proofErr w:type="gramStart"/>
       <w:r>
-        <w:t>4.2  Model Comparison</w:t>
+        <w:t>4.2  Model</w:t>
+      </w:r>
+      <w:proofErr w:type="gramEnd"/>
+      <w:r>
+        <w:t xml:space="preserve"> Comparison</w:t>
       </w:r>
       <w:bookmarkEnd w:id="9"/>
     </w:p>
@@ -4255,9 +4657,14 @@
       <w:pPr>
         <w:pStyle w:val="21"/>
       </w:pPr>
-      <w:bookmarkStart w:id="10" w:name="_Toc226057045"/>
+      <w:bookmarkStart w:id="10" w:name="_Toc226058555"/>
+      <w:proofErr w:type="gramStart"/>
       <w:r>
-        <w:t>4.3  Final Model Evaluation — Logistic Regression</w:t>
+        <w:t>4.3  Final</w:t>
+      </w:r>
+      <w:proofErr w:type="gramEnd"/>
+      <w:r>
+        <w:t xml:space="preserve"> Model Evaluation — Logistic Regression</w:t>
       </w:r>
       <w:bookmarkEnd w:id="10"/>
     </w:p>
@@ -4903,7 +5310,23 @@
         <w:spacing w:after="120"/>
       </w:pPr>
       <w:r>
-        <w:t>The model performs well on Failure (F1 = 0.775) and reasonably on Acquisition (F1 = 0.682), but struggles with IPO (F1 = 0.296, Recall = 0.190). The low recall for IPO is a direct consequence of class imbalance: with only 2.1% of samples, the model rarely predicts this class. The ROC curves (one-vs-rest) confirm this, and feature importances show that revenue_million and product_traction_users dominate the decision boundary.</w:t>
+        <w:t xml:space="preserve">The model performs well on Failure (F1 = 0.775) and reasonably on Acquisition (F1 = 0.682), but struggles with IPO (F1 = 0.296, Recall = 0.190). The low recall for IPO is a direct consequence of class imbalance: with only 2.1% of samples, the model rarely predicts this class. The ROC curves (one-vs-rest) confirm this, and feature importances show that </w:t>
+      </w:r>
+      <w:proofErr w:type="spellStart"/>
+      <w:r>
+        <w:t>revenue_million</w:t>
+      </w:r>
+      <w:proofErr w:type="spellEnd"/>
+      <w:r>
+        <w:t xml:space="preserve"> and </w:t>
+      </w:r>
+      <w:proofErr w:type="spellStart"/>
+      <w:r>
+        <w:t>product_traction_users</w:t>
+      </w:r>
+      <w:proofErr w:type="spellEnd"/>
+      <w:r>
+        <w:t xml:space="preserve"> dominate the decision boundary.</w:t>
       </w:r>
     </w:p>
     <w:p/>
@@ -4991,9 +5414,14 @@
       <w:pPr>
         <w:pStyle w:val="21"/>
       </w:pPr>
-      <w:bookmarkStart w:id="11" w:name="_Toc226057046"/>
+      <w:bookmarkStart w:id="11" w:name="_Toc226058556"/>
+      <w:proofErr w:type="gramStart"/>
       <w:r>
-        <w:t>4.4  Binary Classification — Failure vs Acquisition</w:t>
+        <w:t>4.4  Binary</w:t>
+      </w:r>
+      <w:proofErr w:type="gramEnd"/>
+      <w:r>
+        <w:t xml:space="preserve"> Classification — Failure vs Acquisition</w:t>
       </w:r>
       <w:bookmarkEnd w:id="11"/>
     </w:p>
@@ -5010,7 +5438,23 @@
         <w:spacing w:after="120"/>
       </w:pPr>
       <w:r>
-        <w:t>Table 7 summarises the GridSearchCV results on the binary dataset.</w:t>
+        <w:t xml:space="preserve">Table 7 </w:t>
+      </w:r>
+      <w:proofErr w:type="spellStart"/>
+      <w:r>
+        <w:t>summarises</w:t>
+      </w:r>
+      <w:proofErr w:type="spellEnd"/>
+      <w:r>
+        <w:t xml:space="preserve"> the </w:t>
+      </w:r>
+      <w:proofErr w:type="spellStart"/>
+      <w:r>
+        <w:t>GridSearchCV</w:t>
+      </w:r>
+      <w:proofErr w:type="spellEnd"/>
+      <w:r>
+        <w:t xml:space="preserve"> results on the binary dataset.</w:t>
       </w:r>
     </w:p>
     <w:tbl>
@@ -5162,11 +5606,33 @@
             <w:pPr>
               <w:jc w:val="center"/>
             </w:pPr>
-            <w:r>
-              <w:rPr>
-                <w:sz w:val="20"/>
-              </w:rPr>
-              <w:t>max_depth=10, min_split=50</w:t>
+            <w:proofErr w:type="spellStart"/>
+            <w:r>
+              <w:rPr>
+                <w:sz w:val="20"/>
+              </w:rPr>
+              <w:t>max_depth</w:t>
+            </w:r>
+            <w:proofErr w:type="spellEnd"/>
+            <w:r>
+              <w:rPr>
+                <w:sz w:val="20"/>
+              </w:rPr>
+              <w:t xml:space="preserve">=10, </w:t>
+            </w:r>
+            <w:proofErr w:type="spellStart"/>
+            <w:r>
+              <w:rPr>
+                <w:sz w:val="20"/>
+              </w:rPr>
+              <w:t>min_split</w:t>
+            </w:r>
+            <w:proofErr w:type="spellEnd"/>
+            <w:r>
+              <w:rPr>
+                <w:sz w:val="20"/>
+              </w:rPr>
+              <w:t>=50</w:t>
             </w:r>
           </w:p>
         </w:tc>
@@ -5272,7 +5738,21 @@
               <w:rPr>
                 <w:sz w:val="20"/>
               </w:rPr>
-              <w:t>no tuning (max_iter=1000)</w:t>
+              <w:t>no tuning (</w:t>
+            </w:r>
+            <w:proofErr w:type="spellStart"/>
+            <w:r>
+              <w:rPr>
+                <w:sz w:val="20"/>
+              </w:rPr>
+              <w:t>max_iter</w:t>
+            </w:r>
+            <w:proofErr w:type="spellEnd"/>
+            <w:r>
+              <w:rPr>
+                <w:sz w:val="20"/>
+              </w:rPr>
+              <w:t>=1000)</w:t>
             </w:r>
           </w:p>
         </w:tc>
@@ -5305,7 +5785,25 @@
           <w:color w:val="646464"/>
           <w:sz w:val="18"/>
         </w:rPr>
-        <w:t>Table 7 — Binary classification GridSearchCV results.</w:t>
+        <w:t xml:space="preserve">Table 7 — Binary classification </w:t>
+      </w:r>
+      <w:proofErr w:type="spellStart"/>
+      <w:r>
+        <w:rPr>
+          <w:i/>
+          <w:color w:val="646464"/>
+          <w:sz w:val="18"/>
+        </w:rPr>
+        <w:t>GridSearchCV</w:t>
+      </w:r>
+      <w:proofErr w:type="spellEnd"/>
+      <w:r>
+        <w:rPr>
+          <w:i/>
+          <w:color w:val="646464"/>
+          <w:sz w:val="18"/>
+        </w:rPr>
+        <w:t xml:space="preserve"> results.</w:t>
       </w:r>
     </w:p>
     <w:p>
@@ -5882,9 +6380,14 @@
       <w:pPr>
         <w:pStyle w:val="1"/>
       </w:pPr>
-      <w:bookmarkStart w:id="12" w:name="_Toc226057047"/>
+      <w:bookmarkStart w:id="12" w:name="_Toc226058557"/>
+      <w:proofErr w:type="gramStart"/>
       <w:r>
-        <w:t>5  Unsupervised Learning</w:t>
+        <w:t>5  Unsupervised</w:t>
+      </w:r>
+      <w:proofErr w:type="gramEnd"/>
+      <w:r>
+        <w:t xml:space="preserve"> Learning</w:t>
       </w:r>
       <w:bookmarkEnd w:id="12"/>
     </w:p>
@@ -5901,9 +6404,14 @@
       <w:pPr>
         <w:pStyle w:val="21"/>
       </w:pPr>
-      <w:bookmarkStart w:id="13" w:name="_Toc226057048"/>
+      <w:bookmarkStart w:id="13" w:name="_Toc226058558"/>
+      <w:proofErr w:type="gramStart"/>
       <w:r>
-        <w:t>5.1  PCA — Variance Analysis</w:t>
+        <w:t>5.1  PCA</w:t>
+      </w:r>
+      <w:proofErr w:type="gramEnd"/>
+      <w:r>
+        <w:t xml:space="preserve"> — Variance Analysis</w:t>
       </w:r>
       <w:bookmarkEnd w:id="13"/>
     </w:p>
@@ -6162,9 +6670,14 @@
       <w:pPr>
         <w:pStyle w:val="21"/>
       </w:pPr>
-      <w:bookmarkStart w:id="14" w:name="_Toc226057049"/>
+      <w:bookmarkStart w:id="14" w:name="_Toc226058559"/>
+      <w:proofErr w:type="gramStart"/>
       <w:r>
-        <w:t>5.2  Choosing k — Comparing k=2 and k=3</w:t>
+        <w:t>5.2  Choosing</w:t>
+      </w:r>
+      <w:proofErr w:type="gramEnd"/>
+      <w:r>
+        <w:t xml:space="preserve"> k — Comparing k=2 and k=3</w:t>
       </w:r>
       <w:bookmarkEnd w:id="14"/>
     </w:p>
@@ -6378,9 +6891,14 @@
       <w:pPr>
         <w:pStyle w:val="21"/>
       </w:pPr>
-      <w:bookmarkStart w:id="15" w:name="_Toc226057050"/>
+      <w:bookmarkStart w:id="15" w:name="_Toc226058560"/>
+      <w:proofErr w:type="gramStart"/>
       <w:r>
-        <w:t>5.3  Cluster Profiles</w:t>
+        <w:t>5.3  Cluster</w:t>
+      </w:r>
+      <w:proofErr w:type="gramEnd"/>
+      <w:r>
+        <w:t xml:space="preserve"> Profiles</w:t>
       </w:r>
       <w:bookmarkEnd w:id="15"/>
     </w:p>
@@ -6490,12 +7008,14 @@
             <w:pPr>
               <w:jc w:val="center"/>
             </w:pPr>
+            <w:proofErr w:type="spellStart"/>
             <w:r>
               <w:rPr>
                 <w:sz w:val="20"/>
               </w:rPr>
               <w:t>revenue_million</w:t>
             </w:r>
+            <w:proofErr w:type="spellEnd"/>
           </w:p>
         </w:tc>
         <w:tc>
@@ -6559,12 +7079,14 @@
             <w:pPr>
               <w:jc w:val="center"/>
             </w:pPr>
+            <w:proofErr w:type="spellStart"/>
             <w:r>
               <w:rPr>
                 <w:sz w:val="20"/>
               </w:rPr>
               <w:t>product_traction_users</w:t>
             </w:r>
+            <w:proofErr w:type="spellEnd"/>
           </w:p>
         </w:tc>
         <w:tc>
@@ -6628,12 +7150,14 @@
             <w:pPr>
               <w:jc w:val="center"/>
             </w:pPr>
+            <w:proofErr w:type="spellStart"/>
             <w:r>
               <w:rPr>
                 <w:sz w:val="20"/>
               </w:rPr>
               <w:t>founder_experience_years</w:t>
             </w:r>
+            <w:proofErr w:type="spellEnd"/>
           </w:p>
         </w:tc>
         <w:tc>
@@ -6697,12 +7221,14 @@
             <w:pPr>
               <w:jc w:val="center"/>
             </w:pPr>
+            <w:proofErr w:type="spellStart"/>
             <w:r>
               <w:rPr>
                 <w:sz w:val="20"/>
               </w:rPr>
               <w:t>funding_rounds</w:t>
             </w:r>
+            <w:proofErr w:type="spellEnd"/>
           </w:p>
         </w:tc>
         <w:tc>
@@ -6766,12 +7292,14 @@
             <w:pPr>
               <w:jc w:val="center"/>
             </w:pPr>
+            <w:proofErr w:type="spellStart"/>
             <w:r>
               <w:rPr>
                 <w:sz w:val="20"/>
               </w:rPr>
               <w:t>team_size</w:t>
             </w:r>
+            <w:proofErr w:type="spellEnd"/>
           </w:p>
         </w:tc>
         <w:tc>
@@ -6835,12 +7363,14 @@
             <w:pPr>
               <w:jc w:val="center"/>
             </w:pPr>
+            <w:proofErr w:type="spellStart"/>
             <w:r>
               <w:rPr>
                 <w:sz w:val="20"/>
               </w:rPr>
               <w:t>market_size_billion</w:t>
             </w:r>
+            <w:proofErr w:type="spellEnd"/>
           </w:p>
         </w:tc>
         <w:tc>
@@ -6904,12 +7434,14 @@
             <w:pPr>
               <w:jc w:val="center"/>
             </w:pPr>
+            <w:proofErr w:type="spellStart"/>
             <w:r>
               <w:rPr>
                 <w:sz w:val="20"/>
               </w:rPr>
               <w:t>burn_rate_million</w:t>
             </w:r>
+            <w:proofErr w:type="spellEnd"/>
           </w:p>
         </w:tc>
         <w:tc>
@@ -6981,7 +7513,39 @@
         <w:spacing w:after="120"/>
       </w:pPr>
       <w:r>
-        <w:t>The clusters are differentiated almost exclusively by revenue and product traction. team_size, market_size_billion, burn_rate_million, and funding_rounds are nearly identical across all three clusters, confirming they carry no structural information.</w:t>
+        <w:t xml:space="preserve">The clusters are differentiated almost exclusively by revenue and product traction. </w:t>
+      </w:r>
+      <w:proofErr w:type="spellStart"/>
+      <w:r>
+        <w:t>team_size</w:t>
+      </w:r>
+      <w:proofErr w:type="spellEnd"/>
+      <w:r>
+        <w:t xml:space="preserve">, </w:t>
+      </w:r>
+      <w:proofErr w:type="spellStart"/>
+      <w:r>
+        <w:t>market_size_billion</w:t>
+      </w:r>
+      <w:proofErr w:type="spellEnd"/>
+      <w:r>
+        <w:t xml:space="preserve">, </w:t>
+      </w:r>
+      <w:proofErr w:type="spellStart"/>
+      <w:r>
+        <w:t>burn_rate_million</w:t>
+      </w:r>
+      <w:proofErr w:type="spellEnd"/>
+      <w:r>
+        <w:t xml:space="preserve">, and </w:t>
+      </w:r>
+      <w:proofErr w:type="spellStart"/>
+      <w:r>
+        <w:t>funding_rounds</w:t>
+      </w:r>
+      <w:proofErr w:type="spellEnd"/>
+      <w:r>
+        <w:t xml:space="preserve"> are nearly identical across all three clusters, confirming they carry no structural information.</w:t>
       </w:r>
     </w:p>
     <w:p>
@@ -6996,9 +7560,14 @@
       <w:pPr>
         <w:pStyle w:val="21"/>
       </w:pPr>
-      <w:bookmarkStart w:id="16" w:name="_Toc226057051"/>
+      <w:bookmarkStart w:id="16" w:name="_Toc226058561"/>
+      <w:proofErr w:type="gramStart"/>
       <w:r>
-        <w:t>5.4  Cluster Archetypes</w:t>
+        <w:t>5.4  Cluster</w:t>
+      </w:r>
+      <w:proofErr w:type="gramEnd"/>
+      <w:r>
+        <w:t xml:space="preserve"> Archetypes</w:t>
       </w:r>
       <w:bookmarkEnd w:id="16"/>
     </w:p>
@@ -7398,9 +7967,14 @@
       <w:pPr>
         <w:pStyle w:val="21"/>
       </w:pPr>
-      <w:bookmarkStart w:id="17" w:name="_Toc226057052"/>
+      <w:bookmarkStart w:id="17" w:name="_Toc226058562"/>
+      <w:proofErr w:type="gramStart"/>
       <w:r>
-        <w:t>5.5  k=2 vs Failure / Non-Failure</w:t>
+        <w:t>5.5  k</w:t>
+      </w:r>
+      <w:proofErr w:type="gramEnd"/>
+      <w:r>
+        <w:t>=2 vs Failure / Non-Failure</w:t>
       </w:r>
       <w:bookmarkEnd w:id="17"/>
     </w:p>
@@ -7409,7 +7983,15 @@
         <w:spacing w:after="120"/>
       </w:pPr>
       <w:r>
-        <w:t>As a sanity check, we compare k=2 clusters with a binary outcome grouping (Failure vs Non-Failure). Table 13 shows the composition.</w:t>
+        <w:t xml:space="preserve">As a sanity check, we compare k=2 clusters with a binary outcome grouping (Failure vs </w:t>
+      </w:r>
+      <w:proofErr w:type="gramStart"/>
+      <w:r>
+        <w:t>Non-Failure</w:t>
+      </w:r>
+      <w:proofErr w:type="gramEnd"/>
+      <w:r>
+        <w:t>). Table 13 shows the composition.</w:t>
       </w:r>
     </w:p>
     <w:tbl>
@@ -7562,8 +8144,16 @@
               <w:rPr>
                 <w:sz w:val="20"/>
               </w:rPr>
-              <w:t>Mostly Non-Failure</w:t>
-            </w:r>
+              <w:t xml:space="preserve">Mostly </w:t>
+            </w:r>
+            <w:proofErr w:type="gramStart"/>
+            <w:r>
+              <w:rPr>
+                <w:sz w:val="20"/>
+              </w:rPr>
+              <w:t>Non-Failure</w:t>
+            </w:r>
+            <w:proofErr w:type="gramEnd"/>
           </w:p>
         </w:tc>
       </w:tr>
@@ -7664,9 +8254,14 @@
       <w:pPr>
         <w:pStyle w:val="21"/>
       </w:pPr>
-      <w:bookmarkStart w:id="18" w:name="_Toc226057053"/>
+      <w:bookmarkStart w:id="18" w:name="_Toc226058563"/>
+      <w:proofErr w:type="gramStart"/>
       <w:r>
-        <w:t>5.6  Hierarchical Clustering</w:t>
+        <w:t>5.6  Hierarchical</w:t>
+      </w:r>
+      <w:proofErr w:type="gramEnd"/>
+      <w:r>
+        <w:t xml:space="preserve"> Clustering</w:t>
       </w:r>
       <w:bookmarkEnd w:id="18"/>
     </w:p>
@@ -7675,7 +8270,23 @@
         <w:spacing w:after="120"/>
       </w:pPr>
       <w:r>
-        <w:t>We applied Agglomerative Clustering with Ward linkage on a 2,000-row subsample. The dendrogram was reconstructed from the sklearn model using the TD06 method. With k=3, the hierarchical solution produces a more imbalanced partition (Cluster 0: 78%, Cluster 1: 15%, Cluster 2: 7%) compared to K-Means (53/27/20%). This is expected: Ward linkage minimises intra-cluster variance without any constraint on cluster size, while K-Means tends toward more balanced partitions.</w:t>
+        <w:t xml:space="preserve">We applied Agglomerative Clustering with Ward linkage on a 2,000-row subsample. The dendrogram was reconstructed from the </w:t>
+      </w:r>
+      <w:proofErr w:type="spellStart"/>
+      <w:r>
+        <w:t>sklearn</w:t>
+      </w:r>
+      <w:proofErr w:type="spellEnd"/>
+      <w:r>
+        <w:t xml:space="preserve"> model using the TD06 method. With k=3, the hierarchical solution produces a more imbalanced partition (Cluster 0: 78%, Cluster 1: 15%, Cluster 2: 7%) compared to K-Means (53/27/20%). This is expected: Ward linkage </w:t>
+      </w:r>
+      <w:proofErr w:type="spellStart"/>
+      <w:r>
+        <w:t>minimises</w:t>
+      </w:r>
+      <w:proofErr w:type="spellEnd"/>
+      <w:r>
+        <w:t xml:space="preserve"> intra-cluster variance without any constraint on cluster size, while K-Means tends toward more balanced partitions.</w:t>
       </w:r>
     </w:p>
     <w:p>
@@ -7691,11 +8302,13 @@
       <w:pPr>
         <w:pStyle w:val="1"/>
       </w:pPr>
-      <w:bookmarkStart w:id="19" w:name="_Toc226057054"/>
+      <w:bookmarkStart w:id="19" w:name="_Toc226058564"/>
+      <w:proofErr w:type="gramStart"/>
       <w:r>
         <w:t>6  Conclusion</w:t>
       </w:r>
       <w:bookmarkEnd w:id="19"/>
+      <w:proofErr w:type="gramEnd"/>
     </w:p>
     <w:p>
       <w:pPr>

--- a/scientificProject1/report/startup_success_report.docx
+++ b/scientificProject1/report/startup_success_report.docx
@@ -120,7 +120,7 @@
           <w:r>
             <w:fldChar w:fldCharType="separate"/>
           </w:r>
-          <w:hyperlink w:anchor="_Toc226058545" w:history="1">
+          <w:hyperlink w:anchor="_Toc226057035" w:history="1">
             <w:r>
               <w:rPr>
                 <w:rStyle w:val="aff9"/>
@@ -147,7 +147,7 @@
                 <w:noProof/>
                 <w:webHidden/>
               </w:rPr>
-              <w:instrText xml:space="preserve"> PAGEREF _Toc226058545 \h </w:instrText>
+              <w:instrText xml:space="preserve"> PAGEREF _Toc226057035 \h </w:instrText>
             </w:r>
             <w:r>
               <w:rPr>
@@ -192,7 +192,7 @@
               <w14:ligatures w14:val="standardContextual"/>
             </w:rPr>
           </w:pPr>
-          <w:hyperlink w:anchor="_Toc226058546" w:history="1">
+          <w:hyperlink w:anchor="_Toc226057036" w:history="1">
             <w:r>
               <w:rPr>
                 <w:rStyle w:val="aff9"/>
@@ -219,7 +219,7 @@
                 <w:noProof/>
                 <w:webHidden/>
               </w:rPr>
-              <w:instrText xml:space="preserve"> PAGEREF _Toc226058546 \h </w:instrText>
+              <w:instrText xml:space="preserve"> PAGEREF _Toc226057036 \h </w:instrText>
             </w:r>
             <w:r>
               <w:rPr>
@@ -264,7 +264,7 @@
               <w14:ligatures w14:val="standardContextual"/>
             </w:rPr>
           </w:pPr>
-          <w:hyperlink w:anchor="_Toc226058547" w:history="1">
+          <w:hyperlink w:anchor="_Toc226057037" w:history="1">
             <w:r>
               <w:rPr>
                 <w:rStyle w:val="aff9"/>
@@ -291,7 +291,7 @@
                 <w:noProof/>
                 <w:webHidden/>
               </w:rPr>
-              <w:instrText xml:space="preserve"> PAGEREF _Toc226058547 \h </w:instrText>
+              <w:instrText xml:space="preserve"> PAGEREF _Toc226057037 \h </w:instrText>
             </w:r>
             <w:r>
               <w:rPr>
@@ -337,7 +337,7 @@
               <w14:ligatures w14:val="standardContextual"/>
             </w:rPr>
           </w:pPr>
-          <w:hyperlink w:anchor="_Toc226058548" w:history="1">
+          <w:hyperlink w:anchor="_Toc226057038" w:history="1">
             <w:r>
               <w:rPr>
                 <w:rStyle w:val="aff9"/>
@@ -364,7 +364,7 @@
                 <w:noProof/>
                 <w:webHidden/>
               </w:rPr>
-              <w:instrText xml:space="preserve"> PAGEREF _Toc226058548 \h </w:instrText>
+              <w:instrText xml:space="preserve"> PAGEREF _Toc226057038 \h </w:instrText>
             </w:r>
             <w:r>
               <w:rPr>
@@ -410,7 +410,7 @@
               <w14:ligatures w14:val="standardContextual"/>
             </w:rPr>
           </w:pPr>
-          <w:hyperlink w:anchor="_Toc226058549" w:history="1">
+          <w:hyperlink w:anchor="_Toc226057039" w:history="1">
             <w:r>
               <w:rPr>
                 <w:rStyle w:val="aff9"/>
@@ -437,7 +437,7 @@
                 <w:noProof/>
                 <w:webHidden/>
               </w:rPr>
-              <w:instrText xml:space="preserve"> PAGEREF _Toc226058549 \h </w:instrText>
+              <w:instrText xml:space="preserve"> PAGEREF _Toc226057039 \h </w:instrText>
             </w:r>
             <w:r>
               <w:rPr>
@@ -483,7 +483,7 @@
               <w14:ligatures w14:val="standardContextual"/>
             </w:rPr>
           </w:pPr>
-          <w:hyperlink w:anchor="_Toc226058550" w:history="1">
+          <w:hyperlink w:anchor="_Toc226057040" w:history="1">
             <w:r>
               <w:rPr>
                 <w:rStyle w:val="aff9"/>
@@ -510,7 +510,7 @@
                 <w:noProof/>
                 <w:webHidden/>
               </w:rPr>
-              <w:instrText xml:space="preserve"> PAGEREF _Toc226058550 \h </w:instrText>
+              <w:instrText xml:space="preserve"> PAGEREF _Toc226057040 \h </w:instrText>
             </w:r>
             <w:r>
               <w:rPr>
@@ -555,7 +555,7 @@
               <w14:ligatures w14:val="standardContextual"/>
             </w:rPr>
           </w:pPr>
-          <w:hyperlink w:anchor="_Toc226058551" w:history="1">
+          <w:hyperlink w:anchor="_Toc226057041" w:history="1">
             <w:r>
               <w:rPr>
                 <w:rStyle w:val="aff9"/>
@@ -582,7 +582,7 @@
                 <w:noProof/>
                 <w:webHidden/>
               </w:rPr>
-              <w:instrText xml:space="preserve"> PAGEREF _Toc226058551 \h </w:instrText>
+              <w:instrText xml:space="preserve"> PAGEREF _Toc226057041 \h </w:instrText>
             </w:r>
             <w:r>
               <w:rPr>
@@ -627,7 +627,7 @@
               <w14:ligatures w14:val="standardContextual"/>
             </w:rPr>
           </w:pPr>
-          <w:hyperlink w:anchor="_Toc226058552" w:history="1">
+          <w:hyperlink w:anchor="_Toc226057042" w:history="1">
             <w:r>
               <w:rPr>
                 <w:rStyle w:val="aff9"/>
@@ -654,7 +654,7 @@
                 <w:noProof/>
                 <w:webHidden/>
               </w:rPr>
-              <w:instrText xml:space="preserve"> PAGEREF _Toc226058552 \h </w:instrText>
+              <w:instrText xml:space="preserve"> PAGEREF _Toc226057042 \h </w:instrText>
             </w:r>
             <w:r>
               <w:rPr>
@@ -700,7 +700,7 @@
               <w14:ligatures w14:val="standardContextual"/>
             </w:rPr>
           </w:pPr>
-          <w:hyperlink w:anchor="_Toc226058553" w:history="1">
+          <w:hyperlink w:anchor="_Toc226057043" w:history="1">
             <w:r>
               <w:rPr>
                 <w:rStyle w:val="aff9"/>
@@ -727,7 +727,7 @@
                 <w:noProof/>
                 <w:webHidden/>
               </w:rPr>
-              <w:instrText xml:space="preserve"> PAGEREF _Toc226058553 \h </w:instrText>
+              <w:instrText xml:space="preserve"> PAGEREF _Toc226057043 \h </w:instrText>
             </w:r>
             <w:r>
               <w:rPr>
@@ -773,7 +773,7 @@
               <w14:ligatures w14:val="standardContextual"/>
             </w:rPr>
           </w:pPr>
-          <w:hyperlink w:anchor="_Toc226058554" w:history="1">
+          <w:hyperlink w:anchor="_Toc226057044" w:history="1">
             <w:r>
               <w:rPr>
                 <w:rStyle w:val="aff9"/>
@@ -800,7 +800,7 @@
                 <w:noProof/>
                 <w:webHidden/>
               </w:rPr>
-              <w:instrText xml:space="preserve"> PAGEREF _Toc226058554 \h </w:instrText>
+              <w:instrText xml:space="preserve"> PAGEREF _Toc226057044 \h </w:instrText>
             </w:r>
             <w:r>
               <w:rPr>
@@ -846,7 +846,7 @@
               <w14:ligatures w14:val="standardContextual"/>
             </w:rPr>
           </w:pPr>
-          <w:hyperlink w:anchor="_Toc226058555" w:history="1">
+          <w:hyperlink w:anchor="_Toc226057045" w:history="1">
             <w:r>
               <w:rPr>
                 <w:rStyle w:val="aff9"/>
@@ -873,7 +873,7 @@
                 <w:noProof/>
                 <w:webHidden/>
               </w:rPr>
-              <w:instrText xml:space="preserve"> PAGEREF _Toc226058555 \h </w:instrText>
+              <w:instrText xml:space="preserve"> PAGEREF _Toc226057045 \h </w:instrText>
             </w:r>
             <w:r>
               <w:rPr>
@@ -919,7 +919,7 @@
               <w14:ligatures w14:val="standardContextual"/>
             </w:rPr>
           </w:pPr>
-          <w:hyperlink w:anchor="_Toc226058556" w:history="1">
+          <w:hyperlink w:anchor="_Toc226057046" w:history="1">
             <w:r>
               <w:rPr>
                 <w:rStyle w:val="aff9"/>
@@ -946,7 +946,7 @@
                 <w:noProof/>
                 <w:webHidden/>
               </w:rPr>
-              <w:instrText xml:space="preserve"> PAGEREF _Toc226058556 \h </w:instrText>
+              <w:instrText xml:space="preserve"> PAGEREF _Toc226057046 \h </w:instrText>
             </w:r>
             <w:r>
               <w:rPr>
@@ -991,7 +991,7 @@
               <w14:ligatures w14:val="standardContextual"/>
             </w:rPr>
           </w:pPr>
-          <w:hyperlink w:anchor="_Toc226058557" w:history="1">
+          <w:hyperlink w:anchor="_Toc226057047" w:history="1">
             <w:r>
               <w:rPr>
                 <w:rStyle w:val="aff9"/>
@@ -1018,7 +1018,7 @@
                 <w:noProof/>
                 <w:webHidden/>
               </w:rPr>
-              <w:instrText xml:space="preserve"> PAGEREF _Toc226058557 \h </w:instrText>
+              <w:instrText xml:space="preserve"> PAGEREF _Toc226057047 \h </w:instrText>
             </w:r>
             <w:r>
               <w:rPr>
@@ -1064,7 +1064,7 @@
               <w14:ligatures w14:val="standardContextual"/>
             </w:rPr>
           </w:pPr>
-          <w:hyperlink w:anchor="_Toc226058558" w:history="1">
+          <w:hyperlink w:anchor="_Toc226057048" w:history="1">
             <w:r>
               <w:rPr>
                 <w:rStyle w:val="aff9"/>
@@ -1091,7 +1091,7 @@
                 <w:noProof/>
                 <w:webHidden/>
               </w:rPr>
-              <w:instrText xml:space="preserve"> PAGEREF _Toc226058558 \h </w:instrText>
+              <w:instrText xml:space="preserve"> PAGEREF _Toc226057048 \h </w:instrText>
             </w:r>
             <w:r>
               <w:rPr>
@@ -1137,7 +1137,7 @@
               <w14:ligatures w14:val="standardContextual"/>
             </w:rPr>
           </w:pPr>
-          <w:hyperlink w:anchor="_Toc226058559" w:history="1">
+          <w:hyperlink w:anchor="_Toc226057049" w:history="1">
             <w:r>
               <w:rPr>
                 <w:rStyle w:val="aff9"/>
@@ -1164,7 +1164,7 @@
                 <w:noProof/>
                 <w:webHidden/>
               </w:rPr>
-              <w:instrText xml:space="preserve"> PAGEREF _Toc226058559 \h </w:instrText>
+              <w:instrText xml:space="preserve"> PAGEREF _Toc226057049 \h </w:instrText>
             </w:r>
             <w:r>
               <w:rPr>
@@ -1210,7 +1210,7 @@
               <w14:ligatures w14:val="standardContextual"/>
             </w:rPr>
           </w:pPr>
-          <w:hyperlink w:anchor="_Toc226058560" w:history="1">
+          <w:hyperlink w:anchor="_Toc226057050" w:history="1">
             <w:r>
               <w:rPr>
                 <w:rStyle w:val="aff9"/>
@@ -1237,7 +1237,7 @@
                 <w:noProof/>
                 <w:webHidden/>
               </w:rPr>
-              <w:instrText xml:space="preserve"> PAGEREF _Toc226058560 \h </w:instrText>
+              <w:instrText xml:space="preserve"> PAGEREF _Toc226057050 \h </w:instrText>
             </w:r>
             <w:r>
               <w:rPr>
@@ -1283,7 +1283,7 @@
               <w14:ligatures w14:val="standardContextual"/>
             </w:rPr>
           </w:pPr>
-          <w:hyperlink w:anchor="_Toc226058561" w:history="1">
+          <w:hyperlink w:anchor="_Toc226057051" w:history="1">
             <w:r>
               <w:rPr>
                 <w:rStyle w:val="aff9"/>
@@ -1310,7 +1310,7 @@
                 <w:noProof/>
                 <w:webHidden/>
               </w:rPr>
-              <w:instrText xml:space="preserve"> PAGEREF _Toc226058561 \h </w:instrText>
+              <w:instrText xml:space="preserve"> PAGEREF _Toc226057051 \h </w:instrText>
             </w:r>
             <w:r>
               <w:rPr>
@@ -1356,7 +1356,7 @@
               <w14:ligatures w14:val="standardContextual"/>
             </w:rPr>
           </w:pPr>
-          <w:hyperlink w:anchor="_Toc226058562" w:history="1">
+          <w:hyperlink w:anchor="_Toc226057052" w:history="1">
             <w:r>
               <w:rPr>
                 <w:rStyle w:val="aff9"/>
@@ -1383,7 +1383,7 @@
                 <w:noProof/>
                 <w:webHidden/>
               </w:rPr>
-              <w:instrText xml:space="preserve"> PAGEREF _Toc226058562 \h </w:instrText>
+              <w:instrText xml:space="preserve"> PAGEREF _Toc226057052 \h </w:instrText>
             </w:r>
             <w:r>
               <w:rPr>
@@ -1429,7 +1429,7 @@
               <w14:ligatures w14:val="standardContextual"/>
             </w:rPr>
           </w:pPr>
-          <w:hyperlink w:anchor="_Toc226058563" w:history="1">
+          <w:hyperlink w:anchor="_Toc226057053" w:history="1">
             <w:r>
               <w:rPr>
                 <w:rStyle w:val="aff9"/>
@@ -1456,7 +1456,7 @@
                 <w:noProof/>
                 <w:webHidden/>
               </w:rPr>
-              <w:instrText xml:space="preserve"> PAGEREF _Toc226058563 \h </w:instrText>
+              <w:instrText xml:space="preserve"> PAGEREF _Toc226057053 \h </w:instrText>
             </w:r>
             <w:r>
               <w:rPr>
@@ -1501,7 +1501,7 @@
               <w14:ligatures w14:val="standardContextual"/>
             </w:rPr>
           </w:pPr>
-          <w:hyperlink w:anchor="_Toc226058564" w:history="1">
+          <w:hyperlink w:anchor="_Toc226057054" w:history="1">
             <w:r>
               <w:rPr>
                 <w:rStyle w:val="aff9"/>
@@ -1528,7 +1528,7 @@
                 <w:noProof/>
                 <w:webHidden/>
               </w:rPr>
-              <w:instrText xml:space="preserve"> PAGEREF _Toc226058564 \h </w:instrText>
+              <w:instrText xml:space="preserve"> PAGEREF _Toc226057054 \h </w:instrText>
             </w:r>
             <w:r>
               <w:rPr>
@@ -1607,7 +1607,7 @@
       <w:pPr>
         <w:pStyle w:val="1"/>
       </w:pPr>
-      <w:bookmarkStart w:id="0" w:name="_Toc226058545"/>
+      <w:bookmarkStart w:id="0" w:name="_Toc226057035"/>
       <w:r>
         <w:lastRenderedPageBreak/>
         <w:t>Introduction</w:t>
@@ -1667,14 +1667,9 @@
       <w:pPr>
         <w:pStyle w:val="1"/>
       </w:pPr>
-      <w:bookmarkStart w:id="1" w:name="_Toc226058546"/>
-      <w:proofErr w:type="gramStart"/>
+      <w:bookmarkStart w:id="1" w:name="_Toc226057036"/>
       <w:r>
-        <w:t>1  Dataset</w:t>
-      </w:r>
-      <w:proofErr w:type="gramEnd"/>
-      <w:r>
-        <w:t xml:space="preserve"> Description</w:t>
+        <w:t>1  Dataset Description</w:t>
       </w:r>
       <w:bookmarkEnd w:id="1"/>
     </w:p>
@@ -1683,15 +1678,7 @@
         <w:spacing w:after="120"/>
       </w:pPr>
       <w:r>
-        <w:t xml:space="preserve">The dataset was obtained from Kaggle and consists of 100,000 rows and 11 columns (7 numerical, 3 categorical, 1 target). There are no missing values. Table 1 </w:t>
-      </w:r>
-      <w:proofErr w:type="spellStart"/>
-      <w:r>
-        <w:t>summarises</w:t>
-      </w:r>
-      <w:proofErr w:type="spellEnd"/>
-      <w:r>
-        <w:t xml:space="preserve"> the features.</w:t>
+        <w:t>The dataset was obtained from Kaggle and consists of 100,000 rows and 11 columns (7 numerical, 3 categorical, 1 target). There are no missing values. Table 1 summarises the features.</w:t>
       </w:r>
     </w:p>
     <w:tbl>
@@ -1774,14 +1761,12 @@
             <w:pPr>
               <w:jc w:val="center"/>
             </w:pPr>
-            <w:proofErr w:type="spellStart"/>
             <w:r>
               <w:rPr>
                 <w:sz w:val="20"/>
               </w:rPr>
               <w:t>funding_rounds</w:t>
             </w:r>
-            <w:proofErr w:type="spellEnd"/>
           </w:p>
         </w:tc>
         <w:tc>
@@ -1829,14 +1814,12 @@
             <w:pPr>
               <w:jc w:val="center"/>
             </w:pPr>
-            <w:proofErr w:type="spellStart"/>
             <w:r>
               <w:rPr>
                 <w:sz w:val="20"/>
               </w:rPr>
               <w:t>founder_experience_years</w:t>
             </w:r>
-            <w:proofErr w:type="spellEnd"/>
           </w:p>
         </w:tc>
         <w:tc>
@@ -1884,14 +1867,12 @@
             <w:pPr>
               <w:jc w:val="center"/>
             </w:pPr>
-            <w:proofErr w:type="spellStart"/>
             <w:r>
               <w:rPr>
                 <w:sz w:val="20"/>
               </w:rPr>
               <w:t>team_size</w:t>
             </w:r>
-            <w:proofErr w:type="spellEnd"/>
           </w:p>
         </w:tc>
         <w:tc>
@@ -1939,14 +1920,12 @@
             <w:pPr>
               <w:jc w:val="center"/>
             </w:pPr>
-            <w:proofErr w:type="spellStart"/>
             <w:r>
               <w:rPr>
                 <w:sz w:val="20"/>
               </w:rPr>
               <w:t>market_size_billion</w:t>
             </w:r>
-            <w:proofErr w:type="spellEnd"/>
           </w:p>
         </w:tc>
         <w:tc>
@@ -1994,14 +1973,12 @@
             <w:pPr>
               <w:jc w:val="center"/>
             </w:pPr>
-            <w:proofErr w:type="spellStart"/>
             <w:r>
               <w:rPr>
                 <w:sz w:val="20"/>
               </w:rPr>
               <w:t>product_traction_users</w:t>
             </w:r>
-            <w:proofErr w:type="spellEnd"/>
           </w:p>
         </w:tc>
         <w:tc>
@@ -2049,14 +2026,12 @@
             <w:pPr>
               <w:jc w:val="center"/>
             </w:pPr>
-            <w:proofErr w:type="spellStart"/>
             <w:r>
               <w:rPr>
                 <w:sz w:val="20"/>
               </w:rPr>
               <w:t>burn_rate_million</w:t>
             </w:r>
-            <w:proofErr w:type="spellEnd"/>
           </w:p>
         </w:tc>
         <w:tc>
@@ -2104,14 +2079,12 @@
             <w:pPr>
               <w:jc w:val="center"/>
             </w:pPr>
-            <w:proofErr w:type="spellStart"/>
             <w:r>
               <w:rPr>
                 <w:sz w:val="20"/>
               </w:rPr>
               <w:t>revenue_million</w:t>
             </w:r>
-            <w:proofErr w:type="spellEnd"/>
           </w:p>
         </w:tc>
         <w:tc>
@@ -2159,14 +2132,12 @@
             <w:pPr>
               <w:jc w:val="center"/>
             </w:pPr>
-            <w:proofErr w:type="spellStart"/>
             <w:r>
               <w:rPr>
                 <w:sz w:val="20"/>
               </w:rPr>
               <w:t>investor_type</w:t>
             </w:r>
-            <w:proofErr w:type="spellEnd"/>
           </w:p>
         </w:tc>
         <w:tc>
@@ -2267,14 +2238,12 @@
             <w:pPr>
               <w:jc w:val="center"/>
             </w:pPr>
-            <w:proofErr w:type="spellStart"/>
             <w:r>
               <w:rPr>
                 <w:sz w:val="20"/>
               </w:rPr>
               <w:t>founder_background</w:t>
             </w:r>
-            <w:proofErr w:type="spellEnd"/>
           </w:p>
         </w:tc>
         <w:tc>
@@ -2305,44 +2274,8 @@
               <w:rPr>
                 <w:sz w:val="20"/>
               </w:rPr>
-              <w:t xml:space="preserve">academic / </w:t>
-            </w:r>
-            <w:proofErr w:type="spellStart"/>
-            <w:r>
-              <w:rPr>
-                <w:sz w:val="20"/>
-              </w:rPr>
-              <w:t>first_time</w:t>
-            </w:r>
-            <w:proofErr w:type="spellEnd"/>
-            <w:r>
-              <w:rPr>
-                <w:sz w:val="20"/>
-              </w:rPr>
-              <w:t xml:space="preserve"> / </w:t>
-            </w:r>
-            <w:proofErr w:type="spellStart"/>
-            <w:r>
-              <w:rPr>
-                <w:sz w:val="20"/>
-              </w:rPr>
-              <w:t>ex_bigtech</w:t>
-            </w:r>
-            <w:proofErr w:type="spellEnd"/>
-            <w:r>
-              <w:rPr>
-                <w:sz w:val="20"/>
-              </w:rPr>
-              <w:t xml:space="preserve"> / </w:t>
-            </w:r>
-            <w:proofErr w:type="spellStart"/>
-            <w:r>
-              <w:rPr>
-                <w:sz w:val="20"/>
-              </w:rPr>
-              <w:t>serial_founder</w:t>
-            </w:r>
-            <w:proofErr w:type="spellEnd"/>
+              <w:t>academic / first_time / ex_bigtech / serial_founder</w:t>
+            </w:r>
           </w:p>
         </w:tc>
       </w:tr>
@@ -2419,15 +2352,10 @@
       <w:pPr>
         <w:pStyle w:val="1"/>
       </w:pPr>
-      <w:bookmarkStart w:id="2" w:name="_Toc226058547"/>
-      <w:proofErr w:type="gramStart"/>
+      <w:bookmarkStart w:id="2" w:name="_Toc226057037"/>
       <w:r>
         <w:lastRenderedPageBreak/>
-        <w:t>2  Exploratory</w:t>
-      </w:r>
-      <w:proofErr w:type="gramEnd"/>
-      <w:r>
-        <w:t xml:space="preserve"> Data Analysis</w:t>
+        <w:t>2  Exploratory Data Analysis</w:t>
       </w:r>
       <w:bookmarkEnd w:id="2"/>
     </w:p>
@@ -2435,14 +2363,9 @@
       <w:pPr>
         <w:pStyle w:val="21"/>
       </w:pPr>
-      <w:bookmarkStart w:id="3" w:name="_Toc226058548"/>
-      <w:proofErr w:type="gramStart"/>
+      <w:bookmarkStart w:id="3" w:name="_Toc226057038"/>
       <w:r>
-        <w:t>2.1  Class</w:t>
-      </w:r>
-      <w:proofErr w:type="gramEnd"/>
-      <w:r>
-        <w:t xml:space="preserve"> Distribution</w:t>
+        <w:t>2.1  Class Distribution</w:t>
       </w:r>
       <w:bookmarkEnd w:id="3"/>
     </w:p>
@@ -2701,14 +2624,9 @@
       <w:pPr>
         <w:pStyle w:val="21"/>
       </w:pPr>
-      <w:bookmarkStart w:id="4" w:name="_Toc226058549"/>
-      <w:proofErr w:type="gramStart"/>
+      <w:bookmarkStart w:id="4" w:name="_Toc226057039"/>
       <w:r>
-        <w:t>2.2  Feature</w:t>
-      </w:r>
-      <w:proofErr w:type="gramEnd"/>
-      <w:r>
-        <w:t xml:space="preserve"> Distributions and Skewness</w:t>
+        <w:t>2.2  Feature Distributions and Skewness</w:t>
       </w:r>
       <w:bookmarkEnd w:id="4"/>
     </w:p>
@@ -2719,58 +2637,48 @@
       <w:r>
         <w:t xml:space="preserve">Histograms reveal that several numerical features have right-skewed distributions, as quantified in Table 3. In particular, </w:t>
       </w:r>
-      <w:proofErr w:type="spellStart"/>
       <w:r>
         <w:rPr>
           <w:b/>
         </w:rPr>
         <w:t>market_size_billion</w:t>
       </w:r>
-      <w:proofErr w:type="spellEnd"/>
       <w:r>
         <w:t xml:space="preserve"> (skewness = 5.26) and </w:t>
       </w:r>
-      <w:proofErr w:type="spellStart"/>
       <w:r>
         <w:rPr>
           <w:b/>
         </w:rPr>
         <w:t>burn_rate_million</w:t>
       </w:r>
-      <w:proofErr w:type="spellEnd"/>
       <w:r>
         <w:t xml:space="preserve"> (skewness = 3.35) are heavily skewed, while </w:t>
       </w:r>
-      <w:proofErr w:type="spellStart"/>
       <w:r>
         <w:rPr>
           <w:b/>
         </w:rPr>
         <w:t>revenue_million</w:t>
       </w:r>
-      <w:proofErr w:type="spellEnd"/>
       <w:r>
         <w:t xml:space="preserve"> shows moderate skewness (1.25). Features such as </w:t>
       </w:r>
-      <w:proofErr w:type="spellStart"/>
       <w:r>
         <w:rPr>
           <w:b/>
         </w:rPr>
         <w:t>founder_experience_years</w:t>
       </w:r>
-      <w:proofErr w:type="spellEnd"/>
       <w:r>
         <w:t xml:space="preserve"> and </w:t>
       </w:r>
-      <w:proofErr w:type="spellStart"/>
       <w:r>
         <w:rPr>
           <w:b/>
         </w:rPr>
         <w:t>team_size</w:t>
       </w:r>
-      <w:proofErr w:type="spellEnd"/>
       <w:r>
         <w:t xml:space="preserve"> are approximately symmetric (skewness ≈ 0).</w:t>
       </w:r>
@@ -2855,14 +2763,12 @@
             <w:pPr>
               <w:jc w:val="center"/>
             </w:pPr>
-            <w:proofErr w:type="spellStart"/>
             <w:r>
               <w:rPr>
                 <w:sz w:val="20"/>
               </w:rPr>
               <w:t>funding_rounds</w:t>
             </w:r>
-            <w:proofErr w:type="spellEnd"/>
           </w:p>
         </w:tc>
         <w:tc>
@@ -2910,14 +2816,12 @@
             <w:pPr>
               <w:jc w:val="center"/>
             </w:pPr>
-            <w:proofErr w:type="spellStart"/>
             <w:r>
               <w:rPr>
                 <w:sz w:val="20"/>
               </w:rPr>
               <w:t>founder_experience_years</w:t>
             </w:r>
-            <w:proofErr w:type="spellEnd"/>
           </w:p>
         </w:tc>
         <w:tc>
@@ -2965,14 +2869,12 @@
             <w:pPr>
               <w:jc w:val="center"/>
             </w:pPr>
-            <w:proofErr w:type="spellStart"/>
             <w:r>
               <w:rPr>
                 <w:sz w:val="20"/>
               </w:rPr>
               <w:t>team_size</w:t>
             </w:r>
-            <w:proofErr w:type="spellEnd"/>
           </w:p>
         </w:tc>
         <w:tc>
@@ -3020,14 +2922,12 @@
             <w:pPr>
               <w:jc w:val="center"/>
             </w:pPr>
-            <w:proofErr w:type="spellStart"/>
             <w:r>
               <w:rPr>
                 <w:sz w:val="20"/>
               </w:rPr>
               <w:t>market_size_billion</w:t>
             </w:r>
-            <w:proofErr w:type="spellEnd"/>
           </w:p>
         </w:tc>
         <w:tc>
@@ -3075,14 +2975,12 @@
             <w:pPr>
               <w:jc w:val="center"/>
             </w:pPr>
-            <w:proofErr w:type="spellStart"/>
             <w:r>
               <w:rPr>
                 <w:sz w:val="20"/>
               </w:rPr>
               <w:t>product_traction_users</w:t>
             </w:r>
-            <w:proofErr w:type="spellEnd"/>
           </w:p>
         </w:tc>
         <w:tc>
@@ -3130,14 +3028,12 @@
             <w:pPr>
               <w:jc w:val="center"/>
             </w:pPr>
-            <w:proofErr w:type="spellStart"/>
             <w:r>
               <w:rPr>
                 <w:sz w:val="20"/>
               </w:rPr>
               <w:t>burn_rate_million</w:t>
             </w:r>
-            <w:proofErr w:type="spellEnd"/>
           </w:p>
         </w:tc>
         <w:tc>
@@ -3185,14 +3081,12 @@
             <w:pPr>
               <w:jc w:val="center"/>
             </w:pPr>
-            <w:proofErr w:type="spellStart"/>
             <w:r>
               <w:rPr>
                 <w:sz w:val="20"/>
               </w:rPr>
               <w:t>revenue_million</w:t>
             </w:r>
-            <w:proofErr w:type="spellEnd"/>
           </w:p>
         </w:tc>
         <w:tc>
@@ -3251,14 +3145,9 @@
       <w:pPr>
         <w:pStyle w:val="21"/>
       </w:pPr>
-      <w:bookmarkStart w:id="5" w:name="_Toc226058550"/>
-      <w:proofErr w:type="gramStart"/>
+      <w:bookmarkStart w:id="5" w:name="_Toc226057040"/>
       <w:r>
-        <w:t>2.3  Feature</w:t>
-      </w:r>
-      <w:proofErr w:type="gramEnd"/>
-      <w:r>
-        <w:t xml:space="preserve"> Quality Analysis</w:t>
+        <w:t>2.3  Feature Quality Analysis</w:t>
       </w:r>
       <w:bookmarkEnd w:id="5"/>
     </w:p>
@@ -3277,39 +3166,7 @@
         <w:t>*</w:t>
       </w:r>
       <w:r>
-        <w:t xml:space="preserve"> between each numerical feature and the target (encoded ordinally). The results, shown in Table 4, reveal that only </w:t>
-      </w:r>
-      <w:proofErr w:type="spellStart"/>
-      <w:r>
-        <w:t>revenue_million</w:t>
-      </w:r>
-      <w:proofErr w:type="spellEnd"/>
-      <w:r>
-        <w:t xml:space="preserve"> (r = −0.34) and </w:t>
-      </w:r>
-      <w:proofErr w:type="spellStart"/>
-      <w:r>
-        <w:t>product_traction_users</w:t>
-      </w:r>
-      <w:proofErr w:type="spellEnd"/>
-      <w:r>
-        <w:t xml:space="preserve"> (r = −0.32) carry meaningful signal. The remaining five features — notably </w:t>
-      </w:r>
-      <w:proofErr w:type="spellStart"/>
-      <w:r>
-        <w:t>market_size_billion</w:t>
-      </w:r>
-      <w:proofErr w:type="spellEnd"/>
-      <w:r>
-        <w:t xml:space="preserve"> (r = 0.001) and </w:t>
-      </w:r>
-      <w:proofErr w:type="spellStart"/>
-      <w:r>
-        <w:t>burn_rate_million</w:t>
-      </w:r>
-      <w:proofErr w:type="spellEnd"/>
-      <w:r>
-        <w:t xml:space="preserve"> (r = −0.001) — are essentially noise.</w:t>
+        <w:t xml:space="preserve"> between each numerical feature and the target (encoded ordinally). The results, shown in Table 4, reveal that only revenue_million (r = −0.34) and product_traction_users (r = −0.32) carry meaningful signal. The remaining five features — notably market_size_billion (r = 0.001) and burn_rate_million (r = −0.001) — are essentially noise.</w:t>
       </w:r>
     </w:p>
     <w:tbl>
@@ -3392,14 +3249,12 @@
             <w:pPr>
               <w:jc w:val="center"/>
             </w:pPr>
-            <w:proofErr w:type="spellStart"/>
             <w:r>
               <w:rPr>
                 <w:sz w:val="20"/>
               </w:rPr>
               <w:t>revenue_million</w:t>
             </w:r>
-            <w:proofErr w:type="spellEnd"/>
           </w:p>
         </w:tc>
         <w:tc>
@@ -3447,14 +3302,12 @@
             <w:pPr>
               <w:jc w:val="center"/>
             </w:pPr>
-            <w:proofErr w:type="spellStart"/>
             <w:r>
               <w:rPr>
                 <w:sz w:val="20"/>
               </w:rPr>
               <w:t>product_traction_users</w:t>
             </w:r>
-            <w:proofErr w:type="spellEnd"/>
           </w:p>
         </w:tc>
         <w:tc>
@@ -3502,14 +3355,12 @@
             <w:pPr>
               <w:jc w:val="center"/>
             </w:pPr>
-            <w:proofErr w:type="spellStart"/>
             <w:r>
               <w:rPr>
                 <w:sz w:val="20"/>
               </w:rPr>
               <w:t>funding_rounds</w:t>
             </w:r>
-            <w:proofErr w:type="spellEnd"/>
           </w:p>
         </w:tc>
         <w:tc>
@@ -3557,14 +3408,12 @@
             <w:pPr>
               <w:jc w:val="center"/>
             </w:pPr>
-            <w:proofErr w:type="spellStart"/>
             <w:r>
               <w:rPr>
                 <w:sz w:val="20"/>
               </w:rPr>
               <w:t>founder_experience_years</w:t>
             </w:r>
-            <w:proofErr w:type="spellEnd"/>
           </w:p>
         </w:tc>
         <w:tc>
@@ -3612,14 +3461,12 @@
             <w:pPr>
               <w:jc w:val="center"/>
             </w:pPr>
-            <w:proofErr w:type="spellStart"/>
             <w:r>
               <w:rPr>
                 <w:sz w:val="20"/>
               </w:rPr>
               <w:t>team_size</w:t>
             </w:r>
-            <w:proofErr w:type="spellEnd"/>
           </w:p>
         </w:tc>
         <w:tc>
@@ -3667,14 +3514,12 @@
             <w:pPr>
               <w:jc w:val="center"/>
             </w:pPr>
-            <w:proofErr w:type="spellStart"/>
             <w:r>
               <w:rPr>
                 <w:sz w:val="20"/>
               </w:rPr>
               <w:t>burn_rate_million</w:t>
             </w:r>
-            <w:proofErr w:type="spellEnd"/>
           </w:p>
         </w:tc>
         <w:tc>
@@ -3722,14 +3567,12 @@
             <w:pPr>
               <w:jc w:val="center"/>
             </w:pPr>
-            <w:proofErr w:type="spellStart"/>
             <w:r>
               <w:rPr>
                 <w:sz w:val="20"/>
               </w:rPr>
               <w:t>market_size_billion</w:t>
             </w:r>
-            <w:proofErr w:type="spellEnd"/>
           </w:p>
         </w:tc>
         <w:tc>
@@ -3786,23 +3629,7 @@
       </w:pPr>
       <w:r>
         <w:lastRenderedPageBreak/>
-        <w:t xml:space="preserve">Furthermore, the maximum inter-feature Pearson correlation is 0.714 (between </w:t>
-      </w:r>
-      <w:proofErr w:type="spellStart"/>
-      <w:r>
-        <w:t>revenue_million</w:t>
-      </w:r>
-      <w:proofErr w:type="spellEnd"/>
-      <w:r>
-        <w:t xml:space="preserve"> and </w:t>
-      </w:r>
-      <w:proofErr w:type="spellStart"/>
-      <w:r>
-        <w:t>product_traction_users</w:t>
-      </w:r>
-      <w:proofErr w:type="spellEnd"/>
-      <w:r>
-        <w:t>), but most pairs are near zero. This absence of natural structure limits the discriminative power of all models trained on this data.</w:t>
+        <w:t>Furthermore, the maximum inter-feature Pearson correlation is 0.714 (between revenue_million and product_traction_users), but most pairs are near zero. This absence of natural structure limits the discriminative power of all models trained on this data.</w:t>
       </w:r>
     </w:p>
     <w:p/>
@@ -3810,36 +3637,18 @@
       <w:pPr>
         <w:pStyle w:val="1"/>
       </w:pPr>
-      <w:bookmarkStart w:id="6" w:name="_Toc226058551"/>
-      <w:proofErr w:type="gramStart"/>
+      <w:bookmarkStart w:id="6" w:name="_Toc226057041"/>
       <w:r>
         <w:t>3  Preprocessing</w:t>
       </w:r>
       <w:bookmarkEnd w:id="6"/>
-      <w:proofErr w:type="gramEnd"/>
     </w:p>
     <w:p>
       <w:pPr>
         <w:spacing w:after="120"/>
       </w:pPr>
       <w:r>
-        <w:t>We built a modular preprocessing pipeline using scikit-</w:t>
-      </w:r>
-      <w:proofErr w:type="spellStart"/>
-      <w:r>
-        <w:t>learn's</w:t>
-      </w:r>
-      <w:proofErr w:type="spellEnd"/>
-      <w:r>
-        <w:t xml:space="preserve"> Pipeline and </w:t>
-      </w:r>
-      <w:proofErr w:type="spellStart"/>
-      <w:r>
-        <w:t>ColumnTransformer</w:t>
-      </w:r>
-      <w:proofErr w:type="spellEnd"/>
-      <w:r>
-        <w:t xml:space="preserve"> (following the TD07 pattern), which ensures identical transformations are applied at training and inference time with no data leakage.</w:t>
+        <w:t>We built a modular preprocessing pipeline using scikit-learn's Pipeline and ColumnTransformer (following the TD07 pattern), which ensures identical transformations are applied at training and inference time with no data leakage.</w:t>
       </w:r>
     </w:p>
     <w:p>
@@ -3853,15 +3662,7 @@
         <w:t>Numerical features</w:t>
       </w:r>
       <w:r>
-        <w:t xml:space="preserve"> were transformed with log1p (to reduce skewness) followed by </w:t>
-      </w:r>
-      <w:proofErr w:type="spellStart"/>
-      <w:r>
-        <w:t>StandardScaler</w:t>
-      </w:r>
-      <w:proofErr w:type="spellEnd"/>
-      <w:r>
-        <w:t xml:space="preserve"> (zero mean, unit variance). </w:t>
+        <w:t xml:space="preserve"> were transformed with log1p (to reduce skewness) followed by StandardScaler (zero mean, unit variance). </w:t>
       </w:r>
       <w:r>
         <w:rPr>
@@ -3870,31 +3671,7 @@
         <w:t>Categorical features</w:t>
       </w:r>
       <w:r>
-        <w:t xml:space="preserve"> (</w:t>
-      </w:r>
-      <w:proofErr w:type="spellStart"/>
-      <w:r>
-        <w:t>investor_type</w:t>
-      </w:r>
-      <w:proofErr w:type="spellEnd"/>
-      <w:r>
-        <w:t xml:space="preserve">, sector, </w:t>
-      </w:r>
-      <w:proofErr w:type="spellStart"/>
-      <w:r>
-        <w:t>founder_background</w:t>
-      </w:r>
-      <w:proofErr w:type="spellEnd"/>
-      <w:r>
-        <w:t xml:space="preserve">) were encoded with </w:t>
-      </w:r>
-      <w:proofErr w:type="spellStart"/>
-      <w:r>
-        <w:t>OrdinalEncoder</w:t>
-      </w:r>
-      <w:proofErr w:type="spellEnd"/>
-      <w:r>
-        <w:t>, assigning an integer rank to each category. The dataset was split 80/20 into training (80,000 samples) and test sets (20,000 samples) using stratified sampling to preserve class proportions.</w:t>
+        <w:t xml:space="preserve"> (investor_type, sector, founder_background) were encoded with OrdinalEncoder, assigning an integer rank to each category. The dataset was split 80/20 into training (80,000 samples) and test sets (20,000 samples) using stratified sampling to preserve class proportions.</w:t>
       </w:r>
     </w:p>
     <w:p/>
@@ -3902,14 +3679,9 @@
       <w:pPr>
         <w:pStyle w:val="1"/>
       </w:pPr>
-      <w:bookmarkStart w:id="7" w:name="_Toc226058552"/>
-      <w:proofErr w:type="gramStart"/>
+      <w:bookmarkStart w:id="7" w:name="_Toc226057042"/>
       <w:r>
-        <w:t>4  Supervised</w:t>
-      </w:r>
-      <w:proofErr w:type="gramEnd"/>
-      <w:r>
-        <w:t xml:space="preserve"> Learning</w:t>
+        <w:t>4  Supervised Learning</w:t>
       </w:r>
       <w:bookmarkEnd w:id="7"/>
     </w:p>
@@ -3918,69 +3690,16 @@
         <w:spacing w:after="120"/>
       </w:pPr>
       <w:r>
-        <w:t xml:space="preserve">We evaluated four classifiers: k-Nearest </w:t>
-      </w:r>
-      <w:proofErr w:type="spellStart"/>
-      <w:r>
-        <w:t>Neighbours</w:t>
-      </w:r>
-      <w:proofErr w:type="spellEnd"/>
-      <w:r>
-        <w:t xml:space="preserve"> (k-NN), Decision Tree, Logistic Regression, and Linear Discriminant Analysis (LDA). k-NN and Decision Tree were tuned via </w:t>
-      </w:r>
-      <w:proofErr w:type="spellStart"/>
-      <w:r>
-        <w:t>GridSearchCV</w:t>
-      </w:r>
-      <w:proofErr w:type="spellEnd"/>
-      <w:r>
-        <w:t xml:space="preserve"> with 5-fold </w:t>
-      </w:r>
-      <w:proofErr w:type="spellStart"/>
-      <w:r>
-        <w:t>StratifiedKFold</w:t>
-      </w:r>
-      <w:proofErr w:type="spellEnd"/>
-      <w:r>
-        <w:t xml:space="preserve">. Logistic Regression and LDA were evaluated directly with </w:t>
-      </w:r>
-      <w:proofErr w:type="spellStart"/>
-      <w:r>
-        <w:t>cross_val_score</w:t>
-      </w:r>
-      <w:proofErr w:type="spellEnd"/>
-      <w:r>
-        <w:t xml:space="preserve"> (no hyperparameter grid), following the course approach: LR uses </w:t>
-      </w:r>
-      <w:proofErr w:type="spellStart"/>
-      <w:r>
-        <w:t>max_iter</w:t>
-      </w:r>
-      <w:proofErr w:type="spellEnd"/>
-      <w:r>
-        <w:t xml:space="preserve">=1000 with default </w:t>
-      </w:r>
-      <w:proofErr w:type="spellStart"/>
-      <w:r>
-        <w:t>regularisation</w:t>
-      </w:r>
-      <w:proofErr w:type="spellEnd"/>
-      <w:r>
-        <w:t>, LDA has no critical hyperparameters.</w:t>
+        <w:t>We evaluated four classifiers: k-Nearest Neighbours (k-NN), Decision Tree, Logistic Regression, and Linear Discriminant Analysis (LDA). k-NN and Decision Tree were tuned via GridSearchCV with 5-fold StratifiedKFold. Logistic Regression and LDA were evaluated directly with cross_val_score (no hyperparameter grid), following the course approach: LR uses max_iter=1000 with default regularisation, LDA has no critical hyperparameters.</w:t>
       </w:r>
     </w:p>
     <w:p>
       <w:pPr>
         <w:pStyle w:val="21"/>
       </w:pPr>
-      <w:bookmarkStart w:id="8" w:name="_Toc226058553"/>
-      <w:proofErr w:type="gramStart"/>
+      <w:bookmarkStart w:id="8" w:name="_Toc226057043"/>
       <w:r>
-        <w:t>4.1  Hyperparameter</w:t>
-      </w:r>
-      <w:proofErr w:type="gramEnd"/>
-      <w:r>
-        <w:t xml:space="preserve"> Tuning</w:t>
+        <w:t>4.1  Hyperparameter Tuning</w:t>
       </w:r>
       <w:bookmarkEnd w:id="8"/>
     </w:p>
@@ -3989,15 +3708,7 @@
         <w:spacing w:after="120"/>
       </w:pPr>
       <w:r>
-        <w:t xml:space="preserve">Table 5 </w:t>
-      </w:r>
-      <w:proofErr w:type="spellStart"/>
-      <w:r>
-        <w:t>summarises</w:t>
-      </w:r>
-      <w:proofErr w:type="spellEnd"/>
-      <w:r>
-        <w:t xml:space="preserve"> the best hyperparameters and cross-validated accuracy for each model.</w:t>
+        <w:t>Table 5 summarises the best hyperparameters and cross-validated accuracy for each model.</w:t>
       </w:r>
     </w:p>
     <w:tbl>
@@ -4118,21 +3829,7 @@
               <w:rPr>
                 <w:sz w:val="20"/>
               </w:rPr>
-              <w:t>k ∈ {3,</w:t>
-            </w:r>
-            <w:proofErr w:type="gramStart"/>
-            <w:r>
-              <w:rPr>
-                <w:sz w:val="20"/>
-              </w:rPr>
-              <w:t>5,7,…</w:t>
-            </w:r>
-            <w:proofErr w:type="gramEnd"/>
-            <w:r>
-              <w:rPr>
-                <w:sz w:val="20"/>
-              </w:rPr>
-              <w:t>,201}</w:t>
+              <w:t>k ∈ {3,5,7,…,201}</w:t>
             </w:r>
           </w:p>
         </w:tc>
@@ -4197,42 +3894,12 @@
             <w:pPr>
               <w:jc w:val="center"/>
             </w:pPr>
-            <w:proofErr w:type="spellStart"/>
-            <w:r>
-              <w:rPr>
-                <w:sz w:val="20"/>
-              </w:rPr>
-              <w:t>max_depth</w:t>
-            </w:r>
-            <w:proofErr w:type="spellEnd"/>
-            <w:r>
-              <w:rPr>
-                <w:sz w:val="20"/>
-              </w:rPr>
-              <w:t xml:space="preserve"> ∈ {5,10,15,</w:t>
-            </w:r>
-            <w:proofErr w:type="gramStart"/>
-            <w:r>
-              <w:rPr>
-                <w:sz w:val="20"/>
-              </w:rPr>
-              <w:t>20,None</w:t>
-            </w:r>
-            <w:proofErr w:type="gramEnd"/>
-            <w:r>
-              <w:rPr>
-                <w:sz w:val="20"/>
-              </w:rPr>
-              <w:t xml:space="preserve">}, </w:t>
-            </w:r>
-            <w:proofErr w:type="spellStart"/>
-            <w:r>
-              <w:rPr>
-                <w:sz w:val="20"/>
-              </w:rPr>
-              <w:t>min_split</w:t>
-            </w:r>
-            <w:proofErr w:type="spellEnd"/>
+            <w:r>
+              <w:rPr>
+                <w:sz w:val="20"/>
+              </w:rPr>
+              <w:t>max_depth ∈ {5,10,15,20,None}, min_split</w:t>
+            </w:r>
           </w:p>
         </w:tc>
         <w:tc>
@@ -4243,33 +3910,11 @@
             <w:pPr>
               <w:jc w:val="center"/>
             </w:pPr>
-            <w:proofErr w:type="spellStart"/>
-            <w:r>
-              <w:rPr>
-                <w:sz w:val="20"/>
-              </w:rPr>
-              <w:t>max_depth</w:t>
-            </w:r>
-            <w:proofErr w:type="spellEnd"/>
-            <w:r>
-              <w:rPr>
-                <w:sz w:val="20"/>
-              </w:rPr>
-              <w:t xml:space="preserve">=10, </w:t>
-            </w:r>
-            <w:proofErr w:type="spellStart"/>
-            <w:r>
-              <w:rPr>
-                <w:sz w:val="20"/>
-              </w:rPr>
-              <w:t>min_split</w:t>
-            </w:r>
-            <w:proofErr w:type="spellEnd"/>
-            <w:r>
-              <w:rPr>
-                <w:sz w:val="20"/>
-              </w:rPr>
-              <w:t>=50</w:t>
+            <w:r>
+              <w:rPr>
+                <w:sz w:val="20"/>
+              </w:rPr>
+              <w:t>max_depth=10, min_split=50</w:t>
             </w:r>
           </w:p>
         </w:tc>
@@ -4322,21 +3967,7 @@
               <w:rPr>
                 <w:sz w:val="20"/>
               </w:rPr>
-              <w:t>no tuning (</w:t>
-            </w:r>
-            <w:proofErr w:type="spellStart"/>
-            <w:r>
-              <w:rPr>
-                <w:sz w:val="20"/>
-              </w:rPr>
-              <w:t>max_iter</w:t>
-            </w:r>
-            <w:proofErr w:type="spellEnd"/>
-            <w:r>
-              <w:rPr>
-                <w:sz w:val="20"/>
-              </w:rPr>
-              <w:t>=1000)</w:t>
+              <w:t>no tuning (max_iter=1000)</w:t>
             </w:r>
           </w:p>
         </w:tc>
@@ -4484,15 +4115,7 @@
         </w:rPr>
       </w:pPr>
       <w:r>
-        <w:t xml:space="preserve">A notable finding is that the best k for k-NN reached the upper boundary of the search grid (k = 201), even after extending the grid to 201. This indicates that k-NN performs best with maximal smoothing — a strong signal that the data has no meaningful local </w:t>
-      </w:r>
-      <w:proofErr w:type="spellStart"/>
-      <w:r>
-        <w:t>neighbourhood</w:t>
-      </w:r>
-      <w:proofErr w:type="spellEnd"/>
-      <w:r>
-        <w:t xml:space="preserve"> structure, consistent with the synthetic nature of the dataset.</w:t>
+        <w:t>A notable finding is that the best k for k-NN reached the upper boundary of the search grid (k = 201), even after extending the grid to 201. This indicates that k-NN performs best with maximal smoothing — a strong signal that the data has no meaningful local neighbourhood structure, consistent with the synthetic nature of the dataset.</w:t>
       </w:r>
     </w:p>
     <w:p/>
@@ -4592,27 +4215,7 @@
           <w:sz w:val="18"/>
           <w:szCs w:val="18"/>
         </w:rPr>
-        <w:t xml:space="preserve"> — CV accuracy comparison for all four tuned models (5-fold </w:t>
-      </w:r>
-      <w:proofErr w:type="spellStart"/>
-      <w:r>
-        <w:rPr>
-          <w:i/>
-          <w:color w:val="646464"/>
-          <w:sz w:val="18"/>
-          <w:szCs w:val="18"/>
-        </w:rPr>
-        <w:t>StratifiedKFold</w:t>
-      </w:r>
-      <w:proofErr w:type="spellEnd"/>
-      <w:r>
-        <w:rPr>
-          <w:i/>
-          <w:color w:val="646464"/>
-          <w:sz w:val="18"/>
-          <w:szCs w:val="18"/>
-        </w:rPr>
-        <w:t>).</w:t>
+        <w:t xml:space="preserve"> — CV accuracy comparison for all four tuned models (5-fold StratifiedKFold).</w:t>
       </w:r>
     </w:p>
     <w:p>
@@ -4624,14 +4227,9 @@
       <w:pPr>
         <w:pStyle w:val="21"/>
       </w:pPr>
-      <w:bookmarkStart w:id="9" w:name="_Toc226058554"/>
-      <w:proofErr w:type="gramStart"/>
+      <w:bookmarkStart w:id="9" w:name="_Toc226057044"/>
       <w:r>
-        <w:t>4.2  Model</w:t>
-      </w:r>
-      <w:proofErr w:type="gramEnd"/>
-      <w:r>
-        <w:t xml:space="preserve"> Comparison</w:t>
+        <w:t>4.2  Model Comparison</w:t>
       </w:r>
       <w:bookmarkEnd w:id="9"/>
     </w:p>
@@ -4657,14 +4255,9 @@
       <w:pPr>
         <w:pStyle w:val="21"/>
       </w:pPr>
-      <w:bookmarkStart w:id="10" w:name="_Toc226058555"/>
-      <w:proofErr w:type="gramStart"/>
+      <w:bookmarkStart w:id="10" w:name="_Toc226057045"/>
       <w:r>
-        <w:t>4.3  Final</w:t>
-      </w:r>
-      <w:proofErr w:type="gramEnd"/>
-      <w:r>
-        <w:t xml:space="preserve"> Model Evaluation — Logistic Regression</w:t>
+        <w:t>4.3  Final Model Evaluation — Logistic Regression</w:t>
       </w:r>
       <w:bookmarkEnd w:id="10"/>
     </w:p>
@@ -5310,23 +4903,7 @@
         <w:spacing w:after="120"/>
       </w:pPr>
       <w:r>
-        <w:t xml:space="preserve">The model performs well on Failure (F1 = 0.775) and reasonably on Acquisition (F1 = 0.682), but struggles with IPO (F1 = 0.296, Recall = 0.190). The low recall for IPO is a direct consequence of class imbalance: with only 2.1% of samples, the model rarely predicts this class. The ROC curves (one-vs-rest) confirm this, and feature importances show that </w:t>
-      </w:r>
-      <w:proofErr w:type="spellStart"/>
-      <w:r>
-        <w:t>revenue_million</w:t>
-      </w:r>
-      <w:proofErr w:type="spellEnd"/>
-      <w:r>
-        <w:t xml:space="preserve"> and </w:t>
-      </w:r>
-      <w:proofErr w:type="spellStart"/>
-      <w:r>
-        <w:t>product_traction_users</w:t>
-      </w:r>
-      <w:proofErr w:type="spellEnd"/>
-      <w:r>
-        <w:t xml:space="preserve"> dominate the decision boundary.</w:t>
+        <w:t>The model performs well on Failure (F1 = 0.775) and reasonably on Acquisition (F1 = 0.682), but struggles with IPO (F1 = 0.296, Recall = 0.190). The low recall for IPO is a direct consequence of class imbalance: with only 2.1% of samples, the model rarely predicts this class. The ROC curves (one-vs-rest) confirm this, and feature importances show that revenue_million and product_traction_users dominate the decision boundary.</w:t>
       </w:r>
     </w:p>
     <w:p/>
@@ -5414,14 +4991,9 @@
       <w:pPr>
         <w:pStyle w:val="21"/>
       </w:pPr>
-      <w:bookmarkStart w:id="11" w:name="_Toc226058556"/>
-      <w:proofErr w:type="gramStart"/>
+      <w:bookmarkStart w:id="11" w:name="_Toc226057046"/>
       <w:r>
-        <w:t>4.4  Binary</w:t>
-      </w:r>
-      <w:proofErr w:type="gramEnd"/>
-      <w:r>
-        <w:t xml:space="preserve"> Classification — Failure vs Acquisition</w:t>
+        <w:t>4.4  Binary Classification — Failure vs Acquisition</w:t>
       </w:r>
       <w:bookmarkEnd w:id="11"/>
     </w:p>
@@ -5438,23 +5010,7 @@
         <w:spacing w:after="120"/>
       </w:pPr>
       <w:r>
-        <w:t xml:space="preserve">Table 7 </w:t>
-      </w:r>
-      <w:proofErr w:type="spellStart"/>
-      <w:r>
-        <w:t>summarises</w:t>
-      </w:r>
-      <w:proofErr w:type="spellEnd"/>
-      <w:r>
-        <w:t xml:space="preserve"> the </w:t>
-      </w:r>
-      <w:proofErr w:type="spellStart"/>
-      <w:r>
-        <w:t>GridSearchCV</w:t>
-      </w:r>
-      <w:proofErr w:type="spellEnd"/>
-      <w:r>
-        <w:t xml:space="preserve"> results on the binary dataset.</w:t>
+        <w:t>Table 7 summarises the GridSearchCV results on the binary dataset.</w:t>
       </w:r>
     </w:p>
     <w:tbl>
@@ -5606,33 +5162,11 @@
             <w:pPr>
               <w:jc w:val="center"/>
             </w:pPr>
-            <w:proofErr w:type="spellStart"/>
-            <w:r>
-              <w:rPr>
-                <w:sz w:val="20"/>
-              </w:rPr>
-              <w:t>max_depth</w:t>
-            </w:r>
-            <w:proofErr w:type="spellEnd"/>
-            <w:r>
-              <w:rPr>
-                <w:sz w:val="20"/>
-              </w:rPr>
-              <w:t xml:space="preserve">=10, </w:t>
-            </w:r>
-            <w:proofErr w:type="spellStart"/>
-            <w:r>
-              <w:rPr>
-                <w:sz w:val="20"/>
-              </w:rPr>
-              <w:t>min_split</w:t>
-            </w:r>
-            <w:proofErr w:type="spellEnd"/>
-            <w:r>
-              <w:rPr>
-                <w:sz w:val="20"/>
-              </w:rPr>
-              <w:t>=50</w:t>
+            <w:r>
+              <w:rPr>
+                <w:sz w:val="20"/>
+              </w:rPr>
+              <w:t>max_depth=10, min_split=50</w:t>
             </w:r>
           </w:p>
         </w:tc>
@@ -5738,21 +5272,7 @@
               <w:rPr>
                 <w:sz w:val="20"/>
               </w:rPr>
-              <w:t>no tuning (</w:t>
-            </w:r>
-            <w:proofErr w:type="spellStart"/>
-            <w:r>
-              <w:rPr>
-                <w:sz w:val="20"/>
-              </w:rPr>
-              <w:t>max_iter</w:t>
-            </w:r>
-            <w:proofErr w:type="spellEnd"/>
-            <w:r>
-              <w:rPr>
-                <w:sz w:val="20"/>
-              </w:rPr>
-              <w:t>=1000)</w:t>
+              <w:t>no tuning (max_iter=1000)</w:t>
             </w:r>
           </w:p>
         </w:tc>
@@ -5785,25 +5305,7 @@
           <w:color w:val="646464"/>
           <w:sz w:val="18"/>
         </w:rPr>
-        <w:t xml:space="preserve">Table 7 — Binary classification </w:t>
-      </w:r>
-      <w:proofErr w:type="spellStart"/>
-      <w:r>
-        <w:rPr>
-          <w:i/>
-          <w:color w:val="646464"/>
-          <w:sz w:val="18"/>
-        </w:rPr>
-        <w:t>GridSearchCV</w:t>
-      </w:r>
-      <w:proofErr w:type="spellEnd"/>
-      <w:r>
-        <w:rPr>
-          <w:i/>
-          <w:color w:val="646464"/>
-          <w:sz w:val="18"/>
-        </w:rPr>
-        <w:t xml:space="preserve"> results.</w:t>
+        <w:t>Table 7 — Binary classification GridSearchCV results.</w:t>
       </w:r>
     </w:p>
     <w:p>
@@ -6380,14 +5882,9 @@
       <w:pPr>
         <w:pStyle w:val="1"/>
       </w:pPr>
-      <w:bookmarkStart w:id="12" w:name="_Toc226058557"/>
-      <w:proofErr w:type="gramStart"/>
+      <w:bookmarkStart w:id="12" w:name="_Toc226057047"/>
       <w:r>
-        <w:t>5  Unsupervised</w:t>
-      </w:r>
-      <w:proofErr w:type="gramEnd"/>
-      <w:r>
-        <w:t xml:space="preserve"> Learning</w:t>
+        <w:t>5  Unsupervised Learning</w:t>
       </w:r>
       <w:bookmarkEnd w:id="12"/>
     </w:p>
@@ -6404,14 +5901,9 @@
       <w:pPr>
         <w:pStyle w:val="21"/>
       </w:pPr>
-      <w:bookmarkStart w:id="13" w:name="_Toc226058558"/>
-      <w:proofErr w:type="gramStart"/>
+      <w:bookmarkStart w:id="13" w:name="_Toc226057048"/>
       <w:r>
-        <w:t>5.1  PCA</w:t>
-      </w:r>
-      <w:proofErr w:type="gramEnd"/>
-      <w:r>
-        <w:t xml:space="preserve"> — Variance Analysis</w:t>
+        <w:t>5.1  PCA — Variance Analysis</w:t>
       </w:r>
       <w:bookmarkEnd w:id="13"/>
     </w:p>
@@ -6670,14 +6162,9 @@
       <w:pPr>
         <w:pStyle w:val="21"/>
       </w:pPr>
-      <w:bookmarkStart w:id="14" w:name="_Toc226058559"/>
-      <w:proofErr w:type="gramStart"/>
+      <w:bookmarkStart w:id="14" w:name="_Toc226057049"/>
       <w:r>
-        <w:t>5.2  Choosing</w:t>
-      </w:r>
-      <w:proofErr w:type="gramEnd"/>
-      <w:r>
-        <w:t xml:space="preserve"> k — Comparing k=2 and k=3</w:t>
+        <w:t>5.2  Choosing k — Comparing k=2 and k=3</w:t>
       </w:r>
       <w:bookmarkEnd w:id="14"/>
     </w:p>
@@ -6891,14 +6378,9 @@
       <w:pPr>
         <w:pStyle w:val="21"/>
       </w:pPr>
-      <w:bookmarkStart w:id="15" w:name="_Toc226058560"/>
-      <w:proofErr w:type="gramStart"/>
+      <w:bookmarkStart w:id="15" w:name="_Toc226057050"/>
       <w:r>
-        <w:t>5.3  Cluster</w:t>
-      </w:r>
-      <w:proofErr w:type="gramEnd"/>
-      <w:r>
-        <w:t xml:space="preserve"> Profiles</w:t>
+        <w:t>5.3  Cluster Profiles</w:t>
       </w:r>
       <w:bookmarkEnd w:id="15"/>
     </w:p>
@@ -7008,14 +6490,12 @@
             <w:pPr>
               <w:jc w:val="center"/>
             </w:pPr>
-            <w:proofErr w:type="spellStart"/>
             <w:r>
               <w:rPr>
                 <w:sz w:val="20"/>
               </w:rPr>
               <w:t>revenue_million</w:t>
             </w:r>
-            <w:proofErr w:type="spellEnd"/>
           </w:p>
         </w:tc>
         <w:tc>
@@ -7079,14 +6559,12 @@
             <w:pPr>
               <w:jc w:val="center"/>
             </w:pPr>
-            <w:proofErr w:type="spellStart"/>
             <w:r>
               <w:rPr>
                 <w:sz w:val="20"/>
               </w:rPr>
               <w:t>product_traction_users</w:t>
             </w:r>
-            <w:proofErr w:type="spellEnd"/>
           </w:p>
         </w:tc>
         <w:tc>
@@ -7150,14 +6628,12 @@
             <w:pPr>
               <w:jc w:val="center"/>
             </w:pPr>
-            <w:proofErr w:type="spellStart"/>
             <w:r>
               <w:rPr>
                 <w:sz w:val="20"/>
               </w:rPr>
               <w:t>founder_experience_years</w:t>
             </w:r>
-            <w:proofErr w:type="spellEnd"/>
           </w:p>
         </w:tc>
         <w:tc>
@@ -7221,14 +6697,12 @@
             <w:pPr>
               <w:jc w:val="center"/>
             </w:pPr>
-            <w:proofErr w:type="spellStart"/>
             <w:r>
               <w:rPr>
                 <w:sz w:val="20"/>
               </w:rPr>
               <w:t>funding_rounds</w:t>
             </w:r>
-            <w:proofErr w:type="spellEnd"/>
           </w:p>
         </w:tc>
         <w:tc>
@@ -7292,14 +6766,12 @@
             <w:pPr>
               <w:jc w:val="center"/>
             </w:pPr>
-            <w:proofErr w:type="spellStart"/>
             <w:r>
               <w:rPr>
                 <w:sz w:val="20"/>
               </w:rPr>
               <w:t>team_size</w:t>
             </w:r>
-            <w:proofErr w:type="spellEnd"/>
           </w:p>
         </w:tc>
         <w:tc>
@@ -7363,14 +6835,12 @@
             <w:pPr>
               <w:jc w:val="center"/>
             </w:pPr>
-            <w:proofErr w:type="spellStart"/>
             <w:r>
               <w:rPr>
                 <w:sz w:val="20"/>
               </w:rPr>
               <w:t>market_size_billion</w:t>
             </w:r>
-            <w:proofErr w:type="spellEnd"/>
           </w:p>
         </w:tc>
         <w:tc>
@@ -7434,14 +6904,12 @@
             <w:pPr>
               <w:jc w:val="center"/>
             </w:pPr>
-            <w:proofErr w:type="spellStart"/>
             <w:r>
               <w:rPr>
                 <w:sz w:val="20"/>
               </w:rPr>
               <w:t>burn_rate_million</w:t>
             </w:r>
-            <w:proofErr w:type="spellEnd"/>
           </w:p>
         </w:tc>
         <w:tc>
@@ -7513,39 +6981,7 @@
         <w:spacing w:after="120"/>
       </w:pPr>
       <w:r>
-        <w:t xml:space="preserve">The clusters are differentiated almost exclusively by revenue and product traction. </w:t>
-      </w:r>
-      <w:proofErr w:type="spellStart"/>
-      <w:r>
-        <w:t>team_size</w:t>
-      </w:r>
-      <w:proofErr w:type="spellEnd"/>
-      <w:r>
-        <w:t xml:space="preserve">, </w:t>
-      </w:r>
-      <w:proofErr w:type="spellStart"/>
-      <w:r>
-        <w:t>market_size_billion</w:t>
-      </w:r>
-      <w:proofErr w:type="spellEnd"/>
-      <w:r>
-        <w:t xml:space="preserve">, </w:t>
-      </w:r>
-      <w:proofErr w:type="spellStart"/>
-      <w:r>
-        <w:t>burn_rate_million</w:t>
-      </w:r>
-      <w:proofErr w:type="spellEnd"/>
-      <w:r>
-        <w:t xml:space="preserve">, and </w:t>
-      </w:r>
-      <w:proofErr w:type="spellStart"/>
-      <w:r>
-        <w:t>funding_rounds</w:t>
-      </w:r>
-      <w:proofErr w:type="spellEnd"/>
-      <w:r>
-        <w:t xml:space="preserve"> are nearly identical across all three clusters, confirming they carry no structural information.</w:t>
+        <w:t>The clusters are differentiated almost exclusively by revenue and product traction. team_size, market_size_billion, burn_rate_million, and funding_rounds are nearly identical across all three clusters, confirming they carry no structural information.</w:t>
       </w:r>
     </w:p>
     <w:p>
@@ -7560,14 +6996,9 @@
       <w:pPr>
         <w:pStyle w:val="21"/>
       </w:pPr>
-      <w:bookmarkStart w:id="16" w:name="_Toc226058561"/>
-      <w:proofErr w:type="gramStart"/>
+      <w:bookmarkStart w:id="16" w:name="_Toc226057051"/>
       <w:r>
-        <w:t>5.4  Cluster</w:t>
-      </w:r>
-      <w:proofErr w:type="gramEnd"/>
-      <w:r>
-        <w:t xml:space="preserve"> Archetypes</w:t>
+        <w:t>5.4  Cluster Archetypes</w:t>
       </w:r>
       <w:bookmarkEnd w:id="16"/>
     </w:p>
@@ -7967,14 +7398,9 @@
       <w:pPr>
         <w:pStyle w:val="21"/>
       </w:pPr>
-      <w:bookmarkStart w:id="17" w:name="_Toc226058562"/>
-      <w:proofErr w:type="gramStart"/>
+      <w:bookmarkStart w:id="17" w:name="_Toc226057052"/>
       <w:r>
-        <w:t>5.5  k</w:t>
-      </w:r>
-      <w:proofErr w:type="gramEnd"/>
-      <w:r>
-        <w:t>=2 vs Failure / Non-Failure</w:t>
+        <w:t>5.5  k=2 vs Failure / Non-Failure</w:t>
       </w:r>
       <w:bookmarkEnd w:id="17"/>
     </w:p>
@@ -7983,15 +7409,7 @@
         <w:spacing w:after="120"/>
       </w:pPr>
       <w:r>
-        <w:t xml:space="preserve">As a sanity check, we compare k=2 clusters with a binary outcome grouping (Failure vs </w:t>
-      </w:r>
-      <w:proofErr w:type="gramStart"/>
-      <w:r>
-        <w:t>Non-Failure</w:t>
-      </w:r>
-      <w:proofErr w:type="gramEnd"/>
-      <w:r>
-        <w:t>). Table 13 shows the composition.</w:t>
+        <w:t>As a sanity check, we compare k=2 clusters with a binary outcome grouping (Failure vs Non-Failure). Table 13 shows the composition.</w:t>
       </w:r>
     </w:p>
     <w:tbl>
@@ -8144,16 +7562,8 @@
               <w:rPr>
                 <w:sz w:val="20"/>
               </w:rPr>
-              <w:t xml:space="preserve">Mostly </w:t>
-            </w:r>
-            <w:proofErr w:type="gramStart"/>
-            <w:r>
-              <w:rPr>
-                <w:sz w:val="20"/>
-              </w:rPr>
-              <w:t>Non-Failure</w:t>
-            </w:r>
-            <w:proofErr w:type="gramEnd"/>
+              <w:t>Mostly Non-Failure</w:t>
+            </w:r>
           </w:p>
         </w:tc>
       </w:tr>
@@ -8254,14 +7664,9 @@
       <w:pPr>
         <w:pStyle w:val="21"/>
       </w:pPr>
-      <w:bookmarkStart w:id="18" w:name="_Toc226058563"/>
-      <w:proofErr w:type="gramStart"/>
+      <w:bookmarkStart w:id="18" w:name="_Toc226057053"/>
       <w:r>
-        <w:t>5.6  Hierarchical</w:t>
-      </w:r>
-      <w:proofErr w:type="gramEnd"/>
-      <w:r>
-        <w:t xml:space="preserve"> Clustering</w:t>
+        <w:t>5.6  Hierarchical Clustering</w:t>
       </w:r>
       <w:bookmarkEnd w:id="18"/>
     </w:p>
@@ -8270,23 +7675,7 @@
         <w:spacing w:after="120"/>
       </w:pPr>
       <w:r>
-        <w:t xml:space="preserve">We applied Agglomerative Clustering with Ward linkage on a 2,000-row subsample. The dendrogram was reconstructed from the </w:t>
-      </w:r>
-      <w:proofErr w:type="spellStart"/>
-      <w:r>
-        <w:t>sklearn</w:t>
-      </w:r>
-      <w:proofErr w:type="spellEnd"/>
-      <w:r>
-        <w:t xml:space="preserve"> model using the TD06 method. With k=3, the hierarchical solution produces a more imbalanced partition (Cluster 0: 78%, Cluster 1: 15%, Cluster 2: 7%) compared to K-Means (53/27/20%). This is expected: Ward linkage </w:t>
-      </w:r>
-      <w:proofErr w:type="spellStart"/>
-      <w:r>
-        <w:t>minimises</w:t>
-      </w:r>
-      <w:proofErr w:type="spellEnd"/>
-      <w:r>
-        <w:t xml:space="preserve"> intra-cluster variance without any constraint on cluster size, while K-Means tends toward more balanced partitions.</w:t>
+        <w:t>We applied Agglomerative Clustering with Ward linkage on a 2,000-row subsample. The dendrogram was reconstructed from the sklearn model using the TD06 method. With k=3, the hierarchical solution produces a more imbalanced partition (Cluster 0: 78%, Cluster 1: 15%, Cluster 2: 7%) compared to K-Means (53/27/20%). This is expected: Ward linkage minimises intra-cluster variance without any constraint on cluster size, while K-Means tends toward more balanced partitions.</w:t>
       </w:r>
     </w:p>
     <w:p>
@@ -8302,13 +7691,11 @@
       <w:pPr>
         <w:pStyle w:val="1"/>
       </w:pPr>
-      <w:bookmarkStart w:id="19" w:name="_Toc226058564"/>
-      <w:proofErr w:type="gramStart"/>
+      <w:bookmarkStart w:id="19" w:name="_Toc226057054"/>
       <w:r>
         <w:t>6  Conclusion</w:t>
       </w:r>
       <w:bookmarkEnd w:id="19"/>
-      <w:proofErr w:type="gramEnd"/>
     </w:p>
     <w:p>
       <w:pPr>

--- a/scientificProject1/report/startup_success_report.docx
+++ b/scientificProject1/report/startup_success_report.docx
@@ -2,11 +2,24 @@
 <file path=word/document.xml><?xml version="1.0" encoding="utf-8"?>
 <w:document xmlns:wpc="http://schemas.microsoft.com/office/word/2010/wordprocessingCanvas" xmlns:cx="http://schemas.microsoft.com/office/drawing/2014/chartex" xmlns:cx1="http://schemas.microsoft.com/office/drawing/2015/9/8/chartex" xmlns:cx2="http://schemas.microsoft.com/office/drawing/2015/10/21/chartex" xmlns:cx3="http://schemas.microsoft.com/office/drawing/2016/5/9/chartex" xmlns:cx4="http://schemas.microsoft.com/office/drawing/2016/5/10/chartex" xmlns:cx5="http://schemas.microsoft.com/office/drawing/2016/5/11/chartex" xmlns:cx6="http://schemas.microsoft.com/office/drawing/2016/5/12/chartex" xmlns:cx7="http://schemas.microsoft.com/office/drawing/2016/5/13/chartex" xmlns:cx8="http://schemas.microsoft.com/office/drawing/2016/5/14/chartex" xmlns:mc="http://schemas.openxmlformats.org/markup-compatibility/2006" xmlns:aink="http://schemas.microsoft.com/office/drawing/2016/ink" xmlns:am3d="http://schemas.microsoft.com/office/drawing/2017/model3d" xmlns:o="urn:schemas-microsoft-com:office:office" xmlns:oel="http://schemas.microsoft.com/office/2019/extlst" xmlns:r="http://schemas.openxmlformats.org/officeDocument/2006/relationships" xmlns:m="http://schemas.openxmlformats.org/officeDocument/2006/math" xmlns:v="urn:schemas-microsoft-com:vml" xmlns:wp14="http://schemas.microsoft.com/office/word/2010/wordprocessingDrawing" xmlns:wp="http://schemas.openxmlformats.org/drawingml/2006/wordprocessingDrawing" xmlns:w10="urn:schemas-microsoft-com:office:word" xmlns:w="http://schemas.openxmlformats.org/wordprocessingml/2006/main" xmlns:w14="http://schemas.microsoft.com/office/word/2010/wordml" xmlns:w15="http://schemas.microsoft.com/office/word/2012/wordml" xmlns:w16cex="http://schemas.microsoft.com/office/word/2018/wordml/cex" xmlns:w16cid="http://schemas.microsoft.com/office/word/2016/wordml/cid" xmlns:w16="http://schemas.microsoft.com/office/word/2018/wordml" xmlns:w16du="http://schemas.microsoft.com/office/word/2023/wordml/word16du" xmlns:w16sdtdh="http://schemas.microsoft.com/office/word/2020/wordml/sdtdatahash" xmlns:w16sdtfl="http://schemas.microsoft.com/office/word/2024/wordml/sdtformatlock" xmlns:w16se="http://schemas.microsoft.com/office/word/2015/wordml/symex" xmlns:wpg="http://schemas.microsoft.com/office/word/2010/wordprocessingGroup" xmlns:wpi="http://schemas.microsoft.com/office/word/2010/wordprocessingInk" xmlns:wne="http://schemas.microsoft.com/office/word/2006/wordml" xmlns:wps="http://schemas.microsoft.com/office/word/2010/wordprocessingShape" mc:Ignorable="w14 w15 w16se w16cid w16 w16cex w16sdtdh w16sdtfl w16du wp14">
   <w:body>
-    <w:p/>
-    <w:p/>
-    <w:p/>
     <w:p>
       <w:pPr>
+        <w:ind w:firstLine="440"/>
+      </w:pPr>
+    </w:p>
+    <w:p>
+      <w:pPr>
+        <w:ind w:firstLine="440"/>
+      </w:pPr>
+    </w:p>
+    <w:p>
+      <w:pPr>
+        <w:ind w:firstLine="440"/>
+      </w:pPr>
+    </w:p>
+    <w:p>
+      <w:pPr>
+        <w:ind w:firstLine="964"/>
         <w:jc w:val="center"/>
       </w:pPr>
       <w:r>
@@ -27,21 +40,56 @@
         <w:t>on Startup Success Prediction</w:t>
       </w:r>
     </w:p>
-    <w:p/>
     <w:p>
       <w:pPr>
+        <w:ind w:firstLine="440"/>
+      </w:pPr>
+    </w:p>
+    <w:p>
+      <w:pPr>
+        <w:ind w:firstLine="520"/>
         <w:jc w:val="center"/>
+        <w:rPr>
+          <w:rFonts w:eastAsia="宋体" w:hint="eastAsia"/>
+          <w:lang w:eastAsia="zh-CN"/>
+        </w:rPr>
       </w:pPr>
       <w:r>
         <w:rPr>
           <w:color w:val="505050"/>
           <w:sz w:val="26"/>
         </w:rPr>
-        <w:t>Ognjen, Yuzhen</w:t>
+        <w:t>Ognjen</w:t>
+      </w:r>
+      <w:r>
+        <w:rPr>
+          <w:rFonts w:eastAsia="宋体" w:hint="eastAsia"/>
+          <w:color w:val="505050"/>
+          <w:sz w:val="26"/>
+          <w:lang w:eastAsia="zh-CN"/>
+        </w:rPr>
+        <w:t xml:space="preserve"> Maricic</w:t>
+      </w:r>
+      <w:r>
+        <w:rPr>
+          <w:color w:val="505050"/>
+          <w:sz w:val="26"/>
+        </w:rPr>
+        <w:t>, Yuzhen</w:t>
+      </w:r>
+      <w:r>
+        <w:rPr>
+          <w:rFonts w:eastAsia="宋体" w:hint="eastAsia"/>
+          <w:color w:val="505050"/>
+          <w:sz w:val="26"/>
+          <w:lang w:eastAsia="zh-CN"/>
+        </w:rPr>
+        <w:t xml:space="preserve"> NI</w:t>
       </w:r>
     </w:p>
     <w:p>
       <w:pPr>
+        <w:ind w:firstLine="440"/>
         <w:jc w:val="center"/>
       </w:pPr>
       <w:r>
@@ -53,6 +101,7 @@
     </w:p>
     <w:p>
       <w:pPr>
+        <w:ind w:firstLine="440"/>
         <w:rPr>
           <w:rFonts w:eastAsia="宋体"/>
           <w:lang w:eastAsia="zh-CN"/>
@@ -88,6 +137,7 @@
         <w:p>
           <w:pPr>
             <w:pStyle w:val="TOC"/>
+            <w:ind w:firstLine="440"/>
           </w:pPr>
           <w:r>
             <w:rPr>
@@ -103,6 +153,7 @@
             <w:tabs>
               <w:tab w:val="right" w:leader="dot" w:pos="9396"/>
             </w:tabs>
+            <w:ind w:firstLine="440"/>
             <w:rPr>
               <w:noProof/>
               <w:kern w:val="2"/>
@@ -120,7 +171,7 @@
           <w:r>
             <w:fldChar w:fldCharType="separate"/>
           </w:r>
-          <w:hyperlink w:anchor="_Toc226057035" w:history="1">
+          <w:hyperlink w:anchor="_Toc226063939" w:history="1">
             <w:r>
               <w:rPr>
                 <w:rStyle w:val="aff9"/>
@@ -147,7 +198,7 @@
                 <w:noProof/>
                 <w:webHidden/>
               </w:rPr>
-              <w:instrText xml:space="preserve"> PAGEREF _Toc226057035 \h </w:instrText>
+              <w:instrText xml:space="preserve"> PAGEREF _Toc226063939 \h </w:instrText>
             </w:r>
             <w:r>
               <w:rPr>
@@ -184,6 +235,7 @@
             <w:tabs>
               <w:tab w:val="right" w:leader="dot" w:pos="9396"/>
             </w:tabs>
+            <w:ind w:firstLine="440"/>
             <w:rPr>
               <w:noProof/>
               <w:kern w:val="2"/>
@@ -192,13 +244,13 @@
               <w14:ligatures w14:val="standardContextual"/>
             </w:rPr>
           </w:pPr>
-          <w:hyperlink w:anchor="_Toc226057036" w:history="1">
+          <w:hyperlink w:anchor="_Toc226063940" w:history="1">
             <w:r>
               <w:rPr>
                 <w:rStyle w:val="aff9"/>
                 <w:noProof/>
               </w:rPr>
-              <w:t>1  Dataset Description</w:t>
+              <w:t>1 Dataset Description</w:t>
             </w:r>
             <w:r>
               <w:rPr>
@@ -219,7 +271,7 @@
                 <w:noProof/>
                 <w:webHidden/>
               </w:rPr>
-              <w:instrText xml:space="preserve"> PAGEREF _Toc226057036 \h </w:instrText>
+              <w:instrText xml:space="preserve"> PAGEREF _Toc226063940 \h </w:instrText>
             </w:r>
             <w:r>
               <w:rPr>
@@ -256,6 +308,7 @@
             <w:tabs>
               <w:tab w:val="right" w:leader="dot" w:pos="9396"/>
             </w:tabs>
+            <w:ind w:firstLine="440"/>
             <w:rPr>
               <w:noProof/>
               <w:kern w:val="2"/>
@@ -264,13 +317,13 @@
               <w14:ligatures w14:val="standardContextual"/>
             </w:rPr>
           </w:pPr>
-          <w:hyperlink w:anchor="_Toc226057037" w:history="1">
+          <w:hyperlink w:anchor="_Toc226063941" w:history="1">
             <w:r>
               <w:rPr>
                 <w:rStyle w:val="aff9"/>
                 <w:noProof/>
               </w:rPr>
-              <w:t>2  Exploratory Data Analysis</w:t>
+              <w:t>2 Exploratory Data Analysis</w:t>
             </w:r>
             <w:r>
               <w:rPr>
@@ -291,7 +344,7 @@
                 <w:noProof/>
                 <w:webHidden/>
               </w:rPr>
-              <w:instrText xml:space="preserve"> PAGEREF _Toc226057037 \h </w:instrText>
+              <w:instrText xml:space="preserve"> PAGEREF _Toc226063941 \h </w:instrText>
             </w:r>
             <w:r>
               <w:rPr>
@@ -328,7 +381,7 @@
             <w:tabs>
               <w:tab w:val="right" w:leader="dot" w:pos="9396"/>
             </w:tabs>
-            <w:ind w:left="440"/>
+            <w:ind w:left="440" w:firstLine="440"/>
             <w:rPr>
               <w:noProof/>
               <w:kern w:val="2"/>
@@ -337,13 +390,13 @@
               <w14:ligatures w14:val="standardContextual"/>
             </w:rPr>
           </w:pPr>
-          <w:hyperlink w:anchor="_Toc226057038" w:history="1">
+          <w:hyperlink w:anchor="_Toc226063942" w:history="1">
             <w:r>
               <w:rPr>
                 <w:rStyle w:val="aff9"/>
                 <w:noProof/>
               </w:rPr>
-              <w:t>2.1  Class Distribution</w:t>
+              <w:t>2.1 Class Distribution</w:t>
             </w:r>
             <w:r>
               <w:rPr>
@@ -364,7 +417,7 @@
                 <w:noProof/>
                 <w:webHidden/>
               </w:rPr>
-              <w:instrText xml:space="preserve"> PAGEREF _Toc226057038 \h </w:instrText>
+              <w:instrText xml:space="preserve"> PAGEREF _Toc226063942 \h </w:instrText>
             </w:r>
             <w:r>
               <w:rPr>
@@ -401,7 +454,7 @@
             <w:tabs>
               <w:tab w:val="right" w:leader="dot" w:pos="9396"/>
             </w:tabs>
-            <w:ind w:left="440"/>
+            <w:ind w:left="440" w:firstLine="440"/>
             <w:rPr>
               <w:noProof/>
               <w:kern w:val="2"/>
@@ -410,13 +463,13 @@
               <w14:ligatures w14:val="standardContextual"/>
             </w:rPr>
           </w:pPr>
-          <w:hyperlink w:anchor="_Toc226057039" w:history="1">
+          <w:hyperlink w:anchor="_Toc226063943" w:history="1">
             <w:r>
               <w:rPr>
                 <w:rStyle w:val="aff9"/>
                 <w:noProof/>
               </w:rPr>
-              <w:t>2.2  Feature Distributions and Skewness</w:t>
+              <w:t>2.2 Feature Distributions and Skewness</w:t>
             </w:r>
             <w:r>
               <w:rPr>
@@ -437,7 +490,7 @@
                 <w:noProof/>
                 <w:webHidden/>
               </w:rPr>
-              <w:instrText xml:space="preserve"> PAGEREF _Toc226057039 \h </w:instrText>
+              <w:instrText xml:space="preserve"> PAGEREF _Toc226063943 \h </w:instrText>
             </w:r>
             <w:r>
               <w:rPr>
@@ -474,7 +527,7 @@
             <w:tabs>
               <w:tab w:val="right" w:leader="dot" w:pos="9396"/>
             </w:tabs>
-            <w:ind w:left="440"/>
+            <w:ind w:left="440" w:firstLine="440"/>
             <w:rPr>
               <w:noProof/>
               <w:kern w:val="2"/>
@@ -483,13 +536,13 @@
               <w14:ligatures w14:val="standardContextual"/>
             </w:rPr>
           </w:pPr>
-          <w:hyperlink w:anchor="_Toc226057040" w:history="1">
+          <w:hyperlink w:anchor="_Toc226063944" w:history="1">
             <w:r>
               <w:rPr>
                 <w:rStyle w:val="aff9"/>
                 <w:noProof/>
               </w:rPr>
-              <w:t>2.3  Feature Quality Analysis</w:t>
+              <w:t>2.3 Feature Quality Analysis</w:t>
             </w:r>
             <w:r>
               <w:rPr>
@@ -510,7 +563,7 @@
                 <w:noProof/>
                 <w:webHidden/>
               </w:rPr>
-              <w:instrText xml:space="preserve"> PAGEREF _Toc226057040 \h </w:instrText>
+              <w:instrText xml:space="preserve"> PAGEREF _Toc226063944 \h </w:instrText>
             </w:r>
             <w:r>
               <w:rPr>
@@ -547,6 +600,7 @@
             <w:tabs>
               <w:tab w:val="right" w:leader="dot" w:pos="9396"/>
             </w:tabs>
+            <w:ind w:firstLine="440"/>
             <w:rPr>
               <w:noProof/>
               <w:kern w:val="2"/>
@@ -555,13 +609,13 @@
               <w14:ligatures w14:val="standardContextual"/>
             </w:rPr>
           </w:pPr>
-          <w:hyperlink w:anchor="_Toc226057041" w:history="1">
+          <w:hyperlink w:anchor="_Toc226063945" w:history="1">
             <w:r>
               <w:rPr>
                 <w:rStyle w:val="aff9"/>
                 <w:noProof/>
               </w:rPr>
-              <w:t>3  Preprocessing</w:t>
+              <w:t>3 Preprocessing</w:t>
             </w:r>
             <w:r>
               <w:rPr>
@@ -582,7 +636,7 @@
                 <w:noProof/>
                 <w:webHidden/>
               </w:rPr>
-              <w:instrText xml:space="preserve"> PAGEREF _Toc226057041 \h </w:instrText>
+              <w:instrText xml:space="preserve"> PAGEREF _Toc226063945 \h </w:instrText>
             </w:r>
             <w:r>
               <w:rPr>
@@ -619,6 +673,7 @@
             <w:tabs>
               <w:tab w:val="right" w:leader="dot" w:pos="9396"/>
             </w:tabs>
+            <w:ind w:firstLine="440"/>
             <w:rPr>
               <w:noProof/>
               <w:kern w:val="2"/>
@@ -627,13 +682,13 @@
               <w14:ligatures w14:val="standardContextual"/>
             </w:rPr>
           </w:pPr>
-          <w:hyperlink w:anchor="_Toc226057042" w:history="1">
+          <w:hyperlink w:anchor="_Toc226063946" w:history="1">
             <w:r>
               <w:rPr>
                 <w:rStyle w:val="aff9"/>
                 <w:noProof/>
               </w:rPr>
-              <w:t>4  Supervised Learning</w:t>
+              <w:t>4 Supervised Learning</w:t>
             </w:r>
             <w:r>
               <w:rPr>
@@ -654,7 +709,7 @@
                 <w:noProof/>
                 <w:webHidden/>
               </w:rPr>
-              <w:instrText xml:space="preserve"> PAGEREF _Toc226057042 \h </w:instrText>
+              <w:instrText xml:space="preserve"> PAGEREF _Toc226063946 \h </w:instrText>
             </w:r>
             <w:r>
               <w:rPr>
@@ -691,7 +746,7 @@
             <w:tabs>
               <w:tab w:val="right" w:leader="dot" w:pos="9396"/>
             </w:tabs>
-            <w:ind w:left="440"/>
+            <w:ind w:left="440" w:firstLine="440"/>
             <w:rPr>
               <w:noProof/>
               <w:kern w:val="2"/>
@@ -700,13 +755,13 @@
               <w14:ligatures w14:val="standardContextual"/>
             </w:rPr>
           </w:pPr>
-          <w:hyperlink w:anchor="_Toc226057043" w:history="1">
+          <w:hyperlink w:anchor="_Toc226063947" w:history="1">
             <w:r>
               <w:rPr>
                 <w:rStyle w:val="aff9"/>
                 <w:noProof/>
               </w:rPr>
-              <w:t>4.1  Hyperparameter Tuning</w:t>
+              <w:t>4.1 Hyperparameter Tuning</w:t>
             </w:r>
             <w:r>
               <w:rPr>
@@ -727,7 +782,7 @@
                 <w:noProof/>
                 <w:webHidden/>
               </w:rPr>
-              <w:instrText xml:space="preserve"> PAGEREF _Toc226057043 \h </w:instrText>
+              <w:instrText xml:space="preserve"> PAGEREF _Toc226063947 \h </w:instrText>
             </w:r>
             <w:r>
               <w:rPr>
@@ -764,7 +819,7 @@
             <w:tabs>
               <w:tab w:val="right" w:leader="dot" w:pos="9396"/>
             </w:tabs>
-            <w:ind w:left="440"/>
+            <w:ind w:left="440" w:firstLine="440"/>
             <w:rPr>
               <w:noProof/>
               <w:kern w:val="2"/>
@@ -773,13 +828,13 @@
               <w14:ligatures w14:val="standardContextual"/>
             </w:rPr>
           </w:pPr>
-          <w:hyperlink w:anchor="_Toc226057044" w:history="1">
+          <w:hyperlink w:anchor="_Toc226063948" w:history="1">
             <w:r>
               <w:rPr>
                 <w:rStyle w:val="aff9"/>
                 <w:noProof/>
               </w:rPr>
-              <w:t>4.2  Model Comparison</w:t>
+              <w:t>4.2 Model Comparison</w:t>
             </w:r>
             <w:r>
               <w:rPr>
@@ -800,7 +855,7 @@
                 <w:noProof/>
                 <w:webHidden/>
               </w:rPr>
-              <w:instrText xml:space="preserve"> PAGEREF _Toc226057044 \h </w:instrText>
+              <w:instrText xml:space="preserve"> PAGEREF _Toc226063948 \h </w:instrText>
             </w:r>
             <w:r>
               <w:rPr>
@@ -837,7 +892,7 @@
             <w:tabs>
               <w:tab w:val="right" w:leader="dot" w:pos="9396"/>
             </w:tabs>
-            <w:ind w:left="440"/>
+            <w:ind w:left="440" w:firstLine="440"/>
             <w:rPr>
               <w:noProof/>
               <w:kern w:val="2"/>
@@ -846,13 +901,13 @@
               <w14:ligatures w14:val="standardContextual"/>
             </w:rPr>
           </w:pPr>
-          <w:hyperlink w:anchor="_Toc226057045" w:history="1">
+          <w:hyperlink w:anchor="_Toc226063949" w:history="1">
             <w:r>
               <w:rPr>
                 <w:rStyle w:val="aff9"/>
                 <w:noProof/>
               </w:rPr>
-              <w:t>4.3  Final Model Evaluation — Logistic Regression</w:t>
+              <w:t>4.3 Final Model Evaluation — Logistic Regression</w:t>
             </w:r>
             <w:r>
               <w:rPr>
@@ -873,7 +928,7 @@
                 <w:noProof/>
                 <w:webHidden/>
               </w:rPr>
-              <w:instrText xml:space="preserve"> PAGEREF _Toc226057045 \h </w:instrText>
+              <w:instrText xml:space="preserve"> PAGEREF _Toc226063949 \h </w:instrText>
             </w:r>
             <w:r>
               <w:rPr>
@@ -910,7 +965,7 @@
             <w:tabs>
               <w:tab w:val="right" w:leader="dot" w:pos="9396"/>
             </w:tabs>
-            <w:ind w:left="440"/>
+            <w:ind w:left="440" w:firstLine="440"/>
             <w:rPr>
               <w:noProof/>
               <w:kern w:val="2"/>
@@ -919,13 +974,13 @@
               <w14:ligatures w14:val="standardContextual"/>
             </w:rPr>
           </w:pPr>
-          <w:hyperlink w:anchor="_Toc226057046" w:history="1">
+          <w:hyperlink w:anchor="_Toc226063950" w:history="1">
             <w:r>
               <w:rPr>
                 <w:rStyle w:val="aff9"/>
                 <w:noProof/>
               </w:rPr>
-              <w:t>4.4  Binary Classification — Failure vs Acquisition</w:t>
+              <w:t>4.4 Binary Classification — Failure vs Acquisition</w:t>
             </w:r>
             <w:r>
               <w:rPr>
@@ -946,7 +1001,7 @@
                 <w:noProof/>
                 <w:webHidden/>
               </w:rPr>
-              <w:instrText xml:space="preserve"> PAGEREF _Toc226057046 \h </w:instrText>
+              <w:instrText xml:space="preserve"> PAGEREF _Toc226063950 \h </w:instrText>
             </w:r>
             <w:r>
               <w:rPr>
@@ -983,6 +1038,7 @@
             <w:tabs>
               <w:tab w:val="right" w:leader="dot" w:pos="9396"/>
             </w:tabs>
+            <w:ind w:firstLine="440"/>
             <w:rPr>
               <w:noProof/>
               <w:kern w:val="2"/>
@@ -991,13 +1047,13 @@
               <w14:ligatures w14:val="standardContextual"/>
             </w:rPr>
           </w:pPr>
-          <w:hyperlink w:anchor="_Toc226057047" w:history="1">
+          <w:hyperlink w:anchor="_Toc226063951" w:history="1">
             <w:r>
               <w:rPr>
                 <w:rStyle w:val="aff9"/>
                 <w:noProof/>
               </w:rPr>
-              <w:t>5  Unsupervised Learning</w:t>
+              <w:t>5 Unsupervised Learning</w:t>
             </w:r>
             <w:r>
               <w:rPr>
@@ -1018,7 +1074,7 @@
                 <w:noProof/>
                 <w:webHidden/>
               </w:rPr>
-              <w:instrText xml:space="preserve"> PAGEREF _Toc226057047 \h </w:instrText>
+              <w:instrText xml:space="preserve"> PAGEREF _Toc226063951 \h </w:instrText>
             </w:r>
             <w:r>
               <w:rPr>
@@ -1055,7 +1111,7 @@
             <w:tabs>
               <w:tab w:val="right" w:leader="dot" w:pos="9396"/>
             </w:tabs>
-            <w:ind w:left="440"/>
+            <w:ind w:left="440" w:firstLine="440"/>
             <w:rPr>
               <w:noProof/>
               <w:kern w:val="2"/>
@@ -1064,13 +1120,13 @@
               <w14:ligatures w14:val="standardContextual"/>
             </w:rPr>
           </w:pPr>
-          <w:hyperlink w:anchor="_Toc226057048" w:history="1">
+          <w:hyperlink w:anchor="_Toc226063952" w:history="1">
             <w:r>
               <w:rPr>
                 <w:rStyle w:val="aff9"/>
                 <w:noProof/>
               </w:rPr>
-              <w:t>5.1  PCA — Variance Analysis</w:t>
+              <w:t>5.1 PCA — Variance Analysis</w:t>
             </w:r>
             <w:r>
               <w:rPr>
@@ -1091,7 +1147,7 @@
                 <w:noProof/>
                 <w:webHidden/>
               </w:rPr>
-              <w:instrText xml:space="preserve"> PAGEREF _Toc226057048 \h </w:instrText>
+              <w:instrText xml:space="preserve"> PAGEREF _Toc226063952 \h </w:instrText>
             </w:r>
             <w:r>
               <w:rPr>
@@ -1128,7 +1184,7 @@
             <w:tabs>
               <w:tab w:val="right" w:leader="dot" w:pos="9396"/>
             </w:tabs>
-            <w:ind w:left="440"/>
+            <w:ind w:left="440" w:firstLine="440"/>
             <w:rPr>
               <w:noProof/>
               <w:kern w:val="2"/>
@@ -1137,13 +1193,13 @@
               <w14:ligatures w14:val="standardContextual"/>
             </w:rPr>
           </w:pPr>
-          <w:hyperlink w:anchor="_Toc226057049" w:history="1">
+          <w:hyperlink w:anchor="_Toc226063953" w:history="1">
             <w:r>
               <w:rPr>
                 <w:rStyle w:val="aff9"/>
                 <w:noProof/>
               </w:rPr>
-              <w:t>5.2  Choosing k — Comparing k=2 and k=3</w:t>
+              <w:t>5.2 Choosing k — Comparing k=2 and k=3</w:t>
             </w:r>
             <w:r>
               <w:rPr>
@@ -1164,7 +1220,7 @@
                 <w:noProof/>
                 <w:webHidden/>
               </w:rPr>
-              <w:instrText xml:space="preserve"> PAGEREF _Toc226057049 \h </w:instrText>
+              <w:instrText xml:space="preserve"> PAGEREF _Toc226063953 \h </w:instrText>
             </w:r>
             <w:r>
               <w:rPr>
@@ -1201,7 +1257,7 @@
             <w:tabs>
               <w:tab w:val="right" w:leader="dot" w:pos="9396"/>
             </w:tabs>
-            <w:ind w:left="440"/>
+            <w:ind w:left="440" w:firstLine="440"/>
             <w:rPr>
               <w:noProof/>
               <w:kern w:val="2"/>
@@ -1210,13 +1266,31 @@
               <w14:ligatures w14:val="standardContextual"/>
             </w:rPr>
           </w:pPr>
-          <w:hyperlink w:anchor="_Toc226057050" w:history="1">
+          <w:hyperlink w:anchor="_Toc226063954" w:history="1">
             <w:r>
               <w:rPr>
                 <w:rStyle w:val="aff9"/>
                 <w:noProof/>
-              </w:rPr>
-              <w:t>5.3  Cluster Profiles</w:t>
+                <w:lang w:val="fr-FR"/>
+              </w:rPr>
+              <w:t>5.</w:t>
+            </w:r>
+            <w:r>
+              <w:rPr>
+                <w:rStyle w:val="aff9"/>
+                <w:rFonts w:eastAsia="宋体"/>
+                <w:noProof/>
+                <w:lang w:val="fr-FR" w:eastAsia="zh-CN"/>
+              </w:rPr>
+              <w:t>3</w:t>
+            </w:r>
+            <w:r>
+              <w:rPr>
+                <w:rStyle w:val="aff9"/>
+                <w:noProof/>
+                <w:lang w:val="fr-FR"/>
+              </w:rPr>
+              <w:t xml:space="preserve"> k=2 vs Failure / Non-Failure</w:t>
             </w:r>
             <w:r>
               <w:rPr>
@@ -1237,7 +1311,7 @@
                 <w:noProof/>
                 <w:webHidden/>
               </w:rPr>
-              <w:instrText xml:space="preserve"> PAGEREF _Toc226057050 \h </w:instrText>
+              <w:instrText xml:space="preserve"> PAGEREF _Toc226063954 \h </w:instrText>
             </w:r>
             <w:r>
               <w:rPr>
@@ -1274,7 +1348,7 @@
             <w:tabs>
               <w:tab w:val="right" w:leader="dot" w:pos="9396"/>
             </w:tabs>
-            <w:ind w:left="440"/>
+            <w:ind w:left="440" w:firstLine="440"/>
             <w:rPr>
               <w:noProof/>
               <w:kern w:val="2"/>
@@ -1283,13 +1357,29 @@
               <w14:ligatures w14:val="standardContextual"/>
             </w:rPr>
           </w:pPr>
-          <w:hyperlink w:anchor="_Toc226057051" w:history="1">
+          <w:hyperlink w:anchor="_Toc226063955" w:history="1">
             <w:r>
               <w:rPr>
                 <w:rStyle w:val="aff9"/>
                 <w:noProof/>
               </w:rPr>
-              <w:t>5.4  Cluster Archetypes</w:t>
+              <w:t>5.</w:t>
+            </w:r>
+            <w:r>
+              <w:rPr>
+                <w:rStyle w:val="aff9"/>
+                <w:rFonts w:eastAsia="宋体"/>
+                <w:noProof/>
+                <w:lang w:eastAsia="zh-CN"/>
+              </w:rPr>
+              <w:t>4</w:t>
+            </w:r>
+            <w:r>
+              <w:rPr>
+                <w:rStyle w:val="aff9"/>
+                <w:noProof/>
+              </w:rPr>
+              <w:t xml:space="preserve"> Hierarchical Clustering</w:t>
             </w:r>
             <w:r>
               <w:rPr>
@@ -1310,7 +1400,7 @@
                 <w:noProof/>
                 <w:webHidden/>
               </w:rPr>
-              <w:instrText xml:space="preserve"> PAGEREF _Toc226057051 \h </w:instrText>
+              <w:instrText xml:space="preserve"> PAGEREF _Toc226063955 \h </w:instrText>
             </w:r>
             <w:r>
               <w:rPr>
@@ -1347,7 +1437,7 @@
             <w:tabs>
               <w:tab w:val="right" w:leader="dot" w:pos="9396"/>
             </w:tabs>
-            <w:ind w:left="440"/>
+            <w:ind w:left="440" w:firstLine="440"/>
             <w:rPr>
               <w:noProof/>
               <w:kern w:val="2"/>
@@ -1356,13 +1446,38 @@
               <w14:ligatures w14:val="standardContextual"/>
             </w:rPr>
           </w:pPr>
-          <w:hyperlink w:anchor="_Toc226057052" w:history="1">
+          <w:hyperlink w:anchor="_Toc226063956" w:history="1">
             <w:r>
               <w:rPr>
                 <w:rStyle w:val="aff9"/>
                 <w:noProof/>
               </w:rPr>
-              <w:t>5.5  k=2 vs Failure / Non-Failure</w:t>
+              <w:t>5.</w:t>
+            </w:r>
+            <w:r>
+              <w:rPr>
+                <w:rStyle w:val="aff9"/>
+                <w:rFonts w:eastAsia="宋体"/>
+                <w:noProof/>
+                <w:lang w:eastAsia="zh-CN"/>
+              </w:rPr>
+              <w:t>5</w:t>
+            </w:r>
+            <w:r>
+              <w:rPr>
+                <w:rStyle w:val="aff9"/>
+                <w:noProof/>
+              </w:rPr>
+              <w:t xml:space="preserve"> Cluster Profiles</w:t>
+            </w:r>
+            <w:r>
+              <w:rPr>
+                <w:rStyle w:val="aff9"/>
+                <w:rFonts w:eastAsia="宋体"/>
+                <w:noProof/>
+                <w:lang w:eastAsia="zh-CN"/>
+              </w:rPr>
+              <w:t xml:space="preserve"> with k = 3</w:t>
             </w:r>
             <w:r>
               <w:rPr>
@@ -1383,7 +1498,7 @@
                 <w:noProof/>
                 <w:webHidden/>
               </w:rPr>
-              <w:instrText xml:space="preserve"> PAGEREF _Toc226057052 \h </w:instrText>
+              <w:instrText xml:space="preserve"> PAGEREF _Toc226063956 \h </w:instrText>
             </w:r>
             <w:r>
               <w:rPr>
@@ -1420,7 +1535,7 @@
             <w:tabs>
               <w:tab w:val="right" w:leader="dot" w:pos="9396"/>
             </w:tabs>
-            <w:ind w:left="440"/>
+            <w:ind w:left="440" w:firstLine="440"/>
             <w:rPr>
               <w:noProof/>
               <w:kern w:val="2"/>
@@ -1429,13 +1544,38 @@
               <w14:ligatures w14:val="standardContextual"/>
             </w:rPr>
           </w:pPr>
-          <w:hyperlink w:anchor="_Toc226057053" w:history="1">
+          <w:hyperlink w:anchor="_Toc226063957" w:history="1">
             <w:r>
               <w:rPr>
                 <w:rStyle w:val="aff9"/>
                 <w:noProof/>
               </w:rPr>
-              <w:t>5.6  Hierarchical Clustering</w:t>
+              <w:t>5.</w:t>
+            </w:r>
+            <w:r>
+              <w:rPr>
+                <w:rStyle w:val="aff9"/>
+                <w:rFonts w:eastAsia="宋体"/>
+                <w:noProof/>
+                <w:lang w:eastAsia="zh-CN"/>
+              </w:rPr>
+              <w:t>6</w:t>
+            </w:r>
+            <w:r>
+              <w:rPr>
+                <w:rStyle w:val="aff9"/>
+                <w:noProof/>
+              </w:rPr>
+              <w:t xml:space="preserve"> Cluster Archetypes</w:t>
+            </w:r>
+            <w:r>
+              <w:rPr>
+                <w:rStyle w:val="aff9"/>
+                <w:rFonts w:eastAsia="宋体"/>
+                <w:noProof/>
+                <w:lang w:eastAsia="zh-CN"/>
+              </w:rPr>
+              <w:t xml:space="preserve"> with k = 3</w:t>
             </w:r>
             <w:r>
               <w:rPr>
@@ -1456,7 +1596,7 @@
                 <w:noProof/>
                 <w:webHidden/>
               </w:rPr>
-              <w:instrText xml:space="preserve"> PAGEREF _Toc226057053 \h </w:instrText>
+              <w:instrText xml:space="preserve"> PAGEREF _Toc226063957 \h </w:instrText>
             </w:r>
             <w:r>
               <w:rPr>
@@ -1493,6 +1633,7 @@
             <w:tabs>
               <w:tab w:val="right" w:leader="dot" w:pos="9396"/>
             </w:tabs>
+            <w:ind w:firstLine="440"/>
             <w:rPr>
               <w:noProof/>
               <w:kern w:val="2"/>
@@ -1501,13 +1642,13 @@
               <w14:ligatures w14:val="standardContextual"/>
             </w:rPr>
           </w:pPr>
-          <w:hyperlink w:anchor="_Toc226057054" w:history="1">
+          <w:hyperlink w:anchor="_Toc226063958" w:history="1">
             <w:r>
               <w:rPr>
                 <w:rStyle w:val="aff9"/>
                 <w:noProof/>
               </w:rPr>
-              <w:t>6  Conclusion</w:t>
+              <w:t>Conclusion</w:t>
             </w:r>
             <w:r>
               <w:rPr>
@@ -1528,7 +1669,7 @@
                 <w:noProof/>
                 <w:webHidden/>
               </w:rPr>
-              <w:instrText xml:space="preserve"> PAGEREF _Toc226057054 \h </w:instrText>
+              <w:instrText xml:space="preserve"> PAGEREF _Toc226063958 \h </w:instrText>
             </w:r>
             <w:r>
               <w:rPr>
@@ -1548,7 +1689,7 @@
                 <w:noProof/>
                 <w:webHidden/>
               </w:rPr>
-              <w:t>10</w:t>
+              <w:t>11</w:t>
             </w:r>
             <w:r>
               <w:rPr>
@@ -1560,6 +1701,9 @@
           </w:hyperlink>
         </w:p>
         <w:p>
+          <w:pPr>
+            <w:ind w:firstLine="442"/>
+          </w:pPr>
           <w:r>
             <w:rPr>
               <w:b/>
@@ -1573,6 +1717,7 @@
     </w:sdt>
     <w:p>
       <w:pPr>
+        <w:ind w:firstLine="440"/>
         <w:rPr>
           <w:rFonts w:eastAsia="宋体"/>
           <w:lang w:eastAsia="zh-CN"/>
@@ -1581,6 +1726,7 @@
     </w:p>
     <w:p>
       <w:pPr>
+        <w:ind w:firstLine="440"/>
         <w:rPr>
           <w:rFonts w:eastAsia="宋体"/>
           <w:lang w:eastAsia="zh-CN"/>
@@ -1589,6 +1735,7 @@
     </w:p>
     <w:p>
       <w:pPr>
+        <w:ind w:firstLine="440"/>
         <w:rPr>
           <w:rFonts w:eastAsia="宋体"/>
           <w:lang w:eastAsia="zh-CN"/>
@@ -1597,6 +1744,7 @@
     </w:p>
     <w:p>
       <w:pPr>
+        <w:ind w:firstLine="440"/>
         <w:rPr>
           <w:rFonts w:eastAsia="宋体"/>
           <w:lang w:eastAsia="zh-CN"/>
@@ -1606,8 +1754,9 @@
     <w:p>
       <w:pPr>
         <w:pStyle w:val="1"/>
+        <w:ind w:firstLineChars="0" w:firstLine="0"/>
       </w:pPr>
-      <w:bookmarkStart w:id="0" w:name="_Toc226057035"/>
+      <w:bookmarkStart w:id="0" w:name="_Toc226063939"/>
       <w:r>
         <w:lastRenderedPageBreak/>
         <w:t>Introduction</w:t>
@@ -1617,6 +1766,7 @@
     <w:p>
       <w:pPr>
         <w:spacing w:after="120"/>
+        <w:ind w:firstLine="440"/>
       </w:pPr>
       <w:r>
         <w:t>Predicting whether a startup will succeed is a challenging and economically important problem. In this project, we apply both supervised and unsupervised machine learning methods to a dataset of 100,000 startup profiles sourced from Kaggle. Each sample is described by 7 numerical features — funding rounds, founder experience, team size, market size, product traction, burn rate, and revenue — along with 3 categorical features: investor type, sector, and founder background.</w:t>
@@ -1625,6 +1775,7 @@
     <w:p>
       <w:pPr>
         <w:spacing w:after="120"/>
+        <w:ind w:firstLine="440"/>
       </w:pPr>
       <w:r>
         <w:t>The target variable, outcome, takes three values: Failure (55.6%), Acquisition (42.3%), and IPO (2.1%). Our primary objectives are:</w:t>
@@ -1633,6 +1784,7 @@
     <w:p>
       <w:pPr>
         <w:pStyle w:val="a0"/>
+        <w:ind w:firstLine="440"/>
       </w:pPr>
       <w:r>
         <w:t>Explore the data through exploratory data analysis (EDA) and assess feature quality.</w:t>
@@ -1641,6 +1793,7 @@
     <w:p>
       <w:pPr>
         <w:pStyle w:val="a0"/>
+        <w:ind w:firstLine="440"/>
       </w:pPr>
       <w:r>
         <w:t>Build and compare supervised classifiers (k-NN, Decision Tree, Logistic Regression, LDA) using cross-validated hyperparameter tuning.</w:t>
@@ -1649,6 +1802,7 @@
     <w:p>
       <w:pPr>
         <w:pStyle w:val="a0"/>
+        <w:ind w:firstLine="440"/>
       </w:pPr>
       <w:r>
         <w:t>Apply unsupervised clustering (K-Means, Hierarchical) and PCA to discover latent structure in the data.</w:t>
@@ -1657,28 +1811,46 @@
     <w:p>
       <w:pPr>
         <w:pStyle w:val="a0"/>
+        <w:ind w:firstLine="440"/>
       </w:pPr>
       <w:r>
         <w:t>Critically evaluate results of the dataset.</w:t>
       </w:r>
     </w:p>
-    <w:p/>
+    <w:p>
+      <w:pPr>
+        <w:ind w:firstLine="440"/>
+      </w:pPr>
+    </w:p>
     <w:p>
       <w:pPr>
         <w:pStyle w:val="1"/>
+        <w:ind w:firstLineChars="0" w:firstLine="0"/>
       </w:pPr>
-      <w:bookmarkStart w:id="1" w:name="_Toc226057036"/>
-      <w:r>
-        <w:t>1  Dataset Description</w:t>
+      <w:bookmarkStart w:id="1" w:name="_Toc226063940"/>
+      <w:r>
+        <w:t>1 Dataset</w:t>
+      </w:r>
+      <w:r>
+        <w:t xml:space="preserve"> Description</w:t>
       </w:r>
       <w:bookmarkEnd w:id="1"/>
     </w:p>
     <w:p>
       <w:pPr>
         <w:spacing w:after="120"/>
+        <w:ind w:firstLine="440"/>
       </w:pPr>
       <w:r>
-        <w:t>The dataset was obtained from Kaggle and consists of 100,000 rows and 11 columns (7 numerical, 3 categorical, 1 target). There are no missing values. Table 1 summarises the features.</w:t>
+        <w:t xml:space="preserve">The dataset was obtained from Kaggle and consists of 100,000 rows and 11 columns (7 numerical, 3 categorical, 1 target). There are no missing values. Table 1 </w:t>
+      </w:r>
+      <w:proofErr w:type="spellStart"/>
+      <w:r>
+        <w:t>summarises</w:t>
+      </w:r>
+      <w:proofErr w:type="spellEnd"/>
+      <w:r>
+        <w:t xml:space="preserve"> the features.</w:t>
       </w:r>
     </w:p>
     <w:tbl>
@@ -1703,6 +1875,7 @@
           </w:tcPr>
           <w:p>
             <w:pPr>
+              <w:ind w:firstLine="402"/>
               <w:jc w:val="center"/>
             </w:pPr>
             <w:r>
@@ -1720,6 +1893,7 @@
           </w:tcPr>
           <w:p>
             <w:pPr>
+              <w:ind w:firstLine="402"/>
               <w:jc w:val="center"/>
             </w:pPr>
             <w:r>
@@ -1737,6 +1911,7 @@
           </w:tcPr>
           <w:p>
             <w:pPr>
+              <w:ind w:firstLine="402"/>
               <w:jc w:val="center"/>
             </w:pPr>
             <w:r>
@@ -1759,14 +1934,17 @@
           </w:tcPr>
           <w:p>
             <w:pPr>
-              <w:jc w:val="center"/>
-            </w:pPr>
+              <w:ind w:firstLine="400"/>
+              <w:jc w:val="center"/>
+            </w:pPr>
+            <w:proofErr w:type="spellStart"/>
             <w:r>
               <w:rPr>
                 <w:sz w:val="20"/>
               </w:rPr>
               <w:t>funding_rounds</w:t>
             </w:r>
+            <w:proofErr w:type="spellEnd"/>
           </w:p>
         </w:tc>
         <w:tc>
@@ -1775,6 +1953,7 @@
           </w:tcPr>
           <w:p>
             <w:pPr>
+              <w:ind w:firstLine="400"/>
               <w:jc w:val="center"/>
             </w:pPr>
             <w:r>
@@ -1791,6 +1970,7 @@
           </w:tcPr>
           <w:p>
             <w:pPr>
+              <w:ind w:firstLine="400"/>
               <w:jc w:val="center"/>
             </w:pPr>
             <w:r>
@@ -1812,14 +1992,17 @@
           </w:tcPr>
           <w:p>
             <w:pPr>
-              <w:jc w:val="center"/>
-            </w:pPr>
+              <w:ind w:firstLine="400"/>
+              <w:jc w:val="center"/>
+            </w:pPr>
+            <w:proofErr w:type="spellStart"/>
             <w:r>
               <w:rPr>
                 <w:sz w:val="20"/>
               </w:rPr>
               <w:t>founder_experience_years</w:t>
             </w:r>
+            <w:proofErr w:type="spellEnd"/>
           </w:p>
         </w:tc>
         <w:tc>
@@ -1828,6 +2011,7 @@
           </w:tcPr>
           <w:p>
             <w:pPr>
+              <w:ind w:firstLine="400"/>
               <w:jc w:val="center"/>
             </w:pPr>
             <w:r>
@@ -1844,6 +2028,7 @@
           </w:tcPr>
           <w:p>
             <w:pPr>
+              <w:ind w:firstLine="400"/>
               <w:jc w:val="center"/>
             </w:pPr>
             <w:r>
@@ -1865,14 +2050,17 @@
           </w:tcPr>
           <w:p>
             <w:pPr>
-              <w:jc w:val="center"/>
-            </w:pPr>
+              <w:ind w:firstLine="400"/>
+              <w:jc w:val="center"/>
+            </w:pPr>
+            <w:proofErr w:type="spellStart"/>
             <w:r>
               <w:rPr>
                 <w:sz w:val="20"/>
               </w:rPr>
               <w:t>team_size</w:t>
             </w:r>
+            <w:proofErr w:type="spellEnd"/>
           </w:p>
         </w:tc>
         <w:tc>
@@ -1881,6 +2069,7 @@
           </w:tcPr>
           <w:p>
             <w:pPr>
+              <w:ind w:firstLine="400"/>
               <w:jc w:val="center"/>
             </w:pPr>
             <w:r>
@@ -1897,6 +2086,7 @@
           </w:tcPr>
           <w:p>
             <w:pPr>
+              <w:ind w:firstLine="400"/>
               <w:jc w:val="center"/>
             </w:pPr>
             <w:r>
@@ -1918,14 +2108,17 @@
           </w:tcPr>
           <w:p>
             <w:pPr>
-              <w:jc w:val="center"/>
-            </w:pPr>
+              <w:ind w:firstLine="400"/>
+              <w:jc w:val="center"/>
+            </w:pPr>
+            <w:proofErr w:type="spellStart"/>
             <w:r>
               <w:rPr>
                 <w:sz w:val="20"/>
               </w:rPr>
               <w:t>market_size_billion</w:t>
             </w:r>
+            <w:proofErr w:type="spellEnd"/>
           </w:p>
         </w:tc>
         <w:tc>
@@ -1934,6 +2127,7 @@
           </w:tcPr>
           <w:p>
             <w:pPr>
+              <w:ind w:firstLine="400"/>
               <w:jc w:val="center"/>
             </w:pPr>
             <w:r>
@@ -1950,6 +2144,7 @@
           </w:tcPr>
           <w:p>
             <w:pPr>
+              <w:ind w:firstLine="400"/>
               <w:jc w:val="center"/>
             </w:pPr>
             <w:r>
@@ -1971,14 +2166,17 @@
           </w:tcPr>
           <w:p>
             <w:pPr>
-              <w:jc w:val="center"/>
-            </w:pPr>
+              <w:ind w:firstLine="400"/>
+              <w:jc w:val="center"/>
+            </w:pPr>
+            <w:proofErr w:type="spellStart"/>
             <w:r>
               <w:rPr>
                 <w:sz w:val="20"/>
               </w:rPr>
               <w:t>product_traction_users</w:t>
             </w:r>
+            <w:proofErr w:type="spellEnd"/>
           </w:p>
         </w:tc>
         <w:tc>
@@ -1987,6 +2185,7 @@
           </w:tcPr>
           <w:p>
             <w:pPr>
+              <w:ind w:firstLine="400"/>
               <w:jc w:val="center"/>
             </w:pPr>
             <w:r>
@@ -2003,6 +2202,7 @@
           </w:tcPr>
           <w:p>
             <w:pPr>
+              <w:ind w:firstLine="400"/>
               <w:jc w:val="center"/>
             </w:pPr>
             <w:r>
@@ -2024,14 +2224,17 @@
           </w:tcPr>
           <w:p>
             <w:pPr>
-              <w:jc w:val="center"/>
-            </w:pPr>
+              <w:ind w:firstLine="400"/>
+              <w:jc w:val="center"/>
+            </w:pPr>
+            <w:proofErr w:type="spellStart"/>
             <w:r>
               <w:rPr>
                 <w:sz w:val="20"/>
               </w:rPr>
               <w:t>burn_rate_million</w:t>
             </w:r>
+            <w:proofErr w:type="spellEnd"/>
           </w:p>
         </w:tc>
         <w:tc>
@@ -2040,6 +2243,7 @@
           </w:tcPr>
           <w:p>
             <w:pPr>
+              <w:ind w:firstLine="400"/>
               <w:jc w:val="center"/>
             </w:pPr>
             <w:r>
@@ -2056,6 +2260,7 @@
           </w:tcPr>
           <w:p>
             <w:pPr>
+              <w:ind w:firstLine="400"/>
               <w:jc w:val="center"/>
             </w:pPr>
             <w:r>
@@ -2077,14 +2282,17 @@
           </w:tcPr>
           <w:p>
             <w:pPr>
-              <w:jc w:val="center"/>
-            </w:pPr>
+              <w:ind w:firstLine="400"/>
+              <w:jc w:val="center"/>
+            </w:pPr>
+            <w:proofErr w:type="spellStart"/>
             <w:r>
               <w:rPr>
                 <w:sz w:val="20"/>
               </w:rPr>
               <w:t>revenue_million</w:t>
             </w:r>
+            <w:proofErr w:type="spellEnd"/>
           </w:p>
         </w:tc>
         <w:tc>
@@ -2093,6 +2301,7 @@
           </w:tcPr>
           <w:p>
             <w:pPr>
+              <w:ind w:firstLine="400"/>
               <w:jc w:val="center"/>
             </w:pPr>
             <w:r>
@@ -2109,6 +2318,7 @@
           </w:tcPr>
           <w:p>
             <w:pPr>
+              <w:ind w:firstLine="400"/>
               <w:jc w:val="center"/>
             </w:pPr>
             <w:r>
@@ -2130,14 +2340,17 @@
           </w:tcPr>
           <w:p>
             <w:pPr>
-              <w:jc w:val="center"/>
-            </w:pPr>
+              <w:ind w:firstLine="400"/>
+              <w:jc w:val="center"/>
+            </w:pPr>
+            <w:proofErr w:type="spellStart"/>
             <w:r>
               <w:rPr>
                 <w:sz w:val="20"/>
               </w:rPr>
               <w:t>investor_type</w:t>
             </w:r>
+            <w:proofErr w:type="spellEnd"/>
           </w:p>
         </w:tc>
         <w:tc>
@@ -2146,6 +2359,7 @@
           </w:tcPr>
           <w:p>
             <w:pPr>
+              <w:ind w:firstLine="400"/>
               <w:jc w:val="center"/>
             </w:pPr>
             <w:r>
@@ -2162,6 +2376,7 @@
           </w:tcPr>
           <w:p>
             <w:pPr>
+              <w:ind w:firstLine="400"/>
               <w:jc w:val="center"/>
             </w:pPr>
             <w:r>
@@ -2183,6 +2398,7 @@
           </w:tcPr>
           <w:p>
             <w:pPr>
+              <w:ind w:firstLine="400"/>
               <w:jc w:val="center"/>
             </w:pPr>
             <w:r>
@@ -2199,6 +2415,7 @@
           </w:tcPr>
           <w:p>
             <w:pPr>
+              <w:ind w:firstLine="400"/>
               <w:jc w:val="center"/>
             </w:pPr>
             <w:r>
@@ -2215,6 +2432,7 @@
           </w:tcPr>
           <w:p>
             <w:pPr>
+              <w:ind w:firstLine="400"/>
               <w:jc w:val="center"/>
             </w:pPr>
             <w:r>
@@ -2236,14 +2454,17 @@
           </w:tcPr>
           <w:p>
             <w:pPr>
-              <w:jc w:val="center"/>
-            </w:pPr>
+              <w:ind w:firstLine="400"/>
+              <w:jc w:val="center"/>
+            </w:pPr>
+            <w:proofErr w:type="spellStart"/>
             <w:r>
               <w:rPr>
                 <w:sz w:val="20"/>
               </w:rPr>
               <w:t>founder_background</w:t>
             </w:r>
+            <w:proofErr w:type="spellEnd"/>
           </w:p>
         </w:tc>
         <w:tc>
@@ -2252,6 +2473,7 @@
           </w:tcPr>
           <w:p>
             <w:pPr>
+              <w:ind w:firstLine="400"/>
               <w:jc w:val="center"/>
             </w:pPr>
             <w:r>
@@ -2268,14 +2490,51 @@
           </w:tcPr>
           <w:p>
             <w:pPr>
-              <w:jc w:val="center"/>
-            </w:pPr>
-            <w:r>
-              <w:rPr>
-                <w:sz w:val="20"/>
-              </w:rPr>
-              <w:t>academic / first_time / ex_bigtech / serial_founder</w:t>
-            </w:r>
+              <w:ind w:firstLine="400"/>
+              <w:jc w:val="center"/>
+            </w:pPr>
+            <w:r>
+              <w:rPr>
+                <w:sz w:val="20"/>
+              </w:rPr>
+              <w:t xml:space="preserve">academic / </w:t>
+            </w:r>
+            <w:proofErr w:type="spellStart"/>
+            <w:r>
+              <w:rPr>
+                <w:sz w:val="20"/>
+              </w:rPr>
+              <w:t>first_time</w:t>
+            </w:r>
+            <w:proofErr w:type="spellEnd"/>
+            <w:r>
+              <w:rPr>
+                <w:sz w:val="20"/>
+              </w:rPr>
+              <w:t xml:space="preserve"> / </w:t>
+            </w:r>
+            <w:proofErr w:type="spellStart"/>
+            <w:r>
+              <w:rPr>
+                <w:sz w:val="20"/>
+              </w:rPr>
+              <w:t>ex_bigtech</w:t>
+            </w:r>
+            <w:proofErr w:type="spellEnd"/>
+            <w:r>
+              <w:rPr>
+                <w:sz w:val="20"/>
+              </w:rPr>
+              <w:t xml:space="preserve"> / </w:t>
+            </w:r>
+            <w:proofErr w:type="spellStart"/>
+            <w:r>
+              <w:rPr>
+                <w:sz w:val="20"/>
+              </w:rPr>
+              <w:t>serial_founder</w:t>
+            </w:r>
+            <w:proofErr w:type="spellEnd"/>
           </w:p>
         </w:tc>
       </w:tr>
@@ -2289,6 +2548,7 @@
           </w:tcPr>
           <w:p>
             <w:pPr>
+              <w:ind w:firstLine="400"/>
               <w:jc w:val="center"/>
             </w:pPr>
             <w:r>
@@ -2305,6 +2565,7 @@
           </w:tcPr>
           <w:p>
             <w:pPr>
+              <w:ind w:firstLine="400"/>
               <w:jc w:val="center"/>
             </w:pPr>
             <w:r>
@@ -2321,6 +2582,7 @@
           </w:tcPr>
           <w:p>
             <w:pPr>
+              <w:ind w:firstLine="400"/>
               <w:jc w:val="center"/>
             </w:pPr>
             <w:r>
@@ -2336,6 +2598,7 @@
     <w:p>
       <w:pPr>
         <w:spacing w:before="40"/>
+        <w:ind w:firstLine="360"/>
         <w:jc w:val="center"/>
       </w:pPr>
       <w:r>
@@ -2347,31 +2610,44 @@
         <w:t>Table 1 — Feature overview of the startup success dataset.</w:t>
       </w:r>
     </w:p>
-    <w:p/>
+    <w:p>
+      <w:pPr>
+        <w:ind w:firstLine="440"/>
+      </w:pPr>
+    </w:p>
     <w:p>
       <w:pPr>
         <w:pStyle w:val="1"/>
+        <w:ind w:firstLineChars="0" w:firstLine="0"/>
       </w:pPr>
-      <w:bookmarkStart w:id="2" w:name="_Toc226057037"/>
+      <w:bookmarkStart w:id="2" w:name="_Toc226063941"/>
       <w:r>
         <w:lastRenderedPageBreak/>
-        <w:t>2  Exploratory Data Analysis</w:t>
+        <w:t>2 Exploratory</w:t>
+      </w:r>
+      <w:r>
+        <w:t xml:space="preserve"> Data Analysis</w:t>
       </w:r>
       <w:bookmarkEnd w:id="2"/>
     </w:p>
     <w:p>
       <w:pPr>
         <w:pStyle w:val="21"/>
+        <w:ind w:firstLine="522"/>
       </w:pPr>
-      <w:bookmarkStart w:id="3" w:name="_Toc226057038"/>
-      <w:r>
-        <w:t>2.1  Class Distribution</w:t>
+      <w:bookmarkStart w:id="3" w:name="_Toc226063942"/>
+      <w:r>
+        <w:t>2.1 Class</w:t>
+      </w:r>
+      <w:r>
+        <w:t xml:space="preserve"> Distribution</w:t>
       </w:r>
       <w:bookmarkEnd w:id="3"/>
     </w:p>
     <w:p>
       <w:pPr>
         <w:spacing w:after="120"/>
+        <w:ind w:firstLine="440"/>
       </w:pPr>
       <w:r>
         <w:t>The target variable is severely imbalanced. As shown in Table 2, Failure accounts for 55.6% of samples, Acquisition for 42.3%, and IPO for only 2.1% (2,055 samples). This imbalance — particularly the rarity of IPO — has direct consequences for model performance: classifiers trained without special treatment tend to under-predict IPOs.</w:t>
@@ -2399,6 +2675,7 @@
           </w:tcPr>
           <w:p>
             <w:pPr>
+              <w:ind w:firstLine="402"/>
               <w:jc w:val="center"/>
             </w:pPr>
             <w:r>
@@ -2416,6 +2693,7 @@
           </w:tcPr>
           <w:p>
             <w:pPr>
+              <w:ind w:firstLine="402"/>
               <w:jc w:val="center"/>
             </w:pPr>
             <w:r>
@@ -2433,6 +2711,7 @@
           </w:tcPr>
           <w:p>
             <w:pPr>
+              <w:ind w:firstLine="402"/>
               <w:jc w:val="center"/>
             </w:pPr>
             <w:r>
@@ -2455,6 +2734,7 @@
           </w:tcPr>
           <w:p>
             <w:pPr>
+              <w:ind w:firstLine="400"/>
               <w:jc w:val="center"/>
             </w:pPr>
             <w:r>
@@ -2471,6 +2751,7 @@
           </w:tcPr>
           <w:p>
             <w:pPr>
+              <w:ind w:firstLine="400"/>
               <w:jc w:val="center"/>
             </w:pPr>
             <w:r>
@@ -2487,6 +2768,7 @@
           </w:tcPr>
           <w:p>
             <w:pPr>
+              <w:ind w:firstLine="400"/>
               <w:jc w:val="center"/>
             </w:pPr>
             <w:r>
@@ -2508,6 +2790,7 @@
           </w:tcPr>
           <w:p>
             <w:pPr>
+              <w:ind w:firstLine="400"/>
               <w:jc w:val="center"/>
             </w:pPr>
             <w:r>
@@ -2524,6 +2807,7 @@
           </w:tcPr>
           <w:p>
             <w:pPr>
+              <w:ind w:firstLine="400"/>
               <w:jc w:val="center"/>
             </w:pPr>
             <w:r>
@@ -2540,6 +2824,7 @@
           </w:tcPr>
           <w:p>
             <w:pPr>
+              <w:ind w:firstLine="400"/>
               <w:jc w:val="center"/>
             </w:pPr>
             <w:r>
@@ -2561,6 +2846,7 @@
           </w:tcPr>
           <w:p>
             <w:pPr>
+              <w:ind w:firstLine="400"/>
               <w:jc w:val="center"/>
             </w:pPr>
             <w:r>
@@ -2577,6 +2863,7 @@
           </w:tcPr>
           <w:p>
             <w:pPr>
+              <w:ind w:firstLine="400"/>
               <w:jc w:val="center"/>
             </w:pPr>
             <w:r>
@@ -2593,6 +2880,7 @@
           </w:tcPr>
           <w:p>
             <w:pPr>
+              <w:ind w:firstLine="400"/>
               <w:jc w:val="center"/>
             </w:pPr>
             <w:r>
@@ -2608,6 +2896,7 @@
     <w:p>
       <w:pPr>
         <w:spacing w:before="40"/>
+        <w:ind w:firstLine="360"/>
         <w:jc w:val="center"/>
       </w:pPr>
       <w:r>
@@ -2619,66 +2908,95 @@
         <w:t>Table 2 — Class distribution of the target variable.</w:t>
       </w:r>
     </w:p>
-    <w:p/>
+    <w:p>
+      <w:pPr>
+        <w:ind w:firstLine="440"/>
+      </w:pPr>
+    </w:p>
     <w:p>
       <w:pPr>
         <w:pStyle w:val="21"/>
+        <w:ind w:firstLine="522"/>
       </w:pPr>
-      <w:bookmarkStart w:id="4" w:name="_Toc226057039"/>
-      <w:r>
-        <w:t>2.2  Feature Distributions and Skewness</w:t>
+      <w:bookmarkStart w:id="4" w:name="_Toc226063943"/>
+      <w:r>
+        <w:t>2.2 Feature</w:t>
+      </w:r>
+      <w:r>
+        <w:t xml:space="preserve"> Distributions and Skewness</w:t>
       </w:r>
       <w:bookmarkEnd w:id="4"/>
     </w:p>
     <w:p>
       <w:pPr>
         <w:spacing w:after="120"/>
+        <w:ind w:firstLine="440"/>
       </w:pPr>
       <w:r>
-        <w:t xml:space="preserve">Histograms reveal that several numerical features have right-skewed distributions, as quantified in Table 3. In particular, </w:t>
-      </w:r>
+        <w:t xml:space="preserve">Histograms </w:t>
+      </w:r>
+      <w:r>
+        <w:rPr>
+          <w:rFonts w:eastAsia="宋体" w:hint="eastAsia"/>
+          <w:lang w:eastAsia="zh-CN"/>
+        </w:rPr>
+        <w:t xml:space="preserve">in the Notebook </w:t>
+      </w:r>
+      <w:r>
+        <w:t xml:space="preserve">reveal that several numerical features have right-skewed distributions, as quantified in Table 3. In particular, </w:t>
+      </w:r>
+      <w:proofErr w:type="spellStart"/>
       <w:r>
         <w:rPr>
           <w:b/>
         </w:rPr>
         <w:t>market_size_billion</w:t>
       </w:r>
+      <w:proofErr w:type="spellEnd"/>
       <w:r>
         <w:t xml:space="preserve"> (skewness = 5.26) and </w:t>
       </w:r>
+      <w:proofErr w:type="spellStart"/>
       <w:r>
         <w:rPr>
           <w:b/>
         </w:rPr>
         <w:t>burn_rate_million</w:t>
       </w:r>
+      <w:proofErr w:type="spellEnd"/>
       <w:r>
         <w:t xml:space="preserve"> (skewness = 3.35) are heavily skewed, while </w:t>
       </w:r>
+      <w:proofErr w:type="spellStart"/>
       <w:r>
         <w:rPr>
           <w:b/>
         </w:rPr>
         <w:t>revenue_million</w:t>
       </w:r>
+      <w:proofErr w:type="spellEnd"/>
       <w:r>
         <w:t xml:space="preserve"> shows moderate skewness (1.25). Features such as </w:t>
       </w:r>
+      <w:proofErr w:type="spellStart"/>
       <w:r>
         <w:rPr>
           <w:b/>
         </w:rPr>
         <w:t>founder_experience_years</w:t>
       </w:r>
+      <w:proofErr w:type="spellEnd"/>
       <w:r>
         <w:t xml:space="preserve"> and </w:t>
       </w:r>
+      <w:proofErr w:type="spellStart"/>
       <w:r>
         <w:rPr>
           <w:b/>
         </w:rPr>
         <w:t>team_size</w:t>
       </w:r>
+      <w:proofErr w:type="spellEnd"/>
       <w:r>
         <w:t xml:space="preserve"> are approximately symmetric (skewness ≈ 0).</w:t>
       </w:r>
@@ -2705,6 +3023,7 @@
           </w:tcPr>
           <w:p>
             <w:pPr>
+              <w:ind w:firstLine="402"/>
               <w:jc w:val="center"/>
             </w:pPr>
             <w:r>
@@ -2722,6 +3041,7 @@
           </w:tcPr>
           <w:p>
             <w:pPr>
+              <w:ind w:firstLine="402"/>
               <w:jc w:val="center"/>
             </w:pPr>
             <w:r>
@@ -2739,6 +3059,7 @@
           </w:tcPr>
           <w:p>
             <w:pPr>
+              <w:ind w:firstLine="402"/>
               <w:jc w:val="center"/>
             </w:pPr>
             <w:r>
@@ -2761,14 +3082,17 @@
           </w:tcPr>
           <w:p>
             <w:pPr>
-              <w:jc w:val="center"/>
-            </w:pPr>
+              <w:ind w:firstLine="400"/>
+              <w:jc w:val="center"/>
+            </w:pPr>
+            <w:proofErr w:type="spellStart"/>
             <w:r>
               <w:rPr>
                 <w:sz w:val="20"/>
               </w:rPr>
               <w:t>funding_rounds</w:t>
             </w:r>
+            <w:proofErr w:type="spellEnd"/>
           </w:p>
         </w:tc>
         <w:tc>
@@ -2777,6 +3101,7 @@
           </w:tcPr>
           <w:p>
             <w:pPr>
+              <w:ind w:firstLine="400"/>
               <w:jc w:val="center"/>
             </w:pPr>
             <w:r>
@@ -2793,6 +3118,7 @@
           </w:tcPr>
           <w:p>
             <w:pPr>
+              <w:ind w:firstLine="400"/>
               <w:jc w:val="center"/>
             </w:pPr>
             <w:r>
@@ -2814,14 +3140,17 @@
           </w:tcPr>
           <w:p>
             <w:pPr>
-              <w:jc w:val="center"/>
-            </w:pPr>
+              <w:ind w:firstLine="400"/>
+              <w:jc w:val="center"/>
+            </w:pPr>
+            <w:proofErr w:type="spellStart"/>
             <w:r>
               <w:rPr>
                 <w:sz w:val="20"/>
               </w:rPr>
               <w:t>founder_experience_years</w:t>
             </w:r>
+            <w:proofErr w:type="spellEnd"/>
           </w:p>
         </w:tc>
         <w:tc>
@@ -2830,6 +3159,7 @@
           </w:tcPr>
           <w:p>
             <w:pPr>
+              <w:ind w:firstLine="400"/>
               <w:jc w:val="center"/>
             </w:pPr>
             <w:r>
@@ -2846,6 +3176,7 @@
           </w:tcPr>
           <w:p>
             <w:pPr>
+              <w:ind w:firstLine="400"/>
               <w:jc w:val="center"/>
             </w:pPr>
             <w:r>
@@ -2867,14 +3198,17 @@
           </w:tcPr>
           <w:p>
             <w:pPr>
-              <w:jc w:val="center"/>
-            </w:pPr>
+              <w:ind w:firstLine="400"/>
+              <w:jc w:val="center"/>
+            </w:pPr>
+            <w:proofErr w:type="spellStart"/>
             <w:r>
               <w:rPr>
                 <w:sz w:val="20"/>
               </w:rPr>
               <w:t>team_size</w:t>
             </w:r>
+            <w:proofErr w:type="spellEnd"/>
           </w:p>
         </w:tc>
         <w:tc>
@@ -2883,6 +3217,7 @@
           </w:tcPr>
           <w:p>
             <w:pPr>
+              <w:ind w:firstLine="400"/>
               <w:jc w:val="center"/>
             </w:pPr>
             <w:r>
@@ -2899,6 +3234,7 @@
           </w:tcPr>
           <w:p>
             <w:pPr>
+              <w:ind w:firstLine="400"/>
               <w:jc w:val="center"/>
             </w:pPr>
             <w:r>
@@ -2920,14 +3256,17 @@
           </w:tcPr>
           <w:p>
             <w:pPr>
-              <w:jc w:val="center"/>
-            </w:pPr>
+              <w:ind w:firstLine="400"/>
+              <w:jc w:val="center"/>
+            </w:pPr>
+            <w:proofErr w:type="spellStart"/>
             <w:r>
               <w:rPr>
                 <w:sz w:val="20"/>
               </w:rPr>
               <w:t>market_size_billion</w:t>
             </w:r>
+            <w:proofErr w:type="spellEnd"/>
           </w:p>
         </w:tc>
         <w:tc>
@@ -2936,6 +3275,7 @@
           </w:tcPr>
           <w:p>
             <w:pPr>
+              <w:ind w:firstLine="400"/>
               <w:jc w:val="center"/>
             </w:pPr>
             <w:r>
@@ -2952,6 +3292,7 @@
           </w:tcPr>
           <w:p>
             <w:pPr>
+              <w:ind w:firstLine="400"/>
               <w:jc w:val="center"/>
             </w:pPr>
             <w:r>
@@ -2973,14 +3314,17 @@
           </w:tcPr>
           <w:p>
             <w:pPr>
-              <w:jc w:val="center"/>
-            </w:pPr>
+              <w:ind w:firstLine="400"/>
+              <w:jc w:val="center"/>
+            </w:pPr>
+            <w:proofErr w:type="spellStart"/>
             <w:r>
               <w:rPr>
                 <w:sz w:val="20"/>
               </w:rPr>
               <w:t>product_traction_users</w:t>
             </w:r>
+            <w:proofErr w:type="spellEnd"/>
           </w:p>
         </w:tc>
         <w:tc>
@@ -2989,6 +3333,7 @@
           </w:tcPr>
           <w:p>
             <w:pPr>
+              <w:ind w:firstLine="400"/>
               <w:jc w:val="center"/>
             </w:pPr>
             <w:r>
@@ -3005,6 +3350,7 @@
           </w:tcPr>
           <w:p>
             <w:pPr>
+              <w:ind w:firstLine="400"/>
               <w:jc w:val="center"/>
             </w:pPr>
             <w:r>
@@ -3026,14 +3372,17 @@
           </w:tcPr>
           <w:p>
             <w:pPr>
-              <w:jc w:val="center"/>
-            </w:pPr>
+              <w:ind w:firstLine="400"/>
+              <w:jc w:val="center"/>
+            </w:pPr>
+            <w:proofErr w:type="spellStart"/>
             <w:r>
               <w:rPr>
                 <w:sz w:val="20"/>
               </w:rPr>
               <w:t>burn_rate_million</w:t>
             </w:r>
+            <w:proofErr w:type="spellEnd"/>
           </w:p>
         </w:tc>
         <w:tc>
@@ -3042,6 +3391,7 @@
           </w:tcPr>
           <w:p>
             <w:pPr>
+              <w:ind w:firstLine="400"/>
               <w:jc w:val="center"/>
             </w:pPr>
             <w:r>
@@ -3058,6 +3408,7 @@
           </w:tcPr>
           <w:p>
             <w:pPr>
+              <w:ind w:firstLine="400"/>
               <w:jc w:val="center"/>
             </w:pPr>
             <w:r>
@@ -3079,14 +3430,17 @@
           </w:tcPr>
           <w:p>
             <w:pPr>
-              <w:jc w:val="center"/>
-            </w:pPr>
+              <w:ind w:firstLine="400"/>
+              <w:jc w:val="center"/>
+            </w:pPr>
+            <w:proofErr w:type="spellStart"/>
             <w:r>
               <w:rPr>
                 <w:sz w:val="20"/>
               </w:rPr>
               <w:t>revenue_million</w:t>
             </w:r>
+            <w:proofErr w:type="spellEnd"/>
           </w:p>
         </w:tc>
         <w:tc>
@@ -3095,6 +3449,7 @@
           </w:tcPr>
           <w:p>
             <w:pPr>
+              <w:ind w:firstLine="400"/>
               <w:jc w:val="center"/>
             </w:pPr>
             <w:r>
@@ -3111,6 +3466,7 @@
           </w:tcPr>
           <w:p>
             <w:pPr>
+              <w:ind w:firstLine="400"/>
               <w:jc w:val="center"/>
             </w:pPr>
             <w:r>
@@ -3126,9 +3482,10 @@
     <w:p>
       <w:pPr>
         <w:spacing w:before="40"/>
+        <w:ind w:firstLine="360"/>
         <w:jc w:val="center"/>
         <w:rPr>
-          <w:rFonts w:eastAsia="宋体" w:hint="eastAsia"/>
+          <w:rFonts w:eastAsia="宋体"/>
           <w:lang w:eastAsia="zh-CN"/>
         </w:rPr>
       </w:pPr>
@@ -3144,16 +3501,21 @@
     <w:p>
       <w:pPr>
         <w:pStyle w:val="21"/>
+        <w:ind w:firstLine="522"/>
       </w:pPr>
-      <w:bookmarkStart w:id="5" w:name="_Toc226057040"/>
-      <w:r>
-        <w:t>2.3  Feature Quality Analysis</w:t>
+      <w:bookmarkStart w:id="5" w:name="_Toc226063944"/>
+      <w:r>
+        <w:t>2.3 Feature</w:t>
+      </w:r>
+      <w:r>
+        <w:t xml:space="preserve"> Quality Analysis</w:t>
       </w:r>
       <w:bookmarkEnd w:id="5"/>
     </w:p>
     <w:p>
       <w:pPr>
         <w:spacing w:after="120"/>
+        <w:ind w:firstLine="440"/>
       </w:pPr>
       <w:r>
         <w:t>A key finding of our EDA is that most features have very low predictive power for the outcome. We computed Spearman rank correlations</w:t>
@@ -3166,7 +3528,39 @@
         <w:t>*</w:t>
       </w:r>
       <w:r>
-        <w:t xml:space="preserve"> between each numerical feature and the target (encoded ordinally). The results, shown in Table 4, reveal that only revenue_million (r = −0.34) and product_traction_users (r = −0.32) carry meaningful signal. The remaining five features — notably market_size_billion (r = 0.001) and burn_rate_million (r = −0.001) — are essentially noise.</w:t>
+        <w:t xml:space="preserve"> between each numerical feature and the target (encoded ordinally). The results, shown in Table 4, reveal that only </w:t>
+      </w:r>
+      <w:proofErr w:type="spellStart"/>
+      <w:r>
+        <w:t>revenue_million</w:t>
+      </w:r>
+      <w:proofErr w:type="spellEnd"/>
+      <w:r>
+        <w:t xml:space="preserve"> (r = −0.34) and </w:t>
+      </w:r>
+      <w:proofErr w:type="spellStart"/>
+      <w:r>
+        <w:t>product_traction_users</w:t>
+      </w:r>
+      <w:proofErr w:type="spellEnd"/>
+      <w:r>
+        <w:t xml:space="preserve"> (r = −0.32) carry meaningful signal. The remaining five features — notably </w:t>
+      </w:r>
+      <w:proofErr w:type="spellStart"/>
+      <w:r>
+        <w:t>market_size_billion</w:t>
+      </w:r>
+      <w:proofErr w:type="spellEnd"/>
+      <w:r>
+        <w:t xml:space="preserve"> (r = 0.001) and </w:t>
+      </w:r>
+      <w:proofErr w:type="spellStart"/>
+      <w:r>
+        <w:t>burn_rate_million</w:t>
+      </w:r>
+      <w:proofErr w:type="spellEnd"/>
+      <w:r>
+        <w:t xml:space="preserve"> (r = −0.001) — are essentially noise.</w:t>
       </w:r>
     </w:p>
     <w:tbl>
@@ -3191,6 +3585,7 @@
           </w:tcPr>
           <w:p>
             <w:pPr>
+              <w:ind w:firstLine="402"/>
               <w:jc w:val="center"/>
             </w:pPr>
             <w:r>
@@ -3208,6 +3603,7 @@
           </w:tcPr>
           <w:p>
             <w:pPr>
+              <w:ind w:firstLine="402"/>
               <w:jc w:val="center"/>
             </w:pPr>
             <w:r>
@@ -3225,6 +3621,7 @@
           </w:tcPr>
           <w:p>
             <w:pPr>
+              <w:ind w:firstLine="402"/>
               <w:jc w:val="center"/>
             </w:pPr>
             <w:r>
@@ -3247,14 +3644,17 @@
           </w:tcPr>
           <w:p>
             <w:pPr>
-              <w:jc w:val="center"/>
-            </w:pPr>
+              <w:ind w:firstLine="400"/>
+              <w:jc w:val="center"/>
+            </w:pPr>
+            <w:proofErr w:type="spellStart"/>
             <w:r>
               <w:rPr>
                 <w:sz w:val="20"/>
               </w:rPr>
               <w:t>revenue_million</w:t>
             </w:r>
+            <w:proofErr w:type="spellEnd"/>
           </w:p>
         </w:tc>
         <w:tc>
@@ -3263,6 +3663,7 @@
           </w:tcPr>
           <w:p>
             <w:pPr>
+              <w:ind w:firstLine="400"/>
               <w:jc w:val="center"/>
             </w:pPr>
             <w:r>
@@ -3279,6 +3680,7 @@
           </w:tcPr>
           <w:p>
             <w:pPr>
+              <w:ind w:firstLine="400"/>
               <w:jc w:val="center"/>
             </w:pPr>
             <w:r>
@@ -3300,14 +3702,17 @@
           </w:tcPr>
           <w:p>
             <w:pPr>
-              <w:jc w:val="center"/>
-            </w:pPr>
+              <w:ind w:firstLine="400"/>
+              <w:jc w:val="center"/>
+            </w:pPr>
+            <w:proofErr w:type="spellStart"/>
             <w:r>
               <w:rPr>
                 <w:sz w:val="20"/>
               </w:rPr>
               <w:t>product_traction_users</w:t>
             </w:r>
+            <w:proofErr w:type="spellEnd"/>
           </w:p>
         </w:tc>
         <w:tc>
@@ -3316,6 +3721,7 @@
           </w:tcPr>
           <w:p>
             <w:pPr>
+              <w:ind w:firstLine="400"/>
               <w:jc w:val="center"/>
             </w:pPr>
             <w:r>
@@ -3332,6 +3738,7 @@
           </w:tcPr>
           <w:p>
             <w:pPr>
+              <w:ind w:firstLine="400"/>
               <w:jc w:val="center"/>
             </w:pPr>
             <w:r>
@@ -3353,14 +3760,17 @@
           </w:tcPr>
           <w:p>
             <w:pPr>
-              <w:jc w:val="center"/>
-            </w:pPr>
+              <w:ind w:firstLine="400"/>
+              <w:jc w:val="center"/>
+            </w:pPr>
+            <w:proofErr w:type="spellStart"/>
             <w:r>
               <w:rPr>
                 <w:sz w:val="20"/>
               </w:rPr>
               <w:t>funding_rounds</w:t>
             </w:r>
+            <w:proofErr w:type="spellEnd"/>
           </w:p>
         </w:tc>
         <w:tc>
@@ -3369,6 +3779,7 @@
           </w:tcPr>
           <w:p>
             <w:pPr>
+              <w:ind w:firstLine="400"/>
               <w:jc w:val="center"/>
             </w:pPr>
             <w:r>
@@ -3385,6 +3796,7 @@
           </w:tcPr>
           <w:p>
             <w:pPr>
+              <w:ind w:firstLine="400"/>
               <w:jc w:val="center"/>
             </w:pPr>
             <w:r>
@@ -3406,14 +3818,17 @@
           </w:tcPr>
           <w:p>
             <w:pPr>
-              <w:jc w:val="center"/>
-            </w:pPr>
+              <w:ind w:firstLine="400"/>
+              <w:jc w:val="center"/>
+            </w:pPr>
+            <w:proofErr w:type="spellStart"/>
             <w:r>
               <w:rPr>
                 <w:sz w:val="20"/>
               </w:rPr>
               <w:t>founder_experience_years</w:t>
             </w:r>
+            <w:proofErr w:type="spellEnd"/>
           </w:p>
         </w:tc>
         <w:tc>
@@ -3422,6 +3837,7 @@
           </w:tcPr>
           <w:p>
             <w:pPr>
+              <w:ind w:firstLine="400"/>
               <w:jc w:val="center"/>
             </w:pPr>
             <w:r>
@@ -3438,6 +3854,7 @@
           </w:tcPr>
           <w:p>
             <w:pPr>
+              <w:ind w:firstLine="400"/>
               <w:jc w:val="center"/>
             </w:pPr>
             <w:r>
@@ -3459,14 +3876,17 @@
           </w:tcPr>
           <w:p>
             <w:pPr>
-              <w:jc w:val="center"/>
-            </w:pPr>
+              <w:ind w:firstLine="400"/>
+              <w:jc w:val="center"/>
+            </w:pPr>
+            <w:proofErr w:type="spellStart"/>
             <w:r>
               <w:rPr>
                 <w:sz w:val="20"/>
               </w:rPr>
               <w:t>team_size</w:t>
             </w:r>
+            <w:proofErr w:type="spellEnd"/>
           </w:p>
         </w:tc>
         <w:tc>
@@ -3475,6 +3895,7 @@
           </w:tcPr>
           <w:p>
             <w:pPr>
+              <w:ind w:firstLine="400"/>
               <w:jc w:val="center"/>
             </w:pPr>
             <w:r>
@@ -3491,6 +3912,7 @@
           </w:tcPr>
           <w:p>
             <w:pPr>
+              <w:ind w:firstLine="400"/>
               <w:jc w:val="center"/>
             </w:pPr>
             <w:r>
@@ -3512,14 +3934,17 @@
           </w:tcPr>
           <w:p>
             <w:pPr>
-              <w:jc w:val="center"/>
-            </w:pPr>
+              <w:ind w:firstLine="400"/>
+              <w:jc w:val="center"/>
+            </w:pPr>
+            <w:proofErr w:type="spellStart"/>
             <w:r>
               <w:rPr>
                 <w:sz w:val="20"/>
               </w:rPr>
               <w:t>burn_rate_million</w:t>
             </w:r>
+            <w:proofErr w:type="spellEnd"/>
           </w:p>
         </w:tc>
         <w:tc>
@@ -3528,6 +3953,7 @@
           </w:tcPr>
           <w:p>
             <w:pPr>
+              <w:ind w:firstLine="400"/>
               <w:jc w:val="center"/>
             </w:pPr>
             <w:r>
@@ -3544,6 +3970,7 @@
           </w:tcPr>
           <w:p>
             <w:pPr>
+              <w:ind w:firstLine="400"/>
               <w:jc w:val="center"/>
             </w:pPr>
             <w:r>
@@ -3565,14 +3992,17 @@
           </w:tcPr>
           <w:p>
             <w:pPr>
-              <w:jc w:val="center"/>
-            </w:pPr>
+              <w:ind w:firstLine="400"/>
+              <w:jc w:val="center"/>
+            </w:pPr>
+            <w:proofErr w:type="spellStart"/>
             <w:r>
               <w:rPr>
                 <w:sz w:val="20"/>
               </w:rPr>
               <w:t>market_size_billion</w:t>
             </w:r>
+            <w:proofErr w:type="spellEnd"/>
           </w:p>
         </w:tc>
         <w:tc>
@@ -3581,6 +4011,7 @@
           </w:tcPr>
           <w:p>
             <w:pPr>
+              <w:ind w:firstLine="400"/>
               <w:jc w:val="center"/>
             </w:pPr>
             <w:r>
@@ -3597,6 +4028,7 @@
           </w:tcPr>
           <w:p>
             <w:pPr>
+              <w:ind w:firstLine="400"/>
               <w:jc w:val="center"/>
             </w:pPr>
             <w:r>
@@ -3612,6 +4044,7 @@
     <w:p>
       <w:pPr>
         <w:spacing w:before="40"/>
+        <w:ind w:firstLine="360"/>
         <w:jc w:val="center"/>
       </w:pPr>
       <w:r>
@@ -3626,34 +4059,74 @@
     <w:p>
       <w:pPr>
         <w:spacing w:after="120"/>
+        <w:ind w:firstLine="440"/>
       </w:pPr>
       <w:r>
         <w:lastRenderedPageBreak/>
-        <w:t>Furthermore, the maximum inter-feature Pearson correlation is 0.714 (between revenue_million and product_traction_users), but most pairs are near zero. This absence of natural structure limits the discriminative power of all models trained on this data.</w:t>
+        <w:t xml:space="preserve">Furthermore, the maximum inter-feature Pearson correlation is 0.714 (between </w:t>
+      </w:r>
+      <w:proofErr w:type="spellStart"/>
+      <w:r>
+        <w:t>revenue_million</w:t>
+      </w:r>
+      <w:proofErr w:type="spellEnd"/>
+      <w:r>
+        <w:t xml:space="preserve"> and </w:t>
+      </w:r>
+      <w:proofErr w:type="spellStart"/>
+      <w:r>
+        <w:t>product_traction_users</w:t>
+      </w:r>
+      <w:proofErr w:type="spellEnd"/>
+      <w:r>
+        <w:t>), but most pairs are near zero. This absence of natural structure limits the discriminative power of all models trained on this data.</w:t>
       </w:r>
     </w:p>
-    <w:p/>
+    <w:p>
+      <w:pPr>
+        <w:ind w:firstLine="440"/>
+      </w:pPr>
+    </w:p>
     <w:p>
       <w:pPr>
         <w:pStyle w:val="1"/>
+        <w:ind w:firstLineChars="0" w:firstLine="0"/>
       </w:pPr>
-      <w:bookmarkStart w:id="6" w:name="_Toc226057041"/>
-      <w:r>
-        <w:t>3  Preprocessing</w:t>
+      <w:bookmarkStart w:id="6" w:name="_Toc226063945"/>
+      <w:r>
+        <w:t>3 Preprocessing</w:t>
       </w:r>
       <w:bookmarkEnd w:id="6"/>
     </w:p>
     <w:p>
       <w:pPr>
         <w:spacing w:after="120"/>
+        <w:ind w:firstLine="440"/>
       </w:pPr>
       <w:r>
-        <w:t>We built a modular preprocessing pipeline using scikit-learn's Pipeline and ColumnTransformer (following the TD07 pattern), which ensures identical transformations are applied at training and inference time with no data leakage.</w:t>
+        <w:t>We built a modular preprocessing pipeline using scikit-</w:t>
+      </w:r>
+      <w:proofErr w:type="spellStart"/>
+      <w:r>
+        <w:t>learn's</w:t>
+      </w:r>
+      <w:proofErr w:type="spellEnd"/>
+      <w:r>
+        <w:t xml:space="preserve"> Pipeline and </w:t>
+      </w:r>
+      <w:proofErr w:type="spellStart"/>
+      <w:r>
+        <w:t>ColumnTransformer</w:t>
+      </w:r>
+      <w:proofErr w:type="spellEnd"/>
+      <w:r>
+        <w:t xml:space="preserve"> (following the TD07 pattern), which ensures identical transformations are applied at training and inference time with no data leakage.</w:t>
       </w:r>
     </w:p>
     <w:p>
       <w:pPr>
         <w:spacing w:after="120"/>
+        <w:ind w:firstLine="442"/>
       </w:pPr>
       <w:r>
         <w:rPr>
@@ -3662,7 +4135,15 @@
         <w:t>Numerical features</w:t>
       </w:r>
       <w:r>
-        <w:t xml:space="preserve"> were transformed with log1p (to reduce skewness) followed by StandardScaler (zero mean, unit variance). </w:t>
+        <w:t xml:space="preserve"> were transformed with log1p (to reduce skewness) followed by </w:t>
+      </w:r>
+      <w:proofErr w:type="spellStart"/>
+      <w:r>
+        <w:t>StandardScaler</w:t>
+      </w:r>
+      <w:proofErr w:type="spellEnd"/>
+      <w:r>
+        <w:t xml:space="preserve"> (zero mean, unit variance). </w:t>
       </w:r>
       <w:r>
         <w:rPr>
@@ -3671,44 +4152,138 @@
         <w:t>Categorical features</w:t>
       </w:r>
       <w:r>
-        <w:t xml:space="preserve"> (investor_type, sector, founder_background) were encoded with OrdinalEncoder, assigning an integer rank to each category. The dataset was split 80/20 into training (80,000 samples) and test sets (20,000 samples) using stratified sampling to preserve class proportions.</w:t>
+        <w:t xml:space="preserve"> (</w:t>
+      </w:r>
+      <w:proofErr w:type="spellStart"/>
+      <w:r>
+        <w:t>investor_type</w:t>
+      </w:r>
+      <w:proofErr w:type="spellEnd"/>
+      <w:r>
+        <w:t xml:space="preserve">, sector, </w:t>
+      </w:r>
+      <w:proofErr w:type="spellStart"/>
+      <w:r>
+        <w:t>founder_background</w:t>
+      </w:r>
+      <w:proofErr w:type="spellEnd"/>
+      <w:r>
+        <w:t xml:space="preserve">) were encoded with </w:t>
+      </w:r>
+      <w:proofErr w:type="spellStart"/>
+      <w:r>
+        <w:t>OrdinalEncoder</w:t>
+      </w:r>
+      <w:proofErr w:type="spellEnd"/>
+      <w:r>
+        <w:t>, assigning an integer rank to each category. The dataset was split 80/20 into training (80,000 samples) and test sets (20,000 samples) using stratified sampling to preserve class proportions.</w:t>
       </w:r>
     </w:p>
-    <w:p/>
+    <w:p>
+      <w:pPr>
+        <w:ind w:firstLine="440"/>
+      </w:pPr>
+    </w:p>
     <w:p>
       <w:pPr>
         <w:pStyle w:val="1"/>
+        <w:ind w:firstLineChars="0" w:firstLine="0"/>
       </w:pPr>
-      <w:bookmarkStart w:id="7" w:name="_Toc226057042"/>
-      <w:r>
-        <w:t>4  Supervised Learning</w:t>
+      <w:bookmarkStart w:id="7" w:name="_Toc226063946"/>
+      <w:r>
+        <w:t>4 Supervised</w:t>
+      </w:r>
+      <w:r>
+        <w:t xml:space="preserve"> Learning</w:t>
       </w:r>
       <w:bookmarkEnd w:id="7"/>
     </w:p>
     <w:p>
       <w:pPr>
         <w:spacing w:after="120"/>
+        <w:ind w:firstLine="440"/>
       </w:pPr>
       <w:r>
-        <w:t>We evaluated four classifiers: k-Nearest Neighbours (k-NN), Decision Tree, Logistic Regression, and Linear Discriminant Analysis (LDA). k-NN and Decision Tree were tuned via GridSearchCV with 5-fold StratifiedKFold. Logistic Regression and LDA were evaluated directly with cross_val_score (no hyperparameter grid), following the course approach: LR uses max_iter=1000 with default regularisation, LDA has no critical hyperparameters.</w:t>
+        <w:t xml:space="preserve">We evaluated four classifiers: k-Nearest </w:t>
+      </w:r>
+      <w:proofErr w:type="spellStart"/>
+      <w:r>
+        <w:t>Neighbours</w:t>
+      </w:r>
+      <w:proofErr w:type="spellEnd"/>
+      <w:r>
+        <w:t xml:space="preserve"> (k-NN), Decision Tree, Logistic Regression, and Linear Discriminant Analysis (LDA). k-NN and Decision Tree were tuned via </w:t>
+      </w:r>
+      <w:proofErr w:type="spellStart"/>
+      <w:r>
+        <w:t>GridSearchCV</w:t>
+      </w:r>
+      <w:proofErr w:type="spellEnd"/>
+      <w:r>
+        <w:t xml:space="preserve"> with 5-fold </w:t>
+      </w:r>
+      <w:proofErr w:type="spellStart"/>
+      <w:r>
+        <w:t>StratifiedKFold</w:t>
+      </w:r>
+      <w:proofErr w:type="spellEnd"/>
+      <w:r>
+        <w:t xml:space="preserve">. Logistic Regression and LDA were evaluated directly with </w:t>
+      </w:r>
+      <w:proofErr w:type="spellStart"/>
+      <w:r>
+        <w:t>cross_val_score</w:t>
+      </w:r>
+      <w:proofErr w:type="spellEnd"/>
+      <w:r>
+        <w:t xml:space="preserve"> (no hyperparameter grid), following the course approach: LR uses </w:t>
+      </w:r>
+      <w:proofErr w:type="spellStart"/>
+      <w:r>
+        <w:t>max_iter</w:t>
+      </w:r>
+      <w:proofErr w:type="spellEnd"/>
+      <w:r>
+        <w:t xml:space="preserve">=1000 with default </w:t>
+      </w:r>
+      <w:proofErr w:type="spellStart"/>
+      <w:r>
+        <w:t>regularisation</w:t>
+      </w:r>
+      <w:proofErr w:type="spellEnd"/>
+      <w:r>
+        <w:t>, LDA has no critical hyperparameters.</w:t>
       </w:r>
     </w:p>
     <w:p>
       <w:pPr>
         <w:pStyle w:val="21"/>
+        <w:ind w:firstLine="522"/>
       </w:pPr>
-      <w:bookmarkStart w:id="8" w:name="_Toc226057043"/>
-      <w:r>
-        <w:t>4.1  Hyperparameter Tuning</w:t>
+      <w:bookmarkStart w:id="8" w:name="_Toc226063947"/>
+      <w:r>
+        <w:t>4.1 Hyperparameter</w:t>
+      </w:r>
+      <w:r>
+        <w:t xml:space="preserve"> Tuning</w:t>
       </w:r>
       <w:bookmarkEnd w:id="8"/>
     </w:p>
     <w:p>
       <w:pPr>
         <w:spacing w:after="120"/>
+        <w:ind w:firstLine="440"/>
       </w:pPr>
       <w:r>
-        <w:t>Table 5 summarises the best hyperparameters and cross-validated accuracy for each model.</w:t>
+        <w:t xml:space="preserve">Table 5 </w:t>
+      </w:r>
+      <w:proofErr w:type="spellStart"/>
+      <w:r>
+        <w:t>summarises</w:t>
+      </w:r>
+      <w:proofErr w:type="spellEnd"/>
+      <w:r>
+        <w:t xml:space="preserve"> the best hyperparameters and cross-validated accuracy for each model.</w:t>
       </w:r>
     </w:p>
     <w:tbl>
@@ -3734,6 +4309,7 @@
           </w:tcPr>
           <w:p>
             <w:pPr>
+              <w:ind w:firstLine="402"/>
               <w:jc w:val="center"/>
             </w:pPr>
             <w:r>
@@ -3751,6 +4327,7 @@
           </w:tcPr>
           <w:p>
             <w:pPr>
+              <w:ind w:firstLine="402"/>
               <w:jc w:val="center"/>
             </w:pPr>
             <w:r>
@@ -3768,6 +4345,7 @@
           </w:tcPr>
           <w:p>
             <w:pPr>
+              <w:ind w:firstLine="402"/>
               <w:jc w:val="center"/>
             </w:pPr>
             <w:r>
@@ -3785,6 +4363,7 @@
           </w:tcPr>
           <w:p>
             <w:pPr>
+              <w:ind w:firstLine="402"/>
               <w:jc w:val="center"/>
             </w:pPr>
             <w:r>
@@ -3807,6 +4386,7 @@
           </w:tcPr>
           <w:p>
             <w:pPr>
+              <w:ind w:firstLine="400"/>
               <w:jc w:val="center"/>
             </w:pPr>
             <w:r>
@@ -3823,13 +4403,28 @@
           </w:tcPr>
           <w:p>
             <w:pPr>
-              <w:jc w:val="center"/>
-            </w:pPr>
-            <w:r>
-              <w:rPr>
-                <w:sz w:val="20"/>
-              </w:rPr>
-              <w:t>k ∈ {3,5,7,…,201}</w:t>
+              <w:ind w:firstLine="400"/>
+              <w:jc w:val="center"/>
+            </w:pPr>
+            <w:r>
+              <w:rPr>
+                <w:sz w:val="20"/>
+              </w:rPr>
+              <w:t>k ∈ {3,</w:t>
+            </w:r>
+            <w:proofErr w:type="gramStart"/>
+            <w:r>
+              <w:rPr>
+                <w:sz w:val="20"/>
+              </w:rPr>
+              <w:t>5,7,…</w:t>
+            </w:r>
+            <w:proofErr w:type="gramEnd"/>
+            <w:r>
+              <w:rPr>
+                <w:sz w:val="20"/>
+              </w:rPr>
+              <w:t>,201}</w:t>
             </w:r>
           </w:p>
         </w:tc>
@@ -3839,6 +4434,7 @@
           </w:tcPr>
           <w:p>
             <w:pPr>
+              <w:ind w:firstLine="400"/>
               <w:jc w:val="center"/>
             </w:pPr>
             <w:r>
@@ -3855,6 +4451,7 @@
           </w:tcPr>
           <w:p>
             <w:pPr>
+              <w:ind w:firstLine="400"/>
               <w:jc w:val="center"/>
             </w:pPr>
             <w:r>
@@ -3876,6 +4473,7 @@
           </w:tcPr>
           <w:p>
             <w:pPr>
+              <w:ind w:firstLine="400"/>
               <w:jc w:val="center"/>
             </w:pPr>
             <w:r>
@@ -3892,14 +4490,45 @@
           </w:tcPr>
           <w:p>
             <w:pPr>
-              <w:jc w:val="center"/>
-            </w:pPr>
-            <w:r>
-              <w:rPr>
-                <w:sz w:val="20"/>
-              </w:rPr>
-              <w:t>max_depth ∈ {5,10,15,20,None}, min_split</w:t>
-            </w:r>
+              <w:ind w:firstLine="400"/>
+              <w:jc w:val="center"/>
+            </w:pPr>
+            <w:proofErr w:type="spellStart"/>
+            <w:r>
+              <w:rPr>
+                <w:sz w:val="20"/>
+              </w:rPr>
+              <w:t>max_depth</w:t>
+            </w:r>
+            <w:proofErr w:type="spellEnd"/>
+            <w:r>
+              <w:rPr>
+                <w:sz w:val="20"/>
+              </w:rPr>
+              <w:t xml:space="preserve"> ∈ {5,10,15,</w:t>
+            </w:r>
+            <w:proofErr w:type="gramStart"/>
+            <w:r>
+              <w:rPr>
+                <w:sz w:val="20"/>
+              </w:rPr>
+              <w:t>20,None</w:t>
+            </w:r>
+            <w:proofErr w:type="gramEnd"/>
+            <w:r>
+              <w:rPr>
+                <w:sz w:val="20"/>
+              </w:rPr>
+              <w:t xml:space="preserve">}, </w:t>
+            </w:r>
+            <w:proofErr w:type="spellStart"/>
+            <w:r>
+              <w:rPr>
+                <w:sz w:val="20"/>
+              </w:rPr>
+              <w:t>min_split</w:t>
+            </w:r>
+            <w:proofErr w:type="spellEnd"/>
           </w:p>
         </w:tc>
         <w:tc>
@@ -3908,13 +4537,36 @@
           </w:tcPr>
           <w:p>
             <w:pPr>
-              <w:jc w:val="center"/>
-            </w:pPr>
-            <w:r>
-              <w:rPr>
-                <w:sz w:val="20"/>
-              </w:rPr>
-              <w:t>max_depth=10, min_split=50</w:t>
+              <w:ind w:firstLine="400"/>
+              <w:jc w:val="center"/>
+            </w:pPr>
+            <w:proofErr w:type="spellStart"/>
+            <w:r>
+              <w:rPr>
+                <w:sz w:val="20"/>
+              </w:rPr>
+              <w:t>max_depth</w:t>
+            </w:r>
+            <w:proofErr w:type="spellEnd"/>
+            <w:r>
+              <w:rPr>
+                <w:sz w:val="20"/>
+              </w:rPr>
+              <w:t xml:space="preserve">=10, </w:t>
+            </w:r>
+            <w:proofErr w:type="spellStart"/>
+            <w:r>
+              <w:rPr>
+                <w:sz w:val="20"/>
+              </w:rPr>
+              <w:t>min_split</w:t>
+            </w:r>
+            <w:proofErr w:type="spellEnd"/>
+            <w:r>
+              <w:rPr>
+                <w:sz w:val="20"/>
+              </w:rPr>
+              <w:t>=50</w:t>
             </w:r>
           </w:p>
         </w:tc>
@@ -3924,6 +4576,7 @@
           </w:tcPr>
           <w:p>
             <w:pPr>
+              <w:ind w:firstLine="400"/>
               <w:jc w:val="center"/>
             </w:pPr>
             <w:r>
@@ -3945,6 +4598,7 @@
           </w:tcPr>
           <w:p>
             <w:pPr>
+              <w:ind w:firstLine="400"/>
               <w:jc w:val="center"/>
             </w:pPr>
             <w:r>
@@ -3961,13 +4615,28 @@
           </w:tcPr>
           <w:p>
             <w:pPr>
-              <w:jc w:val="center"/>
-            </w:pPr>
-            <w:r>
-              <w:rPr>
-                <w:sz w:val="20"/>
-              </w:rPr>
-              <w:t>no tuning (max_iter=1000)</w:t>
+              <w:ind w:firstLine="400"/>
+              <w:jc w:val="center"/>
+            </w:pPr>
+            <w:r>
+              <w:rPr>
+                <w:sz w:val="20"/>
+              </w:rPr>
+              <w:t>no tuning (</w:t>
+            </w:r>
+            <w:proofErr w:type="spellStart"/>
+            <w:r>
+              <w:rPr>
+                <w:sz w:val="20"/>
+              </w:rPr>
+              <w:t>max_iter</w:t>
+            </w:r>
+            <w:proofErr w:type="spellEnd"/>
+            <w:r>
+              <w:rPr>
+                <w:sz w:val="20"/>
+              </w:rPr>
+              <w:t>=1000)</w:t>
             </w:r>
           </w:p>
         </w:tc>
@@ -3977,6 +4646,7 @@
           </w:tcPr>
           <w:p>
             <w:pPr>
+              <w:ind w:firstLine="400"/>
               <w:jc w:val="center"/>
             </w:pPr>
             <w:r>
@@ -3993,9 +4663,10 @@
           </w:tcPr>
           <w:p>
             <w:pPr>
-              <w:jc w:val="center"/>
-              <w:rPr>
-                <w:rFonts w:eastAsia="宋体" w:hint="eastAsia"/>
+              <w:ind w:firstLine="400"/>
+              <w:jc w:val="center"/>
+              <w:rPr>
+                <w:rFonts w:eastAsia="宋体"/>
                 <w:lang w:eastAsia="zh-CN"/>
               </w:rPr>
             </w:pPr>
@@ -4032,6 +4703,7 @@
           </w:tcPr>
           <w:p>
             <w:pPr>
+              <w:ind w:firstLine="400"/>
               <w:jc w:val="center"/>
             </w:pPr>
             <w:r>
@@ -4048,6 +4720,7 @@
           </w:tcPr>
           <w:p>
             <w:pPr>
+              <w:ind w:firstLine="400"/>
               <w:jc w:val="center"/>
             </w:pPr>
             <w:r>
@@ -4064,6 +4737,7 @@
           </w:tcPr>
           <w:p>
             <w:pPr>
+              <w:ind w:firstLine="400"/>
               <w:jc w:val="center"/>
             </w:pPr>
             <w:r>
@@ -4080,6 +4754,7 @@
           </w:tcPr>
           <w:p>
             <w:pPr>
+              <w:ind w:firstLine="400"/>
               <w:jc w:val="center"/>
             </w:pPr>
             <w:r>
@@ -4095,6 +4770,7 @@
     <w:p>
       <w:pPr>
         <w:spacing w:before="40"/>
+        <w:ind w:firstLine="360"/>
         <w:jc w:val="center"/>
       </w:pPr>
       <w:r>
@@ -4109,19 +4785,33 @@
     <w:p>
       <w:pPr>
         <w:spacing w:after="120"/>
+        <w:ind w:firstLine="440"/>
         <w:rPr>
           <w:rFonts w:eastAsia="宋体"/>
           <w:lang w:eastAsia="zh-CN"/>
         </w:rPr>
       </w:pPr>
       <w:r>
-        <w:t>A notable finding is that the best k for k-NN reached the upper boundary of the search grid (k = 201), even after extending the grid to 201. This indicates that k-NN performs best with maximal smoothing — a strong signal that the data has no meaningful local neighbourhood structure, consistent with the synthetic nature of the dataset.</w:t>
+        <w:t xml:space="preserve">A notable finding is that the best k for k-NN reached the upper boundary of the search grid (k = 201), even after extending the grid to 201. This indicates that k-NN performs best with maximal smoothing — a strong signal that the data has no meaningful local </w:t>
+      </w:r>
+      <w:proofErr w:type="spellStart"/>
+      <w:r>
+        <w:t>neighbourhood</w:t>
+      </w:r>
+      <w:proofErr w:type="spellEnd"/>
+      <w:r>
+        <w:t xml:space="preserve"> structure, consistent with the synthetic nature of the dataset.</w:t>
       </w:r>
     </w:p>
-    <w:p/>
+    <w:p>
+      <w:pPr>
+        <w:ind w:firstLine="440"/>
+      </w:pPr>
+    </w:p>
     <w:p>
       <w:pPr>
         <w:spacing w:before="20" w:after="120"/>
+        <w:ind w:firstLine="440"/>
         <w:jc w:val="center"/>
         <w:rPr>
           <w:rFonts w:eastAsia="宋体"/>
@@ -4186,6 +4876,7 @@
     <w:p>
       <w:pPr>
         <w:spacing w:before="20" w:after="120"/>
+        <w:ind w:firstLine="360"/>
         <w:jc w:val="center"/>
       </w:pPr>
       <w:r>
@@ -4215,27 +4906,53 @@
           <w:sz w:val="18"/>
           <w:szCs w:val="18"/>
         </w:rPr>
-        <w:t xml:space="preserve"> — CV accuracy comparison for all four tuned models (5-fold StratifiedKFold).</w:t>
+        <w:t xml:space="preserve"> — CV accuracy comparison for all four tuned models (5-fold </w:t>
+      </w:r>
+      <w:proofErr w:type="spellStart"/>
+      <w:r>
+        <w:rPr>
+          <w:i/>
+          <w:color w:val="646464"/>
+          <w:sz w:val="18"/>
+          <w:szCs w:val="18"/>
+        </w:rPr>
+        <w:t>StratifiedKFold</w:t>
+      </w:r>
+      <w:proofErr w:type="spellEnd"/>
+      <w:r>
+        <w:rPr>
+          <w:i/>
+          <w:color w:val="646464"/>
+          <w:sz w:val="18"/>
+          <w:szCs w:val="18"/>
+        </w:rPr>
+        <w:t>).</w:t>
       </w:r>
     </w:p>
     <w:p>
       <w:pPr>
+        <w:ind w:firstLine="440"/>
         <w:jc w:val="center"/>
       </w:pPr>
     </w:p>
     <w:p>
       <w:pPr>
         <w:pStyle w:val="21"/>
+        <w:ind w:firstLine="522"/>
       </w:pPr>
-      <w:bookmarkStart w:id="9" w:name="_Toc226057044"/>
-      <w:r>
-        <w:t>4.2  Model Comparison</w:t>
+      <w:bookmarkStart w:id="9" w:name="_Toc226063948"/>
+      <w:r>
+        <w:t>4.2 Model</w:t>
+      </w:r>
+      <w:r>
+        <w:t xml:space="preserve"> Comparison</w:t>
       </w:r>
       <w:bookmarkEnd w:id="9"/>
     </w:p>
     <w:p>
       <w:pPr>
         <w:spacing w:after="120"/>
+        <w:ind w:firstLine="440"/>
       </w:pPr>
       <w:r>
         <w:t xml:space="preserve">Figure 1 (in the notebook) shows a bar chart comparing the four tuned models. </w:t>
@@ -4250,20 +4967,29 @@
         <w:t xml:space="preserve"> achieves the highest cross-validated accuracy (73.00%), followed closely by LDA (72.58%) and Decision Tree (71.98%). k-NN lags behind (71.44%). The narrow spread between models (&lt; 2 pp) further confirms that the dataset's weak feature-target correlations form the true performance ceiling.</w:t>
       </w:r>
     </w:p>
-    <w:p/>
+    <w:p>
+      <w:pPr>
+        <w:ind w:firstLine="440"/>
+      </w:pPr>
+    </w:p>
     <w:p>
       <w:pPr>
         <w:pStyle w:val="21"/>
+        <w:ind w:firstLine="522"/>
       </w:pPr>
-      <w:bookmarkStart w:id="10" w:name="_Toc226057045"/>
-      <w:r>
-        <w:t>4.3  Final Model Evaluation — Logistic Regression</w:t>
+      <w:bookmarkStart w:id="10" w:name="_Toc226063949"/>
+      <w:r>
+        <w:t>4.3 Final</w:t>
+      </w:r>
+      <w:r>
+        <w:t xml:space="preserve"> Model Evaluation — Logistic Regression</w:t>
       </w:r>
       <w:bookmarkEnd w:id="10"/>
     </w:p>
     <w:p>
       <w:pPr>
         <w:spacing w:after="120"/>
+        <w:ind w:firstLine="440"/>
       </w:pPr>
       <w:r>
         <w:t>Logistic Regression was selected as the best model and evaluated on the held-out test set (20,000 samples). Test accuracy was 72.90%, consistent with the cross-validated estimate. Table 6 presents the full classification report.</w:t>
@@ -4293,6 +5019,7 @@
           </w:tcPr>
           <w:p>
             <w:pPr>
+              <w:ind w:firstLine="402"/>
               <w:jc w:val="center"/>
             </w:pPr>
             <w:r>
@@ -4310,6 +5037,7 @@
           </w:tcPr>
           <w:p>
             <w:pPr>
+              <w:ind w:firstLine="402"/>
               <w:jc w:val="center"/>
             </w:pPr>
             <w:r>
@@ -4327,6 +5055,7 @@
           </w:tcPr>
           <w:p>
             <w:pPr>
+              <w:ind w:firstLine="402"/>
               <w:jc w:val="center"/>
             </w:pPr>
             <w:r>
@@ -4344,6 +5073,7 @@
           </w:tcPr>
           <w:p>
             <w:pPr>
+              <w:ind w:firstLine="402"/>
               <w:jc w:val="center"/>
             </w:pPr>
             <w:r>
@@ -4361,6 +5091,7 @@
           </w:tcPr>
           <w:p>
             <w:pPr>
+              <w:ind w:firstLine="402"/>
               <w:jc w:val="center"/>
             </w:pPr>
             <w:r>
@@ -4383,6 +5114,7 @@
           </w:tcPr>
           <w:p>
             <w:pPr>
+              <w:ind w:firstLine="400"/>
               <w:jc w:val="center"/>
             </w:pPr>
             <w:r>
@@ -4399,6 +5131,7 @@
           </w:tcPr>
           <w:p>
             <w:pPr>
+              <w:ind w:firstLine="400"/>
               <w:jc w:val="center"/>
             </w:pPr>
             <w:r>
@@ -4415,6 +5148,7 @@
           </w:tcPr>
           <w:p>
             <w:pPr>
+              <w:ind w:firstLine="400"/>
               <w:jc w:val="center"/>
             </w:pPr>
             <w:r>
@@ -4431,6 +5165,7 @@
           </w:tcPr>
           <w:p>
             <w:pPr>
+              <w:ind w:firstLine="400"/>
               <w:jc w:val="center"/>
             </w:pPr>
             <w:r>
@@ -4447,6 +5182,7 @@
           </w:tcPr>
           <w:p>
             <w:pPr>
+              <w:ind w:firstLine="400"/>
               <w:jc w:val="center"/>
             </w:pPr>
             <w:r>
@@ -4468,6 +5204,7 @@
           </w:tcPr>
           <w:p>
             <w:pPr>
+              <w:ind w:firstLine="400"/>
               <w:jc w:val="center"/>
             </w:pPr>
             <w:r>
@@ -4484,6 +5221,7 @@
           </w:tcPr>
           <w:p>
             <w:pPr>
+              <w:ind w:firstLine="400"/>
               <w:jc w:val="center"/>
             </w:pPr>
             <w:r>
@@ -4500,6 +5238,7 @@
           </w:tcPr>
           <w:p>
             <w:pPr>
+              <w:ind w:firstLine="400"/>
               <w:jc w:val="center"/>
             </w:pPr>
             <w:r>
@@ -4516,6 +5255,7 @@
           </w:tcPr>
           <w:p>
             <w:pPr>
+              <w:ind w:firstLine="400"/>
               <w:jc w:val="center"/>
             </w:pPr>
             <w:r>
@@ -4532,6 +5272,7 @@
           </w:tcPr>
           <w:p>
             <w:pPr>
+              <w:ind w:firstLine="400"/>
               <w:jc w:val="center"/>
             </w:pPr>
             <w:r>
@@ -4553,6 +5294,7 @@
           </w:tcPr>
           <w:p>
             <w:pPr>
+              <w:ind w:firstLine="400"/>
               <w:jc w:val="center"/>
             </w:pPr>
             <w:r>
@@ -4569,6 +5311,7 @@
           </w:tcPr>
           <w:p>
             <w:pPr>
+              <w:ind w:firstLine="400"/>
               <w:jc w:val="center"/>
             </w:pPr>
             <w:r>
@@ -4585,6 +5328,7 @@
           </w:tcPr>
           <w:p>
             <w:pPr>
+              <w:ind w:firstLine="400"/>
               <w:jc w:val="center"/>
             </w:pPr>
             <w:r>
@@ -4601,6 +5345,7 @@
           </w:tcPr>
           <w:p>
             <w:pPr>
+              <w:ind w:firstLine="400"/>
               <w:jc w:val="center"/>
             </w:pPr>
             <w:r>
@@ -4617,6 +5362,7 @@
           </w:tcPr>
           <w:p>
             <w:pPr>
+              <w:ind w:firstLine="400"/>
               <w:jc w:val="center"/>
             </w:pPr>
             <w:r>
@@ -4638,6 +5384,7 @@
           </w:tcPr>
           <w:p>
             <w:pPr>
+              <w:ind w:firstLine="400"/>
               <w:jc w:val="center"/>
             </w:pPr>
             <w:r>
@@ -4654,6 +5401,7 @@
           </w:tcPr>
           <w:p>
             <w:pPr>
+              <w:ind w:firstLine="400"/>
               <w:jc w:val="center"/>
             </w:pPr>
             <w:r>
@@ -4670,6 +5418,7 @@
           </w:tcPr>
           <w:p>
             <w:pPr>
+              <w:ind w:firstLine="400"/>
               <w:jc w:val="center"/>
             </w:pPr>
             <w:r>
@@ -4686,6 +5435,7 @@
           </w:tcPr>
           <w:p>
             <w:pPr>
+              <w:ind w:firstLine="400"/>
               <w:jc w:val="center"/>
             </w:pPr>
             <w:r>
@@ -4702,6 +5452,7 @@
           </w:tcPr>
           <w:p>
             <w:pPr>
+              <w:ind w:firstLine="400"/>
               <w:jc w:val="center"/>
             </w:pPr>
             <w:r>
@@ -4723,6 +5474,7 @@
           </w:tcPr>
           <w:p>
             <w:pPr>
+              <w:ind w:firstLine="400"/>
               <w:jc w:val="center"/>
             </w:pPr>
             <w:r>
@@ -4739,6 +5491,7 @@
           </w:tcPr>
           <w:p>
             <w:pPr>
+              <w:ind w:firstLine="400"/>
               <w:jc w:val="center"/>
             </w:pPr>
             <w:r>
@@ -4755,6 +5508,7 @@
           </w:tcPr>
           <w:p>
             <w:pPr>
+              <w:ind w:firstLine="400"/>
               <w:jc w:val="center"/>
             </w:pPr>
             <w:r>
@@ -4771,6 +5525,7 @@
           </w:tcPr>
           <w:p>
             <w:pPr>
+              <w:ind w:firstLine="400"/>
               <w:jc w:val="center"/>
             </w:pPr>
             <w:r>
@@ -4787,6 +5542,7 @@
           </w:tcPr>
           <w:p>
             <w:pPr>
+              <w:ind w:firstLine="400"/>
               <w:jc w:val="center"/>
             </w:pPr>
             <w:r>
@@ -4808,6 +5564,7 @@
           </w:tcPr>
           <w:p>
             <w:pPr>
+              <w:ind w:firstLine="400"/>
               <w:jc w:val="center"/>
             </w:pPr>
             <w:r>
@@ -4824,6 +5581,7 @@
           </w:tcPr>
           <w:p>
             <w:pPr>
+              <w:ind w:firstLine="400"/>
               <w:jc w:val="center"/>
             </w:pPr>
             <w:r>
@@ -4840,6 +5598,7 @@
           </w:tcPr>
           <w:p>
             <w:pPr>
+              <w:ind w:firstLine="400"/>
               <w:jc w:val="center"/>
             </w:pPr>
             <w:r>
@@ -4856,6 +5615,7 @@
           </w:tcPr>
           <w:p>
             <w:pPr>
+              <w:ind w:firstLine="400"/>
               <w:jc w:val="center"/>
             </w:pPr>
             <w:r>
@@ -4872,6 +5632,7 @@
           </w:tcPr>
           <w:p>
             <w:pPr>
+              <w:ind w:firstLine="400"/>
               <w:jc w:val="center"/>
             </w:pPr>
             <w:r>
@@ -4887,6 +5648,7 @@
     <w:p>
       <w:pPr>
         <w:spacing w:before="40"/>
+        <w:ind w:firstLine="360"/>
         <w:jc w:val="center"/>
       </w:pPr>
       <w:r>
@@ -4901,14 +5663,36 @@
     <w:p>
       <w:pPr>
         <w:spacing w:after="120"/>
+        <w:ind w:firstLine="440"/>
       </w:pPr>
       <w:r>
-        <w:t>The model performs well on Failure (F1 = 0.775) and reasonably on Acquisition (F1 = 0.682), but struggles with IPO (F1 = 0.296, Recall = 0.190). The low recall for IPO is a direct consequence of class imbalance: with only 2.1% of samples, the model rarely predicts this class. The ROC curves (one-vs-rest) confirm this, and feature importances show that revenue_million and product_traction_users dominate the decision boundary.</w:t>
+        <w:t xml:space="preserve">The model performs well on Failure (F1 = 0.775) and reasonably on Acquisition (F1 = 0.682), but struggles with IPO (F1 = 0.296, Recall = 0.190). The low recall for IPO is a direct consequence of class imbalance: with only 2.1% of samples, the model rarely predicts this class. The ROC curves (one-vs-rest) confirm this, and feature importances show that </w:t>
+      </w:r>
+      <w:proofErr w:type="spellStart"/>
+      <w:r>
+        <w:t>revenue_million</w:t>
+      </w:r>
+      <w:proofErr w:type="spellEnd"/>
+      <w:r>
+        <w:t xml:space="preserve"> and </w:t>
+      </w:r>
+      <w:proofErr w:type="spellStart"/>
+      <w:r>
+        <w:t>product_traction_users</w:t>
+      </w:r>
+      <w:proofErr w:type="spellEnd"/>
+      <w:r>
+        <w:t xml:space="preserve"> dominate the decision boundary.</w:t>
       </w:r>
     </w:p>
-    <w:p/>
     <w:p>
       <w:pPr>
+        <w:ind w:firstLine="440"/>
+      </w:pPr>
+    </w:p>
+    <w:p>
+      <w:pPr>
+        <w:ind w:firstLine="440"/>
         <w:jc w:val="center"/>
       </w:pPr>
       <w:r>
@@ -4955,6 +5739,7 @@
     <w:p>
       <w:pPr>
         <w:spacing w:before="20" w:after="120"/>
+        <w:ind w:firstLine="360"/>
         <w:jc w:val="center"/>
       </w:pPr>
       <w:r>
@@ -4990,16 +5775,21 @@
     <w:p>
       <w:pPr>
         <w:pStyle w:val="21"/>
+        <w:ind w:firstLine="522"/>
       </w:pPr>
-      <w:bookmarkStart w:id="11" w:name="_Toc226057046"/>
-      <w:r>
-        <w:t>4.4  Binary Classification — Failure vs Acquisition</w:t>
+      <w:bookmarkStart w:id="11" w:name="_Toc226063950"/>
+      <w:r>
+        <w:t>4.4 Binary</w:t>
+      </w:r>
+      <w:r>
+        <w:t xml:space="preserve"> Classification — Failure vs Acquisition</w:t>
       </w:r>
       <w:bookmarkEnd w:id="11"/>
     </w:p>
     <w:p>
       <w:pPr>
         <w:spacing w:after="120"/>
+        <w:ind w:firstLine="440"/>
       </w:pPr>
       <w:r>
         <w:t>Given the near-impossibility of learning the IPO class (2.1% of data), we remove IPO rows and repeat the full pipeline on the remaining two classes (97,945 samples: 57% Failure, 43% Acquisition). This binary setting produces a cleaner and more balanced problem.</w:t>
@@ -5008,9 +5798,24 @@
     <w:p>
       <w:pPr>
         <w:spacing w:after="120"/>
+        <w:ind w:firstLine="440"/>
       </w:pPr>
       <w:r>
-        <w:t>Table 7 summarises the GridSearchCV results on the binary dataset.</w:t>
+        <w:t xml:space="preserve">Table 7 </w:t>
+      </w:r>
+      <w:r>
+        <w:t>summarizes</w:t>
+      </w:r>
+      <w:r>
+        <w:t xml:space="preserve"> the </w:t>
+      </w:r>
+      <w:proofErr w:type="spellStart"/>
+      <w:r>
+        <w:t>GridSearchCV</w:t>
+      </w:r>
+      <w:proofErr w:type="spellEnd"/>
+      <w:r>
+        <w:t xml:space="preserve"> results on the binary dataset.</w:t>
       </w:r>
     </w:p>
     <w:tbl>
@@ -5035,6 +5840,7 @@
           </w:tcPr>
           <w:p>
             <w:pPr>
+              <w:ind w:firstLine="402"/>
               <w:jc w:val="center"/>
             </w:pPr>
             <w:r>
@@ -5052,6 +5858,7 @@
           </w:tcPr>
           <w:p>
             <w:pPr>
+              <w:ind w:firstLine="402"/>
               <w:jc w:val="center"/>
             </w:pPr>
             <w:r>
@@ -5069,6 +5876,7 @@
           </w:tcPr>
           <w:p>
             <w:pPr>
+              <w:ind w:firstLine="402"/>
               <w:jc w:val="center"/>
             </w:pPr>
             <w:r>
@@ -5091,6 +5899,7 @@
           </w:tcPr>
           <w:p>
             <w:pPr>
+              <w:ind w:firstLine="400"/>
               <w:jc w:val="center"/>
             </w:pPr>
             <w:r>
@@ -5107,6 +5916,7 @@
           </w:tcPr>
           <w:p>
             <w:pPr>
+              <w:ind w:firstLine="400"/>
               <w:jc w:val="center"/>
             </w:pPr>
             <w:r>
@@ -5123,6 +5933,7 @@
           </w:tcPr>
           <w:p>
             <w:pPr>
+              <w:ind w:firstLine="400"/>
               <w:jc w:val="center"/>
             </w:pPr>
             <w:r>
@@ -5144,6 +5955,7 @@
           </w:tcPr>
           <w:p>
             <w:pPr>
+              <w:ind w:firstLine="400"/>
               <w:jc w:val="center"/>
             </w:pPr>
             <w:r>
@@ -5160,13 +5972,36 @@
           </w:tcPr>
           <w:p>
             <w:pPr>
-              <w:jc w:val="center"/>
-            </w:pPr>
-            <w:r>
-              <w:rPr>
-                <w:sz w:val="20"/>
-              </w:rPr>
-              <w:t>max_depth=10, min_split=50</w:t>
+              <w:ind w:firstLine="400"/>
+              <w:jc w:val="center"/>
+            </w:pPr>
+            <w:proofErr w:type="spellStart"/>
+            <w:r>
+              <w:rPr>
+                <w:sz w:val="20"/>
+              </w:rPr>
+              <w:t>max_depth</w:t>
+            </w:r>
+            <w:proofErr w:type="spellEnd"/>
+            <w:r>
+              <w:rPr>
+                <w:sz w:val="20"/>
+              </w:rPr>
+              <w:t xml:space="preserve">=10, </w:t>
+            </w:r>
+            <w:proofErr w:type="spellStart"/>
+            <w:r>
+              <w:rPr>
+                <w:sz w:val="20"/>
+              </w:rPr>
+              <w:t>min_split</w:t>
+            </w:r>
+            <w:proofErr w:type="spellEnd"/>
+            <w:r>
+              <w:rPr>
+                <w:sz w:val="20"/>
+              </w:rPr>
+              <w:t>=50</w:t>
             </w:r>
           </w:p>
         </w:tc>
@@ -5176,6 +6011,7 @@
           </w:tcPr>
           <w:p>
             <w:pPr>
+              <w:ind w:firstLine="400"/>
               <w:jc w:val="center"/>
             </w:pPr>
             <w:r>
@@ -5197,6 +6033,7 @@
           </w:tcPr>
           <w:p>
             <w:pPr>
+              <w:ind w:firstLine="400"/>
               <w:jc w:val="center"/>
             </w:pPr>
             <w:r>
@@ -5213,6 +6050,7 @@
           </w:tcPr>
           <w:p>
             <w:pPr>
+              <w:ind w:firstLine="400"/>
               <w:jc w:val="center"/>
             </w:pPr>
             <w:r>
@@ -5229,6 +6067,7 @@
           </w:tcPr>
           <w:p>
             <w:pPr>
+              <w:ind w:firstLine="400"/>
               <w:jc w:val="center"/>
             </w:pPr>
             <w:r>
@@ -5250,6 +6089,7 @@
           </w:tcPr>
           <w:p>
             <w:pPr>
+              <w:ind w:firstLine="400"/>
               <w:jc w:val="center"/>
             </w:pPr>
             <w:r>
@@ -5266,13 +6106,28 @@
           </w:tcPr>
           <w:p>
             <w:pPr>
-              <w:jc w:val="center"/>
-            </w:pPr>
-            <w:r>
-              <w:rPr>
-                <w:sz w:val="20"/>
-              </w:rPr>
-              <w:t>no tuning (max_iter=1000)</w:t>
+              <w:ind w:firstLine="400"/>
+              <w:jc w:val="center"/>
+            </w:pPr>
+            <w:r>
+              <w:rPr>
+                <w:sz w:val="20"/>
+              </w:rPr>
+              <w:t>no tuning (</w:t>
+            </w:r>
+            <w:proofErr w:type="spellStart"/>
+            <w:r>
+              <w:rPr>
+                <w:sz w:val="20"/>
+              </w:rPr>
+              <w:t>max_iter</w:t>
+            </w:r>
+            <w:proofErr w:type="spellEnd"/>
+            <w:r>
+              <w:rPr>
+                <w:sz w:val="20"/>
+              </w:rPr>
+              <w:t>=1000)</w:t>
             </w:r>
           </w:p>
         </w:tc>
@@ -5282,6 +6137,7 @@
           </w:tcPr>
           <w:p>
             <w:pPr>
+              <w:ind w:firstLine="400"/>
               <w:jc w:val="center"/>
             </w:pPr>
             <w:r>
@@ -5297,6 +6153,7 @@
     <w:p>
       <w:pPr>
         <w:spacing w:before="40"/>
+        <w:ind w:firstLine="360"/>
         <w:jc w:val="center"/>
       </w:pPr>
       <w:r>
@@ -5305,12 +6162,31 @@
           <w:color w:val="646464"/>
           <w:sz w:val="18"/>
         </w:rPr>
-        <w:t>Table 7 — Binary classification GridSearchCV results.</w:t>
+        <w:t xml:space="preserve">Table 7 — Binary classification </w:t>
+      </w:r>
+      <w:proofErr w:type="spellStart"/>
+      <w:r>
+        <w:rPr>
+          <w:i/>
+          <w:color w:val="646464"/>
+          <w:sz w:val="18"/>
+        </w:rPr>
+        <w:t>GridSearchCV</w:t>
+      </w:r>
+      <w:proofErr w:type="spellEnd"/>
+      <w:r>
+        <w:rPr>
+          <w:i/>
+          <w:color w:val="646464"/>
+          <w:sz w:val="18"/>
+        </w:rPr>
+        <w:t xml:space="preserve"> results.</w:t>
       </w:r>
     </w:p>
     <w:p>
       <w:pPr>
         <w:spacing w:after="120"/>
+        <w:ind w:firstLine="440"/>
         <w:rPr>
           <w:rFonts w:eastAsia="宋体"/>
           <w:lang w:eastAsia="zh-CN"/>
@@ -5320,8 +6196,9 @@
     <w:p>
       <w:pPr>
         <w:spacing w:after="120"/>
+        <w:ind w:firstLine="440"/>
         <w:rPr>
-          <w:rFonts w:eastAsia="宋体" w:hint="eastAsia"/>
+          <w:rFonts w:eastAsia="宋体"/>
           <w:lang w:eastAsia="zh-CN"/>
         </w:rPr>
       </w:pPr>
@@ -5350,6 +6227,7 @@
           </w:tcPr>
           <w:p>
             <w:pPr>
+              <w:ind w:firstLine="402"/>
               <w:jc w:val="center"/>
             </w:pPr>
             <w:r>
@@ -5367,6 +6245,7 @@
           </w:tcPr>
           <w:p>
             <w:pPr>
+              <w:ind w:firstLine="402"/>
               <w:jc w:val="center"/>
             </w:pPr>
             <w:r>
@@ -5384,6 +6263,7 @@
           </w:tcPr>
           <w:p>
             <w:pPr>
+              <w:ind w:firstLine="402"/>
               <w:jc w:val="center"/>
             </w:pPr>
             <w:r>
@@ -5401,6 +6281,7 @@
           </w:tcPr>
           <w:p>
             <w:pPr>
+              <w:ind w:firstLine="402"/>
               <w:jc w:val="center"/>
             </w:pPr>
             <w:r>
@@ -5418,6 +6299,7 @@
           </w:tcPr>
           <w:p>
             <w:pPr>
+              <w:ind w:firstLine="402"/>
               <w:jc w:val="center"/>
             </w:pPr>
             <w:r>
@@ -5440,6 +6322,7 @@
           </w:tcPr>
           <w:p>
             <w:pPr>
+              <w:ind w:firstLine="400"/>
               <w:jc w:val="center"/>
             </w:pPr>
             <w:r>
@@ -5456,6 +6339,7 @@
           </w:tcPr>
           <w:p>
             <w:pPr>
+              <w:ind w:firstLine="400"/>
               <w:jc w:val="center"/>
             </w:pPr>
             <w:r>
@@ -5472,6 +6356,7 @@
           </w:tcPr>
           <w:p>
             <w:pPr>
+              <w:ind w:firstLine="400"/>
               <w:jc w:val="center"/>
             </w:pPr>
             <w:r>
@@ -5488,6 +6373,7 @@
           </w:tcPr>
           <w:p>
             <w:pPr>
+              <w:ind w:firstLine="400"/>
               <w:jc w:val="center"/>
             </w:pPr>
             <w:r>
@@ -5504,6 +6390,7 @@
           </w:tcPr>
           <w:p>
             <w:pPr>
+              <w:ind w:firstLine="400"/>
               <w:jc w:val="center"/>
             </w:pPr>
             <w:r>
@@ -5525,6 +6412,7 @@
           </w:tcPr>
           <w:p>
             <w:pPr>
+              <w:ind w:firstLine="400"/>
               <w:jc w:val="center"/>
             </w:pPr>
             <w:r>
@@ -5541,6 +6429,7 @@
           </w:tcPr>
           <w:p>
             <w:pPr>
+              <w:ind w:firstLine="400"/>
               <w:jc w:val="center"/>
             </w:pPr>
             <w:r>
@@ -5557,6 +6446,7 @@
           </w:tcPr>
           <w:p>
             <w:pPr>
+              <w:ind w:firstLine="400"/>
               <w:jc w:val="center"/>
             </w:pPr>
             <w:r>
@@ -5573,6 +6463,7 @@
           </w:tcPr>
           <w:p>
             <w:pPr>
+              <w:ind w:firstLine="400"/>
               <w:jc w:val="center"/>
             </w:pPr>
             <w:r>
@@ -5589,6 +6480,7 @@
           </w:tcPr>
           <w:p>
             <w:pPr>
+              <w:ind w:firstLine="400"/>
               <w:jc w:val="center"/>
             </w:pPr>
             <w:r>
@@ -5610,6 +6502,7 @@
           </w:tcPr>
           <w:p>
             <w:pPr>
+              <w:ind w:firstLine="400"/>
               <w:jc w:val="center"/>
             </w:pPr>
             <w:r>
@@ -5626,6 +6519,7 @@
           </w:tcPr>
           <w:p>
             <w:pPr>
+              <w:ind w:firstLine="400"/>
               <w:jc w:val="center"/>
             </w:pPr>
             <w:r>
@@ -5642,6 +6536,7 @@
           </w:tcPr>
           <w:p>
             <w:pPr>
+              <w:ind w:firstLine="400"/>
               <w:jc w:val="center"/>
             </w:pPr>
             <w:r>
@@ -5658,6 +6553,7 @@
           </w:tcPr>
           <w:p>
             <w:pPr>
+              <w:ind w:firstLine="400"/>
               <w:jc w:val="center"/>
             </w:pPr>
             <w:r>
@@ -5674,6 +6570,7 @@
           </w:tcPr>
           <w:p>
             <w:pPr>
+              <w:ind w:firstLine="400"/>
               <w:jc w:val="center"/>
             </w:pPr>
             <w:r>
@@ -5695,6 +6592,7 @@
           </w:tcPr>
           <w:p>
             <w:pPr>
+              <w:ind w:firstLine="400"/>
               <w:jc w:val="center"/>
             </w:pPr>
             <w:r>
@@ -5711,6 +6609,7 @@
           </w:tcPr>
           <w:p>
             <w:pPr>
+              <w:ind w:firstLine="400"/>
               <w:jc w:val="center"/>
             </w:pPr>
             <w:r>
@@ -5727,6 +6626,7 @@
           </w:tcPr>
           <w:p>
             <w:pPr>
+              <w:ind w:firstLine="400"/>
               <w:jc w:val="center"/>
             </w:pPr>
             <w:r>
@@ -5743,6 +6643,7 @@
           </w:tcPr>
           <w:p>
             <w:pPr>
+              <w:ind w:firstLine="400"/>
               <w:jc w:val="center"/>
             </w:pPr>
             <w:r>
@@ -5759,6 +6660,7 @@
           </w:tcPr>
           <w:p>
             <w:pPr>
+              <w:ind w:firstLine="400"/>
               <w:jc w:val="center"/>
             </w:pPr>
             <w:r>
@@ -5774,6 +6676,7 @@
     <w:p>
       <w:pPr>
         <w:spacing w:before="40"/>
+        <w:ind w:firstLine="360"/>
         <w:jc w:val="center"/>
       </w:pPr>
       <w:r>
@@ -5788,16 +6691,22 @@
     <w:p>
       <w:pPr>
         <w:spacing w:after="120"/>
+        <w:ind w:firstLine="440"/>
       </w:pPr>
       <w:r>
         <w:lastRenderedPageBreak/>
         <w:t>Removing IPO raises the macro F1 from 0.584 to 0.737, confirming that class imbalance was the primary bottleneck in the 3-class setting. The ROC curve yields AUC = 0.816, indicating good discriminative power between Failure and Acquisition.</w:t>
       </w:r>
     </w:p>
-    <w:p/>
+    <w:p>
+      <w:pPr>
+        <w:ind w:firstLine="440"/>
+      </w:pPr>
+    </w:p>
     <w:p>
       <w:pPr>
         <w:spacing w:before="20" w:after="120"/>
+        <w:ind w:firstLine="440"/>
         <w:jc w:val="center"/>
         <w:rPr>
           <w:rFonts w:eastAsia="宋体"/>
@@ -5861,6 +6770,7 @@
     <w:p>
       <w:pPr>
         <w:spacing w:before="20" w:after="120"/>
+        <w:ind w:firstLine="360"/>
         <w:jc w:val="center"/>
       </w:pPr>
       <w:r>
@@ -5875,44 +6785,59 @@
     </w:p>
     <w:p>
       <w:pPr>
+        <w:ind w:firstLine="440"/>
         <w:jc w:val="center"/>
       </w:pPr>
     </w:p>
     <w:p>
       <w:pPr>
         <w:pStyle w:val="1"/>
+        <w:ind w:firstLineChars="0" w:firstLine="0"/>
       </w:pPr>
-      <w:bookmarkStart w:id="12" w:name="_Toc226057047"/>
-      <w:r>
-        <w:t>5  Unsupervised Learning</w:t>
+      <w:bookmarkStart w:id="12" w:name="_Toc226063951"/>
+      <w:r>
+        <w:t>5 Unsupervised</w:t>
+      </w:r>
+      <w:r>
+        <w:t xml:space="preserve"> Learning</w:t>
       </w:r>
       <w:bookmarkEnd w:id="12"/>
     </w:p>
     <w:p>
       <w:pPr>
         <w:spacing w:after="120"/>
+        <w:ind w:firstLine="440"/>
       </w:pPr>
       <w:r>
         <w:t>In Part 2, we apply unsupervised methods to the full dataset (100,000 samples) to discover latent groupings without using outcome labels.</w:t>
       </w:r>
     </w:p>
-    <w:p/>
+    <w:p>
+      <w:pPr>
+        <w:ind w:firstLine="440"/>
+      </w:pPr>
+    </w:p>
     <w:p>
       <w:pPr>
         <w:pStyle w:val="21"/>
+        <w:ind w:firstLine="522"/>
       </w:pPr>
-      <w:bookmarkStart w:id="13" w:name="_Toc226057048"/>
-      <w:r>
-        <w:t>5.1  PCA — Variance Analysis</w:t>
+      <w:bookmarkStart w:id="13" w:name="_Toc226063952"/>
+      <w:r>
+        <w:t>5.1 PCA</w:t>
+      </w:r>
+      <w:r>
+        <w:t xml:space="preserve"> — Variance Analysis</w:t>
       </w:r>
       <w:bookmarkEnd w:id="13"/>
     </w:p>
     <w:p>
       <w:pPr>
         <w:spacing w:after="120"/>
+        <w:ind w:firstLine="440"/>
       </w:pPr>
       <w:r>
-        <w:t>We applied PCA to the scaled numerical features (7 dimensions). The first two components capture only 39.65% of total variance (PC1: 25.23%, PC2: 14.42%). This low cumulative explained variance is consistent with the near-independence of features in the synthetic dataset.</w:t>
+        <w:t>We applied PCA to the scaled numerical features (7 dimensions). The first two components capture only 39.65% of total variance (PC1: 25.23%, PC2: 14.42%). This low cumulative explained variance is consistent with the near-independence of features in the dataset.</w:t>
       </w:r>
     </w:p>
     <w:tbl>
@@ -5937,6 +6862,7 @@
           </w:tcPr>
           <w:p>
             <w:pPr>
+              <w:ind w:firstLine="402"/>
               <w:jc w:val="center"/>
             </w:pPr>
             <w:r>
@@ -5954,6 +6880,7 @@
           </w:tcPr>
           <w:p>
             <w:pPr>
+              <w:ind w:firstLine="402"/>
               <w:jc w:val="center"/>
             </w:pPr>
             <w:r>
@@ -5971,6 +6898,7 @@
           </w:tcPr>
           <w:p>
             <w:pPr>
+              <w:ind w:firstLine="402"/>
               <w:jc w:val="center"/>
             </w:pPr>
             <w:r>
@@ -5993,6 +6921,7 @@
           </w:tcPr>
           <w:p>
             <w:pPr>
+              <w:ind w:firstLine="400"/>
               <w:jc w:val="center"/>
             </w:pPr>
             <w:r>
@@ -6009,6 +6938,7 @@
           </w:tcPr>
           <w:p>
             <w:pPr>
+              <w:ind w:firstLine="400"/>
               <w:jc w:val="center"/>
             </w:pPr>
             <w:r>
@@ -6025,6 +6955,7 @@
           </w:tcPr>
           <w:p>
             <w:pPr>
+              <w:ind w:firstLine="400"/>
               <w:jc w:val="center"/>
             </w:pPr>
             <w:r>
@@ -6046,6 +6977,7 @@
           </w:tcPr>
           <w:p>
             <w:pPr>
+              <w:ind w:firstLine="400"/>
               <w:jc w:val="center"/>
             </w:pPr>
             <w:r>
@@ -6062,6 +6994,7 @@
           </w:tcPr>
           <w:p>
             <w:pPr>
+              <w:ind w:firstLine="400"/>
               <w:jc w:val="center"/>
             </w:pPr>
             <w:r>
@@ -6078,6 +7011,7 @@
           </w:tcPr>
           <w:p>
             <w:pPr>
+              <w:ind w:firstLine="400"/>
               <w:jc w:val="center"/>
             </w:pPr>
             <w:r>
@@ -6099,6 +7033,7 @@
           </w:tcPr>
           <w:p>
             <w:pPr>
+              <w:ind w:firstLine="400"/>
               <w:jc w:val="center"/>
             </w:pPr>
             <w:r>
@@ -6115,6 +7050,7 @@
           </w:tcPr>
           <w:p>
             <w:pPr>
+              <w:ind w:firstLine="400"/>
               <w:jc w:val="center"/>
             </w:pPr>
             <w:r>
@@ -6131,6 +7067,7 @@
           </w:tcPr>
           <w:p>
             <w:pPr>
+              <w:ind w:firstLine="400"/>
               <w:jc w:val="center"/>
             </w:pPr>
             <w:r>
@@ -6146,6 +7083,7 @@
     <w:p>
       <w:pPr>
         <w:spacing w:before="40"/>
+        <w:ind w:firstLine="360"/>
         <w:jc w:val="center"/>
       </w:pPr>
       <w:r>
@@ -6157,20 +7095,29 @@
         <w:t>Table 9 — PCA explained variance for the first three components.</w:t>
       </w:r>
     </w:p>
-    <w:p/>
+    <w:p>
+      <w:pPr>
+        <w:ind w:firstLine="440"/>
+      </w:pPr>
+    </w:p>
     <w:p>
       <w:pPr>
         <w:pStyle w:val="21"/>
+        <w:ind w:firstLine="522"/>
       </w:pPr>
-      <w:bookmarkStart w:id="14" w:name="_Toc226057049"/>
-      <w:r>
-        <w:t>5.2  Choosing k — Comparing k=2 and k=3</w:t>
+      <w:bookmarkStart w:id="14" w:name="_Toc226063953"/>
+      <w:r>
+        <w:t>5.2 Choosing</w:t>
+      </w:r>
+      <w:r>
+        <w:t xml:space="preserve"> k — Comparing k=2 and k=3</w:t>
       </w:r>
       <w:bookmarkEnd w:id="14"/>
     </w:p>
     <w:p>
       <w:pPr>
         <w:spacing w:after="120"/>
+        <w:ind w:firstLine="440"/>
       </w:pPr>
       <w:r>
         <w:t>Instead of relying on an elbow curve, we directly compare k=2 and k=3 by examining the silhouette score and visual separation in PCA space. Table 10 shows the results.</w:t>
@@ -6198,6 +7145,7 @@
           </w:tcPr>
           <w:p>
             <w:pPr>
+              <w:ind w:firstLine="402"/>
               <w:jc w:val="center"/>
             </w:pPr>
             <w:r>
@@ -6215,6 +7163,7 @@
           </w:tcPr>
           <w:p>
             <w:pPr>
+              <w:ind w:firstLine="402"/>
               <w:jc w:val="center"/>
             </w:pPr>
             <w:r>
@@ -6232,6 +7181,7 @@
           </w:tcPr>
           <w:p>
             <w:pPr>
+              <w:ind w:firstLine="402"/>
               <w:jc w:val="center"/>
             </w:pPr>
             <w:r>
@@ -6254,6 +7204,7 @@
           </w:tcPr>
           <w:p>
             <w:pPr>
+              <w:ind w:firstLine="400"/>
               <w:jc w:val="center"/>
             </w:pPr>
             <w:r>
@@ -6270,6 +7221,7 @@
           </w:tcPr>
           <w:p>
             <w:pPr>
+              <w:ind w:firstLine="400"/>
               <w:jc w:val="center"/>
             </w:pPr>
             <w:r>
@@ -6286,6 +7238,7 @@
           </w:tcPr>
           <w:p>
             <w:pPr>
+              <w:ind w:firstLine="400"/>
               <w:jc w:val="center"/>
             </w:pPr>
             <w:r>
@@ -6307,6 +7260,7 @@
           </w:tcPr>
           <w:p>
             <w:pPr>
+              <w:ind w:firstLine="400"/>
               <w:jc w:val="center"/>
             </w:pPr>
             <w:r>
@@ -6323,6 +7277,7 @@
           </w:tcPr>
           <w:p>
             <w:pPr>
+              <w:ind w:firstLine="400"/>
               <w:jc w:val="center"/>
             </w:pPr>
             <w:r>
@@ -6339,6 +7294,7 @@
           </w:tcPr>
           <w:p>
             <w:pPr>
+              <w:ind w:firstLine="400"/>
               <w:jc w:val="center"/>
             </w:pPr>
             <w:r>
@@ -6354,6 +7310,7 @@
     <w:p>
       <w:pPr>
         <w:spacing w:before="40"/>
+        <w:ind w:firstLine="360"/>
         <w:jc w:val="center"/>
       </w:pPr>
       <w:r>
@@ -6368,25 +7325,523 @@
     <w:p>
       <w:pPr>
         <w:spacing w:after="120"/>
+        <w:ind w:firstLine="440"/>
       </w:pPr>
       <w:r>
         <w:t>Both scores are low (&lt; 0.2), confirming that the synthetic dataset has no strong natural cluster structure. The silhouette scores are nearly identical for k=2 and k=3. We choose k=3 for greater granularity in the startup archetypes, while acknowledging this is a deliberate interpretability choice, not a data-driven result.</w:t>
       </w:r>
     </w:p>
-    <w:p/>
+    <w:p>
+      <w:pPr>
+        <w:ind w:firstLine="440"/>
+        <w:rPr>
+          <w:rFonts w:eastAsia="宋体" w:hint="eastAsia"/>
+          <w:lang w:eastAsia="zh-CN"/>
+        </w:rPr>
+      </w:pPr>
+    </w:p>
     <w:p>
       <w:pPr>
         <w:pStyle w:val="21"/>
+        <w:ind w:firstLine="522"/>
+        <w:rPr>
+          <w:lang w:val="fr-FR"/>
+        </w:rPr>
       </w:pPr>
-      <w:bookmarkStart w:id="15" w:name="_Toc226057050"/>
-      <w:r>
-        <w:t>5.3  Cluster Profiles</w:t>
+      <w:bookmarkStart w:id="15" w:name="_Toc226063954"/>
+      <w:r>
+        <w:rPr>
+          <w:lang w:val="fr-FR"/>
+        </w:rPr>
+        <w:t>5.</w:t>
+      </w:r>
+      <w:r>
+        <w:rPr>
+          <w:rFonts w:eastAsia="宋体"/>
+          <w:lang w:val="fr-FR" w:eastAsia="zh-CN"/>
+        </w:rPr>
+        <w:t>3</w:t>
+      </w:r>
+      <w:r>
+        <w:rPr>
+          <w:lang w:val="fr-FR"/>
+        </w:rPr>
+        <w:t xml:space="preserve"> k</w:t>
+      </w:r>
+      <w:r>
+        <w:rPr>
+          <w:lang w:val="fr-FR"/>
+        </w:rPr>
+        <w:t>=2 vs Failure / Non-Failure</w:t>
       </w:r>
       <w:bookmarkEnd w:id="15"/>
     </w:p>
     <w:p>
       <w:pPr>
         <w:spacing w:after="120"/>
+        <w:ind w:firstLine="440"/>
+      </w:pPr>
+      <w:r>
+        <w:t xml:space="preserve">As a sanity check, we compare k=2 clusters with a binary outcome grouping (Failure vs </w:t>
+      </w:r>
+      <w:proofErr w:type="gramStart"/>
+      <w:r>
+        <w:t>Non-Failure</w:t>
+      </w:r>
+      <w:proofErr w:type="gramEnd"/>
+      <w:r>
+        <w:t>). Table 13 shows the composition.</w:t>
+      </w:r>
+    </w:p>
+    <w:tbl>
+      <w:tblPr>
+        <w:tblStyle w:val="aff1"/>
+        <w:tblW w:w="0" w:type="auto"/>
+        <w:jc w:val="center"/>
+        <w:tblLook w:val="04A0" w:firstRow="1" w:lastRow="0" w:firstColumn="1" w:lastColumn="0" w:noHBand="0" w:noVBand="1"/>
+      </w:tblPr>
+      <w:tblGrid>
+        <w:gridCol w:w="2351"/>
+        <w:gridCol w:w="2351"/>
+        <w:gridCol w:w="2351"/>
+        <w:gridCol w:w="2351"/>
+      </w:tblGrid>
+      <w:tr>
+        <w:trPr>
+          <w:jc w:val="center"/>
+        </w:trPr>
+        <w:tc>
+          <w:tcPr>
+            <w:tcW w:w="2351" w:type="dxa"/>
+          </w:tcPr>
+          <w:p>
+            <w:pPr>
+              <w:ind w:firstLine="402"/>
+              <w:jc w:val="center"/>
+            </w:pPr>
+            <w:r>
+              <w:rPr>
+                <w:b/>
+                <w:sz w:val="20"/>
+              </w:rPr>
+              <w:t>Cluster</w:t>
+            </w:r>
+          </w:p>
+        </w:tc>
+        <w:tc>
+          <w:tcPr>
+            <w:tcW w:w="2351" w:type="dxa"/>
+          </w:tcPr>
+          <w:p>
+            <w:pPr>
+              <w:ind w:firstLine="402"/>
+              <w:jc w:val="center"/>
+            </w:pPr>
+            <w:r>
+              <w:rPr>
+                <w:b/>
+                <w:sz w:val="20"/>
+              </w:rPr>
+              <w:t>Failure %</w:t>
+            </w:r>
+          </w:p>
+        </w:tc>
+        <w:tc>
+          <w:tcPr>
+            <w:tcW w:w="2351" w:type="dxa"/>
+          </w:tcPr>
+          <w:p>
+            <w:pPr>
+              <w:ind w:firstLine="402"/>
+              <w:jc w:val="center"/>
+            </w:pPr>
+            <w:r>
+              <w:rPr>
+                <w:b/>
+                <w:sz w:val="20"/>
+              </w:rPr>
+              <w:t>Non-Failure %</w:t>
+            </w:r>
+          </w:p>
+        </w:tc>
+        <w:tc>
+          <w:tcPr>
+            <w:tcW w:w="2351" w:type="dxa"/>
+          </w:tcPr>
+          <w:p>
+            <w:pPr>
+              <w:ind w:firstLine="402"/>
+              <w:jc w:val="center"/>
+            </w:pPr>
+            <w:r>
+              <w:rPr>
+                <w:b/>
+                <w:sz w:val="20"/>
+              </w:rPr>
+              <w:t>Dominant profile</w:t>
+            </w:r>
+          </w:p>
+        </w:tc>
+      </w:tr>
+      <w:tr>
+        <w:trPr>
+          <w:jc w:val="center"/>
+        </w:trPr>
+        <w:tc>
+          <w:tcPr>
+            <w:tcW w:w="2351" w:type="dxa"/>
+          </w:tcPr>
+          <w:p>
+            <w:pPr>
+              <w:ind w:firstLine="400"/>
+              <w:jc w:val="center"/>
+            </w:pPr>
+            <w:r>
+              <w:rPr>
+                <w:sz w:val="20"/>
+              </w:rPr>
+              <w:t>0 (high revenue)</w:t>
+            </w:r>
+          </w:p>
+        </w:tc>
+        <w:tc>
+          <w:tcPr>
+            <w:tcW w:w="2351" w:type="dxa"/>
+          </w:tcPr>
+          <w:p>
+            <w:pPr>
+              <w:ind w:firstLine="400"/>
+              <w:jc w:val="center"/>
+            </w:pPr>
+            <w:r>
+              <w:rPr>
+                <w:sz w:val="20"/>
+              </w:rPr>
+              <w:t>43.4%</w:t>
+            </w:r>
+          </w:p>
+        </w:tc>
+        <w:tc>
+          <w:tcPr>
+            <w:tcW w:w="2351" w:type="dxa"/>
+          </w:tcPr>
+          <w:p>
+            <w:pPr>
+              <w:ind w:firstLine="400"/>
+              <w:jc w:val="center"/>
+            </w:pPr>
+            <w:r>
+              <w:rPr>
+                <w:sz w:val="20"/>
+              </w:rPr>
+              <w:t>56.6%</w:t>
+            </w:r>
+          </w:p>
+        </w:tc>
+        <w:tc>
+          <w:tcPr>
+            <w:tcW w:w="2351" w:type="dxa"/>
+          </w:tcPr>
+          <w:p>
+            <w:pPr>
+              <w:ind w:firstLine="400"/>
+              <w:jc w:val="center"/>
+            </w:pPr>
+            <w:r>
+              <w:rPr>
+                <w:sz w:val="20"/>
+              </w:rPr>
+              <w:t xml:space="preserve">Mostly </w:t>
+            </w:r>
+            <w:proofErr w:type="gramStart"/>
+            <w:r>
+              <w:rPr>
+                <w:sz w:val="20"/>
+              </w:rPr>
+              <w:t>Non-Failure</w:t>
+            </w:r>
+            <w:proofErr w:type="gramEnd"/>
+          </w:p>
+        </w:tc>
+      </w:tr>
+      <w:tr>
+        <w:trPr>
+          <w:jc w:val="center"/>
+        </w:trPr>
+        <w:tc>
+          <w:tcPr>
+            <w:tcW w:w="2351" w:type="dxa"/>
+          </w:tcPr>
+          <w:p>
+            <w:pPr>
+              <w:ind w:firstLine="400"/>
+              <w:jc w:val="center"/>
+            </w:pPr>
+            <w:r>
+              <w:rPr>
+                <w:sz w:val="20"/>
+              </w:rPr>
+              <w:t>1 (low revenue)</w:t>
+            </w:r>
+          </w:p>
+        </w:tc>
+        <w:tc>
+          <w:tcPr>
+            <w:tcW w:w="2351" w:type="dxa"/>
+          </w:tcPr>
+          <w:p>
+            <w:pPr>
+              <w:ind w:firstLine="400"/>
+              <w:jc w:val="center"/>
+            </w:pPr>
+            <w:r>
+              <w:rPr>
+                <w:sz w:val="20"/>
+              </w:rPr>
+              <w:t>79.7%</w:t>
+            </w:r>
+          </w:p>
+        </w:tc>
+        <w:tc>
+          <w:tcPr>
+            <w:tcW w:w="2351" w:type="dxa"/>
+          </w:tcPr>
+          <w:p>
+            <w:pPr>
+              <w:ind w:firstLine="400"/>
+              <w:jc w:val="center"/>
+            </w:pPr>
+            <w:r>
+              <w:rPr>
+                <w:sz w:val="20"/>
+              </w:rPr>
+              <w:t>20.3%</w:t>
+            </w:r>
+          </w:p>
+        </w:tc>
+        <w:tc>
+          <w:tcPr>
+            <w:tcW w:w="2351" w:type="dxa"/>
+          </w:tcPr>
+          <w:p>
+            <w:pPr>
+              <w:ind w:firstLine="400"/>
+              <w:jc w:val="center"/>
+            </w:pPr>
+            <w:r>
+              <w:rPr>
+                <w:sz w:val="20"/>
+              </w:rPr>
+              <w:t>Strongly Failure</w:t>
+            </w:r>
+          </w:p>
+        </w:tc>
+      </w:tr>
+    </w:tbl>
+    <w:p>
+      <w:pPr>
+        <w:spacing w:before="40"/>
+        <w:ind w:firstLine="360"/>
+        <w:jc w:val="center"/>
+      </w:pPr>
+      <w:r>
+        <w:rPr>
+          <w:i/>
+          <w:color w:val="646464"/>
+          <w:sz w:val="18"/>
+        </w:rPr>
+        <w:t>Table 13 — k=2 cluster composition vs binary outcome.</w:t>
+      </w:r>
+    </w:p>
+    <w:p>
+      <w:pPr>
+        <w:spacing w:after="120"/>
+        <w:ind w:firstLine="440"/>
+      </w:pPr>
+      <w:r>
+        <w:t>With k=2, Cluster 1 aligns strongly with Failure (79.7%). This is the clearest alignment between unsupervised clustering and supervised labels in the entire analysis, and is consistent with the finding that revenue and traction are the only informative features.</w:t>
+      </w:r>
+    </w:p>
+    <w:p>
+      <w:pPr>
+        <w:ind w:firstLine="440"/>
+      </w:pPr>
+    </w:p>
+    <w:p>
+      <w:pPr>
+        <w:pStyle w:val="21"/>
+        <w:ind w:firstLine="522"/>
+      </w:pPr>
+      <w:bookmarkStart w:id="16" w:name="_Toc226063955"/>
+      <w:r>
+        <w:t>5.</w:t>
+      </w:r>
+      <w:r>
+        <w:rPr>
+          <w:rFonts w:eastAsia="宋体"/>
+          <w:lang w:eastAsia="zh-CN"/>
+        </w:rPr>
+        <w:t>4</w:t>
+      </w:r>
+      <w:r>
+        <w:t xml:space="preserve"> Hierarchical</w:t>
+      </w:r>
+      <w:r>
+        <w:t xml:space="preserve"> Clustering</w:t>
+      </w:r>
+      <w:bookmarkEnd w:id="16"/>
+    </w:p>
+    <w:p>
+      <w:pPr>
+        <w:spacing w:after="120"/>
+        <w:ind w:firstLine="440"/>
+      </w:pPr>
+      <w:r>
+        <w:t xml:space="preserve">We applied Agglomerative Clustering with Ward linkage on a 2,000-row subsample. The dendrogram was reconstructed from the </w:t>
+      </w:r>
+      <w:proofErr w:type="spellStart"/>
+      <w:r>
+        <w:t>sklearn</w:t>
+      </w:r>
+      <w:proofErr w:type="spellEnd"/>
+      <w:r>
+        <w:t xml:space="preserve"> model using the TD06 method. With k=3, the hierarchical solution produces a more imbalanced partition (Cluster 0: 78%, Cluster 1: 15%, Cluster 2: 7%) compared to K-Means (53/27/20%). This is expected: Ward linkage </w:t>
+      </w:r>
+      <w:r>
+        <w:t>minimizes</w:t>
+      </w:r>
+      <w:r>
+        <w:t xml:space="preserve"> intra-cluster variance without any constraint on cluster size, while K-Means tends toward more balanced partitions.</w:t>
+      </w:r>
+    </w:p>
+    <w:p>
+      <w:pPr>
+        <w:spacing w:after="120"/>
+        <w:ind w:firstLine="440"/>
+      </w:pPr>
+      <w:r>
+        <w:t>The side-by-side PCA comparison confirms that both methods identify a similar large high-revenue group and a smaller low-traction group, but differ in how they split the intermediate region.</w:t>
+      </w:r>
+    </w:p>
+    <w:p>
+      <w:pPr>
+        <w:ind w:firstLine="440"/>
+        <w:rPr>
+          <w:rFonts w:eastAsia="宋体"/>
+          <w:lang w:eastAsia="zh-CN"/>
+        </w:rPr>
+      </w:pPr>
+    </w:p>
+    <w:p>
+      <w:pPr>
+        <w:ind w:firstLine="440"/>
+        <w:rPr>
+          <w:rFonts w:eastAsia="宋体" w:hint="eastAsia"/>
+          <w:lang w:eastAsia="zh-CN"/>
+        </w:rPr>
+      </w:pPr>
+    </w:p>
+    <w:p>
+      <w:pPr>
+        <w:pStyle w:val="21"/>
+        <w:ind w:firstLine="522"/>
+        <w:rPr>
+          <w:rFonts w:eastAsia="宋体" w:hint="eastAsia"/>
+          <w:lang w:eastAsia="zh-CN"/>
+        </w:rPr>
+      </w:pPr>
+      <w:bookmarkStart w:id="17" w:name="_Toc226063956"/>
+      <w:r>
+        <w:lastRenderedPageBreak/>
+        <w:t>5.</w:t>
+      </w:r>
+      <w:r>
+        <w:rPr>
+          <w:rFonts w:eastAsia="宋体"/>
+          <w:lang w:eastAsia="zh-CN"/>
+        </w:rPr>
+        <w:t>5</w:t>
+      </w:r>
+      <w:r>
+        <w:t xml:space="preserve"> Cluster</w:t>
+      </w:r>
+      <w:r>
+        <w:t xml:space="preserve"> Profiles</w:t>
+      </w:r>
+      <w:r>
+        <w:rPr>
+          <w:rFonts w:eastAsia="宋体" w:hint="eastAsia"/>
+          <w:lang w:eastAsia="zh-CN"/>
+        </w:rPr>
+        <w:t xml:space="preserve"> with k = 3</w:t>
+      </w:r>
+      <w:bookmarkEnd w:id="17"/>
+    </w:p>
+    <w:p>
+      <w:pPr>
+        <w:spacing w:after="120"/>
+        <w:ind w:firstLine="440"/>
+        <w:rPr>
+          <w:rFonts w:eastAsia="宋体" w:hint="eastAsia"/>
+          <w:lang w:eastAsia="zh-CN"/>
+        </w:rPr>
+      </w:pPr>
+      <w:r>
+        <w:rPr>
+          <w:rFonts w:eastAsia="宋体"/>
+          <w:lang w:eastAsia="zh-CN"/>
+        </w:rPr>
+        <w:t>For each k-Means cluster</w:t>
+      </w:r>
+      <w:r>
+        <w:rPr>
+          <w:rFonts w:eastAsia="宋体" w:hint="eastAsia"/>
+          <w:lang w:eastAsia="zh-CN"/>
+        </w:rPr>
+        <w:t xml:space="preserve"> (k=3)</w:t>
+      </w:r>
+      <w:r>
+        <w:rPr>
+          <w:rFonts w:eastAsia="宋体"/>
+          <w:lang w:eastAsia="zh-CN"/>
+        </w:rPr>
+        <w:t xml:space="preserve"> we compute the </w:t>
+      </w:r>
+      <w:r>
+        <w:rPr>
+          <w:rFonts w:eastAsia="宋体"/>
+          <w:b/>
+          <w:bCs/>
+          <w:lang w:eastAsia="zh-CN"/>
+        </w:rPr>
+        <w:t>mean value</w:t>
+      </w:r>
+      <w:r>
+        <w:rPr>
+          <w:rFonts w:eastAsia="宋体"/>
+          <w:lang w:eastAsia="zh-CN"/>
+        </w:rPr>
+        <w:t xml:space="preserve"> of each (log-transformed, scaled) feature to understand what </w:t>
+      </w:r>
+      <w:r>
+        <w:rPr>
+          <w:rFonts w:eastAsia="宋体"/>
+          <w:lang w:eastAsia="zh-CN"/>
+        </w:rPr>
+        <w:t>characterizes</w:t>
+      </w:r>
+      <w:r>
+        <w:rPr>
+          <w:rFonts w:eastAsia="宋体"/>
+          <w:lang w:eastAsia="zh-CN"/>
+        </w:rPr>
+        <w:t xml:space="preserve"> each group. </w:t>
+      </w:r>
+    </w:p>
+    <w:p>
+      <w:pPr>
+        <w:spacing w:after="120"/>
+        <w:ind w:firstLine="440"/>
       </w:pPr>
       <w:r>
         <w:t>Cluster labels are reordered by descending revenue mean, ensuring Cluster 0 always corresponds to the highest-revenue group. Table 11 shows the mean feature values per cluster.</w:t>
@@ -6415,6 +7870,7 @@
           </w:tcPr>
           <w:p>
             <w:pPr>
+              <w:ind w:firstLine="402"/>
               <w:jc w:val="center"/>
             </w:pPr>
             <w:r>
@@ -6432,6 +7888,7 @@
           </w:tcPr>
           <w:p>
             <w:pPr>
+              <w:ind w:firstLine="402"/>
               <w:jc w:val="center"/>
             </w:pPr>
             <w:r>
@@ -6449,6 +7906,7 @@
           </w:tcPr>
           <w:p>
             <w:pPr>
+              <w:ind w:firstLine="402"/>
               <w:jc w:val="center"/>
             </w:pPr>
             <w:r>
@@ -6466,6 +7924,7 @@
           </w:tcPr>
           <w:p>
             <w:pPr>
+              <w:ind w:firstLine="402"/>
               <w:jc w:val="center"/>
             </w:pPr>
             <w:r>
@@ -6488,14 +7947,17 @@
           </w:tcPr>
           <w:p>
             <w:pPr>
-              <w:jc w:val="center"/>
-            </w:pPr>
+              <w:ind w:firstLine="400"/>
+              <w:jc w:val="center"/>
+            </w:pPr>
+            <w:proofErr w:type="spellStart"/>
             <w:r>
               <w:rPr>
                 <w:sz w:val="20"/>
               </w:rPr>
               <w:t>revenue_million</w:t>
             </w:r>
+            <w:proofErr w:type="spellEnd"/>
           </w:p>
         </w:tc>
         <w:tc>
@@ -6504,6 +7966,7 @@
           </w:tcPr>
           <w:p>
             <w:pPr>
+              <w:ind w:firstLine="400"/>
               <w:jc w:val="center"/>
             </w:pPr>
             <w:r>
@@ -6520,6 +7983,7 @@
           </w:tcPr>
           <w:p>
             <w:pPr>
+              <w:ind w:firstLine="400"/>
               <w:jc w:val="center"/>
             </w:pPr>
             <w:r>
@@ -6536,6 +8000,7 @@
           </w:tcPr>
           <w:p>
             <w:pPr>
+              <w:ind w:firstLine="400"/>
               <w:jc w:val="center"/>
             </w:pPr>
             <w:r>
@@ -6557,14 +8022,17 @@
           </w:tcPr>
           <w:p>
             <w:pPr>
-              <w:jc w:val="center"/>
-            </w:pPr>
+              <w:ind w:firstLine="400"/>
+              <w:jc w:val="center"/>
+            </w:pPr>
+            <w:proofErr w:type="spellStart"/>
             <w:r>
               <w:rPr>
                 <w:sz w:val="20"/>
               </w:rPr>
               <w:t>product_traction_users</w:t>
             </w:r>
+            <w:proofErr w:type="spellEnd"/>
           </w:p>
         </w:tc>
         <w:tc>
@@ -6573,6 +8041,7 @@
           </w:tcPr>
           <w:p>
             <w:pPr>
+              <w:ind w:firstLine="400"/>
               <w:jc w:val="center"/>
             </w:pPr>
             <w:r>
@@ -6589,6 +8058,7 @@
           </w:tcPr>
           <w:p>
             <w:pPr>
+              <w:ind w:firstLine="400"/>
               <w:jc w:val="center"/>
             </w:pPr>
             <w:r>
@@ -6605,6 +8075,7 @@
           </w:tcPr>
           <w:p>
             <w:pPr>
+              <w:ind w:firstLine="400"/>
               <w:jc w:val="center"/>
             </w:pPr>
             <w:r>
@@ -6626,14 +8097,17 @@
           </w:tcPr>
           <w:p>
             <w:pPr>
-              <w:jc w:val="center"/>
-            </w:pPr>
+              <w:ind w:firstLine="400"/>
+              <w:jc w:val="center"/>
+            </w:pPr>
+            <w:proofErr w:type="spellStart"/>
             <w:r>
               <w:rPr>
                 <w:sz w:val="20"/>
               </w:rPr>
               <w:t>founder_experience_years</w:t>
             </w:r>
+            <w:proofErr w:type="spellEnd"/>
           </w:p>
         </w:tc>
         <w:tc>
@@ -6642,6 +8116,7 @@
           </w:tcPr>
           <w:p>
             <w:pPr>
+              <w:ind w:firstLine="400"/>
               <w:jc w:val="center"/>
             </w:pPr>
             <w:r>
@@ -6658,6 +8133,7 @@
           </w:tcPr>
           <w:p>
             <w:pPr>
+              <w:ind w:firstLine="400"/>
               <w:jc w:val="center"/>
             </w:pPr>
             <w:r>
@@ -6674,6 +8150,7 @@
           </w:tcPr>
           <w:p>
             <w:pPr>
+              <w:ind w:firstLine="400"/>
               <w:jc w:val="center"/>
             </w:pPr>
             <w:r>
@@ -6695,14 +8172,17 @@
           </w:tcPr>
           <w:p>
             <w:pPr>
-              <w:jc w:val="center"/>
-            </w:pPr>
+              <w:ind w:firstLine="400"/>
+              <w:jc w:val="center"/>
+            </w:pPr>
+            <w:proofErr w:type="spellStart"/>
             <w:r>
               <w:rPr>
                 <w:sz w:val="20"/>
               </w:rPr>
               <w:t>funding_rounds</w:t>
             </w:r>
+            <w:proofErr w:type="spellEnd"/>
           </w:p>
         </w:tc>
         <w:tc>
@@ -6711,6 +8191,7 @@
           </w:tcPr>
           <w:p>
             <w:pPr>
+              <w:ind w:firstLine="400"/>
               <w:jc w:val="center"/>
             </w:pPr>
             <w:r>
@@ -6727,6 +8208,7 @@
           </w:tcPr>
           <w:p>
             <w:pPr>
+              <w:ind w:firstLine="400"/>
               <w:jc w:val="center"/>
             </w:pPr>
             <w:r>
@@ -6743,6 +8225,7 @@
           </w:tcPr>
           <w:p>
             <w:pPr>
+              <w:ind w:firstLine="400"/>
               <w:jc w:val="center"/>
             </w:pPr>
             <w:r>
@@ -6764,14 +8247,17 @@
           </w:tcPr>
           <w:p>
             <w:pPr>
-              <w:jc w:val="center"/>
-            </w:pPr>
+              <w:ind w:firstLine="400"/>
+              <w:jc w:val="center"/>
+            </w:pPr>
+            <w:proofErr w:type="spellStart"/>
             <w:r>
               <w:rPr>
                 <w:sz w:val="20"/>
               </w:rPr>
               <w:t>team_size</w:t>
             </w:r>
+            <w:proofErr w:type="spellEnd"/>
           </w:p>
         </w:tc>
         <w:tc>
@@ -6780,6 +8266,7 @@
           </w:tcPr>
           <w:p>
             <w:pPr>
+              <w:ind w:firstLine="400"/>
               <w:jc w:val="center"/>
             </w:pPr>
             <w:r>
@@ -6796,6 +8283,7 @@
           </w:tcPr>
           <w:p>
             <w:pPr>
+              <w:ind w:firstLine="400"/>
               <w:jc w:val="center"/>
             </w:pPr>
             <w:r>
@@ -6812,6 +8300,7 @@
           </w:tcPr>
           <w:p>
             <w:pPr>
+              <w:ind w:firstLine="400"/>
               <w:jc w:val="center"/>
             </w:pPr>
             <w:r>
@@ -6833,14 +8322,17 @@
           </w:tcPr>
           <w:p>
             <w:pPr>
-              <w:jc w:val="center"/>
-            </w:pPr>
+              <w:ind w:firstLine="400"/>
+              <w:jc w:val="center"/>
+            </w:pPr>
+            <w:proofErr w:type="spellStart"/>
             <w:r>
               <w:rPr>
                 <w:sz w:val="20"/>
               </w:rPr>
               <w:t>market_size_billion</w:t>
             </w:r>
+            <w:proofErr w:type="spellEnd"/>
           </w:p>
         </w:tc>
         <w:tc>
@@ -6849,6 +8341,7 @@
           </w:tcPr>
           <w:p>
             <w:pPr>
+              <w:ind w:firstLine="400"/>
               <w:jc w:val="center"/>
             </w:pPr>
             <w:r>
@@ -6865,6 +8358,7 @@
           </w:tcPr>
           <w:p>
             <w:pPr>
+              <w:ind w:firstLine="400"/>
               <w:jc w:val="center"/>
             </w:pPr>
             <w:r>
@@ -6881,6 +8375,7 @@
           </w:tcPr>
           <w:p>
             <w:pPr>
+              <w:ind w:firstLine="400"/>
               <w:jc w:val="center"/>
             </w:pPr>
             <w:r>
@@ -6902,14 +8397,17 @@
           </w:tcPr>
           <w:p>
             <w:pPr>
-              <w:jc w:val="center"/>
-            </w:pPr>
+              <w:ind w:firstLine="400"/>
+              <w:jc w:val="center"/>
+            </w:pPr>
+            <w:proofErr w:type="spellStart"/>
             <w:r>
               <w:rPr>
                 <w:sz w:val="20"/>
               </w:rPr>
               <w:t>burn_rate_million</w:t>
             </w:r>
+            <w:proofErr w:type="spellEnd"/>
           </w:p>
         </w:tc>
         <w:tc>
@@ -6918,6 +8416,7 @@
           </w:tcPr>
           <w:p>
             <w:pPr>
+              <w:ind w:firstLine="400"/>
               <w:jc w:val="center"/>
             </w:pPr>
             <w:r>
@@ -6934,6 +8433,7 @@
           </w:tcPr>
           <w:p>
             <w:pPr>
+              <w:ind w:firstLine="400"/>
               <w:jc w:val="center"/>
             </w:pPr>
             <w:r>
@@ -6950,6 +8450,7 @@
           </w:tcPr>
           <w:p>
             <w:pPr>
+              <w:ind w:firstLine="400"/>
               <w:jc w:val="center"/>
             </w:pPr>
             <w:r>
@@ -6965,6 +8466,7 @@
     <w:p>
       <w:pPr>
         <w:spacing w:before="40"/>
+        <w:ind w:firstLine="360"/>
         <w:jc w:val="center"/>
       </w:pPr>
       <w:r>
@@ -6979,15 +8481,49 @@
     <w:p>
       <w:pPr>
         <w:spacing w:after="120"/>
+        <w:ind w:firstLine="440"/>
       </w:pPr>
       <w:r>
-        <w:t>The clusters are differentiated almost exclusively by revenue and product traction. team_size, market_size_billion, burn_rate_million, and funding_rounds are nearly identical across all three clusters, confirming they carry no structural information.</w:t>
+        <w:t xml:space="preserve">The clusters are differentiated almost exclusively by revenue and product traction. </w:t>
+      </w:r>
+      <w:proofErr w:type="spellStart"/>
+      <w:r>
+        <w:t>team_size</w:t>
+      </w:r>
+      <w:proofErr w:type="spellEnd"/>
+      <w:r>
+        <w:t xml:space="preserve">, </w:t>
+      </w:r>
+      <w:proofErr w:type="spellStart"/>
+      <w:r>
+        <w:t>market_size_billion</w:t>
+      </w:r>
+      <w:proofErr w:type="spellEnd"/>
+      <w:r>
+        <w:t xml:space="preserve">, </w:t>
+      </w:r>
+      <w:proofErr w:type="spellStart"/>
+      <w:r>
+        <w:t>burn_rate_million</w:t>
+      </w:r>
+      <w:proofErr w:type="spellEnd"/>
+      <w:r>
+        <w:t xml:space="preserve">, and </w:t>
+      </w:r>
+      <w:proofErr w:type="spellStart"/>
+      <w:r>
+        <w:t>funding_rounds</w:t>
+      </w:r>
+      <w:proofErr w:type="spellEnd"/>
+      <w:r>
+        <w:t xml:space="preserve"> are nearly identical across all three clusters, confirming they carry no structural information.</w:t>
       </w:r>
     </w:p>
     <w:p>
       <w:pPr>
+        <w:ind w:firstLine="440"/>
         <w:rPr>
-          <w:rFonts w:eastAsia="宋体" w:hint="eastAsia"/>
+          <w:rFonts w:eastAsia="宋体"/>
           <w:lang w:eastAsia="zh-CN"/>
         </w:rPr>
       </w:pPr>
@@ -6995,16 +8531,42 @@
     <w:p>
       <w:pPr>
         <w:pStyle w:val="21"/>
+        <w:ind w:firstLine="522"/>
+        <w:rPr>
+          <w:rFonts w:eastAsia="宋体" w:hint="eastAsia"/>
+          <w:lang w:eastAsia="zh-CN"/>
+        </w:rPr>
       </w:pPr>
-      <w:bookmarkStart w:id="16" w:name="_Toc226057051"/>
-      <w:r>
-        <w:t>5.4  Cluster Archetypes</w:t>
-      </w:r>
-      <w:bookmarkEnd w:id="16"/>
+      <w:bookmarkStart w:id="18" w:name="_Toc226063957"/>
+      <w:r>
+        <w:t>5.</w:t>
+      </w:r>
+      <w:r>
+        <w:rPr>
+          <w:rFonts w:eastAsia="宋体"/>
+          <w:lang w:eastAsia="zh-CN"/>
+        </w:rPr>
+        <w:t>6</w:t>
+      </w:r>
+      <w:r>
+        <w:t xml:space="preserve"> Cluster</w:t>
+      </w:r>
+      <w:r>
+        <w:t xml:space="preserve"> Archetypes</w:t>
+      </w:r>
+      <w:r>
+        <w:rPr>
+          <w:rFonts w:eastAsia="宋体" w:hint="eastAsia"/>
+          <w:lang w:eastAsia="zh-CN"/>
+        </w:rPr>
+        <w:t xml:space="preserve"> with k = 3</w:t>
+      </w:r>
+      <w:bookmarkEnd w:id="18"/>
     </w:p>
     <w:p>
       <w:pPr>
         <w:spacing w:after="120"/>
+        <w:ind w:firstLine="440"/>
       </w:pPr>
       <w:r>
         <w:t>Rather than comparing clusters to outcome labels, we interpret each cluster on its own terms as a startup archetype:</w:t>
@@ -7034,6 +8596,7 @@
           </w:tcPr>
           <w:p>
             <w:pPr>
+              <w:ind w:firstLine="402"/>
               <w:jc w:val="center"/>
             </w:pPr>
             <w:r>
@@ -7051,6 +8614,7 @@
           </w:tcPr>
           <w:p>
             <w:pPr>
+              <w:ind w:firstLine="402"/>
               <w:jc w:val="center"/>
             </w:pPr>
             <w:r>
@@ -7068,6 +8632,7 @@
           </w:tcPr>
           <w:p>
             <w:pPr>
+              <w:ind w:firstLine="402"/>
               <w:jc w:val="center"/>
             </w:pPr>
             <w:r>
@@ -7085,6 +8650,7 @@
           </w:tcPr>
           <w:p>
             <w:pPr>
+              <w:ind w:firstLine="402"/>
               <w:jc w:val="center"/>
             </w:pPr>
             <w:r>
@@ -7102,6 +8668,7 @@
           </w:tcPr>
           <w:p>
             <w:pPr>
+              <w:ind w:firstLine="402"/>
               <w:jc w:val="center"/>
             </w:pPr>
             <w:r>
@@ -7124,6 +8691,7 @@
           </w:tcPr>
           <w:p>
             <w:pPr>
+              <w:ind w:firstLine="400"/>
               <w:jc w:val="center"/>
             </w:pPr>
             <w:r>
@@ -7140,6 +8708,7 @@
           </w:tcPr>
           <w:p>
             <w:pPr>
+              <w:ind w:firstLine="400"/>
               <w:jc w:val="center"/>
             </w:pPr>
             <w:r>
@@ -7156,6 +8725,7 @@
           </w:tcPr>
           <w:p>
             <w:pPr>
+              <w:ind w:firstLine="400"/>
               <w:jc w:val="center"/>
             </w:pPr>
             <w:r>
@@ -7172,13 +8742,28 @@
           </w:tcPr>
           <w:p>
             <w:pPr>
-              <w:jc w:val="center"/>
-            </w:pPr>
-            <w:r>
-              <w:rPr>
-                <w:sz w:val="20"/>
-              </w:rPr>
-              <w:t>~15 yrs</w:t>
+              <w:ind w:firstLine="400"/>
+              <w:jc w:val="center"/>
+            </w:pPr>
+            <w:r>
+              <w:rPr>
+                <w:sz w:val="20"/>
+              </w:rPr>
+              <w:t>~15 y</w:t>
+            </w:r>
+            <w:r>
+              <w:rPr>
+                <w:rFonts w:eastAsia="宋体" w:hint="eastAsia"/>
+                <w:sz w:val="20"/>
+                <w:lang w:eastAsia="zh-CN"/>
+              </w:rPr>
+              <w:t>ea</w:t>
+            </w:r>
+            <w:r>
+              <w:rPr>
+                <w:sz w:val="20"/>
+              </w:rPr>
+              <w:t>rs</w:t>
             </w:r>
           </w:p>
         </w:tc>
@@ -7188,6 +8773,7 @@
           </w:tcPr>
           <w:p>
             <w:pPr>
+              <w:ind w:firstLine="400"/>
               <w:jc w:val="center"/>
             </w:pPr>
             <w:r>
@@ -7209,6 +8795,7 @@
           </w:tcPr>
           <w:p>
             <w:pPr>
+              <w:ind w:firstLine="400"/>
               <w:jc w:val="center"/>
             </w:pPr>
             <w:r>
@@ -7225,6 +8812,7 @@
           </w:tcPr>
           <w:p>
             <w:pPr>
+              <w:ind w:firstLine="400"/>
               <w:jc w:val="center"/>
             </w:pPr>
             <w:r>
@@ -7241,6 +8829,7 @@
           </w:tcPr>
           <w:p>
             <w:pPr>
+              <w:ind w:firstLine="400"/>
               <w:jc w:val="center"/>
             </w:pPr>
             <w:r>
@@ -7257,13 +8846,28 @@
           </w:tcPr>
           <w:p>
             <w:pPr>
-              <w:jc w:val="center"/>
-            </w:pPr>
-            <w:r>
-              <w:rPr>
-                <w:sz w:val="20"/>
-              </w:rPr>
-              <w:t>~2 yrs</w:t>
+              <w:ind w:firstLine="400"/>
+              <w:jc w:val="center"/>
+            </w:pPr>
+            <w:r>
+              <w:rPr>
+                <w:sz w:val="20"/>
+              </w:rPr>
+              <w:t>~2 y</w:t>
+            </w:r>
+            <w:r>
+              <w:rPr>
+                <w:rFonts w:eastAsia="宋体" w:hint="eastAsia"/>
+                <w:sz w:val="20"/>
+                <w:lang w:eastAsia="zh-CN"/>
+              </w:rPr>
+              <w:t>ea</w:t>
+            </w:r>
+            <w:r>
+              <w:rPr>
+                <w:sz w:val="20"/>
+              </w:rPr>
+              <w:t>rs</w:t>
             </w:r>
           </w:p>
         </w:tc>
@@ -7273,6 +8877,7 @@
           </w:tcPr>
           <w:p>
             <w:pPr>
+              <w:ind w:firstLine="400"/>
               <w:jc w:val="center"/>
             </w:pPr>
             <w:r>
@@ -7294,6 +8899,7 @@
           </w:tcPr>
           <w:p>
             <w:pPr>
+              <w:ind w:firstLine="400"/>
               <w:jc w:val="center"/>
             </w:pPr>
             <w:r>
@@ -7310,6 +8916,7 @@
           </w:tcPr>
           <w:p>
             <w:pPr>
+              <w:ind w:firstLine="400"/>
               <w:jc w:val="center"/>
             </w:pPr>
             <w:r>
@@ -7326,6 +8933,7 @@
           </w:tcPr>
           <w:p>
             <w:pPr>
+              <w:ind w:firstLine="400"/>
               <w:jc w:val="center"/>
             </w:pPr>
             <w:r>
@@ -7342,13 +8950,28 @@
           </w:tcPr>
           <w:p>
             <w:pPr>
-              <w:jc w:val="center"/>
-            </w:pPr>
-            <w:r>
-              <w:rPr>
-                <w:sz w:val="20"/>
-              </w:rPr>
-              <w:t>~13 yrs</w:t>
+              <w:ind w:firstLine="400"/>
+              <w:jc w:val="center"/>
+            </w:pPr>
+            <w:r>
+              <w:rPr>
+                <w:sz w:val="20"/>
+              </w:rPr>
+              <w:t>~13 y</w:t>
+            </w:r>
+            <w:r>
+              <w:rPr>
+                <w:rFonts w:eastAsia="宋体" w:hint="eastAsia"/>
+                <w:sz w:val="20"/>
+                <w:lang w:eastAsia="zh-CN"/>
+              </w:rPr>
+              <w:t>ea</w:t>
+            </w:r>
+            <w:r>
+              <w:rPr>
+                <w:sz w:val="20"/>
+              </w:rPr>
+              <w:t>rs</w:t>
             </w:r>
           </w:p>
         </w:tc>
@@ -7358,6 +8981,7 @@
           </w:tcPr>
           <w:p>
             <w:pPr>
+              <w:ind w:firstLine="400"/>
               <w:jc w:val="center"/>
             </w:pPr>
             <w:r>
@@ -7373,6 +8997,7 @@
     <w:p>
       <w:pPr>
         <w:spacing w:before="40"/>
+        <w:ind w:firstLine="360"/>
         <w:jc w:val="center"/>
       </w:pPr>
       <w:r>
@@ -7387,319 +9012,66 @@
     <w:p>
       <w:pPr>
         <w:spacing w:after="120"/>
+        <w:ind w:firstLine="440"/>
       </w:pPr>
       <w:r>
-        <w:lastRenderedPageBreak/>
-        <w:t>This interpretation is independent of the outcome labels and has its own business logic: the feature space naturally separates companies by their revenue level and traction, which reflects their development stage. Note that K-Means clusters do not correspond one-to-one with the outcome classes — this would only be possible if the features perfectly predicted the outcome, which they do not (synthetic data limitation).</w:t>
-      </w:r>
-    </w:p>
-    <w:p/>
-    <w:p>
-      <w:pPr>
-        <w:pStyle w:val="21"/>
-      </w:pPr>
-      <w:bookmarkStart w:id="17" w:name="_Toc226057052"/>
-      <w:r>
-        <w:t>5.5  k=2 vs Failure / Non-Failure</w:t>
-      </w:r>
-      <w:bookmarkEnd w:id="17"/>
+        <w:t xml:space="preserve">This interpretation is independent of the outcome labels and has its own business logic: the feature space naturally separates companies by their revenue level and traction, which reflects their development stage. Note that K-Means clusters do not correspond one-to-one with the outcome classes — this would only be possible if the features perfectly predicted the outcome, which they do not </w:t>
+      </w:r>
+      <w:r>
+        <w:rPr>
+          <w:rFonts w:eastAsia="宋体" w:hint="eastAsia"/>
+          <w:lang w:eastAsia="zh-CN"/>
+        </w:rPr>
+        <w:t>because of the</w:t>
+      </w:r>
+      <w:r>
+        <w:t xml:space="preserve"> limitation</w:t>
+      </w:r>
+      <w:r>
+        <w:rPr>
+          <w:rFonts w:eastAsia="宋体" w:hint="eastAsia"/>
+          <w:lang w:eastAsia="zh-CN"/>
+        </w:rPr>
+        <w:t xml:space="preserve"> of the dataset</w:t>
+      </w:r>
+      <w:r>
+        <w:t>.</w:t>
+      </w:r>
     </w:p>
     <w:p>
       <w:pPr>
-        <w:spacing w:after="120"/>
+        <w:ind w:firstLine="440"/>
+        <w:rPr>
+          <w:rFonts w:eastAsia="宋体"/>
+          <w:lang w:eastAsia="zh-CN"/>
+        </w:rPr>
       </w:pPr>
-      <w:r>
-        <w:t>As a sanity check, we compare k=2 clusters with a binary outcome grouping (Failure vs Non-Failure). Table 13 shows the composition.</w:t>
-      </w:r>
-    </w:p>
-    <w:tbl>
-      <w:tblPr>
-        <w:tblStyle w:val="aff1"/>
-        <w:tblW w:w="0" w:type="auto"/>
-        <w:jc w:val="center"/>
-        <w:tblLook w:val="04A0" w:firstRow="1" w:lastRow="0" w:firstColumn="1" w:lastColumn="0" w:noHBand="0" w:noVBand="1"/>
-      </w:tblPr>
-      <w:tblGrid>
-        <w:gridCol w:w="2351"/>
-        <w:gridCol w:w="2351"/>
-        <w:gridCol w:w="2351"/>
-        <w:gridCol w:w="2351"/>
-      </w:tblGrid>
-      <w:tr>
-        <w:trPr>
-          <w:jc w:val="center"/>
-        </w:trPr>
-        <w:tc>
-          <w:tcPr>
-            <w:tcW w:w="2351" w:type="dxa"/>
-          </w:tcPr>
-          <w:p>
-            <w:pPr>
-              <w:jc w:val="center"/>
-            </w:pPr>
-            <w:r>
-              <w:rPr>
-                <w:b/>
-                <w:sz w:val="20"/>
-              </w:rPr>
-              <w:t>Cluster</w:t>
-            </w:r>
-          </w:p>
-        </w:tc>
-        <w:tc>
-          <w:tcPr>
-            <w:tcW w:w="2351" w:type="dxa"/>
-          </w:tcPr>
-          <w:p>
-            <w:pPr>
-              <w:jc w:val="center"/>
-            </w:pPr>
-            <w:r>
-              <w:rPr>
-                <w:b/>
-                <w:sz w:val="20"/>
-              </w:rPr>
-              <w:t>Failure %</w:t>
-            </w:r>
-          </w:p>
-        </w:tc>
-        <w:tc>
-          <w:tcPr>
-            <w:tcW w:w="2351" w:type="dxa"/>
-          </w:tcPr>
-          <w:p>
-            <w:pPr>
-              <w:jc w:val="center"/>
-            </w:pPr>
-            <w:r>
-              <w:rPr>
-                <w:b/>
-                <w:sz w:val="20"/>
-              </w:rPr>
-              <w:t>Non-Failure %</w:t>
-            </w:r>
-          </w:p>
-        </w:tc>
-        <w:tc>
-          <w:tcPr>
-            <w:tcW w:w="2351" w:type="dxa"/>
-          </w:tcPr>
-          <w:p>
-            <w:pPr>
-              <w:jc w:val="center"/>
-            </w:pPr>
-            <w:r>
-              <w:rPr>
-                <w:b/>
-                <w:sz w:val="20"/>
-              </w:rPr>
-              <w:t>Dominant profile</w:t>
-            </w:r>
-          </w:p>
-        </w:tc>
-      </w:tr>
-      <w:tr>
-        <w:trPr>
-          <w:jc w:val="center"/>
-        </w:trPr>
-        <w:tc>
-          <w:tcPr>
-            <w:tcW w:w="2351" w:type="dxa"/>
-          </w:tcPr>
-          <w:p>
-            <w:pPr>
-              <w:jc w:val="center"/>
-            </w:pPr>
-            <w:r>
-              <w:rPr>
-                <w:sz w:val="20"/>
-              </w:rPr>
-              <w:t>0 (high revenue)</w:t>
-            </w:r>
-          </w:p>
-        </w:tc>
-        <w:tc>
-          <w:tcPr>
-            <w:tcW w:w="2351" w:type="dxa"/>
-          </w:tcPr>
-          <w:p>
-            <w:pPr>
-              <w:jc w:val="center"/>
-            </w:pPr>
-            <w:r>
-              <w:rPr>
-                <w:sz w:val="20"/>
-              </w:rPr>
-              <w:t>43.4%</w:t>
-            </w:r>
-          </w:p>
-        </w:tc>
-        <w:tc>
-          <w:tcPr>
-            <w:tcW w:w="2351" w:type="dxa"/>
-          </w:tcPr>
-          <w:p>
-            <w:pPr>
-              <w:jc w:val="center"/>
-            </w:pPr>
-            <w:r>
-              <w:rPr>
-                <w:sz w:val="20"/>
-              </w:rPr>
-              <w:t>56.6%</w:t>
-            </w:r>
-          </w:p>
-        </w:tc>
-        <w:tc>
-          <w:tcPr>
-            <w:tcW w:w="2351" w:type="dxa"/>
-          </w:tcPr>
-          <w:p>
-            <w:pPr>
-              <w:jc w:val="center"/>
-            </w:pPr>
-            <w:r>
-              <w:rPr>
-                <w:sz w:val="20"/>
-              </w:rPr>
-              <w:t>Mostly Non-Failure</w:t>
-            </w:r>
-          </w:p>
-        </w:tc>
-      </w:tr>
-      <w:tr>
-        <w:trPr>
-          <w:jc w:val="center"/>
-        </w:trPr>
-        <w:tc>
-          <w:tcPr>
-            <w:tcW w:w="2351" w:type="dxa"/>
-          </w:tcPr>
-          <w:p>
-            <w:pPr>
-              <w:jc w:val="center"/>
-            </w:pPr>
-            <w:r>
-              <w:rPr>
-                <w:sz w:val="20"/>
-              </w:rPr>
-              <w:t>1 (low revenue)</w:t>
-            </w:r>
-          </w:p>
-        </w:tc>
-        <w:tc>
-          <w:tcPr>
-            <w:tcW w:w="2351" w:type="dxa"/>
-          </w:tcPr>
-          <w:p>
-            <w:pPr>
-              <w:jc w:val="center"/>
-            </w:pPr>
-            <w:r>
-              <w:rPr>
-                <w:sz w:val="20"/>
-              </w:rPr>
-              <w:t>79.7%</w:t>
-            </w:r>
-          </w:p>
-        </w:tc>
-        <w:tc>
-          <w:tcPr>
-            <w:tcW w:w="2351" w:type="dxa"/>
-          </w:tcPr>
-          <w:p>
-            <w:pPr>
-              <w:jc w:val="center"/>
-            </w:pPr>
-            <w:r>
-              <w:rPr>
-                <w:sz w:val="20"/>
-              </w:rPr>
-              <w:t>20.3%</w:t>
-            </w:r>
-          </w:p>
-        </w:tc>
-        <w:tc>
-          <w:tcPr>
-            <w:tcW w:w="2351" w:type="dxa"/>
-          </w:tcPr>
-          <w:p>
-            <w:pPr>
-              <w:jc w:val="center"/>
-            </w:pPr>
-            <w:r>
-              <w:rPr>
-                <w:sz w:val="20"/>
-              </w:rPr>
-              <w:t>Strongly Failure</w:t>
-            </w:r>
-          </w:p>
-        </w:tc>
-      </w:tr>
-    </w:tbl>
-    <w:p>
-      <w:pPr>
-        <w:spacing w:before="40"/>
-        <w:jc w:val="center"/>
-      </w:pPr>
-      <w:r>
-        <w:rPr>
-          <w:i/>
-          <w:color w:val="646464"/>
-          <w:sz w:val="18"/>
-        </w:rPr>
-        <w:t>Table 13 — k=2 cluster composition vs binary outcome.</w:t>
-      </w:r>
     </w:p>
     <w:p>
       <w:pPr>
-        <w:spacing w:after="120"/>
+        <w:ind w:firstLine="440"/>
+        <w:rPr>
+          <w:rFonts w:eastAsia="宋体" w:hint="eastAsia"/>
+          <w:lang w:eastAsia="zh-CN"/>
+        </w:rPr>
       </w:pPr>
-      <w:r>
-        <w:t>With k=2, Cluster 1 aligns strongly with Failure (79.7%). This is the clearest alignment between unsupervised clustering and supervised labels in the entire analysis, and is consistent with the finding that revenue and traction are the only informative features.</w:t>
-      </w:r>
-    </w:p>
-    <w:p/>
-    <w:p>
-      <w:pPr>
-        <w:pStyle w:val="21"/>
-      </w:pPr>
-      <w:bookmarkStart w:id="18" w:name="_Toc226057053"/>
-      <w:r>
-        <w:t>5.6  Hierarchical Clustering</w:t>
-      </w:r>
-      <w:bookmarkEnd w:id="18"/>
     </w:p>
     <w:p>
       <w:pPr>
-        <w:spacing w:after="120"/>
+        <w:pStyle w:val="1"/>
+        <w:ind w:firstLineChars="0" w:firstLine="0"/>
       </w:pPr>
-      <w:r>
-        <w:t>We applied Agglomerative Clustering with Ward linkage on a 2,000-row subsample. The dendrogram was reconstructed from the sklearn model using the TD06 method. With k=3, the hierarchical solution produces a more imbalanced partition (Cluster 0: 78%, Cluster 1: 15%, Cluster 2: 7%) compared to K-Means (53/27/20%). This is expected: Ward linkage minimises intra-cluster variance without any constraint on cluster size, while K-Means tends toward more balanced partitions.</w:t>
-      </w:r>
-    </w:p>
-    <w:p>
-      <w:pPr>
-        <w:spacing w:after="120"/>
-      </w:pPr>
-      <w:r>
-        <w:t>The side-by-side PCA comparison confirms that both methods identify a similar large high-revenue group and a smaller low-traction group, but differ in how they split the intermediate region.</w:t>
-      </w:r>
-    </w:p>
-    <w:p/>
-    <w:p>
-      <w:pPr>
-        <w:pStyle w:val="1"/>
-      </w:pPr>
-      <w:bookmarkStart w:id="19" w:name="_Toc226057054"/>
-      <w:r>
-        <w:t>6  Conclusion</w:t>
+      <w:bookmarkStart w:id="19" w:name="_Toc226063958"/>
+      <w:r>
+        <w:lastRenderedPageBreak/>
+        <w:t>Conclusion</w:t>
       </w:r>
       <w:bookmarkEnd w:id="19"/>
     </w:p>
     <w:p>
       <w:pPr>
         <w:spacing w:after="120"/>
+        <w:ind w:firstLine="440"/>
       </w:pPr>
       <w:r>
         <w:t>Supervised learning (3-class): Logistic Regression achieves the best CV and test accuracy (CV = 73.00%, test = 72.90%), closely followed by LDA (72.58%) and Decision Tree (71.98%). The narrow gap between models (&lt; 2 pp) reflects the dataset's weak feature-target correlations rather than model capacity. The macro F1 of 0.584 is dragged down by the near-unlearnable IPO class (2.1% of data, recall = 0.19), which the model almost never predicts. Binary classification (Failure vs Acquisition): removing the 2,055 IPO samples and retraining on the remaining 97,945 samples raises macro F1 from 0.584 to 0.737 and ROC AUC to 0.816. All four models improve, with LR again performing best (CV = 74.26%). This confirms that class imbalance — not model architecture — was the primary bottleneck in the 3-class setting.</w:t>
@@ -7708,15 +9080,16 @@
     <w:p>
       <w:pPr>
         <w:spacing w:after="120"/>
+        <w:ind w:firstLine="440"/>
       </w:pPr>
       <w:r>
-        <w:lastRenderedPageBreak/>
         <w:t>Unsupervised learning: PCA captures only 39.65% of variance in two components, and both k=2 and k=3 yield low silhouette scores (&lt; 0.17), indicating no strong natural cluster structure. Nevertheless, three interpretable startup archetypes emerge: mature high-revenue companies (Cluster 0), early-stage young-founder startups (Cluster 1), and low-traction struggling companies (Cluster 2). With k=2, Cluster 1 aligns strongly with Failure (79.7%), providing the clearest unsupervised-to-supervised link in the analysis.</w:t>
       </w:r>
     </w:p>
     <w:p>
       <w:pPr>
         <w:spacing w:after="120"/>
+        <w:ind w:firstLine="440"/>
       </w:pPr>
       <w:r>
         <w:t xml:space="preserve">The fundamental limitation of this work is the nature of the dataset: five of seven features carry near-zero signal, imposing a hard ceiling on both classification accuracy (~73%) and clustering quality. In a </w:t>
@@ -7749,6 +9122,7 @@
     <w:p>
       <w:pPr>
         <w:spacing w:after="0" w:line="240" w:lineRule="auto"/>
+        <w:ind w:firstLine="440"/>
       </w:pPr>
       <w:r>
         <w:separator/>
@@ -7759,6 +9133,7 @@
     <w:p>
       <w:pPr>
         <w:spacing w:after="0" w:line="240" w:lineRule="auto"/>
+        <w:ind w:firstLine="440"/>
       </w:pPr>
       <w:r>
         <w:continuationSeparator/>
@@ -7782,6 +9157,7 @@
       <w:p>
         <w:pPr>
           <w:pStyle w:val="a7"/>
+          <w:ind w:firstLine="440"/>
           <w:jc w:val="center"/>
         </w:pPr>
         <w:r>
@@ -7808,6 +9184,7 @@
   <w:p>
     <w:pPr>
       <w:pStyle w:val="a7"/>
+      <w:ind w:firstLine="440"/>
     </w:pPr>
   </w:p>
 </w:ftr>
@@ -7819,6 +9196,7 @@
     <w:p>
       <w:pPr>
         <w:spacing w:after="0" w:line="240" w:lineRule="auto"/>
+        <w:ind w:firstLine="440"/>
       </w:pPr>
       <w:r>
         <w:separator/>
@@ -7829,6 +9207,7 @@
     <w:p>
       <w:pPr>
         <w:spacing w:after="0" w:line="240" w:lineRule="auto"/>
+        <w:ind w:firstLine="440"/>
       </w:pPr>
       <w:r>
         <w:continuationSeparator/>
@@ -8430,7 +9809,10 @@
   <w:style w:type="paragraph" w:default="1" w:styleId="a1">
     <w:name w:val="Normal"/>
     <w:qFormat/>
-    <w:rsid w:val="00FC693F"/>
+    <w:rsid w:val="007E1D32"/>
+    <w:pPr>
+      <w:ind w:firstLineChars="200" w:firstLine="200"/>
+    </w:pPr>
   </w:style>
   <w:style w:type="paragraph" w:styleId="1">
     <w:name w:val="heading 1"/>
@@ -8644,7 +10026,6 @@
   <w:style w:type="character" w:default="1" w:styleId="a2">
     <w:name w:val="Default Paragraph Font"/>
     <w:uiPriority w:val="1"/>
-    <w:semiHidden/>
     <w:unhideWhenUsed/>
   </w:style>
   <w:style w:type="table" w:default="1" w:styleId="a3">
@@ -8815,6 +10196,7 @@
       <w:numPr>
         <w:ilvl w:val="1"/>
       </w:numPr>
+      <w:ind w:firstLineChars="200" w:firstLine="200"/>
     </w:pPr>
     <w:rPr>
       <w:rFonts w:asciiTheme="majorHAnsi" w:eastAsiaTheme="majorEastAsia" w:hAnsiTheme="majorHAnsi" w:cstheme="majorBidi"/>

--- a/scientificProject1/report/startup_success_report.docx
+++ b/scientificProject1/report/startup_success_report.docx
@@ -5310,6 +5310,57 @@
     </w:p>
     <w:p>
       <w:pPr>
+        <w:jc w:val="center"/>
+      </w:pPr>
+      <w:r>
+        <w:drawing>
+          <wp:inline xmlns:a="http://schemas.openxmlformats.org/drawingml/2006/main" xmlns:pic="http://schemas.openxmlformats.org/drawingml/2006/picture">
+            <wp:extent cx="5029200" cy="2772000"/>
+            <wp:docPr id="4" name="Picture 4"/>
+            <wp:cNvGraphicFramePr>
+              <a:graphicFrameLocks noChangeAspect="1"/>
+            </wp:cNvGraphicFramePr>
+            <a:graphic>
+              <a:graphicData uri="http://schemas.openxmlformats.org/drawingml/2006/picture">
+                <pic:pic>
+                  <pic:nvPicPr>
+                    <pic:cNvPr id="0" name="binary_model_comparison.png"/>
+                    <pic:cNvPicPr/>
+                  </pic:nvPicPr>
+                  <pic:blipFill>
+                    <a:blip r:embed="rId14"/>
+                    <a:stretch>
+                      <a:fillRect/>
+                    </a:stretch>
+                  </pic:blipFill>
+                  <pic:spPr>
+                    <a:xfrm>
+                      <a:off x="0" y="0"/>
+                      <a:ext cx="5029200" cy="2772000"/>
+                    </a:xfrm>
+                    <a:prstGeom prst="rect"/>
+                  </pic:spPr>
+                </pic:pic>
+              </a:graphicData>
+            </a:graphic>
+          </wp:inline>
+        </w:drawing>
+      </w:r>
+    </w:p>
+    <w:p>
+      <w:pPr>
+        <w:jc w:val="center"/>
+      </w:pPr>
+      <w:r>
+        <w:rPr>
+          <w:i/>
+          <w:sz w:val="20"/>
+        </w:rPr>
+        <w:t>Figure 4 — CV accuracy comparison for the four models on the binary dataset (Failure vs Acquisition).</w:t>
+      </w:r>
+    </w:p>
+    <w:p>
+      <w:pPr>
         <w:spacing w:after="120"/>
         <w:rPr>
           <w:rFonts w:eastAsia="宋体"/>
@@ -6986,6 +7037,57 @@
     </w:p>
     <w:p>
       <w:pPr>
+        <w:jc w:val="center"/>
+      </w:pPr>
+      <w:r>
+        <w:drawing>
+          <wp:inline xmlns:a="http://schemas.openxmlformats.org/drawingml/2006/main" xmlns:pic="http://schemas.openxmlformats.org/drawingml/2006/picture">
+            <wp:extent cx="5486400" cy="2047473"/>
+            <wp:docPr id="5" name="Picture 5"/>
+            <wp:cNvGraphicFramePr>
+              <a:graphicFrameLocks noChangeAspect="1"/>
+            </wp:cNvGraphicFramePr>
+            <a:graphic>
+              <a:graphicData uri="http://schemas.openxmlformats.org/drawingml/2006/picture">
+                <pic:pic>
+                  <pic:nvPicPr>
+                    <pic:cNvPr id="0" name="cluster_profiles.png"/>
+                    <pic:cNvPicPr/>
+                  </pic:nvPicPr>
+                  <pic:blipFill>
+                    <a:blip r:embed="rId15"/>
+                    <a:stretch>
+                      <a:fillRect/>
+                    </a:stretch>
+                  </pic:blipFill>
+                  <pic:spPr>
+                    <a:xfrm>
+                      <a:off x="0" y="0"/>
+                      <a:ext cx="5486400" cy="2047473"/>
+                    </a:xfrm>
+                    <a:prstGeom prst="rect"/>
+                  </pic:spPr>
+                </pic:pic>
+              </a:graphicData>
+            </a:graphic>
+          </wp:inline>
+        </w:drawing>
+      </w:r>
+    </w:p>
+    <w:p>
+      <w:pPr>
+        <w:jc w:val="center"/>
+      </w:pPr>
+      <w:r>
+        <w:rPr>
+          <w:i/>
+          <w:sz w:val="20"/>
+        </w:rPr>
+        <w:t>Figure 5 — Cluster profiles (mean feature values). Left: small-scale features; Right: large-scale features.</w:t>
+      </w:r>
+    </w:p>
+    <w:p>
+      <w:pPr>
         <w:rPr>
           <w:rFonts w:eastAsia="宋体" w:hint="eastAsia"/>
           <w:lang w:eastAsia="zh-CN"/>
@@ -7391,6 +7493,57 @@
       <w:r>
         <w:lastRenderedPageBreak/>
         <w:t>This interpretation is independent of the outcome labels and has its own business logic: the feature space naturally separates companies by their revenue level and traction, which reflects their development stage. Note that K-Means clusters do not correspond one-to-one with the outcome classes — this would only be possible if the features perfectly predicted the outcome, which they do not (synthetic data limitation).</w:t>
+      </w:r>
+    </w:p>
+    <w:p>
+      <w:pPr>
+        <w:jc w:val="center"/>
+      </w:pPr>
+      <w:r>
+        <w:drawing>
+          <wp:inline xmlns:a="http://schemas.openxmlformats.org/drawingml/2006/main" xmlns:pic="http://schemas.openxmlformats.org/drawingml/2006/picture">
+            <wp:extent cx="5486400" cy="2338336"/>
+            <wp:docPr id="6" name="Picture 6"/>
+            <wp:cNvGraphicFramePr>
+              <a:graphicFrameLocks noChangeAspect="1"/>
+            </wp:cNvGraphicFramePr>
+            <a:graphic>
+              <a:graphicData uri="http://schemas.openxmlformats.org/drawingml/2006/picture">
+                <pic:pic>
+                  <pic:nvPicPr>
+                    <pic:cNvPr id="0" name="kmeans_vs_hc.png"/>
+                    <pic:cNvPicPr/>
+                  </pic:nvPicPr>
+                  <pic:blipFill>
+                    <a:blip r:embed="rId16"/>
+                    <a:stretch>
+                      <a:fillRect/>
+                    </a:stretch>
+                  </pic:blipFill>
+                  <pic:spPr>
+                    <a:xfrm>
+                      <a:off x="0" y="0"/>
+                      <a:ext cx="5486400" cy="2338336"/>
+                    </a:xfrm>
+                    <a:prstGeom prst="rect"/>
+                  </pic:spPr>
+                </pic:pic>
+              </a:graphicData>
+            </a:graphic>
+          </wp:inline>
+        </w:drawing>
+      </w:r>
+    </w:p>
+    <w:p>
+      <w:pPr>
+        <w:jc w:val="center"/>
+      </w:pPr>
+      <w:r>
+        <w:rPr>
+          <w:i/>
+          <w:sz w:val="20"/>
+        </w:rPr>
+        <w:t>Figure 6 — Side-by-side PCA projection: K-Means (left) vs Hierarchical / Ward (right). Both methods identify the same three groups.</w:t>
       </w:r>
     </w:p>
     <w:p/>

--- a/scientificProject1/report/startup_success_report.docx
+++ b/scientificProject1/report/startup_success_report.docx
@@ -1668,8 +1668,13 @@
         <w:pStyle w:val="1"/>
       </w:pPr>
       <w:bookmarkStart w:id="1" w:name="_Toc226057036"/>
+      <w:proofErr w:type="gramStart"/>
       <w:r>
-        <w:t>1  Dataset Description</w:t>
+        <w:t>1  Dataset</w:t>
+      </w:r>
+      <w:proofErr w:type="gramEnd"/>
+      <w:r>
+        <w:t xml:space="preserve"> Description</w:t>
       </w:r>
       <w:bookmarkEnd w:id="1"/>
     </w:p>
@@ -1678,7 +1683,15 @@
         <w:spacing w:after="120"/>
       </w:pPr>
       <w:r>
-        <w:t>The dataset was obtained from Kaggle and consists of 100,000 rows and 11 columns (7 numerical, 3 categorical, 1 target). There are no missing values. Table 1 summarises the features.</w:t>
+        <w:t xml:space="preserve">The dataset was obtained from Kaggle and consists of 100,000 rows and 11 columns (7 numerical, 3 categorical, 1 target). There are no missing values. Table 1 </w:t>
+      </w:r>
+      <w:proofErr w:type="spellStart"/>
+      <w:r>
+        <w:t>summarises</w:t>
+      </w:r>
+      <w:proofErr w:type="spellEnd"/>
+      <w:r>
+        <w:t xml:space="preserve"> the features.</w:t>
       </w:r>
     </w:p>
     <w:tbl>
@@ -1761,12 +1774,14 @@
             <w:pPr>
               <w:jc w:val="center"/>
             </w:pPr>
+            <w:proofErr w:type="spellStart"/>
             <w:r>
               <w:rPr>
                 <w:sz w:val="20"/>
               </w:rPr>
               <w:t>funding_rounds</w:t>
             </w:r>
+            <w:proofErr w:type="spellEnd"/>
           </w:p>
         </w:tc>
         <w:tc>
@@ -1814,12 +1829,14 @@
             <w:pPr>
               <w:jc w:val="center"/>
             </w:pPr>
+            <w:proofErr w:type="spellStart"/>
             <w:r>
               <w:rPr>
                 <w:sz w:val="20"/>
               </w:rPr>
               <w:t>founder_experience_years</w:t>
             </w:r>
+            <w:proofErr w:type="spellEnd"/>
           </w:p>
         </w:tc>
         <w:tc>
@@ -1867,12 +1884,14 @@
             <w:pPr>
               <w:jc w:val="center"/>
             </w:pPr>
+            <w:proofErr w:type="spellStart"/>
             <w:r>
               <w:rPr>
                 <w:sz w:val="20"/>
               </w:rPr>
               <w:t>team_size</w:t>
             </w:r>
+            <w:proofErr w:type="spellEnd"/>
           </w:p>
         </w:tc>
         <w:tc>
@@ -1920,12 +1939,14 @@
             <w:pPr>
               <w:jc w:val="center"/>
             </w:pPr>
+            <w:proofErr w:type="spellStart"/>
             <w:r>
               <w:rPr>
                 <w:sz w:val="20"/>
               </w:rPr>
               <w:t>market_size_billion</w:t>
             </w:r>
+            <w:proofErr w:type="spellEnd"/>
           </w:p>
         </w:tc>
         <w:tc>
@@ -1973,12 +1994,14 @@
             <w:pPr>
               <w:jc w:val="center"/>
             </w:pPr>
+            <w:proofErr w:type="spellStart"/>
             <w:r>
               <w:rPr>
                 <w:sz w:val="20"/>
               </w:rPr>
               <w:t>product_traction_users</w:t>
             </w:r>
+            <w:proofErr w:type="spellEnd"/>
           </w:p>
         </w:tc>
         <w:tc>
@@ -2026,12 +2049,14 @@
             <w:pPr>
               <w:jc w:val="center"/>
             </w:pPr>
+            <w:proofErr w:type="spellStart"/>
             <w:r>
               <w:rPr>
                 <w:sz w:val="20"/>
               </w:rPr>
               <w:t>burn_rate_million</w:t>
             </w:r>
+            <w:proofErr w:type="spellEnd"/>
           </w:p>
         </w:tc>
         <w:tc>
@@ -2079,12 +2104,14 @@
             <w:pPr>
               <w:jc w:val="center"/>
             </w:pPr>
+            <w:proofErr w:type="spellStart"/>
             <w:r>
               <w:rPr>
                 <w:sz w:val="20"/>
               </w:rPr>
               <w:t>revenue_million</w:t>
             </w:r>
+            <w:proofErr w:type="spellEnd"/>
           </w:p>
         </w:tc>
         <w:tc>
@@ -2132,12 +2159,14 @@
             <w:pPr>
               <w:jc w:val="center"/>
             </w:pPr>
+            <w:proofErr w:type="spellStart"/>
             <w:r>
               <w:rPr>
                 <w:sz w:val="20"/>
               </w:rPr>
               <w:t>investor_type</w:t>
             </w:r>
+            <w:proofErr w:type="spellEnd"/>
           </w:p>
         </w:tc>
         <w:tc>
@@ -2238,12 +2267,14 @@
             <w:pPr>
               <w:jc w:val="center"/>
             </w:pPr>
+            <w:proofErr w:type="spellStart"/>
             <w:r>
               <w:rPr>
                 <w:sz w:val="20"/>
               </w:rPr>
               <w:t>founder_background</w:t>
             </w:r>
+            <w:proofErr w:type="spellEnd"/>
           </w:p>
         </w:tc>
         <w:tc>
@@ -2274,8 +2305,44 @@
               <w:rPr>
                 <w:sz w:val="20"/>
               </w:rPr>
-              <w:t>academic / first_time / ex_bigtech / serial_founder</w:t>
-            </w:r>
+              <w:t xml:space="preserve">academic / </w:t>
+            </w:r>
+            <w:proofErr w:type="spellStart"/>
+            <w:r>
+              <w:rPr>
+                <w:sz w:val="20"/>
+              </w:rPr>
+              <w:t>first_time</w:t>
+            </w:r>
+            <w:proofErr w:type="spellEnd"/>
+            <w:r>
+              <w:rPr>
+                <w:sz w:val="20"/>
+              </w:rPr>
+              <w:t xml:space="preserve"> / </w:t>
+            </w:r>
+            <w:proofErr w:type="spellStart"/>
+            <w:r>
+              <w:rPr>
+                <w:sz w:val="20"/>
+              </w:rPr>
+              <w:t>ex_bigtech</w:t>
+            </w:r>
+            <w:proofErr w:type="spellEnd"/>
+            <w:r>
+              <w:rPr>
+                <w:sz w:val="20"/>
+              </w:rPr>
+              <w:t xml:space="preserve"> / </w:t>
+            </w:r>
+            <w:proofErr w:type="spellStart"/>
+            <w:r>
+              <w:rPr>
+                <w:sz w:val="20"/>
+              </w:rPr>
+              <w:t>serial_founder</w:t>
+            </w:r>
+            <w:proofErr w:type="spellEnd"/>
           </w:p>
         </w:tc>
       </w:tr>
@@ -2353,9 +2420,14 @@
         <w:pStyle w:val="1"/>
       </w:pPr>
       <w:bookmarkStart w:id="2" w:name="_Toc226057037"/>
+      <w:proofErr w:type="gramStart"/>
       <w:r>
         <w:lastRenderedPageBreak/>
-        <w:t>2  Exploratory Data Analysis</w:t>
+        <w:t>2  Exploratory</w:t>
+      </w:r>
+      <w:proofErr w:type="gramEnd"/>
+      <w:r>
+        <w:t xml:space="preserve"> Data Analysis</w:t>
       </w:r>
       <w:bookmarkEnd w:id="2"/>
     </w:p>
@@ -2364,8 +2436,13 @@
         <w:pStyle w:val="21"/>
       </w:pPr>
       <w:bookmarkStart w:id="3" w:name="_Toc226057038"/>
+      <w:proofErr w:type="gramStart"/>
       <w:r>
-        <w:t>2.1  Class Distribution</w:t>
+        <w:t>2.1  Class</w:t>
+      </w:r>
+      <w:proofErr w:type="gramEnd"/>
+      <w:r>
+        <w:t xml:space="preserve"> Distribution</w:t>
       </w:r>
       <w:bookmarkEnd w:id="3"/>
     </w:p>
@@ -2625,8 +2702,13 @@
         <w:pStyle w:val="21"/>
       </w:pPr>
       <w:bookmarkStart w:id="4" w:name="_Toc226057039"/>
+      <w:proofErr w:type="gramStart"/>
       <w:r>
-        <w:t>2.2  Feature Distributions and Skewness</w:t>
+        <w:t>2.2  Feature</w:t>
+      </w:r>
+      <w:proofErr w:type="gramEnd"/>
+      <w:r>
+        <w:t xml:space="preserve"> Distributions and Skewness</w:t>
       </w:r>
       <w:bookmarkEnd w:id="4"/>
     </w:p>
@@ -2637,48 +2719,58 @@
       <w:r>
         <w:t xml:space="preserve">Histograms reveal that several numerical features have right-skewed distributions, as quantified in Table 3. In particular, </w:t>
       </w:r>
+      <w:proofErr w:type="spellStart"/>
       <w:r>
         <w:rPr>
           <w:b/>
         </w:rPr>
         <w:t>market_size_billion</w:t>
       </w:r>
+      <w:proofErr w:type="spellEnd"/>
       <w:r>
         <w:t xml:space="preserve"> (skewness = 5.26) and </w:t>
       </w:r>
+      <w:proofErr w:type="spellStart"/>
       <w:r>
         <w:rPr>
           <w:b/>
         </w:rPr>
         <w:t>burn_rate_million</w:t>
       </w:r>
+      <w:proofErr w:type="spellEnd"/>
       <w:r>
         <w:t xml:space="preserve"> (skewness = 3.35) are heavily skewed, while </w:t>
       </w:r>
+      <w:proofErr w:type="spellStart"/>
       <w:r>
         <w:rPr>
           <w:b/>
         </w:rPr>
         <w:t>revenue_million</w:t>
       </w:r>
+      <w:proofErr w:type="spellEnd"/>
       <w:r>
         <w:t xml:space="preserve"> shows moderate skewness (1.25). Features such as </w:t>
       </w:r>
+      <w:proofErr w:type="spellStart"/>
       <w:r>
         <w:rPr>
           <w:b/>
         </w:rPr>
         <w:t>founder_experience_years</w:t>
       </w:r>
+      <w:proofErr w:type="spellEnd"/>
       <w:r>
         <w:t xml:space="preserve"> and </w:t>
       </w:r>
+      <w:proofErr w:type="spellStart"/>
       <w:r>
         <w:rPr>
           <w:b/>
         </w:rPr>
         <w:t>team_size</w:t>
       </w:r>
+      <w:proofErr w:type="spellEnd"/>
       <w:r>
         <w:t xml:space="preserve"> are approximately symmetric (skewness ≈ 0).</w:t>
       </w:r>
@@ -2763,12 +2855,14 @@
             <w:pPr>
               <w:jc w:val="center"/>
             </w:pPr>
+            <w:proofErr w:type="spellStart"/>
             <w:r>
               <w:rPr>
                 <w:sz w:val="20"/>
               </w:rPr>
               <w:t>funding_rounds</w:t>
             </w:r>
+            <w:proofErr w:type="spellEnd"/>
           </w:p>
         </w:tc>
         <w:tc>
@@ -2816,12 +2910,14 @@
             <w:pPr>
               <w:jc w:val="center"/>
             </w:pPr>
+            <w:proofErr w:type="spellStart"/>
             <w:r>
               <w:rPr>
                 <w:sz w:val="20"/>
               </w:rPr>
               <w:t>founder_experience_years</w:t>
             </w:r>
+            <w:proofErr w:type="spellEnd"/>
           </w:p>
         </w:tc>
         <w:tc>
@@ -2869,12 +2965,14 @@
             <w:pPr>
               <w:jc w:val="center"/>
             </w:pPr>
+            <w:proofErr w:type="spellStart"/>
             <w:r>
               <w:rPr>
                 <w:sz w:val="20"/>
               </w:rPr>
               <w:t>team_size</w:t>
             </w:r>
+            <w:proofErr w:type="spellEnd"/>
           </w:p>
         </w:tc>
         <w:tc>
@@ -2922,12 +3020,14 @@
             <w:pPr>
               <w:jc w:val="center"/>
             </w:pPr>
+            <w:proofErr w:type="spellStart"/>
             <w:r>
               <w:rPr>
                 <w:sz w:val="20"/>
               </w:rPr>
               <w:t>market_size_billion</w:t>
             </w:r>
+            <w:proofErr w:type="spellEnd"/>
           </w:p>
         </w:tc>
         <w:tc>
@@ -2975,12 +3075,14 @@
             <w:pPr>
               <w:jc w:val="center"/>
             </w:pPr>
+            <w:proofErr w:type="spellStart"/>
             <w:r>
               <w:rPr>
                 <w:sz w:val="20"/>
               </w:rPr>
               <w:t>product_traction_users</w:t>
             </w:r>
+            <w:proofErr w:type="spellEnd"/>
           </w:p>
         </w:tc>
         <w:tc>
@@ -3028,12 +3130,14 @@
             <w:pPr>
               <w:jc w:val="center"/>
             </w:pPr>
+            <w:proofErr w:type="spellStart"/>
             <w:r>
               <w:rPr>
                 <w:sz w:val="20"/>
               </w:rPr>
               <w:t>burn_rate_million</w:t>
             </w:r>
+            <w:proofErr w:type="spellEnd"/>
           </w:p>
         </w:tc>
         <w:tc>
@@ -3081,12 +3185,14 @@
             <w:pPr>
               <w:jc w:val="center"/>
             </w:pPr>
+            <w:proofErr w:type="spellStart"/>
             <w:r>
               <w:rPr>
                 <w:sz w:val="20"/>
               </w:rPr>
               <w:t>revenue_million</w:t>
             </w:r>
+            <w:proofErr w:type="spellEnd"/>
           </w:p>
         </w:tc>
         <w:tc>
@@ -3128,7 +3234,7 @@
         <w:spacing w:before="40"/>
         <w:jc w:val="center"/>
         <w:rPr>
-          <w:rFonts w:eastAsia="宋体" w:hint="eastAsia"/>
+          <w:rFonts w:eastAsia="宋体"/>
           <w:lang w:eastAsia="zh-CN"/>
         </w:rPr>
       </w:pPr>
@@ -3146,8 +3252,13 @@
         <w:pStyle w:val="21"/>
       </w:pPr>
       <w:bookmarkStart w:id="5" w:name="_Toc226057040"/>
+      <w:proofErr w:type="gramStart"/>
       <w:r>
-        <w:t>2.3  Feature Quality Analysis</w:t>
+        <w:t>2.3  Feature</w:t>
+      </w:r>
+      <w:proofErr w:type="gramEnd"/>
+      <w:r>
+        <w:t xml:space="preserve"> Quality Analysis</w:t>
       </w:r>
       <w:bookmarkEnd w:id="5"/>
     </w:p>
@@ -3166,7 +3277,39 @@
         <w:t>*</w:t>
       </w:r>
       <w:r>
-        <w:t xml:space="preserve"> between each numerical feature and the target (encoded ordinally). The results, shown in Table 4, reveal that only revenue_million (r = −0.34) and product_traction_users (r = −0.32) carry meaningful signal. The remaining five features — notably market_size_billion (r = 0.001) and burn_rate_million (r = −0.001) — are essentially noise.</w:t>
+        <w:t xml:space="preserve"> between each numerical feature and the target (encoded ordinally). The results, shown in Table 4, reveal that only </w:t>
+      </w:r>
+      <w:proofErr w:type="spellStart"/>
+      <w:r>
+        <w:t>revenue_million</w:t>
+      </w:r>
+      <w:proofErr w:type="spellEnd"/>
+      <w:r>
+        <w:t xml:space="preserve"> (r = −0.34) and </w:t>
+      </w:r>
+      <w:proofErr w:type="spellStart"/>
+      <w:r>
+        <w:t>product_traction_users</w:t>
+      </w:r>
+      <w:proofErr w:type="spellEnd"/>
+      <w:r>
+        <w:t xml:space="preserve"> (r = −0.32) carry meaningful signal. The remaining five features — notably </w:t>
+      </w:r>
+      <w:proofErr w:type="spellStart"/>
+      <w:r>
+        <w:t>market_size_billion</w:t>
+      </w:r>
+      <w:proofErr w:type="spellEnd"/>
+      <w:r>
+        <w:t xml:space="preserve"> (r = 0.001) and </w:t>
+      </w:r>
+      <w:proofErr w:type="spellStart"/>
+      <w:r>
+        <w:t>burn_rate_million</w:t>
+      </w:r>
+      <w:proofErr w:type="spellEnd"/>
+      <w:r>
+        <w:t xml:space="preserve"> (r = −0.001) — are essentially noise.</w:t>
       </w:r>
     </w:p>
     <w:tbl>
@@ -3249,12 +3392,14 @@
             <w:pPr>
               <w:jc w:val="center"/>
             </w:pPr>
+            <w:proofErr w:type="spellStart"/>
             <w:r>
               <w:rPr>
                 <w:sz w:val="20"/>
               </w:rPr>
               <w:t>revenue_million</w:t>
             </w:r>
+            <w:proofErr w:type="spellEnd"/>
           </w:p>
         </w:tc>
         <w:tc>
@@ -3302,12 +3447,14 @@
             <w:pPr>
               <w:jc w:val="center"/>
             </w:pPr>
+            <w:proofErr w:type="spellStart"/>
             <w:r>
               <w:rPr>
                 <w:sz w:val="20"/>
               </w:rPr>
               <w:t>product_traction_users</w:t>
             </w:r>
+            <w:proofErr w:type="spellEnd"/>
           </w:p>
         </w:tc>
         <w:tc>
@@ -3355,12 +3502,14 @@
             <w:pPr>
               <w:jc w:val="center"/>
             </w:pPr>
+            <w:proofErr w:type="spellStart"/>
             <w:r>
               <w:rPr>
                 <w:sz w:val="20"/>
               </w:rPr>
               <w:t>funding_rounds</w:t>
             </w:r>
+            <w:proofErr w:type="spellEnd"/>
           </w:p>
         </w:tc>
         <w:tc>
@@ -3408,12 +3557,14 @@
             <w:pPr>
               <w:jc w:val="center"/>
             </w:pPr>
+            <w:proofErr w:type="spellStart"/>
             <w:r>
               <w:rPr>
                 <w:sz w:val="20"/>
               </w:rPr>
               <w:t>founder_experience_years</w:t>
             </w:r>
+            <w:proofErr w:type="spellEnd"/>
           </w:p>
         </w:tc>
         <w:tc>
@@ -3461,12 +3612,14 @@
             <w:pPr>
               <w:jc w:val="center"/>
             </w:pPr>
+            <w:proofErr w:type="spellStart"/>
             <w:r>
               <w:rPr>
                 <w:sz w:val="20"/>
               </w:rPr>
               <w:t>team_size</w:t>
             </w:r>
+            <w:proofErr w:type="spellEnd"/>
           </w:p>
         </w:tc>
         <w:tc>
@@ -3514,12 +3667,14 @@
             <w:pPr>
               <w:jc w:val="center"/>
             </w:pPr>
+            <w:proofErr w:type="spellStart"/>
             <w:r>
               <w:rPr>
                 <w:sz w:val="20"/>
               </w:rPr>
               <w:t>burn_rate_million</w:t>
             </w:r>
+            <w:proofErr w:type="spellEnd"/>
           </w:p>
         </w:tc>
         <w:tc>
@@ -3567,12 +3722,14 @@
             <w:pPr>
               <w:jc w:val="center"/>
             </w:pPr>
+            <w:proofErr w:type="spellStart"/>
             <w:r>
               <w:rPr>
                 <w:sz w:val="20"/>
               </w:rPr>
               <w:t>market_size_billion</w:t>
             </w:r>
+            <w:proofErr w:type="spellEnd"/>
           </w:p>
         </w:tc>
         <w:tc>
@@ -3629,7 +3786,23 @@
       </w:pPr>
       <w:r>
         <w:lastRenderedPageBreak/>
-        <w:t>Furthermore, the maximum inter-feature Pearson correlation is 0.714 (between revenue_million and product_traction_users), but most pairs are near zero. This absence of natural structure limits the discriminative power of all models trained on this data.</w:t>
+        <w:t xml:space="preserve">Furthermore, the maximum inter-feature Pearson correlation is 0.714 (between </w:t>
+      </w:r>
+      <w:proofErr w:type="spellStart"/>
+      <w:r>
+        <w:t>revenue_million</w:t>
+      </w:r>
+      <w:proofErr w:type="spellEnd"/>
+      <w:r>
+        <w:t xml:space="preserve"> and </w:t>
+      </w:r>
+      <w:proofErr w:type="spellStart"/>
+      <w:r>
+        <w:t>product_traction_users</w:t>
+      </w:r>
+      <w:proofErr w:type="spellEnd"/>
+      <w:r>
+        <w:t>), but most pairs are near zero. This absence of natural structure limits the discriminative power of all models trained on this data.</w:t>
       </w:r>
     </w:p>
     <w:p/>
@@ -3638,17 +3811,35 @@
         <w:pStyle w:val="1"/>
       </w:pPr>
       <w:bookmarkStart w:id="6" w:name="_Toc226057041"/>
+      <w:proofErr w:type="gramStart"/>
       <w:r>
         <w:t>3  Preprocessing</w:t>
       </w:r>
       <w:bookmarkEnd w:id="6"/>
+      <w:proofErr w:type="gramEnd"/>
     </w:p>
     <w:p>
       <w:pPr>
         <w:spacing w:after="120"/>
       </w:pPr>
       <w:r>
-        <w:t>We built a modular preprocessing pipeline using scikit-learn's Pipeline and ColumnTransformer (following the TD07 pattern), which ensures identical transformations are applied at training and inference time with no data leakage.</w:t>
+        <w:t>We built a modular preprocessing pipeline using scikit-</w:t>
+      </w:r>
+      <w:proofErr w:type="spellStart"/>
+      <w:r>
+        <w:t>learn's</w:t>
+      </w:r>
+      <w:proofErr w:type="spellEnd"/>
+      <w:r>
+        <w:t xml:space="preserve"> Pipeline and </w:t>
+      </w:r>
+      <w:proofErr w:type="spellStart"/>
+      <w:r>
+        <w:t>ColumnTransformer</w:t>
+      </w:r>
+      <w:proofErr w:type="spellEnd"/>
+      <w:r>
+        <w:t xml:space="preserve"> (following the TD07 pattern), which ensures identical transformations are applied at training and inference time with no data leakage.</w:t>
       </w:r>
     </w:p>
     <w:p>
@@ -3662,7 +3853,15 @@
         <w:t>Numerical features</w:t>
       </w:r>
       <w:r>
-        <w:t xml:space="preserve"> were transformed with log1p (to reduce skewness) followed by StandardScaler (zero mean, unit variance). </w:t>
+        <w:t xml:space="preserve"> were transformed with log1p (to reduce skewness) followed by </w:t>
+      </w:r>
+      <w:proofErr w:type="spellStart"/>
+      <w:r>
+        <w:t>StandardScaler</w:t>
+      </w:r>
+      <w:proofErr w:type="spellEnd"/>
+      <w:r>
+        <w:t xml:space="preserve"> (zero mean, unit variance). </w:t>
       </w:r>
       <w:r>
         <w:rPr>
@@ -3671,7 +3870,31 @@
         <w:t>Categorical features</w:t>
       </w:r>
       <w:r>
-        <w:t xml:space="preserve"> (investor_type, sector, founder_background) were encoded with OrdinalEncoder, assigning an integer rank to each category. The dataset was split 80/20 into training (80,000 samples) and test sets (20,000 samples) using stratified sampling to preserve class proportions.</w:t>
+        <w:t xml:space="preserve"> (</w:t>
+      </w:r>
+      <w:proofErr w:type="spellStart"/>
+      <w:r>
+        <w:t>investor_type</w:t>
+      </w:r>
+      <w:proofErr w:type="spellEnd"/>
+      <w:r>
+        <w:t xml:space="preserve">, sector, </w:t>
+      </w:r>
+      <w:proofErr w:type="spellStart"/>
+      <w:r>
+        <w:t>founder_background</w:t>
+      </w:r>
+      <w:proofErr w:type="spellEnd"/>
+      <w:r>
+        <w:t xml:space="preserve">) were encoded with </w:t>
+      </w:r>
+      <w:proofErr w:type="spellStart"/>
+      <w:r>
+        <w:t>OrdinalEncoder</w:t>
+      </w:r>
+      <w:proofErr w:type="spellEnd"/>
+      <w:r>
+        <w:t>, assigning an integer rank to each category. The dataset was split 80/20 into training (80,000 samples) and test sets (20,000 samples) using stratified sampling to preserve class proportions.</w:t>
       </w:r>
     </w:p>
     <w:p/>
@@ -3680,8 +3903,13 @@
         <w:pStyle w:val="1"/>
       </w:pPr>
       <w:bookmarkStart w:id="7" w:name="_Toc226057042"/>
+      <w:proofErr w:type="gramStart"/>
       <w:r>
-        <w:t>4  Supervised Learning</w:t>
+        <w:t>4  Supervised</w:t>
+      </w:r>
+      <w:proofErr w:type="gramEnd"/>
+      <w:r>
+        <w:t xml:space="preserve"> Learning</w:t>
       </w:r>
       <w:bookmarkEnd w:id="7"/>
     </w:p>
@@ -3690,7 +3918,55 @@
         <w:spacing w:after="120"/>
       </w:pPr>
       <w:r>
-        <w:t>We evaluated four classifiers: k-Nearest Neighbours (k-NN), Decision Tree, Logistic Regression, and Linear Discriminant Analysis (LDA). k-NN and Decision Tree were tuned via GridSearchCV with 5-fold StratifiedKFold. Logistic Regression and LDA were evaluated directly with cross_val_score (no hyperparameter grid), following the course approach: LR uses max_iter=1000 with default regularisation, LDA has no critical hyperparameters.</w:t>
+        <w:t xml:space="preserve">We evaluated four classifiers: k-Nearest </w:t>
+      </w:r>
+      <w:proofErr w:type="spellStart"/>
+      <w:r>
+        <w:t>Neighbours</w:t>
+      </w:r>
+      <w:proofErr w:type="spellEnd"/>
+      <w:r>
+        <w:t xml:space="preserve"> (k-NN), Decision Tree, Logistic Regression, and Linear Discriminant Analysis (LDA). k-NN and Decision Tree were tuned via </w:t>
+      </w:r>
+      <w:proofErr w:type="spellStart"/>
+      <w:r>
+        <w:t>GridSearchCV</w:t>
+      </w:r>
+      <w:proofErr w:type="spellEnd"/>
+      <w:r>
+        <w:t xml:space="preserve"> with 5-fold </w:t>
+      </w:r>
+      <w:proofErr w:type="spellStart"/>
+      <w:r>
+        <w:t>StratifiedKFold</w:t>
+      </w:r>
+      <w:proofErr w:type="spellEnd"/>
+      <w:r>
+        <w:t xml:space="preserve">. Logistic Regression and LDA were evaluated directly with </w:t>
+      </w:r>
+      <w:proofErr w:type="spellStart"/>
+      <w:r>
+        <w:t>cross_val_score</w:t>
+      </w:r>
+      <w:proofErr w:type="spellEnd"/>
+      <w:r>
+        <w:t xml:space="preserve"> (no hyperparameter grid), following the course approach: LR uses </w:t>
+      </w:r>
+      <w:proofErr w:type="spellStart"/>
+      <w:r>
+        <w:t>max_iter</w:t>
+      </w:r>
+      <w:proofErr w:type="spellEnd"/>
+      <w:r>
+        <w:t xml:space="preserve">=1000 with default </w:t>
+      </w:r>
+      <w:proofErr w:type="spellStart"/>
+      <w:r>
+        <w:t>regularisation</w:t>
+      </w:r>
+      <w:proofErr w:type="spellEnd"/>
+      <w:r>
+        <w:t>, LDA has no critical hyperparameters.</w:t>
       </w:r>
     </w:p>
     <w:p>
@@ -3698,8 +3974,13 @@
         <w:pStyle w:val="21"/>
       </w:pPr>
       <w:bookmarkStart w:id="8" w:name="_Toc226057043"/>
+      <w:proofErr w:type="gramStart"/>
       <w:r>
-        <w:t>4.1  Hyperparameter Tuning</w:t>
+        <w:t>4.1  Hyperparameter</w:t>
+      </w:r>
+      <w:proofErr w:type="gramEnd"/>
+      <w:r>
+        <w:t xml:space="preserve"> Tuning</w:t>
       </w:r>
       <w:bookmarkEnd w:id="8"/>
     </w:p>
@@ -3708,7 +3989,15 @@
         <w:spacing w:after="120"/>
       </w:pPr>
       <w:r>
-        <w:t>Table 5 summarises the best hyperparameters and cross-validated accuracy for each model.</w:t>
+        <w:t xml:space="preserve">Table 5 </w:t>
+      </w:r>
+      <w:proofErr w:type="spellStart"/>
+      <w:r>
+        <w:t>summarises</w:t>
+      </w:r>
+      <w:proofErr w:type="spellEnd"/>
+      <w:r>
+        <w:t xml:space="preserve"> the best hyperparameters and cross-validated accuracy for each model.</w:t>
       </w:r>
     </w:p>
     <w:tbl>
@@ -3829,7 +4118,21 @@
               <w:rPr>
                 <w:sz w:val="20"/>
               </w:rPr>
-              <w:t>k ∈ {3,5,7,…,201}</w:t>
+              <w:t>k ∈ {3,</w:t>
+            </w:r>
+            <w:proofErr w:type="gramStart"/>
+            <w:r>
+              <w:rPr>
+                <w:sz w:val="20"/>
+              </w:rPr>
+              <w:t>5,7,…</w:t>
+            </w:r>
+            <w:proofErr w:type="gramEnd"/>
+            <w:r>
+              <w:rPr>
+                <w:sz w:val="20"/>
+              </w:rPr>
+              <w:t>,201}</w:t>
             </w:r>
           </w:p>
         </w:tc>
@@ -3894,12 +4197,42 @@
             <w:pPr>
               <w:jc w:val="center"/>
             </w:pPr>
-            <w:r>
-              <w:rPr>
-                <w:sz w:val="20"/>
-              </w:rPr>
-              <w:t>max_depth ∈ {5,10,15,20,None}, min_split</w:t>
-            </w:r>
+            <w:proofErr w:type="spellStart"/>
+            <w:r>
+              <w:rPr>
+                <w:sz w:val="20"/>
+              </w:rPr>
+              <w:t>max_depth</w:t>
+            </w:r>
+            <w:proofErr w:type="spellEnd"/>
+            <w:r>
+              <w:rPr>
+                <w:sz w:val="20"/>
+              </w:rPr>
+              <w:t xml:space="preserve"> ∈ {5,10,15,</w:t>
+            </w:r>
+            <w:proofErr w:type="gramStart"/>
+            <w:r>
+              <w:rPr>
+                <w:sz w:val="20"/>
+              </w:rPr>
+              <w:t>20,None</w:t>
+            </w:r>
+            <w:proofErr w:type="gramEnd"/>
+            <w:r>
+              <w:rPr>
+                <w:sz w:val="20"/>
+              </w:rPr>
+              <w:t xml:space="preserve">}, </w:t>
+            </w:r>
+            <w:proofErr w:type="spellStart"/>
+            <w:r>
+              <w:rPr>
+                <w:sz w:val="20"/>
+              </w:rPr>
+              <w:t>min_split</w:t>
+            </w:r>
+            <w:proofErr w:type="spellEnd"/>
           </w:p>
         </w:tc>
         <w:tc>
@@ -3910,11 +4243,33 @@
             <w:pPr>
               <w:jc w:val="center"/>
             </w:pPr>
-            <w:r>
-              <w:rPr>
-                <w:sz w:val="20"/>
-              </w:rPr>
-              <w:t>max_depth=10, min_split=50</w:t>
+            <w:proofErr w:type="spellStart"/>
+            <w:r>
+              <w:rPr>
+                <w:sz w:val="20"/>
+              </w:rPr>
+              <w:t>max_depth</w:t>
+            </w:r>
+            <w:proofErr w:type="spellEnd"/>
+            <w:r>
+              <w:rPr>
+                <w:sz w:val="20"/>
+              </w:rPr>
+              <w:t xml:space="preserve">=10, </w:t>
+            </w:r>
+            <w:proofErr w:type="spellStart"/>
+            <w:r>
+              <w:rPr>
+                <w:sz w:val="20"/>
+              </w:rPr>
+              <w:t>min_split</w:t>
+            </w:r>
+            <w:proofErr w:type="spellEnd"/>
+            <w:r>
+              <w:rPr>
+                <w:sz w:val="20"/>
+              </w:rPr>
+              <w:t>=50</w:t>
             </w:r>
           </w:p>
         </w:tc>
@@ -3967,7 +4322,21 @@
               <w:rPr>
                 <w:sz w:val="20"/>
               </w:rPr>
-              <w:t>no tuning (max_iter=1000)</w:t>
+              <w:t>no tuning (</w:t>
+            </w:r>
+            <w:proofErr w:type="spellStart"/>
+            <w:r>
+              <w:rPr>
+                <w:sz w:val="20"/>
+              </w:rPr>
+              <w:t>max_iter</w:t>
+            </w:r>
+            <w:proofErr w:type="spellEnd"/>
+            <w:r>
+              <w:rPr>
+                <w:sz w:val="20"/>
+              </w:rPr>
+              <w:t>=1000)</w:t>
             </w:r>
           </w:p>
         </w:tc>
@@ -3995,7 +4364,7 @@
             <w:pPr>
               <w:jc w:val="center"/>
               <w:rPr>
-                <w:rFonts w:eastAsia="宋体" w:hint="eastAsia"/>
+                <w:rFonts w:eastAsia="宋体"/>
                 <w:lang w:eastAsia="zh-CN"/>
               </w:rPr>
             </w:pPr>
@@ -4115,7 +4484,15 @@
         </w:rPr>
       </w:pPr>
       <w:r>
-        <w:t>A notable finding is that the best k for k-NN reached the upper boundary of the search grid (k = 201), even after extending the grid to 201. This indicates that k-NN performs best with maximal smoothing — a strong signal that the data has no meaningful local neighbourhood structure, consistent with the synthetic nature of the dataset.</w:t>
+        <w:t xml:space="preserve">A notable finding is that the best k for k-NN reached the upper boundary of the search grid (k = 201), even after extending the grid to 201. This indicates that k-NN performs best with maximal smoothing — a strong signal that the data has no meaningful local </w:t>
+      </w:r>
+      <w:proofErr w:type="spellStart"/>
+      <w:r>
+        <w:t>neighbourhood</w:t>
+      </w:r>
+      <w:proofErr w:type="spellEnd"/>
+      <w:r>
+        <w:t xml:space="preserve"> structure, consistent with the synthetic nature of the dataset.</w:t>
       </w:r>
     </w:p>
     <w:p/>
@@ -4215,7 +4592,27 @@
           <w:sz w:val="18"/>
           <w:szCs w:val="18"/>
         </w:rPr>
-        <w:t xml:space="preserve"> — CV accuracy comparison for all four tuned models (5-fold StratifiedKFold).</w:t>
+        <w:t xml:space="preserve"> — CV accuracy comparison for all four tuned models (5-fold </w:t>
+      </w:r>
+      <w:proofErr w:type="spellStart"/>
+      <w:r>
+        <w:rPr>
+          <w:i/>
+          <w:color w:val="646464"/>
+          <w:sz w:val="18"/>
+          <w:szCs w:val="18"/>
+        </w:rPr>
+        <w:t>StratifiedKFold</w:t>
+      </w:r>
+      <w:proofErr w:type="spellEnd"/>
+      <w:r>
+        <w:rPr>
+          <w:i/>
+          <w:color w:val="646464"/>
+          <w:sz w:val="18"/>
+          <w:szCs w:val="18"/>
+        </w:rPr>
+        <w:t>).</w:t>
       </w:r>
     </w:p>
     <w:p>
@@ -4228,8 +4625,13 @@
         <w:pStyle w:val="21"/>
       </w:pPr>
       <w:bookmarkStart w:id="9" w:name="_Toc226057044"/>
+      <w:proofErr w:type="gramStart"/>
       <w:r>
-        <w:t>4.2  Model Comparison</w:t>
+        <w:t>4.2  Model</w:t>
+      </w:r>
+      <w:proofErr w:type="gramEnd"/>
+      <w:r>
+        <w:t xml:space="preserve"> Comparison</w:t>
       </w:r>
       <w:bookmarkEnd w:id="9"/>
     </w:p>
@@ -4256,8 +4658,13 @@
         <w:pStyle w:val="21"/>
       </w:pPr>
       <w:bookmarkStart w:id="10" w:name="_Toc226057045"/>
+      <w:proofErr w:type="gramStart"/>
       <w:r>
-        <w:t>4.3  Final Model Evaluation — Logistic Regression</w:t>
+        <w:t>4.3  Final</w:t>
+      </w:r>
+      <w:proofErr w:type="gramEnd"/>
+      <w:r>
+        <w:t xml:space="preserve"> Model Evaluation — Logistic Regression</w:t>
       </w:r>
       <w:bookmarkEnd w:id="10"/>
     </w:p>
@@ -4903,7 +5310,23 @@
         <w:spacing w:after="120"/>
       </w:pPr>
       <w:r>
-        <w:t>The model performs well on Failure (F1 = 0.775) and reasonably on Acquisition (F1 = 0.682), but struggles with IPO (F1 = 0.296, Recall = 0.190). The low recall for IPO is a direct consequence of class imbalance: with only 2.1% of samples, the model rarely predicts this class. The ROC curves (one-vs-rest) confirm this, and feature importances show that revenue_million and product_traction_users dominate the decision boundary.</w:t>
+        <w:t xml:space="preserve">The model performs well on Failure (F1 = 0.775) and reasonably on Acquisition (F1 = 0.682), but struggles with IPO (F1 = 0.296, Recall = 0.190). The low recall for IPO is a direct consequence of class imbalance: with only 2.1% of samples, the model rarely predicts this class. The ROC curves (one-vs-rest) confirm this, and feature importances show that </w:t>
+      </w:r>
+      <w:proofErr w:type="spellStart"/>
+      <w:r>
+        <w:t>revenue_million</w:t>
+      </w:r>
+      <w:proofErr w:type="spellEnd"/>
+      <w:r>
+        <w:t xml:space="preserve"> and </w:t>
+      </w:r>
+      <w:proofErr w:type="spellStart"/>
+      <w:r>
+        <w:t>product_traction_users</w:t>
+      </w:r>
+      <w:proofErr w:type="spellEnd"/>
+      <w:r>
+        <w:t xml:space="preserve"> dominate the decision boundary.</w:t>
       </w:r>
     </w:p>
     <w:p/>
@@ -4992,8 +5415,13 @@
         <w:pStyle w:val="21"/>
       </w:pPr>
       <w:bookmarkStart w:id="11" w:name="_Toc226057046"/>
+      <w:proofErr w:type="gramStart"/>
       <w:r>
-        <w:t>4.4  Binary Classification — Failure vs Acquisition</w:t>
+        <w:t>4.4  Binary</w:t>
+      </w:r>
+      <w:proofErr w:type="gramEnd"/>
+      <w:r>
+        <w:t xml:space="preserve"> Classification — Failure vs Acquisition</w:t>
       </w:r>
       <w:bookmarkEnd w:id="11"/>
     </w:p>
@@ -5010,7 +5438,23 @@
         <w:spacing w:after="120"/>
       </w:pPr>
       <w:r>
-        <w:t>Table 7 summarises the GridSearchCV results on the binary dataset.</w:t>
+        <w:t xml:space="preserve">Table 7 </w:t>
+      </w:r>
+      <w:proofErr w:type="spellStart"/>
+      <w:r>
+        <w:t>summarises</w:t>
+      </w:r>
+      <w:proofErr w:type="spellEnd"/>
+      <w:r>
+        <w:t xml:space="preserve"> the </w:t>
+      </w:r>
+      <w:proofErr w:type="spellStart"/>
+      <w:r>
+        <w:t>GridSearchCV</w:t>
+      </w:r>
+      <w:proofErr w:type="spellEnd"/>
+      <w:r>
+        <w:t xml:space="preserve"> results on the binary dataset.</w:t>
       </w:r>
     </w:p>
     <w:tbl>
@@ -5162,11 +5606,33 @@
             <w:pPr>
               <w:jc w:val="center"/>
             </w:pPr>
-            <w:r>
-              <w:rPr>
-                <w:sz w:val="20"/>
-              </w:rPr>
-              <w:t>max_depth=10, min_split=50</w:t>
+            <w:proofErr w:type="spellStart"/>
+            <w:r>
+              <w:rPr>
+                <w:sz w:val="20"/>
+              </w:rPr>
+              <w:t>max_depth</w:t>
+            </w:r>
+            <w:proofErr w:type="spellEnd"/>
+            <w:r>
+              <w:rPr>
+                <w:sz w:val="20"/>
+              </w:rPr>
+              <w:t xml:space="preserve">=10, </w:t>
+            </w:r>
+            <w:proofErr w:type="spellStart"/>
+            <w:r>
+              <w:rPr>
+                <w:sz w:val="20"/>
+              </w:rPr>
+              <w:t>min_split</w:t>
+            </w:r>
+            <w:proofErr w:type="spellEnd"/>
+            <w:r>
+              <w:rPr>
+                <w:sz w:val="20"/>
+              </w:rPr>
+              <w:t>=50</w:t>
             </w:r>
           </w:p>
         </w:tc>
@@ -5272,7 +5738,21 @@
               <w:rPr>
                 <w:sz w:val="20"/>
               </w:rPr>
-              <w:t>no tuning (max_iter=1000)</w:t>
+              <w:t>no tuning (</w:t>
+            </w:r>
+            <w:proofErr w:type="spellStart"/>
+            <w:r>
+              <w:rPr>
+                <w:sz w:val="20"/>
+              </w:rPr>
+              <w:t>max_iter</w:t>
+            </w:r>
+            <w:proofErr w:type="spellEnd"/>
+            <w:r>
+              <w:rPr>
+                <w:sz w:val="20"/>
+              </w:rPr>
+              <w:t>=1000)</w:t>
             </w:r>
           </w:p>
         </w:tc>
@@ -5305,7 +5785,25 @@
           <w:color w:val="646464"/>
           <w:sz w:val="18"/>
         </w:rPr>
-        <w:t>Table 7 — Binary classification GridSearchCV results.</w:t>
+        <w:t xml:space="preserve">Table 7 — Binary classification </w:t>
+      </w:r>
+      <w:proofErr w:type="spellStart"/>
+      <w:r>
+        <w:rPr>
+          <w:i/>
+          <w:color w:val="646464"/>
+          <w:sz w:val="18"/>
+        </w:rPr>
+        <w:t>GridSearchCV</w:t>
+      </w:r>
+      <w:proofErr w:type="spellEnd"/>
+      <w:r>
+        <w:rPr>
+          <w:i/>
+          <w:color w:val="646464"/>
+          <w:sz w:val="18"/>
+        </w:rPr>
+        <w:t xml:space="preserve"> results.</w:t>
       </w:r>
     </w:p>
     <w:p>
@@ -5313,22 +5811,27 @@
         <w:jc w:val="center"/>
       </w:pPr>
       <w:r>
+        <w:rPr>
+          <w:noProof/>
+        </w:rPr>
+        <w:lastRenderedPageBreak/>
         <w:drawing>
-          <wp:inline xmlns:a="http://schemas.openxmlformats.org/drawingml/2006/main" xmlns:pic="http://schemas.openxmlformats.org/drawingml/2006/picture">
+          <wp:inline distT="0" distB="0" distL="0" distR="0" wp14:anchorId="6FD8E83E" wp14:editId="6F527CFE">
             <wp:extent cx="5029200" cy="2772000"/>
+            <wp:effectExtent l="0" t="0" r="0" b="0"/>
             <wp:docPr id="4" name="Picture 4"/>
             <wp:cNvGraphicFramePr>
-              <a:graphicFrameLocks noChangeAspect="1"/>
+              <a:graphicFrameLocks xmlns:a="http://schemas.openxmlformats.org/drawingml/2006/main" noChangeAspect="1"/>
             </wp:cNvGraphicFramePr>
-            <a:graphic>
+            <a:graphic xmlns:a="http://schemas.openxmlformats.org/drawingml/2006/main">
               <a:graphicData uri="http://schemas.openxmlformats.org/drawingml/2006/picture">
-                <pic:pic>
+                <pic:pic xmlns:pic="http://schemas.openxmlformats.org/drawingml/2006/picture">
                   <pic:nvPicPr>
                     <pic:cNvPr id="0" name="binary_model_comparison.png"/>
                     <pic:cNvPicPr/>
                   </pic:nvPicPr>
                   <pic:blipFill>
-                    <a:blip r:embed="rId14"/>
+                    <a:blip r:embed="rId10"/>
                     <a:stretch>
                       <a:fillRect/>
                     </a:stretch>
@@ -5338,7 +5841,9 @@
                       <a:off x="0" y="0"/>
                       <a:ext cx="5029200" cy="2772000"/>
                     </a:xfrm>
-                    <a:prstGeom prst="rect"/>
+                    <a:prstGeom prst="rect">
+                      <a:avLst/>
+                    </a:prstGeom>
                   </pic:spPr>
                 </pic:pic>
               </a:graphicData>
@@ -5350,13 +5855,36 @@
     <w:p>
       <w:pPr>
         <w:jc w:val="center"/>
+        <w:rPr>
+          <w:sz w:val="18"/>
+          <w:szCs w:val="18"/>
+        </w:rPr>
       </w:pPr>
       <w:r>
         <w:rPr>
           <w:i/>
-          <w:sz w:val="20"/>
+          <w:sz w:val="18"/>
+          <w:szCs w:val="18"/>
         </w:rPr>
-        <w:t>Figure 4 — CV accuracy comparison for the four models on the binary dataset (Failure vs Acquisition).</w:t>
+        <w:t xml:space="preserve">Figure </w:t>
+      </w:r>
+      <w:r>
+        <w:rPr>
+          <w:rFonts w:eastAsia="宋体" w:hint="eastAsia"/>
+          <w:i/>
+          <w:sz w:val="18"/>
+          <w:szCs w:val="18"/>
+          <w:lang w:eastAsia="zh-CN"/>
+        </w:rPr>
+        <w:t>3</w:t>
+      </w:r>
+      <w:r>
+        <w:rPr>
+          <w:i/>
+          <w:sz w:val="18"/>
+          <w:szCs w:val="18"/>
+        </w:rPr>
+        <w:t xml:space="preserve"> — CV accuracy comparison for the four models on the binary dataset (Failure vs Acquisition).</w:t>
       </w:r>
     </w:p>
     <w:p>
@@ -5372,7 +5900,7 @@
       <w:pPr>
         <w:spacing w:after="120"/>
         <w:rPr>
-          <w:rFonts w:eastAsia="宋体" w:hint="eastAsia"/>
+          <w:rFonts w:eastAsia="宋体"/>
           <w:lang w:eastAsia="zh-CN"/>
         </w:rPr>
       </w:pPr>
@@ -5841,7 +6369,6 @@
         <w:spacing w:after="120"/>
       </w:pPr>
       <w:r>
-        <w:lastRenderedPageBreak/>
         <w:t>Removing IPO raises the macro F1 from 0.584 to 0.737, confirming that class imbalance was the primary bottleneck in the 3-class setting. The ROC curve yields AUC = 0.816, indicating good discriminative power between Failure and Acquisition.</w:t>
       </w:r>
     </w:p>
@@ -5863,6 +6390,7 @@
         <w:rPr>
           <w:noProof/>
         </w:rPr>
+        <w:lastRenderedPageBreak/>
         <w:drawing>
           <wp:inline distT="0" distB="0" distL="0" distR="0" wp14:anchorId="58AF8320" wp14:editId="60464E98">
             <wp:extent cx="5029200" cy="3722970"/>
@@ -5879,7 +6407,7 @@
                     <pic:cNvPicPr/>
                   </pic:nvPicPr>
                   <pic:blipFill>
-                    <a:blip r:embed="rId10"/>
+                    <a:blip r:embed="rId11"/>
                     <a:stretch>
                       <a:fillRect/>
                     </a:stretch>
@@ -5921,7 +6449,27 @@
           <w:sz w:val="18"/>
           <w:szCs w:val="18"/>
         </w:rPr>
-        <w:t>Figure 3 — ROC Curve for binary Logistic Regression (Acquisition vs Failure), AUC = 0.8163.</w:t>
+        <w:t xml:space="preserve">Figure </w:t>
+      </w:r>
+      <w:r>
+        <w:rPr>
+          <w:rFonts w:eastAsia="宋体" w:hint="eastAsia"/>
+          <w:i/>
+          <w:color w:val="646464"/>
+          <w:sz w:val="18"/>
+          <w:szCs w:val="18"/>
+          <w:lang w:eastAsia="zh-CN"/>
+        </w:rPr>
+        <w:t>4</w:t>
+      </w:r>
+      <w:r>
+        <w:rPr>
+          <w:i/>
+          <w:color w:val="646464"/>
+          <w:sz w:val="18"/>
+          <w:szCs w:val="18"/>
+        </w:rPr>
+        <w:t xml:space="preserve"> — ROC Curve for binary Logistic Regression (Acquisition vs Failure), AUC = 0.8163.</w:t>
       </w:r>
     </w:p>
     <w:p>
@@ -5934,8 +6482,13 @@
         <w:pStyle w:val="1"/>
       </w:pPr>
       <w:bookmarkStart w:id="12" w:name="_Toc226057047"/>
+      <w:proofErr w:type="gramStart"/>
       <w:r>
-        <w:t>5  Unsupervised Learning</w:t>
+        <w:t>5  Unsupervised</w:t>
+      </w:r>
+      <w:proofErr w:type="gramEnd"/>
+      <w:r>
+        <w:t xml:space="preserve"> Learning</w:t>
       </w:r>
       <w:bookmarkEnd w:id="12"/>
     </w:p>
@@ -5953,8 +6506,13 @@
         <w:pStyle w:val="21"/>
       </w:pPr>
       <w:bookmarkStart w:id="13" w:name="_Toc226057048"/>
+      <w:proofErr w:type="gramStart"/>
       <w:r>
-        <w:t>5.1  PCA — Variance Analysis</w:t>
+        <w:t>5.1  PCA</w:t>
+      </w:r>
+      <w:proofErr w:type="gramEnd"/>
+      <w:r>
+        <w:t xml:space="preserve"> — Variance Analysis</w:t>
       </w:r>
       <w:bookmarkEnd w:id="13"/>
     </w:p>
@@ -6214,8 +6772,14 @@
         <w:pStyle w:val="21"/>
       </w:pPr>
       <w:bookmarkStart w:id="14" w:name="_Toc226057049"/>
+      <w:proofErr w:type="gramStart"/>
       <w:r>
-        <w:t>5.2  Choosing k — Comparing k=2 and k=3</w:t>
+        <w:lastRenderedPageBreak/>
+        <w:t>5.2  Choosing</w:t>
+      </w:r>
+      <w:proofErr w:type="gramEnd"/>
+      <w:r>
+        <w:t xml:space="preserve"> k — Comparing k=2 and k=3</w:t>
       </w:r>
       <w:bookmarkEnd w:id="14"/>
     </w:p>
@@ -6430,8 +6994,13 @@
         <w:pStyle w:val="21"/>
       </w:pPr>
       <w:bookmarkStart w:id="15" w:name="_Toc226057050"/>
+      <w:proofErr w:type="gramStart"/>
       <w:r>
-        <w:t>5.3  Cluster Profiles</w:t>
+        <w:t>5.3  Cluster</w:t>
+      </w:r>
+      <w:proofErr w:type="gramEnd"/>
+      <w:r>
+        <w:t xml:space="preserve"> Profiles</w:t>
       </w:r>
       <w:bookmarkEnd w:id="15"/>
     </w:p>
@@ -6541,12 +7110,14 @@
             <w:pPr>
               <w:jc w:val="center"/>
             </w:pPr>
+            <w:proofErr w:type="spellStart"/>
             <w:r>
               <w:rPr>
                 <w:sz w:val="20"/>
               </w:rPr>
               <w:t>revenue_million</w:t>
             </w:r>
+            <w:proofErr w:type="spellEnd"/>
           </w:p>
         </w:tc>
         <w:tc>
@@ -6610,12 +7181,14 @@
             <w:pPr>
               <w:jc w:val="center"/>
             </w:pPr>
+            <w:proofErr w:type="spellStart"/>
             <w:r>
               <w:rPr>
                 <w:sz w:val="20"/>
               </w:rPr>
               <w:t>product_traction_users</w:t>
             </w:r>
+            <w:proofErr w:type="spellEnd"/>
           </w:p>
         </w:tc>
         <w:tc>
@@ -6679,12 +7252,14 @@
             <w:pPr>
               <w:jc w:val="center"/>
             </w:pPr>
+            <w:proofErr w:type="spellStart"/>
             <w:r>
               <w:rPr>
                 <w:sz w:val="20"/>
               </w:rPr>
               <w:t>founder_experience_years</w:t>
             </w:r>
+            <w:proofErr w:type="spellEnd"/>
           </w:p>
         </w:tc>
         <w:tc>
@@ -6748,12 +7323,14 @@
             <w:pPr>
               <w:jc w:val="center"/>
             </w:pPr>
+            <w:proofErr w:type="spellStart"/>
             <w:r>
               <w:rPr>
                 <w:sz w:val="20"/>
               </w:rPr>
               <w:t>funding_rounds</w:t>
             </w:r>
+            <w:proofErr w:type="spellEnd"/>
           </w:p>
         </w:tc>
         <w:tc>
@@ -6817,12 +7394,14 @@
             <w:pPr>
               <w:jc w:val="center"/>
             </w:pPr>
+            <w:proofErr w:type="spellStart"/>
             <w:r>
               <w:rPr>
                 <w:sz w:val="20"/>
               </w:rPr>
               <w:t>team_size</w:t>
             </w:r>
+            <w:proofErr w:type="spellEnd"/>
           </w:p>
         </w:tc>
         <w:tc>
@@ -6886,12 +7465,14 @@
             <w:pPr>
               <w:jc w:val="center"/>
             </w:pPr>
+            <w:proofErr w:type="spellStart"/>
             <w:r>
               <w:rPr>
                 <w:sz w:val="20"/>
               </w:rPr>
               <w:t>market_size_billion</w:t>
             </w:r>
+            <w:proofErr w:type="spellEnd"/>
           </w:p>
         </w:tc>
         <w:tc>
@@ -6955,12 +7536,14 @@
             <w:pPr>
               <w:jc w:val="center"/>
             </w:pPr>
+            <w:proofErr w:type="spellStart"/>
             <w:r>
               <w:rPr>
                 <w:sz w:val="20"/>
               </w:rPr>
               <w:t>burn_rate_million</w:t>
             </w:r>
+            <w:proofErr w:type="spellEnd"/>
           </w:p>
         </w:tc>
         <w:tc>
@@ -7032,7 +7615,39 @@
         <w:spacing w:after="120"/>
       </w:pPr>
       <w:r>
-        <w:t>The clusters are differentiated almost exclusively by revenue and product traction. team_size, market_size_billion, burn_rate_million, and funding_rounds are nearly identical across all three clusters, confirming they carry no structural information.</w:t>
+        <w:t xml:space="preserve">The clusters are differentiated almost exclusively by revenue and product traction. </w:t>
+      </w:r>
+      <w:proofErr w:type="spellStart"/>
+      <w:r>
+        <w:t>team_size</w:t>
+      </w:r>
+      <w:proofErr w:type="spellEnd"/>
+      <w:r>
+        <w:t xml:space="preserve">, </w:t>
+      </w:r>
+      <w:proofErr w:type="spellStart"/>
+      <w:r>
+        <w:t>market_size_billion</w:t>
+      </w:r>
+      <w:proofErr w:type="spellEnd"/>
+      <w:r>
+        <w:t xml:space="preserve">, </w:t>
+      </w:r>
+      <w:proofErr w:type="spellStart"/>
+      <w:r>
+        <w:t>burn_rate_million</w:t>
+      </w:r>
+      <w:proofErr w:type="spellEnd"/>
+      <w:r>
+        <w:t xml:space="preserve">, and </w:t>
+      </w:r>
+      <w:proofErr w:type="spellStart"/>
+      <w:r>
+        <w:t>funding_rounds</w:t>
+      </w:r>
+      <w:proofErr w:type="spellEnd"/>
+      <w:r>
+        <w:t xml:space="preserve"> are nearly identical across all three clusters, confirming they carry no structural information.</w:t>
       </w:r>
     </w:p>
     <w:p>
@@ -7040,22 +7655,26 @@
         <w:jc w:val="center"/>
       </w:pPr>
       <w:r>
+        <w:rPr>
+          <w:noProof/>
+        </w:rPr>
         <w:drawing>
-          <wp:inline xmlns:a="http://schemas.openxmlformats.org/drawingml/2006/main" xmlns:pic="http://schemas.openxmlformats.org/drawingml/2006/picture">
+          <wp:inline distT="0" distB="0" distL="0" distR="0" wp14:anchorId="4A9220D2" wp14:editId="6301FE90">
             <wp:extent cx="5486400" cy="2047473"/>
+            <wp:effectExtent l="0" t="0" r="0" b="0"/>
             <wp:docPr id="5" name="Picture 5"/>
             <wp:cNvGraphicFramePr>
-              <a:graphicFrameLocks noChangeAspect="1"/>
+              <a:graphicFrameLocks xmlns:a="http://schemas.openxmlformats.org/drawingml/2006/main" noChangeAspect="1"/>
             </wp:cNvGraphicFramePr>
-            <a:graphic>
+            <a:graphic xmlns:a="http://schemas.openxmlformats.org/drawingml/2006/main">
               <a:graphicData uri="http://schemas.openxmlformats.org/drawingml/2006/picture">
-                <pic:pic>
+                <pic:pic xmlns:pic="http://schemas.openxmlformats.org/drawingml/2006/picture">
                   <pic:nvPicPr>
                     <pic:cNvPr id="0" name="cluster_profiles.png"/>
                     <pic:cNvPicPr/>
                   </pic:nvPicPr>
                   <pic:blipFill>
-                    <a:blip r:embed="rId15"/>
+                    <a:blip r:embed="rId12"/>
                     <a:stretch>
                       <a:fillRect/>
                     </a:stretch>
@@ -7065,7 +7684,9 @@
                       <a:off x="0" y="0"/>
                       <a:ext cx="5486400" cy="2047473"/>
                     </a:xfrm>
-                    <a:prstGeom prst="rect"/>
+                    <a:prstGeom prst="rect">
+                      <a:avLst/>
+                    </a:prstGeom>
                   </pic:spPr>
                 </pic:pic>
               </a:graphicData>
@@ -7077,19 +7698,42 @@
     <w:p>
       <w:pPr>
         <w:jc w:val="center"/>
+        <w:rPr>
+          <w:sz w:val="18"/>
+          <w:szCs w:val="18"/>
+        </w:rPr>
       </w:pPr>
       <w:r>
         <w:rPr>
           <w:i/>
-          <w:sz w:val="20"/>
+          <w:sz w:val="18"/>
+          <w:szCs w:val="18"/>
         </w:rPr>
-        <w:t>Figure 5 — Cluster profiles (mean feature values). Left: small-scale features; Right: large-scale features.</w:t>
+        <w:t xml:space="preserve">Figure </w:t>
+      </w:r>
+      <w:r>
+        <w:rPr>
+          <w:rFonts w:eastAsia="宋体" w:hint="eastAsia"/>
+          <w:i/>
+          <w:sz w:val="18"/>
+          <w:szCs w:val="18"/>
+          <w:lang w:eastAsia="zh-CN"/>
+        </w:rPr>
+        <w:t>5</w:t>
+      </w:r>
+      <w:r>
+        <w:rPr>
+          <w:i/>
+          <w:sz w:val="18"/>
+          <w:szCs w:val="18"/>
+        </w:rPr>
+        <w:t xml:space="preserve"> — Cluster profiles (mean feature values). Left: small-scale features; Right: large-scale features.</w:t>
       </w:r>
     </w:p>
     <w:p>
       <w:pPr>
         <w:rPr>
-          <w:rFonts w:eastAsia="宋体" w:hint="eastAsia"/>
+          <w:rFonts w:eastAsia="宋体"/>
           <w:lang w:eastAsia="zh-CN"/>
         </w:rPr>
       </w:pPr>
@@ -7099,8 +7743,14 @@
         <w:pStyle w:val="21"/>
       </w:pPr>
       <w:bookmarkStart w:id="16" w:name="_Toc226057051"/>
+      <w:proofErr w:type="gramStart"/>
       <w:r>
-        <w:t>5.4  Cluster Archetypes</w:t>
+        <w:lastRenderedPageBreak/>
+        <w:t>5.4  Cluster</w:t>
+      </w:r>
+      <w:proofErr w:type="gramEnd"/>
+      <w:r>
+        <w:t xml:space="preserve"> Archetypes</w:t>
       </w:r>
       <w:bookmarkEnd w:id="16"/>
     </w:p>
@@ -7491,7 +8141,6 @@
         <w:spacing w:after="120"/>
       </w:pPr>
       <w:r>
-        <w:lastRenderedPageBreak/>
         <w:t>This interpretation is independent of the outcome labels and has its own business logic: the feature space naturally separates companies by their revenue level and traction, which reflects their development stage. Note that K-Means clusters do not correspond one-to-one with the outcome classes — this would only be possible if the features perfectly predicted the outcome, which they do not (synthetic data limitation).</w:t>
       </w:r>
     </w:p>
@@ -7500,22 +8149,26 @@
         <w:jc w:val="center"/>
       </w:pPr>
       <w:r>
+        <w:rPr>
+          <w:noProof/>
+        </w:rPr>
         <w:drawing>
-          <wp:inline xmlns:a="http://schemas.openxmlformats.org/drawingml/2006/main" xmlns:pic="http://schemas.openxmlformats.org/drawingml/2006/picture">
+          <wp:inline distT="0" distB="0" distL="0" distR="0" wp14:anchorId="5E8FD831" wp14:editId="4F65AFA2">
             <wp:extent cx="5486400" cy="2338336"/>
+            <wp:effectExtent l="0" t="0" r="0" b="0"/>
             <wp:docPr id="6" name="Picture 6"/>
             <wp:cNvGraphicFramePr>
-              <a:graphicFrameLocks noChangeAspect="1"/>
+              <a:graphicFrameLocks xmlns:a="http://schemas.openxmlformats.org/drawingml/2006/main" noChangeAspect="1"/>
             </wp:cNvGraphicFramePr>
-            <a:graphic>
+            <a:graphic xmlns:a="http://schemas.openxmlformats.org/drawingml/2006/main">
               <a:graphicData uri="http://schemas.openxmlformats.org/drawingml/2006/picture">
-                <pic:pic>
+                <pic:pic xmlns:pic="http://schemas.openxmlformats.org/drawingml/2006/picture">
                   <pic:nvPicPr>
                     <pic:cNvPr id="0" name="kmeans_vs_hc.png"/>
                     <pic:cNvPicPr/>
                   </pic:nvPicPr>
                   <pic:blipFill>
-                    <a:blip r:embed="rId16"/>
+                    <a:blip r:embed="rId13"/>
                     <a:stretch>
                       <a:fillRect/>
                     </a:stretch>
@@ -7525,7 +8178,9 @@
                       <a:off x="0" y="0"/>
                       <a:ext cx="5486400" cy="2338336"/>
                     </a:xfrm>
-                    <a:prstGeom prst="rect"/>
+                    <a:prstGeom prst="rect">
+                      <a:avLst/>
+                    </a:prstGeom>
                   </pic:spPr>
                 </pic:pic>
               </a:graphicData>
@@ -7537,11 +8192,16 @@
     <w:p>
       <w:pPr>
         <w:jc w:val="center"/>
+        <w:rPr>
+          <w:sz w:val="18"/>
+          <w:szCs w:val="18"/>
+        </w:rPr>
       </w:pPr>
       <w:r>
         <w:rPr>
           <w:i/>
-          <w:sz w:val="20"/>
+          <w:sz w:val="18"/>
+          <w:szCs w:val="18"/>
         </w:rPr>
         <w:t>Figure 6 — Side-by-side PCA projection: K-Means (left) vs Hierarchical / Ward (right). Both methods identify the same three groups.</w:t>
       </w:r>
@@ -7552,8 +8212,13 @@
         <w:pStyle w:val="21"/>
       </w:pPr>
       <w:bookmarkStart w:id="17" w:name="_Toc226057052"/>
+      <w:proofErr w:type="gramStart"/>
       <w:r>
-        <w:t>5.5  k=2 vs Failure / Non-Failure</w:t>
+        <w:t>5.5  k</w:t>
+      </w:r>
+      <w:proofErr w:type="gramEnd"/>
+      <w:r>
+        <w:t>=2 vs Failure / Non-Failure</w:t>
       </w:r>
       <w:bookmarkEnd w:id="17"/>
     </w:p>
@@ -7562,7 +8227,15 @@
         <w:spacing w:after="120"/>
       </w:pPr>
       <w:r>
-        <w:t>As a sanity check, we compare k=2 clusters with a binary outcome grouping (Failure vs Non-Failure). Table 13 shows the composition.</w:t>
+        <w:t xml:space="preserve">As a sanity check, we compare k=2 clusters with a binary outcome grouping (Failure vs </w:t>
+      </w:r>
+      <w:proofErr w:type="gramStart"/>
+      <w:r>
+        <w:t>Non-Failure</w:t>
+      </w:r>
+      <w:proofErr w:type="gramEnd"/>
+      <w:r>
+        <w:t>). Table 13 shows the composition.</w:t>
       </w:r>
     </w:p>
     <w:tbl>
@@ -7715,8 +8388,16 @@
               <w:rPr>
                 <w:sz w:val="20"/>
               </w:rPr>
-              <w:t>Mostly Non-Failure</w:t>
-            </w:r>
+              <w:t xml:space="preserve">Mostly </w:t>
+            </w:r>
+            <w:proofErr w:type="gramStart"/>
+            <w:r>
+              <w:rPr>
+                <w:sz w:val="20"/>
+              </w:rPr>
+              <w:t>Non-Failure</w:t>
+            </w:r>
+            <w:proofErr w:type="gramEnd"/>
           </w:p>
         </w:tc>
       </w:tr>
@@ -7809,6 +8490,7 @@
         <w:spacing w:after="120"/>
       </w:pPr>
       <w:r>
+        <w:lastRenderedPageBreak/>
         <w:t>With k=2, Cluster 1 aligns strongly with Failure (79.7%). This is the clearest alignment between unsupervised clustering and supervised labels in the entire analysis, and is consistent with the finding that revenue and traction are the only informative features.</w:t>
       </w:r>
     </w:p>
@@ -7818,8 +8500,13 @@
         <w:pStyle w:val="21"/>
       </w:pPr>
       <w:bookmarkStart w:id="18" w:name="_Toc226057053"/>
+      <w:proofErr w:type="gramStart"/>
       <w:r>
-        <w:t>5.6  Hierarchical Clustering</w:t>
+        <w:t>5.6  Hierarchical</w:t>
+      </w:r>
+      <w:proofErr w:type="gramEnd"/>
+      <w:r>
+        <w:t xml:space="preserve"> Clustering</w:t>
       </w:r>
       <w:bookmarkEnd w:id="18"/>
     </w:p>
@@ -7828,7 +8515,23 @@
         <w:spacing w:after="120"/>
       </w:pPr>
       <w:r>
-        <w:t>We applied Agglomerative Clustering with Ward linkage on a 2,000-row subsample. The dendrogram was reconstructed from the sklearn model using the TD06 method. With k=3, the hierarchical solution produces a more imbalanced partition (Cluster 0: 78%, Cluster 1: 15%, Cluster 2: 7%) compared to K-Means (53/27/20%). This is expected: Ward linkage minimises intra-cluster variance without any constraint on cluster size, while K-Means tends toward more balanced partitions.</w:t>
+        <w:t xml:space="preserve">We applied Agglomerative Clustering with Ward linkage on a 2,000-row subsample. The dendrogram was reconstructed from the </w:t>
+      </w:r>
+      <w:proofErr w:type="spellStart"/>
+      <w:r>
+        <w:t>sklearn</w:t>
+      </w:r>
+      <w:proofErr w:type="spellEnd"/>
+      <w:r>
+        <w:t xml:space="preserve"> model using the TD06 method. With k=3, the hierarchical solution produces a more imbalanced partition (Cluster 0: 78%, Cluster 1: 15%, Cluster 2: 7%) compared to K-Means (53/27/20%). This is expected: Ward linkage </w:t>
+      </w:r>
+      <w:proofErr w:type="spellStart"/>
+      <w:r>
+        <w:t>minimises</w:t>
+      </w:r>
+      <w:proofErr w:type="spellEnd"/>
+      <w:r>
+        <w:t xml:space="preserve"> intra-cluster variance without any constraint on cluster size, while K-Means tends toward more balanced partitions.</w:t>
       </w:r>
     </w:p>
     <w:p>
@@ -7845,10 +8548,12 @@
         <w:pStyle w:val="1"/>
       </w:pPr>
       <w:bookmarkStart w:id="19" w:name="_Toc226057054"/>
+      <w:proofErr w:type="gramStart"/>
       <w:r>
         <w:t>6  Conclusion</w:t>
       </w:r>
       <w:bookmarkEnd w:id="19"/>
+      <w:proofErr w:type="gramEnd"/>
     </w:p>
     <w:p>
       <w:pPr>
@@ -7863,7 +8568,6 @@
         <w:spacing w:after="120"/>
       </w:pPr>
       <w:r>
-        <w:lastRenderedPageBreak/>
         <w:t>Unsupervised learning: PCA captures only 39.65% of variance in two components, and both k=2 and k=3 yield low silhouette scores (&lt; 0.17), indicating no strong natural cluster structure. Nevertheless, three interpretable startup archetypes emerge: mature high-revenue companies (Cluster 0), early-stage young-founder startups (Cluster 1), and low-traction struggling companies (Cluster 2). With k=2, Cluster 1 aligns strongly with Failure (79.7%), providing the clearest unsupervised-to-supervised link in the analysis.</w:t>
       </w:r>
     </w:p>
@@ -7886,7 +8590,7 @@
       </w:r>
     </w:p>
     <w:sectPr>
-      <w:footerReference w:type="default" r:id="rId11"/>
+      <w:footerReference w:type="default" r:id="rId14"/>
       <w:pgSz w:w="12240" w:h="15840"/>
       <w:pgMar w:top="1417" w:right="1417" w:bottom="1417" w:left="1417" w:header="720" w:footer="720" w:gutter="0"/>
       <w:cols w:space="720"/>

--- a/scientificProject1/report/startup_success_report.docx
+++ b/scientificProject1/report/startup_success_report.docx
@@ -5354,7 +5354,8 @@
       <w:r>
         <w:rPr>
           <w:i/>
-          <w:sz w:val="20"/>
+          <w:color w:val="646464"/>
+          <w:sz w:val="18"/>
         </w:rPr>
         <w:t>Figure 4 — CV accuracy comparison for the four models on the binary dataset (Failure vs Acquisition).</w:t>
       </w:r>
@@ -7081,7 +7082,8 @@
       <w:r>
         <w:rPr>
           <w:i/>
-          <w:sz w:val="20"/>
+          <w:color w:val="646464"/>
+          <w:sz w:val="18"/>
         </w:rPr>
         <w:t>Figure 5 — Cluster profiles (mean feature values). Left: small-scale features; Right: large-scale features.</w:t>
       </w:r>
@@ -7541,7 +7543,8 @@
       <w:r>
         <w:rPr>
           <w:i/>
-          <w:sz w:val="20"/>
+          <w:color w:val="646464"/>
+          <w:sz w:val="18"/>
         </w:rPr>
         <w:t>Figure 6 — Side-by-side PCA projection: K-Means (left) vs Hierarchical / Ward (right). Both methods identify the same three groups.</w:t>
       </w:r>

--- a/scientificProject1/report/startup_success_report.docx
+++ b/scientificProject1/report/startup_success_report.docx
@@ -4185,7 +4185,7 @@
     </w:p>
     <w:p>
       <w:pPr>
-        <w:spacing w:before="20" w:after="120"/>
+        <w:spacing w:before="40"/>
         <w:jc w:val="center"/>
       </w:pPr>
       <w:r>
@@ -4193,29 +4193,8 @@
           <w:i/>
           <w:color w:val="646464"/>
           <w:sz w:val="18"/>
-          <w:szCs w:val="18"/>
         </w:rPr>
-        <w:t xml:space="preserve">Figure </w:t>
-      </w:r>
-      <w:r>
-        <w:rPr>
-          <w:rFonts w:eastAsia="宋体" w:hint="eastAsia"/>
-          <w:i/>
-          <w:color w:val="646464"/>
-          <w:sz w:val="18"/>
-          <w:szCs w:val="18"/>
-          <w:lang w:eastAsia="zh-CN"/>
-        </w:rPr>
-        <w:t>1</w:t>
-      </w:r>
-      <w:r>
-        <w:rPr>
-          <w:i/>
-          <w:color w:val="646464"/>
-          <w:sz w:val="18"/>
-          <w:szCs w:val="18"/>
-        </w:rPr>
-        <w:t xml:space="preserve"> — CV accuracy comparison for all four tuned models (5-fold StratifiedKFold).</w:t>
+        <w:t>Figure 1 — CV accuracy comparison for all four tuned models (5-fold StratifiedKFold).</w:t>
       </w:r>
     </w:p>
     <w:p>
@@ -4954,7 +4933,7 @@
     </w:p>
     <w:p>
       <w:pPr>
-        <w:spacing w:before="20" w:after="120"/>
+        <w:spacing w:before="40"/>
         <w:jc w:val="center"/>
       </w:pPr>
       <w:r>
@@ -4962,29 +4941,8 @@
           <w:i/>
           <w:color w:val="646464"/>
           <w:sz w:val="18"/>
-          <w:szCs w:val="18"/>
         </w:rPr>
-        <w:t xml:space="preserve">Figure </w:t>
-      </w:r>
-      <w:r>
-        <w:rPr>
-          <w:rFonts w:eastAsia="宋体" w:hint="eastAsia"/>
-          <w:i/>
-          <w:color w:val="646464"/>
-          <w:sz w:val="18"/>
-          <w:szCs w:val="18"/>
-          <w:lang w:eastAsia="zh-CN"/>
-        </w:rPr>
-        <w:t>2</w:t>
-      </w:r>
-      <w:r>
-        <w:rPr>
-          <w:i/>
-          <w:color w:val="646464"/>
-          <w:sz w:val="18"/>
-          <w:szCs w:val="18"/>
-        </w:rPr>
-        <w:t xml:space="preserve"> — ROC Curves (One-vs-Rest) for Logistic Regression on the 3-class test set.</w:t>
+        <w:t>Figure 2 — ROC Curves (One-vs-Rest) for Logistic Regression on the 3-class test set.</w:t>
       </w:r>
     </w:p>
     <w:p>
@@ -5349,6 +5307,7 @@
     </w:p>
     <w:p>
       <w:pPr>
+        <w:spacing w:before="40"/>
         <w:jc w:val="center"/>
       </w:pPr>
       <w:r>
@@ -5912,7 +5871,7 @@
     </w:p>
     <w:p>
       <w:pPr>
-        <w:spacing w:before="20" w:after="120"/>
+        <w:spacing w:before="40"/>
         <w:jc w:val="center"/>
       </w:pPr>
       <w:r>
@@ -5920,7 +5879,6 @@
           <w:i/>
           <w:color w:val="646464"/>
           <w:sz w:val="18"/>
-          <w:szCs w:val="18"/>
         </w:rPr>
         <w:t>Figure 3 — ROC Curve for binary Logistic Regression (Acquisition vs Failure), AUC = 0.8163.</w:t>
       </w:r>
@@ -7077,6 +7035,7 @@
     </w:p>
     <w:p>
       <w:pPr>
+        <w:spacing w:before="40"/>
         <w:jc w:val="center"/>
       </w:pPr>
       <w:r>
@@ -7538,6 +7497,7 @@
     </w:p>
     <w:p>
       <w:pPr>
+        <w:spacing w:before="40"/>
         <w:jc w:val="center"/>
       </w:pPr>
       <w:r>

--- a/scientificProject1/report/startup_success_report.docx
+++ b/scientificProject1/report/startup_success_report.docx
@@ -2,11 +2,24 @@
 <file path=word/document.xml><?xml version="1.0" encoding="utf-8"?>
 <w:document xmlns:wpc="http://schemas.microsoft.com/office/word/2010/wordprocessingCanvas" xmlns:cx="http://schemas.microsoft.com/office/drawing/2014/chartex" xmlns:cx1="http://schemas.microsoft.com/office/drawing/2015/9/8/chartex" xmlns:cx2="http://schemas.microsoft.com/office/drawing/2015/10/21/chartex" xmlns:cx3="http://schemas.microsoft.com/office/drawing/2016/5/9/chartex" xmlns:cx4="http://schemas.microsoft.com/office/drawing/2016/5/10/chartex" xmlns:cx5="http://schemas.microsoft.com/office/drawing/2016/5/11/chartex" xmlns:cx6="http://schemas.microsoft.com/office/drawing/2016/5/12/chartex" xmlns:cx7="http://schemas.microsoft.com/office/drawing/2016/5/13/chartex" xmlns:cx8="http://schemas.microsoft.com/office/drawing/2016/5/14/chartex" xmlns:mc="http://schemas.openxmlformats.org/markup-compatibility/2006" xmlns:aink="http://schemas.microsoft.com/office/drawing/2016/ink" xmlns:am3d="http://schemas.microsoft.com/office/drawing/2017/model3d" xmlns:o="urn:schemas-microsoft-com:office:office" xmlns:oel="http://schemas.microsoft.com/office/2019/extlst" xmlns:r="http://schemas.openxmlformats.org/officeDocument/2006/relationships" xmlns:m="http://schemas.openxmlformats.org/officeDocument/2006/math" xmlns:v="urn:schemas-microsoft-com:vml" xmlns:wp14="http://schemas.microsoft.com/office/word/2010/wordprocessingDrawing" xmlns:wp="http://schemas.openxmlformats.org/drawingml/2006/wordprocessingDrawing" xmlns:w10="urn:schemas-microsoft-com:office:word" xmlns:w="http://schemas.openxmlformats.org/wordprocessingml/2006/main" xmlns:w14="http://schemas.microsoft.com/office/word/2010/wordml" xmlns:w15="http://schemas.microsoft.com/office/word/2012/wordml" xmlns:w16cex="http://schemas.microsoft.com/office/word/2018/wordml/cex" xmlns:w16cid="http://schemas.microsoft.com/office/word/2016/wordml/cid" xmlns:w16="http://schemas.microsoft.com/office/word/2018/wordml" xmlns:w16du="http://schemas.microsoft.com/office/word/2023/wordml/word16du" xmlns:w16sdtdh="http://schemas.microsoft.com/office/word/2020/wordml/sdtdatahash" xmlns:w16sdtfl="http://schemas.microsoft.com/office/word/2024/wordml/sdtformatlock" xmlns:w16se="http://schemas.microsoft.com/office/word/2015/wordml/symex" xmlns:wpg="http://schemas.microsoft.com/office/word/2010/wordprocessingGroup" xmlns:wpi="http://schemas.microsoft.com/office/word/2010/wordprocessingInk" xmlns:wne="http://schemas.microsoft.com/office/word/2006/wordml" xmlns:wps="http://schemas.microsoft.com/office/word/2010/wordprocessingShape" mc:Ignorable="w14 w15 w16se w16cid w16 w16cex w16sdtdh w16sdtfl w16du wp14">
   <w:body>
-    <w:p/>
-    <w:p/>
-    <w:p/>
     <w:p>
       <w:pPr>
+        <w:ind w:firstLine="440"/>
+      </w:pPr>
+    </w:p>
+    <w:p>
+      <w:pPr>
+        <w:ind w:firstLine="440"/>
+      </w:pPr>
+    </w:p>
+    <w:p>
+      <w:pPr>
+        <w:ind w:firstLine="440"/>
+      </w:pPr>
+    </w:p>
+    <w:p>
+      <w:pPr>
+        <w:ind w:firstLine="964"/>
         <w:jc w:val="center"/>
       </w:pPr>
       <w:r>
@@ -27,21 +40,56 @@
         <w:t>on Startup Success Prediction</w:t>
       </w:r>
     </w:p>
-    <w:p/>
     <w:p>
       <w:pPr>
+        <w:ind w:firstLine="440"/>
+      </w:pPr>
+    </w:p>
+    <w:p>
+      <w:pPr>
+        <w:ind w:firstLine="520"/>
         <w:jc w:val="center"/>
+        <w:rPr>
+          <w:rFonts w:eastAsia="宋体" w:hint="eastAsia"/>
+          <w:lang w:eastAsia="zh-CN"/>
+        </w:rPr>
       </w:pPr>
       <w:r>
         <w:rPr>
           <w:color w:val="505050"/>
           <w:sz w:val="26"/>
         </w:rPr>
-        <w:t>Ognjen, Yuzhen</w:t>
+        <w:t>Ognjen</w:t>
+      </w:r>
+      <w:r>
+        <w:rPr>
+          <w:rFonts w:eastAsia="宋体" w:hint="eastAsia"/>
+          <w:color w:val="505050"/>
+          <w:sz w:val="26"/>
+          <w:lang w:eastAsia="zh-CN"/>
+        </w:rPr>
+        <w:t xml:space="preserve"> Maricic</w:t>
+      </w:r>
+      <w:r>
+        <w:rPr>
+          <w:color w:val="505050"/>
+          <w:sz w:val="26"/>
+        </w:rPr>
+        <w:t>, Yuzhen</w:t>
+      </w:r>
+      <w:r>
+        <w:rPr>
+          <w:rFonts w:eastAsia="宋体" w:hint="eastAsia"/>
+          <w:color w:val="505050"/>
+          <w:sz w:val="26"/>
+          <w:lang w:eastAsia="zh-CN"/>
+        </w:rPr>
+        <w:t xml:space="preserve"> NI</w:t>
       </w:r>
     </w:p>
     <w:p>
       <w:pPr>
+        <w:ind w:firstLine="440"/>
         <w:jc w:val="center"/>
       </w:pPr>
       <w:r>
@@ -53,6 +101,7 @@
     </w:p>
     <w:p>
       <w:pPr>
+        <w:ind w:firstLine="440"/>
         <w:rPr>
           <w:rFonts w:eastAsia="宋体"/>
           <w:lang w:eastAsia="zh-CN"/>
@@ -88,6 +137,7 @@
         <w:p>
           <w:pPr>
             <w:pStyle w:val="TOC"/>
+            <w:ind w:firstLine="440"/>
           </w:pPr>
           <w:r>
             <w:rPr>
@@ -103,6 +153,7 @@
             <w:tabs>
               <w:tab w:val="right" w:leader="dot" w:pos="9396"/>
             </w:tabs>
+            <w:ind w:firstLine="440"/>
             <w:rPr>
               <w:noProof/>
               <w:kern w:val="2"/>
@@ -120,7 +171,7 @@
           <w:r>
             <w:fldChar w:fldCharType="separate"/>
           </w:r>
-          <w:hyperlink w:anchor="_Toc226057035" w:history="1">
+          <w:hyperlink w:anchor="_Toc226066306" w:history="1">
             <w:r>
               <w:rPr>
                 <w:rStyle w:val="aff9"/>
@@ -147,7 +198,7 @@
                 <w:noProof/>
                 <w:webHidden/>
               </w:rPr>
-              <w:instrText xml:space="preserve"> PAGEREF _Toc226057035 \h </w:instrText>
+              <w:instrText xml:space="preserve"> PAGEREF _Toc226066306 \h </w:instrText>
             </w:r>
             <w:r>
               <w:rPr>
@@ -184,6 +235,7 @@
             <w:tabs>
               <w:tab w:val="right" w:leader="dot" w:pos="9396"/>
             </w:tabs>
+            <w:ind w:firstLine="440"/>
             <w:rPr>
               <w:noProof/>
               <w:kern w:val="2"/>
@@ -192,7 +244,7 @@
               <w14:ligatures w14:val="standardContextual"/>
             </w:rPr>
           </w:pPr>
-          <w:hyperlink w:anchor="_Toc226057036" w:history="1">
+          <w:hyperlink w:anchor="_Toc226066307" w:history="1">
             <w:r>
               <w:rPr>
                 <w:rStyle w:val="aff9"/>
@@ -219,7 +271,7 @@
                 <w:noProof/>
                 <w:webHidden/>
               </w:rPr>
-              <w:instrText xml:space="preserve"> PAGEREF _Toc226057036 \h </w:instrText>
+              <w:instrText xml:space="preserve"> PAGEREF _Toc226066307 \h </w:instrText>
             </w:r>
             <w:r>
               <w:rPr>
@@ -256,6 +308,7 @@
             <w:tabs>
               <w:tab w:val="right" w:leader="dot" w:pos="9396"/>
             </w:tabs>
+            <w:ind w:firstLine="440"/>
             <w:rPr>
               <w:noProof/>
               <w:kern w:val="2"/>
@@ -264,13 +317,13 @@
               <w14:ligatures w14:val="standardContextual"/>
             </w:rPr>
           </w:pPr>
-          <w:hyperlink w:anchor="_Toc226057037" w:history="1">
+          <w:hyperlink w:anchor="_Toc226066308" w:history="1">
             <w:r>
               <w:rPr>
                 <w:rStyle w:val="aff9"/>
                 <w:noProof/>
               </w:rPr>
-              <w:t>2  Exploratory Data Analysis</w:t>
+              <w:t>2 Exploratory Data Analysis</w:t>
             </w:r>
             <w:r>
               <w:rPr>
@@ -291,7 +344,7 @@
                 <w:noProof/>
                 <w:webHidden/>
               </w:rPr>
-              <w:instrText xml:space="preserve"> PAGEREF _Toc226057037 \h </w:instrText>
+              <w:instrText xml:space="preserve"> PAGEREF _Toc226066308 \h </w:instrText>
             </w:r>
             <w:r>
               <w:rPr>
@@ -328,7 +381,7 @@
             <w:tabs>
               <w:tab w:val="right" w:leader="dot" w:pos="9396"/>
             </w:tabs>
-            <w:ind w:left="440"/>
+            <w:ind w:left="440" w:firstLine="440"/>
             <w:rPr>
               <w:noProof/>
               <w:kern w:val="2"/>
@@ -337,7 +390,7 @@
               <w14:ligatures w14:val="standardContextual"/>
             </w:rPr>
           </w:pPr>
-          <w:hyperlink w:anchor="_Toc226057038" w:history="1">
+          <w:hyperlink w:anchor="_Toc226066309" w:history="1">
             <w:r>
               <w:rPr>
                 <w:rStyle w:val="aff9"/>
@@ -364,7 +417,7 @@
                 <w:noProof/>
                 <w:webHidden/>
               </w:rPr>
-              <w:instrText xml:space="preserve"> PAGEREF _Toc226057038 \h </w:instrText>
+              <w:instrText xml:space="preserve"> PAGEREF _Toc226066309 \h </w:instrText>
             </w:r>
             <w:r>
               <w:rPr>
@@ -401,7 +454,7 @@
             <w:tabs>
               <w:tab w:val="right" w:leader="dot" w:pos="9396"/>
             </w:tabs>
-            <w:ind w:left="440"/>
+            <w:ind w:left="440" w:firstLine="440"/>
             <w:rPr>
               <w:noProof/>
               <w:kern w:val="2"/>
@@ -410,7 +463,7 @@
               <w14:ligatures w14:val="standardContextual"/>
             </w:rPr>
           </w:pPr>
-          <w:hyperlink w:anchor="_Toc226057039" w:history="1">
+          <w:hyperlink w:anchor="_Toc226066310" w:history="1">
             <w:r>
               <w:rPr>
                 <w:rStyle w:val="aff9"/>
@@ -437,7 +490,7 @@
                 <w:noProof/>
                 <w:webHidden/>
               </w:rPr>
-              <w:instrText xml:space="preserve"> PAGEREF _Toc226057039 \h </w:instrText>
+              <w:instrText xml:space="preserve"> PAGEREF _Toc226066310 \h </w:instrText>
             </w:r>
             <w:r>
               <w:rPr>
@@ -474,7 +527,7 @@
             <w:tabs>
               <w:tab w:val="right" w:leader="dot" w:pos="9396"/>
             </w:tabs>
-            <w:ind w:left="440"/>
+            <w:ind w:left="440" w:firstLine="440"/>
             <w:rPr>
               <w:noProof/>
               <w:kern w:val="2"/>
@@ -483,7 +536,7 @@
               <w14:ligatures w14:val="standardContextual"/>
             </w:rPr>
           </w:pPr>
-          <w:hyperlink w:anchor="_Toc226057040" w:history="1">
+          <w:hyperlink w:anchor="_Toc226066311" w:history="1">
             <w:r>
               <w:rPr>
                 <w:rStyle w:val="aff9"/>
@@ -510,7 +563,7 @@
                 <w:noProof/>
                 <w:webHidden/>
               </w:rPr>
-              <w:instrText xml:space="preserve"> PAGEREF _Toc226057040 \h </w:instrText>
+              <w:instrText xml:space="preserve"> PAGEREF _Toc226066311 \h </w:instrText>
             </w:r>
             <w:r>
               <w:rPr>
@@ -547,6 +600,7 @@
             <w:tabs>
               <w:tab w:val="right" w:leader="dot" w:pos="9396"/>
             </w:tabs>
+            <w:ind w:firstLine="440"/>
             <w:rPr>
               <w:noProof/>
               <w:kern w:val="2"/>
@@ -555,13 +609,13 @@
               <w14:ligatures w14:val="standardContextual"/>
             </w:rPr>
           </w:pPr>
-          <w:hyperlink w:anchor="_Toc226057041" w:history="1">
+          <w:hyperlink w:anchor="_Toc226066312" w:history="1">
             <w:r>
               <w:rPr>
                 <w:rStyle w:val="aff9"/>
                 <w:noProof/>
               </w:rPr>
-              <w:t>3  Preprocessing</w:t>
+              <w:t>3 Preprocessing</w:t>
             </w:r>
             <w:r>
               <w:rPr>
@@ -582,7 +636,7 @@
                 <w:noProof/>
                 <w:webHidden/>
               </w:rPr>
-              <w:instrText xml:space="preserve"> PAGEREF _Toc226057041 \h </w:instrText>
+              <w:instrText xml:space="preserve"> PAGEREF _Toc226066312 \h </w:instrText>
             </w:r>
             <w:r>
               <w:rPr>
@@ -619,6 +673,7 @@
             <w:tabs>
               <w:tab w:val="right" w:leader="dot" w:pos="9396"/>
             </w:tabs>
+            <w:ind w:firstLine="440"/>
             <w:rPr>
               <w:noProof/>
               <w:kern w:val="2"/>
@@ -627,13 +682,13 @@
               <w14:ligatures w14:val="standardContextual"/>
             </w:rPr>
           </w:pPr>
-          <w:hyperlink w:anchor="_Toc226057042" w:history="1">
+          <w:hyperlink w:anchor="_Toc226066313" w:history="1">
             <w:r>
               <w:rPr>
                 <w:rStyle w:val="aff9"/>
                 <w:noProof/>
               </w:rPr>
-              <w:t>4  Supervised Learning</w:t>
+              <w:t>4 Supervised Learning</w:t>
             </w:r>
             <w:r>
               <w:rPr>
@@ -654,7 +709,7 @@
                 <w:noProof/>
                 <w:webHidden/>
               </w:rPr>
-              <w:instrText xml:space="preserve"> PAGEREF _Toc226057042 \h </w:instrText>
+              <w:instrText xml:space="preserve"> PAGEREF _Toc226066313 \h </w:instrText>
             </w:r>
             <w:r>
               <w:rPr>
@@ -691,7 +746,7 @@
             <w:tabs>
               <w:tab w:val="right" w:leader="dot" w:pos="9396"/>
             </w:tabs>
-            <w:ind w:left="440"/>
+            <w:ind w:left="440" w:firstLine="440"/>
             <w:rPr>
               <w:noProof/>
               <w:kern w:val="2"/>
@@ -700,7 +755,7 @@
               <w14:ligatures w14:val="standardContextual"/>
             </w:rPr>
           </w:pPr>
-          <w:hyperlink w:anchor="_Toc226057043" w:history="1">
+          <w:hyperlink w:anchor="_Toc226066314" w:history="1">
             <w:r>
               <w:rPr>
                 <w:rStyle w:val="aff9"/>
@@ -727,7 +782,7 @@
                 <w:noProof/>
                 <w:webHidden/>
               </w:rPr>
-              <w:instrText xml:space="preserve"> PAGEREF _Toc226057043 \h </w:instrText>
+              <w:instrText xml:space="preserve"> PAGEREF _Toc226066314 \h </w:instrText>
             </w:r>
             <w:r>
               <w:rPr>
@@ -764,7 +819,7 @@
             <w:tabs>
               <w:tab w:val="right" w:leader="dot" w:pos="9396"/>
             </w:tabs>
-            <w:ind w:left="440"/>
+            <w:ind w:left="440" w:firstLine="440"/>
             <w:rPr>
               <w:noProof/>
               <w:kern w:val="2"/>
@@ -773,7 +828,7 @@
               <w14:ligatures w14:val="standardContextual"/>
             </w:rPr>
           </w:pPr>
-          <w:hyperlink w:anchor="_Toc226057044" w:history="1">
+          <w:hyperlink w:anchor="_Toc226066315" w:history="1">
             <w:r>
               <w:rPr>
                 <w:rStyle w:val="aff9"/>
@@ -800,7 +855,7 @@
                 <w:noProof/>
                 <w:webHidden/>
               </w:rPr>
-              <w:instrText xml:space="preserve"> PAGEREF _Toc226057044 \h </w:instrText>
+              <w:instrText xml:space="preserve"> PAGEREF _Toc226066315 \h </w:instrText>
             </w:r>
             <w:r>
               <w:rPr>
@@ -837,7 +892,7 @@
             <w:tabs>
               <w:tab w:val="right" w:leader="dot" w:pos="9396"/>
             </w:tabs>
-            <w:ind w:left="440"/>
+            <w:ind w:left="440" w:firstLine="440"/>
             <w:rPr>
               <w:noProof/>
               <w:kern w:val="2"/>
@@ -846,7 +901,7 @@
               <w14:ligatures w14:val="standardContextual"/>
             </w:rPr>
           </w:pPr>
-          <w:hyperlink w:anchor="_Toc226057045" w:history="1">
+          <w:hyperlink w:anchor="_Toc226066316" w:history="1">
             <w:r>
               <w:rPr>
                 <w:rStyle w:val="aff9"/>
@@ -873,7 +928,7 @@
                 <w:noProof/>
                 <w:webHidden/>
               </w:rPr>
-              <w:instrText xml:space="preserve"> PAGEREF _Toc226057045 \h </w:instrText>
+              <w:instrText xml:space="preserve"> PAGEREF _Toc226066316 \h </w:instrText>
             </w:r>
             <w:r>
               <w:rPr>
@@ -910,7 +965,7 @@
             <w:tabs>
               <w:tab w:val="right" w:leader="dot" w:pos="9396"/>
             </w:tabs>
-            <w:ind w:left="440"/>
+            <w:ind w:left="440" w:firstLine="440"/>
             <w:rPr>
               <w:noProof/>
               <w:kern w:val="2"/>
@@ -919,13 +974,13 @@
               <w14:ligatures w14:val="standardContextual"/>
             </w:rPr>
           </w:pPr>
-          <w:hyperlink w:anchor="_Toc226057046" w:history="1">
+          <w:hyperlink w:anchor="_Toc226066317" w:history="1">
             <w:r>
               <w:rPr>
                 <w:rStyle w:val="aff9"/>
                 <w:noProof/>
               </w:rPr>
-              <w:t>4.4  Binary Classification — Failure vs Acquisition</w:t>
+              <w:t>4.4 Binary Classification — Failure vs Acquisition</w:t>
             </w:r>
             <w:r>
               <w:rPr>
@@ -946,7 +1001,7 @@
                 <w:noProof/>
                 <w:webHidden/>
               </w:rPr>
-              <w:instrText xml:space="preserve"> PAGEREF _Toc226057046 \h </w:instrText>
+              <w:instrText xml:space="preserve"> PAGEREF _Toc226066317 \h </w:instrText>
             </w:r>
             <w:r>
               <w:rPr>
@@ -983,6 +1038,7 @@
             <w:tabs>
               <w:tab w:val="right" w:leader="dot" w:pos="9396"/>
             </w:tabs>
+            <w:ind w:firstLine="440"/>
             <w:rPr>
               <w:noProof/>
               <w:kern w:val="2"/>
@@ -991,13 +1047,13 @@
               <w14:ligatures w14:val="standardContextual"/>
             </w:rPr>
           </w:pPr>
-          <w:hyperlink w:anchor="_Toc226057047" w:history="1">
+          <w:hyperlink w:anchor="_Toc226066318" w:history="1">
             <w:r>
               <w:rPr>
                 <w:rStyle w:val="aff9"/>
                 <w:noProof/>
               </w:rPr>
-              <w:t>5  Unsupervised Learning</w:t>
+              <w:t>5 Unsupervised Learning</w:t>
             </w:r>
             <w:r>
               <w:rPr>
@@ -1018,7 +1074,7 @@
                 <w:noProof/>
                 <w:webHidden/>
               </w:rPr>
-              <w:instrText xml:space="preserve"> PAGEREF _Toc226057047 \h </w:instrText>
+              <w:instrText xml:space="preserve"> PAGEREF _Toc226066318 \h </w:instrText>
             </w:r>
             <w:r>
               <w:rPr>
@@ -1038,7 +1094,7 @@
                 <w:noProof/>
                 <w:webHidden/>
               </w:rPr>
-              <w:t>8</w:t>
+              <w:t>9</w:t>
             </w:r>
             <w:r>
               <w:rPr>
@@ -1055,7 +1111,7 @@
             <w:tabs>
               <w:tab w:val="right" w:leader="dot" w:pos="9396"/>
             </w:tabs>
-            <w:ind w:left="440"/>
+            <w:ind w:left="440" w:firstLine="440"/>
             <w:rPr>
               <w:noProof/>
               <w:kern w:val="2"/>
@@ -1064,7 +1120,7 @@
               <w14:ligatures w14:val="standardContextual"/>
             </w:rPr>
           </w:pPr>
-          <w:hyperlink w:anchor="_Toc226057048" w:history="1">
+          <w:hyperlink w:anchor="_Toc226066319" w:history="1">
             <w:r>
               <w:rPr>
                 <w:rStyle w:val="aff9"/>
@@ -1091,7 +1147,7 @@
                 <w:noProof/>
                 <w:webHidden/>
               </w:rPr>
-              <w:instrText xml:space="preserve"> PAGEREF _Toc226057048 \h </w:instrText>
+              <w:instrText xml:space="preserve"> PAGEREF _Toc226066319 \h </w:instrText>
             </w:r>
             <w:r>
               <w:rPr>
@@ -1111,7 +1167,7 @@
                 <w:noProof/>
                 <w:webHidden/>
               </w:rPr>
-              <w:t>8</w:t>
+              <w:t>9</w:t>
             </w:r>
             <w:r>
               <w:rPr>
@@ -1128,7 +1184,7 @@
             <w:tabs>
               <w:tab w:val="right" w:leader="dot" w:pos="9396"/>
             </w:tabs>
-            <w:ind w:left="440"/>
+            <w:ind w:left="440" w:firstLine="440"/>
             <w:rPr>
               <w:noProof/>
               <w:kern w:val="2"/>
@@ -1137,7 +1193,7 @@
               <w14:ligatures w14:val="standardContextual"/>
             </w:rPr>
           </w:pPr>
-          <w:hyperlink w:anchor="_Toc226057049" w:history="1">
+          <w:hyperlink w:anchor="_Toc226066320" w:history="1">
             <w:r>
               <w:rPr>
                 <w:rStyle w:val="aff9"/>
@@ -1164,7 +1220,7 @@
                 <w:noProof/>
                 <w:webHidden/>
               </w:rPr>
-              <w:instrText xml:space="preserve"> PAGEREF _Toc226057049 \h </w:instrText>
+              <w:instrText xml:space="preserve"> PAGEREF _Toc226066320 \h </w:instrText>
             </w:r>
             <w:r>
               <w:rPr>
@@ -1184,7 +1240,7 @@
                 <w:noProof/>
                 <w:webHidden/>
               </w:rPr>
-              <w:t>9</w:t>
+              <w:t>10</w:t>
             </w:r>
             <w:r>
               <w:rPr>
@@ -1201,7 +1257,7 @@
             <w:tabs>
               <w:tab w:val="right" w:leader="dot" w:pos="9396"/>
             </w:tabs>
-            <w:ind w:left="440"/>
+            <w:ind w:left="440" w:firstLine="440"/>
             <w:rPr>
               <w:noProof/>
               <w:kern w:val="2"/>
@@ -1210,13 +1266,31 @@
               <w14:ligatures w14:val="standardContextual"/>
             </w:rPr>
           </w:pPr>
-          <w:hyperlink w:anchor="_Toc226057050" w:history="1">
+          <w:hyperlink w:anchor="_Toc226066321" w:history="1">
             <w:r>
               <w:rPr>
                 <w:rStyle w:val="aff9"/>
                 <w:noProof/>
-              </w:rPr>
-              <w:t>5.3  Cluster Profiles</w:t>
+                <w:lang w:val="fr-FR"/>
+              </w:rPr>
+              <w:t>5.</w:t>
+            </w:r>
+            <w:r>
+              <w:rPr>
+                <w:rStyle w:val="aff9"/>
+                <w:rFonts w:eastAsia="宋体"/>
+                <w:noProof/>
+                <w:lang w:val="fr-FR" w:eastAsia="zh-CN"/>
+              </w:rPr>
+              <w:t>3</w:t>
+            </w:r>
+            <w:r>
+              <w:rPr>
+                <w:rStyle w:val="aff9"/>
+                <w:noProof/>
+                <w:lang w:val="fr-FR"/>
+              </w:rPr>
+              <w:t xml:space="preserve">  k=2 vs Failure / Non-Failure</w:t>
             </w:r>
             <w:r>
               <w:rPr>
@@ -1237,7 +1311,7 @@
                 <w:noProof/>
                 <w:webHidden/>
               </w:rPr>
-              <w:instrText xml:space="preserve"> PAGEREF _Toc226057050 \h </w:instrText>
+              <w:instrText xml:space="preserve"> PAGEREF _Toc226066321 \h </w:instrText>
             </w:r>
             <w:r>
               <w:rPr>
@@ -1257,7 +1331,7 @@
                 <w:noProof/>
                 <w:webHidden/>
               </w:rPr>
-              <w:t>9</w:t>
+              <w:t>10</w:t>
             </w:r>
             <w:r>
               <w:rPr>
@@ -1274,7 +1348,7 @@
             <w:tabs>
               <w:tab w:val="right" w:leader="dot" w:pos="9396"/>
             </w:tabs>
-            <w:ind w:left="440"/>
+            <w:ind w:left="440" w:firstLine="440"/>
             <w:rPr>
               <w:noProof/>
               <w:kern w:val="2"/>
@@ -1283,13 +1357,29 @@
               <w14:ligatures w14:val="standardContextual"/>
             </w:rPr>
           </w:pPr>
-          <w:hyperlink w:anchor="_Toc226057051" w:history="1">
+          <w:hyperlink w:anchor="_Toc226066322" w:history="1">
             <w:r>
               <w:rPr>
                 <w:rStyle w:val="aff9"/>
                 <w:noProof/>
               </w:rPr>
-              <w:t>5.4  Cluster Archetypes</w:t>
+              <w:t>5.</w:t>
+            </w:r>
+            <w:r>
+              <w:rPr>
+                <w:rStyle w:val="aff9"/>
+                <w:rFonts w:eastAsia="宋体"/>
+                <w:noProof/>
+                <w:lang w:eastAsia="zh-CN"/>
+              </w:rPr>
+              <w:t>4</w:t>
+            </w:r>
+            <w:r>
+              <w:rPr>
+                <w:rStyle w:val="aff9"/>
+                <w:noProof/>
+              </w:rPr>
+              <w:t xml:space="preserve">  Cluster Profiles</w:t>
             </w:r>
             <w:r>
               <w:rPr>
@@ -1310,7 +1400,7 @@
                 <w:noProof/>
                 <w:webHidden/>
               </w:rPr>
-              <w:instrText xml:space="preserve"> PAGEREF _Toc226057051 \h </w:instrText>
+              <w:instrText xml:space="preserve"> PAGEREF _Toc226066322 \h </w:instrText>
             </w:r>
             <w:r>
               <w:rPr>
@@ -1330,7 +1420,7 @@
                 <w:noProof/>
                 <w:webHidden/>
               </w:rPr>
-              <w:t>9</w:t>
+              <w:t>10</w:t>
             </w:r>
             <w:r>
               <w:rPr>
@@ -1347,7 +1437,7 @@
             <w:tabs>
               <w:tab w:val="right" w:leader="dot" w:pos="9396"/>
             </w:tabs>
-            <w:ind w:left="440"/>
+            <w:ind w:left="440" w:firstLine="440"/>
             <w:rPr>
               <w:noProof/>
               <w:kern w:val="2"/>
@@ -1356,13 +1446,29 @@
               <w14:ligatures w14:val="standardContextual"/>
             </w:rPr>
           </w:pPr>
-          <w:hyperlink w:anchor="_Toc226057052" w:history="1">
+          <w:hyperlink w:anchor="_Toc226066323" w:history="1">
             <w:r>
               <w:rPr>
                 <w:rStyle w:val="aff9"/>
                 <w:noProof/>
               </w:rPr>
-              <w:t>5.5  k=2 vs Failure / Non-Failure</w:t>
+              <w:t>5.</w:t>
+            </w:r>
+            <w:r>
+              <w:rPr>
+                <w:rStyle w:val="aff9"/>
+                <w:rFonts w:eastAsia="宋体"/>
+                <w:noProof/>
+                <w:lang w:eastAsia="zh-CN"/>
+              </w:rPr>
+              <w:t>5</w:t>
+            </w:r>
+            <w:r>
+              <w:rPr>
+                <w:rStyle w:val="aff9"/>
+                <w:noProof/>
+              </w:rPr>
+              <w:t xml:space="preserve">  Cluster Archetypes</w:t>
             </w:r>
             <w:r>
               <w:rPr>
@@ -1383,7 +1489,7 @@
                 <w:noProof/>
                 <w:webHidden/>
               </w:rPr>
-              <w:instrText xml:space="preserve"> PAGEREF _Toc226057052 \h </w:instrText>
+              <w:instrText xml:space="preserve"> PAGEREF _Toc226066323 \h </w:instrText>
             </w:r>
             <w:r>
               <w:rPr>
@@ -1403,7 +1509,7 @@
                 <w:noProof/>
                 <w:webHidden/>
               </w:rPr>
-              <w:t>10</w:t>
+              <w:t>11</w:t>
             </w:r>
             <w:r>
               <w:rPr>
@@ -1420,7 +1526,7 @@
             <w:tabs>
               <w:tab w:val="right" w:leader="dot" w:pos="9396"/>
             </w:tabs>
-            <w:ind w:left="440"/>
+            <w:ind w:left="440" w:firstLine="440"/>
             <w:rPr>
               <w:noProof/>
               <w:kern w:val="2"/>
@@ -1429,7 +1535,7 @@
               <w14:ligatures w14:val="standardContextual"/>
             </w:rPr>
           </w:pPr>
-          <w:hyperlink w:anchor="_Toc226057053" w:history="1">
+          <w:hyperlink w:anchor="_Toc226066324" w:history="1">
             <w:r>
               <w:rPr>
                 <w:rStyle w:val="aff9"/>
@@ -1456,7 +1562,7 @@
                 <w:noProof/>
                 <w:webHidden/>
               </w:rPr>
-              <w:instrText xml:space="preserve"> PAGEREF _Toc226057053 \h </w:instrText>
+              <w:instrText xml:space="preserve"> PAGEREF _Toc226066324 \h </w:instrText>
             </w:r>
             <w:r>
               <w:rPr>
@@ -1476,7 +1582,7 @@
                 <w:noProof/>
                 <w:webHidden/>
               </w:rPr>
-              <w:t>10</w:t>
+              <w:t>11</w:t>
             </w:r>
             <w:r>
               <w:rPr>
@@ -1493,6 +1599,7 @@
             <w:tabs>
               <w:tab w:val="right" w:leader="dot" w:pos="9396"/>
             </w:tabs>
+            <w:ind w:firstLine="440"/>
             <w:rPr>
               <w:noProof/>
               <w:kern w:val="2"/>
@@ -1501,13 +1608,13 @@
               <w14:ligatures w14:val="standardContextual"/>
             </w:rPr>
           </w:pPr>
-          <w:hyperlink w:anchor="_Toc226057054" w:history="1">
+          <w:hyperlink w:anchor="_Toc226066325" w:history="1">
             <w:r>
               <w:rPr>
                 <w:rStyle w:val="aff9"/>
                 <w:noProof/>
               </w:rPr>
-              <w:t>6  Conclusion</w:t>
+              <w:t>Conclusion</w:t>
             </w:r>
             <w:r>
               <w:rPr>
@@ -1528,7 +1635,7 @@
                 <w:noProof/>
                 <w:webHidden/>
               </w:rPr>
-              <w:instrText xml:space="preserve"> PAGEREF _Toc226057054 \h </w:instrText>
+              <w:instrText xml:space="preserve"> PAGEREF _Toc226066325 \h </w:instrText>
             </w:r>
             <w:r>
               <w:rPr>
@@ -1548,7 +1655,7 @@
                 <w:noProof/>
                 <w:webHidden/>
               </w:rPr>
-              <w:t>10</w:t>
+              <w:t>12</w:t>
             </w:r>
             <w:r>
               <w:rPr>
@@ -1560,6 +1667,9 @@
           </w:hyperlink>
         </w:p>
         <w:p>
+          <w:pPr>
+            <w:ind w:firstLine="442"/>
+          </w:pPr>
           <w:r>
             <w:rPr>
               <w:b/>
@@ -1573,6 +1683,7 @@
     </w:sdt>
     <w:p>
       <w:pPr>
+        <w:ind w:firstLine="440"/>
         <w:rPr>
           <w:rFonts w:eastAsia="宋体"/>
           <w:lang w:eastAsia="zh-CN"/>
@@ -1581,6 +1692,7 @@
     </w:p>
     <w:p>
       <w:pPr>
+        <w:ind w:firstLine="440"/>
         <w:rPr>
           <w:rFonts w:eastAsia="宋体"/>
           <w:lang w:eastAsia="zh-CN"/>
@@ -1589,6 +1701,7 @@
     </w:p>
     <w:p>
       <w:pPr>
+        <w:ind w:firstLine="440"/>
         <w:rPr>
           <w:rFonts w:eastAsia="宋体"/>
           <w:lang w:eastAsia="zh-CN"/>
@@ -1597,6 +1710,7 @@
     </w:p>
     <w:p>
       <w:pPr>
+        <w:ind w:firstLine="440"/>
         <w:rPr>
           <w:rFonts w:eastAsia="宋体"/>
           <w:lang w:eastAsia="zh-CN"/>
@@ -1607,7 +1721,7 @@
       <w:pPr>
         <w:pStyle w:val="1"/>
       </w:pPr>
-      <w:bookmarkStart w:id="0" w:name="_Toc226057035"/>
+      <w:bookmarkStart w:id="0" w:name="_Toc226066306"/>
       <w:r>
         <w:lastRenderedPageBreak/>
         <w:t>Introduction</w:t>
@@ -1617,6 +1731,7 @@
     <w:p>
       <w:pPr>
         <w:spacing w:after="120"/>
+        <w:ind w:firstLine="440"/>
       </w:pPr>
       <w:r>
         <w:t>Predicting whether a startup will succeed is a challenging and economically important problem. In this project, we apply both supervised and unsupervised machine learning methods to a dataset of 100,000 startup profiles sourced from Kaggle. Each sample is described by 7 numerical features — funding rounds, founder experience, team size, market size, product traction, burn rate, and revenue — along with 3 categorical features: investor type, sector, and founder background.</w:t>
@@ -1625,6 +1740,7 @@
     <w:p>
       <w:pPr>
         <w:spacing w:after="120"/>
+        <w:ind w:firstLine="440"/>
       </w:pPr>
       <w:r>
         <w:t>The target variable, outcome, takes three values: Failure (55.6%), Acquisition (42.3%), and IPO (2.1%). Our primary objectives are:</w:t>
@@ -1633,6 +1749,7 @@
     <w:p>
       <w:pPr>
         <w:pStyle w:val="a0"/>
+        <w:ind w:firstLine="440"/>
       </w:pPr>
       <w:r>
         <w:t>Explore the data through exploratory data analysis (EDA) and assess feature quality.</w:t>
@@ -1641,6 +1758,7 @@
     <w:p>
       <w:pPr>
         <w:pStyle w:val="a0"/>
+        <w:ind w:firstLine="440"/>
       </w:pPr>
       <w:r>
         <w:t>Build and compare supervised classifiers (k-NN, Decision Tree, Logistic Regression, LDA) using cross-validated hyperparameter tuning.</w:t>
@@ -1649,6 +1767,7 @@
     <w:p>
       <w:pPr>
         <w:pStyle w:val="a0"/>
+        <w:ind w:firstLine="440"/>
       </w:pPr>
       <w:r>
         <w:t>Apply unsupervised clustering (K-Means, Hierarchical) and PCA to discover latent structure in the data.</w:t>
@@ -1657,28 +1776,45 @@
     <w:p>
       <w:pPr>
         <w:pStyle w:val="a0"/>
+        <w:ind w:firstLine="440"/>
       </w:pPr>
       <w:r>
         <w:t>Critically evaluate results of the dataset.</w:t>
       </w:r>
     </w:p>
-    <w:p/>
+    <w:p>
+      <w:pPr>
+        <w:ind w:firstLine="440"/>
+      </w:pPr>
+    </w:p>
     <w:p>
       <w:pPr>
         <w:pStyle w:val="1"/>
       </w:pPr>
-      <w:bookmarkStart w:id="1" w:name="_Toc226057036"/>
-      <w:r>
-        <w:t>1  Dataset Description</w:t>
+      <w:bookmarkStart w:id="1" w:name="_Toc226066307"/>
+      <w:proofErr w:type="gramStart"/>
+      <w:r>
+        <w:t>1  Dataset</w:t>
+      </w:r>
+      <w:proofErr w:type="gramEnd"/>
+      <w:r>
+        <w:t xml:space="preserve"> Description</w:t>
       </w:r>
       <w:bookmarkEnd w:id="1"/>
     </w:p>
     <w:p>
       <w:pPr>
         <w:spacing w:after="120"/>
+        <w:ind w:firstLine="440"/>
       </w:pPr>
       <w:r>
-        <w:t>The dataset was obtained from Kaggle and consists of 100,000 rows and 11 columns (7 numerical, 3 categorical, 1 target). There are no missing values. Table 1 summarises the features.</w:t>
+        <w:t xml:space="preserve">The dataset was obtained from Kaggle and consists of 100,000 rows and 11 columns (7 numerical, 3 categorical, 1 target). There are no missing values. Table 1 </w:t>
+      </w:r>
+      <w:r>
+        <w:t>summarizes</w:t>
+      </w:r>
+      <w:r>
+        <w:t xml:space="preserve"> the features.</w:t>
       </w:r>
     </w:p>
     <w:tbl>
@@ -1703,6 +1839,7 @@
           </w:tcPr>
           <w:p>
             <w:pPr>
+              <w:ind w:firstLine="402"/>
               <w:jc w:val="center"/>
             </w:pPr>
             <w:r>
@@ -1720,6 +1857,7 @@
           </w:tcPr>
           <w:p>
             <w:pPr>
+              <w:ind w:firstLine="402"/>
               <w:jc w:val="center"/>
             </w:pPr>
             <w:r>
@@ -1737,6 +1875,7 @@
           </w:tcPr>
           <w:p>
             <w:pPr>
+              <w:ind w:firstLine="402"/>
               <w:jc w:val="center"/>
             </w:pPr>
             <w:r>
@@ -1759,14 +1898,17 @@
           </w:tcPr>
           <w:p>
             <w:pPr>
-              <w:jc w:val="center"/>
-            </w:pPr>
+              <w:ind w:firstLine="400"/>
+              <w:jc w:val="center"/>
+            </w:pPr>
+            <w:proofErr w:type="spellStart"/>
             <w:r>
               <w:rPr>
                 <w:sz w:val="20"/>
               </w:rPr>
               <w:t>funding_rounds</w:t>
             </w:r>
+            <w:proofErr w:type="spellEnd"/>
           </w:p>
         </w:tc>
         <w:tc>
@@ -1775,6 +1917,7 @@
           </w:tcPr>
           <w:p>
             <w:pPr>
+              <w:ind w:firstLine="400"/>
               <w:jc w:val="center"/>
             </w:pPr>
             <w:r>
@@ -1791,6 +1934,7 @@
           </w:tcPr>
           <w:p>
             <w:pPr>
+              <w:ind w:firstLine="400"/>
               <w:jc w:val="center"/>
             </w:pPr>
             <w:r>
@@ -1812,14 +1956,17 @@
           </w:tcPr>
           <w:p>
             <w:pPr>
-              <w:jc w:val="center"/>
-            </w:pPr>
+              <w:ind w:firstLine="400"/>
+              <w:jc w:val="center"/>
+            </w:pPr>
+            <w:proofErr w:type="spellStart"/>
             <w:r>
               <w:rPr>
                 <w:sz w:val="20"/>
               </w:rPr>
               <w:t>founder_experience_years</w:t>
             </w:r>
+            <w:proofErr w:type="spellEnd"/>
           </w:p>
         </w:tc>
         <w:tc>
@@ -1828,6 +1975,7 @@
           </w:tcPr>
           <w:p>
             <w:pPr>
+              <w:ind w:firstLine="400"/>
               <w:jc w:val="center"/>
             </w:pPr>
             <w:r>
@@ -1844,6 +1992,7 @@
           </w:tcPr>
           <w:p>
             <w:pPr>
+              <w:ind w:firstLine="400"/>
               <w:jc w:val="center"/>
             </w:pPr>
             <w:r>
@@ -1865,14 +2014,17 @@
           </w:tcPr>
           <w:p>
             <w:pPr>
-              <w:jc w:val="center"/>
-            </w:pPr>
+              <w:ind w:firstLine="400"/>
+              <w:jc w:val="center"/>
+            </w:pPr>
+            <w:proofErr w:type="spellStart"/>
             <w:r>
               <w:rPr>
                 <w:sz w:val="20"/>
               </w:rPr>
               <w:t>team_size</w:t>
             </w:r>
+            <w:proofErr w:type="spellEnd"/>
           </w:p>
         </w:tc>
         <w:tc>
@@ -1881,6 +2033,7 @@
           </w:tcPr>
           <w:p>
             <w:pPr>
+              <w:ind w:firstLine="400"/>
               <w:jc w:val="center"/>
             </w:pPr>
             <w:r>
@@ -1897,6 +2050,7 @@
           </w:tcPr>
           <w:p>
             <w:pPr>
+              <w:ind w:firstLine="400"/>
               <w:jc w:val="center"/>
             </w:pPr>
             <w:r>
@@ -1918,14 +2072,17 @@
           </w:tcPr>
           <w:p>
             <w:pPr>
-              <w:jc w:val="center"/>
-            </w:pPr>
+              <w:ind w:firstLine="400"/>
+              <w:jc w:val="center"/>
+            </w:pPr>
+            <w:proofErr w:type="spellStart"/>
             <w:r>
               <w:rPr>
                 <w:sz w:val="20"/>
               </w:rPr>
               <w:t>market_size_billion</w:t>
             </w:r>
+            <w:proofErr w:type="spellEnd"/>
           </w:p>
         </w:tc>
         <w:tc>
@@ -1934,6 +2091,7 @@
           </w:tcPr>
           <w:p>
             <w:pPr>
+              <w:ind w:firstLine="400"/>
               <w:jc w:val="center"/>
             </w:pPr>
             <w:r>
@@ -1950,6 +2108,7 @@
           </w:tcPr>
           <w:p>
             <w:pPr>
+              <w:ind w:firstLine="400"/>
               <w:jc w:val="center"/>
             </w:pPr>
             <w:r>
@@ -1971,14 +2130,17 @@
           </w:tcPr>
           <w:p>
             <w:pPr>
-              <w:jc w:val="center"/>
-            </w:pPr>
+              <w:ind w:firstLine="400"/>
+              <w:jc w:val="center"/>
+            </w:pPr>
+            <w:proofErr w:type="spellStart"/>
             <w:r>
               <w:rPr>
                 <w:sz w:val="20"/>
               </w:rPr>
               <w:t>product_traction_users</w:t>
             </w:r>
+            <w:proofErr w:type="spellEnd"/>
           </w:p>
         </w:tc>
         <w:tc>
@@ -1987,6 +2149,7 @@
           </w:tcPr>
           <w:p>
             <w:pPr>
+              <w:ind w:firstLine="400"/>
               <w:jc w:val="center"/>
             </w:pPr>
             <w:r>
@@ -2003,6 +2166,7 @@
           </w:tcPr>
           <w:p>
             <w:pPr>
+              <w:ind w:firstLine="400"/>
               <w:jc w:val="center"/>
             </w:pPr>
             <w:r>
@@ -2024,14 +2188,17 @@
           </w:tcPr>
           <w:p>
             <w:pPr>
-              <w:jc w:val="center"/>
-            </w:pPr>
+              <w:ind w:firstLine="400"/>
+              <w:jc w:val="center"/>
+            </w:pPr>
+            <w:proofErr w:type="spellStart"/>
             <w:r>
               <w:rPr>
                 <w:sz w:val="20"/>
               </w:rPr>
               <w:t>burn_rate_million</w:t>
             </w:r>
+            <w:proofErr w:type="spellEnd"/>
           </w:p>
         </w:tc>
         <w:tc>
@@ -2040,6 +2207,7 @@
           </w:tcPr>
           <w:p>
             <w:pPr>
+              <w:ind w:firstLine="400"/>
               <w:jc w:val="center"/>
             </w:pPr>
             <w:r>
@@ -2056,6 +2224,7 @@
           </w:tcPr>
           <w:p>
             <w:pPr>
+              <w:ind w:firstLine="400"/>
               <w:jc w:val="center"/>
             </w:pPr>
             <w:r>
@@ -2077,14 +2246,17 @@
           </w:tcPr>
           <w:p>
             <w:pPr>
-              <w:jc w:val="center"/>
-            </w:pPr>
+              <w:ind w:firstLine="400"/>
+              <w:jc w:val="center"/>
+            </w:pPr>
+            <w:proofErr w:type="spellStart"/>
             <w:r>
               <w:rPr>
                 <w:sz w:val="20"/>
               </w:rPr>
               <w:t>revenue_million</w:t>
             </w:r>
+            <w:proofErr w:type="spellEnd"/>
           </w:p>
         </w:tc>
         <w:tc>
@@ -2093,6 +2265,7 @@
           </w:tcPr>
           <w:p>
             <w:pPr>
+              <w:ind w:firstLine="400"/>
               <w:jc w:val="center"/>
             </w:pPr>
             <w:r>
@@ -2109,6 +2282,7 @@
           </w:tcPr>
           <w:p>
             <w:pPr>
+              <w:ind w:firstLine="400"/>
               <w:jc w:val="center"/>
             </w:pPr>
             <w:r>
@@ -2130,14 +2304,17 @@
           </w:tcPr>
           <w:p>
             <w:pPr>
-              <w:jc w:val="center"/>
-            </w:pPr>
+              <w:ind w:firstLine="400"/>
+              <w:jc w:val="center"/>
+            </w:pPr>
+            <w:proofErr w:type="spellStart"/>
             <w:r>
               <w:rPr>
                 <w:sz w:val="20"/>
               </w:rPr>
               <w:t>investor_type</w:t>
             </w:r>
+            <w:proofErr w:type="spellEnd"/>
           </w:p>
         </w:tc>
         <w:tc>
@@ -2146,6 +2323,7 @@
           </w:tcPr>
           <w:p>
             <w:pPr>
+              <w:ind w:firstLine="400"/>
               <w:jc w:val="center"/>
             </w:pPr>
             <w:r>
@@ -2162,6 +2340,7 @@
           </w:tcPr>
           <w:p>
             <w:pPr>
+              <w:ind w:firstLine="400"/>
               <w:jc w:val="center"/>
             </w:pPr>
             <w:r>
@@ -2183,6 +2362,7 @@
           </w:tcPr>
           <w:p>
             <w:pPr>
+              <w:ind w:firstLine="400"/>
               <w:jc w:val="center"/>
             </w:pPr>
             <w:r>
@@ -2199,6 +2379,7 @@
           </w:tcPr>
           <w:p>
             <w:pPr>
+              <w:ind w:firstLine="400"/>
               <w:jc w:val="center"/>
             </w:pPr>
             <w:r>
@@ -2215,6 +2396,7 @@
           </w:tcPr>
           <w:p>
             <w:pPr>
+              <w:ind w:firstLine="400"/>
               <w:jc w:val="center"/>
             </w:pPr>
             <w:r>
@@ -2236,14 +2418,17 @@
           </w:tcPr>
           <w:p>
             <w:pPr>
-              <w:jc w:val="center"/>
-            </w:pPr>
+              <w:ind w:firstLine="400"/>
+              <w:jc w:val="center"/>
+            </w:pPr>
+            <w:proofErr w:type="spellStart"/>
             <w:r>
               <w:rPr>
                 <w:sz w:val="20"/>
               </w:rPr>
               <w:t>founder_background</w:t>
             </w:r>
+            <w:proofErr w:type="spellEnd"/>
           </w:p>
         </w:tc>
         <w:tc>
@@ -2252,6 +2437,7 @@
           </w:tcPr>
           <w:p>
             <w:pPr>
+              <w:ind w:firstLine="400"/>
               <w:jc w:val="center"/>
             </w:pPr>
             <w:r>
@@ -2268,14 +2454,51 @@
           </w:tcPr>
           <w:p>
             <w:pPr>
-              <w:jc w:val="center"/>
-            </w:pPr>
-            <w:r>
-              <w:rPr>
-                <w:sz w:val="20"/>
-              </w:rPr>
-              <w:t>academic / first_time / ex_bigtech / serial_founder</w:t>
-            </w:r>
+              <w:ind w:firstLine="400"/>
+              <w:jc w:val="center"/>
+            </w:pPr>
+            <w:r>
+              <w:rPr>
+                <w:sz w:val="20"/>
+              </w:rPr>
+              <w:t xml:space="preserve">academic / </w:t>
+            </w:r>
+            <w:proofErr w:type="spellStart"/>
+            <w:r>
+              <w:rPr>
+                <w:sz w:val="20"/>
+              </w:rPr>
+              <w:t>first_time</w:t>
+            </w:r>
+            <w:proofErr w:type="spellEnd"/>
+            <w:r>
+              <w:rPr>
+                <w:sz w:val="20"/>
+              </w:rPr>
+              <w:t xml:space="preserve"> / </w:t>
+            </w:r>
+            <w:proofErr w:type="spellStart"/>
+            <w:r>
+              <w:rPr>
+                <w:sz w:val="20"/>
+              </w:rPr>
+              <w:t>ex_bigtech</w:t>
+            </w:r>
+            <w:proofErr w:type="spellEnd"/>
+            <w:r>
+              <w:rPr>
+                <w:sz w:val="20"/>
+              </w:rPr>
+              <w:t xml:space="preserve"> / </w:t>
+            </w:r>
+            <w:proofErr w:type="spellStart"/>
+            <w:r>
+              <w:rPr>
+                <w:sz w:val="20"/>
+              </w:rPr>
+              <w:t>serial_founder</w:t>
+            </w:r>
+            <w:proofErr w:type="spellEnd"/>
           </w:p>
         </w:tc>
       </w:tr>
@@ -2289,6 +2512,7 @@
           </w:tcPr>
           <w:p>
             <w:pPr>
+              <w:ind w:firstLine="400"/>
               <w:jc w:val="center"/>
             </w:pPr>
             <w:r>
@@ -2305,6 +2529,7 @@
           </w:tcPr>
           <w:p>
             <w:pPr>
+              <w:ind w:firstLine="400"/>
               <w:jc w:val="center"/>
             </w:pPr>
             <w:r>
@@ -2321,6 +2546,7 @@
           </w:tcPr>
           <w:p>
             <w:pPr>
+              <w:ind w:firstLine="400"/>
               <w:jc w:val="center"/>
             </w:pPr>
             <w:r>
@@ -2336,6 +2562,7 @@
     <w:p>
       <w:pPr>
         <w:spacing w:before="40"/>
+        <w:ind w:firstLine="360"/>
         <w:jc w:val="center"/>
       </w:pPr>
       <w:r>
@@ -2347,31 +2574,45 @@
         <w:t>Table 1 — Feature overview of the startup success dataset.</w:t>
       </w:r>
     </w:p>
-    <w:p/>
+    <w:p>
+      <w:pPr>
+        <w:ind w:firstLine="440"/>
+      </w:pPr>
+    </w:p>
     <w:p>
       <w:pPr>
         <w:pStyle w:val="1"/>
       </w:pPr>
-      <w:bookmarkStart w:id="2" w:name="_Toc226057037"/>
+      <w:bookmarkStart w:id="2" w:name="_Toc226066308"/>
       <w:r>
         <w:lastRenderedPageBreak/>
-        <w:t>2  Exploratory Data Analysis</w:t>
+        <w:t>2 Exploratory</w:t>
+      </w:r>
+      <w:r>
+        <w:t xml:space="preserve"> Data Analysis</w:t>
       </w:r>
       <w:bookmarkEnd w:id="2"/>
     </w:p>
     <w:p>
       <w:pPr>
         <w:pStyle w:val="21"/>
+        <w:ind w:firstLine="522"/>
       </w:pPr>
-      <w:bookmarkStart w:id="3" w:name="_Toc226057038"/>
-      <w:r>
-        <w:t>2.1  Class Distribution</w:t>
+      <w:bookmarkStart w:id="3" w:name="_Toc226066309"/>
+      <w:proofErr w:type="gramStart"/>
+      <w:r>
+        <w:t>2.1  Class</w:t>
+      </w:r>
+      <w:proofErr w:type="gramEnd"/>
+      <w:r>
+        <w:t xml:space="preserve"> Distribution</w:t>
       </w:r>
       <w:bookmarkEnd w:id="3"/>
     </w:p>
     <w:p>
       <w:pPr>
         <w:spacing w:after="120"/>
+        <w:ind w:firstLine="440"/>
       </w:pPr>
       <w:r>
         <w:t>The target variable is severely imbalanced. As shown in Table 2, Failure accounts for 55.6% of samples, Acquisition for 42.3%, and IPO for only 2.1% (2,055 samples). This imbalance — particularly the rarity of IPO — has direct consequences for model performance: classifiers trained without special treatment tend to under-predict IPOs.</w:t>
@@ -2399,6 +2640,7 @@
           </w:tcPr>
           <w:p>
             <w:pPr>
+              <w:ind w:firstLine="402"/>
               <w:jc w:val="center"/>
             </w:pPr>
             <w:r>
@@ -2416,6 +2658,7 @@
           </w:tcPr>
           <w:p>
             <w:pPr>
+              <w:ind w:firstLine="402"/>
               <w:jc w:val="center"/>
             </w:pPr>
             <w:r>
@@ -2433,6 +2676,7 @@
           </w:tcPr>
           <w:p>
             <w:pPr>
+              <w:ind w:firstLine="402"/>
               <w:jc w:val="center"/>
             </w:pPr>
             <w:r>
@@ -2455,6 +2699,7 @@
           </w:tcPr>
           <w:p>
             <w:pPr>
+              <w:ind w:firstLine="400"/>
               <w:jc w:val="center"/>
             </w:pPr>
             <w:r>
@@ -2471,6 +2716,7 @@
           </w:tcPr>
           <w:p>
             <w:pPr>
+              <w:ind w:firstLine="400"/>
               <w:jc w:val="center"/>
             </w:pPr>
             <w:r>
@@ -2487,6 +2733,7 @@
           </w:tcPr>
           <w:p>
             <w:pPr>
+              <w:ind w:firstLine="400"/>
               <w:jc w:val="center"/>
             </w:pPr>
             <w:r>
@@ -2508,6 +2755,7 @@
           </w:tcPr>
           <w:p>
             <w:pPr>
+              <w:ind w:firstLine="400"/>
               <w:jc w:val="center"/>
             </w:pPr>
             <w:r>
@@ -2524,6 +2772,7 @@
           </w:tcPr>
           <w:p>
             <w:pPr>
+              <w:ind w:firstLine="400"/>
               <w:jc w:val="center"/>
             </w:pPr>
             <w:r>
@@ -2540,6 +2789,7 @@
           </w:tcPr>
           <w:p>
             <w:pPr>
+              <w:ind w:firstLine="400"/>
               <w:jc w:val="center"/>
             </w:pPr>
             <w:r>
@@ -2561,6 +2811,7 @@
           </w:tcPr>
           <w:p>
             <w:pPr>
+              <w:ind w:firstLine="400"/>
               <w:jc w:val="center"/>
             </w:pPr>
             <w:r>
@@ -2577,6 +2828,7 @@
           </w:tcPr>
           <w:p>
             <w:pPr>
+              <w:ind w:firstLine="400"/>
               <w:jc w:val="center"/>
             </w:pPr>
             <w:r>
@@ -2593,6 +2845,7 @@
           </w:tcPr>
           <w:p>
             <w:pPr>
+              <w:ind w:firstLine="400"/>
               <w:jc w:val="center"/>
             </w:pPr>
             <w:r>
@@ -2608,6 +2861,7 @@
     <w:p>
       <w:pPr>
         <w:spacing w:before="40"/>
+        <w:ind w:firstLine="360"/>
         <w:jc w:val="center"/>
       </w:pPr>
       <w:r>
@@ -2619,66 +2873,87 @@
         <w:t>Table 2 — Class distribution of the target variable.</w:t>
       </w:r>
     </w:p>
-    <w:p/>
+    <w:p>
+      <w:pPr>
+        <w:ind w:firstLine="440"/>
+      </w:pPr>
+    </w:p>
     <w:p>
       <w:pPr>
         <w:pStyle w:val="21"/>
+        <w:ind w:firstLine="522"/>
       </w:pPr>
-      <w:bookmarkStart w:id="4" w:name="_Toc226057039"/>
-      <w:r>
-        <w:t>2.2  Feature Distributions and Skewness</w:t>
+      <w:bookmarkStart w:id="4" w:name="_Toc226066310"/>
+      <w:proofErr w:type="gramStart"/>
+      <w:r>
+        <w:t>2.2  Feature</w:t>
+      </w:r>
+      <w:proofErr w:type="gramEnd"/>
+      <w:r>
+        <w:t xml:space="preserve"> Distributions and Skewness</w:t>
       </w:r>
       <w:bookmarkEnd w:id="4"/>
     </w:p>
     <w:p>
       <w:pPr>
         <w:spacing w:after="120"/>
+        <w:ind w:firstLine="440"/>
       </w:pPr>
       <w:r>
         <w:t xml:space="preserve">Histograms reveal that several numerical features have right-skewed distributions, as quantified in Table 3. In particular, </w:t>
       </w:r>
+      <w:proofErr w:type="spellStart"/>
       <w:r>
         <w:rPr>
           <w:b/>
         </w:rPr>
         <w:t>market_size_billion</w:t>
       </w:r>
+      <w:proofErr w:type="spellEnd"/>
       <w:r>
         <w:t xml:space="preserve"> (skewness = 5.26) and </w:t>
       </w:r>
+      <w:proofErr w:type="spellStart"/>
       <w:r>
         <w:rPr>
           <w:b/>
         </w:rPr>
         <w:t>burn_rate_million</w:t>
       </w:r>
+      <w:proofErr w:type="spellEnd"/>
       <w:r>
         <w:t xml:space="preserve"> (skewness = 3.35) are heavily skewed, while </w:t>
       </w:r>
+      <w:proofErr w:type="spellStart"/>
       <w:r>
         <w:rPr>
           <w:b/>
         </w:rPr>
         <w:t>revenue_million</w:t>
       </w:r>
+      <w:proofErr w:type="spellEnd"/>
       <w:r>
         <w:t xml:space="preserve"> shows moderate skewness (1.25). Features such as </w:t>
       </w:r>
+      <w:proofErr w:type="spellStart"/>
       <w:r>
         <w:rPr>
           <w:b/>
         </w:rPr>
         <w:t>founder_experience_years</w:t>
       </w:r>
+      <w:proofErr w:type="spellEnd"/>
       <w:r>
         <w:t xml:space="preserve"> and </w:t>
       </w:r>
+      <w:proofErr w:type="spellStart"/>
       <w:r>
         <w:rPr>
           <w:b/>
         </w:rPr>
         <w:t>team_size</w:t>
       </w:r>
+      <w:proofErr w:type="spellEnd"/>
       <w:r>
         <w:t xml:space="preserve"> are approximately symmetric (skewness ≈ 0).</w:t>
       </w:r>
@@ -2705,6 +2980,7 @@
           </w:tcPr>
           <w:p>
             <w:pPr>
+              <w:ind w:firstLine="402"/>
               <w:jc w:val="center"/>
             </w:pPr>
             <w:r>
@@ -2722,6 +2998,7 @@
           </w:tcPr>
           <w:p>
             <w:pPr>
+              <w:ind w:firstLine="402"/>
               <w:jc w:val="center"/>
             </w:pPr>
             <w:r>
@@ -2739,6 +3016,7 @@
           </w:tcPr>
           <w:p>
             <w:pPr>
+              <w:ind w:firstLine="402"/>
               <w:jc w:val="center"/>
             </w:pPr>
             <w:r>
@@ -2761,14 +3039,17 @@
           </w:tcPr>
           <w:p>
             <w:pPr>
-              <w:jc w:val="center"/>
-            </w:pPr>
+              <w:ind w:firstLine="400"/>
+              <w:jc w:val="center"/>
+            </w:pPr>
+            <w:proofErr w:type="spellStart"/>
             <w:r>
               <w:rPr>
                 <w:sz w:val="20"/>
               </w:rPr>
               <w:t>funding_rounds</w:t>
             </w:r>
+            <w:proofErr w:type="spellEnd"/>
           </w:p>
         </w:tc>
         <w:tc>
@@ -2777,6 +3058,7 @@
           </w:tcPr>
           <w:p>
             <w:pPr>
+              <w:ind w:firstLine="400"/>
               <w:jc w:val="center"/>
             </w:pPr>
             <w:r>
@@ -2793,6 +3075,7 @@
           </w:tcPr>
           <w:p>
             <w:pPr>
+              <w:ind w:firstLine="400"/>
               <w:jc w:val="center"/>
             </w:pPr>
             <w:r>
@@ -2814,14 +3097,17 @@
           </w:tcPr>
           <w:p>
             <w:pPr>
-              <w:jc w:val="center"/>
-            </w:pPr>
+              <w:ind w:firstLine="400"/>
+              <w:jc w:val="center"/>
+            </w:pPr>
+            <w:proofErr w:type="spellStart"/>
             <w:r>
               <w:rPr>
                 <w:sz w:val="20"/>
               </w:rPr>
               <w:t>founder_experience_years</w:t>
             </w:r>
+            <w:proofErr w:type="spellEnd"/>
           </w:p>
         </w:tc>
         <w:tc>
@@ -2830,6 +3116,7 @@
           </w:tcPr>
           <w:p>
             <w:pPr>
+              <w:ind w:firstLine="400"/>
               <w:jc w:val="center"/>
             </w:pPr>
             <w:r>
@@ -2846,6 +3133,7 @@
           </w:tcPr>
           <w:p>
             <w:pPr>
+              <w:ind w:firstLine="400"/>
               <w:jc w:val="center"/>
             </w:pPr>
             <w:r>
@@ -2867,14 +3155,17 @@
           </w:tcPr>
           <w:p>
             <w:pPr>
-              <w:jc w:val="center"/>
-            </w:pPr>
+              <w:ind w:firstLine="400"/>
+              <w:jc w:val="center"/>
+            </w:pPr>
+            <w:proofErr w:type="spellStart"/>
             <w:r>
               <w:rPr>
                 <w:sz w:val="20"/>
               </w:rPr>
               <w:t>team_size</w:t>
             </w:r>
+            <w:proofErr w:type="spellEnd"/>
           </w:p>
         </w:tc>
         <w:tc>
@@ -2883,6 +3174,7 @@
           </w:tcPr>
           <w:p>
             <w:pPr>
+              <w:ind w:firstLine="400"/>
               <w:jc w:val="center"/>
             </w:pPr>
             <w:r>
@@ -2899,6 +3191,7 @@
           </w:tcPr>
           <w:p>
             <w:pPr>
+              <w:ind w:firstLine="400"/>
               <w:jc w:val="center"/>
             </w:pPr>
             <w:r>
@@ -2920,14 +3213,17 @@
           </w:tcPr>
           <w:p>
             <w:pPr>
-              <w:jc w:val="center"/>
-            </w:pPr>
+              <w:ind w:firstLine="400"/>
+              <w:jc w:val="center"/>
+            </w:pPr>
+            <w:proofErr w:type="spellStart"/>
             <w:r>
               <w:rPr>
                 <w:sz w:val="20"/>
               </w:rPr>
               <w:t>market_size_billion</w:t>
             </w:r>
+            <w:proofErr w:type="spellEnd"/>
           </w:p>
         </w:tc>
         <w:tc>
@@ -2936,6 +3232,7 @@
           </w:tcPr>
           <w:p>
             <w:pPr>
+              <w:ind w:firstLine="400"/>
               <w:jc w:val="center"/>
             </w:pPr>
             <w:r>
@@ -2952,6 +3249,7 @@
           </w:tcPr>
           <w:p>
             <w:pPr>
+              <w:ind w:firstLine="400"/>
               <w:jc w:val="center"/>
             </w:pPr>
             <w:r>
@@ -2973,14 +3271,17 @@
           </w:tcPr>
           <w:p>
             <w:pPr>
-              <w:jc w:val="center"/>
-            </w:pPr>
+              <w:ind w:firstLine="400"/>
+              <w:jc w:val="center"/>
+            </w:pPr>
+            <w:proofErr w:type="spellStart"/>
             <w:r>
               <w:rPr>
                 <w:sz w:val="20"/>
               </w:rPr>
               <w:t>product_traction_users</w:t>
             </w:r>
+            <w:proofErr w:type="spellEnd"/>
           </w:p>
         </w:tc>
         <w:tc>
@@ -2989,6 +3290,7 @@
           </w:tcPr>
           <w:p>
             <w:pPr>
+              <w:ind w:firstLine="400"/>
               <w:jc w:val="center"/>
             </w:pPr>
             <w:r>
@@ -3005,6 +3307,7 @@
           </w:tcPr>
           <w:p>
             <w:pPr>
+              <w:ind w:firstLine="400"/>
               <w:jc w:val="center"/>
             </w:pPr>
             <w:r>
@@ -3026,14 +3329,17 @@
           </w:tcPr>
           <w:p>
             <w:pPr>
-              <w:jc w:val="center"/>
-            </w:pPr>
+              <w:ind w:firstLine="400"/>
+              <w:jc w:val="center"/>
+            </w:pPr>
+            <w:proofErr w:type="spellStart"/>
             <w:r>
               <w:rPr>
                 <w:sz w:val="20"/>
               </w:rPr>
               <w:t>burn_rate_million</w:t>
             </w:r>
+            <w:proofErr w:type="spellEnd"/>
           </w:p>
         </w:tc>
         <w:tc>
@@ -3042,6 +3348,7 @@
           </w:tcPr>
           <w:p>
             <w:pPr>
+              <w:ind w:firstLine="400"/>
               <w:jc w:val="center"/>
             </w:pPr>
             <w:r>
@@ -3058,6 +3365,7 @@
           </w:tcPr>
           <w:p>
             <w:pPr>
+              <w:ind w:firstLine="400"/>
               <w:jc w:val="center"/>
             </w:pPr>
             <w:r>
@@ -3079,14 +3387,17 @@
           </w:tcPr>
           <w:p>
             <w:pPr>
-              <w:jc w:val="center"/>
-            </w:pPr>
+              <w:ind w:firstLine="400"/>
+              <w:jc w:val="center"/>
+            </w:pPr>
+            <w:proofErr w:type="spellStart"/>
             <w:r>
               <w:rPr>
                 <w:sz w:val="20"/>
               </w:rPr>
               <w:t>revenue_million</w:t>
             </w:r>
+            <w:proofErr w:type="spellEnd"/>
           </w:p>
         </w:tc>
         <w:tc>
@@ -3095,6 +3406,7 @@
           </w:tcPr>
           <w:p>
             <w:pPr>
+              <w:ind w:firstLine="400"/>
               <w:jc w:val="center"/>
             </w:pPr>
             <w:r>
@@ -3111,6 +3423,7 @@
           </w:tcPr>
           <w:p>
             <w:pPr>
+              <w:ind w:firstLine="400"/>
               <w:jc w:val="center"/>
             </w:pPr>
             <w:r>
@@ -3126,9 +3439,10 @@
     <w:p>
       <w:pPr>
         <w:spacing w:before="40"/>
+        <w:ind w:firstLine="360"/>
         <w:jc w:val="center"/>
         <w:rPr>
-          <w:rFonts w:eastAsia="宋体" w:hint="eastAsia"/>
+          <w:rFonts w:eastAsia="宋体"/>
           <w:lang w:eastAsia="zh-CN"/>
         </w:rPr>
       </w:pPr>
@@ -3144,16 +3458,23 @@
     <w:p>
       <w:pPr>
         <w:pStyle w:val="21"/>
+        <w:ind w:firstLine="522"/>
       </w:pPr>
-      <w:bookmarkStart w:id="5" w:name="_Toc226057040"/>
-      <w:r>
-        <w:t>2.3  Feature Quality Analysis</w:t>
+      <w:bookmarkStart w:id="5" w:name="_Toc226066311"/>
+      <w:proofErr w:type="gramStart"/>
+      <w:r>
+        <w:t>2.3  Feature</w:t>
+      </w:r>
+      <w:proofErr w:type="gramEnd"/>
+      <w:r>
+        <w:t xml:space="preserve"> Quality Analysis</w:t>
       </w:r>
       <w:bookmarkEnd w:id="5"/>
     </w:p>
     <w:p>
       <w:pPr>
         <w:spacing w:after="120"/>
+        <w:ind w:firstLine="440"/>
       </w:pPr>
       <w:r>
         <w:t>A key finding of our EDA is that most features have very low predictive power for the outcome. We computed Spearman rank correlations</w:t>
@@ -3166,7 +3487,39 @@
         <w:t>*</w:t>
       </w:r>
       <w:r>
-        <w:t xml:space="preserve"> between each numerical feature and the target (encoded ordinally). The results, shown in Table 4, reveal that only revenue_million (r = −0.34) and product_traction_users (r = −0.32) carry meaningful signal. The remaining five features — notably market_size_billion (r = 0.001) and burn_rate_million (r = −0.001) — are essentially noise.</w:t>
+        <w:t xml:space="preserve"> between each numerical feature and the target (encoded ordinally). The results, shown in Table 4, reveal that only </w:t>
+      </w:r>
+      <w:proofErr w:type="spellStart"/>
+      <w:r>
+        <w:t>revenue_million</w:t>
+      </w:r>
+      <w:proofErr w:type="spellEnd"/>
+      <w:r>
+        <w:t xml:space="preserve"> (r = −0.34) and </w:t>
+      </w:r>
+      <w:proofErr w:type="spellStart"/>
+      <w:r>
+        <w:t>product_traction_users</w:t>
+      </w:r>
+      <w:proofErr w:type="spellEnd"/>
+      <w:r>
+        <w:t xml:space="preserve"> (r = −0.32) carry meaningful signal. The remaining five features — notably </w:t>
+      </w:r>
+      <w:proofErr w:type="spellStart"/>
+      <w:r>
+        <w:t>market_size_billion</w:t>
+      </w:r>
+      <w:proofErr w:type="spellEnd"/>
+      <w:r>
+        <w:t xml:space="preserve"> (r = 0.001) and </w:t>
+      </w:r>
+      <w:proofErr w:type="spellStart"/>
+      <w:r>
+        <w:t>burn_rate_million</w:t>
+      </w:r>
+      <w:proofErr w:type="spellEnd"/>
+      <w:r>
+        <w:t xml:space="preserve"> (r = −0.001) — are essentially noise.</w:t>
       </w:r>
     </w:p>
     <w:tbl>
@@ -3191,6 +3544,7 @@
           </w:tcPr>
           <w:p>
             <w:pPr>
+              <w:ind w:firstLine="402"/>
               <w:jc w:val="center"/>
             </w:pPr>
             <w:r>
@@ -3208,6 +3562,7 @@
           </w:tcPr>
           <w:p>
             <w:pPr>
+              <w:ind w:firstLine="402"/>
               <w:jc w:val="center"/>
             </w:pPr>
             <w:r>
@@ -3225,6 +3580,7 @@
           </w:tcPr>
           <w:p>
             <w:pPr>
+              <w:ind w:firstLine="402"/>
               <w:jc w:val="center"/>
             </w:pPr>
             <w:r>
@@ -3247,14 +3603,17 @@
           </w:tcPr>
           <w:p>
             <w:pPr>
-              <w:jc w:val="center"/>
-            </w:pPr>
+              <w:ind w:firstLine="400"/>
+              <w:jc w:val="center"/>
+            </w:pPr>
+            <w:proofErr w:type="spellStart"/>
             <w:r>
               <w:rPr>
                 <w:sz w:val="20"/>
               </w:rPr>
               <w:t>revenue_million</w:t>
             </w:r>
+            <w:proofErr w:type="spellEnd"/>
           </w:p>
         </w:tc>
         <w:tc>
@@ -3263,6 +3622,7 @@
           </w:tcPr>
           <w:p>
             <w:pPr>
+              <w:ind w:firstLine="400"/>
               <w:jc w:val="center"/>
             </w:pPr>
             <w:r>
@@ -3279,6 +3639,7 @@
           </w:tcPr>
           <w:p>
             <w:pPr>
+              <w:ind w:firstLine="400"/>
               <w:jc w:val="center"/>
             </w:pPr>
             <w:r>
@@ -3300,14 +3661,17 @@
           </w:tcPr>
           <w:p>
             <w:pPr>
-              <w:jc w:val="center"/>
-            </w:pPr>
+              <w:ind w:firstLine="400"/>
+              <w:jc w:val="center"/>
+            </w:pPr>
+            <w:proofErr w:type="spellStart"/>
             <w:r>
               <w:rPr>
                 <w:sz w:val="20"/>
               </w:rPr>
               <w:t>product_traction_users</w:t>
             </w:r>
+            <w:proofErr w:type="spellEnd"/>
           </w:p>
         </w:tc>
         <w:tc>
@@ -3316,6 +3680,7 @@
           </w:tcPr>
           <w:p>
             <w:pPr>
+              <w:ind w:firstLine="400"/>
               <w:jc w:val="center"/>
             </w:pPr>
             <w:r>
@@ -3332,6 +3697,7 @@
           </w:tcPr>
           <w:p>
             <w:pPr>
+              <w:ind w:firstLine="400"/>
               <w:jc w:val="center"/>
             </w:pPr>
             <w:r>
@@ -3353,14 +3719,17 @@
           </w:tcPr>
           <w:p>
             <w:pPr>
-              <w:jc w:val="center"/>
-            </w:pPr>
+              <w:ind w:firstLine="400"/>
+              <w:jc w:val="center"/>
+            </w:pPr>
+            <w:proofErr w:type="spellStart"/>
             <w:r>
               <w:rPr>
                 <w:sz w:val="20"/>
               </w:rPr>
               <w:t>funding_rounds</w:t>
             </w:r>
+            <w:proofErr w:type="spellEnd"/>
           </w:p>
         </w:tc>
         <w:tc>
@@ -3369,6 +3738,7 @@
           </w:tcPr>
           <w:p>
             <w:pPr>
+              <w:ind w:firstLine="400"/>
               <w:jc w:val="center"/>
             </w:pPr>
             <w:r>
@@ -3385,6 +3755,7 @@
           </w:tcPr>
           <w:p>
             <w:pPr>
+              <w:ind w:firstLine="400"/>
               <w:jc w:val="center"/>
             </w:pPr>
             <w:r>
@@ -3406,14 +3777,17 @@
           </w:tcPr>
           <w:p>
             <w:pPr>
-              <w:jc w:val="center"/>
-            </w:pPr>
+              <w:ind w:firstLine="400"/>
+              <w:jc w:val="center"/>
+            </w:pPr>
+            <w:proofErr w:type="spellStart"/>
             <w:r>
               <w:rPr>
                 <w:sz w:val="20"/>
               </w:rPr>
               <w:t>founder_experience_years</w:t>
             </w:r>
+            <w:proofErr w:type="spellEnd"/>
           </w:p>
         </w:tc>
         <w:tc>
@@ -3422,6 +3796,7 @@
           </w:tcPr>
           <w:p>
             <w:pPr>
+              <w:ind w:firstLine="400"/>
               <w:jc w:val="center"/>
             </w:pPr>
             <w:r>
@@ -3438,6 +3813,7 @@
           </w:tcPr>
           <w:p>
             <w:pPr>
+              <w:ind w:firstLine="400"/>
               <w:jc w:val="center"/>
             </w:pPr>
             <w:r>
@@ -3459,14 +3835,17 @@
           </w:tcPr>
           <w:p>
             <w:pPr>
-              <w:jc w:val="center"/>
-            </w:pPr>
+              <w:ind w:firstLine="400"/>
+              <w:jc w:val="center"/>
+            </w:pPr>
+            <w:proofErr w:type="spellStart"/>
             <w:r>
               <w:rPr>
                 <w:sz w:val="20"/>
               </w:rPr>
               <w:t>team_size</w:t>
             </w:r>
+            <w:proofErr w:type="spellEnd"/>
           </w:p>
         </w:tc>
         <w:tc>
@@ -3475,6 +3854,7 @@
           </w:tcPr>
           <w:p>
             <w:pPr>
+              <w:ind w:firstLine="400"/>
               <w:jc w:val="center"/>
             </w:pPr>
             <w:r>
@@ -3491,6 +3871,7 @@
           </w:tcPr>
           <w:p>
             <w:pPr>
+              <w:ind w:firstLine="400"/>
               <w:jc w:val="center"/>
             </w:pPr>
             <w:r>
@@ -3512,14 +3893,17 @@
           </w:tcPr>
           <w:p>
             <w:pPr>
-              <w:jc w:val="center"/>
-            </w:pPr>
+              <w:ind w:firstLine="400"/>
+              <w:jc w:val="center"/>
+            </w:pPr>
+            <w:proofErr w:type="spellStart"/>
             <w:r>
               <w:rPr>
                 <w:sz w:val="20"/>
               </w:rPr>
               <w:t>burn_rate_million</w:t>
             </w:r>
+            <w:proofErr w:type="spellEnd"/>
           </w:p>
         </w:tc>
         <w:tc>
@@ -3528,6 +3912,7 @@
           </w:tcPr>
           <w:p>
             <w:pPr>
+              <w:ind w:firstLine="400"/>
               <w:jc w:val="center"/>
             </w:pPr>
             <w:r>
@@ -3544,6 +3929,7 @@
           </w:tcPr>
           <w:p>
             <w:pPr>
+              <w:ind w:firstLine="400"/>
               <w:jc w:val="center"/>
             </w:pPr>
             <w:r>
@@ -3565,14 +3951,17 @@
           </w:tcPr>
           <w:p>
             <w:pPr>
-              <w:jc w:val="center"/>
-            </w:pPr>
+              <w:ind w:firstLine="400"/>
+              <w:jc w:val="center"/>
+            </w:pPr>
+            <w:proofErr w:type="spellStart"/>
             <w:r>
               <w:rPr>
                 <w:sz w:val="20"/>
               </w:rPr>
               <w:t>market_size_billion</w:t>
             </w:r>
+            <w:proofErr w:type="spellEnd"/>
           </w:p>
         </w:tc>
         <w:tc>
@@ -3581,6 +3970,7 @@
           </w:tcPr>
           <w:p>
             <w:pPr>
+              <w:ind w:firstLine="400"/>
               <w:jc w:val="center"/>
             </w:pPr>
             <w:r>
@@ -3597,6 +3987,7 @@
           </w:tcPr>
           <w:p>
             <w:pPr>
+              <w:ind w:firstLine="400"/>
               <w:jc w:val="center"/>
             </w:pPr>
             <w:r>
@@ -3612,6 +4003,7 @@
     <w:p>
       <w:pPr>
         <w:spacing w:before="40"/>
+        <w:ind w:firstLine="360"/>
         <w:jc w:val="center"/>
       </w:pPr>
       <w:r>
@@ -3626,34 +4018,73 @@
     <w:p>
       <w:pPr>
         <w:spacing w:after="120"/>
+        <w:ind w:firstLine="440"/>
       </w:pPr>
       <w:r>
         <w:lastRenderedPageBreak/>
-        <w:t>Furthermore, the maximum inter-feature Pearson correlation is 0.714 (between revenue_million and product_traction_users), but most pairs are near zero. This absence of natural structure limits the discriminative power of all models trained on this data.</w:t>
+        <w:t xml:space="preserve">Furthermore, the maximum inter-feature Pearson correlation is 0.714 (between </w:t>
+      </w:r>
+      <w:proofErr w:type="spellStart"/>
+      <w:r>
+        <w:t>revenue_million</w:t>
+      </w:r>
+      <w:proofErr w:type="spellEnd"/>
+      <w:r>
+        <w:t xml:space="preserve"> and </w:t>
+      </w:r>
+      <w:proofErr w:type="spellStart"/>
+      <w:r>
+        <w:t>product_traction_users</w:t>
+      </w:r>
+      <w:proofErr w:type="spellEnd"/>
+      <w:r>
+        <w:t>), but most pairs are near zero. This absence of natural structure limits the discriminative power of all models trained on this data.</w:t>
       </w:r>
     </w:p>
-    <w:p/>
+    <w:p>
+      <w:pPr>
+        <w:ind w:firstLine="440"/>
+      </w:pPr>
+    </w:p>
     <w:p>
       <w:pPr>
         <w:pStyle w:val="1"/>
       </w:pPr>
-      <w:bookmarkStart w:id="6" w:name="_Toc226057041"/>
-      <w:r>
-        <w:t>3  Preprocessing</w:t>
+      <w:bookmarkStart w:id="6" w:name="_Toc226066312"/>
+      <w:r>
+        <w:t>3 Preprocessing</w:t>
       </w:r>
       <w:bookmarkEnd w:id="6"/>
     </w:p>
     <w:p>
       <w:pPr>
         <w:spacing w:after="120"/>
+        <w:ind w:firstLine="440"/>
       </w:pPr>
       <w:r>
-        <w:t>We built a modular preprocessing pipeline using scikit-learn's Pipeline and ColumnTransformer (following the TD07 pattern), which ensures identical transformations are applied at training and inference time with no data leakage.</w:t>
+        <w:t>We built a modular preprocessing pipeline using scikit-</w:t>
+      </w:r>
+      <w:proofErr w:type="spellStart"/>
+      <w:r>
+        <w:t>learn's</w:t>
+      </w:r>
+      <w:proofErr w:type="spellEnd"/>
+      <w:r>
+        <w:t xml:space="preserve"> Pipeline and </w:t>
+      </w:r>
+      <w:proofErr w:type="spellStart"/>
+      <w:r>
+        <w:t>ColumnTransformer</w:t>
+      </w:r>
+      <w:proofErr w:type="spellEnd"/>
+      <w:r>
+        <w:t xml:space="preserve"> (following the TD07 pattern), which ensures identical transformations are applied at training and inference time with no data leakage.</w:t>
       </w:r>
     </w:p>
     <w:p>
       <w:pPr>
         <w:spacing w:after="120"/>
+        <w:ind w:firstLine="442"/>
       </w:pPr>
       <w:r>
         <w:rPr>
@@ -3662,7 +4093,15 @@
         <w:t>Numerical features</w:t>
       </w:r>
       <w:r>
-        <w:t xml:space="preserve"> were transformed with log1p (to reduce skewness) followed by StandardScaler (zero mean, unit variance). </w:t>
+        <w:t xml:space="preserve"> were transformed with log1p (to reduce skewness) followed by </w:t>
+      </w:r>
+      <w:proofErr w:type="spellStart"/>
+      <w:r>
+        <w:t>StandardScaler</w:t>
+      </w:r>
+      <w:proofErr w:type="spellEnd"/>
+      <w:r>
+        <w:t xml:space="preserve"> (zero mean, unit variance). </w:t>
       </w:r>
       <w:r>
         <w:rPr>
@@ -3671,44 +4110,137 @@
         <w:t>Categorical features</w:t>
       </w:r>
       <w:r>
-        <w:t xml:space="preserve"> (investor_type, sector, founder_background) were encoded with OrdinalEncoder, assigning an integer rank to each category. The dataset was split 80/20 into training (80,000 samples) and test sets (20,000 samples) using stratified sampling to preserve class proportions.</w:t>
+        <w:t xml:space="preserve"> (</w:t>
+      </w:r>
+      <w:proofErr w:type="spellStart"/>
+      <w:r>
+        <w:t>investor_type</w:t>
+      </w:r>
+      <w:proofErr w:type="spellEnd"/>
+      <w:r>
+        <w:t xml:space="preserve">, sector, </w:t>
+      </w:r>
+      <w:proofErr w:type="spellStart"/>
+      <w:r>
+        <w:t>founder_background</w:t>
+      </w:r>
+      <w:proofErr w:type="spellEnd"/>
+      <w:r>
+        <w:t xml:space="preserve">) were encoded with </w:t>
+      </w:r>
+      <w:proofErr w:type="spellStart"/>
+      <w:r>
+        <w:t>OrdinalEncoder</w:t>
+      </w:r>
+      <w:proofErr w:type="spellEnd"/>
+      <w:r>
+        <w:t>, assigning an integer rank to each category. The dataset was split 80/20 into training (80,000 samples) and test sets (20,000 samples) using stratified sampling to preserve class proportions.</w:t>
       </w:r>
     </w:p>
-    <w:p/>
+    <w:p>
+      <w:pPr>
+        <w:ind w:firstLine="440"/>
+      </w:pPr>
+    </w:p>
     <w:p>
       <w:pPr>
         <w:pStyle w:val="1"/>
       </w:pPr>
-      <w:bookmarkStart w:id="7" w:name="_Toc226057042"/>
-      <w:r>
-        <w:t>4  Supervised Learning</w:t>
+      <w:bookmarkStart w:id="7" w:name="_Toc226066313"/>
+      <w:r>
+        <w:t>4 Supervised</w:t>
+      </w:r>
+      <w:r>
+        <w:t xml:space="preserve"> Learning</w:t>
       </w:r>
       <w:bookmarkEnd w:id="7"/>
     </w:p>
     <w:p>
       <w:pPr>
         <w:spacing w:after="120"/>
+        <w:ind w:firstLine="440"/>
       </w:pPr>
       <w:r>
-        <w:t>We evaluated four classifiers: k-Nearest Neighbours (k-NN), Decision Tree, Logistic Regression, and Linear Discriminant Analysis (LDA). k-NN and Decision Tree were tuned via GridSearchCV with 5-fold StratifiedKFold. Logistic Regression and LDA were evaluated directly with cross_val_score (no hyperparameter grid), following the course approach: LR uses max_iter=1000 with default regularisation, LDA has no critical hyperparameters.</w:t>
+        <w:t xml:space="preserve">We evaluated four classifiers: k-Nearest </w:t>
+      </w:r>
+      <w:proofErr w:type="spellStart"/>
+      <w:r>
+        <w:t>Neighbours</w:t>
+      </w:r>
+      <w:proofErr w:type="spellEnd"/>
+      <w:r>
+        <w:t xml:space="preserve"> (k-NN), Decision Tree, Logistic Regression, and Linear Discriminant Analysis (LDA). k-NN and Decision Tree were tuned via </w:t>
+      </w:r>
+      <w:proofErr w:type="spellStart"/>
+      <w:r>
+        <w:t>GridSearchCV</w:t>
+      </w:r>
+      <w:proofErr w:type="spellEnd"/>
+      <w:r>
+        <w:t xml:space="preserve"> with 5-fold </w:t>
+      </w:r>
+      <w:proofErr w:type="spellStart"/>
+      <w:r>
+        <w:t>StratifiedKFold</w:t>
+      </w:r>
+      <w:proofErr w:type="spellEnd"/>
+      <w:r>
+        <w:t xml:space="preserve">. Logistic Regression and LDA were evaluated directly with </w:t>
+      </w:r>
+      <w:proofErr w:type="spellStart"/>
+      <w:r>
+        <w:t>cross_val_score</w:t>
+      </w:r>
+      <w:proofErr w:type="spellEnd"/>
+      <w:r>
+        <w:t xml:space="preserve"> (no hyperparameter grid), following the course approach: LR uses </w:t>
+      </w:r>
+      <w:proofErr w:type="spellStart"/>
+      <w:r>
+        <w:t>max_iter</w:t>
+      </w:r>
+      <w:proofErr w:type="spellEnd"/>
+      <w:r>
+        <w:t xml:space="preserve">=1000 with default </w:t>
+      </w:r>
+      <w:r>
+        <w:t>regularization</w:t>
+      </w:r>
+      <w:r>
+        <w:t>, LDA has no critical hyperparameters.</w:t>
       </w:r>
     </w:p>
     <w:p>
       <w:pPr>
         <w:pStyle w:val="21"/>
+        <w:ind w:firstLine="522"/>
       </w:pPr>
-      <w:bookmarkStart w:id="8" w:name="_Toc226057043"/>
-      <w:r>
-        <w:t>4.1  Hyperparameter Tuning</w:t>
+      <w:bookmarkStart w:id="8" w:name="_Toc226066314"/>
+      <w:proofErr w:type="gramStart"/>
+      <w:r>
+        <w:t>4.1  Hyperparameter</w:t>
+      </w:r>
+      <w:proofErr w:type="gramEnd"/>
+      <w:r>
+        <w:t xml:space="preserve"> Tuning</w:t>
       </w:r>
       <w:bookmarkEnd w:id="8"/>
     </w:p>
     <w:p>
       <w:pPr>
         <w:spacing w:after="120"/>
+        <w:ind w:firstLine="440"/>
       </w:pPr>
       <w:r>
-        <w:t>Table 5 summarises the best hyperparameters and cross-validated accuracy for each model.</w:t>
+        <w:t xml:space="preserve">Table 5 </w:t>
+      </w:r>
+      <w:proofErr w:type="spellStart"/>
+      <w:r>
+        <w:t>summarises</w:t>
+      </w:r>
+      <w:proofErr w:type="spellEnd"/>
+      <w:r>
+        <w:t xml:space="preserve"> the best hyperparameters and cross-validated accuracy for each model.</w:t>
       </w:r>
     </w:p>
     <w:tbl>
@@ -3734,6 +4266,7 @@
           </w:tcPr>
           <w:p>
             <w:pPr>
+              <w:ind w:firstLine="402"/>
               <w:jc w:val="center"/>
             </w:pPr>
             <w:r>
@@ -3751,6 +4284,7 @@
           </w:tcPr>
           <w:p>
             <w:pPr>
+              <w:ind w:firstLine="402"/>
               <w:jc w:val="center"/>
             </w:pPr>
             <w:r>
@@ -3768,6 +4302,7 @@
           </w:tcPr>
           <w:p>
             <w:pPr>
+              <w:ind w:firstLine="402"/>
               <w:jc w:val="center"/>
             </w:pPr>
             <w:r>
@@ -3785,6 +4320,7 @@
           </w:tcPr>
           <w:p>
             <w:pPr>
+              <w:ind w:firstLine="402"/>
               <w:jc w:val="center"/>
             </w:pPr>
             <w:r>
@@ -3807,6 +4343,7 @@
           </w:tcPr>
           <w:p>
             <w:pPr>
+              <w:ind w:firstLine="400"/>
               <w:jc w:val="center"/>
             </w:pPr>
             <w:r>
@@ -3823,13 +4360,28 @@
           </w:tcPr>
           <w:p>
             <w:pPr>
-              <w:jc w:val="center"/>
-            </w:pPr>
-            <w:r>
-              <w:rPr>
-                <w:sz w:val="20"/>
-              </w:rPr>
-              <w:t>k ∈ {3,5,7,…,201}</w:t>
+              <w:ind w:firstLine="400"/>
+              <w:jc w:val="center"/>
+            </w:pPr>
+            <w:r>
+              <w:rPr>
+                <w:sz w:val="20"/>
+              </w:rPr>
+              <w:t>k ∈ {3,</w:t>
+            </w:r>
+            <w:proofErr w:type="gramStart"/>
+            <w:r>
+              <w:rPr>
+                <w:sz w:val="20"/>
+              </w:rPr>
+              <w:t>5,7,…</w:t>
+            </w:r>
+            <w:proofErr w:type="gramEnd"/>
+            <w:r>
+              <w:rPr>
+                <w:sz w:val="20"/>
+              </w:rPr>
+              <w:t>,201}</w:t>
             </w:r>
           </w:p>
         </w:tc>
@@ -3839,6 +4391,7 @@
           </w:tcPr>
           <w:p>
             <w:pPr>
+              <w:ind w:firstLine="400"/>
               <w:jc w:val="center"/>
             </w:pPr>
             <w:r>
@@ -3855,6 +4408,7 @@
           </w:tcPr>
           <w:p>
             <w:pPr>
+              <w:ind w:firstLine="400"/>
               <w:jc w:val="center"/>
             </w:pPr>
             <w:r>
@@ -3876,6 +4430,7 @@
           </w:tcPr>
           <w:p>
             <w:pPr>
+              <w:ind w:firstLine="400"/>
               <w:jc w:val="center"/>
             </w:pPr>
             <w:r>
@@ -3892,14 +4447,45 @@
           </w:tcPr>
           <w:p>
             <w:pPr>
-              <w:jc w:val="center"/>
-            </w:pPr>
-            <w:r>
-              <w:rPr>
-                <w:sz w:val="20"/>
-              </w:rPr>
-              <w:t>max_depth ∈ {5,10,15,20,None}, min_split</w:t>
-            </w:r>
+              <w:ind w:firstLine="400"/>
+              <w:jc w:val="center"/>
+            </w:pPr>
+            <w:proofErr w:type="spellStart"/>
+            <w:r>
+              <w:rPr>
+                <w:sz w:val="20"/>
+              </w:rPr>
+              <w:t>max_depth</w:t>
+            </w:r>
+            <w:proofErr w:type="spellEnd"/>
+            <w:r>
+              <w:rPr>
+                <w:sz w:val="20"/>
+              </w:rPr>
+              <w:t xml:space="preserve"> ∈ {5,10,15,</w:t>
+            </w:r>
+            <w:proofErr w:type="gramStart"/>
+            <w:r>
+              <w:rPr>
+                <w:sz w:val="20"/>
+              </w:rPr>
+              <w:t>20,None</w:t>
+            </w:r>
+            <w:proofErr w:type="gramEnd"/>
+            <w:r>
+              <w:rPr>
+                <w:sz w:val="20"/>
+              </w:rPr>
+              <w:t xml:space="preserve">}, </w:t>
+            </w:r>
+            <w:proofErr w:type="spellStart"/>
+            <w:r>
+              <w:rPr>
+                <w:sz w:val="20"/>
+              </w:rPr>
+              <w:t>min_split</w:t>
+            </w:r>
+            <w:proofErr w:type="spellEnd"/>
           </w:p>
         </w:tc>
         <w:tc>
@@ -3908,13 +4494,36 @@
           </w:tcPr>
           <w:p>
             <w:pPr>
-              <w:jc w:val="center"/>
-            </w:pPr>
-            <w:r>
-              <w:rPr>
-                <w:sz w:val="20"/>
-              </w:rPr>
-              <w:t>max_depth=10, min_split=50</w:t>
+              <w:ind w:firstLine="400"/>
+              <w:jc w:val="center"/>
+            </w:pPr>
+            <w:proofErr w:type="spellStart"/>
+            <w:r>
+              <w:rPr>
+                <w:sz w:val="20"/>
+              </w:rPr>
+              <w:t>max_depth</w:t>
+            </w:r>
+            <w:proofErr w:type="spellEnd"/>
+            <w:r>
+              <w:rPr>
+                <w:sz w:val="20"/>
+              </w:rPr>
+              <w:t xml:space="preserve">=10, </w:t>
+            </w:r>
+            <w:proofErr w:type="spellStart"/>
+            <w:r>
+              <w:rPr>
+                <w:sz w:val="20"/>
+              </w:rPr>
+              <w:t>min_split</w:t>
+            </w:r>
+            <w:proofErr w:type="spellEnd"/>
+            <w:r>
+              <w:rPr>
+                <w:sz w:val="20"/>
+              </w:rPr>
+              <w:t>=50</w:t>
             </w:r>
           </w:p>
         </w:tc>
@@ -3924,6 +4533,7 @@
           </w:tcPr>
           <w:p>
             <w:pPr>
+              <w:ind w:firstLine="400"/>
               <w:jc w:val="center"/>
             </w:pPr>
             <w:r>
@@ -3945,6 +4555,7 @@
           </w:tcPr>
           <w:p>
             <w:pPr>
+              <w:ind w:firstLine="400"/>
               <w:jc w:val="center"/>
             </w:pPr>
             <w:r>
@@ -3961,13 +4572,28 @@
           </w:tcPr>
           <w:p>
             <w:pPr>
-              <w:jc w:val="center"/>
-            </w:pPr>
-            <w:r>
-              <w:rPr>
-                <w:sz w:val="20"/>
-              </w:rPr>
-              <w:t>no tuning (max_iter=1000)</w:t>
+              <w:ind w:firstLine="400"/>
+              <w:jc w:val="center"/>
+            </w:pPr>
+            <w:r>
+              <w:rPr>
+                <w:sz w:val="20"/>
+              </w:rPr>
+              <w:t>no tuning (</w:t>
+            </w:r>
+            <w:proofErr w:type="spellStart"/>
+            <w:r>
+              <w:rPr>
+                <w:sz w:val="20"/>
+              </w:rPr>
+              <w:t>max_iter</w:t>
+            </w:r>
+            <w:proofErr w:type="spellEnd"/>
+            <w:r>
+              <w:rPr>
+                <w:sz w:val="20"/>
+              </w:rPr>
+              <w:t>=1000)</w:t>
             </w:r>
           </w:p>
         </w:tc>
@@ -3977,6 +4603,7 @@
           </w:tcPr>
           <w:p>
             <w:pPr>
+              <w:ind w:firstLine="400"/>
               <w:jc w:val="center"/>
             </w:pPr>
             <w:r>
@@ -3993,9 +4620,10 @@
           </w:tcPr>
           <w:p>
             <w:pPr>
-              <w:jc w:val="center"/>
-              <w:rPr>
-                <w:rFonts w:eastAsia="宋体" w:hint="eastAsia"/>
+              <w:ind w:firstLine="400"/>
+              <w:jc w:val="center"/>
+              <w:rPr>
+                <w:rFonts w:eastAsia="宋体"/>
                 <w:lang w:eastAsia="zh-CN"/>
               </w:rPr>
             </w:pPr>
@@ -4032,6 +4660,7 @@
           </w:tcPr>
           <w:p>
             <w:pPr>
+              <w:ind w:firstLine="400"/>
               <w:jc w:val="center"/>
             </w:pPr>
             <w:r>
@@ -4048,6 +4677,7 @@
           </w:tcPr>
           <w:p>
             <w:pPr>
+              <w:ind w:firstLine="400"/>
               <w:jc w:val="center"/>
             </w:pPr>
             <w:r>
@@ -4064,6 +4694,7 @@
           </w:tcPr>
           <w:p>
             <w:pPr>
+              <w:ind w:firstLine="400"/>
               <w:jc w:val="center"/>
             </w:pPr>
             <w:r>
@@ -4080,6 +4711,7 @@
           </w:tcPr>
           <w:p>
             <w:pPr>
+              <w:ind w:firstLine="400"/>
               <w:jc w:val="center"/>
             </w:pPr>
             <w:r>
@@ -4095,6 +4727,7 @@
     <w:p>
       <w:pPr>
         <w:spacing w:before="40"/>
+        <w:ind w:firstLine="360"/>
         <w:jc w:val="center"/>
       </w:pPr>
       <w:r>
@@ -4109,19 +4742,38 @@
     <w:p>
       <w:pPr>
         <w:spacing w:after="120"/>
+        <w:ind w:firstLine="440"/>
         <w:rPr>
-          <w:rFonts w:eastAsia="宋体"/>
+          <w:rFonts w:eastAsia="宋体" w:hint="eastAsia"/>
           <w:lang w:eastAsia="zh-CN"/>
         </w:rPr>
       </w:pPr>
       <w:r>
-        <w:t>A notable finding is that the best k for k-NN reached the upper boundary of the search grid (k = 201), even after extending the grid to 201. This indicates that k-NN performs best with maximal smoothing — a strong signal that the data has no meaningful local neighbourhood structure, consistent with the synthetic nature of the dataset.</w:t>
+        <w:t xml:space="preserve">A notable finding is that the best k for k-NN reached the upper boundary of the search grid (k = 201), even after extending the grid to 201. This indicates that k-NN performs best with maximal smoothing — a strong signal that the data has no meaningful local </w:t>
+      </w:r>
+      <w:r>
+        <w:t>neighborhood</w:t>
+      </w:r>
+      <w:r>
+        <w:t xml:space="preserve"> structure</w:t>
+      </w:r>
+      <w:r>
+        <w:rPr>
+          <w:rFonts w:eastAsia="宋体" w:hint="eastAsia"/>
+          <w:lang w:eastAsia="zh-CN"/>
+        </w:rPr>
+        <w:t>.</w:t>
       </w:r>
     </w:p>
-    <w:p/>
+    <w:p>
+      <w:pPr>
+        <w:ind w:firstLine="440"/>
+      </w:pPr>
+    </w:p>
     <w:p>
       <w:pPr>
         <w:spacing w:before="20" w:after="120"/>
+        <w:ind w:firstLine="440"/>
         <w:jc w:val="center"/>
         <w:rPr>
           <w:rFonts w:eastAsia="宋体"/>
@@ -4186,6 +4838,7 @@
     <w:p>
       <w:pPr>
         <w:spacing w:before="20" w:after="120"/>
+        <w:ind w:firstLine="360"/>
         <w:jc w:val="center"/>
       </w:pPr>
       <w:r>
@@ -4215,27 +4868,55 @@
           <w:sz w:val="18"/>
           <w:szCs w:val="18"/>
         </w:rPr>
-        <w:t xml:space="preserve"> — CV accuracy comparison for all four tuned models (5-fold StratifiedKFold).</w:t>
+        <w:t xml:space="preserve"> — CV accuracy comparison for all four tuned models (5-fold </w:t>
+      </w:r>
+      <w:proofErr w:type="spellStart"/>
+      <w:r>
+        <w:rPr>
+          <w:i/>
+          <w:color w:val="646464"/>
+          <w:sz w:val="18"/>
+          <w:szCs w:val="18"/>
+        </w:rPr>
+        <w:t>StratifiedKFold</w:t>
+      </w:r>
+      <w:proofErr w:type="spellEnd"/>
+      <w:r>
+        <w:rPr>
+          <w:i/>
+          <w:color w:val="646464"/>
+          <w:sz w:val="18"/>
+          <w:szCs w:val="18"/>
+        </w:rPr>
+        <w:t>).</w:t>
       </w:r>
     </w:p>
     <w:p>
       <w:pPr>
+        <w:ind w:firstLine="440"/>
         <w:jc w:val="center"/>
       </w:pPr>
     </w:p>
     <w:p>
       <w:pPr>
         <w:pStyle w:val="21"/>
+        <w:ind w:firstLine="522"/>
       </w:pPr>
-      <w:bookmarkStart w:id="9" w:name="_Toc226057044"/>
-      <w:r>
-        <w:t>4.2  Model Comparison</w:t>
+      <w:bookmarkStart w:id="9" w:name="_Toc226066315"/>
+      <w:proofErr w:type="gramStart"/>
+      <w:r>
+        <w:t>4.2  Model</w:t>
+      </w:r>
+      <w:proofErr w:type="gramEnd"/>
+      <w:r>
+        <w:t xml:space="preserve"> Comparison</w:t>
       </w:r>
       <w:bookmarkEnd w:id="9"/>
     </w:p>
     <w:p>
       <w:pPr>
         <w:spacing w:after="120"/>
+        <w:ind w:firstLine="440"/>
       </w:pPr>
       <w:r>
         <w:t xml:space="preserve">Figure 1 (in the notebook) shows a bar chart comparing the four tuned models. </w:t>
@@ -4250,20 +4931,31 @@
         <w:t xml:space="preserve"> achieves the highest cross-validated accuracy (73.00%), followed closely by LDA (72.58%) and Decision Tree (71.98%). k-NN lags behind (71.44%). The narrow spread between models (&lt; 2 pp) further confirms that the dataset's weak feature-target correlations form the true performance ceiling.</w:t>
       </w:r>
     </w:p>
-    <w:p/>
+    <w:p>
+      <w:pPr>
+        <w:ind w:firstLine="440"/>
+      </w:pPr>
+    </w:p>
     <w:p>
       <w:pPr>
         <w:pStyle w:val="21"/>
+        <w:ind w:firstLine="522"/>
       </w:pPr>
-      <w:bookmarkStart w:id="10" w:name="_Toc226057045"/>
-      <w:r>
-        <w:t>4.3  Final Model Evaluation — Logistic Regression</w:t>
+      <w:bookmarkStart w:id="10" w:name="_Toc226066316"/>
+      <w:proofErr w:type="gramStart"/>
+      <w:r>
+        <w:t>4.3  Final</w:t>
+      </w:r>
+      <w:proofErr w:type="gramEnd"/>
+      <w:r>
+        <w:t xml:space="preserve"> Model Evaluation — Logistic Regression</w:t>
       </w:r>
       <w:bookmarkEnd w:id="10"/>
     </w:p>
     <w:p>
       <w:pPr>
         <w:spacing w:after="120"/>
+        <w:ind w:firstLine="440"/>
       </w:pPr>
       <w:r>
         <w:t>Logistic Regression was selected as the best model and evaluated on the held-out test set (20,000 samples). Test accuracy was 72.90%, consistent with the cross-validated estimate. Table 6 presents the full classification report.</w:t>
@@ -4293,6 +4985,7 @@
           </w:tcPr>
           <w:p>
             <w:pPr>
+              <w:ind w:firstLine="402"/>
               <w:jc w:val="center"/>
             </w:pPr>
             <w:r>
@@ -4310,6 +5003,7 @@
           </w:tcPr>
           <w:p>
             <w:pPr>
+              <w:ind w:firstLine="402"/>
               <w:jc w:val="center"/>
             </w:pPr>
             <w:r>
@@ -4327,6 +5021,7 @@
           </w:tcPr>
           <w:p>
             <w:pPr>
+              <w:ind w:firstLine="402"/>
               <w:jc w:val="center"/>
             </w:pPr>
             <w:r>
@@ -4344,6 +5039,7 @@
           </w:tcPr>
           <w:p>
             <w:pPr>
+              <w:ind w:firstLine="402"/>
               <w:jc w:val="center"/>
             </w:pPr>
             <w:r>
@@ -4361,6 +5057,7 @@
           </w:tcPr>
           <w:p>
             <w:pPr>
+              <w:ind w:firstLine="402"/>
               <w:jc w:val="center"/>
             </w:pPr>
             <w:r>
@@ -4383,6 +5080,7 @@
           </w:tcPr>
           <w:p>
             <w:pPr>
+              <w:ind w:firstLine="400"/>
               <w:jc w:val="center"/>
             </w:pPr>
             <w:r>
@@ -4399,6 +5097,7 @@
           </w:tcPr>
           <w:p>
             <w:pPr>
+              <w:ind w:firstLine="400"/>
               <w:jc w:val="center"/>
             </w:pPr>
             <w:r>
@@ -4415,6 +5114,7 @@
           </w:tcPr>
           <w:p>
             <w:pPr>
+              <w:ind w:firstLine="400"/>
               <w:jc w:val="center"/>
             </w:pPr>
             <w:r>
@@ -4431,6 +5131,7 @@
           </w:tcPr>
           <w:p>
             <w:pPr>
+              <w:ind w:firstLine="400"/>
               <w:jc w:val="center"/>
             </w:pPr>
             <w:r>
@@ -4447,6 +5148,7 @@
           </w:tcPr>
           <w:p>
             <w:pPr>
+              <w:ind w:firstLine="400"/>
               <w:jc w:val="center"/>
             </w:pPr>
             <w:r>
@@ -4468,6 +5170,7 @@
           </w:tcPr>
           <w:p>
             <w:pPr>
+              <w:ind w:firstLine="400"/>
               <w:jc w:val="center"/>
             </w:pPr>
             <w:r>
@@ -4484,6 +5187,7 @@
           </w:tcPr>
           <w:p>
             <w:pPr>
+              <w:ind w:firstLine="400"/>
               <w:jc w:val="center"/>
             </w:pPr>
             <w:r>
@@ -4500,6 +5204,7 @@
           </w:tcPr>
           <w:p>
             <w:pPr>
+              <w:ind w:firstLine="400"/>
               <w:jc w:val="center"/>
             </w:pPr>
             <w:r>
@@ -4516,6 +5221,7 @@
           </w:tcPr>
           <w:p>
             <w:pPr>
+              <w:ind w:firstLine="400"/>
               <w:jc w:val="center"/>
             </w:pPr>
             <w:r>
@@ -4532,6 +5238,7 @@
           </w:tcPr>
           <w:p>
             <w:pPr>
+              <w:ind w:firstLine="400"/>
               <w:jc w:val="center"/>
             </w:pPr>
             <w:r>
@@ -4553,6 +5260,7 @@
           </w:tcPr>
           <w:p>
             <w:pPr>
+              <w:ind w:firstLine="400"/>
               <w:jc w:val="center"/>
             </w:pPr>
             <w:r>
@@ -4569,6 +5277,7 @@
           </w:tcPr>
           <w:p>
             <w:pPr>
+              <w:ind w:firstLine="400"/>
               <w:jc w:val="center"/>
             </w:pPr>
             <w:r>
@@ -4585,6 +5294,7 @@
           </w:tcPr>
           <w:p>
             <w:pPr>
+              <w:ind w:firstLine="400"/>
               <w:jc w:val="center"/>
             </w:pPr>
             <w:r>
@@ -4601,6 +5311,7 @@
           </w:tcPr>
           <w:p>
             <w:pPr>
+              <w:ind w:firstLine="400"/>
               <w:jc w:val="center"/>
             </w:pPr>
             <w:r>
@@ -4617,6 +5328,7 @@
           </w:tcPr>
           <w:p>
             <w:pPr>
+              <w:ind w:firstLine="400"/>
               <w:jc w:val="center"/>
             </w:pPr>
             <w:r>
@@ -4638,6 +5350,7 @@
           </w:tcPr>
           <w:p>
             <w:pPr>
+              <w:ind w:firstLine="400"/>
               <w:jc w:val="center"/>
             </w:pPr>
             <w:r>
@@ -4654,6 +5367,7 @@
           </w:tcPr>
           <w:p>
             <w:pPr>
+              <w:ind w:firstLine="400"/>
               <w:jc w:val="center"/>
             </w:pPr>
             <w:r>
@@ -4670,6 +5384,7 @@
           </w:tcPr>
           <w:p>
             <w:pPr>
+              <w:ind w:firstLine="400"/>
               <w:jc w:val="center"/>
             </w:pPr>
             <w:r>
@@ -4686,6 +5401,7 @@
           </w:tcPr>
           <w:p>
             <w:pPr>
+              <w:ind w:firstLine="400"/>
               <w:jc w:val="center"/>
             </w:pPr>
             <w:r>
@@ -4702,6 +5418,7 @@
           </w:tcPr>
           <w:p>
             <w:pPr>
+              <w:ind w:firstLine="400"/>
               <w:jc w:val="center"/>
             </w:pPr>
             <w:r>
@@ -4723,6 +5440,7 @@
           </w:tcPr>
           <w:p>
             <w:pPr>
+              <w:ind w:firstLine="400"/>
               <w:jc w:val="center"/>
             </w:pPr>
             <w:r>
@@ -4739,6 +5457,7 @@
           </w:tcPr>
           <w:p>
             <w:pPr>
+              <w:ind w:firstLine="400"/>
               <w:jc w:val="center"/>
             </w:pPr>
             <w:r>
@@ -4755,6 +5474,7 @@
           </w:tcPr>
           <w:p>
             <w:pPr>
+              <w:ind w:firstLine="400"/>
               <w:jc w:val="center"/>
             </w:pPr>
             <w:r>
@@ -4771,6 +5491,7 @@
           </w:tcPr>
           <w:p>
             <w:pPr>
+              <w:ind w:firstLine="400"/>
               <w:jc w:val="center"/>
             </w:pPr>
             <w:r>
@@ -4787,6 +5508,7 @@
           </w:tcPr>
           <w:p>
             <w:pPr>
+              <w:ind w:firstLine="400"/>
               <w:jc w:val="center"/>
             </w:pPr>
             <w:r>
@@ -4808,6 +5530,7 @@
           </w:tcPr>
           <w:p>
             <w:pPr>
+              <w:ind w:firstLine="400"/>
               <w:jc w:val="center"/>
             </w:pPr>
             <w:r>
@@ -4824,6 +5547,7 @@
           </w:tcPr>
           <w:p>
             <w:pPr>
+              <w:ind w:firstLine="400"/>
               <w:jc w:val="center"/>
             </w:pPr>
             <w:r>
@@ -4840,6 +5564,7 @@
           </w:tcPr>
           <w:p>
             <w:pPr>
+              <w:ind w:firstLine="400"/>
               <w:jc w:val="center"/>
             </w:pPr>
             <w:r>
@@ -4856,6 +5581,7 @@
           </w:tcPr>
           <w:p>
             <w:pPr>
+              <w:ind w:firstLine="400"/>
               <w:jc w:val="center"/>
             </w:pPr>
             <w:r>
@@ -4872,6 +5598,7 @@
           </w:tcPr>
           <w:p>
             <w:pPr>
+              <w:ind w:firstLine="400"/>
               <w:jc w:val="center"/>
             </w:pPr>
             <w:r>
@@ -4887,6 +5614,7 @@
     <w:p>
       <w:pPr>
         <w:spacing w:before="40"/>
+        <w:ind w:firstLine="360"/>
         <w:jc w:val="center"/>
       </w:pPr>
       <w:r>
@@ -4901,14 +5629,36 @@
     <w:p>
       <w:pPr>
         <w:spacing w:after="120"/>
+        <w:ind w:firstLine="440"/>
       </w:pPr>
       <w:r>
-        <w:t>The model performs well on Failure (F1 = 0.775) and reasonably on Acquisition (F1 = 0.682), but struggles with IPO (F1 = 0.296, Recall = 0.190). The low recall for IPO is a direct consequence of class imbalance: with only 2.1% of samples, the model rarely predicts this class. The ROC curves (one-vs-rest) confirm this, and feature importances show that revenue_million and product_traction_users dominate the decision boundary.</w:t>
+        <w:t xml:space="preserve">The model performs well on Failure (F1 = 0.775) and reasonably on Acquisition (F1 = 0.682), but struggles with IPO (F1 = 0.296, Recall = 0.190). The low recall for IPO is a direct consequence of class imbalance: with only 2.1% of samples, the model rarely predicts this class. The ROC curves (one-vs-rest) confirm this, and feature importances show that </w:t>
+      </w:r>
+      <w:proofErr w:type="spellStart"/>
+      <w:r>
+        <w:t>revenue_million</w:t>
+      </w:r>
+      <w:proofErr w:type="spellEnd"/>
+      <w:r>
+        <w:t xml:space="preserve"> and </w:t>
+      </w:r>
+      <w:proofErr w:type="spellStart"/>
+      <w:r>
+        <w:t>product_traction_users</w:t>
+      </w:r>
+      <w:proofErr w:type="spellEnd"/>
+      <w:r>
+        <w:t xml:space="preserve"> dominate the decision boundary.</w:t>
       </w:r>
     </w:p>
-    <w:p/>
     <w:p>
       <w:pPr>
+        <w:ind w:firstLine="440"/>
+      </w:pPr>
+    </w:p>
+    <w:p>
+      <w:pPr>
+        <w:ind w:firstLine="440"/>
         <w:jc w:val="center"/>
       </w:pPr>
       <w:r>
@@ -4955,6 +5705,7 @@
     <w:p>
       <w:pPr>
         <w:spacing w:before="20" w:after="120"/>
+        <w:ind w:firstLine="360"/>
         <w:jc w:val="center"/>
       </w:pPr>
       <w:r>
@@ -4990,16 +5741,21 @@
     <w:p>
       <w:pPr>
         <w:pStyle w:val="21"/>
+        <w:ind w:firstLine="522"/>
       </w:pPr>
-      <w:bookmarkStart w:id="11" w:name="_Toc226057046"/>
-      <w:r>
-        <w:t>4.4  Binary Classification — Failure vs Acquisition</w:t>
+      <w:bookmarkStart w:id="11" w:name="_Toc226066317"/>
+      <w:r>
+        <w:t>4.4 Binary</w:t>
+      </w:r>
+      <w:r>
+        <w:t xml:space="preserve"> Classification — Failure vs Acquisition</w:t>
       </w:r>
       <w:bookmarkEnd w:id="11"/>
     </w:p>
     <w:p>
       <w:pPr>
         <w:spacing w:after="120"/>
+        <w:ind w:firstLine="440"/>
       </w:pPr>
       <w:r>
         <w:t>Given the near-impossibility of learning the IPO class (2.1% of data), we remove IPO rows and repeat the full pipeline on the remaining two classes (97,945 samples: 57% Failure, 43% Acquisition). This binary setting produces a cleaner and more balanced problem.</w:t>
@@ -5008,9 +5764,24 @@
     <w:p>
       <w:pPr>
         <w:spacing w:after="120"/>
+        <w:ind w:firstLine="440"/>
       </w:pPr>
       <w:r>
-        <w:t>Table 7 summarises the GridSearchCV results on the binary dataset.</w:t>
+        <w:t xml:space="preserve">Table 7 </w:t>
+      </w:r>
+      <w:r>
+        <w:t>summarizes</w:t>
+      </w:r>
+      <w:r>
+        <w:t xml:space="preserve"> the </w:t>
+      </w:r>
+      <w:proofErr w:type="spellStart"/>
+      <w:r>
+        <w:t>GridSearchCV</w:t>
+      </w:r>
+      <w:proofErr w:type="spellEnd"/>
+      <w:r>
+        <w:t xml:space="preserve"> results on the binary dataset.</w:t>
       </w:r>
     </w:p>
     <w:tbl>
@@ -5035,6 +5806,7 @@
           </w:tcPr>
           <w:p>
             <w:pPr>
+              <w:ind w:firstLine="402"/>
               <w:jc w:val="center"/>
             </w:pPr>
             <w:r>
@@ -5052,6 +5824,7 @@
           </w:tcPr>
           <w:p>
             <w:pPr>
+              <w:ind w:firstLine="402"/>
               <w:jc w:val="center"/>
             </w:pPr>
             <w:r>
@@ -5069,6 +5842,7 @@
           </w:tcPr>
           <w:p>
             <w:pPr>
+              <w:ind w:firstLine="402"/>
               <w:jc w:val="center"/>
             </w:pPr>
             <w:r>
@@ -5091,6 +5865,7 @@
           </w:tcPr>
           <w:p>
             <w:pPr>
+              <w:ind w:firstLine="400"/>
               <w:jc w:val="center"/>
             </w:pPr>
             <w:r>
@@ -5107,6 +5882,7 @@
           </w:tcPr>
           <w:p>
             <w:pPr>
+              <w:ind w:firstLine="400"/>
               <w:jc w:val="center"/>
             </w:pPr>
             <w:r>
@@ -5123,6 +5899,7 @@
           </w:tcPr>
           <w:p>
             <w:pPr>
+              <w:ind w:firstLine="400"/>
               <w:jc w:val="center"/>
             </w:pPr>
             <w:r>
@@ -5144,6 +5921,7 @@
           </w:tcPr>
           <w:p>
             <w:pPr>
+              <w:ind w:firstLine="400"/>
               <w:jc w:val="center"/>
             </w:pPr>
             <w:r>
@@ -5160,13 +5938,36 @@
           </w:tcPr>
           <w:p>
             <w:pPr>
-              <w:jc w:val="center"/>
-            </w:pPr>
-            <w:r>
-              <w:rPr>
-                <w:sz w:val="20"/>
-              </w:rPr>
-              <w:t>max_depth=10, min_split=50</w:t>
+              <w:ind w:firstLine="400"/>
+              <w:jc w:val="center"/>
+            </w:pPr>
+            <w:proofErr w:type="spellStart"/>
+            <w:r>
+              <w:rPr>
+                <w:sz w:val="20"/>
+              </w:rPr>
+              <w:t>max_depth</w:t>
+            </w:r>
+            <w:proofErr w:type="spellEnd"/>
+            <w:r>
+              <w:rPr>
+                <w:sz w:val="20"/>
+              </w:rPr>
+              <w:t xml:space="preserve">=10, </w:t>
+            </w:r>
+            <w:proofErr w:type="spellStart"/>
+            <w:r>
+              <w:rPr>
+                <w:sz w:val="20"/>
+              </w:rPr>
+              <w:t>min_split</w:t>
+            </w:r>
+            <w:proofErr w:type="spellEnd"/>
+            <w:r>
+              <w:rPr>
+                <w:sz w:val="20"/>
+              </w:rPr>
+              <w:t>=50</w:t>
             </w:r>
           </w:p>
         </w:tc>
@@ -5176,6 +5977,7 @@
           </w:tcPr>
           <w:p>
             <w:pPr>
+              <w:ind w:firstLine="400"/>
               <w:jc w:val="center"/>
             </w:pPr>
             <w:r>
@@ -5197,6 +5999,7 @@
           </w:tcPr>
           <w:p>
             <w:pPr>
+              <w:ind w:firstLine="400"/>
               <w:jc w:val="center"/>
             </w:pPr>
             <w:r>
@@ -5213,6 +6016,7 @@
           </w:tcPr>
           <w:p>
             <w:pPr>
+              <w:ind w:firstLine="400"/>
               <w:jc w:val="center"/>
             </w:pPr>
             <w:r>
@@ -5229,6 +6033,7 @@
           </w:tcPr>
           <w:p>
             <w:pPr>
+              <w:ind w:firstLine="400"/>
               <w:jc w:val="center"/>
             </w:pPr>
             <w:r>
@@ -5250,6 +6055,7 @@
           </w:tcPr>
           <w:p>
             <w:pPr>
+              <w:ind w:firstLine="400"/>
               <w:jc w:val="center"/>
             </w:pPr>
             <w:r>
@@ -5266,13 +6072,28 @@
           </w:tcPr>
           <w:p>
             <w:pPr>
-              <w:jc w:val="center"/>
-            </w:pPr>
-            <w:r>
-              <w:rPr>
-                <w:sz w:val="20"/>
-              </w:rPr>
-              <w:t>no tuning (max_iter=1000)</w:t>
+              <w:ind w:firstLine="400"/>
+              <w:jc w:val="center"/>
+            </w:pPr>
+            <w:r>
+              <w:rPr>
+                <w:sz w:val="20"/>
+              </w:rPr>
+              <w:t>no tuning (</w:t>
+            </w:r>
+            <w:proofErr w:type="spellStart"/>
+            <w:r>
+              <w:rPr>
+                <w:sz w:val="20"/>
+              </w:rPr>
+              <w:t>max_iter</w:t>
+            </w:r>
+            <w:proofErr w:type="spellEnd"/>
+            <w:r>
+              <w:rPr>
+                <w:sz w:val="20"/>
+              </w:rPr>
+              <w:t>=1000)</w:t>
             </w:r>
           </w:p>
         </w:tc>
@@ -5282,6 +6103,7 @@
           </w:tcPr>
           <w:p>
             <w:pPr>
+              <w:ind w:firstLine="400"/>
               <w:jc w:val="center"/>
             </w:pPr>
             <w:r>
@@ -5297,6 +6119,7 @@
     <w:p>
       <w:pPr>
         <w:spacing w:before="40"/>
+        <w:ind w:firstLine="360"/>
         <w:jc w:val="center"/>
       </w:pPr>
       <w:r>
@@ -5305,30 +6128,54 @@
           <w:color w:val="646464"/>
           <w:sz w:val="18"/>
         </w:rPr>
-        <w:t>Table 7 — Binary classification GridSearchCV results.</w:t>
+        <w:t xml:space="preserve">Table 7 — Binary classification </w:t>
+      </w:r>
+      <w:proofErr w:type="spellStart"/>
+      <w:r>
+        <w:rPr>
+          <w:i/>
+          <w:color w:val="646464"/>
+          <w:sz w:val="18"/>
+        </w:rPr>
+        <w:t>GridSearchCV</w:t>
+      </w:r>
+      <w:proofErr w:type="spellEnd"/>
+      <w:r>
+        <w:rPr>
+          <w:i/>
+          <w:color w:val="646464"/>
+          <w:sz w:val="18"/>
+        </w:rPr>
+        <w:t xml:space="preserve"> results.</w:t>
       </w:r>
     </w:p>
     <w:p>
       <w:pPr>
+        <w:ind w:firstLine="440"/>
         <w:jc w:val="center"/>
       </w:pPr>
       <w:r>
+        <w:rPr>
+          <w:noProof/>
+        </w:rPr>
+        <w:lastRenderedPageBreak/>
         <w:drawing>
-          <wp:inline xmlns:a="http://schemas.openxmlformats.org/drawingml/2006/main" xmlns:pic="http://schemas.openxmlformats.org/drawingml/2006/picture">
+          <wp:inline distT="0" distB="0" distL="0" distR="0" wp14:anchorId="43A4E7F6" wp14:editId="2863ADF9">
             <wp:extent cx="5029200" cy="2772000"/>
+            <wp:effectExtent l="0" t="0" r="0" b="0"/>
             <wp:docPr id="4" name="Picture 4"/>
             <wp:cNvGraphicFramePr>
-              <a:graphicFrameLocks noChangeAspect="1"/>
+              <a:graphicFrameLocks xmlns:a="http://schemas.openxmlformats.org/drawingml/2006/main" noChangeAspect="1"/>
             </wp:cNvGraphicFramePr>
-            <a:graphic>
+            <a:graphic xmlns:a="http://schemas.openxmlformats.org/drawingml/2006/main">
               <a:graphicData uri="http://schemas.openxmlformats.org/drawingml/2006/picture">
-                <pic:pic>
+                <pic:pic xmlns:pic="http://schemas.openxmlformats.org/drawingml/2006/picture">
                   <pic:nvPicPr>
                     <pic:cNvPr id="0" name="binary_model_comparison.png"/>
                     <pic:cNvPicPr/>
                   </pic:nvPicPr>
                   <pic:blipFill>
-                    <a:blip r:embed="rId14"/>
+                    <a:blip r:embed="rId10"/>
                     <a:stretch>
                       <a:fillRect/>
                     </a:stretch>
@@ -5338,7 +6185,9 @@
                       <a:off x="0" y="0"/>
                       <a:ext cx="5029200" cy="2772000"/>
                     </a:xfrm>
-                    <a:prstGeom prst="rect"/>
+                    <a:prstGeom prst="rect">
+                      <a:avLst/>
+                    </a:prstGeom>
                   </pic:spPr>
                 </pic:pic>
               </a:graphicData>
@@ -5349,6 +6198,7 @@
     </w:p>
     <w:p>
       <w:pPr>
+        <w:ind w:firstLine="360"/>
         <w:jc w:val="center"/>
       </w:pPr>
       <w:r>
@@ -5357,12 +6207,31 @@
           <w:color w:val="646464"/>
           <w:sz w:val="18"/>
         </w:rPr>
-        <w:t>Figure 4 — CV accuracy comparison for the four models on the binary dataset (Failure vs Acquisition).</w:t>
+        <w:t xml:space="preserve">Figure </w:t>
+      </w:r>
+      <w:r>
+        <w:rPr>
+          <w:rFonts w:eastAsia="宋体" w:hint="eastAsia"/>
+          <w:i/>
+          <w:color w:val="646464"/>
+          <w:sz w:val="18"/>
+          <w:lang w:eastAsia="zh-CN"/>
+        </w:rPr>
+        <w:t>3</w:t>
+      </w:r>
+      <w:r>
+        <w:rPr>
+          <w:i/>
+          <w:color w:val="646464"/>
+          <w:sz w:val="18"/>
+        </w:rPr>
+        <w:t xml:space="preserve"> — CV accuracy comparison for the four models on the binary dataset (Failure vs Acquisition).</w:t>
       </w:r>
     </w:p>
     <w:p>
       <w:pPr>
         <w:spacing w:after="120"/>
+        <w:ind w:firstLine="440"/>
         <w:rPr>
           <w:rFonts w:eastAsia="宋体"/>
           <w:lang w:eastAsia="zh-CN"/>
@@ -5372,8 +6241,9 @@
     <w:p>
       <w:pPr>
         <w:spacing w:after="120"/>
+        <w:ind w:firstLine="440"/>
         <w:rPr>
-          <w:rFonts w:eastAsia="宋体" w:hint="eastAsia"/>
+          <w:rFonts w:eastAsia="宋体"/>
           <w:lang w:eastAsia="zh-CN"/>
         </w:rPr>
       </w:pPr>
@@ -5402,6 +6272,7 @@
           </w:tcPr>
           <w:p>
             <w:pPr>
+              <w:ind w:firstLine="402"/>
               <w:jc w:val="center"/>
             </w:pPr>
             <w:r>
@@ -5419,6 +6290,7 @@
           </w:tcPr>
           <w:p>
             <w:pPr>
+              <w:ind w:firstLine="402"/>
               <w:jc w:val="center"/>
             </w:pPr>
             <w:r>
@@ -5436,6 +6308,7 @@
           </w:tcPr>
           <w:p>
             <w:pPr>
+              <w:ind w:firstLine="402"/>
               <w:jc w:val="center"/>
             </w:pPr>
             <w:r>
@@ -5453,6 +6326,7 @@
           </w:tcPr>
           <w:p>
             <w:pPr>
+              <w:ind w:firstLine="402"/>
               <w:jc w:val="center"/>
             </w:pPr>
             <w:r>
@@ -5470,6 +6344,7 @@
           </w:tcPr>
           <w:p>
             <w:pPr>
+              <w:ind w:firstLine="402"/>
               <w:jc w:val="center"/>
             </w:pPr>
             <w:r>
@@ -5492,6 +6367,7 @@
           </w:tcPr>
           <w:p>
             <w:pPr>
+              <w:ind w:firstLine="400"/>
               <w:jc w:val="center"/>
             </w:pPr>
             <w:r>
@@ -5508,6 +6384,7 @@
           </w:tcPr>
           <w:p>
             <w:pPr>
+              <w:ind w:firstLine="400"/>
               <w:jc w:val="center"/>
             </w:pPr>
             <w:r>
@@ -5524,6 +6401,7 @@
           </w:tcPr>
           <w:p>
             <w:pPr>
+              <w:ind w:firstLine="400"/>
               <w:jc w:val="center"/>
             </w:pPr>
             <w:r>
@@ -5540,6 +6418,7 @@
           </w:tcPr>
           <w:p>
             <w:pPr>
+              <w:ind w:firstLine="400"/>
               <w:jc w:val="center"/>
             </w:pPr>
             <w:r>
@@ -5556,6 +6435,7 @@
           </w:tcPr>
           <w:p>
             <w:pPr>
+              <w:ind w:firstLine="400"/>
               <w:jc w:val="center"/>
             </w:pPr>
             <w:r>
@@ -5577,6 +6457,7 @@
           </w:tcPr>
           <w:p>
             <w:pPr>
+              <w:ind w:firstLine="400"/>
               <w:jc w:val="center"/>
             </w:pPr>
             <w:r>
@@ -5593,6 +6474,7 @@
           </w:tcPr>
           <w:p>
             <w:pPr>
+              <w:ind w:firstLine="400"/>
               <w:jc w:val="center"/>
             </w:pPr>
             <w:r>
@@ -5609,6 +6491,7 @@
           </w:tcPr>
           <w:p>
             <w:pPr>
+              <w:ind w:firstLine="400"/>
               <w:jc w:val="center"/>
             </w:pPr>
             <w:r>
@@ -5625,6 +6508,7 @@
           </w:tcPr>
           <w:p>
             <w:pPr>
+              <w:ind w:firstLine="400"/>
               <w:jc w:val="center"/>
             </w:pPr>
             <w:r>
@@ -5641,6 +6525,7 @@
           </w:tcPr>
           <w:p>
             <w:pPr>
+              <w:ind w:firstLine="400"/>
               <w:jc w:val="center"/>
             </w:pPr>
             <w:r>
@@ -5662,6 +6547,7 @@
           </w:tcPr>
           <w:p>
             <w:pPr>
+              <w:ind w:firstLine="400"/>
               <w:jc w:val="center"/>
             </w:pPr>
             <w:r>
@@ -5678,6 +6564,7 @@
           </w:tcPr>
           <w:p>
             <w:pPr>
+              <w:ind w:firstLine="400"/>
               <w:jc w:val="center"/>
             </w:pPr>
             <w:r>
@@ -5694,6 +6581,7 @@
           </w:tcPr>
           <w:p>
             <w:pPr>
+              <w:ind w:firstLine="400"/>
               <w:jc w:val="center"/>
             </w:pPr>
             <w:r>
@@ -5710,6 +6598,7 @@
           </w:tcPr>
           <w:p>
             <w:pPr>
+              <w:ind w:firstLine="400"/>
               <w:jc w:val="center"/>
             </w:pPr>
             <w:r>
@@ -5726,6 +6615,7 @@
           </w:tcPr>
           <w:p>
             <w:pPr>
+              <w:ind w:firstLine="400"/>
               <w:jc w:val="center"/>
             </w:pPr>
             <w:r>
@@ -5747,6 +6637,7 @@
           </w:tcPr>
           <w:p>
             <w:pPr>
+              <w:ind w:firstLine="400"/>
               <w:jc w:val="center"/>
             </w:pPr>
             <w:r>
@@ -5763,6 +6654,7 @@
           </w:tcPr>
           <w:p>
             <w:pPr>
+              <w:ind w:firstLine="400"/>
               <w:jc w:val="center"/>
             </w:pPr>
             <w:r>
@@ -5779,6 +6671,7 @@
           </w:tcPr>
           <w:p>
             <w:pPr>
+              <w:ind w:firstLine="400"/>
               <w:jc w:val="center"/>
             </w:pPr>
             <w:r>
@@ -5795,6 +6688,7 @@
           </w:tcPr>
           <w:p>
             <w:pPr>
+              <w:ind w:firstLine="400"/>
               <w:jc w:val="center"/>
             </w:pPr>
             <w:r>
@@ -5811,6 +6705,7 @@
           </w:tcPr>
           <w:p>
             <w:pPr>
+              <w:ind w:firstLine="400"/>
               <w:jc w:val="center"/>
             </w:pPr>
             <w:r>
@@ -5826,6 +6721,7 @@
     <w:p>
       <w:pPr>
         <w:spacing w:before="40"/>
+        <w:ind w:firstLine="360"/>
         <w:jc w:val="center"/>
       </w:pPr>
       <w:r>
@@ -5840,16 +6736,21 @@
     <w:p>
       <w:pPr>
         <w:spacing w:after="120"/>
+        <w:ind w:firstLine="440"/>
       </w:pPr>
       <w:r>
-        <w:lastRenderedPageBreak/>
         <w:t>Removing IPO raises the macro F1 from 0.584 to 0.737, confirming that class imbalance was the primary bottleneck in the 3-class setting. The ROC curve yields AUC = 0.816, indicating good discriminative power between Failure and Acquisition.</w:t>
       </w:r>
     </w:p>
-    <w:p/>
+    <w:p>
+      <w:pPr>
+        <w:ind w:firstLine="440"/>
+      </w:pPr>
+    </w:p>
     <w:p>
       <w:pPr>
         <w:spacing w:before="20" w:after="120"/>
+        <w:ind w:firstLine="440"/>
         <w:jc w:val="center"/>
         <w:rPr>
           <w:rFonts w:eastAsia="宋体"/>
@@ -5864,6 +6765,7 @@
         <w:rPr>
           <w:noProof/>
         </w:rPr>
+        <w:lastRenderedPageBreak/>
         <w:drawing>
           <wp:inline distT="0" distB="0" distL="0" distR="0" wp14:anchorId="58AF8320" wp14:editId="60464E98">
             <wp:extent cx="5029200" cy="3722970"/>
@@ -5880,7 +6782,7 @@
                     <pic:cNvPicPr/>
                   </pic:nvPicPr>
                   <pic:blipFill>
-                    <a:blip r:embed="rId10"/>
+                    <a:blip r:embed="rId11"/>
                     <a:stretch>
                       <a:fillRect/>
                     </a:stretch>
@@ -5913,6 +6815,7 @@
     <w:p>
       <w:pPr>
         <w:spacing w:before="20" w:after="120"/>
+        <w:ind w:firstLine="360"/>
         <w:jc w:val="center"/>
       </w:pPr>
       <w:r>
@@ -5922,11 +6825,32 @@
           <w:sz w:val="18"/>
           <w:szCs w:val="18"/>
         </w:rPr>
-        <w:t>Figure 3 — ROC Curve for binary Logistic Regression (Acquisition vs Failure), AUC = 0.8163.</w:t>
+        <w:t xml:space="preserve">Figure </w:t>
+      </w:r>
+      <w:r>
+        <w:rPr>
+          <w:rFonts w:eastAsia="宋体" w:hint="eastAsia"/>
+          <w:i/>
+          <w:color w:val="646464"/>
+          <w:sz w:val="18"/>
+          <w:szCs w:val="18"/>
+          <w:lang w:eastAsia="zh-CN"/>
+        </w:rPr>
+        <w:t>4</w:t>
+      </w:r>
+      <w:r>
+        <w:rPr>
+          <w:i/>
+          <w:color w:val="646464"/>
+          <w:sz w:val="18"/>
+          <w:szCs w:val="18"/>
+        </w:rPr>
+        <w:t xml:space="preserve"> — ROC Curve for binary Logistic Regression (Acquisition vs Failure), AUC = 0.8163.</w:t>
       </w:r>
     </w:p>
     <w:p>
       <w:pPr>
+        <w:ind w:firstLine="440"/>
         <w:jc w:val="center"/>
       </w:pPr>
     </w:p>
@@ -5934,37 +6858,52 @@
       <w:pPr>
         <w:pStyle w:val="1"/>
       </w:pPr>
-      <w:bookmarkStart w:id="12" w:name="_Toc226057047"/>
-      <w:r>
-        <w:t>5  Unsupervised Learning</w:t>
+      <w:bookmarkStart w:id="12" w:name="_Toc226066318"/>
+      <w:r>
+        <w:t>5 Unsupervised</w:t>
+      </w:r>
+      <w:r>
+        <w:t xml:space="preserve"> Learning</w:t>
       </w:r>
       <w:bookmarkEnd w:id="12"/>
     </w:p>
     <w:p>
       <w:pPr>
         <w:spacing w:after="120"/>
+        <w:ind w:firstLine="440"/>
       </w:pPr>
       <w:r>
         <w:t>In Part 2, we apply unsupervised methods to the full dataset (100,000 samples) to discover latent groupings without using outcome labels.</w:t>
       </w:r>
     </w:p>
-    <w:p/>
+    <w:p>
+      <w:pPr>
+        <w:ind w:firstLine="440"/>
+      </w:pPr>
+    </w:p>
     <w:p>
       <w:pPr>
         <w:pStyle w:val="21"/>
+        <w:ind w:firstLine="522"/>
       </w:pPr>
-      <w:bookmarkStart w:id="13" w:name="_Toc226057048"/>
-      <w:r>
-        <w:t>5.1  PCA — Variance Analysis</w:t>
+      <w:bookmarkStart w:id="13" w:name="_Toc226066319"/>
+      <w:proofErr w:type="gramStart"/>
+      <w:r>
+        <w:t>5.1  PCA</w:t>
+      </w:r>
+      <w:proofErr w:type="gramEnd"/>
+      <w:r>
+        <w:t xml:space="preserve"> — Variance Analysis</w:t>
       </w:r>
       <w:bookmarkEnd w:id="13"/>
     </w:p>
     <w:p>
       <w:pPr>
         <w:spacing w:after="120"/>
+        <w:ind w:firstLine="440"/>
       </w:pPr>
       <w:r>
-        <w:t>We applied PCA to the scaled numerical features (7 dimensions). The first two components capture only 39.65% of total variance (PC1: 25.23%, PC2: 14.42%). This low cumulative explained variance is consistent with the near-independence of features in the synthetic dataset.</w:t>
+        <w:t>We applied PCA to the scaled numerical features (7 dimensions). The first two components capture only 39.65% of total variance (PC1: 25.23%, PC2: 14.42%). This low cumulative explained variance is consistent with the near-independence of features in the dataset.</w:t>
       </w:r>
     </w:p>
     <w:tbl>
@@ -5989,6 +6928,7 @@
           </w:tcPr>
           <w:p>
             <w:pPr>
+              <w:ind w:firstLine="402"/>
               <w:jc w:val="center"/>
             </w:pPr>
             <w:r>
@@ -6006,6 +6946,7 @@
           </w:tcPr>
           <w:p>
             <w:pPr>
+              <w:ind w:firstLine="402"/>
               <w:jc w:val="center"/>
             </w:pPr>
             <w:r>
@@ -6023,6 +6964,7 @@
           </w:tcPr>
           <w:p>
             <w:pPr>
+              <w:ind w:firstLine="402"/>
               <w:jc w:val="center"/>
             </w:pPr>
             <w:r>
@@ -6045,6 +6987,7 @@
           </w:tcPr>
           <w:p>
             <w:pPr>
+              <w:ind w:firstLine="400"/>
               <w:jc w:val="center"/>
             </w:pPr>
             <w:r>
@@ -6061,6 +7004,7 @@
           </w:tcPr>
           <w:p>
             <w:pPr>
+              <w:ind w:firstLine="400"/>
               <w:jc w:val="center"/>
             </w:pPr>
             <w:r>
@@ -6077,6 +7021,7 @@
           </w:tcPr>
           <w:p>
             <w:pPr>
+              <w:ind w:firstLine="400"/>
               <w:jc w:val="center"/>
             </w:pPr>
             <w:r>
@@ -6098,6 +7043,7 @@
           </w:tcPr>
           <w:p>
             <w:pPr>
+              <w:ind w:firstLine="400"/>
               <w:jc w:val="center"/>
             </w:pPr>
             <w:r>
@@ -6114,6 +7060,7 @@
           </w:tcPr>
           <w:p>
             <w:pPr>
+              <w:ind w:firstLine="400"/>
               <w:jc w:val="center"/>
             </w:pPr>
             <w:r>
@@ -6130,6 +7077,7 @@
           </w:tcPr>
           <w:p>
             <w:pPr>
+              <w:ind w:firstLine="400"/>
               <w:jc w:val="center"/>
             </w:pPr>
             <w:r>
@@ -6151,6 +7099,7 @@
           </w:tcPr>
           <w:p>
             <w:pPr>
+              <w:ind w:firstLine="400"/>
               <w:jc w:val="center"/>
             </w:pPr>
             <w:r>
@@ -6167,6 +7116,7 @@
           </w:tcPr>
           <w:p>
             <w:pPr>
+              <w:ind w:firstLine="400"/>
               <w:jc w:val="center"/>
             </w:pPr>
             <w:r>
@@ -6183,6 +7133,7 @@
           </w:tcPr>
           <w:p>
             <w:pPr>
+              <w:ind w:firstLine="400"/>
               <w:jc w:val="center"/>
             </w:pPr>
             <w:r>
@@ -6198,6 +7149,7 @@
     <w:p>
       <w:pPr>
         <w:spacing w:before="40"/>
+        <w:ind w:firstLine="360"/>
         <w:jc w:val="center"/>
       </w:pPr>
       <w:r>
@@ -6209,23 +7161,83 @@
         <w:t>Table 9 — PCA explained variance for the first three components.</w:t>
       </w:r>
     </w:p>
-    <w:p/>
+    <w:p>
+      <w:pPr>
+        <w:ind w:firstLine="440"/>
+      </w:pPr>
+    </w:p>
     <w:p>
       <w:pPr>
         <w:pStyle w:val="21"/>
+        <w:ind w:firstLine="522"/>
       </w:pPr>
-      <w:bookmarkStart w:id="14" w:name="_Toc226057049"/>
-      <w:r>
-        <w:t>5.2  Choosing k — Comparing k=2 and k=3</w:t>
+      <w:bookmarkStart w:id="14" w:name="_Toc226066320"/>
+      <w:proofErr w:type="gramStart"/>
+      <w:r>
+        <w:lastRenderedPageBreak/>
+        <w:t>5.2  Choosing</w:t>
+      </w:r>
+      <w:proofErr w:type="gramEnd"/>
+      <w:r>
+        <w:t xml:space="preserve"> k — Comparing k=2 and k=3</w:t>
       </w:r>
       <w:bookmarkEnd w:id="14"/>
     </w:p>
     <w:p>
       <w:pPr>
         <w:spacing w:after="120"/>
+        <w:ind w:firstLine="440"/>
       </w:pPr>
       <w:r>
-        <w:t>Instead of relying on an elbow curve, we directly compare k=2 and k=3 by examining the silhouette score and visual separation in PCA space. Table 10 shows the results.</w:t>
+        <w:rPr>
+          <w:rFonts w:eastAsia="宋体" w:hint="eastAsia"/>
+          <w:lang w:eastAsia="zh-CN"/>
+        </w:rPr>
+        <w:t>W</w:t>
+      </w:r>
+      <w:r>
+        <w:t>e compare k=2 and k=3</w:t>
+      </w:r>
+      <w:r>
+        <w:rPr>
+          <w:rFonts w:eastAsia="宋体" w:hint="eastAsia"/>
+          <w:lang w:eastAsia="zh-CN"/>
+        </w:rPr>
+        <w:t xml:space="preserve"> (because it is consistent with the natural classification of the data by the </w:t>
+      </w:r>
+      <w:r>
+        <w:rPr>
+          <w:rFonts w:eastAsia="宋体"/>
+          <w:lang w:eastAsia="zh-CN"/>
+        </w:rPr>
+        <w:t>outcome (</w:t>
+      </w:r>
+      <w:r>
+        <w:rPr>
+          <w:rFonts w:eastAsia="宋体" w:hint="eastAsia"/>
+          <w:lang w:eastAsia="zh-CN"/>
+        </w:rPr>
+        <w:t xml:space="preserve">IPO, </w:t>
+      </w:r>
+      <w:r>
+        <w:t>Acquisition</w:t>
+      </w:r>
+      <w:r>
+        <w:rPr>
+          <w:rFonts w:eastAsia="宋体" w:hint="eastAsia"/>
+          <w:lang w:eastAsia="zh-CN"/>
+        </w:rPr>
+        <w:t>, Failure)</w:t>
+      </w:r>
+      <w:r>
+        <w:rPr>
+          <w:rFonts w:eastAsia="宋体" w:hint="eastAsia"/>
+          <w:lang w:eastAsia="zh-CN"/>
+        </w:rPr>
+        <w:t>)</w:t>
+      </w:r>
+      <w:r>
+        <w:t xml:space="preserve"> by examining the silhouette score and visual separation in PCA space. Table 10 shows the results.</w:t>
       </w:r>
     </w:p>
     <w:tbl>
@@ -6250,6 +7262,7 @@
           </w:tcPr>
           <w:p>
             <w:pPr>
+              <w:ind w:firstLine="402"/>
               <w:jc w:val="center"/>
             </w:pPr>
             <w:r>
@@ -6267,6 +7280,7 @@
           </w:tcPr>
           <w:p>
             <w:pPr>
+              <w:ind w:firstLine="402"/>
               <w:jc w:val="center"/>
             </w:pPr>
             <w:r>
@@ -6284,6 +7298,7 @@
           </w:tcPr>
           <w:p>
             <w:pPr>
+              <w:ind w:firstLine="402"/>
               <w:jc w:val="center"/>
             </w:pPr>
             <w:r>
@@ -6306,6 +7321,7 @@
           </w:tcPr>
           <w:p>
             <w:pPr>
+              <w:ind w:firstLine="400"/>
               <w:jc w:val="center"/>
             </w:pPr>
             <w:r>
@@ -6322,6 +7338,7 @@
           </w:tcPr>
           <w:p>
             <w:pPr>
+              <w:ind w:firstLine="400"/>
               <w:jc w:val="center"/>
             </w:pPr>
             <w:r>
@@ -6338,6 +7355,7 @@
           </w:tcPr>
           <w:p>
             <w:pPr>
+              <w:ind w:firstLine="400"/>
               <w:jc w:val="center"/>
             </w:pPr>
             <w:r>
@@ -6359,6 +7377,7 @@
           </w:tcPr>
           <w:p>
             <w:pPr>
+              <w:ind w:firstLine="400"/>
               <w:jc w:val="center"/>
             </w:pPr>
             <w:r>
@@ -6375,6 +7394,7 @@
           </w:tcPr>
           <w:p>
             <w:pPr>
+              <w:ind w:firstLine="400"/>
               <w:jc w:val="center"/>
             </w:pPr>
             <w:r>
@@ -6391,6 +7411,7 @@
           </w:tcPr>
           <w:p>
             <w:pPr>
+              <w:ind w:firstLine="400"/>
               <w:jc w:val="center"/>
             </w:pPr>
             <w:r>
@@ -6406,6 +7427,7 @@
     <w:p>
       <w:pPr>
         <w:spacing w:before="40"/>
+        <w:ind w:firstLine="360"/>
         <w:jc w:val="center"/>
       </w:pPr>
       <w:r>
@@ -6420,25 +7442,482 @@
     <w:p>
       <w:pPr>
         <w:spacing w:after="120"/>
+        <w:ind w:firstLine="440"/>
+        <w:rPr>
+          <w:rFonts w:eastAsia="宋体" w:hint="eastAsia"/>
+          <w:lang w:eastAsia="zh-CN"/>
+        </w:rPr>
       </w:pPr>
       <w:r>
-        <w:t>Both scores are low (&lt; 0.2), confirming that the synthetic dataset has no strong natural cluster structure. The silhouette scores are nearly identical for k=2 and k=3. We choose k=3 for greater granularity in the startup archetypes, while acknowledging this is a deliberate interpretability choice, not a data-driven result.</w:t>
+        <w:t xml:space="preserve">Both scores are low (&lt; 0.2), confirming that the dataset has no strong natural cluster structure. The silhouette scores are nearly identical for k=2 and k=3. </w:t>
+      </w:r>
+      <w:r>
+        <w:rPr>
+          <w:rFonts w:eastAsia="宋体" w:hint="eastAsia"/>
+          <w:lang w:eastAsia="zh-CN"/>
+        </w:rPr>
+        <w:t xml:space="preserve">We can choose both of them. In our project, we choose k=2 for </w:t>
+      </w:r>
+      <w:r>
+        <w:rPr>
+          <w:rFonts w:eastAsia="宋体"/>
+          <w:lang w:eastAsia="zh-CN"/>
+        </w:rPr>
+        <w:t>comparison</w:t>
+      </w:r>
+      <w:r>
+        <w:rPr>
+          <w:rFonts w:eastAsia="宋体" w:hint="eastAsia"/>
+          <w:lang w:eastAsia="zh-CN"/>
+        </w:rPr>
+        <w:t xml:space="preserve"> between the clusters and a binary outcome </w:t>
+      </w:r>
+      <w:r>
+        <w:rPr>
+          <w:rFonts w:eastAsia="宋体"/>
+          <w:lang w:eastAsia="zh-CN"/>
+        </w:rPr>
+        <w:t>grouping (</w:t>
+      </w:r>
+      <w:r>
+        <w:rPr>
+          <w:rFonts w:eastAsia="宋体" w:hint="eastAsia"/>
+          <w:lang w:eastAsia="zh-CN"/>
+        </w:rPr>
+        <w:t xml:space="preserve">failure, </w:t>
+      </w:r>
+      <w:r>
+        <w:rPr>
+          <w:rFonts w:eastAsia="宋体"/>
+          <w:lang w:eastAsia="zh-CN"/>
+        </w:rPr>
+        <w:t>non</w:t>
+      </w:r>
+      <w:r>
+        <w:rPr>
+          <w:rFonts w:eastAsia="宋体" w:hint="eastAsia"/>
+          <w:lang w:eastAsia="zh-CN"/>
+        </w:rPr>
+        <w:t>-</w:t>
+      </w:r>
+      <w:r>
+        <w:rPr>
+          <w:rFonts w:eastAsia="宋体"/>
+          <w:lang w:eastAsia="zh-CN"/>
+        </w:rPr>
+        <w:t>failure</w:t>
+      </w:r>
+      <w:r>
+        <w:rPr>
+          <w:rFonts w:eastAsia="宋体" w:hint="eastAsia"/>
+          <w:lang w:eastAsia="zh-CN"/>
+        </w:rPr>
+        <w:t>). Then w</w:t>
+      </w:r>
+      <w:r>
+        <w:t>e choose k=3</w:t>
+      </w:r>
+      <w:r>
+        <w:rPr>
+          <w:rFonts w:eastAsia="宋体" w:hint="eastAsia"/>
+          <w:lang w:eastAsia="zh-CN"/>
+        </w:rPr>
+        <w:t xml:space="preserve"> because it is consistent with the number of types of groups </w:t>
+      </w:r>
+      <w:r>
+        <w:rPr>
+          <w:rFonts w:eastAsia="宋体"/>
+          <w:lang w:eastAsia="zh-CN"/>
+        </w:rPr>
+        <w:t>distinct</w:t>
+      </w:r>
+      <w:r>
+        <w:rPr>
+          <w:rFonts w:eastAsia="宋体" w:hint="eastAsia"/>
+          <w:lang w:eastAsia="zh-CN"/>
+        </w:rPr>
+        <w:t xml:space="preserve"> by outcome</w:t>
+      </w:r>
+      <w:r>
+        <w:rPr>
+          <w:rFonts w:eastAsia="宋体" w:hint="eastAsia"/>
+          <w:lang w:eastAsia="zh-CN"/>
+        </w:rPr>
+        <w:t>.</w:t>
       </w:r>
     </w:p>
-    <w:p/>
+    <w:p>
+      <w:pPr>
+        <w:ind w:firstLine="440"/>
+        <w:rPr>
+          <w:rFonts w:eastAsia="宋体"/>
+          <w:lang w:eastAsia="zh-CN"/>
+        </w:rPr>
+      </w:pPr>
+    </w:p>
     <w:p>
       <w:pPr>
         <w:pStyle w:val="21"/>
+        <w:ind w:firstLine="522"/>
+        <w:rPr>
+          <w:lang w:val="fr-FR"/>
+        </w:rPr>
       </w:pPr>
-      <w:bookmarkStart w:id="15" w:name="_Toc226057050"/>
-      <w:r>
-        <w:t>5.3  Cluster Profiles</w:t>
+      <w:bookmarkStart w:id="15" w:name="_Toc226066321"/>
+      <w:proofErr w:type="gramStart"/>
+      <w:r>
+        <w:rPr>
+          <w:lang w:val="fr-FR"/>
+        </w:rPr>
+        <w:t>5.</w:t>
+      </w:r>
+      <w:r>
+        <w:rPr>
+          <w:rFonts w:eastAsia="宋体" w:hint="eastAsia"/>
+          <w:lang w:val="fr-FR" w:eastAsia="zh-CN"/>
+        </w:rPr>
+        <w:t>3</w:t>
+      </w:r>
+      <w:r>
+        <w:rPr>
+          <w:lang w:val="fr-FR"/>
+        </w:rPr>
+        <w:t xml:space="preserve">  k</w:t>
+      </w:r>
+      <w:proofErr w:type="gramEnd"/>
+      <w:r>
+        <w:rPr>
+          <w:lang w:val="fr-FR"/>
+        </w:rPr>
+        <w:t>=2 vs Failure / Non-Failure</w:t>
       </w:r>
       <w:bookmarkEnd w:id="15"/>
     </w:p>
     <w:p>
       <w:pPr>
         <w:spacing w:after="120"/>
+        <w:ind w:firstLine="440"/>
+      </w:pPr>
+      <w:r>
+        <w:t xml:space="preserve">As a sanity check, we compare k=2 clusters with a binary outcome grouping (Failure vs </w:t>
+      </w:r>
+      <w:proofErr w:type="gramStart"/>
+      <w:r>
+        <w:t>Non-Failure</w:t>
+      </w:r>
+      <w:proofErr w:type="gramEnd"/>
+      <w:r>
+        <w:t>). Table 13 shows the composition.</w:t>
+      </w:r>
+    </w:p>
+    <w:tbl>
+      <w:tblPr>
+        <w:tblStyle w:val="aff1"/>
+        <w:tblW w:w="0" w:type="auto"/>
+        <w:jc w:val="center"/>
+        <w:tblLook w:val="04A0" w:firstRow="1" w:lastRow="0" w:firstColumn="1" w:lastColumn="0" w:noHBand="0" w:noVBand="1"/>
+      </w:tblPr>
+      <w:tblGrid>
+        <w:gridCol w:w="2351"/>
+        <w:gridCol w:w="2351"/>
+        <w:gridCol w:w="2351"/>
+        <w:gridCol w:w="2351"/>
+      </w:tblGrid>
+      <w:tr>
+        <w:trPr>
+          <w:jc w:val="center"/>
+        </w:trPr>
+        <w:tc>
+          <w:tcPr>
+            <w:tcW w:w="2351" w:type="dxa"/>
+          </w:tcPr>
+          <w:p>
+            <w:pPr>
+              <w:ind w:firstLine="402"/>
+              <w:jc w:val="center"/>
+            </w:pPr>
+            <w:r>
+              <w:rPr>
+                <w:b/>
+                <w:sz w:val="20"/>
+              </w:rPr>
+              <w:t>Cluster</w:t>
+            </w:r>
+          </w:p>
+        </w:tc>
+        <w:tc>
+          <w:tcPr>
+            <w:tcW w:w="2351" w:type="dxa"/>
+          </w:tcPr>
+          <w:p>
+            <w:pPr>
+              <w:ind w:firstLine="402"/>
+              <w:jc w:val="center"/>
+            </w:pPr>
+            <w:r>
+              <w:rPr>
+                <w:b/>
+                <w:sz w:val="20"/>
+              </w:rPr>
+              <w:t>Failure %</w:t>
+            </w:r>
+          </w:p>
+        </w:tc>
+        <w:tc>
+          <w:tcPr>
+            <w:tcW w:w="2351" w:type="dxa"/>
+          </w:tcPr>
+          <w:p>
+            <w:pPr>
+              <w:ind w:firstLine="402"/>
+              <w:jc w:val="center"/>
+            </w:pPr>
+            <w:r>
+              <w:rPr>
+                <w:b/>
+                <w:sz w:val="20"/>
+              </w:rPr>
+              <w:t>Non-Failure %</w:t>
+            </w:r>
+          </w:p>
+        </w:tc>
+        <w:tc>
+          <w:tcPr>
+            <w:tcW w:w="2351" w:type="dxa"/>
+          </w:tcPr>
+          <w:p>
+            <w:pPr>
+              <w:ind w:firstLine="402"/>
+              <w:jc w:val="center"/>
+            </w:pPr>
+            <w:r>
+              <w:rPr>
+                <w:b/>
+                <w:sz w:val="20"/>
+              </w:rPr>
+              <w:t>Dominant profile</w:t>
+            </w:r>
+          </w:p>
+        </w:tc>
+      </w:tr>
+      <w:tr>
+        <w:trPr>
+          <w:jc w:val="center"/>
+        </w:trPr>
+        <w:tc>
+          <w:tcPr>
+            <w:tcW w:w="2351" w:type="dxa"/>
+          </w:tcPr>
+          <w:p>
+            <w:pPr>
+              <w:ind w:firstLine="400"/>
+              <w:jc w:val="center"/>
+            </w:pPr>
+            <w:r>
+              <w:rPr>
+                <w:sz w:val="20"/>
+              </w:rPr>
+              <w:t>0 (high revenue)</w:t>
+            </w:r>
+          </w:p>
+        </w:tc>
+        <w:tc>
+          <w:tcPr>
+            <w:tcW w:w="2351" w:type="dxa"/>
+          </w:tcPr>
+          <w:p>
+            <w:pPr>
+              <w:ind w:firstLine="400"/>
+              <w:jc w:val="center"/>
+            </w:pPr>
+            <w:r>
+              <w:rPr>
+                <w:sz w:val="20"/>
+              </w:rPr>
+              <w:t>43.4%</w:t>
+            </w:r>
+          </w:p>
+        </w:tc>
+        <w:tc>
+          <w:tcPr>
+            <w:tcW w:w="2351" w:type="dxa"/>
+          </w:tcPr>
+          <w:p>
+            <w:pPr>
+              <w:ind w:firstLine="400"/>
+              <w:jc w:val="center"/>
+            </w:pPr>
+            <w:r>
+              <w:rPr>
+                <w:sz w:val="20"/>
+              </w:rPr>
+              <w:t>56.6%</w:t>
+            </w:r>
+          </w:p>
+        </w:tc>
+        <w:tc>
+          <w:tcPr>
+            <w:tcW w:w="2351" w:type="dxa"/>
+          </w:tcPr>
+          <w:p>
+            <w:pPr>
+              <w:ind w:firstLine="400"/>
+              <w:jc w:val="center"/>
+            </w:pPr>
+            <w:r>
+              <w:rPr>
+                <w:sz w:val="20"/>
+              </w:rPr>
+              <w:t xml:space="preserve">Mostly </w:t>
+            </w:r>
+            <w:proofErr w:type="gramStart"/>
+            <w:r>
+              <w:rPr>
+                <w:sz w:val="20"/>
+              </w:rPr>
+              <w:t>Non-Failure</w:t>
+            </w:r>
+            <w:proofErr w:type="gramEnd"/>
+          </w:p>
+        </w:tc>
+      </w:tr>
+      <w:tr>
+        <w:trPr>
+          <w:jc w:val="center"/>
+        </w:trPr>
+        <w:tc>
+          <w:tcPr>
+            <w:tcW w:w="2351" w:type="dxa"/>
+          </w:tcPr>
+          <w:p>
+            <w:pPr>
+              <w:ind w:firstLine="400"/>
+              <w:jc w:val="center"/>
+            </w:pPr>
+            <w:r>
+              <w:rPr>
+                <w:sz w:val="20"/>
+              </w:rPr>
+              <w:t>1 (low revenue)</w:t>
+            </w:r>
+          </w:p>
+        </w:tc>
+        <w:tc>
+          <w:tcPr>
+            <w:tcW w:w="2351" w:type="dxa"/>
+          </w:tcPr>
+          <w:p>
+            <w:pPr>
+              <w:ind w:firstLine="400"/>
+              <w:jc w:val="center"/>
+            </w:pPr>
+            <w:r>
+              <w:rPr>
+                <w:sz w:val="20"/>
+              </w:rPr>
+              <w:t>79.7%</w:t>
+            </w:r>
+          </w:p>
+        </w:tc>
+        <w:tc>
+          <w:tcPr>
+            <w:tcW w:w="2351" w:type="dxa"/>
+          </w:tcPr>
+          <w:p>
+            <w:pPr>
+              <w:ind w:firstLine="400"/>
+              <w:jc w:val="center"/>
+            </w:pPr>
+            <w:r>
+              <w:rPr>
+                <w:sz w:val="20"/>
+              </w:rPr>
+              <w:t>20.3%</w:t>
+            </w:r>
+          </w:p>
+        </w:tc>
+        <w:tc>
+          <w:tcPr>
+            <w:tcW w:w="2351" w:type="dxa"/>
+          </w:tcPr>
+          <w:p>
+            <w:pPr>
+              <w:ind w:firstLine="400"/>
+              <w:jc w:val="center"/>
+            </w:pPr>
+            <w:r>
+              <w:rPr>
+                <w:sz w:val="20"/>
+              </w:rPr>
+              <w:t>Strongly Failure</w:t>
+            </w:r>
+          </w:p>
+        </w:tc>
+      </w:tr>
+    </w:tbl>
+    <w:p>
+      <w:pPr>
+        <w:spacing w:before="40"/>
+        <w:ind w:firstLine="360"/>
+        <w:jc w:val="center"/>
+      </w:pPr>
+      <w:r>
+        <w:rPr>
+          <w:i/>
+          <w:color w:val="646464"/>
+          <w:sz w:val="18"/>
+        </w:rPr>
+        <w:t>Table 13 — k=2 cluster composition vs binary outcome.</w:t>
+      </w:r>
+    </w:p>
+    <w:p>
+      <w:pPr>
+        <w:spacing w:after="120"/>
+        <w:ind w:firstLine="440"/>
+      </w:pPr>
+      <w:r>
+        <w:t>With k=2, Cluster 1 aligns strongly with Failure (79.7%). This is the clearest alignment between unsupervised clustering and supervised labels in the entire analysis, and is consistent with the finding that revenue and traction are the only informative features.</w:t>
+      </w:r>
+    </w:p>
+    <w:p>
+      <w:pPr>
+        <w:ind w:firstLine="440"/>
+        <w:rPr>
+          <w:rFonts w:eastAsia="宋体" w:hint="eastAsia"/>
+          <w:lang w:eastAsia="zh-CN"/>
+        </w:rPr>
+      </w:pPr>
+    </w:p>
+    <w:p>
+      <w:pPr>
+        <w:pStyle w:val="21"/>
+        <w:ind w:firstLine="522"/>
+      </w:pPr>
+      <w:bookmarkStart w:id="16" w:name="_Toc226066322"/>
+      <w:proofErr w:type="gramStart"/>
+      <w:r>
+        <w:t>5.</w:t>
+      </w:r>
+      <w:r>
+        <w:rPr>
+          <w:rFonts w:eastAsia="宋体" w:hint="eastAsia"/>
+          <w:lang w:eastAsia="zh-CN"/>
+        </w:rPr>
+        <w:t>4</w:t>
+      </w:r>
+      <w:r>
+        <w:t xml:space="preserve">  Cluster</w:t>
+      </w:r>
+      <w:proofErr w:type="gramEnd"/>
+      <w:r>
+        <w:t xml:space="preserve"> Profiles</w:t>
+      </w:r>
+      <w:bookmarkEnd w:id="16"/>
+    </w:p>
+    <w:p>
+      <w:pPr>
+        <w:spacing w:after="120"/>
+        <w:ind w:firstLine="440"/>
       </w:pPr>
       <w:r>
         <w:t>Cluster labels are reordered by descending revenue mean, ensuring Cluster 0 always corresponds to the highest-revenue group. Table 11 shows the mean feature values per cluster.</w:t>
@@ -6467,6 +7946,7 @@
           </w:tcPr>
           <w:p>
             <w:pPr>
+              <w:ind w:firstLine="402"/>
               <w:jc w:val="center"/>
             </w:pPr>
             <w:r>
@@ -6484,6 +7964,7 @@
           </w:tcPr>
           <w:p>
             <w:pPr>
+              <w:ind w:firstLine="402"/>
               <w:jc w:val="center"/>
             </w:pPr>
             <w:r>
@@ -6501,6 +7982,7 @@
           </w:tcPr>
           <w:p>
             <w:pPr>
+              <w:ind w:firstLine="402"/>
               <w:jc w:val="center"/>
             </w:pPr>
             <w:r>
@@ -6518,6 +8000,7 @@
           </w:tcPr>
           <w:p>
             <w:pPr>
+              <w:ind w:firstLine="402"/>
               <w:jc w:val="center"/>
             </w:pPr>
             <w:r>
@@ -6540,14 +8023,17 @@
           </w:tcPr>
           <w:p>
             <w:pPr>
-              <w:jc w:val="center"/>
-            </w:pPr>
+              <w:ind w:firstLine="400"/>
+              <w:jc w:val="center"/>
+            </w:pPr>
+            <w:proofErr w:type="spellStart"/>
             <w:r>
               <w:rPr>
                 <w:sz w:val="20"/>
               </w:rPr>
               <w:t>revenue_million</w:t>
             </w:r>
+            <w:proofErr w:type="spellEnd"/>
           </w:p>
         </w:tc>
         <w:tc>
@@ -6556,6 +8042,7 @@
           </w:tcPr>
           <w:p>
             <w:pPr>
+              <w:ind w:firstLine="400"/>
               <w:jc w:val="center"/>
             </w:pPr>
             <w:r>
@@ -6572,6 +8059,7 @@
           </w:tcPr>
           <w:p>
             <w:pPr>
+              <w:ind w:firstLine="400"/>
               <w:jc w:val="center"/>
             </w:pPr>
             <w:r>
@@ -6588,6 +8076,7 @@
           </w:tcPr>
           <w:p>
             <w:pPr>
+              <w:ind w:firstLine="400"/>
               <w:jc w:val="center"/>
             </w:pPr>
             <w:r>
@@ -6609,14 +8098,17 @@
           </w:tcPr>
           <w:p>
             <w:pPr>
-              <w:jc w:val="center"/>
-            </w:pPr>
+              <w:ind w:firstLine="400"/>
+              <w:jc w:val="center"/>
+            </w:pPr>
+            <w:proofErr w:type="spellStart"/>
             <w:r>
               <w:rPr>
                 <w:sz w:val="20"/>
               </w:rPr>
               <w:t>product_traction_users</w:t>
             </w:r>
+            <w:proofErr w:type="spellEnd"/>
           </w:p>
         </w:tc>
         <w:tc>
@@ -6625,6 +8117,7 @@
           </w:tcPr>
           <w:p>
             <w:pPr>
+              <w:ind w:firstLine="400"/>
               <w:jc w:val="center"/>
             </w:pPr>
             <w:r>
@@ -6641,6 +8134,7 @@
           </w:tcPr>
           <w:p>
             <w:pPr>
+              <w:ind w:firstLine="400"/>
               <w:jc w:val="center"/>
             </w:pPr>
             <w:r>
@@ -6657,6 +8151,7 @@
           </w:tcPr>
           <w:p>
             <w:pPr>
+              <w:ind w:firstLine="400"/>
               <w:jc w:val="center"/>
             </w:pPr>
             <w:r>
@@ -6678,14 +8173,17 @@
           </w:tcPr>
           <w:p>
             <w:pPr>
-              <w:jc w:val="center"/>
-            </w:pPr>
+              <w:ind w:firstLine="400"/>
+              <w:jc w:val="center"/>
+            </w:pPr>
+            <w:proofErr w:type="spellStart"/>
             <w:r>
               <w:rPr>
                 <w:sz w:val="20"/>
               </w:rPr>
               <w:t>founder_experience_years</w:t>
             </w:r>
+            <w:proofErr w:type="spellEnd"/>
           </w:p>
         </w:tc>
         <w:tc>
@@ -6694,6 +8192,7 @@
           </w:tcPr>
           <w:p>
             <w:pPr>
+              <w:ind w:firstLine="400"/>
               <w:jc w:val="center"/>
             </w:pPr>
             <w:r>
@@ -6710,6 +8209,7 @@
           </w:tcPr>
           <w:p>
             <w:pPr>
+              <w:ind w:firstLine="400"/>
               <w:jc w:val="center"/>
             </w:pPr>
             <w:r>
@@ -6726,6 +8226,7 @@
           </w:tcPr>
           <w:p>
             <w:pPr>
+              <w:ind w:firstLine="400"/>
               <w:jc w:val="center"/>
             </w:pPr>
             <w:r>
@@ -6747,14 +8248,17 @@
           </w:tcPr>
           <w:p>
             <w:pPr>
-              <w:jc w:val="center"/>
-            </w:pPr>
+              <w:ind w:firstLine="400"/>
+              <w:jc w:val="center"/>
+            </w:pPr>
+            <w:proofErr w:type="spellStart"/>
             <w:r>
               <w:rPr>
                 <w:sz w:val="20"/>
               </w:rPr>
               <w:t>funding_rounds</w:t>
             </w:r>
+            <w:proofErr w:type="spellEnd"/>
           </w:p>
         </w:tc>
         <w:tc>
@@ -6763,6 +8267,7 @@
           </w:tcPr>
           <w:p>
             <w:pPr>
+              <w:ind w:firstLine="400"/>
               <w:jc w:val="center"/>
             </w:pPr>
             <w:r>
@@ -6779,6 +8284,7 @@
           </w:tcPr>
           <w:p>
             <w:pPr>
+              <w:ind w:firstLine="400"/>
               <w:jc w:val="center"/>
             </w:pPr>
             <w:r>
@@ -6795,6 +8301,7 @@
           </w:tcPr>
           <w:p>
             <w:pPr>
+              <w:ind w:firstLine="400"/>
               <w:jc w:val="center"/>
             </w:pPr>
             <w:r>
@@ -6816,14 +8323,17 @@
           </w:tcPr>
           <w:p>
             <w:pPr>
-              <w:jc w:val="center"/>
-            </w:pPr>
+              <w:ind w:firstLine="400"/>
+              <w:jc w:val="center"/>
+            </w:pPr>
+            <w:proofErr w:type="spellStart"/>
             <w:r>
               <w:rPr>
                 <w:sz w:val="20"/>
               </w:rPr>
               <w:t>team_size</w:t>
             </w:r>
+            <w:proofErr w:type="spellEnd"/>
           </w:p>
         </w:tc>
         <w:tc>
@@ -6832,6 +8342,7 @@
           </w:tcPr>
           <w:p>
             <w:pPr>
+              <w:ind w:firstLine="400"/>
               <w:jc w:val="center"/>
             </w:pPr>
             <w:r>
@@ -6848,6 +8359,7 @@
           </w:tcPr>
           <w:p>
             <w:pPr>
+              <w:ind w:firstLine="400"/>
               <w:jc w:val="center"/>
             </w:pPr>
             <w:r>
@@ -6864,6 +8376,7 @@
           </w:tcPr>
           <w:p>
             <w:pPr>
+              <w:ind w:firstLine="400"/>
               <w:jc w:val="center"/>
             </w:pPr>
             <w:r>
@@ -6885,14 +8398,17 @@
           </w:tcPr>
           <w:p>
             <w:pPr>
-              <w:jc w:val="center"/>
-            </w:pPr>
+              <w:ind w:firstLine="400"/>
+              <w:jc w:val="center"/>
+            </w:pPr>
+            <w:proofErr w:type="spellStart"/>
             <w:r>
               <w:rPr>
                 <w:sz w:val="20"/>
               </w:rPr>
               <w:t>market_size_billion</w:t>
             </w:r>
+            <w:proofErr w:type="spellEnd"/>
           </w:p>
         </w:tc>
         <w:tc>
@@ -6901,6 +8417,7 @@
           </w:tcPr>
           <w:p>
             <w:pPr>
+              <w:ind w:firstLine="400"/>
               <w:jc w:val="center"/>
             </w:pPr>
             <w:r>
@@ -6917,6 +8434,7 @@
           </w:tcPr>
           <w:p>
             <w:pPr>
+              <w:ind w:firstLine="400"/>
               <w:jc w:val="center"/>
             </w:pPr>
             <w:r>
@@ -6933,6 +8451,7 @@
           </w:tcPr>
           <w:p>
             <w:pPr>
+              <w:ind w:firstLine="400"/>
               <w:jc w:val="center"/>
             </w:pPr>
             <w:r>
@@ -6954,14 +8473,17 @@
           </w:tcPr>
           <w:p>
             <w:pPr>
-              <w:jc w:val="center"/>
-            </w:pPr>
+              <w:ind w:firstLine="400"/>
+              <w:jc w:val="center"/>
+            </w:pPr>
+            <w:proofErr w:type="spellStart"/>
             <w:r>
               <w:rPr>
                 <w:sz w:val="20"/>
               </w:rPr>
               <w:t>burn_rate_million</w:t>
             </w:r>
+            <w:proofErr w:type="spellEnd"/>
           </w:p>
         </w:tc>
         <w:tc>
@@ -6970,6 +8492,7 @@
           </w:tcPr>
           <w:p>
             <w:pPr>
+              <w:ind w:firstLine="400"/>
               <w:jc w:val="center"/>
             </w:pPr>
             <w:r>
@@ -6986,6 +8509,7 @@
           </w:tcPr>
           <w:p>
             <w:pPr>
+              <w:ind w:firstLine="400"/>
               <w:jc w:val="center"/>
             </w:pPr>
             <w:r>
@@ -7002,6 +8526,7 @@
           </w:tcPr>
           <w:p>
             <w:pPr>
+              <w:ind w:firstLine="400"/>
               <w:jc w:val="center"/>
             </w:pPr>
             <w:r>
@@ -7017,6 +8542,7 @@
     <w:p>
       <w:pPr>
         <w:spacing w:before="40"/>
+        <w:ind w:firstLine="360"/>
         <w:jc w:val="center"/>
       </w:pPr>
       <w:r>
@@ -7031,32 +8557,71 @@
     <w:p>
       <w:pPr>
         <w:spacing w:after="120"/>
+        <w:ind w:firstLine="440"/>
       </w:pPr>
       <w:r>
-        <w:t>The clusters are differentiated almost exclusively by revenue and product traction. team_size, market_size_billion, burn_rate_million, and funding_rounds are nearly identical across all three clusters, confirming they carry no structural information.</w:t>
+        <w:lastRenderedPageBreak/>
+        <w:t xml:space="preserve">The clusters are differentiated almost exclusively by revenue and product traction. </w:t>
+      </w:r>
+      <w:proofErr w:type="spellStart"/>
+      <w:r>
+        <w:t>team_size</w:t>
+      </w:r>
+      <w:proofErr w:type="spellEnd"/>
+      <w:r>
+        <w:t xml:space="preserve">, </w:t>
+      </w:r>
+      <w:proofErr w:type="spellStart"/>
+      <w:r>
+        <w:t>market_size_billion</w:t>
+      </w:r>
+      <w:proofErr w:type="spellEnd"/>
+      <w:r>
+        <w:t xml:space="preserve">, </w:t>
+      </w:r>
+      <w:proofErr w:type="spellStart"/>
+      <w:r>
+        <w:t>burn_rate_million</w:t>
+      </w:r>
+      <w:proofErr w:type="spellEnd"/>
+      <w:r>
+        <w:t xml:space="preserve">, and </w:t>
+      </w:r>
+      <w:proofErr w:type="spellStart"/>
+      <w:r>
+        <w:t>funding_rounds</w:t>
+      </w:r>
+      <w:proofErr w:type="spellEnd"/>
+      <w:r>
+        <w:t xml:space="preserve"> are nearly identical across all three clusters, confirming they carry no structural information.</w:t>
       </w:r>
     </w:p>
     <w:p>
       <w:pPr>
+        <w:ind w:firstLine="440"/>
         <w:jc w:val="center"/>
       </w:pPr>
       <w:r>
+        <w:rPr>
+          <w:noProof/>
+        </w:rPr>
         <w:drawing>
-          <wp:inline xmlns:a="http://schemas.openxmlformats.org/drawingml/2006/main" xmlns:pic="http://schemas.openxmlformats.org/drawingml/2006/picture">
+          <wp:inline distT="0" distB="0" distL="0" distR="0" wp14:anchorId="1315E8A0" wp14:editId="4A89FA52">
             <wp:extent cx="5486400" cy="2047473"/>
+            <wp:effectExtent l="0" t="0" r="0" b="0"/>
             <wp:docPr id="5" name="Picture 5"/>
             <wp:cNvGraphicFramePr>
-              <a:graphicFrameLocks noChangeAspect="1"/>
+              <a:graphicFrameLocks xmlns:a="http://schemas.openxmlformats.org/drawingml/2006/main" noChangeAspect="1"/>
             </wp:cNvGraphicFramePr>
-            <a:graphic>
+            <a:graphic xmlns:a="http://schemas.openxmlformats.org/drawingml/2006/main">
               <a:graphicData uri="http://schemas.openxmlformats.org/drawingml/2006/picture">
-                <pic:pic>
+                <pic:pic xmlns:pic="http://schemas.openxmlformats.org/drawingml/2006/picture">
                   <pic:nvPicPr>
                     <pic:cNvPr id="0" name="cluster_profiles.png"/>
                     <pic:cNvPicPr/>
                   </pic:nvPicPr>
                   <pic:blipFill>
-                    <a:blip r:embed="rId15"/>
+                    <a:blip r:embed="rId12"/>
                     <a:stretch>
                       <a:fillRect/>
                     </a:stretch>
@@ -7066,7 +8631,9 @@
                       <a:off x="0" y="0"/>
                       <a:ext cx="5486400" cy="2047473"/>
                     </a:xfrm>
-                    <a:prstGeom prst="rect"/>
+                    <a:prstGeom prst="rect">
+                      <a:avLst/>
+                    </a:prstGeom>
                   </pic:spPr>
                 </pic:pic>
               </a:graphicData>
@@ -7077,6 +8644,7 @@
     </w:p>
     <w:p>
       <w:pPr>
+        <w:ind w:firstLine="360"/>
         <w:jc w:val="center"/>
       </w:pPr>
       <w:r>
@@ -7090,8 +8658,9 @@
     </w:p>
     <w:p>
       <w:pPr>
+        <w:ind w:firstLine="440"/>
         <w:rPr>
-          <w:rFonts w:eastAsia="宋体" w:hint="eastAsia"/>
+          <w:rFonts w:eastAsia="宋体"/>
           <w:lang w:eastAsia="zh-CN"/>
         </w:rPr>
       </w:pPr>
@@ -7099,16 +8668,33 @@
     <w:p>
       <w:pPr>
         <w:pStyle w:val="21"/>
+        <w:ind w:firstLine="522"/>
       </w:pPr>
-      <w:bookmarkStart w:id="16" w:name="_Toc226057051"/>
-      <w:r>
-        <w:t>5.4  Cluster Archetypes</w:t>
-      </w:r>
-      <w:bookmarkEnd w:id="16"/>
+      <w:bookmarkStart w:id="17" w:name="_Toc226066323"/>
+      <w:proofErr w:type="gramStart"/>
+      <w:r>
+        <w:t>5.</w:t>
+      </w:r>
+      <w:r>
+        <w:rPr>
+          <w:rFonts w:eastAsia="宋体" w:hint="eastAsia"/>
+          <w:lang w:eastAsia="zh-CN"/>
+        </w:rPr>
+        <w:t>5</w:t>
+      </w:r>
+      <w:r>
+        <w:t xml:space="preserve">  Cluster</w:t>
+      </w:r>
+      <w:proofErr w:type="gramEnd"/>
+      <w:r>
+        <w:t xml:space="preserve"> Archetypes</w:t>
+      </w:r>
+      <w:bookmarkEnd w:id="17"/>
     </w:p>
     <w:p>
       <w:pPr>
         <w:spacing w:after="120"/>
+        <w:ind w:firstLine="440"/>
       </w:pPr>
       <w:r>
         <w:t>Rather than comparing clusters to outcome labels, we interpret each cluster on its own terms as a startup archetype:</w:t>
@@ -7138,6 +8724,7 @@
           </w:tcPr>
           <w:p>
             <w:pPr>
+              <w:ind w:firstLine="402"/>
               <w:jc w:val="center"/>
             </w:pPr>
             <w:r>
@@ -7155,6 +8742,7 @@
           </w:tcPr>
           <w:p>
             <w:pPr>
+              <w:ind w:firstLine="402"/>
               <w:jc w:val="center"/>
             </w:pPr>
             <w:r>
@@ -7172,6 +8760,7 @@
           </w:tcPr>
           <w:p>
             <w:pPr>
+              <w:ind w:firstLine="402"/>
               <w:jc w:val="center"/>
             </w:pPr>
             <w:r>
@@ -7189,6 +8778,7 @@
           </w:tcPr>
           <w:p>
             <w:pPr>
+              <w:ind w:firstLine="402"/>
               <w:jc w:val="center"/>
             </w:pPr>
             <w:r>
@@ -7206,6 +8796,7 @@
           </w:tcPr>
           <w:p>
             <w:pPr>
+              <w:ind w:firstLine="402"/>
               <w:jc w:val="center"/>
             </w:pPr>
             <w:r>
@@ -7228,6 +8819,7 @@
           </w:tcPr>
           <w:p>
             <w:pPr>
+              <w:ind w:firstLine="400"/>
               <w:jc w:val="center"/>
             </w:pPr>
             <w:r>
@@ -7244,6 +8836,7 @@
           </w:tcPr>
           <w:p>
             <w:pPr>
+              <w:ind w:firstLine="400"/>
               <w:jc w:val="center"/>
             </w:pPr>
             <w:r>
@@ -7260,6 +8853,7 @@
           </w:tcPr>
           <w:p>
             <w:pPr>
+              <w:ind w:firstLine="400"/>
               <w:jc w:val="center"/>
             </w:pPr>
             <w:r>
@@ -7276,6 +8870,7 @@
           </w:tcPr>
           <w:p>
             <w:pPr>
+              <w:ind w:firstLine="400"/>
               <w:jc w:val="center"/>
             </w:pPr>
             <w:r>
@@ -7292,6 +8887,7 @@
           </w:tcPr>
           <w:p>
             <w:pPr>
+              <w:ind w:firstLine="400"/>
               <w:jc w:val="center"/>
             </w:pPr>
             <w:r>
@@ -7313,6 +8909,7 @@
           </w:tcPr>
           <w:p>
             <w:pPr>
+              <w:ind w:firstLine="400"/>
               <w:jc w:val="center"/>
             </w:pPr>
             <w:r>
@@ -7329,6 +8926,7 @@
           </w:tcPr>
           <w:p>
             <w:pPr>
+              <w:ind w:firstLine="400"/>
               <w:jc w:val="center"/>
             </w:pPr>
             <w:r>
@@ -7345,6 +8943,7 @@
           </w:tcPr>
           <w:p>
             <w:pPr>
+              <w:ind w:firstLine="400"/>
               <w:jc w:val="center"/>
             </w:pPr>
             <w:r>
@@ -7361,6 +8960,7 @@
           </w:tcPr>
           <w:p>
             <w:pPr>
+              <w:ind w:firstLine="400"/>
               <w:jc w:val="center"/>
             </w:pPr>
             <w:r>
@@ -7377,6 +8977,7 @@
           </w:tcPr>
           <w:p>
             <w:pPr>
+              <w:ind w:firstLine="400"/>
               <w:jc w:val="center"/>
             </w:pPr>
             <w:r>
@@ -7398,6 +8999,7 @@
           </w:tcPr>
           <w:p>
             <w:pPr>
+              <w:ind w:firstLine="400"/>
               <w:jc w:val="center"/>
             </w:pPr>
             <w:r>
@@ -7414,6 +9016,7 @@
           </w:tcPr>
           <w:p>
             <w:pPr>
+              <w:ind w:firstLine="400"/>
               <w:jc w:val="center"/>
             </w:pPr>
             <w:r>
@@ -7430,6 +9033,7 @@
           </w:tcPr>
           <w:p>
             <w:pPr>
+              <w:ind w:firstLine="400"/>
               <w:jc w:val="center"/>
             </w:pPr>
             <w:r>
@@ -7446,6 +9050,7 @@
           </w:tcPr>
           <w:p>
             <w:pPr>
+              <w:ind w:firstLine="400"/>
               <w:jc w:val="center"/>
             </w:pPr>
             <w:r>
@@ -7462,6 +9067,7 @@
           </w:tcPr>
           <w:p>
             <w:pPr>
+              <w:ind w:firstLine="400"/>
               <w:jc w:val="center"/>
             </w:pPr>
             <w:r>
@@ -7477,6 +9083,7 @@
     <w:p>
       <w:pPr>
         <w:spacing w:before="40"/>
+        <w:ind w:firstLine="360"/>
         <w:jc w:val="center"/>
       </w:pPr>
       <w:r>
@@ -7491,33 +9098,119 @@
     <w:p>
       <w:pPr>
         <w:spacing w:after="120"/>
+        <w:ind w:firstLine="440"/>
       </w:pPr>
       <w:r>
-        <w:lastRenderedPageBreak/>
-        <w:t>This interpretation is independent of the outcome labels and has its own business logic: the feature space naturally separates companies by their revenue level and traction, which reflects their development stage. Note that K-Means clusters do not correspond one-to-one with the outcome classes — this would only be possible if the features perfectly predicted the outcome, which they do not (synthetic data limitation).</w:t>
+        <w:t xml:space="preserve">This interpretation is independent of the outcome labels and has its own business logic: the feature space naturally separates companies by their revenue level and traction, which reflects their development stage. Note that K-Means clusters do not correspond one-to-one with the outcome classes — this would only be possible if the features perfectly predicted the outcome, which they do not </w:t>
+      </w:r>
+      <w:r>
+        <w:rPr>
+          <w:rFonts w:eastAsia="宋体" w:hint="eastAsia"/>
+          <w:lang w:eastAsia="zh-CN"/>
+        </w:rPr>
+        <w:t>because of the limitation of the data</w:t>
+      </w:r>
+      <w:r>
+        <w:t>.</w:t>
       </w:r>
     </w:p>
     <w:p>
       <w:pPr>
+        <w:ind w:firstLine="440"/>
+      </w:pPr>
+    </w:p>
+    <w:p>
+      <w:pPr>
+        <w:ind w:firstLine="440"/>
+      </w:pPr>
+    </w:p>
+    <w:p>
+      <w:pPr>
+        <w:pStyle w:val="21"/>
+        <w:ind w:firstLine="522"/>
+      </w:pPr>
+      <w:bookmarkStart w:id="18" w:name="_Toc226066324"/>
+      <w:proofErr w:type="gramStart"/>
+      <w:r>
+        <w:t>5.6  Hierarchical</w:t>
+      </w:r>
+      <w:proofErr w:type="gramEnd"/>
+      <w:r>
+        <w:t xml:space="preserve"> Clustering</w:t>
+      </w:r>
+      <w:bookmarkEnd w:id="18"/>
+    </w:p>
+    <w:p>
+      <w:pPr>
+        <w:spacing w:after="120"/>
+        <w:ind w:firstLine="440"/>
+      </w:pPr>
+      <w:r>
+        <w:t xml:space="preserve">We applied Agglomerative Clustering with Ward linkage on a 2,000-row subsample. The dendrogram was reconstructed from the </w:t>
+      </w:r>
+      <w:proofErr w:type="spellStart"/>
+      <w:r>
+        <w:t>sklearn</w:t>
+      </w:r>
+      <w:proofErr w:type="spellEnd"/>
+      <w:r>
+        <w:t xml:space="preserve"> model using the TD06 method. With k=3, the hierarchical solution produces a more imbalanced partition (Cluster 0: 78%, Cluster 1: 15%, Cluster </w:t>
+      </w:r>
+      <w:r>
+        <w:lastRenderedPageBreak/>
+        <w:t xml:space="preserve">2: 7%) compared to K-Means (53/27/20%). This is expected: Ward linkage </w:t>
+      </w:r>
+      <w:r>
+        <w:t>minimizes</w:t>
+      </w:r>
+      <w:r>
+        <w:t xml:space="preserve"> intra-cluster variance without any constraint on cluster size, while K-Means tends toward more balanced partitions.</w:t>
+      </w:r>
+    </w:p>
+    <w:p>
+      <w:pPr>
+        <w:spacing w:after="120"/>
+        <w:ind w:firstLine="440"/>
+      </w:pPr>
+      <w:r>
+        <w:t>The side-by-side PCA comparison confirms that both methods identify a similar large high-revenue group and a smaller low-traction group, but differ in how they split the intermediate region.</w:t>
+      </w:r>
+    </w:p>
+    <w:p>
+      <w:pPr>
+        <w:ind w:firstLine="440"/>
+        <w:rPr>
+          <w:rFonts w:eastAsia="宋体"/>
+          <w:lang w:eastAsia="zh-CN"/>
+        </w:rPr>
+      </w:pPr>
+    </w:p>
+    <w:p>
+      <w:pPr>
+        <w:ind w:firstLine="440"/>
         <w:jc w:val="center"/>
       </w:pPr>
       <w:r>
+        <w:rPr>
+          <w:noProof/>
+        </w:rPr>
         <w:drawing>
-          <wp:inline xmlns:a="http://schemas.openxmlformats.org/drawingml/2006/main" xmlns:pic="http://schemas.openxmlformats.org/drawingml/2006/picture">
+          <wp:inline distT="0" distB="0" distL="0" distR="0" wp14:anchorId="698AD484" wp14:editId="0E07B561">
             <wp:extent cx="5486400" cy="2338336"/>
+            <wp:effectExtent l="0" t="0" r="0" b="0"/>
             <wp:docPr id="6" name="Picture 6"/>
             <wp:cNvGraphicFramePr>
-              <a:graphicFrameLocks noChangeAspect="1"/>
+              <a:graphicFrameLocks xmlns:a="http://schemas.openxmlformats.org/drawingml/2006/main" noChangeAspect="1"/>
             </wp:cNvGraphicFramePr>
-            <a:graphic>
+            <a:graphic xmlns:a="http://schemas.openxmlformats.org/drawingml/2006/main">
               <a:graphicData uri="http://schemas.openxmlformats.org/drawingml/2006/picture">
-                <pic:pic>
+                <pic:pic xmlns:pic="http://schemas.openxmlformats.org/drawingml/2006/picture">
                   <pic:nvPicPr>
                     <pic:cNvPr id="0" name="kmeans_vs_hc.png"/>
                     <pic:cNvPicPr/>
                   </pic:nvPicPr>
                   <pic:blipFill>
-                    <a:blip r:embed="rId16"/>
+                    <a:blip r:embed="rId13"/>
                     <a:stretch>
                       <a:fillRect/>
                     </a:stretch>
@@ -7527,7 +9220,9 @@
                       <a:off x="0" y="0"/>
                       <a:ext cx="5486400" cy="2338336"/>
                     </a:xfrm>
-                    <a:prstGeom prst="rect"/>
+                    <a:prstGeom prst="rect">
+                      <a:avLst/>
+                    </a:prstGeom>
                   </pic:spPr>
                 </pic:pic>
               </a:graphicData>
@@ -7538,6 +9233,7 @@
     </w:p>
     <w:p>
       <w:pPr>
+        <w:ind w:firstLine="360"/>
         <w:jc w:val="center"/>
       </w:pPr>
       <w:r>
@@ -7549,313 +9245,29 @@
         <w:t>Figure 6 — Side-by-side PCA projection: K-Means (left) vs Hierarchical / Ward (right). Both methods identify the same three groups.</w:t>
       </w:r>
     </w:p>
-    <w:p/>
     <w:p>
       <w:pPr>
-        <w:pStyle w:val="21"/>
+        <w:ind w:firstLine="440"/>
+        <w:rPr>
+          <w:rFonts w:eastAsia="宋体" w:hint="eastAsia"/>
+          <w:lang w:eastAsia="zh-CN"/>
+        </w:rPr>
       </w:pPr>
-      <w:bookmarkStart w:id="17" w:name="_Toc226057052"/>
-      <w:r>
-        <w:t>5.5  k=2 vs Failure / Non-Failure</w:t>
-      </w:r>
-      <w:bookmarkEnd w:id="17"/>
     </w:p>
-    <w:p>
-      <w:pPr>
-        <w:spacing w:after="120"/>
-      </w:pPr>
-      <w:r>
-        <w:t>As a sanity check, we compare k=2 clusters with a binary outcome grouping (Failure vs Non-Failure). Table 13 shows the composition.</w:t>
-      </w:r>
-    </w:p>
-    <w:tbl>
-      <w:tblPr>
-        <w:tblStyle w:val="aff1"/>
-        <w:tblW w:w="0" w:type="auto"/>
-        <w:jc w:val="center"/>
-        <w:tblLook w:val="04A0" w:firstRow="1" w:lastRow="0" w:firstColumn="1" w:lastColumn="0" w:noHBand="0" w:noVBand="1"/>
-      </w:tblPr>
-      <w:tblGrid>
-        <w:gridCol w:w="2351"/>
-        <w:gridCol w:w="2351"/>
-        <w:gridCol w:w="2351"/>
-        <w:gridCol w:w="2351"/>
-      </w:tblGrid>
-      <w:tr>
-        <w:trPr>
-          <w:jc w:val="center"/>
-        </w:trPr>
-        <w:tc>
-          <w:tcPr>
-            <w:tcW w:w="2351" w:type="dxa"/>
-          </w:tcPr>
-          <w:p>
-            <w:pPr>
-              <w:jc w:val="center"/>
-            </w:pPr>
-            <w:r>
-              <w:rPr>
-                <w:b/>
-                <w:sz w:val="20"/>
-              </w:rPr>
-              <w:t>Cluster</w:t>
-            </w:r>
-          </w:p>
-        </w:tc>
-        <w:tc>
-          <w:tcPr>
-            <w:tcW w:w="2351" w:type="dxa"/>
-          </w:tcPr>
-          <w:p>
-            <w:pPr>
-              <w:jc w:val="center"/>
-            </w:pPr>
-            <w:r>
-              <w:rPr>
-                <w:b/>
-                <w:sz w:val="20"/>
-              </w:rPr>
-              <w:t>Failure %</w:t>
-            </w:r>
-          </w:p>
-        </w:tc>
-        <w:tc>
-          <w:tcPr>
-            <w:tcW w:w="2351" w:type="dxa"/>
-          </w:tcPr>
-          <w:p>
-            <w:pPr>
-              <w:jc w:val="center"/>
-            </w:pPr>
-            <w:r>
-              <w:rPr>
-                <w:b/>
-                <w:sz w:val="20"/>
-              </w:rPr>
-              <w:t>Non-Failure %</w:t>
-            </w:r>
-          </w:p>
-        </w:tc>
-        <w:tc>
-          <w:tcPr>
-            <w:tcW w:w="2351" w:type="dxa"/>
-          </w:tcPr>
-          <w:p>
-            <w:pPr>
-              <w:jc w:val="center"/>
-            </w:pPr>
-            <w:r>
-              <w:rPr>
-                <w:b/>
-                <w:sz w:val="20"/>
-              </w:rPr>
-              <w:t>Dominant profile</w:t>
-            </w:r>
-          </w:p>
-        </w:tc>
-      </w:tr>
-      <w:tr>
-        <w:trPr>
-          <w:jc w:val="center"/>
-        </w:trPr>
-        <w:tc>
-          <w:tcPr>
-            <w:tcW w:w="2351" w:type="dxa"/>
-          </w:tcPr>
-          <w:p>
-            <w:pPr>
-              <w:jc w:val="center"/>
-            </w:pPr>
-            <w:r>
-              <w:rPr>
-                <w:sz w:val="20"/>
-              </w:rPr>
-              <w:t>0 (high revenue)</w:t>
-            </w:r>
-          </w:p>
-        </w:tc>
-        <w:tc>
-          <w:tcPr>
-            <w:tcW w:w="2351" w:type="dxa"/>
-          </w:tcPr>
-          <w:p>
-            <w:pPr>
-              <w:jc w:val="center"/>
-            </w:pPr>
-            <w:r>
-              <w:rPr>
-                <w:sz w:val="20"/>
-              </w:rPr>
-              <w:t>43.4%</w:t>
-            </w:r>
-          </w:p>
-        </w:tc>
-        <w:tc>
-          <w:tcPr>
-            <w:tcW w:w="2351" w:type="dxa"/>
-          </w:tcPr>
-          <w:p>
-            <w:pPr>
-              <w:jc w:val="center"/>
-            </w:pPr>
-            <w:r>
-              <w:rPr>
-                <w:sz w:val="20"/>
-              </w:rPr>
-              <w:t>56.6%</w:t>
-            </w:r>
-          </w:p>
-        </w:tc>
-        <w:tc>
-          <w:tcPr>
-            <w:tcW w:w="2351" w:type="dxa"/>
-          </w:tcPr>
-          <w:p>
-            <w:pPr>
-              <w:jc w:val="center"/>
-            </w:pPr>
-            <w:r>
-              <w:rPr>
-                <w:sz w:val="20"/>
-              </w:rPr>
-              <w:t>Mostly Non-Failure</w:t>
-            </w:r>
-          </w:p>
-        </w:tc>
-      </w:tr>
-      <w:tr>
-        <w:trPr>
-          <w:jc w:val="center"/>
-        </w:trPr>
-        <w:tc>
-          <w:tcPr>
-            <w:tcW w:w="2351" w:type="dxa"/>
-          </w:tcPr>
-          <w:p>
-            <w:pPr>
-              <w:jc w:val="center"/>
-            </w:pPr>
-            <w:r>
-              <w:rPr>
-                <w:sz w:val="20"/>
-              </w:rPr>
-              <w:t>1 (low revenue)</w:t>
-            </w:r>
-          </w:p>
-        </w:tc>
-        <w:tc>
-          <w:tcPr>
-            <w:tcW w:w="2351" w:type="dxa"/>
-          </w:tcPr>
-          <w:p>
-            <w:pPr>
-              <w:jc w:val="center"/>
-            </w:pPr>
-            <w:r>
-              <w:rPr>
-                <w:sz w:val="20"/>
-              </w:rPr>
-              <w:t>79.7%</w:t>
-            </w:r>
-          </w:p>
-        </w:tc>
-        <w:tc>
-          <w:tcPr>
-            <w:tcW w:w="2351" w:type="dxa"/>
-          </w:tcPr>
-          <w:p>
-            <w:pPr>
-              <w:jc w:val="center"/>
-            </w:pPr>
-            <w:r>
-              <w:rPr>
-                <w:sz w:val="20"/>
-              </w:rPr>
-              <w:t>20.3%</w:t>
-            </w:r>
-          </w:p>
-        </w:tc>
-        <w:tc>
-          <w:tcPr>
-            <w:tcW w:w="2351" w:type="dxa"/>
-          </w:tcPr>
-          <w:p>
-            <w:pPr>
-              <w:jc w:val="center"/>
-            </w:pPr>
-            <w:r>
-              <w:rPr>
-                <w:sz w:val="20"/>
-              </w:rPr>
-              <w:t>Strongly Failure</w:t>
-            </w:r>
-          </w:p>
-        </w:tc>
-      </w:tr>
-    </w:tbl>
-    <w:p>
-      <w:pPr>
-        <w:spacing w:before="40"/>
-        <w:jc w:val="center"/>
-      </w:pPr>
-      <w:r>
-        <w:rPr>
-          <w:i/>
-          <w:color w:val="646464"/>
-          <w:sz w:val="18"/>
-        </w:rPr>
-        <w:t>Table 13 — k=2 cluster composition vs binary outcome.</w:t>
-      </w:r>
-    </w:p>
-    <w:p>
-      <w:pPr>
-        <w:spacing w:after="120"/>
-      </w:pPr>
-      <w:r>
-        <w:t>With k=2, Cluster 1 aligns strongly with Failure (79.7%). This is the clearest alignment between unsupervised clustering and supervised labels in the entire analysis, and is consistent with the finding that revenue and traction are the only informative features.</w:t>
-      </w:r>
-    </w:p>
-    <w:p/>
-    <w:p>
-      <w:pPr>
-        <w:pStyle w:val="21"/>
-      </w:pPr>
-      <w:bookmarkStart w:id="18" w:name="_Toc226057053"/>
-      <w:r>
-        <w:t>5.6  Hierarchical Clustering</w:t>
-      </w:r>
-      <w:bookmarkEnd w:id="18"/>
-    </w:p>
-    <w:p>
-      <w:pPr>
-        <w:spacing w:after="120"/>
-      </w:pPr>
-      <w:r>
-        <w:t>We applied Agglomerative Clustering with Ward linkage on a 2,000-row subsample. The dendrogram was reconstructed from the sklearn model using the TD06 method. With k=3, the hierarchical solution produces a more imbalanced partition (Cluster 0: 78%, Cluster 1: 15%, Cluster 2: 7%) compared to K-Means (53/27/20%). This is expected: Ward linkage minimises intra-cluster variance without any constraint on cluster size, while K-Means tends toward more balanced partitions.</w:t>
-      </w:r>
-    </w:p>
-    <w:p>
-      <w:pPr>
-        <w:spacing w:after="120"/>
-      </w:pPr>
-      <w:r>
-        <w:t>The side-by-side PCA comparison confirms that both methods identify a similar large high-revenue group and a smaller low-traction group, but differ in how they split the intermediate region.</w:t>
-      </w:r>
-    </w:p>
-    <w:p/>
     <w:p>
       <w:pPr>
         <w:pStyle w:val="1"/>
       </w:pPr>
-      <w:bookmarkStart w:id="19" w:name="_Toc226057054"/>
-      <w:r>
-        <w:t>6  Conclusion</w:t>
+      <w:bookmarkStart w:id="19" w:name="_Toc226066325"/>
+      <w:r>
+        <w:t>Conclusion</w:t>
       </w:r>
       <w:bookmarkEnd w:id="19"/>
     </w:p>
     <w:p>
       <w:pPr>
         <w:spacing w:after="120"/>
+        <w:ind w:firstLine="440"/>
       </w:pPr>
       <w:r>
         <w:t>Supervised learning (3-class): Logistic Regression achieves the best CV and test accuracy (CV = 73.00%, test = 72.90%), closely followed by LDA (72.58%) and Decision Tree (71.98%). The narrow gap between models (&lt; 2 pp) reflects the dataset's weak feature-target correlations rather than model capacity. The macro F1 of 0.584 is dragged down by the near-unlearnable IPO class (2.1% of data, recall = 0.19), which the model almost never predicts. Binary classification (Failure vs Acquisition): removing the 2,055 IPO samples and retraining on the remaining 97,945 samples raises macro F1 from 0.584 to 0.737 and ROC AUC to 0.816. All four models improve, with LR again performing best (CV = 74.26%). This confirms that class imbalance — not model architecture — was the primary bottleneck in the 3-class setting.</w:t>
@@ -7864,17 +9276,19 @@
     <w:p>
       <w:pPr>
         <w:spacing w:after="120"/>
+        <w:ind w:firstLine="440"/>
       </w:pPr>
       <w:r>
-        <w:lastRenderedPageBreak/>
         <w:t>Unsupervised learning: PCA captures only 39.65% of variance in two components, and both k=2 and k=3 yield low silhouette scores (&lt; 0.17), indicating no strong natural cluster structure. Nevertheless, three interpretable startup archetypes emerge: mature high-revenue companies (Cluster 0), early-stage young-founder startups (Cluster 1), and low-traction struggling companies (Cluster 2). With k=2, Cluster 1 aligns strongly with Failure (79.7%), providing the clearest unsupervised-to-supervised link in the analysis.</w:t>
       </w:r>
     </w:p>
     <w:p>
       <w:pPr>
         <w:spacing w:after="120"/>
+        <w:ind w:firstLine="440"/>
       </w:pPr>
       <w:r>
+        <w:lastRenderedPageBreak/>
         <w:t xml:space="preserve">The fundamental limitation of this work is the nature of the dataset: five of seven features carry near-zero signal, imposing a hard ceiling on both classification accuracy (~73%) and clustering quality. In a </w:t>
       </w:r>
       <w:r>
@@ -7889,7 +9303,7 @@
       </w:r>
     </w:p>
     <w:sectPr>
-      <w:footerReference w:type="default" r:id="rId11"/>
+      <w:footerReference w:type="default" r:id="rId14"/>
       <w:pgSz w:w="12240" w:h="15840"/>
       <w:pgMar w:top="1417" w:right="1417" w:bottom="1417" w:left="1417" w:header="720" w:footer="720" w:gutter="0"/>
       <w:cols w:space="720"/>
@@ -7905,6 +9319,7 @@
     <w:p>
       <w:pPr>
         <w:spacing w:after="0" w:line="240" w:lineRule="auto"/>
+        <w:ind w:firstLine="440"/>
       </w:pPr>
       <w:r>
         <w:separator/>
@@ -7915,6 +9330,7 @@
     <w:p>
       <w:pPr>
         <w:spacing w:after="0" w:line="240" w:lineRule="auto"/>
+        <w:ind w:firstLine="440"/>
       </w:pPr>
       <w:r>
         <w:continuationSeparator/>
@@ -7938,6 +9354,7 @@
       <w:p>
         <w:pPr>
           <w:pStyle w:val="a7"/>
+          <w:ind w:firstLine="440"/>
           <w:jc w:val="center"/>
         </w:pPr>
         <w:r>
@@ -7964,6 +9381,7 @@
   <w:p>
     <w:pPr>
       <w:pStyle w:val="a7"/>
+      <w:ind w:firstLine="440"/>
     </w:pPr>
   </w:p>
 </w:ftr>
@@ -7975,6 +9393,7 @@
     <w:p>
       <w:pPr>
         <w:spacing w:after="0" w:line="240" w:lineRule="auto"/>
+        <w:ind w:firstLine="440"/>
       </w:pPr>
       <w:r>
         <w:separator/>
@@ -7985,6 +9404,7 @@
     <w:p>
       <w:pPr>
         <w:spacing w:after="0" w:line="240" w:lineRule="auto"/>
+        <w:ind w:firstLine="440"/>
       </w:pPr>
       <w:r>
         <w:continuationSeparator/>
@@ -8586,7 +10006,10 @@
   <w:style w:type="paragraph" w:default="1" w:styleId="a1">
     <w:name w:val="Normal"/>
     <w:qFormat/>
-    <w:rsid w:val="00FC693F"/>
+    <w:rsid w:val="00641E39"/>
+    <w:pPr>
+      <w:ind w:firstLineChars="200" w:firstLine="200"/>
+    </w:pPr>
   </w:style>
   <w:style w:type="paragraph" w:styleId="1">
     <w:name w:val="heading 1"/>
@@ -8595,11 +10018,12 @@
     <w:link w:val="10"/>
     <w:uiPriority w:val="9"/>
     <w:qFormat/>
-    <w:rsid w:val="00FC693F"/>
+    <w:rsid w:val="00641E39"/>
     <w:pPr>
       <w:keepNext/>
       <w:keepLines/>
       <w:spacing w:before="480" w:after="0"/>
+      <w:ind w:firstLineChars="0" w:firstLine="0"/>
       <w:outlineLvl w:val="0"/>
     </w:pPr>
     <w:rPr>
@@ -8882,7 +10306,7 @@
     <w:basedOn w:val="a2"/>
     <w:link w:val="1"/>
     <w:uiPriority w:val="9"/>
-    <w:rsid w:val="00FC693F"/>
+    <w:rsid w:val="00641E39"/>
     <w:rPr>
       <w:rFonts w:asciiTheme="majorHAnsi" w:eastAsiaTheme="majorEastAsia" w:hAnsiTheme="majorHAnsi" w:cstheme="majorBidi"/>
       <w:b/>
@@ -8971,6 +10395,7 @@
       <w:numPr>
         <w:ilvl w:val="1"/>
       </w:numPr>
+      <w:ind w:firstLineChars="200" w:firstLine="200"/>
     </w:pPr>
     <w:rPr>
       <w:rFonts w:asciiTheme="majorHAnsi" w:eastAsiaTheme="majorEastAsia" w:hAnsiTheme="majorHAnsi" w:cstheme="majorBidi"/>

--- a/scientificProject1/report/startup_success_report.docx
+++ b/scientificProject1/report/startup_success_report.docx
@@ -50,14 +50,15 @@
         <w:ind w:firstLine="520"/>
         <w:jc w:val="center"/>
         <w:rPr>
-          <w:rFonts w:eastAsia="宋体" w:hint="eastAsia"/>
-          <w:lang w:eastAsia="zh-CN"/>
+          <w:rFonts w:eastAsia="宋体"/>
+          <w:lang w:val="fr-FR" w:eastAsia="zh-CN"/>
         </w:rPr>
       </w:pPr>
       <w:r>
         <w:rPr>
           <w:color w:val="505050"/>
           <w:sz w:val="26"/>
+          <w:lang w:val="fr-FR"/>
         </w:rPr>
         <w:t>Ognjen</w:t>
       </w:r>
@@ -66,7 +67,7 @@
           <w:rFonts w:eastAsia="宋体" w:hint="eastAsia"/>
           <w:color w:val="505050"/>
           <w:sz w:val="26"/>
-          <w:lang w:eastAsia="zh-CN"/>
+          <w:lang w:val="fr-FR" w:eastAsia="zh-CN"/>
         </w:rPr>
         <w:t xml:space="preserve"> Maricic</w:t>
       </w:r>
@@ -74,6 +75,7 @@
         <w:rPr>
           <w:color w:val="505050"/>
           <w:sz w:val="26"/>
+          <w:lang w:val="fr-FR"/>
         </w:rPr>
         <w:t>, Yuzhen</w:t>
       </w:r>
@@ -82,7 +84,7 @@
           <w:rFonts w:eastAsia="宋体" w:hint="eastAsia"/>
           <w:color w:val="505050"/>
           <w:sz w:val="26"/>
-          <w:lang w:eastAsia="zh-CN"/>
+          <w:lang w:val="fr-FR" w:eastAsia="zh-CN"/>
         </w:rPr>
         <w:t xml:space="preserve"> NI</w:t>
       </w:r>
@@ -91,10 +93,14 @@
       <w:pPr>
         <w:ind w:firstLine="440"/>
         <w:jc w:val="center"/>
+        <w:rPr>
+          <w:lang w:val="fr-FR"/>
+        </w:rPr>
       </w:pPr>
       <w:r>
         <w:rPr>
           <w:color w:val="787878"/>
+          <w:lang w:val="fr-FR"/>
         </w:rPr>
         <w:t>PSL M1 — March 2026</w:t>
       </w:r>
@@ -104,10 +110,13 @@
         <w:ind w:firstLine="440"/>
         <w:rPr>
           <w:rFonts w:eastAsia="宋体"/>
-          <w:lang w:eastAsia="zh-CN"/>
+          <w:lang w:val="fr-FR" w:eastAsia="zh-CN"/>
         </w:rPr>
       </w:pPr>
       <w:r>
+        <w:rPr>
+          <w:lang w:val="fr-FR"/>
+        </w:rPr>
         <w:br w:type="page"/>
       </w:r>
     </w:p>
@@ -171,7 +180,7 @@
           <w:r>
             <w:fldChar w:fldCharType="separate"/>
           </w:r>
-          <w:hyperlink w:anchor="_Toc226066306" w:history="1">
+          <w:hyperlink w:anchor="_Toc226130656" w:history="1">
             <w:r>
               <w:rPr>
                 <w:rStyle w:val="aff9"/>
@@ -198,7 +207,7 @@
                 <w:noProof/>
                 <w:webHidden/>
               </w:rPr>
-              <w:instrText xml:space="preserve"> PAGEREF _Toc226066306 \h </w:instrText>
+              <w:instrText xml:space="preserve"> PAGEREF _Toc226130656 \h </w:instrText>
             </w:r>
             <w:r>
               <w:rPr>
@@ -244,7 +253,7 @@
               <w14:ligatures w14:val="standardContextual"/>
             </w:rPr>
           </w:pPr>
-          <w:hyperlink w:anchor="_Toc226066307" w:history="1">
+          <w:hyperlink w:anchor="_Toc226130657" w:history="1">
             <w:r>
               <w:rPr>
                 <w:rStyle w:val="aff9"/>
@@ -271,7 +280,7 @@
                 <w:noProof/>
                 <w:webHidden/>
               </w:rPr>
-              <w:instrText xml:space="preserve"> PAGEREF _Toc226066307 \h </w:instrText>
+              <w:instrText xml:space="preserve"> PAGEREF _Toc226130657 \h </w:instrText>
             </w:r>
             <w:r>
               <w:rPr>
@@ -317,7 +326,7 @@
               <w14:ligatures w14:val="standardContextual"/>
             </w:rPr>
           </w:pPr>
-          <w:hyperlink w:anchor="_Toc226066308" w:history="1">
+          <w:hyperlink w:anchor="_Toc226130658" w:history="1">
             <w:r>
               <w:rPr>
                 <w:rStyle w:val="aff9"/>
@@ -344,7 +353,7 @@
                 <w:noProof/>
                 <w:webHidden/>
               </w:rPr>
-              <w:instrText xml:space="preserve"> PAGEREF _Toc226066308 \h </w:instrText>
+              <w:instrText xml:space="preserve"> PAGEREF _Toc226130658 \h </w:instrText>
             </w:r>
             <w:r>
               <w:rPr>
@@ -390,7 +399,7 @@
               <w14:ligatures w14:val="standardContextual"/>
             </w:rPr>
           </w:pPr>
-          <w:hyperlink w:anchor="_Toc226066309" w:history="1">
+          <w:hyperlink w:anchor="_Toc226130659" w:history="1">
             <w:r>
               <w:rPr>
                 <w:rStyle w:val="aff9"/>
@@ -417,7 +426,7 @@
                 <w:noProof/>
                 <w:webHidden/>
               </w:rPr>
-              <w:instrText xml:space="preserve"> PAGEREF _Toc226066309 \h </w:instrText>
+              <w:instrText xml:space="preserve"> PAGEREF _Toc226130659 \h </w:instrText>
             </w:r>
             <w:r>
               <w:rPr>
@@ -463,7 +472,7 @@
               <w14:ligatures w14:val="standardContextual"/>
             </w:rPr>
           </w:pPr>
-          <w:hyperlink w:anchor="_Toc226066310" w:history="1">
+          <w:hyperlink w:anchor="_Toc226130660" w:history="1">
             <w:r>
               <w:rPr>
                 <w:rStyle w:val="aff9"/>
@@ -490,7 +499,7 @@
                 <w:noProof/>
                 <w:webHidden/>
               </w:rPr>
-              <w:instrText xml:space="preserve"> PAGEREF _Toc226066310 \h </w:instrText>
+              <w:instrText xml:space="preserve"> PAGEREF _Toc226130660 \h </w:instrText>
             </w:r>
             <w:r>
               <w:rPr>
@@ -536,7 +545,7 @@
               <w14:ligatures w14:val="standardContextual"/>
             </w:rPr>
           </w:pPr>
-          <w:hyperlink w:anchor="_Toc226066311" w:history="1">
+          <w:hyperlink w:anchor="_Toc226130661" w:history="1">
             <w:r>
               <w:rPr>
                 <w:rStyle w:val="aff9"/>
@@ -563,7 +572,7 @@
                 <w:noProof/>
                 <w:webHidden/>
               </w:rPr>
-              <w:instrText xml:space="preserve"> PAGEREF _Toc226066311 \h </w:instrText>
+              <w:instrText xml:space="preserve"> PAGEREF _Toc226130661 \h </w:instrText>
             </w:r>
             <w:r>
               <w:rPr>
@@ -609,7 +618,7 @@
               <w14:ligatures w14:val="standardContextual"/>
             </w:rPr>
           </w:pPr>
-          <w:hyperlink w:anchor="_Toc226066312" w:history="1">
+          <w:hyperlink w:anchor="_Toc226130662" w:history="1">
             <w:r>
               <w:rPr>
                 <w:rStyle w:val="aff9"/>
@@ -636,7 +645,7 @@
                 <w:noProof/>
                 <w:webHidden/>
               </w:rPr>
-              <w:instrText xml:space="preserve"> PAGEREF _Toc226066312 \h </w:instrText>
+              <w:instrText xml:space="preserve"> PAGEREF _Toc226130662 \h </w:instrText>
             </w:r>
             <w:r>
               <w:rPr>
@@ -682,7 +691,7 @@
               <w14:ligatures w14:val="standardContextual"/>
             </w:rPr>
           </w:pPr>
-          <w:hyperlink w:anchor="_Toc226066313" w:history="1">
+          <w:hyperlink w:anchor="_Toc226130663" w:history="1">
             <w:r>
               <w:rPr>
                 <w:rStyle w:val="aff9"/>
@@ -709,7 +718,7 @@
                 <w:noProof/>
                 <w:webHidden/>
               </w:rPr>
-              <w:instrText xml:space="preserve"> PAGEREF _Toc226066313 \h </w:instrText>
+              <w:instrText xml:space="preserve"> PAGEREF _Toc226130663 \h </w:instrText>
             </w:r>
             <w:r>
               <w:rPr>
@@ -755,7 +764,7 @@
               <w14:ligatures w14:val="standardContextual"/>
             </w:rPr>
           </w:pPr>
-          <w:hyperlink w:anchor="_Toc226066314" w:history="1">
+          <w:hyperlink w:anchor="_Toc226130664" w:history="1">
             <w:r>
               <w:rPr>
                 <w:rStyle w:val="aff9"/>
@@ -782,7 +791,7 @@
                 <w:noProof/>
                 <w:webHidden/>
               </w:rPr>
-              <w:instrText xml:space="preserve"> PAGEREF _Toc226066314 \h </w:instrText>
+              <w:instrText xml:space="preserve"> PAGEREF _Toc226130664 \h </w:instrText>
             </w:r>
             <w:r>
               <w:rPr>
@@ -828,7 +837,7 @@
               <w14:ligatures w14:val="standardContextual"/>
             </w:rPr>
           </w:pPr>
-          <w:hyperlink w:anchor="_Toc226066315" w:history="1">
+          <w:hyperlink w:anchor="_Toc226130665" w:history="1">
             <w:r>
               <w:rPr>
                 <w:rStyle w:val="aff9"/>
@@ -855,7 +864,7 @@
                 <w:noProof/>
                 <w:webHidden/>
               </w:rPr>
-              <w:instrText xml:space="preserve"> PAGEREF _Toc226066315 \h </w:instrText>
+              <w:instrText xml:space="preserve"> PAGEREF _Toc226130665 \h </w:instrText>
             </w:r>
             <w:r>
               <w:rPr>
@@ -901,7 +910,7 @@
               <w14:ligatures w14:val="standardContextual"/>
             </w:rPr>
           </w:pPr>
-          <w:hyperlink w:anchor="_Toc226066316" w:history="1">
+          <w:hyperlink w:anchor="_Toc226130666" w:history="1">
             <w:r>
               <w:rPr>
                 <w:rStyle w:val="aff9"/>
@@ -928,7 +937,7 @@
                 <w:noProof/>
                 <w:webHidden/>
               </w:rPr>
-              <w:instrText xml:space="preserve"> PAGEREF _Toc226066316 \h </w:instrText>
+              <w:instrText xml:space="preserve"> PAGEREF _Toc226130666 \h </w:instrText>
             </w:r>
             <w:r>
               <w:rPr>
@@ -974,7 +983,7 @@
               <w14:ligatures w14:val="standardContextual"/>
             </w:rPr>
           </w:pPr>
-          <w:hyperlink w:anchor="_Toc226066317" w:history="1">
+          <w:hyperlink w:anchor="_Toc226130667" w:history="1">
             <w:r>
               <w:rPr>
                 <w:rStyle w:val="aff9"/>
@@ -1001,7 +1010,7 @@
                 <w:noProof/>
                 <w:webHidden/>
               </w:rPr>
-              <w:instrText xml:space="preserve"> PAGEREF _Toc226066317 \h </w:instrText>
+              <w:instrText xml:space="preserve"> PAGEREF _Toc226130667 \h </w:instrText>
             </w:r>
             <w:r>
               <w:rPr>
@@ -1047,7 +1056,7 @@
               <w14:ligatures w14:val="standardContextual"/>
             </w:rPr>
           </w:pPr>
-          <w:hyperlink w:anchor="_Toc226066318" w:history="1">
+          <w:hyperlink w:anchor="_Toc226130668" w:history="1">
             <w:r>
               <w:rPr>
                 <w:rStyle w:val="aff9"/>
@@ -1074,7 +1083,7 @@
                 <w:noProof/>
                 <w:webHidden/>
               </w:rPr>
-              <w:instrText xml:space="preserve"> PAGEREF _Toc226066318 \h </w:instrText>
+              <w:instrText xml:space="preserve"> PAGEREF _Toc226130668 \h </w:instrText>
             </w:r>
             <w:r>
               <w:rPr>
@@ -1120,7 +1129,7 @@
               <w14:ligatures w14:val="standardContextual"/>
             </w:rPr>
           </w:pPr>
-          <w:hyperlink w:anchor="_Toc226066319" w:history="1">
+          <w:hyperlink w:anchor="_Toc226130669" w:history="1">
             <w:r>
               <w:rPr>
                 <w:rStyle w:val="aff9"/>
@@ -1147,7 +1156,7 @@
                 <w:noProof/>
                 <w:webHidden/>
               </w:rPr>
-              <w:instrText xml:space="preserve"> PAGEREF _Toc226066319 \h </w:instrText>
+              <w:instrText xml:space="preserve"> PAGEREF _Toc226130669 \h </w:instrText>
             </w:r>
             <w:r>
               <w:rPr>
@@ -1193,7 +1202,7 @@
               <w14:ligatures w14:val="standardContextual"/>
             </w:rPr>
           </w:pPr>
-          <w:hyperlink w:anchor="_Toc226066320" w:history="1">
+          <w:hyperlink w:anchor="_Toc226130670" w:history="1">
             <w:r>
               <w:rPr>
                 <w:rStyle w:val="aff9"/>
@@ -1220,7 +1229,7 @@
                 <w:noProof/>
                 <w:webHidden/>
               </w:rPr>
-              <w:instrText xml:space="preserve"> PAGEREF _Toc226066320 \h </w:instrText>
+              <w:instrText xml:space="preserve"> PAGEREF _Toc226130670 \h </w:instrText>
             </w:r>
             <w:r>
               <w:rPr>
@@ -1266,12 +1275,11 @@
               <w14:ligatures w14:val="standardContextual"/>
             </w:rPr>
           </w:pPr>
-          <w:hyperlink w:anchor="_Toc226066321" w:history="1">
+          <w:hyperlink w:anchor="_Toc226130671" w:history="1">
             <w:r>
               <w:rPr>
                 <w:rStyle w:val="aff9"/>
                 <w:noProof/>
-                <w:lang w:val="fr-FR"/>
               </w:rPr>
               <w:t>5.</w:t>
             </w:r>
@@ -1280,7 +1288,7 @@
                 <w:rStyle w:val="aff9"/>
                 <w:rFonts w:eastAsia="宋体"/>
                 <w:noProof/>
-                <w:lang w:val="fr-FR" w:eastAsia="zh-CN"/>
+                <w:lang w:eastAsia="zh-CN"/>
               </w:rPr>
               <w:t>3</w:t>
             </w:r>
@@ -1288,7 +1296,6 @@
               <w:rPr>
                 <w:rStyle w:val="aff9"/>
                 <w:noProof/>
-                <w:lang w:val="fr-FR"/>
               </w:rPr>
               <w:t xml:space="preserve">  k=2 vs Failure / Non-Failure</w:t>
             </w:r>
@@ -1311,7 +1318,7 @@
                 <w:noProof/>
                 <w:webHidden/>
               </w:rPr>
-              <w:instrText xml:space="preserve"> PAGEREF _Toc226066321 \h </w:instrText>
+              <w:instrText xml:space="preserve"> PAGEREF _Toc226130671 \h </w:instrText>
             </w:r>
             <w:r>
               <w:rPr>
@@ -1357,7 +1364,7 @@
               <w14:ligatures w14:val="standardContextual"/>
             </w:rPr>
           </w:pPr>
-          <w:hyperlink w:anchor="_Toc226066322" w:history="1">
+          <w:hyperlink w:anchor="_Toc226130672" w:history="1">
             <w:r>
               <w:rPr>
                 <w:rStyle w:val="aff9"/>
@@ -1400,7 +1407,7 @@
                 <w:noProof/>
                 <w:webHidden/>
               </w:rPr>
-              <w:instrText xml:space="preserve"> PAGEREF _Toc226066322 \h </w:instrText>
+              <w:instrText xml:space="preserve"> PAGEREF _Toc226130672 \h </w:instrText>
             </w:r>
             <w:r>
               <w:rPr>
@@ -1420,7 +1427,7 @@
                 <w:noProof/>
                 <w:webHidden/>
               </w:rPr>
-              <w:t>10</w:t>
+              <w:t>11</w:t>
             </w:r>
             <w:r>
               <w:rPr>
@@ -1446,7 +1453,7 @@
               <w14:ligatures w14:val="standardContextual"/>
             </w:rPr>
           </w:pPr>
-          <w:hyperlink w:anchor="_Toc226066323" w:history="1">
+          <w:hyperlink w:anchor="_Toc226130673" w:history="1">
             <w:r>
               <w:rPr>
                 <w:rStyle w:val="aff9"/>
@@ -1489,7 +1496,7 @@
                 <w:noProof/>
                 <w:webHidden/>
               </w:rPr>
-              <w:instrText xml:space="preserve"> PAGEREF _Toc226066323 \h </w:instrText>
+              <w:instrText xml:space="preserve"> PAGEREF _Toc226130673 \h </w:instrText>
             </w:r>
             <w:r>
               <w:rPr>
@@ -1535,7 +1542,7 @@
               <w14:ligatures w14:val="standardContextual"/>
             </w:rPr>
           </w:pPr>
-          <w:hyperlink w:anchor="_Toc226066324" w:history="1">
+          <w:hyperlink w:anchor="_Toc226130674" w:history="1">
             <w:r>
               <w:rPr>
                 <w:rStyle w:val="aff9"/>
@@ -1562,7 +1569,7 @@
                 <w:noProof/>
                 <w:webHidden/>
               </w:rPr>
-              <w:instrText xml:space="preserve"> PAGEREF _Toc226066324 \h </w:instrText>
+              <w:instrText xml:space="preserve"> PAGEREF _Toc226130674 \h </w:instrText>
             </w:r>
             <w:r>
               <w:rPr>
@@ -1582,7 +1589,7 @@
                 <w:noProof/>
                 <w:webHidden/>
               </w:rPr>
-              <w:t>11</w:t>
+              <w:t>12</w:t>
             </w:r>
             <w:r>
               <w:rPr>
@@ -1608,7 +1615,7 @@
               <w14:ligatures w14:val="standardContextual"/>
             </w:rPr>
           </w:pPr>
-          <w:hyperlink w:anchor="_Toc226066325" w:history="1">
+          <w:hyperlink w:anchor="_Toc226130675" w:history="1">
             <w:r>
               <w:rPr>
                 <w:rStyle w:val="aff9"/>
@@ -1635,7 +1642,7 @@
                 <w:noProof/>
                 <w:webHidden/>
               </w:rPr>
-              <w:instrText xml:space="preserve"> PAGEREF _Toc226066325 \h </w:instrText>
+              <w:instrText xml:space="preserve"> PAGEREF _Toc226130675 \h </w:instrText>
             </w:r>
             <w:r>
               <w:rPr>
@@ -1655,7 +1662,7 @@
                 <w:noProof/>
                 <w:webHidden/>
               </w:rPr>
-              <w:t>12</w:t>
+              <w:t>13</w:t>
             </w:r>
             <w:r>
               <w:rPr>
@@ -1721,7 +1728,7 @@
       <w:pPr>
         <w:pStyle w:val="1"/>
       </w:pPr>
-      <w:bookmarkStart w:id="0" w:name="_Toc226066306"/>
+      <w:bookmarkStart w:id="0" w:name="_Toc226130656"/>
       <w:r>
         <w:lastRenderedPageBreak/>
         <w:t>Introduction</w:t>
@@ -1791,14 +1798,9 @@
       <w:pPr>
         <w:pStyle w:val="1"/>
       </w:pPr>
-      <w:bookmarkStart w:id="1" w:name="_Toc226066307"/>
-      <w:proofErr w:type="gramStart"/>
+      <w:bookmarkStart w:id="1" w:name="_Toc226130657"/>
       <w:r>
-        <w:t>1  Dataset</w:t>
-      </w:r>
-      <w:proofErr w:type="gramEnd"/>
-      <w:r>
-        <w:t xml:space="preserve"> Description</w:t>
+        <w:t>1  Dataset Description</w:t>
       </w:r>
       <w:bookmarkEnd w:id="1"/>
     </w:p>
@@ -1901,14 +1903,12 @@
               <w:ind w:firstLine="400"/>
               <w:jc w:val="center"/>
             </w:pPr>
-            <w:proofErr w:type="spellStart"/>
             <w:r>
               <w:rPr>
                 <w:sz w:val="20"/>
               </w:rPr>
               <w:t>funding_rounds</w:t>
             </w:r>
-            <w:proofErr w:type="spellEnd"/>
           </w:p>
         </w:tc>
         <w:tc>
@@ -1959,14 +1959,12 @@
               <w:ind w:firstLine="400"/>
               <w:jc w:val="center"/>
             </w:pPr>
-            <w:proofErr w:type="spellStart"/>
             <w:r>
               <w:rPr>
                 <w:sz w:val="20"/>
               </w:rPr>
               <w:t>founder_experience_years</w:t>
             </w:r>
-            <w:proofErr w:type="spellEnd"/>
           </w:p>
         </w:tc>
         <w:tc>
@@ -2017,14 +2015,12 @@
               <w:ind w:firstLine="400"/>
               <w:jc w:val="center"/>
             </w:pPr>
-            <w:proofErr w:type="spellStart"/>
             <w:r>
               <w:rPr>
                 <w:sz w:val="20"/>
               </w:rPr>
               <w:t>team_size</w:t>
             </w:r>
-            <w:proofErr w:type="spellEnd"/>
           </w:p>
         </w:tc>
         <w:tc>
@@ -2075,14 +2071,12 @@
               <w:ind w:firstLine="400"/>
               <w:jc w:val="center"/>
             </w:pPr>
-            <w:proofErr w:type="spellStart"/>
             <w:r>
               <w:rPr>
                 <w:sz w:val="20"/>
               </w:rPr>
               <w:t>market_size_billion</w:t>
             </w:r>
-            <w:proofErr w:type="spellEnd"/>
           </w:p>
         </w:tc>
         <w:tc>
@@ -2133,14 +2127,12 @@
               <w:ind w:firstLine="400"/>
               <w:jc w:val="center"/>
             </w:pPr>
-            <w:proofErr w:type="spellStart"/>
             <w:r>
               <w:rPr>
                 <w:sz w:val="20"/>
               </w:rPr>
               <w:t>product_traction_users</w:t>
             </w:r>
-            <w:proofErr w:type="spellEnd"/>
           </w:p>
         </w:tc>
         <w:tc>
@@ -2191,14 +2183,12 @@
               <w:ind w:firstLine="400"/>
               <w:jc w:val="center"/>
             </w:pPr>
-            <w:proofErr w:type="spellStart"/>
             <w:r>
               <w:rPr>
                 <w:sz w:val="20"/>
               </w:rPr>
               <w:t>burn_rate_million</w:t>
             </w:r>
-            <w:proofErr w:type="spellEnd"/>
           </w:p>
         </w:tc>
         <w:tc>
@@ -2249,14 +2239,12 @@
               <w:ind w:firstLine="400"/>
               <w:jc w:val="center"/>
             </w:pPr>
-            <w:proofErr w:type="spellStart"/>
             <w:r>
               <w:rPr>
                 <w:sz w:val="20"/>
               </w:rPr>
               <w:t>revenue_million</w:t>
             </w:r>
-            <w:proofErr w:type="spellEnd"/>
           </w:p>
         </w:tc>
         <w:tc>
@@ -2307,14 +2295,12 @@
               <w:ind w:firstLine="400"/>
               <w:jc w:val="center"/>
             </w:pPr>
-            <w:proofErr w:type="spellStart"/>
             <w:r>
               <w:rPr>
                 <w:sz w:val="20"/>
               </w:rPr>
               <w:t>investor_type</w:t>
             </w:r>
-            <w:proofErr w:type="spellEnd"/>
           </w:p>
         </w:tc>
         <w:tc>
@@ -2421,14 +2407,12 @@
               <w:ind w:firstLine="400"/>
               <w:jc w:val="center"/>
             </w:pPr>
-            <w:proofErr w:type="spellStart"/>
             <w:r>
               <w:rPr>
                 <w:sz w:val="20"/>
               </w:rPr>
               <w:t>founder_background</w:t>
             </w:r>
-            <w:proofErr w:type="spellEnd"/>
           </w:p>
         </w:tc>
         <w:tc>
@@ -2461,44 +2445,8 @@
               <w:rPr>
                 <w:sz w:val="20"/>
               </w:rPr>
-              <w:t xml:space="preserve">academic / </w:t>
-            </w:r>
-            <w:proofErr w:type="spellStart"/>
-            <w:r>
-              <w:rPr>
-                <w:sz w:val="20"/>
-              </w:rPr>
-              <w:t>first_time</w:t>
-            </w:r>
-            <w:proofErr w:type="spellEnd"/>
-            <w:r>
-              <w:rPr>
-                <w:sz w:val="20"/>
-              </w:rPr>
-              <w:t xml:space="preserve"> / </w:t>
-            </w:r>
-            <w:proofErr w:type="spellStart"/>
-            <w:r>
-              <w:rPr>
-                <w:sz w:val="20"/>
-              </w:rPr>
-              <w:t>ex_bigtech</w:t>
-            </w:r>
-            <w:proofErr w:type="spellEnd"/>
-            <w:r>
-              <w:rPr>
-                <w:sz w:val="20"/>
-              </w:rPr>
-              <w:t xml:space="preserve"> / </w:t>
-            </w:r>
-            <w:proofErr w:type="spellStart"/>
-            <w:r>
-              <w:rPr>
-                <w:sz w:val="20"/>
-              </w:rPr>
-              <w:t>serial_founder</w:t>
-            </w:r>
-            <w:proofErr w:type="spellEnd"/>
+              <w:t>academic / first_time / ex_bigtech / serial_founder</w:t>
+            </w:r>
           </w:p>
         </w:tc>
       </w:tr>
@@ -2583,13 +2531,10 @@
       <w:pPr>
         <w:pStyle w:val="1"/>
       </w:pPr>
-      <w:bookmarkStart w:id="2" w:name="_Toc226066308"/>
+      <w:bookmarkStart w:id="2" w:name="_Toc226130658"/>
       <w:r>
         <w:lastRenderedPageBreak/>
-        <w:t>2 Exploratory</w:t>
-      </w:r>
-      <w:r>
-        <w:t xml:space="preserve"> Data Analysis</w:t>
+        <w:t>2 Exploratory Data Analysis</w:t>
       </w:r>
       <w:bookmarkEnd w:id="2"/>
     </w:p>
@@ -2598,14 +2543,9 @@
         <w:pStyle w:val="21"/>
         <w:ind w:firstLine="522"/>
       </w:pPr>
-      <w:bookmarkStart w:id="3" w:name="_Toc226066309"/>
-      <w:proofErr w:type="gramStart"/>
+      <w:bookmarkStart w:id="3" w:name="_Toc226130659"/>
       <w:r>
-        <w:t>2.1  Class</w:t>
-      </w:r>
-      <w:proofErr w:type="gramEnd"/>
-      <w:r>
-        <w:t xml:space="preserve"> Distribution</w:t>
+        <w:t>2.1  Class Distribution</w:t>
       </w:r>
       <w:bookmarkEnd w:id="3"/>
     </w:p>
@@ -2883,14 +2823,9 @@
         <w:pStyle w:val="21"/>
         <w:ind w:firstLine="522"/>
       </w:pPr>
-      <w:bookmarkStart w:id="4" w:name="_Toc226066310"/>
-      <w:proofErr w:type="gramStart"/>
+      <w:bookmarkStart w:id="4" w:name="_Toc226130660"/>
       <w:r>
-        <w:t>2.2  Feature</w:t>
-      </w:r>
-      <w:proofErr w:type="gramEnd"/>
-      <w:r>
-        <w:t xml:space="preserve"> Distributions and Skewness</w:t>
+        <w:t>2.2  Feature Distributions and Skewness</w:t>
       </w:r>
       <w:bookmarkEnd w:id="4"/>
     </w:p>
@@ -2900,60 +2835,60 @@
         <w:ind w:firstLine="440"/>
       </w:pPr>
       <w:r>
-        <w:t xml:space="preserve">Histograms reveal that several numerical features have right-skewed distributions, as quantified in Table 3. In particular, </w:t>
+        <w:t xml:space="preserve">Histograms </w:t>
       </w:r>
-      <w:proofErr w:type="spellStart"/>
+      <w:r>
+        <w:rPr>
+          <w:rFonts w:eastAsia="宋体" w:hint="eastAsia"/>
+          <w:lang w:eastAsia="zh-CN"/>
+        </w:rPr>
+        <w:t xml:space="preserve">in Notebook </w:t>
+      </w:r>
+      <w:r>
+        <w:t xml:space="preserve">reveal that several numerical features have right-skewed distributions, as quantified in Table 3. In particular, </w:t>
+      </w:r>
       <w:r>
         <w:rPr>
           <w:b/>
         </w:rPr>
         <w:t>market_size_billion</w:t>
       </w:r>
-      <w:proofErr w:type="spellEnd"/>
       <w:r>
         <w:t xml:space="preserve"> (skewness = 5.26) and </w:t>
       </w:r>
-      <w:proofErr w:type="spellStart"/>
       <w:r>
         <w:rPr>
           <w:b/>
         </w:rPr>
         <w:t>burn_rate_million</w:t>
       </w:r>
-      <w:proofErr w:type="spellEnd"/>
       <w:r>
         <w:t xml:space="preserve"> (skewness = 3.35) are heavily skewed, while </w:t>
       </w:r>
-      <w:proofErr w:type="spellStart"/>
       <w:r>
         <w:rPr>
           <w:b/>
         </w:rPr>
         <w:t>revenue_million</w:t>
       </w:r>
-      <w:proofErr w:type="spellEnd"/>
       <w:r>
         <w:t xml:space="preserve"> shows moderate skewness (1.25). Features such as </w:t>
       </w:r>
-      <w:proofErr w:type="spellStart"/>
       <w:r>
         <w:rPr>
           <w:b/>
         </w:rPr>
         <w:t>founder_experience_years</w:t>
       </w:r>
-      <w:proofErr w:type="spellEnd"/>
       <w:r>
         <w:t xml:space="preserve"> and </w:t>
       </w:r>
-      <w:proofErr w:type="spellStart"/>
       <w:r>
         <w:rPr>
           <w:b/>
         </w:rPr>
         <w:t>team_size</w:t>
       </w:r>
-      <w:proofErr w:type="spellEnd"/>
       <w:r>
         <w:t xml:space="preserve"> are approximately symmetric (skewness ≈ 0).</w:t>
       </w:r>
@@ -3042,14 +2977,12 @@
               <w:ind w:firstLine="400"/>
               <w:jc w:val="center"/>
             </w:pPr>
-            <w:proofErr w:type="spellStart"/>
             <w:r>
               <w:rPr>
                 <w:sz w:val="20"/>
               </w:rPr>
               <w:t>funding_rounds</w:t>
             </w:r>
-            <w:proofErr w:type="spellEnd"/>
           </w:p>
         </w:tc>
         <w:tc>
@@ -3100,14 +3033,12 @@
               <w:ind w:firstLine="400"/>
               <w:jc w:val="center"/>
             </w:pPr>
-            <w:proofErr w:type="spellStart"/>
             <w:r>
               <w:rPr>
                 <w:sz w:val="20"/>
               </w:rPr>
               <w:t>founder_experience_years</w:t>
             </w:r>
-            <w:proofErr w:type="spellEnd"/>
           </w:p>
         </w:tc>
         <w:tc>
@@ -3158,14 +3089,12 @@
               <w:ind w:firstLine="400"/>
               <w:jc w:val="center"/>
             </w:pPr>
-            <w:proofErr w:type="spellStart"/>
             <w:r>
               <w:rPr>
                 <w:sz w:val="20"/>
               </w:rPr>
               <w:t>team_size</w:t>
             </w:r>
-            <w:proofErr w:type="spellEnd"/>
           </w:p>
         </w:tc>
         <w:tc>
@@ -3216,14 +3145,12 @@
               <w:ind w:firstLine="400"/>
               <w:jc w:val="center"/>
             </w:pPr>
-            <w:proofErr w:type="spellStart"/>
             <w:r>
               <w:rPr>
                 <w:sz w:val="20"/>
               </w:rPr>
               <w:t>market_size_billion</w:t>
             </w:r>
-            <w:proofErr w:type="spellEnd"/>
           </w:p>
         </w:tc>
         <w:tc>
@@ -3274,14 +3201,12 @@
               <w:ind w:firstLine="400"/>
               <w:jc w:val="center"/>
             </w:pPr>
-            <w:proofErr w:type="spellStart"/>
             <w:r>
               <w:rPr>
                 <w:sz w:val="20"/>
               </w:rPr>
               <w:t>product_traction_users</w:t>
             </w:r>
-            <w:proofErr w:type="spellEnd"/>
           </w:p>
         </w:tc>
         <w:tc>
@@ -3332,14 +3257,12 @@
               <w:ind w:firstLine="400"/>
               <w:jc w:val="center"/>
             </w:pPr>
-            <w:proofErr w:type="spellStart"/>
             <w:r>
               <w:rPr>
                 <w:sz w:val="20"/>
               </w:rPr>
               <w:t>burn_rate_million</w:t>
             </w:r>
-            <w:proofErr w:type="spellEnd"/>
           </w:p>
         </w:tc>
         <w:tc>
@@ -3390,14 +3313,12 @@
               <w:ind w:firstLine="400"/>
               <w:jc w:val="center"/>
             </w:pPr>
-            <w:proofErr w:type="spellStart"/>
             <w:r>
               <w:rPr>
                 <w:sz w:val="20"/>
               </w:rPr>
               <w:t>revenue_million</w:t>
             </w:r>
-            <w:proofErr w:type="spellEnd"/>
           </w:p>
         </w:tc>
         <w:tc>
@@ -3460,14 +3381,9 @@
         <w:pStyle w:val="21"/>
         <w:ind w:firstLine="522"/>
       </w:pPr>
-      <w:bookmarkStart w:id="5" w:name="_Toc226066311"/>
-      <w:proofErr w:type="gramStart"/>
+      <w:bookmarkStart w:id="5" w:name="_Toc226130661"/>
       <w:r>
-        <w:t>2.3  Feature</w:t>
-      </w:r>
-      <w:proofErr w:type="gramEnd"/>
-      <w:r>
-        <w:t xml:space="preserve"> Quality Analysis</w:t>
+        <w:t>2.3  Feature Quality Analysis</w:t>
       </w:r>
       <w:bookmarkEnd w:id="5"/>
     </w:p>
@@ -3487,39 +3403,7 @@
         <w:t>*</w:t>
       </w:r>
       <w:r>
-        <w:t xml:space="preserve"> between each numerical feature and the target (encoded ordinally). The results, shown in Table 4, reveal that only </w:t>
-      </w:r>
-      <w:proofErr w:type="spellStart"/>
-      <w:r>
-        <w:t>revenue_million</w:t>
-      </w:r>
-      <w:proofErr w:type="spellEnd"/>
-      <w:r>
-        <w:t xml:space="preserve"> (r = −0.34) and </w:t>
-      </w:r>
-      <w:proofErr w:type="spellStart"/>
-      <w:r>
-        <w:t>product_traction_users</w:t>
-      </w:r>
-      <w:proofErr w:type="spellEnd"/>
-      <w:r>
-        <w:t xml:space="preserve"> (r = −0.32) carry meaningful signal. The remaining five features — notably </w:t>
-      </w:r>
-      <w:proofErr w:type="spellStart"/>
-      <w:r>
-        <w:t>market_size_billion</w:t>
-      </w:r>
-      <w:proofErr w:type="spellEnd"/>
-      <w:r>
-        <w:t xml:space="preserve"> (r = 0.001) and </w:t>
-      </w:r>
-      <w:proofErr w:type="spellStart"/>
-      <w:r>
-        <w:t>burn_rate_million</w:t>
-      </w:r>
-      <w:proofErr w:type="spellEnd"/>
-      <w:r>
-        <w:t xml:space="preserve"> (r = −0.001) — are essentially noise.</w:t>
+        <w:t xml:space="preserve"> between each numerical feature and the target (encoded ordinally). The results, shown in Table 4, reveal that only revenue_million (r = −0.34) and product_traction_users (r = −0.32) carry meaningful signal. The remaining five features — notably market_size_billion (r = 0.001) and burn_rate_million (r = −0.001) — are essentially noise.</w:t>
       </w:r>
     </w:p>
     <w:tbl>
@@ -3606,14 +3490,12 @@
               <w:ind w:firstLine="400"/>
               <w:jc w:val="center"/>
             </w:pPr>
-            <w:proofErr w:type="spellStart"/>
             <w:r>
               <w:rPr>
                 <w:sz w:val="20"/>
               </w:rPr>
               <w:t>revenue_million</w:t>
             </w:r>
-            <w:proofErr w:type="spellEnd"/>
           </w:p>
         </w:tc>
         <w:tc>
@@ -3664,14 +3546,12 @@
               <w:ind w:firstLine="400"/>
               <w:jc w:val="center"/>
             </w:pPr>
-            <w:proofErr w:type="spellStart"/>
             <w:r>
               <w:rPr>
                 <w:sz w:val="20"/>
               </w:rPr>
               <w:t>product_traction_users</w:t>
             </w:r>
-            <w:proofErr w:type="spellEnd"/>
           </w:p>
         </w:tc>
         <w:tc>
@@ -3722,14 +3602,12 @@
               <w:ind w:firstLine="400"/>
               <w:jc w:val="center"/>
             </w:pPr>
-            <w:proofErr w:type="spellStart"/>
             <w:r>
               <w:rPr>
                 <w:sz w:val="20"/>
               </w:rPr>
               <w:t>funding_rounds</w:t>
             </w:r>
-            <w:proofErr w:type="spellEnd"/>
           </w:p>
         </w:tc>
         <w:tc>
@@ -3780,14 +3658,12 @@
               <w:ind w:firstLine="400"/>
               <w:jc w:val="center"/>
             </w:pPr>
-            <w:proofErr w:type="spellStart"/>
             <w:r>
               <w:rPr>
                 <w:sz w:val="20"/>
               </w:rPr>
               <w:t>founder_experience_years</w:t>
             </w:r>
-            <w:proofErr w:type="spellEnd"/>
           </w:p>
         </w:tc>
         <w:tc>
@@ -3838,14 +3714,12 @@
               <w:ind w:firstLine="400"/>
               <w:jc w:val="center"/>
             </w:pPr>
-            <w:proofErr w:type="spellStart"/>
             <w:r>
               <w:rPr>
                 <w:sz w:val="20"/>
               </w:rPr>
               <w:t>team_size</w:t>
             </w:r>
-            <w:proofErr w:type="spellEnd"/>
           </w:p>
         </w:tc>
         <w:tc>
@@ -3896,14 +3770,12 @@
               <w:ind w:firstLine="400"/>
               <w:jc w:val="center"/>
             </w:pPr>
-            <w:proofErr w:type="spellStart"/>
             <w:r>
               <w:rPr>
                 <w:sz w:val="20"/>
               </w:rPr>
               <w:t>burn_rate_million</w:t>
             </w:r>
-            <w:proofErr w:type="spellEnd"/>
           </w:p>
         </w:tc>
         <w:tc>
@@ -3954,14 +3826,12 @@
               <w:ind w:firstLine="400"/>
               <w:jc w:val="center"/>
             </w:pPr>
-            <w:proofErr w:type="spellStart"/>
             <w:r>
               <w:rPr>
                 <w:sz w:val="20"/>
               </w:rPr>
               <w:t>market_size_billion</w:t>
             </w:r>
-            <w:proofErr w:type="spellEnd"/>
           </w:p>
         </w:tc>
         <w:tc>
@@ -4022,23 +3892,7 @@
       </w:pPr>
       <w:r>
         <w:lastRenderedPageBreak/>
-        <w:t xml:space="preserve">Furthermore, the maximum inter-feature Pearson correlation is 0.714 (between </w:t>
-      </w:r>
-      <w:proofErr w:type="spellStart"/>
-      <w:r>
-        <w:t>revenue_million</w:t>
-      </w:r>
-      <w:proofErr w:type="spellEnd"/>
-      <w:r>
-        <w:t xml:space="preserve"> and </w:t>
-      </w:r>
-      <w:proofErr w:type="spellStart"/>
-      <w:r>
-        <w:t>product_traction_users</w:t>
-      </w:r>
-      <w:proofErr w:type="spellEnd"/>
-      <w:r>
-        <w:t>), but most pairs are near zero. This absence of natural structure limits the discriminative power of all models trained on this data.</w:t>
+        <w:t>Furthermore, the maximum inter-feature Pearson correlation is 0.714 (between revenue_million and product_traction_users), but most pairs are near zero. This absence of natural structure limits the discriminative power of all models trained on this data.</w:t>
       </w:r>
     </w:p>
     <w:p>
@@ -4050,7 +3904,7 @@
       <w:pPr>
         <w:pStyle w:val="1"/>
       </w:pPr>
-      <w:bookmarkStart w:id="6" w:name="_Toc226066312"/>
+      <w:bookmarkStart w:id="6" w:name="_Toc226130662"/>
       <w:r>
         <w:t>3 Preprocessing</w:t>
       </w:r>
@@ -4062,23 +3916,7 @@
         <w:ind w:firstLine="440"/>
       </w:pPr>
       <w:r>
-        <w:t>We built a modular preprocessing pipeline using scikit-</w:t>
-      </w:r>
-      <w:proofErr w:type="spellStart"/>
-      <w:r>
-        <w:t>learn's</w:t>
-      </w:r>
-      <w:proofErr w:type="spellEnd"/>
-      <w:r>
-        <w:t xml:space="preserve"> Pipeline and </w:t>
-      </w:r>
-      <w:proofErr w:type="spellStart"/>
-      <w:r>
-        <w:t>ColumnTransformer</w:t>
-      </w:r>
-      <w:proofErr w:type="spellEnd"/>
-      <w:r>
-        <w:t xml:space="preserve"> (following the TD07 pattern), which ensures identical transformations are applied at training and inference time with no data leakage.</w:t>
+        <w:t>We built a modular preprocessing pipeline using scikit-learn's Pipeline and ColumnTransformer (following the TD07 pattern), which ensures identical transformations are applied at training and inference time with no data leakage.</w:t>
       </w:r>
     </w:p>
     <w:p>
@@ -4093,15 +3931,7 @@
         <w:t>Numerical features</w:t>
       </w:r>
       <w:r>
-        <w:t xml:space="preserve"> were transformed with log1p (to reduce skewness) followed by </w:t>
-      </w:r>
-      <w:proofErr w:type="spellStart"/>
-      <w:r>
-        <w:t>StandardScaler</w:t>
-      </w:r>
-      <w:proofErr w:type="spellEnd"/>
-      <w:r>
-        <w:t xml:space="preserve"> (zero mean, unit variance). </w:t>
+        <w:t xml:space="preserve"> were transformed with log1p (to reduce skewness) followed by StandardScaler (zero mean, unit variance). </w:t>
       </w:r>
       <w:r>
         <w:rPr>
@@ -4110,31 +3940,7 @@
         <w:t>Categorical features</w:t>
       </w:r>
       <w:r>
-        <w:t xml:space="preserve"> (</w:t>
-      </w:r>
-      <w:proofErr w:type="spellStart"/>
-      <w:r>
-        <w:t>investor_type</w:t>
-      </w:r>
-      <w:proofErr w:type="spellEnd"/>
-      <w:r>
-        <w:t xml:space="preserve">, sector, </w:t>
-      </w:r>
-      <w:proofErr w:type="spellStart"/>
-      <w:r>
-        <w:t>founder_background</w:t>
-      </w:r>
-      <w:proofErr w:type="spellEnd"/>
-      <w:r>
-        <w:t xml:space="preserve">) were encoded with </w:t>
-      </w:r>
-      <w:proofErr w:type="spellStart"/>
-      <w:r>
-        <w:t>OrdinalEncoder</w:t>
-      </w:r>
-      <w:proofErr w:type="spellEnd"/>
-      <w:r>
-        <w:t>, assigning an integer rank to each category. The dataset was split 80/20 into training (80,000 samples) and test sets (20,000 samples) using stratified sampling to preserve class proportions.</w:t>
+        <w:t xml:space="preserve"> (investor_type, sector, founder_background) were encoded with OrdinalEncoder, assigning an integer rank to each category. The dataset was split 80/20 into training (80,000 samples) and test sets (20,000 samples) using stratified sampling to preserve class proportions.</w:t>
       </w:r>
     </w:p>
     <w:p>
@@ -4146,12 +3952,9 @@
       <w:pPr>
         <w:pStyle w:val="1"/>
       </w:pPr>
-      <w:bookmarkStart w:id="7" w:name="_Toc226066313"/>
+      <w:bookmarkStart w:id="7" w:name="_Toc226130663"/>
       <w:r>
-        <w:t>4 Supervised</w:t>
-      </w:r>
-      <w:r>
-        <w:t xml:space="preserve"> Learning</w:t>
+        <w:t>4 Supervised Learning</w:t>
       </w:r>
       <w:bookmarkEnd w:id="7"/>
     </w:p>
@@ -4161,47 +3964,7 @@
         <w:ind w:firstLine="440"/>
       </w:pPr>
       <w:r>
-        <w:t xml:space="preserve">We evaluated four classifiers: k-Nearest </w:t>
-      </w:r>
-      <w:proofErr w:type="spellStart"/>
-      <w:r>
-        <w:t>Neighbours</w:t>
-      </w:r>
-      <w:proofErr w:type="spellEnd"/>
-      <w:r>
-        <w:t xml:space="preserve"> (k-NN), Decision Tree, Logistic Regression, and Linear Discriminant Analysis (LDA). k-NN and Decision Tree were tuned via </w:t>
-      </w:r>
-      <w:proofErr w:type="spellStart"/>
-      <w:r>
-        <w:t>GridSearchCV</w:t>
-      </w:r>
-      <w:proofErr w:type="spellEnd"/>
-      <w:r>
-        <w:t xml:space="preserve"> with 5-fold </w:t>
-      </w:r>
-      <w:proofErr w:type="spellStart"/>
-      <w:r>
-        <w:t>StratifiedKFold</w:t>
-      </w:r>
-      <w:proofErr w:type="spellEnd"/>
-      <w:r>
-        <w:t xml:space="preserve">. Logistic Regression and LDA were evaluated directly with </w:t>
-      </w:r>
-      <w:proofErr w:type="spellStart"/>
-      <w:r>
-        <w:t>cross_val_score</w:t>
-      </w:r>
-      <w:proofErr w:type="spellEnd"/>
-      <w:r>
-        <w:t xml:space="preserve"> (no hyperparameter grid), following the course approach: LR uses </w:t>
-      </w:r>
-      <w:proofErr w:type="spellStart"/>
-      <w:r>
-        <w:t>max_iter</w:t>
-      </w:r>
-      <w:proofErr w:type="spellEnd"/>
-      <w:r>
-        <w:t xml:space="preserve">=1000 with default </w:t>
+        <w:t xml:space="preserve">We evaluated four classifiers: k-Nearest Neighbours (k-NN), Decision Tree, Logistic Regression, and Linear Discriminant Analysis (LDA). k-NN and Decision Tree were tuned via GridSearchCV with 5-fold StratifiedKFold. Logistic Regression and LDA were evaluated directly with cross_val_score (no hyperparameter grid), following the course approach: LR uses max_iter=1000 with default </w:t>
       </w:r>
       <w:r>
         <w:t>regularization</w:t>
@@ -4215,14 +3978,9 @@
         <w:pStyle w:val="21"/>
         <w:ind w:firstLine="522"/>
       </w:pPr>
-      <w:bookmarkStart w:id="8" w:name="_Toc226066314"/>
-      <w:proofErr w:type="gramStart"/>
+      <w:bookmarkStart w:id="8" w:name="_Toc226130664"/>
       <w:r>
-        <w:t>4.1  Hyperparameter</w:t>
-      </w:r>
-      <w:proofErr w:type="gramEnd"/>
-      <w:r>
-        <w:t xml:space="preserve"> Tuning</w:t>
+        <w:t>4.1  Hyperparameter Tuning</w:t>
       </w:r>
       <w:bookmarkEnd w:id="8"/>
     </w:p>
@@ -4232,15 +3990,7 @@
         <w:ind w:firstLine="440"/>
       </w:pPr>
       <w:r>
-        <w:t xml:space="preserve">Table 5 </w:t>
-      </w:r>
-      <w:proofErr w:type="spellStart"/>
-      <w:r>
-        <w:t>summarises</w:t>
-      </w:r>
-      <w:proofErr w:type="spellEnd"/>
-      <w:r>
-        <w:t xml:space="preserve"> the best hyperparameters and cross-validated accuracy for each model.</w:t>
+        <w:t>Table 5 summarises the best hyperparameters and cross-validated accuracy for each model.</w:t>
       </w:r>
     </w:p>
     <w:tbl>
@@ -4367,21 +4117,7 @@
               <w:rPr>
                 <w:sz w:val="20"/>
               </w:rPr>
-              <w:t>k ∈ {3,</w:t>
-            </w:r>
-            <w:proofErr w:type="gramStart"/>
-            <w:r>
-              <w:rPr>
-                <w:sz w:val="20"/>
-              </w:rPr>
-              <w:t>5,7,…</w:t>
-            </w:r>
-            <w:proofErr w:type="gramEnd"/>
-            <w:r>
-              <w:rPr>
-                <w:sz w:val="20"/>
-              </w:rPr>
-              <w:t>,201}</w:t>
+              <w:t>k ∈ {3,5,7,…,201}</w:t>
             </w:r>
           </w:p>
         </w:tc>
@@ -4450,42 +4186,12 @@
               <w:ind w:firstLine="400"/>
               <w:jc w:val="center"/>
             </w:pPr>
-            <w:proofErr w:type="spellStart"/>
-            <w:r>
-              <w:rPr>
-                <w:sz w:val="20"/>
-              </w:rPr>
-              <w:t>max_depth</w:t>
-            </w:r>
-            <w:proofErr w:type="spellEnd"/>
-            <w:r>
-              <w:rPr>
-                <w:sz w:val="20"/>
-              </w:rPr>
-              <w:t xml:space="preserve"> ∈ {5,10,15,</w:t>
-            </w:r>
-            <w:proofErr w:type="gramStart"/>
-            <w:r>
-              <w:rPr>
-                <w:sz w:val="20"/>
-              </w:rPr>
-              <w:t>20,None</w:t>
-            </w:r>
-            <w:proofErr w:type="gramEnd"/>
-            <w:r>
-              <w:rPr>
-                <w:sz w:val="20"/>
-              </w:rPr>
-              <w:t xml:space="preserve">}, </w:t>
-            </w:r>
-            <w:proofErr w:type="spellStart"/>
-            <w:r>
-              <w:rPr>
-                <w:sz w:val="20"/>
-              </w:rPr>
-              <w:t>min_split</w:t>
-            </w:r>
-            <w:proofErr w:type="spellEnd"/>
+            <w:r>
+              <w:rPr>
+                <w:sz w:val="20"/>
+              </w:rPr>
+              <w:t>max_depth ∈ {5,10,15,20,None}, min_split</w:t>
+            </w:r>
           </w:p>
         </w:tc>
         <w:tc>
@@ -4497,33 +4203,11 @@
               <w:ind w:firstLine="400"/>
               <w:jc w:val="center"/>
             </w:pPr>
-            <w:proofErr w:type="spellStart"/>
-            <w:r>
-              <w:rPr>
-                <w:sz w:val="20"/>
-              </w:rPr>
-              <w:t>max_depth</w:t>
-            </w:r>
-            <w:proofErr w:type="spellEnd"/>
-            <w:r>
-              <w:rPr>
-                <w:sz w:val="20"/>
-              </w:rPr>
-              <w:t xml:space="preserve">=10, </w:t>
-            </w:r>
-            <w:proofErr w:type="spellStart"/>
-            <w:r>
-              <w:rPr>
-                <w:sz w:val="20"/>
-              </w:rPr>
-              <w:t>min_split</w:t>
-            </w:r>
-            <w:proofErr w:type="spellEnd"/>
-            <w:r>
-              <w:rPr>
-                <w:sz w:val="20"/>
-              </w:rPr>
-              <w:t>=50</w:t>
+            <w:r>
+              <w:rPr>
+                <w:sz w:val="20"/>
+              </w:rPr>
+              <w:t>max_depth=10, min_split=50</w:t>
             </w:r>
           </w:p>
         </w:tc>
@@ -4579,21 +4263,7 @@
               <w:rPr>
                 <w:sz w:val="20"/>
               </w:rPr>
-              <w:t>no tuning (</w:t>
-            </w:r>
-            <w:proofErr w:type="spellStart"/>
-            <w:r>
-              <w:rPr>
-                <w:sz w:val="20"/>
-              </w:rPr>
-              <w:t>max_iter</w:t>
-            </w:r>
-            <w:proofErr w:type="spellEnd"/>
-            <w:r>
-              <w:rPr>
-                <w:sz w:val="20"/>
-              </w:rPr>
-              <w:t>=1000)</w:t>
+              <w:t>no tuning (max_iter=1000)</w:t>
             </w:r>
           </w:p>
         </w:tc>
@@ -4744,7 +4414,7 @@
         <w:spacing w:after="120"/>
         <w:ind w:firstLine="440"/>
         <w:rPr>
-          <w:rFonts w:eastAsia="宋体" w:hint="eastAsia"/>
+          <w:rFonts w:eastAsia="宋体"/>
           <w:lang w:eastAsia="zh-CN"/>
         </w:rPr>
       </w:pPr>
@@ -4868,27 +4538,7 @@
           <w:sz w:val="18"/>
           <w:szCs w:val="18"/>
         </w:rPr>
-        <w:t xml:space="preserve"> — CV accuracy comparison for all four tuned models (5-fold </w:t>
-      </w:r>
-      <w:proofErr w:type="spellStart"/>
-      <w:r>
-        <w:rPr>
-          <w:i/>
-          <w:color w:val="646464"/>
-          <w:sz w:val="18"/>
-          <w:szCs w:val="18"/>
-        </w:rPr>
-        <w:t>StratifiedKFold</w:t>
-      </w:r>
-      <w:proofErr w:type="spellEnd"/>
-      <w:r>
-        <w:rPr>
-          <w:i/>
-          <w:color w:val="646464"/>
-          <w:sz w:val="18"/>
-          <w:szCs w:val="18"/>
-        </w:rPr>
-        <w:t>).</w:t>
+        <w:t xml:space="preserve"> — CV accuracy comparison for all four tuned models (5-fold StratifiedKFold).</w:t>
       </w:r>
     </w:p>
     <w:p>
@@ -4902,14 +4552,9 @@
         <w:pStyle w:val="21"/>
         <w:ind w:firstLine="522"/>
       </w:pPr>
-      <w:bookmarkStart w:id="9" w:name="_Toc226066315"/>
-      <w:proofErr w:type="gramStart"/>
+      <w:bookmarkStart w:id="9" w:name="_Toc226130665"/>
       <w:r>
-        <w:t>4.2  Model</w:t>
-      </w:r>
-      <w:proofErr w:type="gramEnd"/>
-      <w:r>
-        <w:t xml:space="preserve"> Comparison</w:t>
+        <w:t>4.2  Model Comparison</w:t>
       </w:r>
       <w:bookmarkEnd w:id="9"/>
     </w:p>
@@ -4941,14 +4586,9 @@
         <w:pStyle w:val="21"/>
         <w:ind w:firstLine="522"/>
       </w:pPr>
-      <w:bookmarkStart w:id="10" w:name="_Toc226066316"/>
-      <w:proofErr w:type="gramStart"/>
+      <w:bookmarkStart w:id="10" w:name="_Toc226130666"/>
       <w:r>
-        <w:t>4.3  Final</w:t>
-      </w:r>
-      <w:proofErr w:type="gramEnd"/>
-      <w:r>
-        <w:t xml:space="preserve"> Model Evaluation — Logistic Regression</w:t>
+        <w:t>4.3  Final Model Evaluation — Logistic Regression</w:t>
       </w:r>
       <w:bookmarkEnd w:id="10"/>
     </w:p>
@@ -5632,23 +5272,7 @@
         <w:ind w:firstLine="440"/>
       </w:pPr>
       <w:r>
-        <w:t xml:space="preserve">The model performs well on Failure (F1 = 0.775) and reasonably on Acquisition (F1 = 0.682), but struggles with IPO (F1 = 0.296, Recall = 0.190). The low recall for IPO is a direct consequence of class imbalance: with only 2.1% of samples, the model rarely predicts this class. The ROC curves (one-vs-rest) confirm this, and feature importances show that </w:t>
-      </w:r>
-      <w:proofErr w:type="spellStart"/>
-      <w:r>
-        <w:t>revenue_million</w:t>
-      </w:r>
-      <w:proofErr w:type="spellEnd"/>
-      <w:r>
-        <w:t xml:space="preserve"> and </w:t>
-      </w:r>
-      <w:proofErr w:type="spellStart"/>
-      <w:r>
-        <w:t>product_traction_users</w:t>
-      </w:r>
-      <w:proofErr w:type="spellEnd"/>
-      <w:r>
-        <w:t xml:space="preserve"> dominate the decision boundary.</w:t>
+        <w:t>The model performs well on Failure (F1 = 0.775) and reasonably on Acquisition (F1 = 0.682), but struggles with IPO (F1 = 0.296, Recall = 0.190). The low recall for IPO is a direct consequence of class imbalance: with only 2.1% of samples, the model rarely predicts this class. The ROC curves (one-vs-rest) confirm this, and feature importances show that revenue_million and product_traction_users dominate the decision boundary.</w:t>
       </w:r>
     </w:p>
     <w:p>
@@ -5743,12 +5367,9 @@
         <w:pStyle w:val="21"/>
         <w:ind w:firstLine="522"/>
       </w:pPr>
-      <w:bookmarkStart w:id="11" w:name="_Toc226066317"/>
+      <w:bookmarkStart w:id="11" w:name="_Toc226130667"/>
       <w:r>
-        <w:t>4.4 Binary</w:t>
-      </w:r>
-      <w:r>
-        <w:t xml:space="preserve"> Classification — Failure vs Acquisition</w:t>
+        <w:t>4.4 Binary Classification — Failure vs Acquisition</w:t>
       </w:r>
       <w:bookmarkEnd w:id="11"/>
     </w:p>
@@ -5773,15 +5394,7 @@
         <w:t>summarizes</w:t>
       </w:r>
       <w:r>
-        <w:t xml:space="preserve"> the </w:t>
-      </w:r>
-      <w:proofErr w:type="spellStart"/>
-      <w:r>
-        <w:t>GridSearchCV</w:t>
-      </w:r>
-      <w:proofErr w:type="spellEnd"/>
-      <w:r>
-        <w:t xml:space="preserve"> results on the binary dataset.</w:t>
+        <w:t xml:space="preserve"> the GridSearchCV results on the binary dataset.</w:t>
       </w:r>
     </w:p>
     <w:tbl>
@@ -5941,33 +5554,11 @@
               <w:ind w:firstLine="400"/>
               <w:jc w:val="center"/>
             </w:pPr>
-            <w:proofErr w:type="spellStart"/>
-            <w:r>
-              <w:rPr>
-                <w:sz w:val="20"/>
-              </w:rPr>
-              <w:t>max_depth</w:t>
-            </w:r>
-            <w:proofErr w:type="spellEnd"/>
-            <w:r>
-              <w:rPr>
-                <w:sz w:val="20"/>
-              </w:rPr>
-              <w:t xml:space="preserve">=10, </w:t>
-            </w:r>
-            <w:proofErr w:type="spellStart"/>
-            <w:r>
-              <w:rPr>
-                <w:sz w:val="20"/>
-              </w:rPr>
-              <w:t>min_split</w:t>
-            </w:r>
-            <w:proofErr w:type="spellEnd"/>
-            <w:r>
-              <w:rPr>
-                <w:sz w:val="20"/>
-              </w:rPr>
-              <w:t>=50</w:t>
+            <w:r>
+              <w:rPr>
+                <w:sz w:val="20"/>
+              </w:rPr>
+              <w:t>max_depth=10, min_split=50</w:t>
             </w:r>
           </w:p>
         </w:tc>
@@ -6079,21 +5670,7 @@
               <w:rPr>
                 <w:sz w:val="20"/>
               </w:rPr>
-              <w:t>no tuning (</w:t>
-            </w:r>
-            <w:proofErr w:type="spellStart"/>
-            <w:r>
-              <w:rPr>
-                <w:sz w:val="20"/>
-              </w:rPr>
-              <w:t>max_iter</w:t>
-            </w:r>
-            <w:proofErr w:type="spellEnd"/>
-            <w:r>
-              <w:rPr>
-                <w:sz w:val="20"/>
-              </w:rPr>
-              <w:t>=1000)</w:t>
+              <w:t>no tuning (max_iter=1000)</w:t>
             </w:r>
           </w:p>
         </w:tc>
@@ -6128,25 +5705,7 @@
           <w:color w:val="646464"/>
           <w:sz w:val="18"/>
         </w:rPr>
-        <w:t xml:space="preserve">Table 7 — Binary classification </w:t>
-      </w:r>
-      <w:proofErr w:type="spellStart"/>
-      <w:r>
-        <w:rPr>
-          <w:i/>
-          <w:color w:val="646464"/>
-          <w:sz w:val="18"/>
-        </w:rPr>
-        <w:t>GridSearchCV</w:t>
-      </w:r>
-      <w:proofErr w:type="spellEnd"/>
-      <w:r>
-        <w:rPr>
-          <w:i/>
-          <w:color w:val="646464"/>
-          <w:sz w:val="18"/>
-        </w:rPr>
-        <w:t xml:space="preserve"> results.</w:t>
+        <w:t>Table 7 — Binary classification GridSearchCV results.</w:t>
       </w:r>
     </w:p>
     <w:p>
@@ -6858,12 +6417,9 @@
       <w:pPr>
         <w:pStyle w:val="1"/>
       </w:pPr>
-      <w:bookmarkStart w:id="12" w:name="_Toc226066318"/>
+      <w:bookmarkStart w:id="12" w:name="_Toc226130668"/>
       <w:r>
-        <w:t>5 Unsupervised</w:t>
-      </w:r>
-      <w:r>
-        <w:t xml:space="preserve"> Learning</w:t>
+        <w:t>5 Unsupervised Learning</w:t>
       </w:r>
       <w:bookmarkEnd w:id="12"/>
     </w:p>
@@ -6886,14 +6442,9 @@
         <w:pStyle w:val="21"/>
         <w:ind w:firstLine="522"/>
       </w:pPr>
-      <w:bookmarkStart w:id="13" w:name="_Toc226066319"/>
-      <w:proofErr w:type="gramStart"/>
+      <w:bookmarkStart w:id="13" w:name="_Toc226130669"/>
       <w:r>
-        <w:t>5.1  PCA</w:t>
-      </w:r>
-      <w:proofErr w:type="gramEnd"/>
-      <w:r>
-        <w:t xml:space="preserve"> — Variance Analysis</w:t>
+        <w:t>5.1  PCA — Variance Analysis</w:t>
       </w:r>
       <w:bookmarkEnd w:id="13"/>
     </w:p>
@@ -7171,15 +6722,10 @@
         <w:pStyle w:val="21"/>
         <w:ind w:firstLine="522"/>
       </w:pPr>
-      <w:bookmarkStart w:id="14" w:name="_Toc226066320"/>
-      <w:proofErr w:type="gramStart"/>
+      <w:bookmarkStart w:id="14" w:name="_Toc226130670"/>
       <w:r>
         <w:lastRenderedPageBreak/>
-        <w:t>5.2  Choosing</w:t>
-      </w:r>
-      <w:proofErr w:type="gramEnd"/>
-      <w:r>
-        <w:t xml:space="preserve"> k — Comparing k=2 and k=3</w:t>
+        <w:t>5.2  Choosing k — Comparing k=2 and k=3</w:t>
       </w:r>
       <w:bookmarkEnd w:id="14"/>
     </w:p>
@@ -7444,7 +6990,7 @@
         <w:spacing w:after="120"/>
         <w:ind w:firstLine="440"/>
         <w:rPr>
-          <w:rFonts w:eastAsia="宋体" w:hint="eastAsia"/>
+          <w:rFonts w:eastAsia="宋体"/>
           <w:lang w:eastAsia="zh-CN"/>
         </w:rPr>
       </w:pPr>
@@ -7559,37 +7105,20 @@
       <w:pPr>
         <w:pStyle w:val="21"/>
         <w:ind w:firstLine="522"/>
-        <w:rPr>
-          <w:lang w:val="fr-FR"/>
-        </w:rPr>
       </w:pPr>
-      <w:bookmarkStart w:id="15" w:name="_Toc226066321"/>
-      <w:proofErr w:type="gramStart"/>
+      <w:bookmarkStart w:id="15" w:name="_Toc226130671"/>
       <w:r>
-        <w:rPr>
-          <w:lang w:val="fr-FR"/>
-        </w:rPr>
         <w:t>5.</w:t>
       </w:r>
       <w:r>
         <w:rPr>
           <w:rFonts w:eastAsia="宋体" w:hint="eastAsia"/>
-          <w:lang w:val="fr-FR" w:eastAsia="zh-CN"/>
+          <w:lang w:eastAsia="zh-CN"/>
         </w:rPr>
         <w:t>3</w:t>
       </w:r>
       <w:r>
-        <w:rPr>
-          <w:lang w:val="fr-FR"/>
-        </w:rPr>
-        <w:t xml:space="preserve">  k</w:t>
-      </w:r>
-      <w:proofErr w:type="gramEnd"/>
-      <w:r>
-        <w:rPr>
-          <w:lang w:val="fr-FR"/>
-        </w:rPr>
-        <w:t>=2 vs Failure / Non-Failure</w:t>
+        <w:t xml:space="preserve">  k=2 vs Failure / Non-Failure</w:t>
       </w:r>
       <w:bookmarkEnd w:id="15"/>
     </w:p>
@@ -7599,15 +7128,7 @@
         <w:ind w:firstLine="440"/>
       </w:pPr>
       <w:r>
-        <w:t xml:space="preserve">As a sanity check, we compare k=2 clusters with a binary outcome grouping (Failure vs </w:t>
-      </w:r>
-      <w:proofErr w:type="gramStart"/>
-      <w:r>
-        <w:t>Non-Failure</w:t>
-      </w:r>
-      <w:proofErr w:type="gramEnd"/>
-      <w:r>
-        <w:t>). Table 13 shows the composition.</w:t>
+        <w:t>As a sanity check, we compare k=2 clusters with a binary outcome grouping (Failure vs Non-Failure). Table 13 shows the composition.</w:t>
       </w:r>
     </w:p>
     <w:tbl>
@@ -7768,16 +7289,8 @@
               <w:rPr>
                 <w:sz w:val="20"/>
               </w:rPr>
-              <w:t xml:space="preserve">Mostly </w:t>
-            </w:r>
-            <w:proofErr w:type="gramStart"/>
-            <w:r>
-              <w:rPr>
-                <w:sz w:val="20"/>
-              </w:rPr>
-              <w:t>Non-Failure</w:t>
-            </w:r>
-            <w:proofErr w:type="gramEnd"/>
+              <w:t>Mostly Non-Failure</w:t>
+            </w:r>
           </w:p>
         </w:tc>
       </w:tr>
@@ -7883,7 +7396,114 @@
       <w:pPr>
         <w:ind w:firstLine="440"/>
         <w:rPr>
+          <w:rFonts w:eastAsia="宋体"/>
+          <w:lang w:eastAsia="zh-CN"/>
+        </w:rPr>
+      </w:pPr>
+      <w:r>
+        <w:rPr>
+          <w:rFonts w:eastAsia="宋体"/>
+          <w:noProof/>
+          <w:lang w:eastAsia="zh-CN"/>
+        </w:rPr>
+        <w:drawing>
+          <wp:inline distT="0" distB="0" distL="0" distR="0" wp14:anchorId="3754CE3E" wp14:editId="3A2D434E">
+            <wp:extent cx="5972810" cy="2586355"/>
+            <wp:effectExtent l="0" t="0" r="8890" b="4445"/>
+            <wp:docPr id="272615759" name="图片 1"/>
+            <wp:cNvGraphicFramePr>
+              <a:graphicFrameLocks xmlns:a="http://schemas.openxmlformats.org/drawingml/2006/main" noChangeAspect="1"/>
+            </wp:cNvGraphicFramePr>
+            <a:graphic xmlns:a="http://schemas.openxmlformats.org/drawingml/2006/main">
+              <a:graphicData uri="http://schemas.openxmlformats.org/drawingml/2006/picture">
+                <pic:pic xmlns:pic="http://schemas.openxmlformats.org/drawingml/2006/picture">
+                  <pic:nvPicPr>
+                    <pic:cNvPr id="272615759" name="图片 272615759"/>
+                    <pic:cNvPicPr/>
+                  </pic:nvPicPr>
+                  <pic:blipFill>
+                    <a:blip r:embed="rId12"/>
+                    <a:stretch>
+                      <a:fillRect/>
+                    </a:stretch>
+                  </pic:blipFill>
+                  <pic:spPr>
+                    <a:xfrm>
+                      <a:off x="0" y="0"/>
+                      <a:ext cx="5972810" cy="2586355"/>
+                    </a:xfrm>
+                    <a:prstGeom prst="rect">
+                      <a:avLst/>
+                    </a:prstGeom>
+                  </pic:spPr>
+                </pic:pic>
+              </a:graphicData>
+            </a:graphic>
+          </wp:inline>
+        </w:drawing>
+      </w:r>
+    </w:p>
+    <w:p>
+      <w:pPr>
+        <w:spacing w:before="20" w:after="120"/>
+        <w:ind w:firstLine="360"/>
+        <w:jc w:val="center"/>
+      </w:pPr>
+      <w:r>
+        <w:rPr>
+          <w:i/>
+          <w:color w:val="646464"/>
+          <w:sz w:val="18"/>
+          <w:szCs w:val="18"/>
+        </w:rPr>
+        <w:t xml:space="preserve">Figure </w:t>
+      </w:r>
+      <w:r>
+        <w:rPr>
           <w:rFonts w:eastAsia="宋体" w:hint="eastAsia"/>
+          <w:i/>
+          <w:color w:val="646464"/>
+          <w:sz w:val="18"/>
+          <w:szCs w:val="18"/>
+          <w:lang w:eastAsia="zh-CN"/>
+        </w:rPr>
+        <w:t>5</w:t>
+      </w:r>
+      <w:r>
+        <w:rPr>
+          <w:i/>
+          <w:color w:val="646464"/>
+          <w:sz w:val="18"/>
+          <w:szCs w:val="18"/>
+        </w:rPr>
+        <w:t xml:space="preserve"> — </w:t>
+      </w:r>
+      <w:r>
+        <w:rPr>
+          <w:rFonts w:eastAsia="宋体" w:hint="eastAsia"/>
+          <w:i/>
+          <w:color w:val="646464"/>
+          <w:sz w:val="18"/>
+          <w:szCs w:val="18"/>
+          <w:lang w:eastAsia="zh-CN"/>
+        </w:rPr>
+        <w:t>K-mean clusters(k=2) and true binary outcome distribution</w:t>
+      </w:r>
+      <w:r>
+        <w:rPr>
+          <w:i/>
+          <w:color w:val="646464"/>
+          <w:sz w:val="18"/>
+          <w:szCs w:val="18"/>
+        </w:rPr>
+        <w:t>.</w:t>
+      </w:r>
+    </w:p>
+    <w:p>
+      <w:pPr>
+        <w:ind w:firstLine="440"/>
+        <w:rPr>
+          <w:rFonts w:eastAsia="宋体"/>
           <w:lang w:eastAsia="zh-CN"/>
         </w:rPr>
       </w:pPr>
@@ -7893,9 +7513,9 @@
         <w:pStyle w:val="21"/>
         <w:ind w:firstLine="522"/>
       </w:pPr>
-      <w:bookmarkStart w:id="16" w:name="_Toc226066322"/>
-      <w:proofErr w:type="gramStart"/>
+      <w:bookmarkStart w:id="16" w:name="_Toc226130672"/>
       <w:r>
+        <w:lastRenderedPageBreak/>
         <w:t>5.</w:t>
       </w:r>
       <w:r>
@@ -7906,11 +7526,7 @@
         <w:t>4</w:t>
       </w:r>
       <w:r>
-        <w:t xml:space="preserve">  Cluster</w:t>
-      </w:r>
-      <w:proofErr w:type="gramEnd"/>
-      <w:r>
-        <w:t xml:space="preserve"> Profiles</w:t>
+        <w:t xml:space="preserve">  Cluster Profiles</w:t>
       </w:r>
       <w:bookmarkEnd w:id="16"/>
     </w:p>
@@ -8026,14 +7642,12 @@
               <w:ind w:firstLine="400"/>
               <w:jc w:val="center"/>
             </w:pPr>
-            <w:proofErr w:type="spellStart"/>
             <w:r>
               <w:rPr>
                 <w:sz w:val="20"/>
               </w:rPr>
               <w:t>revenue_million</w:t>
             </w:r>
-            <w:proofErr w:type="spellEnd"/>
           </w:p>
         </w:tc>
         <w:tc>
@@ -8101,14 +7715,12 @@
               <w:ind w:firstLine="400"/>
               <w:jc w:val="center"/>
             </w:pPr>
-            <w:proofErr w:type="spellStart"/>
             <w:r>
               <w:rPr>
                 <w:sz w:val="20"/>
               </w:rPr>
               <w:t>product_traction_users</w:t>
             </w:r>
-            <w:proofErr w:type="spellEnd"/>
           </w:p>
         </w:tc>
         <w:tc>
@@ -8176,14 +7788,12 @@
               <w:ind w:firstLine="400"/>
               <w:jc w:val="center"/>
             </w:pPr>
-            <w:proofErr w:type="spellStart"/>
             <w:r>
               <w:rPr>
                 <w:sz w:val="20"/>
               </w:rPr>
               <w:t>founder_experience_years</w:t>
             </w:r>
-            <w:proofErr w:type="spellEnd"/>
           </w:p>
         </w:tc>
         <w:tc>
@@ -8251,14 +7861,12 @@
               <w:ind w:firstLine="400"/>
               <w:jc w:val="center"/>
             </w:pPr>
-            <w:proofErr w:type="spellStart"/>
             <w:r>
               <w:rPr>
                 <w:sz w:val="20"/>
               </w:rPr>
               <w:t>funding_rounds</w:t>
             </w:r>
-            <w:proofErr w:type="spellEnd"/>
           </w:p>
         </w:tc>
         <w:tc>
@@ -8326,14 +7934,12 @@
               <w:ind w:firstLine="400"/>
               <w:jc w:val="center"/>
             </w:pPr>
-            <w:proofErr w:type="spellStart"/>
             <w:r>
               <w:rPr>
                 <w:sz w:val="20"/>
               </w:rPr>
               <w:t>team_size</w:t>
             </w:r>
-            <w:proofErr w:type="spellEnd"/>
           </w:p>
         </w:tc>
         <w:tc>
@@ -8401,14 +8007,12 @@
               <w:ind w:firstLine="400"/>
               <w:jc w:val="center"/>
             </w:pPr>
-            <w:proofErr w:type="spellStart"/>
             <w:r>
               <w:rPr>
                 <w:sz w:val="20"/>
               </w:rPr>
               <w:t>market_size_billion</w:t>
             </w:r>
-            <w:proofErr w:type="spellEnd"/>
           </w:p>
         </w:tc>
         <w:tc>
@@ -8476,14 +8080,12 @@
               <w:ind w:firstLine="400"/>
               <w:jc w:val="center"/>
             </w:pPr>
-            <w:proofErr w:type="spellStart"/>
             <w:r>
               <w:rPr>
                 <w:sz w:val="20"/>
               </w:rPr>
               <w:t>burn_rate_million</w:t>
             </w:r>
-            <w:proofErr w:type="spellEnd"/>
           </w:p>
         </w:tc>
         <w:tc>
@@ -8560,40 +8162,7 @@
         <w:ind w:firstLine="440"/>
       </w:pPr>
       <w:r>
-        <w:lastRenderedPageBreak/>
-        <w:t xml:space="preserve">The clusters are differentiated almost exclusively by revenue and product traction. </w:t>
-      </w:r>
-      <w:proofErr w:type="spellStart"/>
-      <w:r>
-        <w:t>team_size</w:t>
-      </w:r>
-      <w:proofErr w:type="spellEnd"/>
-      <w:r>
-        <w:t xml:space="preserve">, </w:t>
-      </w:r>
-      <w:proofErr w:type="spellStart"/>
-      <w:r>
-        <w:t>market_size_billion</w:t>
-      </w:r>
-      <w:proofErr w:type="spellEnd"/>
-      <w:r>
-        <w:t xml:space="preserve">, </w:t>
-      </w:r>
-      <w:proofErr w:type="spellStart"/>
-      <w:r>
-        <w:t>burn_rate_million</w:t>
-      </w:r>
-      <w:proofErr w:type="spellEnd"/>
-      <w:r>
-        <w:t xml:space="preserve">, and </w:t>
-      </w:r>
-      <w:proofErr w:type="spellStart"/>
-      <w:r>
-        <w:t>funding_rounds</w:t>
-      </w:r>
-      <w:proofErr w:type="spellEnd"/>
-      <w:r>
-        <w:t xml:space="preserve"> are nearly identical across all three clusters, confirming they carry no structural information.</w:t>
+        <w:t>The clusters are differentiated almost exclusively by revenue and product traction. team_size, market_size_billion, burn_rate_million, and funding_rounds are nearly identical across all three clusters, confirming they carry no structural information.</w:t>
       </w:r>
     </w:p>
     <w:p>
@@ -8621,7 +8190,7 @@
                     <pic:cNvPicPr/>
                   </pic:nvPicPr>
                   <pic:blipFill>
-                    <a:blip r:embed="rId12"/>
+                    <a:blip r:embed="rId13"/>
                     <a:stretch>
                       <a:fillRect/>
                     </a:stretch>
@@ -8653,7 +8222,25 @@
           <w:color w:val="646464"/>
           <w:sz w:val="18"/>
         </w:rPr>
-        <w:t>Figure 5 — Cluster profiles (mean feature values). Left: small-scale features; Right: large-scale features.</w:t>
+        <w:t xml:space="preserve">Figure </w:t>
+      </w:r>
+      <w:r>
+        <w:rPr>
+          <w:rFonts w:eastAsia="宋体" w:hint="eastAsia"/>
+          <w:i/>
+          <w:color w:val="646464"/>
+          <w:sz w:val="18"/>
+          <w:lang w:eastAsia="zh-CN"/>
+        </w:rPr>
+        <w:t>6</w:t>
+      </w:r>
+      <w:r>
+        <w:rPr>
+          <w:i/>
+          <w:color w:val="646464"/>
+          <w:sz w:val="18"/>
+        </w:rPr>
+        <w:t xml:space="preserve"> — Cluster profiles (mean feature values). Left: small-scale features; Right: large-scale features.</w:t>
       </w:r>
     </w:p>
     <w:p>
@@ -8670,8 +8257,7 @@
         <w:pStyle w:val="21"/>
         <w:ind w:firstLine="522"/>
       </w:pPr>
-      <w:bookmarkStart w:id="17" w:name="_Toc226066323"/>
-      <w:proofErr w:type="gramStart"/>
+      <w:bookmarkStart w:id="17" w:name="_Toc226130673"/>
       <w:r>
         <w:t>5.</w:t>
       </w:r>
@@ -8683,11 +8269,7 @@
         <w:t>5</w:t>
       </w:r>
       <w:r>
-        <w:t xml:space="preserve">  Cluster</w:t>
-      </w:r>
-      <w:proofErr w:type="gramEnd"/>
-      <w:r>
-        <w:t xml:space="preserve"> Archetypes</w:t>
+        <w:t xml:space="preserve">  Cluster Archetypes</w:t>
       </w:r>
       <w:bookmarkEnd w:id="17"/>
     </w:p>
@@ -9101,6 +8683,7 @@
         <w:ind w:firstLine="440"/>
       </w:pPr>
       <w:r>
+        <w:lastRenderedPageBreak/>
         <w:t xml:space="preserve">This interpretation is independent of the outcome labels and has its own business logic: the feature space naturally separates companies by their revenue level and traction, which reflects their development stage. Note that K-Means clusters do not correspond one-to-one with the outcome classes — this would only be possible if the features perfectly predicted the outcome, which they do not </w:t>
       </w:r>
       <w:r>
@@ -9129,14 +8712,9 @@
         <w:pStyle w:val="21"/>
         <w:ind w:firstLine="522"/>
       </w:pPr>
-      <w:bookmarkStart w:id="18" w:name="_Toc226066324"/>
-      <w:proofErr w:type="gramStart"/>
+      <w:bookmarkStart w:id="18" w:name="_Toc226130674"/>
       <w:r>
-        <w:t>5.6  Hierarchical</w:t>
-      </w:r>
-      <w:proofErr w:type="gramEnd"/>
-      <w:r>
-        <w:t xml:space="preserve"> Clustering</w:t>
+        <w:t>5.6  Hierarchical Clustering</w:t>
       </w:r>
       <w:bookmarkEnd w:id="18"/>
     </w:p>
@@ -9146,19 +8724,7 @@
         <w:ind w:firstLine="440"/>
       </w:pPr>
       <w:r>
-        <w:t xml:space="preserve">We applied Agglomerative Clustering with Ward linkage on a 2,000-row subsample. The dendrogram was reconstructed from the </w:t>
-      </w:r>
-      <w:proofErr w:type="spellStart"/>
-      <w:r>
-        <w:t>sklearn</w:t>
-      </w:r>
-      <w:proofErr w:type="spellEnd"/>
-      <w:r>
-        <w:t xml:space="preserve"> model using the TD06 method. With k=3, the hierarchical solution produces a more imbalanced partition (Cluster 0: 78%, Cluster 1: 15%, Cluster </w:t>
-      </w:r>
-      <w:r>
-        <w:lastRenderedPageBreak/>
-        <w:t xml:space="preserve">2: 7%) compared to K-Means (53/27/20%). This is expected: Ward linkage </w:t>
+        <w:t xml:space="preserve">We applied Agglomerative Clustering with Ward linkage on a 2,000-row subsample. The dendrogram was reconstructed from the sklearn model using the TD06 method. With k=3, the hierarchical solution produces a more imbalanced partition (Cluster 0: 78%, Cluster 1: 15%, Cluster 2: 7%) compared to K-Means (53/27/20%). This is expected: Ward linkage </w:t>
       </w:r>
       <w:r>
         <w:t>minimizes</w:t>
@@ -9171,6 +8737,10 @@
       <w:pPr>
         <w:spacing w:after="120"/>
         <w:ind w:firstLine="440"/>
+        <w:rPr>
+          <w:rFonts w:eastAsia="宋体"/>
+          <w:lang w:eastAsia="zh-CN"/>
+        </w:rPr>
       </w:pPr>
       <w:r>
         <w:t>The side-by-side PCA comparison confirms that both methods identify a similar large high-revenue group and a smaller low-traction group, but differ in how they split the intermediate region.</w:t>
@@ -9178,6 +8748,138 @@
     </w:p>
     <w:p>
       <w:pPr>
+        <w:spacing w:after="120"/>
+        <w:ind w:firstLine="440"/>
+        <w:rPr>
+          <w:rFonts w:eastAsia="宋体"/>
+          <w:lang w:eastAsia="zh-CN"/>
+        </w:rPr>
+      </w:pPr>
+    </w:p>
+    <w:p>
+      <w:pPr>
+        <w:spacing w:after="120"/>
+        <w:ind w:firstLine="440"/>
+        <w:rPr>
+          <w:rFonts w:eastAsia="宋体"/>
+          <w:lang w:eastAsia="zh-CN"/>
+        </w:rPr>
+      </w:pPr>
+      <w:r>
+        <w:rPr>
+          <w:rFonts w:eastAsia="宋体" w:hint="eastAsia"/>
+          <w:noProof/>
+          <w:lang w:eastAsia="zh-CN"/>
+        </w:rPr>
+        <w:drawing>
+          <wp:inline distT="0" distB="0" distL="0" distR="0" wp14:anchorId="23EEB6EB" wp14:editId="0E53C8C8">
+            <wp:extent cx="5765800" cy="3018155"/>
+            <wp:effectExtent l="0" t="0" r="6350" b="0"/>
+            <wp:docPr id="519782592" name="图片 2"/>
+            <wp:cNvGraphicFramePr>
+              <a:graphicFrameLocks xmlns:a="http://schemas.openxmlformats.org/drawingml/2006/main" noChangeAspect="1"/>
+            </wp:cNvGraphicFramePr>
+            <a:graphic xmlns:a="http://schemas.openxmlformats.org/drawingml/2006/main">
+              <a:graphicData uri="http://schemas.openxmlformats.org/drawingml/2006/picture">
+                <pic:pic xmlns:pic="http://schemas.openxmlformats.org/drawingml/2006/picture">
+                  <pic:nvPicPr>
+                    <pic:cNvPr id="519782592" name="图片 519782592"/>
+                    <pic:cNvPicPr/>
+                  </pic:nvPicPr>
+                  <pic:blipFill>
+                    <a:blip r:embed="rId14"/>
+                    <a:stretch>
+                      <a:fillRect/>
+                    </a:stretch>
+                  </pic:blipFill>
+                  <pic:spPr>
+                    <a:xfrm>
+                      <a:off x="0" y="0"/>
+                      <a:ext cx="5765800" cy="3018155"/>
+                    </a:xfrm>
+                    <a:prstGeom prst="rect">
+                      <a:avLst/>
+                    </a:prstGeom>
+                  </pic:spPr>
+                </pic:pic>
+              </a:graphicData>
+            </a:graphic>
+          </wp:inline>
+        </w:drawing>
+      </w:r>
+    </w:p>
+    <w:p>
+      <w:pPr>
+        <w:ind w:firstLine="360"/>
+        <w:jc w:val="center"/>
+        <w:rPr>
+          <w:i/>
+          <w:color w:val="646464"/>
+          <w:sz w:val="18"/>
+        </w:rPr>
+      </w:pPr>
+      <w:r>
+        <w:rPr>
+          <w:i/>
+          <w:color w:val="646464"/>
+          <w:sz w:val="18"/>
+        </w:rPr>
+        <w:t xml:space="preserve">Figure </w:t>
+      </w:r>
+      <w:r>
+        <w:rPr>
+          <w:rFonts w:eastAsia="宋体" w:hint="eastAsia"/>
+          <w:i/>
+          <w:color w:val="646464"/>
+          <w:sz w:val="18"/>
+          <w:lang w:eastAsia="zh-CN"/>
+        </w:rPr>
+        <w:t>7</w:t>
+      </w:r>
+      <w:r>
+        <w:rPr>
+          <w:i/>
+          <w:color w:val="646464"/>
+          <w:sz w:val="18"/>
+        </w:rPr>
+        <w:t xml:space="preserve"> — </w:t>
+      </w:r>
+      <w:r>
+        <w:rPr>
+          <w:i/>
+          <w:color w:val="646464"/>
+          <w:sz w:val="18"/>
+        </w:rPr>
+        <w:t xml:space="preserve">Dendrogram — Hierarchical Clustering (Ward, </w:t>
+      </w:r>
+      <w:r>
+        <w:rPr>
+          <w:rFonts w:eastAsia="宋体" w:hint="eastAsia"/>
+          <w:i/>
+          <w:color w:val="646464"/>
+          <w:sz w:val="18"/>
+          <w:lang w:eastAsia="zh-CN"/>
+        </w:rPr>
+        <w:t xml:space="preserve">2000 </w:t>
+      </w:r>
+      <w:r>
+        <w:rPr>
+          <w:i/>
+          <w:color w:val="646464"/>
+          <w:sz w:val="18"/>
+        </w:rPr>
+        <w:t xml:space="preserve"> samples)</w:t>
+      </w:r>
+    </w:p>
+    <w:p>
+      <w:pPr>
+        <w:ind w:firstLine="440"/>
+        <w:jc w:val="center"/>
+      </w:pPr>
+    </w:p>
+    <w:p>
+      <w:pPr>
+        <w:spacing w:after="120"/>
         <w:ind w:firstLine="440"/>
         <w:rPr>
           <w:rFonts w:eastAsia="宋体"/>
@@ -9194,6 +8896,7 @@
         <w:rPr>
           <w:noProof/>
         </w:rPr>
+        <w:lastRenderedPageBreak/>
         <w:drawing>
           <wp:inline distT="0" distB="0" distL="0" distR="0" wp14:anchorId="698AD484" wp14:editId="0E07B561">
             <wp:extent cx="5486400" cy="2338336"/>
@@ -9210,7 +8913,7 @@
                     <pic:cNvPicPr/>
                   </pic:nvPicPr>
                   <pic:blipFill>
-                    <a:blip r:embed="rId13"/>
+                    <a:blip r:embed="rId15"/>
                     <a:stretch>
                       <a:fillRect/>
                     </a:stretch>
@@ -9242,14 +8945,32 @@
           <w:color w:val="646464"/>
           <w:sz w:val="18"/>
         </w:rPr>
-        <w:t>Figure 6 — Side-by-side PCA projection: K-Means (left) vs Hierarchical / Ward (right). Both methods identify the same three groups.</w:t>
+        <w:t xml:space="preserve">Figure </w:t>
+      </w:r>
+      <w:r>
+        <w:rPr>
+          <w:rFonts w:eastAsia="宋体" w:hint="eastAsia"/>
+          <w:i/>
+          <w:color w:val="646464"/>
+          <w:sz w:val="18"/>
+          <w:lang w:eastAsia="zh-CN"/>
+        </w:rPr>
+        <w:t>8</w:t>
+      </w:r>
+      <w:r>
+        <w:rPr>
+          <w:i/>
+          <w:color w:val="646464"/>
+          <w:sz w:val="18"/>
+        </w:rPr>
+        <w:t xml:space="preserve"> — Side-by-side PCA projection: K-Means (left) vs Hierarchical / Ward (right). Both methods identify the same three groups.</w:t>
       </w:r>
     </w:p>
     <w:p>
       <w:pPr>
         <w:ind w:firstLine="440"/>
         <w:rPr>
-          <w:rFonts w:eastAsia="宋体" w:hint="eastAsia"/>
+          <w:rFonts w:eastAsia="宋体"/>
           <w:lang w:eastAsia="zh-CN"/>
         </w:rPr>
       </w:pPr>
@@ -9258,7 +8979,7 @@
       <w:pPr>
         <w:pStyle w:val="1"/>
       </w:pPr>
-      <w:bookmarkStart w:id="19" w:name="_Toc226066325"/>
+      <w:bookmarkStart w:id="19" w:name="_Toc226130675"/>
       <w:r>
         <w:t>Conclusion</w:t>
       </w:r>
@@ -9288,7 +9009,6 @@
         <w:ind w:firstLine="440"/>
       </w:pPr>
       <w:r>
-        <w:lastRenderedPageBreak/>
         <w:t xml:space="preserve">The fundamental limitation of this work is the nature of the dataset: five of seven features carry near-zero signal, imposing a hard ceiling on both classification accuracy (~73%) and clustering quality. In a </w:t>
       </w:r>
       <w:r>
@@ -9303,7 +9023,7 @@
       </w:r>
     </w:p>
     <w:sectPr>
-      <w:footerReference w:type="default" r:id="rId14"/>
+      <w:footerReference w:type="default" r:id="rId16"/>
       <w:pgSz w:w="12240" w:h="15840"/>
       <w:pgMar w:top="1417" w:right="1417" w:bottom="1417" w:left="1417" w:header="720" w:footer="720" w:gutter="0"/>
       <w:cols w:space="720"/>
@@ -21033,6 +20753,33 @@
       <w:u w:val="single"/>
     </w:rPr>
   </w:style>
+  <w:style w:type="paragraph" w:styleId="HTML">
+    <w:name w:val="HTML Preformatted"/>
+    <w:basedOn w:val="a1"/>
+    <w:link w:val="HTML0"/>
+    <w:uiPriority w:val="99"/>
+    <w:semiHidden/>
+    <w:unhideWhenUsed/>
+    <w:rsid w:val="005709D7"/>
+    <w:rPr>
+      <w:rFonts w:ascii="Courier New" w:hAnsi="Courier New" w:cs="Courier New"/>
+      <w:sz w:val="20"/>
+      <w:szCs w:val="20"/>
+    </w:rPr>
+  </w:style>
+  <w:style w:type="character" w:customStyle="1" w:styleId="HTML0">
+    <w:name w:val="HTML 预设格式 字符"/>
+    <w:basedOn w:val="a2"/>
+    <w:link w:val="HTML"/>
+    <w:uiPriority w:val="99"/>
+    <w:semiHidden/>
+    <w:rsid w:val="005709D7"/>
+    <w:rPr>
+      <w:rFonts w:ascii="Courier New" w:hAnsi="Courier New" w:cs="Courier New"/>
+      <w:sz w:val="20"/>
+      <w:szCs w:val="20"/>
+    </w:rPr>
+  </w:style>
 </w:styles>
 </file>
 

--- a/scientificProject1/report/startup_success_report.docx
+++ b/scientificProject1/report/startup_success_report.docx
@@ -7380,7 +7380,25 @@
           <w:color w:val="646464"/>
           <w:sz w:val="18"/>
         </w:rPr>
-        <w:t>Table 13 — k=2 cluster composition vs binary outcome.</w:t>
+        <w:t>Table 1</w:t>
+      </w:r>
+      <w:r>
+        <w:rPr>
+          <w:rFonts w:eastAsia="宋体" w:hint="eastAsia"/>
+          <w:i/>
+          <w:color w:val="646464"/>
+          <w:sz w:val="18"/>
+          <w:lang w:eastAsia="zh-CN"/>
+        </w:rPr>
+        <w:t>1</w:t>
+      </w:r>
+      <w:r>
+        <w:rPr>
+          <w:i/>
+          <w:color w:val="646464"/>
+          <w:sz w:val="18"/>
+        </w:rPr>
+        <w:t xml:space="preserve"> — k=2 cluster composition vs binary outcome.</w:t>
       </w:r>
     </w:p>
     <w:p>
@@ -8153,7 +8171,25 @@
           <w:color w:val="646464"/>
           <w:sz w:val="18"/>
         </w:rPr>
-        <w:t>Table 11 — Mean feature values per K-Means cluster (original scale, ordered by revenue).</w:t>
+        <w:t>Table 1</w:t>
+      </w:r>
+      <w:r>
+        <w:rPr>
+          <w:rFonts w:eastAsia="宋体" w:hint="eastAsia"/>
+          <w:i/>
+          <w:color w:val="646464"/>
+          <w:sz w:val="18"/>
+          <w:lang w:eastAsia="zh-CN"/>
+        </w:rPr>
+        <w:t>2</w:t>
+      </w:r>
+      <w:r>
+        <w:rPr>
+          <w:i/>
+          <w:color w:val="646464"/>
+          <w:sz w:val="18"/>
+        </w:rPr>
+        <w:t xml:space="preserve"> — Mean feature values per K-Means cluster (original scale, ordered by revenue).</w:t>
       </w:r>
     </w:p>
     <w:p>
@@ -8674,7 +8710,25 @@
           <w:color w:val="646464"/>
           <w:sz w:val="18"/>
         </w:rPr>
-        <w:t>Table 12 — Cluster archetypes interpreted by feature profiles.</w:t>
+        <w:t>Table 1</w:t>
+      </w:r>
+      <w:r>
+        <w:rPr>
+          <w:rFonts w:eastAsia="宋体" w:hint="eastAsia"/>
+          <w:i/>
+          <w:color w:val="646464"/>
+          <w:sz w:val="18"/>
+          <w:lang w:eastAsia="zh-CN"/>
+        </w:rPr>
+        <w:t>3</w:t>
+      </w:r>
+      <w:r>
+        <w:rPr>
+          <w:i/>
+          <w:color w:val="646464"/>
+          <w:sz w:val="18"/>
+        </w:rPr>
+        <w:t xml:space="preserve"> — Cluster archetypes interpreted by feature profiles.</w:t>
       </w:r>
     </w:p>
     <w:p>

--- a/scientificProject1/report/startup_success_report.docx
+++ b/scientificProject1/report/startup_success_report.docx
@@ -54,6 +54,7 @@
           <w:lang w:val="fr-FR" w:eastAsia="zh-CN"/>
         </w:rPr>
       </w:pPr>
+      <w:proofErr w:type="spellStart"/>
       <w:r>
         <w:rPr>
           <w:color w:val="505050"/>
@@ -62,6 +63,7 @@
         </w:rPr>
         <w:t>Ognjen</w:t>
       </w:r>
+      <w:proofErr w:type="spellEnd"/>
       <w:r>
         <w:rPr>
           <w:rFonts w:eastAsia="宋体" w:hint="eastAsia"/>
@@ -1799,8 +1801,13 @@
         <w:pStyle w:val="1"/>
       </w:pPr>
       <w:bookmarkStart w:id="1" w:name="_Toc226130657"/>
-      <w:r>
-        <w:t>1  Dataset Description</w:t>
+      <w:proofErr w:type="gramStart"/>
+      <w:r>
+        <w:t>1  Dataset</w:t>
+      </w:r>
+      <w:proofErr w:type="gramEnd"/>
+      <w:r>
+        <w:t xml:space="preserve"> Description</w:t>
       </w:r>
       <w:bookmarkEnd w:id="1"/>
     </w:p>
@@ -1903,12 +1910,14 @@
               <w:ind w:firstLine="400"/>
               <w:jc w:val="center"/>
             </w:pPr>
+            <w:proofErr w:type="spellStart"/>
             <w:r>
               <w:rPr>
                 <w:sz w:val="20"/>
               </w:rPr>
               <w:t>funding_rounds</w:t>
             </w:r>
+            <w:proofErr w:type="spellEnd"/>
           </w:p>
         </w:tc>
         <w:tc>
@@ -1959,12 +1968,14 @@
               <w:ind w:firstLine="400"/>
               <w:jc w:val="center"/>
             </w:pPr>
+            <w:proofErr w:type="spellStart"/>
             <w:r>
               <w:rPr>
                 <w:sz w:val="20"/>
               </w:rPr>
               <w:t>founder_experience_years</w:t>
             </w:r>
+            <w:proofErr w:type="spellEnd"/>
           </w:p>
         </w:tc>
         <w:tc>
@@ -2015,12 +2026,14 @@
               <w:ind w:firstLine="400"/>
               <w:jc w:val="center"/>
             </w:pPr>
+            <w:proofErr w:type="spellStart"/>
             <w:r>
               <w:rPr>
                 <w:sz w:val="20"/>
               </w:rPr>
               <w:t>team_size</w:t>
             </w:r>
+            <w:proofErr w:type="spellEnd"/>
           </w:p>
         </w:tc>
         <w:tc>
@@ -2071,12 +2084,14 @@
               <w:ind w:firstLine="400"/>
               <w:jc w:val="center"/>
             </w:pPr>
+            <w:proofErr w:type="spellStart"/>
             <w:r>
               <w:rPr>
                 <w:sz w:val="20"/>
               </w:rPr>
               <w:t>market_size_billion</w:t>
             </w:r>
+            <w:proofErr w:type="spellEnd"/>
           </w:p>
         </w:tc>
         <w:tc>
@@ -2127,12 +2142,14 @@
               <w:ind w:firstLine="400"/>
               <w:jc w:val="center"/>
             </w:pPr>
+            <w:proofErr w:type="spellStart"/>
             <w:r>
               <w:rPr>
                 <w:sz w:val="20"/>
               </w:rPr>
               <w:t>product_traction_users</w:t>
             </w:r>
+            <w:proofErr w:type="spellEnd"/>
           </w:p>
         </w:tc>
         <w:tc>
@@ -2183,12 +2200,14 @@
               <w:ind w:firstLine="400"/>
               <w:jc w:val="center"/>
             </w:pPr>
+            <w:proofErr w:type="spellStart"/>
             <w:r>
               <w:rPr>
                 <w:sz w:val="20"/>
               </w:rPr>
               <w:t>burn_rate_million</w:t>
             </w:r>
+            <w:proofErr w:type="spellEnd"/>
           </w:p>
         </w:tc>
         <w:tc>
@@ -2239,12 +2258,14 @@
               <w:ind w:firstLine="400"/>
               <w:jc w:val="center"/>
             </w:pPr>
+            <w:proofErr w:type="spellStart"/>
             <w:r>
               <w:rPr>
                 <w:sz w:val="20"/>
               </w:rPr>
               <w:t>revenue_million</w:t>
             </w:r>
+            <w:proofErr w:type="spellEnd"/>
           </w:p>
         </w:tc>
         <w:tc>
@@ -2295,12 +2316,14 @@
               <w:ind w:firstLine="400"/>
               <w:jc w:val="center"/>
             </w:pPr>
+            <w:proofErr w:type="spellStart"/>
             <w:r>
               <w:rPr>
                 <w:sz w:val="20"/>
               </w:rPr>
               <w:t>investor_type</w:t>
             </w:r>
+            <w:proofErr w:type="spellEnd"/>
           </w:p>
         </w:tc>
         <w:tc>
@@ -2407,12 +2430,14 @@
               <w:ind w:firstLine="400"/>
               <w:jc w:val="center"/>
             </w:pPr>
+            <w:proofErr w:type="spellStart"/>
             <w:r>
               <w:rPr>
                 <w:sz w:val="20"/>
               </w:rPr>
               <w:t>founder_background</w:t>
             </w:r>
+            <w:proofErr w:type="spellEnd"/>
           </w:p>
         </w:tc>
         <w:tc>
@@ -2445,8 +2470,44 @@
               <w:rPr>
                 <w:sz w:val="20"/>
               </w:rPr>
-              <w:t>academic / first_time / ex_bigtech / serial_founder</w:t>
-            </w:r>
+              <w:t xml:space="preserve">academic / </w:t>
+            </w:r>
+            <w:proofErr w:type="spellStart"/>
+            <w:r>
+              <w:rPr>
+                <w:sz w:val="20"/>
+              </w:rPr>
+              <w:t>first_time</w:t>
+            </w:r>
+            <w:proofErr w:type="spellEnd"/>
+            <w:r>
+              <w:rPr>
+                <w:sz w:val="20"/>
+              </w:rPr>
+              <w:t xml:space="preserve"> / </w:t>
+            </w:r>
+            <w:proofErr w:type="spellStart"/>
+            <w:r>
+              <w:rPr>
+                <w:sz w:val="20"/>
+              </w:rPr>
+              <w:t>ex_bigtech</w:t>
+            </w:r>
+            <w:proofErr w:type="spellEnd"/>
+            <w:r>
+              <w:rPr>
+                <w:sz w:val="20"/>
+              </w:rPr>
+              <w:t xml:space="preserve"> / </w:t>
+            </w:r>
+            <w:proofErr w:type="spellStart"/>
+            <w:r>
+              <w:rPr>
+                <w:sz w:val="20"/>
+              </w:rPr>
+              <w:t>serial_founder</w:t>
+            </w:r>
+            <w:proofErr w:type="spellEnd"/>
           </w:p>
         </w:tc>
       </w:tr>
@@ -2544,8 +2605,13 @@
         <w:ind w:firstLine="522"/>
       </w:pPr>
       <w:bookmarkStart w:id="3" w:name="_Toc226130659"/>
-      <w:r>
-        <w:t>2.1  Class Distribution</w:t>
+      <w:proofErr w:type="gramStart"/>
+      <w:r>
+        <w:t>2.1  Class</w:t>
+      </w:r>
+      <w:proofErr w:type="gramEnd"/>
+      <w:r>
+        <w:t xml:space="preserve"> Distribution</w:t>
       </w:r>
       <w:bookmarkEnd w:id="3"/>
     </w:p>
@@ -2824,8 +2890,13 @@
         <w:ind w:firstLine="522"/>
       </w:pPr>
       <w:bookmarkStart w:id="4" w:name="_Toc226130660"/>
-      <w:r>
-        <w:t>2.2  Feature Distributions and Skewness</w:t>
+      <w:proofErr w:type="gramStart"/>
+      <w:r>
+        <w:t>2.2  Feature</w:t>
+      </w:r>
+      <w:proofErr w:type="gramEnd"/>
+      <w:r>
+        <w:t xml:space="preserve"> Distributions and Skewness</w:t>
       </w:r>
       <w:bookmarkEnd w:id="4"/>
     </w:p>
@@ -2847,48 +2918,58 @@
       <w:r>
         <w:t xml:space="preserve">reveal that several numerical features have right-skewed distributions, as quantified in Table 3. In particular, </w:t>
       </w:r>
+      <w:proofErr w:type="spellStart"/>
       <w:r>
         <w:rPr>
           <w:b/>
         </w:rPr>
         <w:t>market_size_billion</w:t>
       </w:r>
+      <w:proofErr w:type="spellEnd"/>
       <w:r>
         <w:t xml:space="preserve"> (skewness = 5.26) and </w:t>
       </w:r>
+      <w:proofErr w:type="spellStart"/>
       <w:r>
         <w:rPr>
           <w:b/>
         </w:rPr>
         <w:t>burn_rate_million</w:t>
       </w:r>
+      <w:proofErr w:type="spellEnd"/>
       <w:r>
         <w:t xml:space="preserve"> (skewness = 3.35) are heavily skewed, while </w:t>
       </w:r>
+      <w:proofErr w:type="spellStart"/>
       <w:r>
         <w:rPr>
           <w:b/>
         </w:rPr>
         <w:t>revenue_million</w:t>
       </w:r>
+      <w:proofErr w:type="spellEnd"/>
       <w:r>
         <w:t xml:space="preserve"> shows moderate skewness (1.25). Features such as </w:t>
       </w:r>
+      <w:proofErr w:type="spellStart"/>
       <w:r>
         <w:rPr>
           <w:b/>
         </w:rPr>
         <w:t>founder_experience_years</w:t>
       </w:r>
+      <w:proofErr w:type="spellEnd"/>
       <w:r>
         <w:t xml:space="preserve"> and </w:t>
       </w:r>
+      <w:proofErr w:type="spellStart"/>
       <w:r>
         <w:rPr>
           <w:b/>
         </w:rPr>
         <w:t>team_size</w:t>
       </w:r>
+      <w:proofErr w:type="spellEnd"/>
       <w:r>
         <w:t xml:space="preserve"> are approximately symmetric (skewness ≈ 0).</w:t>
       </w:r>
@@ -2977,12 +3058,14 @@
               <w:ind w:firstLine="400"/>
               <w:jc w:val="center"/>
             </w:pPr>
+            <w:proofErr w:type="spellStart"/>
             <w:r>
               <w:rPr>
                 <w:sz w:val="20"/>
               </w:rPr>
               <w:t>funding_rounds</w:t>
             </w:r>
+            <w:proofErr w:type="spellEnd"/>
           </w:p>
         </w:tc>
         <w:tc>
@@ -3033,12 +3116,14 @@
               <w:ind w:firstLine="400"/>
               <w:jc w:val="center"/>
             </w:pPr>
+            <w:proofErr w:type="spellStart"/>
             <w:r>
               <w:rPr>
                 <w:sz w:val="20"/>
               </w:rPr>
               <w:t>founder_experience_years</w:t>
             </w:r>
+            <w:proofErr w:type="spellEnd"/>
           </w:p>
         </w:tc>
         <w:tc>
@@ -3089,12 +3174,14 @@
               <w:ind w:firstLine="400"/>
               <w:jc w:val="center"/>
             </w:pPr>
+            <w:proofErr w:type="spellStart"/>
             <w:r>
               <w:rPr>
                 <w:sz w:val="20"/>
               </w:rPr>
               <w:t>team_size</w:t>
             </w:r>
+            <w:proofErr w:type="spellEnd"/>
           </w:p>
         </w:tc>
         <w:tc>
@@ -3145,12 +3232,14 @@
               <w:ind w:firstLine="400"/>
               <w:jc w:val="center"/>
             </w:pPr>
+            <w:proofErr w:type="spellStart"/>
             <w:r>
               <w:rPr>
                 <w:sz w:val="20"/>
               </w:rPr>
               <w:t>market_size_billion</w:t>
             </w:r>
+            <w:proofErr w:type="spellEnd"/>
           </w:p>
         </w:tc>
         <w:tc>
@@ -3201,12 +3290,14 @@
               <w:ind w:firstLine="400"/>
               <w:jc w:val="center"/>
             </w:pPr>
+            <w:proofErr w:type="spellStart"/>
             <w:r>
               <w:rPr>
                 <w:sz w:val="20"/>
               </w:rPr>
               <w:t>product_traction_users</w:t>
             </w:r>
+            <w:proofErr w:type="spellEnd"/>
           </w:p>
         </w:tc>
         <w:tc>
@@ -3257,12 +3348,14 @@
               <w:ind w:firstLine="400"/>
               <w:jc w:val="center"/>
             </w:pPr>
+            <w:proofErr w:type="spellStart"/>
             <w:r>
               <w:rPr>
                 <w:sz w:val="20"/>
               </w:rPr>
               <w:t>burn_rate_million</w:t>
             </w:r>
+            <w:proofErr w:type="spellEnd"/>
           </w:p>
         </w:tc>
         <w:tc>
@@ -3313,12 +3406,14 @@
               <w:ind w:firstLine="400"/>
               <w:jc w:val="center"/>
             </w:pPr>
+            <w:proofErr w:type="spellStart"/>
             <w:r>
               <w:rPr>
                 <w:sz w:val="20"/>
               </w:rPr>
               <w:t>revenue_million</w:t>
             </w:r>
+            <w:proofErr w:type="spellEnd"/>
           </w:p>
         </w:tc>
         <w:tc>
@@ -3382,8 +3477,13 @@
         <w:ind w:firstLine="522"/>
       </w:pPr>
       <w:bookmarkStart w:id="5" w:name="_Toc226130661"/>
-      <w:r>
-        <w:t>2.3  Feature Quality Analysis</w:t>
+      <w:proofErr w:type="gramStart"/>
+      <w:r>
+        <w:t>2.3  Feature</w:t>
+      </w:r>
+      <w:proofErr w:type="gramEnd"/>
+      <w:r>
+        <w:t xml:space="preserve"> Quality Analysis</w:t>
       </w:r>
       <w:bookmarkEnd w:id="5"/>
     </w:p>
@@ -3403,7 +3503,39 @@
         <w:t>*</w:t>
       </w:r>
       <w:r>
-        <w:t xml:space="preserve"> between each numerical feature and the target (encoded ordinally). The results, shown in Table 4, reveal that only revenue_million (r = −0.34) and product_traction_users (r = −0.32) carry meaningful signal. The remaining five features — notably market_size_billion (r = 0.001) and burn_rate_million (r = −0.001) — are essentially noise.</w:t>
+        <w:t xml:space="preserve"> between each numerical feature and the target (encoded ordinally). The results, shown in Table 4, reveal that only </w:t>
+      </w:r>
+      <w:proofErr w:type="spellStart"/>
+      <w:r>
+        <w:t>revenue_million</w:t>
+      </w:r>
+      <w:proofErr w:type="spellEnd"/>
+      <w:r>
+        <w:t xml:space="preserve"> (r = −0.34) and </w:t>
+      </w:r>
+      <w:proofErr w:type="spellStart"/>
+      <w:r>
+        <w:t>product_traction_users</w:t>
+      </w:r>
+      <w:proofErr w:type="spellEnd"/>
+      <w:r>
+        <w:t xml:space="preserve"> (r = −0.32) carry meaningful signal. The remaining five features — notably </w:t>
+      </w:r>
+      <w:proofErr w:type="spellStart"/>
+      <w:r>
+        <w:t>market_size_billion</w:t>
+      </w:r>
+      <w:proofErr w:type="spellEnd"/>
+      <w:r>
+        <w:t xml:space="preserve"> (r = 0.001) and </w:t>
+      </w:r>
+      <w:proofErr w:type="spellStart"/>
+      <w:r>
+        <w:t>burn_rate_million</w:t>
+      </w:r>
+      <w:proofErr w:type="spellEnd"/>
+      <w:r>
+        <w:t xml:space="preserve"> (r = −0.001) — are essentially noise.</w:t>
       </w:r>
     </w:p>
     <w:tbl>
@@ -3490,12 +3622,14 @@
               <w:ind w:firstLine="400"/>
               <w:jc w:val="center"/>
             </w:pPr>
+            <w:proofErr w:type="spellStart"/>
             <w:r>
               <w:rPr>
                 <w:sz w:val="20"/>
               </w:rPr>
               <w:t>revenue_million</w:t>
             </w:r>
+            <w:proofErr w:type="spellEnd"/>
           </w:p>
         </w:tc>
         <w:tc>
@@ -3546,12 +3680,14 @@
               <w:ind w:firstLine="400"/>
               <w:jc w:val="center"/>
             </w:pPr>
+            <w:proofErr w:type="spellStart"/>
             <w:r>
               <w:rPr>
                 <w:sz w:val="20"/>
               </w:rPr>
               <w:t>product_traction_users</w:t>
             </w:r>
+            <w:proofErr w:type="spellEnd"/>
           </w:p>
         </w:tc>
         <w:tc>
@@ -3602,12 +3738,14 @@
               <w:ind w:firstLine="400"/>
               <w:jc w:val="center"/>
             </w:pPr>
+            <w:proofErr w:type="spellStart"/>
             <w:r>
               <w:rPr>
                 <w:sz w:val="20"/>
               </w:rPr>
               <w:t>funding_rounds</w:t>
             </w:r>
+            <w:proofErr w:type="spellEnd"/>
           </w:p>
         </w:tc>
         <w:tc>
@@ -3658,12 +3796,14 @@
               <w:ind w:firstLine="400"/>
               <w:jc w:val="center"/>
             </w:pPr>
+            <w:proofErr w:type="spellStart"/>
             <w:r>
               <w:rPr>
                 <w:sz w:val="20"/>
               </w:rPr>
               <w:t>founder_experience_years</w:t>
             </w:r>
+            <w:proofErr w:type="spellEnd"/>
           </w:p>
         </w:tc>
         <w:tc>
@@ -3714,12 +3854,14 @@
               <w:ind w:firstLine="400"/>
               <w:jc w:val="center"/>
             </w:pPr>
+            <w:proofErr w:type="spellStart"/>
             <w:r>
               <w:rPr>
                 <w:sz w:val="20"/>
               </w:rPr>
               <w:t>team_size</w:t>
             </w:r>
+            <w:proofErr w:type="spellEnd"/>
           </w:p>
         </w:tc>
         <w:tc>
@@ -3770,12 +3912,14 @@
               <w:ind w:firstLine="400"/>
               <w:jc w:val="center"/>
             </w:pPr>
+            <w:proofErr w:type="spellStart"/>
             <w:r>
               <w:rPr>
                 <w:sz w:val="20"/>
               </w:rPr>
               <w:t>burn_rate_million</w:t>
             </w:r>
+            <w:proofErr w:type="spellEnd"/>
           </w:p>
         </w:tc>
         <w:tc>
@@ -3826,12 +3970,14 @@
               <w:ind w:firstLine="400"/>
               <w:jc w:val="center"/>
             </w:pPr>
+            <w:proofErr w:type="spellStart"/>
             <w:r>
               <w:rPr>
                 <w:sz w:val="20"/>
               </w:rPr>
               <w:t>market_size_billion</w:t>
             </w:r>
+            <w:proofErr w:type="spellEnd"/>
           </w:p>
         </w:tc>
         <w:tc>
@@ -3892,7 +4038,23 @@
       </w:pPr>
       <w:r>
         <w:lastRenderedPageBreak/>
-        <w:t>Furthermore, the maximum inter-feature Pearson correlation is 0.714 (between revenue_million and product_traction_users), but most pairs are near zero. This absence of natural structure limits the discriminative power of all models trained on this data.</w:t>
+        <w:t xml:space="preserve">Furthermore, the maximum inter-feature Pearson correlation is 0.714 (between </w:t>
+      </w:r>
+      <w:proofErr w:type="spellStart"/>
+      <w:r>
+        <w:t>revenue_million</w:t>
+      </w:r>
+      <w:proofErr w:type="spellEnd"/>
+      <w:r>
+        <w:t xml:space="preserve"> and </w:t>
+      </w:r>
+      <w:proofErr w:type="spellStart"/>
+      <w:r>
+        <w:t>product_traction_users</w:t>
+      </w:r>
+      <w:proofErr w:type="spellEnd"/>
+      <w:r>
+        <w:t>), but most pairs are near zero. This absence of natural structure limits the discriminative power of all models trained on this data.</w:t>
       </w:r>
     </w:p>
     <w:p>
@@ -3916,7 +4078,23 @@
         <w:ind w:firstLine="440"/>
       </w:pPr>
       <w:r>
-        <w:t>We built a modular preprocessing pipeline using scikit-learn's Pipeline and ColumnTransformer (following the TD07 pattern), which ensures identical transformations are applied at training and inference time with no data leakage.</w:t>
+        <w:t>We built a modular preprocessing pipeline using scikit-</w:t>
+      </w:r>
+      <w:proofErr w:type="spellStart"/>
+      <w:r>
+        <w:t>learn's</w:t>
+      </w:r>
+      <w:proofErr w:type="spellEnd"/>
+      <w:r>
+        <w:t xml:space="preserve"> Pipeline and </w:t>
+      </w:r>
+      <w:proofErr w:type="spellStart"/>
+      <w:r>
+        <w:t>ColumnTransformer</w:t>
+      </w:r>
+      <w:proofErr w:type="spellEnd"/>
+      <w:r>
+        <w:t xml:space="preserve"> (following the TD07 pattern), which ensures identical transformations are applied at training and inference time with no data leakage.</w:t>
       </w:r>
     </w:p>
     <w:p>
@@ -3931,7 +4109,15 @@
         <w:t>Numerical features</w:t>
       </w:r>
       <w:r>
-        <w:t xml:space="preserve"> were transformed with log1p (to reduce skewness) followed by StandardScaler (zero mean, unit variance). </w:t>
+        <w:t xml:space="preserve"> were transformed with log1p (to reduce skewness) followed by </w:t>
+      </w:r>
+      <w:proofErr w:type="spellStart"/>
+      <w:r>
+        <w:t>StandardScaler</w:t>
+      </w:r>
+      <w:proofErr w:type="spellEnd"/>
+      <w:r>
+        <w:t xml:space="preserve"> (zero mean, unit variance). </w:t>
       </w:r>
       <w:r>
         <w:rPr>
@@ -3940,7 +4126,31 @@
         <w:t>Categorical features</w:t>
       </w:r>
       <w:r>
-        <w:t xml:space="preserve"> (investor_type, sector, founder_background) were encoded with OrdinalEncoder, assigning an integer rank to each category. The dataset was split 80/20 into training (80,000 samples) and test sets (20,000 samples) using stratified sampling to preserve class proportions.</w:t>
+        <w:t xml:space="preserve"> (</w:t>
+      </w:r>
+      <w:proofErr w:type="spellStart"/>
+      <w:r>
+        <w:t>investor_type</w:t>
+      </w:r>
+      <w:proofErr w:type="spellEnd"/>
+      <w:r>
+        <w:t xml:space="preserve">, sector, </w:t>
+      </w:r>
+      <w:proofErr w:type="spellStart"/>
+      <w:r>
+        <w:t>founder_background</w:t>
+      </w:r>
+      <w:proofErr w:type="spellEnd"/>
+      <w:r>
+        <w:t xml:space="preserve">) were encoded with </w:t>
+      </w:r>
+      <w:proofErr w:type="spellStart"/>
+      <w:r>
+        <w:t>OrdinalEncoder</w:t>
+      </w:r>
+      <w:proofErr w:type="spellEnd"/>
+      <w:r>
+        <w:t>, assigning an integer rank to each category. The dataset was split 80/20 into training (80,000 samples) and test sets (20,000 samples) using stratified sampling to preserve class proportions.</w:t>
       </w:r>
     </w:p>
     <w:p>
@@ -3964,7 +4174,47 @@
         <w:ind w:firstLine="440"/>
       </w:pPr>
       <w:r>
-        <w:t xml:space="preserve">We evaluated four classifiers: k-Nearest Neighbours (k-NN), Decision Tree, Logistic Regression, and Linear Discriminant Analysis (LDA). k-NN and Decision Tree were tuned via GridSearchCV with 5-fold StratifiedKFold. Logistic Regression and LDA were evaluated directly with cross_val_score (no hyperparameter grid), following the course approach: LR uses max_iter=1000 with default </w:t>
+        <w:t xml:space="preserve">We evaluated four classifiers: k-Nearest </w:t>
+      </w:r>
+      <w:proofErr w:type="spellStart"/>
+      <w:r>
+        <w:t>Neighbours</w:t>
+      </w:r>
+      <w:proofErr w:type="spellEnd"/>
+      <w:r>
+        <w:t xml:space="preserve"> (k-NN), Decision Tree, Logistic Regression, and Linear Discriminant Analysis (LDA). k-NN and Decision Tree were tuned via </w:t>
+      </w:r>
+      <w:proofErr w:type="spellStart"/>
+      <w:r>
+        <w:t>GridSearchCV</w:t>
+      </w:r>
+      <w:proofErr w:type="spellEnd"/>
+      <w:r>
+        <w:t xml:space="preserve"> with 5-fold </w:t>
+      </w:r>
+      <w:proofErr w:type="spellStart"/>
+      <w:r>
+        <w:t>StratifiedKFold</w:t>
+      </w:r>
+      <w:proofErr w:type="spellEnd"/>
+      <w:r>
+        <w:t xml:space="preserve">. Logistic Regression and LDA were evaluated directly with </w:t>
+      </w:r>
+      <w:proofErr w:type="spellStart"/>
+      <w:r>
+        <w:t>cross_val_score</w:t>
+      </w:r>
+      <w:proofErr w:type="spellEnd"/>
+      <w:r>
+        <w:t xml:space="preserve"> (no hyperparameter grid), following the course approach: LR uses </w:t>
+      </w:r>
+      <w:proofErr w:type="spellStart"/>
+      <w:r>
+        <w:t>max_iter</w:t>
+      </w:r>
+      <w:proofErr w:type="spellEnd"/>
+      <w:r>
+        <w:t xml:space="preserve">=1000 with default </w:t>
       </w:r>
       <w:r>
         <w:t>regularization</w:t>
@@ -3979,8 +4229,13 @@
         <w:ind w:firstLine="522"/>
       </w:pPr>
       <w:bookmarkStart w:id="8" w:name="_Toc226130664"/>
-      <w:r>
-        <w:t>4.1  Hyperparameter Tuning</w:t>
+      <w:proofErr w:type="gramStart"/>
+      <w:r>
+        <w:t>4.1  Hyperparameter</w:t>
+      </w:r>
+      <w:proofErr w:type="gramEnd"/>
+      <w:r>
+        <w:t xml:space="preserve"> Tuning</w:t>
       </w:r>
       <w:bookmarkEnd w:id="8"/>
     </w:p>
@@ -3990,7 +4245,15 @@
         <w:ind w:firstLine="440"/>
       </w:pPr>
       <w:r>
-        <w:t>Table 5 summarises the best hyperparameters and cross-validated accuracy for each model.</w:t>
+        <w:t xml:space="preserve">Table 5 </w:t>
+      </w:r>
+      <w:proofErr w:type="spellStart"/>
+      <w:r>
+        <w:t>summarises</w:t>
+      </w:r>
+      <w:proofErr w:type="spellEnd"/>
+      <w:r>
+        <w:t xml:space="preserve"> the best hyperparameters and cross-validated accuracy for each model.</w:t>
       </w:r>
     </w:p>
     <w:tbl>
@@ -4117,7 +4380,21 @@
               <w:rPr>
                 <w:sz w:val="20"/>
               </w:rPr>
-              <w:t>k ∈ {3,5,7,…,201}</w:t>
+              <w:t>k ∈ {3,</w:t>
+            </w:r>
+            <w:proofErr w:type="gramStart"/>
+            <w:r>
+              <w:rPr>
+                <w:sz w:val="20"/>
+              </w:rPr>
+              <w:t>5,7,…</w:t>
+            </w:r>
+            <w:proofErr w:type="gramEnd"/>
+            <w:r>
+              <w:rPr>
+                <w:sz w:val="20"/>
+              </w:rPr>
+              <w:t>,201}</w:t>
             </w:r>
           </w:p>
         </w:tc>
@@ -4186,12 +4463,42 @@
               <w:ind w:firstLine="400"/>
               <w:jc w:val="center"/>
             </w:pPr>
-            <w:r>
-              <w:rPr>
-                <w:sz w:val="20"/>
-              </w:rPr>
-              <w:t>max_depth ∈ {5,10,15,20,None}, min_split</w:t>
-            </w:r>
+            <w:proofErr w:type="spellStart"/>
+            <w:r>
+              <w:rPr>
+                <w:sz w:val="20"/>
+              </w:rPr>
+              <w:t>max_depth</w:t>
+            </w:r>
+            <w:proofErr w:type="spellEnd"/>
+            <w:r>
+              <w:rPr>
+                <w:sz w:val="20"/>
+              </w:rPr>
+              <w:t xml:space="preserve"> ∈ {5,10,15,</w:t>
+            </w:r>
+            <w:proofErr w:type="gramStart"/>
+            <w:r>
+              <w:rPr>
+                <w:sz w:val="20"/>
+              </w:rPr>
+              <w:t>20,None</w:t>
+            </w:r>
+            <w:proofErr w:type="gramEnd"/>
+            <w:r>
+              <w:rPr>
+                <w:sz w:val="20"/>
+              </w:rPr>
+              <w:t xml:space="preserve">}, </w:t>
+            </w:r>
+            <w:proofErr w:type="spellStart"/>
+            <w:r>
+              <w:rPr>
+                <w:sz w:val="20"/>
+              </w:rPr>
+              <w:t>min_split</w:t>
+            </w:r>
+            <w:proofErr w:type="spellEnd"/>
           </w:p>
         </w:tc>
         <w:tc>
@@ -4203,11 +4510,33 @@
               <w:ind w:firstLine="400"/>
               <w:jc w:val="center"/>
             </w:pPr>
-            <w:r>
-              <w:rPr>
-                <w:sz w:val="20"/>
-              </w:rPr>
-              <w:t>max_depth=10, min_split=50</w:t>
+            <w:proofErr w:type="spellStart"/>
+            <w:r>
+              <w:rPr>
+                <w:sz w:val="20"/>
+              </w:rPr>
+              <w:t>max_depth</w:t>
+            </w:r>
+            <w:proofErr w:type="spellEnd"/>
+            <w:r>
+              <w:rPr>
+                <w:sz w:val="20"/>
+              </w:rPr>
+              <w:t xml:space="preserve">=10, </w:t>
+            </w:r>
+            <w:proofErr w:type="spellStart"/>
+            <w:r>
+              <w:rPr>
+                <w:sz w:val="20"/>
+              </w:rPr>
+              <w:t>min_split</w:t>
+            </w:r>
+            <w:proofErr w:type="spellEnd"/>
+            <w:r>
+              <w:rPr>
+                <w:sz w:val="20"/>
+              </w:rPr>
+              <w:t>=50</w:t>
             </w:r>
           </w:p>
         </w:tc>
@@ -4263,7 +4592,21 @@
               <w:rPr>
                 <w:sz w:val="20"/>
               </w:rPr>
-              <w:t>no tuning (max_iter=1000)</w:t>
+              <w:t>no tuning (</w:t>
+            </w:r>
+            <w:proofErr w:type="spellStart"/>
+            <w:r>
+              <w:rPr>
+                <w:sz w:val="20"/>
+              </w:rPr>
+              <w:t>max_iter</w:t>
+            </w:r>
+            <w:proofErr w:type="spellEnd"/>
+            <w:r>
+              <w:rPr>
+                <w:sz w:val="20"/>
+              </w:rPr>
+              <w:t>=1000)</w:t>
             </w:r>
           </w:p>
         </w:tc>
@@ -4538,7 +4881,27 @@
           <w:sz w:val="18"/>
           <w:szCs w:val="18"/>
         </w:rPr>
-        <w:t xml:space="preserve"> — CV accuracy comparison for all four tuned models (5-fold StratifiedKFold).</w:t>
+        <w:t xml:space="preserve"> — CV accuracy comparison for all four tuned models (5-fold </w:t>
+      </w:r>
+      <w:proofErr w:type="spellStart"/>
+      <w:r>
+        <w:rPr>
+          <w:i/>
+          <w:color w:val="646464"/>
+          <w:sz w:val="18"/>
+          <w:szCs w:val="18"/>
+        </w:rPr>
+        <w:t>StratifiedKFold</w:t>
+      </w:r>
+      <w:proofErr w:type="spellEnd"/>
+      <w:r>
+        <w:rPr>
+          <w:i/>
+          <w:color w:val="646464"/>
+          <w:sz w:val="18"/>
+          <w:szCs w:val="18"/>
+        </w:rPr>
+        <w:t>).</w:t>
       </w:r>
     </w:p>
     <w:p>
@@ -4553,8 +4916,13 @@
         <w:ind w:firstLine="522"/>
       </w:pPr>
       <w:bookmarkStart w:id="9" w:name="_Toc226130665"/>
-      <w:r>
-        <w:t>4.2  Model Comparison</w:t>
+      <w:proofErr w:type="gramStart"/>
+      <w:r>
+        <w:t>4.2  Model</w:t>
+      </w:r>
+      <w:proofErr w:type="gramEnd"/>
+      <w:r>
+        <w:t xml:space="preserve"> Comparison</w:t>
       </w:r>
       <w:bookmarkEnd w:id="9"/>
     </w:p>
@@ -4587,8 +4955,13 @@
         <w:ind w:firstLine="522"/>
       </w:pPr>
       <w:bookmarkStart w:id="10" w:name="_Toc226130666"/>
-      <w:r>
-        <w:t>4.3  Final Model Evaluation — Logistic Regression</w:t>
+      <w:proofErr w:type="gramStart"/>
+      <w:r>
+        <w:t>4.3  Final</w:t>
+      </w:r>
+      <w:proofErr w:type="gramEnd"/>
+      <w:r>
+        <w:t xml:space="preserve"> Model Evaluation — Logistic Regression</w:t>
       </w:r>
       <w:bookmarkEnd w:id="10"/>
     </w:p>
@@ -5272,7 +5645,23 @@
         <w:ind w:firstLine="440"/>
       </w:pPr>
       <w:r>
-        <w:t>The model performs well on Failure (F1 = 0.775) and reasonably on Acquisition (F1 = 0.682), but struggles with IPO (F1 = 0.296, Recall = 0.190). The low recall for IPO is a direct consequence of class imbalance: with only 2.1% of samples, the model rarely predicts this class. The ROC curves (one-vs-rest) confirm this, and feature importances show that revenue_million and product_traction_users dominate the decision boundary.</w:t>
+        <w:t xml:space="preserve">The model performs well on Failure (F1 = 0.775) and reasonably on Acquisition (F1 = 0.682), but struggles with IPO (F1 = 0.296, Recall = 0.190). The low recall for IPO is a direct consequence of class imbalance: with only 2.1% of samples, the model rarely predicts this class. The ROC curves (one-vs-rest) confirm this, and feature importances show that </w:t>
+      </w:r>
+      <w:proofErr w:type="spellStart"/>
+      <w:r>
+        <w:t>revenue_million</w:t>
+      </w:r>
+      <w:proofErr w:type="spellEnd"/>
+      <w:r>
+        <w:t xml:space="preserve"> and </w:t>
+      </w:r>
+      <w:proofErr w:type="spellStart"/>
+      <w:r>
+        <w:t>product_traction_users</w:t>
+      </w:r>
+      <w:proofErr w:type="spellEnd"/>
+      <w:r>
+        <w:t xml:space="preserve"> dominate the decision boundary.</w:t>
       </w:r>
     </w:p>
     <w:p>
@@ -5394,7 +5783,15 @@
         <w:t>summarizes</w:t>
       </w:r>
       <w:r>
-        <w:t xml:space="preserve"> the GridSearchCV results on the binary dataset.</w:t>
+        <w:t xml:space="preserve"> the </w:t>
+      </w:r>
+      <w:proofErr w:type="spellStart"/>
+      <w:r>
+        <w:t>GridSearchCV</w:t>
+      </w:r>
+      <w:proofErr w:type="spellEnd"/>
+      <w:r>
+        <w:t xml:space="preserve"> results on the binary dataset.</w:t>
       </w:r>
     </w:p>
     <w:tbl>
@@ -5554,11 +5951,33 @@
               <w:ind w:firstLine="400"/>
               <w:jc w:val="center"/>
             </w:pPr>
-            <w:r>
-              <w:rPr>
-                <w:sz w:val="20"/>
-              </w:rPr>
-              <w:t>max_depth=10, min_split=50</w:t>
+            <w:proofErr w:type="spellStart"/>
+            <w:r>
+              <w:rPr>
+                <w:sz w:val="20"/>
+              </w:rPr>
+              <w:t>max_depth</w:t>
+            </w:r>
+            <w:proofErr w:type="spellEnd"/>
+            <w:r>
+              <w:rPr>
+                <w:sz w:val="20"/>
+              </w:rPr>
+              <w:t xml:space="preserve">=10, </w:t>
+            </w:r>
+            <w:proofErr w:type="spellStart"/>
+            <w:r>
+              <w:rPr>
+                <w:sz w:val="20"/>
+              </w:rPr>
+              <w:t>min_split</w:t>
+            </w:r>
+            <w:proofErr w:type="spellEnd"/>
+            <w:r>
+              <w:rPr>
+                <w:sz w:val="20"/>
+              </w:rPr>
+              <w:t>=50</w:t>
             </w:r>
           </w:p>
         </w:tc>
@@ -5670,7 +6089,21 @@
               <w:rPr>
                 <w:sz w:val="20"/>
               </w:rPr>
-              <w:t>no tuning (max_iter=1000)</w:t>
+              <w:t>no tuning (</w:t>
+            </w:r>
+            <w:proofErr w:type="spellStart"/>
+            <w:r>
+              <w:rPr>
+                <w:sz w:val="20"/>
+              </w:rPr>
+              <w:t>max_iter</w:t>
+            </w:r>
+            <w:proofErr w:type="spellEnd"/>
+            <w:r>
+              <w:rPr>
+                <w:sz w:val="20"/>
+              </w:rPr>
+              <w:t>=1000)</w:t>
             </w:r>
           </w:p>
         </w:tc>
@@ -5705,7 +6138,25 @@
           <w:color w:val="646464"/>
           <w:sz w:val="18"/>
         </w:rPr>
-        <w:t>Table 7 — Binary classification GridSearchCV results.</w:t>
+        <w:t xml:space="preserve">Table 7 — Binary classification </w:t>
+      </w:r>
+      <w:proofErr w:type="spellStart"/>
+      <w:r>
+        <w:rPr>
+          <w:i/>
+          <w:color w:val="646464"/>
+          <w:sz w:val="18"/>
+        </w:rPr>
+        <w:t>GridSearchCV</w:t>
+      </w:r>
+      <w:proofErr w:type="spellEnd"/>
+      <w:r>
+        <w:rPr>
+          <w:i/>
+          <w:color w:val="646464"/>
+          <w:sz w:val="18"/>
+        </w:rPr>
+        <w:t xml:space="preserve"> results.</w:t>
       </w:r>
     </w:p>
     <w:p>
@@ -6443,8 +6894,13 @@
         <w:ind w:firstLine="522"/>
       </w:pPr>
       <w:bookmarkStart w:id="13" w:name="_Toc226130669"/>
-      <w:r>
-        <w:t>5.1  PCA — Variance Analysis</w:t>
+      <w:proofErr w:type="gramStart"/>
+      <w:r>
+        <w:t>5.1  PCA</w:t>
+      </w:r>
+      <w:proofErr w:type="gramEnd"/>
+      <w:r>
+        <w:t xml:space="preserve"> — Variance Analysis</w:t>
       </w:r>
       <w:bookmarkEnd w:id="13"/>
     </w:p>
@@ -6723,9 +7179,14 @@
         <w:ind w:firstLine="522"/>
       </w:pPr>
       <w:bookmarkStart w:id="14" w:name="_Toc226130670"/>
+      <w:proofErr w:type="gramStart"/>
       <w:r>
         <w:lastRenderedPageBreak/>
-        <w:t>5.2  Choosing k — Comparing k=2 and k=3</w:t>
+        <w:t>5.2  Choosing</w:t>
+      </w:r>
+      <w:proofErr w:type="gramEnd"/>
+      <w:r>
+        <w:t xml:space="preserve"> k — Comparing k=2 and k=3</w:t>
       </w:r>
       <w:bookmarkEnd w:id="14"/>
     </w:p>
@@ -7107,6 +7568,7 @@
         <w:ind w:firstLine="522"/>
       </w:pPr>
       <w:bookmarkStart w:id="15" w:name="_Toc226130671"/>
+      <w:proofErr w:type="gramStart"/>
       <w:r>
         <w:t>5.</w:t>
       </w:r>
@@ -7118,7 +7580,11 @@
         <w:t>3</w:t>
       </w:r>
       <w:r>
-        <w:t xml:space="preserve">  k=2 vs Failure / Non-Failure</w:t>
+        <w:t xml:space="preserve">  k</w:t>
+      </w:r>
+      <w:proofErr w:type="gramEnd"/>
+      <w:r>
+        <w:t>=2 vs Failure / Non-Failure</w:t>
       </w:r>
       <w:bookmarkEnd w:id="15"/>
     </w:p>
@@ -7128,7 +7594,15 @@
         <w:ind w:firstLine="440"/>
       </w:pPr>
       <w:r>
-        <w:t>As a sanity check, we compare k=2 clusters with a binary outcome grouping (Failure vs Non-Failure). Table 13 shows the composition.</w:t>
+        <w:t xml:space="preserve">As a sanity check, we compare k=2 clusters with a binary outcome grouping (Failure vs </w:t>
+      </w:r>
+      <w:proofErr w:type="gramStart"/>
+      <w:r>
+        <w:t>Non-Failure</w:t>
+      </w:r>
+      <w:proofErr w:type="gramEnd"/>
+      <w:r>
+        <w:t>). Table 13 shows the composition.</w:t>
       </w:r>
     </w:p>
     <w:tbl>
@@ -7289,8 +7763,16 @@
               <w:rPr>
                 <w:sz w:val="20"/>
               </w:rPr>
-              <w:t>Mostly Non-Failure</w:t>
-            </w:r>
+              <w:t xml:space="preserve">Mostly </w:t>
+            </w:r>
+            <w:proofErr w:type="gramStart"/>
+            <w:r>
+              <w:rPr>
+                <w:sz w:val="20"/>
+              </w:rPr>
+              <w:t>Non-Failure</w:t>
+            </w:r>
+            <w:proofErr w:type="gramEnd"/>
           </w:p>
         </w:tc>
       </w:tr>
@@ -7532,6 +8014,7 @@
         <w:ind w:firstLine="522"/>
       </w:pPr>
       <w:bookmarkStart w:id="16" w:name="_Toc226130672"/>
+      <w:proofErr w:type="gramStart"/>
       <w:r>
         <w:lastRenderedPageBreak/>
         <w:t>5.</w:t>
@@ -7544,7 +8027,11 @@
         <w:t>4</w:t>
       </w:r>
       <w:r>
-        <w:t xml:space="preserve">  Cluster Profiles</w:t>
+        <w:t xml:space="preserve">  Cluster</w:t>
+      </w:r>
+      <w:proofErr w:type="gramEnd"/>
+      <w:r>
+        <w:t xml:space="preserve"> Profiles</w:t>
       </w:r>
       <w:bookmarkEnd w:id="16"/>
     </w:p>
@@ -7660,12 +8147,14 @@
               <w:ind w:firstLine="400"/>
               <w:jc w:val="center"/>
             </w:pPr>
+            <w:proofErr w:type="spellStart"/>
             <w:r>
               <w:rPr>
                 <w:sz w:val="20"/>
               </w:rPr>
               <w:t>revenue_million</w:t>
             </w:r>
+            <w:proofErr w:type="spellEnd"/>
           </w:p>
         </w:tc>
         <w:tc>
@@ -7733,12 +8222,14 @@
               <w:ind w:firstLine="400"/>
               <w:jc w:val="center"/>
             </w:pPr>
+            <w:proofErr w:type="spellStart"/>
             <w:r>
               <w:rPr>
                 <w:sz w:val="20"/>
               </w:rPr>
               <w:t>product_traction_users</w:t>
             </w:r>
+            <w:proofErr w:type="spellEnd"/>
           </w:p>
         </w:tc>
         <w:tc>
@@ -7806,12 +8297,14 @@
               <w:ind w:firstLine="400"/>
               <w:jc w:val="center"/>
             </w:pPr>
+            <w:proofErr w:type="spellStart"/>
             <w:r>
               <w:rPr>
                 <w:sz w:val="20"/>
               </w:rPr>
               <w:t>founder_experience_years</w:t>
             </w:r>
+            <w:proofErr w:type="spellEnd"/>
           </w:p>
         </w:tc>
         <w:tc>
@@ -7879,12 +8372,14 @@
               <w:ind w:firstLine="400"/>
               <w:jc w:val="center"/>
             </w:pPr>
+            <w:proofErr w:type="spellStart"/>
             <w:r>
               <w:rPr>
                 <w:sz w:val="20"/>
               </w:rPr>
               <w:t>funding_rounds</w:t>
             </w:r>
+            <w:proofErr w:type="spellEnd"/>
           </w:p>
         </w:tc>
         <w:tc>
@@ -7952,12 +8447,14 @@
               <w:ind w:firstLine="400"/>
               <w:jc w:val="center"/>
             </w:pPr>
+            <w:proofErr w:type="spellStart"/>
             <w:r>
               <w:rPr>
                 <w:sz w:val="20"/>
               </w:rPr>
               <w:t>team_size</w:t>
             </w:r>
+            <w:proofErr w:type="spellEnd"/>
           </w:p>
         </w:tc>
         <w:tc>
@@ -8025,12 +8522,14 @@
               <w:ind w:firstLine="400"/>
               <w:jc w:val="center"/>
             </w:pPr>
+            <w:proofErr w:type="spellStart"/>
             <w:r>
               <w:rPr>
                 <w:sz w:val="20"/>
               </w:rPr>
               <w:t>market_size_billion</w:t>
             </w:r>
+            <w:proofErr w:type="spellEnd"/>
           </w:p>
         </w:tc>
         <w:tc>
@@ -8098,12 +8597,14 @@
               <w:ind w:firstLine="400"/>
               <w:jc w:val="center"/>
             </w:pPr>
+            <w:proofErr w:type="spellStart"/>
             <w:r>
               <w:rPr>
                 <w:sz w:val="20"/>
               </w:rPr>
               <w:t>burn_rate_million</w:t>
             </w:r>
+            <w:proofErr w:type="spellEnd"/>
           </w:p>
         </w:tc>
         <w:tc>
@@ -8198,7 +8699,39 @@
         <w:ind w:firstLine="440"/>
       </w:pPr>
       <w:r>
-        <w:t>The clusters are differentiated almost exclusively by revenue and product traction. team_size, market_size_billion, burn_rate_million, and funding_rounds are nearly identical across all three clusters, confirming they carry no structural information.</w:t>
+        <w:t xml:space="preserve">The clusters are differentiated almost exclusively by revenue and product traction. </w:t>
+      </w:r>
+      <w:proofErr w:type="spellStart"/>
+      <w:r>
+        <w:t>team_size</w:t>
+      </w:r>
+      <w:proofErr w:type="spellEnd"/>
+      <w:r>
+        <w:t xml:space="preserve">, </w:t>
+      </w:r>
+      <w:proofErr w:type="spellStart"/>
+      <w:r>
+        <w:t>market_size_billion</w:t>
+      </w:r>
+      <w:proofErr w:type="spellEnd"/>
+      <w:r>
+        <w:t xml:space="preserve">, </w:t>
+      </w:r>
+      <w:proofErr w:type="spellStart"/>
+      <w:r>
+        <w:t>burn_rate_million</w:t>
+      </w:r>
+      <w:proofErr w:type="spellEnd"/>
+      <w:r>
+        <w:t xml:space="preserve">, and </w:t>
+      </w:r>
+      <w:proofErr w:type="spellStart"/>
+      <w:r>
+        <w:t>funding_rounds</w:t>
+      </w:r>
+      <w:proofErr w:type="spellEnd"/>
+      <w:r>
+        <w:t xml:space="preserve"> are nearly identical across all three clusters, confirming they carry no structural information.</w:t>
       </w:r>
     </w:p>
     <w:p>
@@ -8294,6 +8827,7 @@
         <w:ind w:firstLine="522"/>
       </w:pPr>
       <w:bookmarkStart w:id="17" w:name="_Toc226130673"/>
+      <w:proofErr w:type="gramStart"/>
       <w:r>
         <w:t>5.</w:t>
       </w:r>
@@ -8305,7 +8839,11 @@
         <w:t>5</w:t>
       </w:r>
       <w:r>
-        <w:t xml:space="preserve">  Cluster Archetypes</w:t>
+        <w:t xml:space="preserve">  Cluster</w:t>
+      </w:r>
+      <w:proofErr w:type="gramEnd"/>
+      <w:r>
+        <w:t xml:space="preserve"> Archetypes</w:t>
       </w:r>
       <w:bookmarkEnd w:id="17"/>
     </w:p>
@@ -8767,8 +9305,13 @@
         <w:ind w:firstLine="522"/>
       </w:pPr>
       <w:bookmarkStart w:id="18" w:name="_Toc226130674"/>
-      <w:r>
-        <w:t>5.6  Hierarchical Clustering</w:t>
+      <w:proofErr w:type="gramStart"/>
+      <w:r>
+        <w:t>5.6  Hierarchical</w:t>
+      </w:r>
+      <w:proofErr w:type="gramEnd"/>
+      <w:r>
+        <w:t xml:space="preserve"> Clustering</w:t>
       </w:r>
       <w:bookmarkEnd w:id="18"/>
     </w:p>
@@ -8778,7 +9321,15 @@
         <w:ind w:firstLine="440"/>
       </w:pPr>
       <w:r>
-        <w:t xml:space="preserve">We applied Agglomerative Clustering with Ward linkage on a 2,000-row subsample. The dendrogram was reconstructed from the sklearn model using the TD06 method. With k=3, the hierarchical solution produces a more imbalanced partition (Cluster 0: 78%, Cluster 1: 15%, Cluster 2: 7%) compared to K-Means (53/27/20%). This is expected: Ward linkage </w:t>
+        <w:t xml:space="preserve">We applied Agglomerative Clustering with Ward linkage on a 2,000-row subsample. The dendrogram was reconstructed from the </w:t>
+      </w:r>
+      <w:proofErr w:type="spellStart"/>
+      <w:r>
+        <w:t>sklearn</w:t>
+      </w:r>
+      <w:proofErr w:type="spellEnd"/>
+      <w:r>
+        <w:t xml:space="preserve"> model using the TD06 method. With k=3, the hierarchical solution produces a more imbalanced partition (Cluster 0: 78%, Cluster 1: 15%, Cluster 2: 7%) compared to K-Means (53/27/20%). This is expected: Ward linkage </w:t>
       </w:r>
       <w:r>
         <w:t>minimizes</w:t>
@@ -8908,7 +9459,7 @@
       </w:r>
       <w:r>
         <w:rPr>
-          <w:rFonts w:eastAsia="宋体" w:hint="eastAsia"/>
+          <w:rFonts w:eastAsia="宋体"/>
           <w:i/>
           <w:color w:val="646464"/>
           <w:sz w:val="18"/>
@@ -8922,7 +9473,15 @@
           <w:color w:val="646464"/>
           <w:sz w:val="18"/>
         </w:rPr>
-        <w:t xml:space="preserve"> samples)</w:t>
+        <w:t>samples</w:t>
+      </w:r>
+      <w:r>
+        <w:rPr>
+          <w:i/>
+          <w:color w:val="646464"/>
+          <w:sz w:val="18"/>
+        </w:rPr>
+        <w:t>)</w:t>
       </w:r>
     </w:p>
     <w:p>

--- a/scientificProject1/report/startup_success_report.docx
+++ b/scientificProject1/report/startup_success_report.docx
@@ -1743,7 +1743,27 @@
         <w:ind w:firstLine="440"/>
       </w:pPr>
       <w:r>
-        <w:t>Predicting whether a startup will succeed is a challenging and economically important problem. In this project, we apply both supervised and unsupervised machine learning methods to a dataset of 100,000 startup profiles sourced from Kaggle. Each sample is described by 7 numerical features — funding rounds, founder experience, team size, market size, product traction, burn rate, and revenue — along with 3 categorical features: investor type, sector, and founder background.</w:t>
+        <w:t xml:space="preserve">Predicting whether a startup will succeed is a challenging and economically important problem. In this project, we apply both supervised and unsupervised machine learning methods to a dataset of 100,000 startup profiles sourced from Kaggle. Each sample is described by 7 numerical features </w:t>
+      </w:r>
+      <w:r>
+        <w:rPr>
+          <w:rFonts w:eastAsia="宋体" w:hint="eastAsia"/>
+          <w:lang w:eastAsia="zh-CN"/>
+        </w:rPr>
+        <w:t xml:space="preserve">such as </w:t>
+      </w:r>
+      <w:r>
+        <w:t>funding rounds, founder experience, team size, market size, product traction, burn rate, and revenue</w:t>
+      </w:r>
+      <w:r>
+        <w:rPr>
+          <w:rFonts w:eastAsia="宋体" w:hint="eastAsia"/>
+          <w:lang w:eastAsia="zh-CN"/>
+        </w:rPr>
+        <w:t xml:space="preserve">, </w:t>
+      </w:r>
+      <w:r>
+        <w:t>along with 3 categorical features: investor type, sector, and founder background.</w:t>
       </w:r>
     </w:p>
     <w:p>
@@ -2621,7 +2641,27 @@
         <w:ind w:firstLine="440"/>
       </w:pPr>
       <w:r>
-        <w:t>The target variable is severely imbalanced. As shown in Table 2, Failure accounts for 55.6% of samples, Acquisition for 42.3%, and IPO for only 2.1% (2,055 samples). This imbalance — particularly the rarity of IPO — has direct consequences for model performance: classifiers trained without special treatment tend to under-predict IPOs.</w:t>
+        <w:t>The target variable is severely imbalanced. As shown in Table 2, Failure accounts for 55.6% of samples, Acquisition for 42.3%, and IPO for only 2.1% (2,055 samples). This imbalance</w:t>
+      </w:r>
+      <w:r>
+        <w:rPr>
+          <w:rFonts w:eastAsia="宋体" w:hint="eastAsia"/>
+          <w:lang w:eastAsia="zh-CN"/>
+        </w:rPr>
+        <w:t xml:space="preserve">, </w:t>
+      </w:r>
+      <w:r>
+        <w:t>particularly the rarity of IPO</w:t>
+      </w:r>
+      <w:r>
+        <w:rPr>
+          <w:rFonts w:eastAsia="宋体" w:hint="eastAsia"/>
+          <w:lang w:eastAsia="zh-CN"/>
+        </w:rPr>
+        <w:t xml:space="preserve">, </w:t>
+      </w:r>
+      <w:r>
+        <w:t>has direct consequences for model performance: classifiers trained without special treatment tend to under-predict IPOs.</w:t>
       </w:r>
     </w:p>
     <w:tbl>
@@ -3519,11 +3559,21 @@
       </w:r>
       <w:proofErr w:type="spellEnd"/>
       <w:r>
-        <w:t xml:space="preserve"> (r = −0.32) carry meaningful signal. The remaining five features — notably </w:t>
+        <w:t xml:space="preserve"> (r = −0.32) carry meaningful signal. The remaining five features</w:t>
+      </w:r>
+      <w:r>
+        <w:rPr>
+          <w:rFonts w:eastAsia="宋体" w:hint="eastAsia"/>
+          <w:lang w:eastAsia="zh-CN"/>
+        </w:rPr>
+        <w:t xml:space="preserve">, </w:t>
+      </w:r>
+      <w:r>
+        <w:t>notably m</w:t>
       </w:r>
       <w:proofErr w:type="spellStart"/>
       <w:r>
-        <w:t>market_size_billion</w:t>
+        <w:t>arket_size_billion</w:t>
       </w:r>
       <w:proofErr w:type="spellEnd"/>
       <w:r>
@@ -3535,7 +3585,17 @@
       </w:r>
       <w:proofErr w:type="spellEnd"/>
       <w:r>
-        <w:t xml:space="preserve"> (r = −0.001) — are essentially noise.</w:t>
+        <w:t xml:space="preserve"> (r = −0.001)</w:t>
+      </w:r>
+      <w:r>
+        <w:rPr>
+          <w:rFonts w:eastAsia="宋体" w:hint="eastAsia"/>
+          <w:lang w:eastAsia="zh-CN"/>
+        </w:rPr>
+        <w:t xml:space="preserve">, </w:t>
+      </w:r>
+      <w:r>
+        <w:t>are essentially noise.</w:t>
       </w:r>
     </w:p>
     <w:tbl>
@@ -4094,7 +4154,7 @@
       </w:r>
       <w:proofErr w:type="spellEnd"/>
       <w:r>
-        <w:t xml:space="preserve"> (following the TD07 pattern), which ensures identical transformations are applied at training and inference time with no data leakage.</w:t>
+        <w:t>, which ensures identical transformations are applied at training and inference time with no data leakage.</w:t>
       </w:r>
     </w:p>
     <w:p>
@@ -4762,7 +4822,17 @@
         </w:rPr>
       </w:pPr>
       <w:r>
-        <w:t xml:space="preserve">A notable finding is that the best k for k-NN reached the upper boundary of the search grid (k = 201), even after extending the grid to 201. This indicates that k-NN performs best with maximal smoothing — a strong signal that the data has no meaningful local </w:t>
+        <w:t>A notable finding is that the best k for k-NN reached the upper boundary of the search grid (k = 201), even after extending the grid to 201. This indicates that k-NN performs best with maximal smoothing</w:t>
+      </w:r>
+      <w:r>
+        <w:rPr>
+          <w:rFonts w:eastAsia="宋体" w:hint="eastAsia"/>
+          <w:lang w:eastAsia="zh-CN"/>
+        </w:rPr>
+        <w:t xml:space="preserve">, which is </w:t>
+      </w:r>
+      <w:r>
+        <w:t xml:space="preserve">a strong signal that the data has no meaningful local </w:t>
       </w:r>
       <w:r>
         <w:t>neighborhood</w:t>
@@ -9033,7 +9103,21 @@
               <w:rPr>
                 <w:sz w:val="20"/>
               </w:rPr>
-              <w:t>~15 yrs</w:t>
+              <w:t>~15 y</w:t>
+            </w:r>
+            <w:r>
+              <w:rPr>
+                <w:rFonts w:eastAsia="宋体" w:hint="eastAsia"/>
+                <w:sz w:val="20"/>
+                <w:lang w:eastAsia="zh-CN"/>
+              </w:rPr>
+              <w:t>ea</w:t>
+            </w:r>
+            <w:r>
+              <w:rPr>
+                <w:sz w:val="20"/>
+              </w:rPr>
+              <w:t>rs</w:t>
             </w:r>
           </w:p>
         </w:tc>
@@ -9123,7 +9207,21 @@
               <w:rPr>
                 <w:sz w:val="20"/>
               </w:rPr>
-              <w:t>~2 yrs</w:t>
+              <w:t>~2 y</w:t>
+            </w:r>
+            <w:r>
+              <w:rPr>
+                <w:rFonts w:eastAsia="宋体" w:hint="eastAsia"/>
+                <w:sz w:val="20"/>
+                <w:lang w:eastAsia="zh-CN"/>
+              </w:rPr>
+              <w:t>ea</w:t>
+            </w:r>
+            <w:r>
+              <w:rPr>
+                <w:sz w:val="20"/>
+              </w:rPr>
+              <w:t>rs</w:t>
             </w:r>
           </w:p>
         </w:tc>
@@ -9213,7 +9311,21 @@
               <w:rPr>
                 <w:sz w:val="20"/>
               </w:rPr>
-              <w:t>~13 yrs</w:t>
+              <w:t>~13 y</w:t>
+            </w:r>
+            <w:r>
+              <w:rPr>
+                <w:rFonts w:eastAsia="宋体" w:hint="eastAsia"/>
+                <w:sz w:val="20"/>
+                <w:lang w:eastAsia="zh-CN"/>
+              </w:rPr>
+              <w:t>ea</w:t>
+            </w:r>
+            <w:r>
+              <w:rPr>
+                <w:sz w:val="20"/>
+              </w:rPr>
+              <w:t>rs</w:t>
             </w:r>
           </w:p>
         </w:tc>
@@ -9276,7 +9388,17 @@
       </w:pPr>
       <w:r>
         <w:lastRenderedPageBreak/>
-        <w:t xml:space="preserve">This interpretation is independent of the outcome labels and has its own business logic: the feature space naturally separates companies by their revenue level and traction, which reflects their development stage. Note that K-Means clusters do not correspond one-to-one with the outcome classes — this would only be possible if the features perfectly predicted the outcome, which they do not </w:t>
+        <w:t>This interpretation is independent of the outcome labels and has its own business logic: the feature space naturally separates companies by their revenue level and traction, which reflects their development stage. Note that K-Means clusters do not correspond one-to-one with the outcome classes</w:t>
+      </w:r>
+      <w:r>
+        <w:rPr>
+          <w:rFonts w:eastAsia="宋体" w:hint="eastAsia"/>
+          <w:lang w:eastAsia="zh-CN"/>
+        </w:rPr>
+        <w:t>. T</w:t>
+      </w:r>
+      <w:r>
+        <w:t xml:space="preserve">his would only be possible if the features perfectly predicted the outcome, which they do not </w:t>
       </w:r>
       <w:r>
         <w:rPr>
@@ -9604,7 +9726,33 @@
         <w:ind w:firstLine="440"/>
       </w:pPr>
       <w:r>
-        <w:t>Supervised learning (3-class): Logistic Regression achieves the best CV and test accuracy (CV = 73.00%, test = 72.90%), closely followed by LDA (72.58%) and Decision Tree (71.98%). The narrow gap between models (&lt; 2 pp) reflects the dataset's weak feature-target correlations rather than model capacity. The macro F1 of 0.584 is dragged down by the near-unlearnable IPO class (2.1% of data, recall = 0.19), which the model almost never predicts. Binary classification (Failure vs Acquisition): removing the 2,055 IPO samples and retraining on the remaining 97,945 samples raises macro F1 from 0.584 to 0.737 and ROC AUC to 0.816. All four models improve, with LR again performing best (CV = 74.26%). This confirms that class imbalance — not model architecture — was the primary bottleneck in the 3-class setting.</w:t>
+        <w:t xml:space="preserve">Supervised learning (3-class): Logistic Regression achieves the best CV and test accuracy (CV = 73.00%, test = 72.90%), closely followed by LDA (72.58%) and Decision Tree (71.98%). The narrow gap between models (&lt; 2 </w:t>
+      </w:r>
+      <w:r>
+        <w:t>%</w:t>
+      </w:r>
+      <w:r>
+        <w:t>) reflects the dataset's weak feature-target correlations rather than model capacity. The macro F1 of 0.584 is dragged down by the near-unlearnable IPO class (2.1% of data, recall = 0.19), which the model almost never predicts. Binary classification (Failure vs Acquisition): removing the 2,055 IPO samples and retraining on the remaining 97,945 samples raises macro F1 from 0.584 to 0.737 and ROC AUC to 0.816. All four models improve, with LR again performing best (CV = 74.26%). This confirms that class imbalance</w:t>
+      </w:r>
+      <w:r>
+        <w:rPr>
+          <w:rFonts w:eastAsia="宋体" w:hint="eastAsia"/>
+          <w:lang w:eastAsia="zh-CN"/>
+        </w:rPr>
+        <w:t xml:space="preserve">, </w:t>
+      </w:r>
+      <w:r>
+        <w:t>not model architecture</w:t>
+      </w:r>
+      <w:r>
+        <w:rPr>
+          <w:rFonts w:eastAsia="宋体" w:hint="eastAsia"/>
+          <w:lang w:eastAsia="zh-CN"/>
+        </w:rPr>
+        <w:t xml:space="preserve">, </w:t>
+      </w:r>
+      <w:r>
+        <w:t>was the primary bottleneck in the 3-class setting.</w:t>
       </w:r>
     </w:p>
     <w:p>
@@ -9613,7 +9761,27 @@
         <w:ind w:firstLine="440"/>
       </w:pPr>
       <w:r>
-        <w:t>Unsupervised learning: PCA captures only 39.65% of variance in two components, and both k=2 and k=3 yield low silhouette scores (&lt; 0.17), indicating no strong natural cluster structure. Nevertheless, three interpretable startup archetypes emerge: mature high-revenue companies (Cluster 0), early-stage young-founder startups (Cluster 1), and low-traction struggling companies (Cluster 2). With k=2, Cluster 1 aligns strongly with Failure (79.7%), providing the clearest unsupervised-to-supervised link in the analysis.</w:t>
+        <w:t>Unsupervised learning: PCA captures only 39.65% of variance in two components, and both k=2 and k=3 yield low silhouette scores (&lt; 0.17), indicating no strong natural cluster structure</w:t>
+      </w:r>
+      <w:r>
+        <w:rPr>
+          <w:rFonts w:eastAsia="宋体" w:hint="eastAsia"/>
+          <w:lang w:eastAsia="zh-CN"/>
+        </w:rPr>
+        <w:t xml:space="preserve"> and that both of k can be picked to k-mean</w:t>
+      </w:r>
+      <w:r>
+        <w:t xml:space="preserve">. Nevertheless, </w:t>
+      </w:r>
+      <w:r>
+        <w:rPr>
+          <w:rFonts w:eastAsia="宋体" w:hint="eastAsia"/>
+          <w:lang w:eastAsia="zh-CN"/>
+        </w:rPr>
+        <w:t xml:space="preserve">with k = 3, </w:t>
+      </w:r>
+      <w:r>
+        <w:t>three interpretable startup archetypes emerge: mature high-revenue companies (Cluster 0), early-stage young-founder startups (Cluster 1), and low-traction struggling companies (Cluster 2). With k=2, Cluster 1 aligns strongly with Failure (79.7%), providing the clearest unsupervised-to-supervised link in the analysis.</w:t>
       </w:r>
     </w:p>
     <w:p>
